--- a/outputs/bdf_bakery_product_doc/bdf_bakery_product_doc.docx
+++ b/outputs/bdf_bakery_product_doc/bdf_bakery_product_doc.docx
@@ -11,58 +11,61 @@
       </w:r>
     </w:p>
     <w:p>
-      <w:r>
-        <w:t>This document outlines the features, configuration, deployment, and operational guidance for Racer2 V3, customized for BDF's bakery automation needs.</w:t>
+      <w:pPr>
+        <w:pStyle w:val="Heading1"/>
+      </w:pPr>
+      <w:r>
+        <w:t>BDF Racer2 V3 Product Documentation</w:t>
       </w:r>
     </w:p>
     <w:p>
-      <w:r>
-        <w:t>---</w:t>
+      <w:pPr>
+        <w:pStyle w:val="Heading2"/>
+      </w:pPr>
+      <w:r>
+        <w:t>1. System Overview for BDF Bakery Automation</w:t>
       </w:r>
     </w:p>
     <w:p>
-      <w:pPr>
-        <w:pStyle w:val="Heading1"/>
-      </w:pPr>
-      <w:r>
-        <w:t>BDF Bakery Automation: Racer2 V3 Product Documentation</w:t>
+      <w:r>
+        <w:t>The BDF Racer2 V3 system is a powerful AI Core service designed for enhanced line-scan acquisition, image stitching, live streaming, and optional AI-assisted inspection for your bakery automation processes. It ensures consistent product quality and efficient production monitoring.</w:t>
       </w:r>
     </w:p>
     <w:p>
       <w:pPr>
-        <w:pStyle w:val="Heading2"/>
-      </w:pPr>
-      <w:r>
-        <w:t>Introduction</w:t>
+        <w:pStyle w:val="Heading3"/>
+      </w:pPr>
+      <w:r>
+        <w:t>1.1 Purpose</w:t>
       </w:r>
     </w:p>
     <w:p>
       <w:r>
-        <w:t>Racer2 V3 is designed to enhance quality control and operational efficiency within BDF's bakery production lines. This system provides advanced capabilities for line-scan image acquisition, frame stitching, live streaming, and optional AI-assisted inspection. It supports both direct hardware integration and flexible distributed deployments to meet various BDF production setups.</w:t>
+        <w:t>Racer2 V3 integrates with your production line to provide real-time visual data and analysis, supporting both hardware-backed and development workflows. It is designed to work with two Basler line cameras, capturing detailed views of your bakery products.</w:t>
       </w:r>
     </w:p>
     <w:p>
       <w:pPr>
-        <w:pStyle w:val="Heading2"/>
-      </w:pPr>
-      <w:r>
-        <w:t>1. System Overview: Enhancing BDF Production with Racer2 V3</w:t>
+        <w:pStyle w:val="Heading3"/>
+      </w:pPr>
+      <w:r>
+        <w:t>1.2 Core Capabilities for Production Monitoring</w:t>
       </w:r>
     </w:p>
     <w:p>
-      <w:r>
-        <w:t>Racer2 V3 serves as an active AI Core service, specifically engineered to support the rigorous demands of bakery automation. It integrates two Basler line cameras to capture and stitch wide-area images, providing comprehensive coverage of products on the production line.</w:t>
-      </w:r>
-    </w:p>
-    <w:p>
+      <w:pPr>
+        <w:pStyle w:val="ListBullet"/>
+      </w:pPr>
       <w:r/>
       <w:r>
         <w:rPr>
           <w:b/>
         </w:rPr>
-        <w:t>Core Capabilities for BDF Production:</w:t>
-      </w:r>
-      <w:r/>
+        <w:t>Dual-Camera Acquisition &amp; Stitched Product View:</w:t>
+      </w:r>
+      <w:r>
+        <w:t xml:space="preserve"> Captures images from two cameras and intelligently stitches them together to create a complete, unified view of each bakery item.</w:t>
+      </w:r>
     </w:p>
     <w:p>
       <w:pPr>
@@ -73,25 +76,10 @@
         <w:rPr>
           <w:b/>
         </w:rPr>
-        <w:t>Dual-Camera Acquisition:</w:t>
-      </w:r>
-      <w:r>
-        <w:t xml:space="preserve"> Captures images from two cameras and intelligently stitches them together to generate a single, wide frame suitable for inspecting larger product batches.</w:t>
-      </w:r>
-    </w:p>
-    <w:p>
-      <w:pPr>
-        <w:pStyle w:val="ListBullet"/>
-      </w:pPr>
-      <w:r/>
-      <w:r>
-        <w:rPr>
-          <w:b/>
-        </w:rPr>
-        <w:t>Live Production Monitoring:</w:t>
-      </w:r>
-      <w:r>
-        <w:t xml:space="preserve"> Offers browser-friendly JPEG capture and real-time WebSocket streaming, allowing operators to monitor the production line visually.</w:t>
+        <w:t>Browser-Friendly Monitoring:</w:t>
+      </w:r>
+      <w:r>
+        <w:t xml:space="preserve"> Provides clear JPEG captures and live WebSocket streaming directly to your operator interface for immediate visual feedback.</w:t>
       </w:r>
     </w:p>
     <w:p>
@@ -106,7 +94,7 @@
         <w:t>Flexible Camera Access:</w:t>
       </w:r>
       <w:r>
-        <w:t xml:space="preserve"> Supports direct local camera access, remote polling from a dedicated camera service, or emulated frame generation for hardware-free development and testing.</w:t>
+        <w:t xml:space="preserve"> Supports direct (local), remote (via a separate service), or emulated (synthetic for testing) camera modes to fit various deployment needs.</w:t>
       </w:r>
     </w:p>
     <w:p>
@@ -118,10 +106,10 @@
         <w:rPr>
           <w:b/>
         </w:rPr>
-        <w:t>Automated Quality Control:</w:t>
-      </w:r>
-      <w:r>
-        <w:t xml:space="preserve"> Integrates optional RF-DETR or YOLO AI models for automated inspection, identifying product anomalies or deviations from quality standards.</w:t>
+        <w:t>Automated Quality Inspection:</w:t>
+      </w:r>
+      <w:r>
+        <w:t xml:space="preserve"> Leverages optional RF-DETR or YOLO AI models for automated detection and tracking of bakery products, identifying deviations or quality concerns.</w:t>
       </w:r>
     </w:p>
     <w:p>
@@ -133,10 +121,10 @@
         <w:rPr>
           <w:b/>
         </w:rPr>
-        <w:t>Tracked-Object Color Analysis:</w:t>
-      </w:r>
-      <w:r>
-        <w:t xml:space="preserve"> Performs in-memory buffering and analysis of product colors, essential for ensuring consistent baking, ingredient quality, and overall product appearance.</w:t>
+        <w:t>Tracked-Item Color Analysis:</w:t>
+      </w:r>
+      <w:r>
+        <w:t xml:space="preserve"> Offers in-memory buffering and analysis of color data for tracked bakery items, aiding in consistency checks.</w:t>
       </w:r>
     </w:p>
     <w:p>
@@ -151,33 +139,20 @@
         <w:t>External System Integration:</w:t>
       </w:r>
       <w:r>
-        <w:t xml:space="preserve"> Facilitates forwarding processed frames to external inference services (`POST /analyze`) and performing local, file-driven inference for batch analysis (`POST /inference`).</w:t>
+        <w:t xml:space="preserve"> Supports forwarding the latest product images to external inference services (`POST /analyze`) or running local AI inspections on pre-recorded images (`POST /inference`).</w:t>
       </w:r>
     </w:p>
     <w:p>
       <w:pPr>
-        <w:pStyle w:val="Heading2"/>
-      </w:pPr>
-      <w:r>
-        <w:t>2. Operating Modes for BDF Production Flexibility</w:t>
+        <w:pStyle w:val="Heading3"/>
+      </w:pPr>
+      <w:r>
+        <w:t>1.3 Operating Modes</w:t>
       </w:r>
     </w:p>
     <w:p>
       <w:r>
-        <w:t>Racer2 V3 offers adaptable operating modes to fit different BDF production environments and testing scenarios.</w:t>
-      </w:r>
-    </w:p>
-    <w:p>
-      <w:pPr>
-        <w:pStyle w:val="Heading3"/>
-      </w:pPr>
-      <w:r>
-        <w:t>Camera Modes</w:t>
-      </w:r>
-    </w:p>
-    <w:p>
-      <w:r>
-        <w:t>The application can operate in three distinct camera modes:</w:t>
+        <w:t>The application can operate in three distinct camera modes to suit your BDF production environment:</w:t>
       </w:r>
     </w:p>
     <w:p>
@@ -189,10 +164,10 @@
         <w:rPr>
           <w:b/>
         </w:rPr>
-        <w:t>Local Mode (`local`):</w:t>
-      </w:r>
-      <w:r>
-        <w:t xml:space="preserve"> The main FastAPI service directly controls and acquires images from the Basler cameras. This mode is ideal when the processing unit is located directly on the production line with physical access to the cameras.</w:t>
+        <w:t>`local`:</w:t>
+      </w:r>
+      <w:r>
+        <w:t xml:space="preserve"> The main system directly controls the Basler cameras, ideal for setups where the processing unit is close to the hardware.</w:t>
       </w:r>
     </w:p>
     <w:p>
@@ -204,10 +179,10 @@
         <w:rPr>
           <w:b/>
         </w:rPr>
-        <w:t>Remote Mode (`remote`):</w:t>
-      </w:r>
-      <w:r>
-        <w:t xml:space="preserve"> The main FastAPI service connects to and polls a separate, dedicated camera service running on another host. This is beneficial for distributed setups where the camera hardware must remain close to the production line, while the AI and web interface run on a central server in a control room.</w:t>
+        <w:t>`remote`:</w:t>
+      </w:r>
+      <w:r>
+        <w:t xml:space="preserve"> The main system fetches product images from a separate camera service over your network, useful for distributing workloads or when the camera host needs to remain dedicated to hardware access.</w:t>
       </w:r>
     </w:p>
     <w:p>
@@ -219,23 +194,15 @@
         <w:rPr>
           <w:b/>
         </w:rPr>
-        <w:t>Emulated Mode (`emulated`):</w:t>
-      </w:r>
-      <w:r>
-        <w:t xml:space="preserve"> The application generates synthetic frames internally. This mode is excellent for development, testing, and UI validation without requiring actual camera hardware, allowing BDF developers to test features offline.</w:t>
+        <w:t>`emulated`:</w:t>
+      </w:r>
+      <w:r>
+        <w:t xml:space="preserve"> The system generates synthetic images, perfect for testing the operator interface, API integrations, and AI workflows without requiring physical cameras.</w:t>
       </w:r>
     </w:p>
     <w:p>
-      <w:pPr>
-        <w:pStyle w:val="Heading3"/>
-      </w:pPr>
-      <w:r>
-        <w:t>AI Processing Options</w:t>
-      </w:r>
-    </w:p>
-    <w:p>
-      <w:r>
-        <w:t>AI processing for automated inspection can be configured as follows:</w:t>
+      <w:r>
+        <w:t>AI processing offers flexibility:</w:t>
       </w:r>
     </w:p>
     <w:p>
@@ -250,7 +217,7 @@
         <w:t>Disabled:</w:t>
       </w:r>
       <w:r>
-        <w:t xml:space="preserve"> For scenarios where only raw streaming and visual monitoring are required.</w:t>
+        <w:t xml:space="preserve"> For raw streaming and manual inspection only.</w:t>
       </w:r>
     </w:p>
     <w:p>
@@ -265,7 +232,7 @@
         <w:t>Enabled with `rfdetr`:</w:t>
       </w:r>
       <w:r>
-        <w:t xml:space="preserve"> Utilizes the RF-DETR model for precise detection and tracking of products on the line.</w:t>
+        <w:t xml:space="preserve"> Utilizes RF-DETR for advanced detection and tracking.</w:t>
       </w:r>
     </w:p>
     <w:p>
@@ -277,64 +244,83 @@
         <w:rPr>
           <w:b/>
         </w:rPr>
-        <w:t>Enabled with YOLO plus SORT:</w:t>
-      </w:r>
-      <w:r>
-        <w:t xml:space="preserve"> Leverages YOLO for detection combined with SORT for robust object tracking, suitable for a wide range of inspection tasks.</w:t>
+        <w:t>Enabled with YOLO:</w:t>
+      </w:r>
+      <w:r>
+        <w:t xml:space="preserve"> Provides YOLO detection combined with SORT tracking for comprehensive monitoring.</w:t>
       </w:r>
     </w:p>
     <w:p>
       <w:pPr>
-        <w:pStyle w:val="Heading2"/>
-      </w:pPr>
-      <w:r>
-        <w:t>3. API Reference: Production Monitoring and Control</w:t>
+        <w:pStyle w:val="Heading3"/>
+      </w:pPr>
+      <w:r>
+        <w:t>1.4 High-Level Production Flow</w:t>
       </w:r>
     </w:p>
     <w:p>
       <w:r>
-        <w:t>This section details the primary API endpoints for BDF operators and integrators, focusing on production monitoring, quality control, and system management.</w:t>
+        <w:t>1.  The main application (`main.py`) initiates the system and selects a camera runtime.</w:t>
       </w:r>
     </w:p>
     <w:p>
-      <w:pPr>
-        <w:pStyle w:val="Heading3"/>
-      </w:pPr>
-      <w:r>
-        <w:t>Main Service Base URL</w:t>
+      <w:r>
+        <w:t>2.  The camera runtime begins capturing, polling, or emulating JPEG images of your bakery products.</w:t>
       </w:r>
     </w:p>
     <w:p>
       <w:r>
-        <w:t>By default, the main Racer2 V3 service listens for requests on:</w:t>
+        <w:t>3.  If AI inspection is active, model initialization proceeds in the background, reporting progress.</w:t>
       </w:r>
     </w:p>
     <w:p>
       <w:r>
-        <w:t>`http://localhost:8000`</w:t>
+        <w:t>4.  The most recent stitched product image is made available to:</w:t>
       </w:r>
     </w:p>
     <w:p>
-      <w:r>
-        <w:t>If a dedicated host-side camera service is deployed (in `remote` camera mode), it listens on:</w:t>
+      <w:pPr>
+        <w:pStyle w:val="ListBullet"/>
+      </w:pPr>
+      <w:r>
+        <w:t>`GET /capture` (for current image retrieval)</w:t>
       </w:r>
     </w:p>
     <w:p>
-      <w:r>
-        <w:t>`http://localhost:8001`</w:t>
+      <w:pPr>
+        <w:pStyle w:val="ListBullet"/>
+      </w:pPr>
+      <w:r>
+        <w:t>`POST /analyze` (for forwarding to external inference)</w:t>
       </w:r>
     </w:p>
     <w:p>
       <w:pPr>
-        <w:pStyle w:val="Heading3"/>
-      </w:pPr>
-      <w:r>
-        <w:t>3.1. Monitoring Production Status (`GET /status`)</w:t>
+        <w:pStyle w:val="ListBullet"/>
+      </w:pPr>
+      <w:r>
+        <w:t>`POST /inference` (for local file-based inspection)</w:t>
       </w:r>
     </w:p>
     <w:p>
-      <w:r>
-        <w:t>This endpoint provides a real-time overview of the system's operational health, critical for monitoring the BDF production line.</w:t>
+      <w:pPr>
+        <w:pStyle w:val="ListBullet"/>
+      </w:pPr>
+      <w:r>
+        <w:t>`WebSocket /ws` (for live streaming to the operator interface)</w:t>
+      </w:r>
+    </w:p>
+    <w:p>
+      <w:r>
+        <w:t>5.  With color analysis active, samples from tracked bakery items are buffered and accessible via dedicated color endpoints, allowing for detailed consistency analysis.</w:t>
+      </w:r>
+    </w:p>
+    <w:p>
+      <w:pPr>
+        <w:pStyle w:val="Heading3"/>
+      </w:pPr>
+      <w:r>
+        <w:t>1.5 System Components</w:t>
       </w:r>
     </w:p>
     <w:p>
@@ -346,10 +332,10 @@
         <w:rPr>
           <w:b/>
         </w:rPr>
-        <w:t>Purpose:</w:t>
-      </w:r>
-      <w:r>
-        <w:t xml:space="preserve"> Check the readiness of the AI, camera, and data stream components.</w:t>
+        <w:t>`src/server`:</w:t>
+      </w:r>
+      <w:r>
+        <w:t xml:space="preserve"> Manages application startup, API endpoints, camera mode selection, and AI status reporting.</w:t>
       </w:r>
     </w:p>
     <w:p>
@@ -361,7 +347,601 @@
         <w:rPr>
           <w:b/>
         </w:rPr>
-        <w:t>Information Provided:</w:t>
+        <w:t>`src/front`:</w:t>
+      </w:r>
+      <w:r>
+        <w:t xml:space="preserve"> The browser-based operator interface and health dashboard.</w:t>
+      </w:r>
+    </w:p>
+    <w:p>
+      <w:pPr>
+        <w:pStyle w:val="ListBullet"/>
+      </w:pPr>
+      <w:r/>
+      <w:r>
+        <w:rPr>
+          <w:b/>
+        </w:rPr>
+        <w:t>`src/libs/racer2_camera`:</w:t>
+      </w:r>
+      <w:r>
+        <w:t xml:space="preserve"> Handles camera acquisition, image stitching, resizing, and JPEG encoding for the live production workflow.</w:t>
+      </w:r>
+    </w:p>
+    <w:p>
+      <w:pPr>
+        <w:pStyle w:val="ListBullet"/>
+      </w:pPr>
+      <w:r/>
+      <w:r>
+        <w:rPr>
+          <w:b/>
+        </w:rPr>
+        <w:t>`src/libs/ai`:</w:t>
+      </w:r>
+      <w:r>
+        <w:t xml:space="preserve"> Manages RF-DETR or YOLO inference, tracking of bakery items, annotation, and single-image inference capabilities.</w:t>
+      </w:r>
+    </w:p>
+    <w:p>
+      <w:pPr>
+        <w:pStyle w:val="ListBullet"/>
+      </w:pPr>
+      <w:r/>
+      <w:r>
+        <w:rPr>
+          <w:b/>
+        </w:rPr>
+        <w:t>`src/libs/color`:</w:t>
+      </w:r>
+      <w:r>
+        <w:t xml:space="preserve"> Provides tools for color conversion, per-object analysis, and buffering of historical color samples for production insights.</w:t>
+      </w:r>
+    </w:p>
+    <w:p>
+      <w:pPr>
+        <w:pStyle w:val="Heading2"/>
+      </w:pPr>
+      <w:r>
+        <w:t>2. System Architecture and Data Flow for BDF Production Monitoring</w:t>
+      </w:r>
+    </w:p>
+    <w:p>
+      <w:r>
+        <w:t>The BDF Racer2 V3 system is structured into layers to ensure robust and efficient operation, from camera acquisition to AI-driven quality control.</w:t>
+      </w:r>
+    </w:p>
+    <w:p>
+      <w:pPr>
+        <w:pStyle w:val="Heading3"/>
+      </w:pPr>
+      <w:r>
+        <w:t>2.1 Runtime Layers</w:t>
+      </w:r>
+    </w:p>
+    <w:p>
+      <w:r>
+        <w:t>The system is logically divided into three layers:</w:t>
+      </w:r>
+    </w:p>
+    <w:p>
+      <w:r>
+        <w:t xml:space="preserve">1.  </w:t>
+      </w:r>
+      <w:r>
+        <w:rPr>
+          <w:b/>
+        </w:rPr>
+        <w:t>Entrypoints:</w:t>
+      </w:r>
+      <w:r>
+        <w:t xml:space="preserve"> Initiates the main application (`main.py` on port `8000`) and the dedicated camera service (`camera_main.py` on port `8001`).</w:t>
+      </w:r>
+    </w:p>
+    <w:p>
+      <w:r>
+        <w:t xml:space="preserve">2.  </w:t>
+      </w:r>
+      <w:r>
+        <w:rPr>
+          <w:b/>
+        </w:rPr>
+        <w:t>Server Layer:</w:t>
+      </w:r>
+      <w:r>
+        <w:t xml:space="preserve"> Exposes the main operator interface, live streaming, AI inspection, and color analysis endpoints (`src/server/app.py`). It also includes the host-side camera-only API (`src/server/camera_service.py`).</w:t>
+      </w:r>
+    </w:p>
+    <w:p>
+      <w:r>
+        <w:t xml:space="preserve">3.  </w:t>
+      </w:r>
+      <w:r>
+        <w:rPr>
+          <w:b/>
+        </w:rPr>
+        <w:t>Library Layer:</w:t>
+      </w:r>
+      <w:r>
+        <w:t xml:space="preserve"> Contains reusable components for camera control (`src/libs/racer2_camera`), AI processing (`src/libs/ai`), and color analysis (`src/libs/color`).</w:t>
+      </w:r>
+    </w:p>
+    <w:p>
+      <w:pPr>
+        <w:pStyle w:val="Heading3"/>
+      </w:pPr>
+      <w:r>
+        <w:t>2.2 Camera Pipeline for Quality Control</w:t>
+      </w:r>
+    </w:p>
+    <w:p>
+      <w:r>
+        <w:t>The live image acquisition and stitching process, critical for BDF's quality control, occurs as follows:</w:t>
+      </w:r>
+    </w:p>
+    <w:p>
+      <w:r>
+        <w:t xml:space="preserve">1.  </w:t>
+      </w:r>
+      <w:r>
+        <w:rPr>
+          <w:b/>
+        </w:rPr>
+        <w:t>Device Discovery:</w:t>
+      </w:r>
+      <w:r>
+        <w:t xml:space="preserve"> Identifies Basler cameras using `pypylon`.</w:t>
+      </w:r>
+    </w:p>
+    <w:p>
+      <w:r>
+        <w:t xml:space="preserve">2.  </w:t>
+      </w:r>
+      <w:r>
+        <w:rPr>
+          <w:b/>
+        </w:rPr>
+        <w:t>Camera Requirements:</w:t>
+      </w:r>
+      <w:r>
+        <w:t xml:space="preserve"> Ensures the configured number of cameras are available.</w:t>
+      </w:r>
+    </w:p>
+    <w:p>
+      <w:r>
+        <w:t xml:space="preserve">3.  </w:t>
+      </w:r>
+      <w:r>
+        <w:rPr>
+          <w:b/>
+        </w:rPr>
+        <w:t>Configuration:</w:t>
+      </w:r>
+      <w:r>
+        <w:t xml:space="preserve"> Sets up trigger, pixel format, and optional white balance, unless `CAMERA_CONFIG_BY_PYLON=true` (indicating external camera configuration).</w:t>
+      </w:r>
+    </w:p>
+    <w:p>
+      <w:r>
+        <w:t xml:space="preserve">4.  </w:t>
+      </w:r>
+      <w:r>
+        <w:rPr>
+          <w:b/>
+        </w:rPr>
+        <w:t>Strip Acquisition:</w:t>
+      </w:r>
+      <w:r>
+        <w:t xml:space="preserve"> Reads multiple vertical strips of pixels from each camera.</w:t>
+      </w:r>
+    </w:p>
+    <w:p>
+      <w:r>
+        <w:t xml:space="preserve">5.  </w:t>
+      </w:r>
+      <w:r>
+        <w:rPr>
+          <w:b/>
+        </w:rPr>
+        <w:t>Vertical Stacking:</w:t>
+      </w:r>
+      <w:r>
+        <w:t xml:space="preserve"> Stacks these strips to form complete images from each camera.</w:t>
+      </w:r>
+    </w:p>
+    <w:p>
+      <w:r>
+        <w:t xml:space="preserve">6.  </w:t>
+      </w:r>
+      <w:r>
+        <w:rPr>
+          <w:b/>
+        </w:rPr>
+        <w:t>Alignment:</w:t>
+      </w:r>
+      <w:r>
+        <w:t xml:space="preserve"> Applies horizontal and vertical offsets to align the images.</w:t>
+      </w:r>
+    </w:p>
+    <w:p>
+      <w:r>
+        <w:t xml:space="preserve">7.  </w:t>
+      </w:r>
+      <w:r>
+        <w:rPr>
+          <w:b/>
+        </w:rPr>
+        <w:t>Image Stitching:</w:t>
+      </w:r>
+      <w:r>
+        <w:t xml:space="preserve"> Merges the output from multiple cameras into a single, comprehensive image of the product.</w:t>
+      </w:r>
+    </w:p>
+    <w:p>
+      <w:r>
+        <w:t xml:space="preserve">8.  </w:t>
+      </w:r>
+      <w:r>
+        <w:rPr>
+          <w:b/>
+        </w:rPr>
+        <w:t>Color Conversion:</w:t>
+      </w:r>
+      <w:r>
+        <w:t xml:space="preserve"> Converts the stitched image to BGR format if required by the selected pixel format.</w:t>
+      </w:r>
+    </w:p>
+    <w:p>
+      <w:r>
+        <w:t xml:space="preserve">9.  </w:t>
+      </w:r>
+      <w:r>
+        <w:rPr>
+          <w:b/>
+        </w:rPr>
+        <w:t>Formatting:</w:t>
+      </w:r>
+      <w:r>
+        <w:t xml:space="preserve"> Resizes and JPEG-encodes the final image for efficient consumption.</w:t>
+      </w:r>
+    </w:p>
+    <w:p>
+      <w:r>
+        <w:t xml:space="preserve">10. </w:t>
+      </w:r>
+      <w:r>
+        <w:rPr>
+          <w:b/>
+        </w:rPr>
+        <w:t>Caching:</w:t>
+      </w:r>
+      <w:r>
+        <w:t xml:space="preserve"> Stores the latest JPEG image for quick access by the operator interface and other systems.</w:t>
+      </w:r>
+    </w:p>
+    <w:p>
+      <w:r>
+        <w:t>Runtime adjustments to image stitching alignment can be performed via:</w:t>
+      </w:r>
+    </w:p>
+    <w:p>
+      <w:pPr>
+        <w:pStyle w:val="ListBullet"/>
+      </w:pPr>
+      <w:r>
+        <w:t>`GET /camera/alignment`</w:t>
+      </w:r>
+    </w:p>
+    <w:p>
+      <w:pPr>
+        <w:pStyle w:val="ListBullet"/>
+      </w:pPr>
+      <w:r>
+        <w:t>`POST /camera/alignment`</w:t>
+      </w:r>
+    </w:p>
+    <w:p>
+      <w:pPr>
+        <w:pStyle w:val="Heading3"/>
+      </w:pPr>
+      <w:r>
+        <w:t>2.3 AI Pipeline for Automated Inspection</w:t>
+      </w:r>
+    </w:p>
+    <w:p>
+      <w:r>
+        <w:t>The AI orchestration is integral to BDF's automated inspection and quality assurance.</w:t>
+      </w:r>
+    </w:p>
+    <w:p>
+      <w:pPr>
+        <w:pStyle w:val="ListBullet"/>
+      </w:pPr>
+      <w:r/>
+      <w:r>
+        <w:rPr>
+          <w:b/>
+        </w:rPr>
+        <w:t>Model Selection:</w:t>
+      </w:r>
+      <w:r>
+        <w:t xml:space="preserve"> The system uses either `rfdetr` for RF-DETR-backed detection and tracking, or YOLO detection with SORT tracking (for any other model name). This is controlled by `AI_MODEL_NAME`.</w:t>
+      </w:r>
+    </w:p>
+    <w:p>
+      <w:pPr>
+        <w:pStyle w:val="ListBullet"/>
+      </w:pPr>
+      <w:r/>
+      <w:r>
+        <w:rPr>
+          <w:b/>
+        </w:rPr>
+        <w:t>Asynchronous Initialization:</w:t>
+      </w:r>
+      <w:r>
+        <w:t xml:space="preserve"> AI initialization runs in the background, preventing delays in server startup.</w:t>
+      </w:r>
+    </w:p>
+    <w:p>
+      <w:pPr>
+        <w:pStyle w:val="ListBullet"/>
+      </w:pPr>
+      <w:r/>
+      <w:r>
+        <w:rPr>
+          <w:b/>
+        </w:rPr>
+        <w:t>Status Monitoring:</w:t>
+      </w:r>
+      <w:r>
+        <w:t xml:space="preserve"> `/status` provides updates on AI checkpoint progress, allowing operators to monitor readiness.</w:t>
+      </w:r>
+    </w:p>
+    <w:p>
+      <w:pPr>
+        <w:pStyle w:val="ListBullet"/>
+      </w:pPr>
+      <w:r/>
+      <w:r>
+        <w:rPr>
+          <w:b/>
+        </w:rPr>
+        <w:t>Live Stream:</w:t>
+      </w:r>
+      <w:r>
+        <w:t xml:space="preserve"> The WebSocket stream sends raw product images until the AI is fully ready, then switches to AI-annotated frames.</w:t>
+      </w:r>
+    </w:p>
+    <w:p>
+      <w:pPr>
+        <w:pStyle w:val="ListBullet"/>
+      </w:pPr>
+      <w:r/>
+      <w:r>
+        <w:rPr>
+          <w:b/>
+        </w:rPr>
+        <w:t>Single-Image Inspection:</w:t>
+      </w:r>
+      <w:r>
+        <w:t xml:space="preserve"> `run_single_image_inference()` supports `POST /inference` for analyzing individual product images from local storage.</w:t>
+      </w:r>
+    </w:p>
+    <w:p>
+      <w:r>
+        <w:t>#### Color Analysis for Product Consistency</w:t>
+      </w:r>
+    </w:p>
+    <w:p>
+      <w:r>
+        <w:t>The AI pipeline also manages a `ColorBuffer` that stores the history of tracked bakery items. This enables:</w:t>
+      </w:r>
+    </w:p>
+    <w:p>
+      <w:pPr>
+        <w:pStyle w:val="ListBullet"/>
+      </w:pPr>
+      <w:r/>
+      <w:r>
+        <w:rPr>
+          <w:b/>
+        </w:rPr>
+        <w:t>Per-Item Sample State:</w:t>
+      </w:r>
+      <w:r>
+        <w:t xml:space="preserve"> Captures the latest color characteristics for each tracked product.</w:t>
+      </w:r>
+    </w:p>
+    <w:p>
+      <w:pPr>
+        <w:pStyle w:val="ListBullet"/>
+      </w:pPr>
+      <w:r/>
+      <w:r>
+        <w:rPr>
+          <w:b/>
+        </w:rPr>
+        <w:t>Rolling History:</w:t>
+      </w:r>
+      <w:r>
+        <w:t xml:space="preserve"> Maintains a history of color samples for trend analysis.</w:t>
+      </w:r>
+    </w:p>
+    <w:p>
+      <w:pPr>
+        <w:pStyle w:val="ListBullet"/>
+      </w:pPr>
+      <w:r/>
+      <w:r>
+        <w:rPr>
+          <w:b/>
+        </w:rPr>
+        <w:t>Data Export:</w:t>
+      </w:r>
+      <w:r>
+        <w:t xml:space="preserve"> Supports CSV export of color data for further analysis.</w:t>
+      </w:r>
+    </w:p>
+    <w:p>
+      <w:pPr>
+        <w:pStyle w:val="ListBullet"/>
+      </w:pPr>
+      <w:r/>
+      <w:r>
+        <w:rPr>
+          <w:b/>
+        </w:rPr>
+        <w:t>Production-Shaped Output:</w:t>
+      </w:r>
+      <w:r>
+        <w:t xml:space="preserve"> Generates color analysis output tailored for downstream production monitoring systems.</w:t>
+      </w:r>
+    </w:p>
+    <w:p>
+      <w:pPr>
+        <w:pStyle w:val="Heading3"/>
+      </w:pPr>
+      <w:r>
+        <w:t>2.4 Data Consumers for Integrated Monitoring</w:t>
+      </w:r>
+    </w:p>
+    <w:p>
+      <w:r>
+        <w:t>The latest processed product image is available to various monitoring and control systems:</w:t>
+      </w:r>
+    </w:p>
+    <w:p>
+      <w:pPr>
+        <w:pStyle w:val="ListBullet"/>
+      </w:pPr>
+      <w:r>
+        <w:t>`GET /capture`: For retrieving the most recent JPEG image.</w:t>
+      </w:r>
+    </w:p>
+    <w:p>
+      <w:pPr>
+        <w:pStyle w:val="ListBullet"/>
+      </w:pPr>
+      <w:r>
+        <w:t>`POST /analyze`: For forwarding images to external inference services.</w:t>
+      </w:r>
+    </w:p>
+    <w:p>
+      <w:pPr>
+        <w:pStyle w:val="ListBullet"/>
+      </w:pPr>
+      <w:r>
+        <w:t>`POST /inference`: For local AI inference on specified image files.</w:t>
+      </w:r>
+    </w:p>
+    <w:p>
+      <w:pPr>
+        <w:pStyle w:val="ListBullet"/>
+      </w:pPr>
+      <w:r>
+        <w:t>`WebSocket /ws`: For live streaming to the browser-based operator interface.</w:t>
+      </w:r>
+    </w:p>
+    <w:p>
+      <w:pPr>
+        <w:pStyle w:val="ListBullet"/>
+      </w:pPr>
+      <w:r>
+        <w:t>The browser UI (`src/front/index.html`): Displays live and historical product images.</w:t>
+      </w:r>
+    </w:p>
+    <w:p>
+      <w:pPr>
+        <w:pStyle w:val="Heading2"/>
+      </w:pPr>
+      <w:r>
+        <w:t>3. Configuration for BDF's Production Environment</w:t>
+      </w:r>
+    </w:p>
+    <w:p>
+      <w:r>
+        <w:t>The BDF Racer2 V3 system uses a clear and layered configuration approach to adapt to your specific production needs.</w:t>
+      </w:r>
+    </w:p>
+    <w:p>
+      <w:pPr>
+        <w:pStyle w:val="Heading3"/>
+      </w:pPr>
+      <w:r>
+        <w:t>3.1 Configuration Sources</w:t>
+      </w:r>
+    </w:p>
+    <w:p>
+      <w:r>
+        <w:t>Configuration is managed through two types of files:</w:t>
+      </w:r>
+    </w:p>
+    <w:p>
+      <w:pPr>
+        <w:pStyle w:val="ListBullet"/>
+      </w:pPr>
+      <w:r/>
+      <w:r>
+        <w:rPr>
+          <w:b/>
+        </w:rPr>
+        <w:t>Non-Secret Runtime Settings:</w:t>
+      </w:r>
+      <w:r>
+        <w:t xml:space="preserve"> Stored in [`settings.json`](../settings.json), these define operational parameters like camera modes, AI settings, and timing.</w:t>
+      </w:r>
+    </w:p>
+    <w:p>
+      <w:pPr>
+        <w:pStyle w:val="ListBullet"/>
+      </w:pPr>
+      <w:r/>
+      <w:r>
+        <w:rPr>
+          <w:b/>
+        </w:rPr>
+        <w:t>Secrets and Environment Selection:</w:t>
+      </w:r>
+      <w:r>
+        <w:t xml:space="preserve"> Located in [`.env`](../.env) and optionally [`.env.debug`](../.env.debug), these files handle sensitive information like API keys and control the application's environment.</w:t>
+      </w:r>
+    </w:p>
+    <w:p>
+      <w:pPr>
+        <w:pStyle w:val="Heading3"/>
+      </w:pPr>
+      <w:r>
+        <w:t>3.2 Loading Order (Prioritization)</w:t>
+      </w:r>
+    </w:p>
+    <w:p>
+      <w:r>
+        <w:t>The system loads configurations in a specific order, with later sources overriding earlier ones:</w:t>
+      </w:r>
+    </w:p>
+    <w:p>
+      <w:r>
+        <w:t>1.  `.env` (base environment settings)</w:t>
+      </w:r>
+    </w:p>
+    <w:p>
+      <w:r>
+        <w:t>2.  `APP_ENV_FILE` (if set, overrides `.env`) or `.env.debug` (if `APP_ENV=debug`)</w:t>
+      </w:r>
+    </w:p>
+    <w:p>
+      <w:r>
+        <w:t>3.  `settings.json` (runtime settings, applied after environment files)</w:t>
+      </w:r>
+    </w:p>
+    <w:p>
+      <w:r/>
+      <w:r>
+        <w:rPr>
+          <w:b/>
+        </w:rPr>
+        <w:t>In practice for BDF:</w:t>
       </w:r>
       <w:r/>
     </w:p>
@@ -374,10 +954,10 @@
         <w:rPr>
           <w:b/>
         </w:rPr>
-        <w:t>`ai`</w:t>
-      </w:r>
-      <w:r>
-        <w:t>: Indicates if AI is enabled, which model is running, its current phase (e.g., "ready" for inspection), and any messages or errors.</w:t>
+        <w:t>Secrets:</w:t>
+      </w:r>
+      <w:r>
+        <w:t xml:space="preserve"> Typically reside in `.env` for security.</w:t>
       </w:r>
     </w:p>
     <w:p>
@@ -389,10 +969,10 @@
         <w:rPr>
           <w:b/>
         </w:rPr>
-        <w:t>`camera`</w:t>
-      </w:r>
-      <w:r>
-        <w:t>: Reports if the camera system is ready to capture images, its message, and any errors.</w:t>
+        <w:t>Production-Specific Settings:</w:t>
+      </w:r>
+      <w:r>
+        <w:t xml:space="preserve"> Non-secret parameters for different profiles (e.g., `production`, `debug`, `docker`) are best placed in `settings.json`.</w:t>
       </w:r>
     </w:p>
     <w:p>
@@ -404,1223 +984,28 @@
         <w:rPr>
           <w:b/>
         </w:rPr>
-        <w:t>`stream`</w:t>
-      </w:r>
-      <w:r>
-        <w:t>: Shows if a frame has been acquired and the current streaming mode (e.g., "tracked" for AI-annotated frames, "raw" for unannotated frames).</w:t>
+        <w:t>Environment Variables:</w:t>
+      </w:r>
+      <w:r>
+        <w:t xml:space="preserve"> Can override any setting, offering maximum flexibility when needed.</w:t>
       </w:r>
     </w:p>
     <w:p>
-      <w:r/>
-      <w:r>
-        <w:rPr>
-          <w:b/>
-        </w:rPr>
-        <w:t>Example Response Shape:</w:t>
-      </w:r>
-      <w:r/>
+      <w:pPr>
+        <w:pStyle w:val="Heading3"/>
+      </w:pPr>
+      <w:r>
+        <w:t>3.3 Key `settings.json` Parameters for BDF</w:t>
+      </w:r>
     </w:p>
     <w:p>
       <w:r>
-        <w:t>```json</w:t>
+        <w:t>Here are critical settings in `settings.json` that BDF operators and engineers might adjust:</w:t>
       </w:r>
     </w:p>
     <w:p>
       <w:r>
-        <w:t>{</w:t>
-      </w:r>
-    </w:p>
-    <w:p>
-      <w:r>
-        <w:t>"ai": {</w:t>
-      </w:r>
-    </w:p>
-    <w:p>
-      <w:r>
-        <w:t>"enabled": true,</w:t>
-      </w:r>
-    </w:p>
-    <w:p>
-      <w:r>
-        <w:t>"model_name": "rfdetr",</w:t>
-      </w:r>
-    </w:p>
-    <w:p>
-      <w:r>
-        <w:t>"phase": "ready",</w:t>
-      </w:r>
-    </w:p>
-    <w:p>
-      <w:r>
-        <w:t>"message": "RFDETR ready",</w:t>
-      </w:r>
-    </w:p>
-    <w:p>
-      <w:r>
-        <w:t>"error": null,</w:t>
-      </w:r>
-    </w:p>
-    <w:p>
-      <w:r>
-        <w:t>"checkpoints": []</w:t>
-      </w:r>
-    </w:p>
-    <w:p>
-      <w:r>
-        <w:t>},</w:t>
-      </w:r>
-    </w:p>
-    <w:p>
-      <w:r>
-        <w:t>"camera": {</w:t>
-      </w:r>
-    </w:p>
-    <w:p>
-      <w:r>
-        <w:t>"ready": true,</w:t>
-      </w:r>
-    </w:p>
-    <w:p>
-      <w:r>
-        <w:t>"message": "Camera ready",</w:t>
-      </w:r>
-    </w:p>
-    <w:p>
-      <w:r>
-        <w:t>"error": null,</w:t>
-      </w:r>
-    </w:p>
-    <w:p>
-      <w:r>
-        <w:t>"backend": "local"</w:t>
-      </w:r>
-    </w:p>
-    <w:p>
-      <w:r>
-        <w:t>},</w:t>
-      </w:r>
-    </w:p>
-    <w:p>
-      <w:r>
-        <w:t>"stream": {</w:t>
-      </w:r>
-    </w:p>
-    <w:p>
-      <w:r>
-        <w:t>"has_frame": true,</w:t>
-      </w:r>
-    </w:p>
-    <w:p>
-      <w:r>
-        <w:t>"mode": "tracked"</w:t>
-      </w:r>
-    </w:p>
-    <w:p>
-      <w:r>
-        <w:t>}</w:t>
-      </w:r>
-    </w:p>
-    <w:p>
-      <w:r>
-        <w:t>}</w:t>
-      </w:r>
-    </w:p>
-    <w:p>
-      <w:r>
-        <w:t>```</w:t>
-      </w:r>
-    </w:p>
-    <w:p>
-      <w:pPr>
-        <w:pStyle w:val="ListBullet"/>
-      </w:pPr>
-      <w:r/>
-      <w:r>
-        <w:rPr>
-          <w:b/>
-        </w:rPr>
-        <w:t>Response:</w:t>
-      </w:r>
-      <w:r>
-        <w:t xml:space="preserve"> `200 application/json`</w:t>
-      </w:r>
-    </w:p>
-    <w:p>
-      <w:pPr>
-        <w:pStyle w:val="Heading3"/>
-      </w:pPr>
-      <w:r>
-        <w:t>3.2. Live Production Stream (`WebSocket /ws`)</w:t>
-      </w:r>
-    </w:p>
-    <w:p>
-      <w:r>
-        <w:t>This WebSocket endpoint provides a continuous, real-time visual feed of the production line.</w:t>
-      </w:r>
-    </w:p>
-    <w:p>
-      <w:pPr>
-        <w:pStyle w:val="ListBullet"/>
-      </w:pPr>
-      <w:r/>
-      <w:r>
-        <w:rPr>
-          <w:b/>
-        </w:rPr>
-        <w:t>Purpose:</w:t>
-      </w:r>
-      <w:r>
-        <w:t xml:space="preserve"> Stream either raw JPEG frames for general monitoring or AI-annotated JPEG frames highlighting detected products and their status. Essential for operators to visually oversee product flow and immediate inspection results.</w:t>
-      </w:r>
-    </w:p>
-    <w:p>
-      <w:pPr>
-        <w:pStyle w:val="ListBullet"/>
-      </w:pPr>
-      <w:r/>
-      <w:r>
-        <w:rPr>
-          <w:b/>
-        </w:rPr>
-        <w:t>Operational Notes:</w:t>
-      </w:r>
-      <w:r>
-        <w:t xml:space="preserve"> The server may send text messages (e.g., `warming_up`, camera error text) if frames are not available, providing operators with immediate status updates.</w:t>
-      </w:r>
-    </w:p>
-    <w:p>
-      <w:pPr>
-        <w:pStyle w:val="Heading3"/>
-      </w:pPr>
-      <w:r>
-        <w:t>3.3. On-Demand Frame Capture (`GET /capture`)</w:t>
-      </w:r>
-    </w:p>
-    <w:p>
-      <w:pPr>
-        <w:pStyle w:val="ListBullet"/>
-      </w:pPr>
-      <w:r/>
-      <w:r>
-        <w:rPr>
-          <w:b/>
-        </w:rPr>
-        <w:t>Purpose:</w:t>
-      </w:r>
-      <w:r>
-        <w:t xml:space="preserve"> Retrieve the very latest JPEG frame from the production line's shared cache. Useful for immediate manual inspection or to capture a specific moment on the line.</w:t>
-      </w:r>
-    </w:p>
-    <w:p>
-      <w:pPr>
-        <w:pStyle w:val="ListBullet"/>
-      </w:pPr>
-      <w:r/>
-      <w:r>
-        <w:rPr>
-          <w:b/>
-        </w:rPr>
-        <w:t>Success:</w:t>
-      </w:r>
-      <w:r>
-        <w:t xml:space="preserve"> `200 image/jpeg` (returns a JPEG image).</w:t>
-      </w:r>
-    </w:p>
-    <w:p>
-      <w:pPr>
-        <w:pStyle w:val="ListBullet"/>
-      </w:pPr>
-      <w:r/>
-      <w:r>
-        <w:rPr>
-          <w:b/>
-        </w:rPr>
-        <w:t>Failure Cases:</w:t>
-      </w:r>
-      <w:r/>
-    </w:p>
-    <w:p>
-      <w:pPr>
-        <w:pStyle w:val="ListBullet"/>
-      </w:pPr>
-      <w:r>
-        <w:t>`503` if the camera is not yet ready.</w:t>
-      </w:r>
-    </w:p>
-    <w:p>
-      <w:pPr>
-        <w:pStyle w:val="ListBullet"/>
-      </w:pPr>
-      <w:r>
-        <w:t>`503` if no frame has been produced (e.g., system is still starting or camera issue).</w:t>
-      </w:r>
-    </w:p>
-    <w:p>
-      <w:pPr>
-        <w:pStyle w:val="Heading3"/>
-      </w:pPr>
-      <w:r>
-        <w:t>3.4. Automated Quality Control &amp; Inspection</w:t>
-      </w:r>
-    </w:p>
-    <w:p>
-      <w:r>
-        <w:t>These endpoints enable automated product inspection and data collection critical for maintaining BDF's quality standards.</w:t>
-      </w:r>
-    </w:p>
-    <w:p>
-      <w:r>
-        <w:t>#### 3.4.1. External Inference (`POST /analyze`)</w:t>
-      </w:r>
-    </w:p>
-    <w:p>
-      <w:pPr>
-        <w:pStyle w:val="ListBullet"/>
-      </w:pPr>
-      <w:r/>
-      <w:r>
-        <w:rPr>
-          <w:b/>
-        </w:rPr>
-        <w:t>Purpose:</w:t>
-      </w:r>
-      <w:r>
-        <w:t xml:space="preserve"> Forwards the latest captured product frame to an external inference service for specialized analysis, integrating Racer2 V3 with BDF's broader automation infrastructure.</w:t>
-      </w:r>
-    </w:p>
-    <w:p>
-      <w:pPr>
-        <w:pStyle w:val="ListBullet"/>
-      </w:pPr>
-      <w:r/>
-      <w:r>
-        <w:rPr>
-          <w:b/>
-        </w:rPr>
-        <w:t>Behavior:</w:t>
-      </w:r>
-      <w:r/>
-    </w:p>
-    <w:p>
-      <w:pPr>
-        <w:pStyle w:val="ListBullet"/>
-      </w:pPr>
-      <w:r>
-        <w:t>Sends the frame as multipart form data.</w:t>
-      </w:r>
-    </w:p>
-    <w:p>
-      <w:pPr>
-        <w:pStyle w:val="ListBullet"/>
-      </w:pPr>
-      <w:r>
-        <w:t>Includes a configured API header if present (e.g., for authentication with external services).</w:t>
-      </w:r>
-    </w:p>
-    <w:p>
-      <w:pPr>
-        <w:pStyle w:val="ListBullet"/>
-      </w:pPr>
-      <w:r>
-        <w:t>Automatically retries on `429` (too many requests) to manage capacity with the external service.</w:t>
-      </w:r>
-    </w:p>
-    <w:p>
-      <w:pPr>
-        <w:pStyle w:val="ListBullet"/>
-      </w:pPr>
-      <w:r/>
-      <w:r>
-        <w:rPr>
-          <w:b/>
-        </w:rPr>
-        <w:t>Success:</w:t>
-      </w:r>
-      <w:r>
-        <w:t xml:space="preserve"> `200 application/json` (returns the response from the external service).</w:t>
-      </w:r>
-    </w:p>
-    <w:p>
-      <w:pPr>
-        <w:pStyle w:val="ListBullet"/>
-      </w:pPr>
-      <w:r/>
-      <w:r>
-        <w:rPr>
-          <w:b/>
-        </w:rPr>
-        <w:t>Failure Cases:</w:t>
-      </w:r>
-      <w:r/>
-    </w:p>
-    <w:p>
-      <w:pPr>
-        <w:pStyle w:val="ListBullet"/>
-      </w:pPr>
-      <w:r>
-        <w:t>`503` if the local camera is unavailable.</w:t>
-      </w:r>
-    </w:p>
-    <w:p>
-      <w:pPr>
-        <w:pStyle w:val="ListBullet"/>
-      </w:pPr>
-      <w:r>
-        <w:t>`503` if no product frame is currently available.</w:t>
-      </w:r>
-    </w:p>
-    <w:p>
-      <w:pPr>
-        <w:pStyle w:val="ListBullet"/>
-      </w:pPr>
-      <w:r>
-        <w:t>`429` if the external inference service remains at capacity after retries.</w:t>
-      </w:r>
-    </w:p>
-    <w:p>
-      <w:pPr>
-        <w:pStyle w:val="ListBullet"/>
-      </w:pPr>
-      <w:r>
-        <w:t>`400` or `503` if an error is returned directly by the upstream inference service.</w:t>
-      </w:r>
-    </w:p>
-    <w:p>
-      <w:r>
-        <w:t>#### 3.4.2. Local Inference for Batch Analysis (`POST /inference`)</w:t>
-      </w:r>
-    </w:p>
-    <w:p>
-      <w:pPr>
-        <w:pStyle w:val="ListBullet"/>
-      </w:pPr>
-      <w:r/>
-      <w:r>
-        <w:rPr>
-          <w:b/>
-        </w:rPr>
-        <w:t>Purpose:</w:t>
-      </w:r>
-      <w:r>
-        <w:t xml:space="preserve"> Runs local AI inspection on an image file stored on disk. This is particularly useful for post-production analysis of specific batches, re-evaluation, or testing new models with historical BDF product images.</w:t>
-      </w:r>
-    </w:p>
-    <w:p>
-      <w:pPr>
-        <w:pStyle w:val="ListBullet"/>
-      </w:pPr>
-      <w:r/>
-      <w:r>
-        <w:rPr>
-          <w:b/>
-        </w:rPr>
-        <w:t>Request Body Example:</w:t>
-      </w:r>
-      <w:r/>
-    </w:p>
-    <w:p>
-      <w:r>
-        <w:t>```json</w:t>
-      </w:r>
-    </w:p>
-    <w:p>
-      <w:r>
-        <w:t>{</w:t>
-      </w:r>
-    </w:p>
-    <w:p>
-      <w:r>
-        <w:t>"feature_name": "inspection",</w:t>
-      </w:r>
-    </w:p>
-    <w:p>
-      <w:r>
-        <w:t>"ImageName": "sample_cookie.jpg",</w:t>
-      </w:r>
-    </w:p>
-    <w:p>
-      <w:r>
-        <w:t>"SrcDir": "D:/BDF_ProductionData/Batch_001",</w:t>
-      </w:r>
-    </w:p>
-    <w:p>
-      <w:r>
-        <w:t>"Timestamp": "2026-05-12T13:00:00"</w:t>
-      </w:r>
-    </w:p>
-    <w:p>
-      <w:r>
-        <w:t>}</w:t>
-      </w:r>
-    </w:p>
-    <w:p>
-      <w:r>
-        <w:t>```</w:t>
-      </w:r>
-    </w:p>
-    <w:p>
-      <w:pPr>
-        <w:pStyle w:val="ListBullet"/>
-      </w:pPr>
-      <w:r>
-        <w:t>`feature_name`: Describes the type of inspection (e.g., "inspection").</w:t>
-      </w:r>
-    </w:p>
-    <w:p>
-      <w:pPr>
-        <w:pStyle w:val="ListBullet"/>
-      </w:pPr>
-      <w:r>
-        <w:t>`ImageName`: The name of the product image file.</w:t>
-      </w:r>
-    </w:p>
-    <w:p>
-      <w:pPr>
-        <w:pStyle w:val="ListBullet"/>
-      </w:pPr>
-      <w:r>
-        <w:t>`SrcDir`: The local directory path where the image is located on the machine running Racer2 V3.</w:t>
-      </w:r>
-    </w:p>
-    <w:p>
-      <w:pPr>
-        <w:pStyle w:val="ListBullet"/>
-      </w:pPr>
-      <w:r>
-        <w:t>`Timestamp`: The time associated with the image.</w:t>
-      </w:r>
-    </w:p>
-    <w:p>
-      <w:pPr>
-        <w:pStyle w:val="ListBullet"/>
-      </w:pPr>
-      <w:r/>
-      <w:r>
-        <w:rPr>
-          <w:b/>
-        </w:rPr>
-        <w:t>Behavior:</w:t>
-      </w:r>
-      <w:r/>
-    </w:p>
-    <w:p>
-      <w:pPr>
-        <w:pStyle w:val="ListBullet"/>
-      </w:pPr>
-      <w:r>
-        <w:t>Reads the image file from `SrcDir/ImageName`.</w:t>
-      </w:r>
-    </w:p>
-    <w:p>
-      <w:pPr>
-        <w:pStyle w:val="ListBullet"/>
-      </w:pPr>
-      <w:r>
-        <w:t>Creates an `Inference_Images/` subdirectory within `SrcDir` if it doesn't exist.</w:t>
-      </w:r>
-    </w:p>
-    <w:p>
-      <w:pPr>
-        <w:pStyle w:val="ListBullet"/>
-      </w:pPr>
-      <w:r>
-        <w:t>Runs local AI inference using the configured pipeline.</w:t>
-      </w:r>
-    </w:p>
-    <w:p>
-      <w:pPr>
-        <w:pStyle w:val="ListBullet"/>
-      </w:pPr>
-      <w:r>
-        <w:t>Writes an annotated image file, named `inferenced_&lt;ImageName&gt;`, to `SrcDir/Inference_Images/`.</w:t>
-      </w:r>
-    </w:p>
-    <w:p>
-      <w:pPr>
-        <w:pStyle w:val="ListBullet"/>
-      </w:pPr>
-      <w:r>
-        <w:t>Returns product-shaped color-analysis output.</w:t>
-      </w:r>
-    </w:p>
-    <w:p>
-      <w:pPr>
-        <w:pStyle w:val="ListBullet"/>
-      </w:pPr>
-      <w:r/>
-      <w:r>
-        <w:rPr>
-          <w:b/>
-        </w:rPr>
-        <w:t>Success Response Shape:</w:t>
-      </w:r>
-      <w:r/>
-    </w:p>
-    <w:p>
-      <w:r>
-        <w:t>```json</w:t>
-      </w:r>
-    </w:p>
-    <w:p>
-      <w:r>
-        <w:t>{</w:t>
-      </w:r>
-    </w:p>
-    <w:p>
-      <w:r>
-        <w:t>"Data": {</w:t>
-      </w:r>
-    </w:p>
-    <w:p>
-      <w:r>
-        <w:t>"Products": []</w:t>
-      </w:r>
-    </w:p>
-    <w:p>
-      <w:r>
-        <w:t>},</w:t>
-      </w:r>
-    </w:p>
-    <w:p>
-      <w:r>
-        <w:t>"Detected": false,</w:t>
-      </w:r>
-    </w:p>
-    <w:p>
-      <w:r>
-        <w:t>"Inference_image_path": "D:/BDF_ProductionData/Batch_001/Inference_Images/inferenced_sample_cookie.jpg",</w:t>
-      </w:r>
-    </w:p>
-    <w:p>
-      <w:r>
-        <w:t>"image_name": "sample_cookie.jpg"</w:t>
-      </w:r>
-    </w:p>
-    <w:p>
-      <w:r>
-        <w:t>}</w:t>
-      </w:r>
-    </w:p>
-    <w:p>
-      <w:r>
-        <w:t>```</w:t>
-      </w:r>
-    </w:p>
-    <w:p>
-      <w:pPr>
-        <w:pStyle w:val="ListBullet"/>
-      </w:pPr>
-      <w:r>
-        <w:t>`Inference_image_path`: Provides the path to the annotated image, allowing operators to easily review the AI's findings.</w:t>
-      </w:r>
-    </w:p>
-    <w:p>
-      <w:pPr>
-        <w:pStyle w:val="ListBullet"/>
-      </w:pPr>
-      <w:r/>
-      <w:r>
-        <w:rPr>
-          <w:b/>
-        </w:rPr>
-        <w:t>Failure Cases:</w:t>
-      </w:r>
-      <w:r/>
-    </w:p>
-    <w:p>
-      <w:pPr>
-        <w:pStyle w:val="ListBullet"/>
-      </w:pPr>
-      <w:r>
-        <w:t>`404` when the source image file does not exist at the specified path.</w:t>
-      </w:r>
-    </w:p>
-    <w:p>
-      <w:pPr>
-        <w:pStyle w:val="ListBullet"/>
-      </w:pPr>
-      <w:r>
-        <w:t>`503` when the AI model is still loading or not ready for inference.</w:t>
-      </w:r>
-    </w:p>
-    <w:p>
-      <w:r>
-        <w:t>#### 3.4.3. Real-time Color Analysis (`GET /color-data`, `POST /color-analysis`)</w:t>
-      </w:r>
-    </w:p>
-    <w:p>
-      <w:r>
-        <w:t>These endpoints provide access to the system's buffered color analysis data for tracked products, crucial for monitoring color consistency in bakery items (e.g., browning levels, ingredient colors).</w:t>
-      </w:r>
-    </w:p>
-    <w:p>
-      <w:pPr>
-        <w:pStyle w:val="ListBullet"/>
-      </w:pPr>
-      <w:r/>
-      <w:r>
-        <w:rPr>
-          <w:b/>
-        </w:rPr>
-        <w:t>Purpose:</w:t>
-      </w:r>
-      <w:r>
-        <w:t xml:space="preserve"> Retrieve the current contents of the color analysis buffer for recently tracked products. Both endpoints return the data and then clear the buffer to ensure fresh samples are collected for the next request.</w:t>
-      </w:r>
-    </w:p>
-    <w:p>
-      <w:pPr>
-        <w:pStyle w:val="ListBullet"/>
-      </w:pPr>
-      <w:r/>
-      <w:r>
-        <w:rPr>
-          <w:b/>
-        </w:rPr>
-        <w:t>Response Shape Example:</w:t>
-      </w:r>
-      <w:r/>
-    </w:p>
-    <w:p>
-      <w:r>
-        <w:t>```json</w:t>
-      </w:r>
-    </w:p>
-    <w:p>
-      <w:r>
-        <w:t>{</w:t>
-      </w:r>
-    </w:p>
-    <w:p>
-      <w:r>
-        <w:t>"Products": [</w:t>
-      </w:r>
-    </w:p>
-    <w:p>
-      <w:r>
-        <w:t>{</w:t>
-      </w:r>
-    </w:p>
-    <w:p>
-      <w:r>
-        <w:t>"ID": 1,</w:t>
-      </w:r>
-    </w:p>
-    <w:p>
-      <w:r>
-        <w:t>"color_sample": {</w:t>
-      </w:r>
-    </w:p>
-    <w:p>
-      <w:r>
-        <w:t>"opening": "square",</w:t>
-      </w:r>
-    </w:p>
-    <w:p>
-      <w:r>
-        <w:t>"size": "10x10",</w:t>
-      </w:r>
-    </w:p>
-    <w:p>
-      <w:r>
-        <w:t>"positions": [</w:t>
-      </w:r>
-    </w:p>
-    <w:p>
-      <w:r>
-        <w:t>{</w:t>
-      </w:r>
-    </w:p>
-    <w:p>
-      <w:r>
-        <w:t>"xc": 567,</w:t>
-      </w:r>
-    </w:p>
-    <w:p>
-      <w:r>
-        <w:t>"yc": 412</w:t>
-      </w:r>
-    </w:p>
-    <w:p>
-      <w:r>
-        <w:t>}</w:t>
-      </w:r>
-    </w:p>
-    <w:p>
-      <w:r>
-        <w:t>]</w:t>
-      </w:r>
-    </w:p>
-    <w:p>
-      <w:r>
-        <w:t>},</w:t>
-      </w:r>
-    </w:p>
-    <w:p>
-      <w:r>
-        <w:t>"confidence": 0.818303,</w:t>
-      </w:r>
-    </w:p>
-    <w:p>
-      <w:r>
-        <w:t>"color_analysis": {</w:t>
-      </w:r>
-    </w:p>
-    <w:p>
-      <w:r>
-        <w:t>"RGB": [130, 225, 79],</w:t>
-      </w:r>
-    </w:p>
-    <w:p>
-      <w:r>
-        <w:t>"LChannel": 78.9,</w:t>
-      </w:r>
-    </w:p>
-    <w:p>
-      <w:r>
-        <w:t>"CIELAB": [78.9, 42.5, 6.2]</w:t>
-      </w:r>
-    </w:p>
-    <w:p>
-      <w:r>
-        <w:t>}</w:t>
-      </w:r>
-    </w:p>
-    <w:p>
-      <w:r>
-        <w:t>}</w:t>
-      </w:r>
-    </w:p>
-    <w:p>
-      <w:r>
-        <w:t>]</w:t>
-      </w:r>
-    </w:p>
-    <w:p>
-      <w:r>
-        <w:t>}</w:t>
-      </w:r>
-    </w:p>
-    <w:p>
-      <w:r>
-        <w:t>```</w:t>
-      </w:r>
-    </w:p>
-    <w:p>
-      <w:pPr>
-        <w:pStyle w:val="ListBullet"/>
-      </w:pPr>
-      <w:r>
-        <w:t>`ID`: The unique identifier for the tracked product.</w:t>
-      </w:r>
-    </w:p>
-    <w:p>
-      <w:pPr>
-        <w:pStyle w:val="ListBullet"/>
-      </w:pPr>
-      <w:r>
-        <w:t>`color_sample`: Details about where the color sample was taken on the product.</w:t>
-      </w:r>
-    </w:p>
-    <w:p>
-      <w:pPr>
-        <w:pStyle w:val="ListBullet"/>
-      </w:pPr>
-      <w:r>
-        <w:t>`confidence`: The AI's confidence in its detection or tracking.</w:t>
-      </w:r>
-    </w:p>
-    <w:p>
-      <w:pPr>
-        <w:pStyle w:val="ListBullet"/>
-      </w:pPr>
-      <w:r>
-        <w:t>`color_analysis`: Objective color measurements (RGB, LChannel, CIELAB) for quality control.</w:t>
-      </w:r>
-    </w:p>
-    <w:p>
-      <w:pPr>
-        <w:pStyle w:val="ListBullet"/>
-      </w:pPr>
-      <w:r/>
-      <w:r>
-        <w:rPr>
-          <w:b/>
-        </w:rPr>
-        <w:t>Operational Notes:</w:t>
-      </w:r>
-      <w:r>
-        <w:t xml:space="preserve"> If AI detection/tracking is disabled or the AI model is not ready, the `objects` array will be empty.</w:t>
-      </w:r>
-    </w:p>
-    <w:p>
-      <w:pPr>
-        <w:pStyle w:val="ListBullet"/>
-      </w:pPr>
-      <w:r/>
-      <w:r>
-        <w:rPr>
-          <w:b/>
-        </w:rPr>
-        <w:t>Response:</w:t>
-      </w:r>
-      <w:r>
-        <w:t xml:space="preserve"> `200 application/json`</w:t>
-      </w:r>
-    </w:p>
-    <w:p>
-      <w:r>
-        <w:t>#### 3.4.4. Exporting Color Data for Reporting (`GET /export_color_csv`)</w:t>
-      </w:r>
-    </w:p>
-    <w:p>
-      <w:pPr>
-        <w:pStyle w:val="ListBullet"/>
-      </w:pPr>
-      <w:r/>
-      <w:r>
-        <w:rPr>
-          <w:b/>
-        </w:rPr>
-        <w:t>Purpose:</w:t>
-      </w:r>
-      <w:r>
-        <w:t xml:space="preserve"> Exports all current buffered color analysis samples as a CSV file. This is vital for historical data tracking, detailed reporting, and integration with BDF's data analytics systems.</w:t>
-      </w:r>
-    </w:p>
-    <w:p>
-      <w:pPr>
-        <w:pStyle w:val="ListBullet"/>
-      </w:pPr>
-      <w:r/>
-      <w:r>
-        <w:rPr>
-          <w:b/>
-        </w:rPr>
-        <w:t>Response:</w:t>
-      </w:r>
-      <w:r>
-        <w:t xml:space="preserve"> `200 text/csv` with `Content-Disposition: attachment; filename=color_data.csv` to prompt download.</w:t>
-      </w:r>
-    </w:p>
-    <w:p>
-      <w:r>
-        <w:t>#### 3.4.5. Managing Color Data Buffer (`GET /delete_all_color_buffer`, `GET /delete_color_buffer/{obj_id}`)</w:t>
-      </w:r>
-    </w:p>
-    <w:p>
-      <w:pPr>
-        <w:pStyle w:val="ListBullet"/>
-      </w:pPr>
-      <w:r/>
-      <w:r>
-        <w:rPr>
-          <w:b/>
-        </w:rPr>
-        <w:t>Purpose:</w:t>
-      </w:r>
-      <w:r>
-        <w:t xml:space="preserve"> Provides control over the in-memory color analysis buffer.</w:t>
-      </w:r>
-    </w:p>
-    <w:p>
-      <w:pPr>
-        <w:pStyle w:val="ListBullet"/>
-      </w:pPr>
-      <w:r>
-        <w:t>`GET /delete_all_color_buffer`: Clears all buffered color analysis samples, useful for starting a new batch or after extracting data.</w:t>
-      </w:r>
-    </w:p>
-    <w:p>
-      <w:pPr>
-        <w:pStyle w:val="ListBullet"/>
-      </w:pPr>
-      <w:r>
-        <w:t>`GET /delete_color_buffer/{obj_id}`: Clears buffered samples specifically for a single tracked product ID, useful for focused analysis.</w:t>
-      </w:r>
-    </w:p>
-    <w:p>
-      <w:pPr>
-        <w:pStyle w:val="ListBullet"/>
-      </w:pPr>
-      <w:r/>
-      <w:r>
-        <w:rPr>
-          <w:b/>
-        </w:rPr>
-        <w:t>Response:</w:t>
-      </w:r>
-      <w:r>
-        <w:t xml:space="preserve"> `200 text/plain`</w:t>
-      </w:r>
-    </w:p>
-    <w:p>
-      <w:pPr>
-        <w:pStyle w:val="Heading3"/>
-      </w:pPr>
-      <w:r>
-        <w:t>3.5. Camera Alignment for Consistent Inspection (`GET /camera/alignment`, `POST /camera/alignment`)</w:t>
-      </w:r>
-    </w:p>
-    <w:p>
-      <w:r>
-        <w:t>These endpoints are crucial for maintaining precise alignment of the stitched camera frames, ensuring consistent and accurate inspection across the entire width of the BDF production line.</w:t>
-      </w:r>
-    </w:p>
-    <w:p>
-      <w:pPr>
-        <w:pStyle w:val="ListBullet"/>
-      </w:pPr>
-      <w:r/>
-      <w:r>
-        <w:rPr>
-          <w:b/>
-        </w:rPr>
-        <w:t>Purpose:</w:t>
-      </w:r>
-      <w:r>
-        <w:t xml:space="preserve"> Manages the stitching alignment values for the dual-camera setup.</w:t>
-      </w:r>
-    </w:p>
-    <w:p>
-      <w:pPr>
-        <w:pStyle w:val="ListBullet"/>
-      </w:pPr>
-      <w:r/>
-      <w:r>
-        <w:rPr>
-          <w:b/>
-        </w:rPr>
-        <w:t>`GET /camera/alignment`:</w:t>
-      </w:r>
-      <w:r>
-        <w:t xml:space="preserve"> Returns the current horizontal (`h_offset`), vertical (`v_offset`), and number of images (`num_images`) used for stitching.</w:t>
-      </w:r>
-    </w:p>
-    <w:p>
-      <w:pPr>
-        <w:pStyle w:val="ListBullet"/>
-      </w:pPr>
-      <w:r/>
-      <w:r>
-        <w:rPr>
-          <w:b/>
-        </w:rPr>
-        <w:t>`POST /camera/alignment`:</w:t>
-      </w:r>
-      <w:r>
-        <w:t xml:space="preserve"> Updates these stitching settings.</w:t>
-      </w:r>
-    </w:p>
-    <w:p>
-      <w:pPr>
-        <w:pStyle w:val="ListBullet"/>
-      </w:pPr>
-      <w:r/>
-      <w:r>
-        <w:rPr>
-          <w:b/>
-        </w:rPr>
-        <w:t>Request Body Example:</w:t>
-      </w:r>
-      <w:r/>
-    </w:p>
-    <w:p>
-      <w:r>
-        <w:t>```json</w:t>
-      </w:r>
-    </w:p>
-    <w:p>
-      <w:r>
-        <w:t>{</w:t>
-      </w:r>
-    </w:p>
-    <w:p>
-      <w:r>
-        <w:t>"h_offset": 10,</w:t>
-      </w:r>
-    </w:p>
-    <w:p>
-      <w:r>
-        <w:t>"v_offset": 190,</w:t>
-      </w:r>
-    </w:p>
-    <w:p>
-      <w:r>
-        <w:t>"num_images": 5</w:t>
-      </w:r>
-    </w:p>
-    <w:p>
-      <w:r>
-        <w:t>}</w:t>
-      </w:r>
-    </w:p>
-    <w:p>
-      <w:r>
-        <w:t>```</w:t>
-      </w:r>
-    </w:p>
-    <w:p>
-      <w:pPr>
-        <w:pStyle w:val="ListBullet"/>
-      </w:pPr>
-      <w:r>
-        <w:t>`h_offset`, `v_offset`: Adjust pixel offsets to precisely align the two camera views.</w:t>
-      </w:r>
-    </w:p>
-    <w:p>
-      <w:pPr>
-        <w:pStyle w:val="ListBullet"/>
-      </w:pPr>
-      <w:r>
-        <w:t>`num_images`: (Optional) Specifies how many image strips are stacked from each camera before stitching. Must be at least `1`.</w:t>
-      </w:r>
-    </w:p>
-    <w:p>
-      <w:pPr>
-        <w:pStyle w:val="ListBullet"/>
-      </w:pPr>
-      <w:r/>
-      <w:r>
-        <w:rPr>
-          <w:b/>
-        </w:rPr>
-        <w:t>Operational Notes:</w:t>
-      </w:r>
-      <w:r>
-        <w:t xml:space="preserve"> Updating alignment settings automatically resets the internal stacked frame buffer to apply changes immediately.</w:t>
-      </w:r>
-    </w:p>
-    <w:p>
-      <w:pPr>
-        <w:pStyle w:val="ListBullet"/>
-      </w:pPr>
-      <w:r/>
-      <w:r>
-        <w:rPr>
-          <w:b/>
-        </w:rPr>
-        <w:t>Success Response Shape:</w:t>
-      </w:r>
-      <w:r/>
-    </w:p>
-    <w:p>
-      <w:r>
-        <w:t>```json</w:t>
-      </w:r>
-    </w:p>
-    <w:p>
-      <w:r>
-        <w:t>{</w:t>
-      </w:r>
-    </w:p>
-    <w:p>
-      <w:r>
-        <w:t>"h_offset": 10,</w:t>
-      </w:r>
-    </w:p>
-    <w:p>
-      <w:r>
-        <w:t>"v_offset": 190,</w:t>
-      </w:r>
-    </w:p>
-    <w:p>
-      <w:r>
-        <w:t>"num_images": 5,</w:t>
-      </w:r>
-    </w:p>
-    <w:p>
-      <w:r>
-        <w:t>"backend": "local",</w:t>
-      </w:r>
-    </w:p>
-    <w:p>
-      <w:r>
-        <w:t>"buffer_reset": true</w:t>
-      </w:r>
-    </w:p>
-    <w:p>
-      <w:r>
-        <w:t>}</w:t>
-      </w:r>
-    </w:p>
-    <w:p>
-      <w:r>
-        <w:t>```</w:t>
-      </w:r>
-    </w:p>
-    <w:p>
-      <w:pPr>
-        <w:pStyle w:val="ListBullet"/>
-      </w:pPr>
-      <w:r/>
-      <w:r>
-        <w:rPr>
-          <w:b/>
-        </w:rPr>
-        <w:t>Response:</w:t>
-      </w:r>
-      <w:r>
-        <w:t xml:space="preserve"> `200 application/json`. `503 application/json` if the camera runtime is not initialized or alignment cannot be accessed/updated.</w:t>
-      </w:r>
-    </w:p>
-    <w:p>
-      <w:pPr>
-        <w:pStyle w:val="Heading2"/>
-      </w:pPr>
-      <w:r>
-        <w:t>4. Configuration: Tailoring Racer2 V3 for BDF Production</w:t>
-      </w:r>
-    </w:p>
-    <w:p>
-      <w:r>
-        <w:t>Racer2 V3's behavior can be customized using `settings.json` for general runtime settings and `.env` files for sensitive information like API keys.</w:t>
-      </w:r>
-    </w:p>
-    <w:p>
-      <w:pPr>
-        <w:pStyle w:val="Heading3"/>
-      </w:pPr>
-      <w:r>
-        <w:t>Configuration Sources</w:t>
-      </w:r>
-    </w:p>
-    <w:p>
-      <w:pPr>
-        <w:pStyle w:val="ListBullet"/>
-      </w:pPr>
-      <w:r/>
-      <w:r>
-        <w:rPr>
-          <w:b/>
-        </w:rPr>
-        <w:t>`settings.json`</w:t>
-      </w:r>
-      <w:r>
-        <w:t>: Contains non-secret runtime settings organized by deployment profile (e.g., `production`, `debug`, `docker`). This file is ideal for BDF to manage environment-specific parameters.</w:t>
-      </w:r>
-    </w:p>
-    <w:p>
-      <w:pPr>
-        <w:pStyle w:val="ListBullet"/>
-      </w:pPr>
-      <w:r/>
-      <w:r>
-        <w:rPr>
-          <w:b/>
-        </w:rPr>
-        <w:t>`.env` and `.env.debug`</w:t>
-      </w:r>
-      <w:r>
-        <w:t>: Stores secrets (e.g., API keys) and environment selections.</w:t>
-      </w:r>
-    </w:p>
-    <w:p>
-      <w:pPr>
-        <w:pStyle w:val="Heading3"/>
-      </w:pPr>
-      <w:r>
-        <w:t>Key Configuration Settings for BDF</w:t>
+        <w:t>#### Camera Runtime Configuration</w:t>
       </w:r>
     </w:p>
     <w:p>
@@ -1635,15 +1020,143 @@
         <w:t>`CAMERA_MODE`</w:t>
       </w:r>
       <w:r>
-        <w:t xml:space="preserve">: Determines how the system interacts with cameras (`local`, `remote`, `emulated`). </w:t>
-      </w:r>
+        <w:t>: Defines how the system interacts with cameras:</w:t>
+      </w:r>
+    </w:p>
+    <w:p>
+      <w:pPr>
+        <w:pStyle w:val="ListBullet"/>
+      </w:pPr>
+      <w:r>
+        <w:t>`local`: The main system initializes Basler cameras directly.</w:t>
+      </w:r>
+    </w:p>
+    <w:p>
+      <w:pPr>
+        <w:pStyle w:val="ListBullet"/>
+      </w:pPr>
+      <w:r>
+        <w:t>`remote`: The main system polls a separate camera service over HTTP.</w:t>
+      </w:r>
+    </w:p>
+    <w:p>
+      <w:pPr>
+        <w:pStyle w:val="ListBullet"/>
+      </w:pPr>
+      <w:r>
+        <w:t>`emulated`: Generates synthetic JPEG images for UI and API testing without physical cameras.</w:t>
+      </w:r>
+    </w:p>
+    <w:p>
+      <w:pPr>
+        <w:pStyle w:val="ListBullet"/>
+      </w:pPr>
+      <w:r/>
       <w:r>
         <w:rPr>
           <w:b/>
         </w:rPr>
-        <w:t>Crucial for BDF's deployment strategy.</w:t>
-      </w:r>
+        <w:t>`CAMERA_WHITE_BALANCE`</w:t>
+      </w:r>
+      <w:r>
+        <w:t>: Enables one-shot white balance after image acquisition begins for consistent product coloring.</w:t>
+      </w:r>
+    </w:p>
+    <w:p>
+      <w:pPr>
+        <w:pStyle w:val="ListBullet"/>
+      </w:pPr>
       <w:r/>
+      <w:r>
+        <w:rPr>
+          <w:b/>
+        </w:rPr>
+        <w:t>`CAMERA_TRIGGER_MODE`</w:t>
+      </w:r>
+      <w:r>
+        <w:t>: A boolean setting (`true` or `false`) to enable or disable camera triggering.</w:t>
+      </w:r>
+    </w:p>
+    <w:p>
+      <w:pPr>
+        <w:pStyle w:val="ListBullet"/>
+      </w:pPr>
+      <w:r/>
+      <w:r>
+        <w:rPr>
+          <w:b/>
+        </w:rPr>
+        <w:t>`CAMERA_PIXEL_FORMAT`</w:t>
+      </w:r>
+      <w:r>
+        <w:t>: Specifies how camera buffers are interpreted after stitching. Crucial for correct color representation of your bakery items:</w:t>
+      </w:r>
+    </w:p>
+    <w:p>
+      <w:pPr>
+        <w:pStyle w:val="ListBullet"/>
+      </w:pPr>
+      <w:r>
+        <w:t>`BGR8`, `BGR8Packed`: These formats are treated as OpenCV-ready BGR images, skipping further color conversion. Use when the camera is already configured for BGR output.</w:t>
+      </w:r>
+    </w:p>
+    <w:p>
+      <w:pPr>
+        <w:pStyle w:val="ListBullet"/>
+      </w:pPr>
+      <w:r>
+        <w:t>`YCbCr422_8`, `YUV422Packed`, `YUV422_YUYV_Packed`: These YUV422 formats are automatically converted to BGR for accurate display, JPEG encoding, streaming, and AI processing.</w:t>
+      </w:r>
+    </w:p>
+    <w:p>
+      <w:pPr>
+        <w:pStyle w:val="ListBullet"/>
+      </w:pPr>
+      <w:r/>
+      <w:r>
+        <w:rPr>
+          <w:b/>
+        </w:rPr>
+        <w:t>`CAMERA_CONFIG_BY_PYLON`</w:t>
+      </w:r>
+      <w:r>
+        <w:t>: When `true`, the system skips its own camera feature writes (pixel format, exposure, trigger, etc.) and uses the camera state already configured outside the application (e.g., via Pylon Viewer). Set to `false` if the application should control these settings.</w:t>
+      </w:r>
+    </w:p>
+    <w:p>
+      <w:pPr>
+        <w:pStyle w:val="ListBullet"/>
+      </w:pPr>
+      <w:r/>
+      <w:r>
+        <w:rPr>
+          <w:b/>
+        </w:rPr>
+        <w:t>`REMOTE_CAMERA_BASE_URL`</w:t>
+      </w:r>
+      <w:r>
+        <w:t>: Required when `CAMERA_MODE=remote`; specifies the address of the separate camera service.</w:t>
+      </w:r>
+    </w:p>
+    <w:p>
+      <w:pPr>
+        <w:pStyle w:val="ListBullet"/>
+      </w:pPr>
+      <w:r/>
+      <w:r>
+        <w:rPr>
+          <w:b/>
+        </w:rPr>
+        <w:t>`EMULATED_CAMERA_IMAGE_PATH`</w:t>
+      </w:r>
+      <w:r>
+        <w:t>: An optional image file used by the `emulated` runtime instead of generated frames for consistent test scenarios.</w:t>
+      </w:r>
+    </w:p>
+    <w:p>
+      <w:r>
+        <w:t>#### AI Runtime Configuration</w:t>
+      </w:r>
     </w:p>
     <w:p>
       <w:pPr>
@@ -1657,7 +1170,7 @@
         <w:t>`DETECTION_AND_TRACK`</w:t>
       </w:r>
       <w:r>
-        <w:t>: A boolean (`true`/`false`) to enable or disable AI-assisted product detection and tracking.</w:t>
+        <w:t>: Enables or disables the AI detection and tracking functionality.</w:t>
       </w:r>
     </w:p>
     <w:p>
@@ -1672,7 +1185,7 @@
         <w:t>`AI_MODEL_NAME`</w:t>
       </w:r>
       <w:r>
-        <w:t>: Specifies the AI model to use (`rfdetr` or another value for YOLO+SORT).</w:t>
+        <w:t>: Selects the AI model: `rfdetr` for RF-DETR, or another value for YOLO plus SORT tracking.</w:t>
       </w:r>
     </w:p>
     <w:p>
@@ -1684,24 +1197,10 @@
         <w:rPr>
           <w:b/>
         </w:rPr>
-        <w:t>External Inference Settings:</w:t>
-      </w:r>
-      <w:r/>
-    </w:p>
-    <w:p>
-      <w:pPr>
-        <w:pStyle w:val="ListBullet"/>
-      </w:pPr>
-      <w:r>
-        <w:t>`INFERENCE_URL`: The endpoint for BDF's external inference service.</w:t>
-      </w:r>
-    </w:p>
-    <w:p>
-      <w:pPr>
-        <w:pStyle w:val="ListBullet"/>
-      </w:pPr>
-      <w:r>
-        <w:t>`INFERENCE_API_HEADER`, `INFERENCE_API_KEY`: Authentication details for external services.</w:t>
+        <w:t>`YOLO_MODEL_PATH`</w:t>
+      </w:r>
+      <w:r>
+        <w:t>: Path to the YOLO model file if YOLO is selected.</w:t>
       </w:r>
     </w:p>
     <w:p>
@@ -1713,68 +1212,63 @@
         <w:rPr>
           <w:b/>
         </w:rPr>
-        <w:t>Remote Camera Settings (if `CAMERA_MODE=remote`):</w:t>
-      </w:r>
-      <w:r/>
+        <w:t>`RFDETR_CONF_THRESH`</w:t>
+      </w:r>
+      <w:r>
+        <w:t>: Confidence threshold for RF-DETR detections.</w:t>
+      </w:r>
     </w:p>
     <w:p>
       <w:pPr>
-        <w:pStyle w:val="ListBullet"/>
-      </w:pPr>
-      <w:r>
-        <w:t>`REMOTE_CAMERA_BASE_URL`: The URL of the dedicated camera service.</w:t>
+        <w:pStyle w:val="Heading3"/>
+      </w:pPr>
+      <w:r>
+        <w:t>3.4 `.env` File Parameters</w:t>
       </w:r>
     </w:p>
     <w:p>
-      <w:pPr>
-        <w:pStyle w:val="ListBullet"/>
-      </w:pPr>
-      <w:r>
-        <w:t>`REMOTE_CAMERA_TIMEOUT_S`, `REMOTE_CAMERA_POLL_INTERVAL_S`: Control communication with the remote camera service.</w:t>
+      <w:r>
+        <w:t>These files hold sensitive API keys and environment selectors:</w:t>
       </w:r>
     </w:p>
     <w:p>
       <w:pPr>
         <w:pStyle w:val="ListBullet"/>
       </w:pPr>
-      <w:r/>
-      <w:r>
-        <w:rPr>
-          <w:b/>
-        </w:rPr>
-        <w:t>Camera Configuration:</w:t>
-      </w:r>
-      <w:r/>
+      <w:r>
+        <w:t>`INFERENCE_API_HEADER` and `INFERENCE_API_KEY`: For authenticating with external inference services.</w:t>
+      </w:r>
     </w:p>
     <w:p>
       <w:pPr>
         <w:pStyle w:val="ListBullet"/>
       </w:pPr>
       <w:r>
-        <w:t xml:space="preserve">`CAMERA_PIXEL_FORMAT`: Defines how camera buffers are interpreted (e.g., `BGR8`, `YCbCr422_8`). </w:t>
-      </w:r>
-      <w:r>
-        <w:rPr>
-          <w:b/>
-        </w:rPr>
-        <w:t>Important for correct color representation.</w:t>
-      </w:r>
-      <w:r/>
+        <w:t>`RFDETR_MODEL_ID` and `ROBOFLOW_API_KEY`: For configuring the RF-DETR model and Roboflow access.</w:t>
+      </w:r>
     </w:p>
     <w:p>
       <w:pPr>
         <w:pStyle w:val="ListBullet"/>
       </w:pPr>
       <w:r>
-        <w:t>`CAMERA_CONFIG_BY_PYLON`: When `true`, the application defers camera feature configuration to external Pylon Viewer settings.</w:t>
+        <w:t>`APP_ENV`: Set to `debug` for enabling debug-specific settings.</w:t>
       </w:r>
     </w:p>
     <w:p>
       <w:pPr>
+        <w:pStyle w:val="ListBullet"/>
+      </w:pPr>
+      <w:r>
+        <w:t>`APP_ENV_FILE`: Specifies an additional environment file to load, useful for different deployment profiles.</w:t>
+      </w:r>
+    </w:p>
+    <w:p>
+      <w:pPr>
         <w:pStyle w:val="Heading3"/>
       </w:pPr>
       <w:r>
-        <w:t>Recommended Practice</w:t>
+        <w:t>3.5 Recommended Practice for BDF</w:t>
       </w:r>
     </w:p>
     <w:p>
@@ -1789,7 +1283,7 @@
         <w:t>Security:</w:t>
       </w:r>
       <w:r>
-        <w:t xml:space="preserve"> Always keep sensitive API keys and credentials solely within `.env` files.</w:t>
+        <w:t xml:space="preserve"> Keep all API keys and sensitive data exclusively in `.env` files.</w:t>
       </w:r>
     </w:p>
     <w:p>
@@ -1801,10 +1295,10 @@
         <w:rPr>
           <w:b/>
         </w:rPr>
-        <w:t>Profile Management:</w:t>
-      </w:r>
-      <w:r>
-        <w:t xml:space="preserve"> Utilize `settings.json` for non-secret, profile-specific configurations.</w:t>
+        <w:t>Clarity:</w:t>
+      </w:r>
+      <w:r>
+        <w:t xml:space="preserve"> Use `settings.json` for non-secret operational parameters that vary between production, debug, or Docker environments.</w:t>
       </w:r>
     </w:p>
     <w:p>
@@ -1819,28 +1313,7 @@
         <w:t>Debugging:</w:t>
       </w:r>
       <w:r>
-        <w:t xml:space="preserve"> Use `APP_ENV=debug` to activate debug settings without altering production configurations.</w:t>
-      </w:r>
-    </w:p>
-    <w:p>
-      <w:pPr>
-        <w:pStyle w:val="Heading2"/>
-      </w:pPr>
-      <w:r>
-        <w:t>5. Deployment Options for BDF Production Lines</w:t>
-      </w:r>
-    </w:p>
-    <w:p>
-      <w:r>
-        <w:t>Racer2 V3 offers flexible deployment options to integrate seamlessly into BDF's diverse production environments.</w:t>
-      </w:r>
-    </w:p>
-    <w:p>
-      <w:pPr>
-        <w:pStyle w:val="Heading3"/>
-      </w:pPr>
-      <w:r>
-        <w:t>5.1. Option 1: Single-Process Local Deployment (Integrated System)</w:t>
+        <w:t xml:space="preserve"> Use `APP_ENV=debug` to activate debug settings instead of modifying production values directly.</w:t>
       </w:r>
     </w:p>
     <w:p>
@@ -1852,10 +1325,36 @@
         <w:rPr>
           <w:b/>
         </w:rPr>
-        <w:t>When to Use:</w:t>
-      </w:r>
-      <w:r>
-        <w:t xml:space="preserve"> Ideal for BDF production stations where the same Windows machine has direct physical access to the Basler cameras and can host both the camera and AI/web components. This simplifies setup and ensures minimal latency.</w:t>
+        <w:t>Docker Integration:</w:t>
+      </w:r>
+      <w:r>
+        <w:t xml:space="preserve"> Reserve the `docker` profile in `settings.json` for container-specific settings that differ from your local or production host operations.</w:t>
+      </w:r>
+    </w:p>
+    <w:p>
+      <w:pPr>
+        <w:pStyle w:val="Heading2"/>
+      </w:pPr>
+      <w:r>
+        <w:t>4. Deployment &amp; Troubleshooting for BDF Operators</w:t>
+      </w:r>
+    </w:p>
+    <w:p>
+      <w:r>
+        <w:t>This section provides guidance for deploying and maintaining the BDF Racer2 V3 system, along with troubleshooting common operational issues.</w:t>
+      </w:r>
+    </w:p>
+    <w:p>
+      <w:pPr>
+        <w:pStyle w:val="Heading3"/>
+      </w:pPr>
+      <w:r>
+        <w:t>4.1 Baseline Setup</w:t>
+      </w:r>
+    </w:p>
+    <w:p>
+      <w:r>
+        <w:t>Before any deployment, ensure these steps are completed:</w:t>
       </w:r>
     </w:p>
     <w:p>
@@ -1867,35 +1366,187 @@
         <w:rPr>
           <w:b/>
         </w:rPr>
-        <w:t>Setup:</w:t>
+        <w:t>Virtual Environment:</w:t>
+      </w:r>
+      <w:r>
+        <w:t xml:space="preserve"> Create and activate a Python virtual environment.</w:t>
+      </w:r>
+    </w:p>
+    <w:p>
+      <w:pPr>
+        <w:pStyle w:val="ListBullet"/>
+      </w:pPr>
+      <w:r/>
+      <w:r>
+        <w:rPr>
+          <w:b/>
+        </w:rPr>
+        <w:t>Dependencies:</w:t>
+      </w:r>
+      <w:r>
+        <w:t xml:space="preserve"> Install all required libraries using `pip install -r requirements.txt`.</w:t>
+      </w:r>
+    </w:p>
+    <w:p>
+      <w:pPr>
+        <w:pStyle w:val="ListBullet"/>
+      </w:pPr>
+      <w:r/>
+      <w:r>
+        <w:rPr>
+          <w:b/>
+        </w:rPr>
+        <w:t>Environment File:</w:t>
+      </w:r>
+      <w:r>
+        <w:t xml:space="preserve"> Create your `.env` file from `.env.example` and populate it with relevant secrets and settings.</w:t>
+      </w:r>
+    </w:p>
+    <w:p>
+      <w:pPr>
+        <w:pStyle w:val="ListBullet"/>
+      </w:pPr>
+      <w:r/>
+      <w:r>
+        <w:rPr>
+          <w:b/>
+        </w:rPr>
+        <w:t>Review Settings:</w:t>
+      </w:r>
+      <w:r>
+        <w:t xml:space="preserve"> Check `settings.json` for your desired operational parameters.</w:t>
+      </w:r>
+    </w:p>
+    <w:p>
+      <w:pPr>
+        <w:pStyle w:val="ListBullet"/>
+      </w:pPr>
+      <w:r/>
+      <w:r>
+        <w:rPr>
+          <w:b/>
+        </w:rPr>
+        <w:t>Profile Selection:</w:t>
+      </w:r>
+      <w:r>
+        <w:t xml:space="preserve"> Confirm the intended application profile: `production`, `debug`, or `docker`.</w:t>
+      </w:r>
+    </w:p>
+    <w:p>
+      <w:pPr>
+        <w:pStyle w:val="Heading3"/>
+      </w:pPr>
+      <w:r>
+        <w:t>4.2 Deployment Options for BDF Production</w:t>
+      </w:r>
+    </w:p>
+    <w:p>
+      <w:r>
+        <w:t>BDF can deploy the system in several ways, depending on hardware proximity and workload distribution.</w:t>
+      </w:r>
+    </w:p>
+    <w:p>
+      <w:r>
+        <w:t>#### Option 1: Single-Process Local Deployment</w:t>
+      </w:r>
+    </w:p>
+    <w:p>
+      <w:r/>
+      <w:r>
+        <w:rPr>
+          <w:b/>
+        </w:rPr>
+        <w:t>Use case:</w:t>
+      </w:r>
+      <w:r>
+        <w:t xml:space="preserve"> When the main processing machine has direct access to the Basler cameras and handles both image capture and AI inspection.</w:t>
+      </w:r>
+    </w:p>
+    <w:p>
+      <w:r>
+        <w:t>```powershell</w:t>
+      </w:r>
+    </w:p>
+    <w:p>
+      <w:r>
+        <w:t>python .\main.py</w:t>
+      </w:r>
+    </w:p>
+    <w:p>
+      <w:r>
+        <w:t>```</w:t>
+      </w:r>
+    </w:p>
+    <w:p>
+      <w:r/>
+      <w:r>
+        <w:rPr>
+          <w:b/>
+        </w:rPr>
+        <w:t>Recommended settings:</w:t>
       </w:r>
       <w:r/>
     </w:p>
     <w:p>
-      <w:r>
-        <w:t>```powershell</w:t>
+      <w:pPr>
+        <w:pStyle w:val="ListBullet"/>
+      </w:pPr>
+      <w:r>
+        <w:t>`CAMERA_MODE=local`</w:t>
       </w:r>
     </w:p>
     <w:p>
-      <w:r>
-        <w:t>python .\main.py</w:t>
+      <w:pPr>
+        <w:pStyle w:val="ListBullet"/>
+      </w:pPr>
+      <w:r>
+        <w:t>`DETECTION_AND_TRACK=true` or `false`, based on whether automated AI inspection is required.</w:t>
       </w:r>
     </w:p>
     <w:p>
       <w:r>
-        <w:t>```</w:t>
+        <w:t>#### Option 2: Debug or Hardware-Free Deployment</w:t>
       </w:r>
     </w:p>
     <w:p>
-      <w:pPr>
-        <w:pStyle w:val="ListBullet"/>
-      </w:pPr>
       <w:r/>
       <w:r>
         <w:rPr>
           <w:b/>
         </w:rPr>
-        <w:t>Recommended Settings:</w:t>
+        <w:t>Use case:</w:t>
+      </w:r>
+      <w:r>
+        <w:t xml:space="preserve"> For testing the operator interface, API integrations, or AI workflows without requiring physical cameras.</w:t>
+      </w:r>
+    </w:p>
+    <w:p>
+      <w:r>
+        <w:t>```powershell</w:t>
+      </w:r>
+    </w:p>
+    <w:p>
+      <w:r>
+        <w:t>$env:APP_ENV="debug"</w:t>
+      </w:r>
+    </w:p>
+    <w:p>
+      <w:r>
+        <w:t>python .\main.py</w:t>
+      </w:r>
+    </w:p>
+    <w:p>
+      <w:r>
+        <w:t>```</w:t>
+      </w:r>
+    </w:p>
+    <w:p>
+      <w:r/>
+      <w:r>
+        <w:rPr>
+          <w:b/>
+        </w:rPr>
+        <w:t>Recommended settings:</w:t>
       </w:r>
       <w:r/>
     </w:p>
@@ -1904,7 +1555,7 @@
         <w:pStyle w:val="ListBullet"/>
       </w:pPr>
       <w:r>
-        <w:t>`CAMERA_MODE=local`</w:t>
+        <w:t>`CAMERA_MODE=emulated`</w:t>
       </w:r>
     </w:p>
     <w:p>
@@ -1912,90 +1563,131 @@
         <w:pStyle w:val="ListBullet"/>
       </w:pPr>
       <w:r>
-        <w:t>`DETECTION_AND_TRACK=true` (or `false` if only raw frames are needed)</w:t>
+        <w:t>Optionally set `EMULATED_CAMERA_IMAGE_PATH` to use a specific image file for consistent testing.</w:t>
       </w:r>
     </w:p>
     <w:p>
-      <w:pPr>
-        <w:pStyle w:val="ListBullet"/>
-      </w:pPr>
+      <w:r>
+        <w:t>#### Option 3: Split Camera and Application Deployment</w:t>
+      </w:r>
+    </w:p>
+    <w:p>
       <w:r/>
       <w:r>
         <w:rPr>
           <w:b/>
         </w:rPr>
-        <w:t>Environment Expectation:</w:t>
-      </w:r>
-      <w:r>
-        <w:t xml:space="preserve"> Pylon must be installed, and the process needs direct access to both Basler cameras.</w:t>
+        <w:t>Use case:</w:t>
+      </w:r>
+      <w:r>
+        <w:t xml:space="preserve"> When the camera host needs to remain close to the Basler hardware, while the web interface and AI stack run on a separate machine.</w:t>
       </w:r>
     </w:p>
     <w:p>
-      <w:pPr>
-        <w:pStyle w:val="Heading3"/>
-      </w:pPr>
-      <w:r>
-        <w:t>5.2. Option 2: Debug or Hardware-Free Deployment (Testing and Development)</w:t>
-      </w:r>
-    </w:p>
-    <w:p>
-      <w:pPr>
-        <w:pStyle w:val="ListBullet"/>
-      </w:pPr>
       <w:r/>
       <w:r>
         <w:rPr>
           <w:b/>
         </w:rPr>
-        <w:t>When to Use:</w:t>
-      </w:r>
-      <w:r>
-        <w:t xml:space="preserve"> For BDF's development teams to test UI, APIs, or AI workflows without requiring physical camera hardware. Excellent for offline development and quick prototyping.</w:t>
-      </w:r>
+        <w:t>Camera Host (e.g., on `http://192.168.1.100:8001`):</w:t>
+      </w:r>
+      <w:r/>
     </w:p>
     <w:p>
-      <w:pPr>
-        <w:pStyle w:val="ListBullet"/>
-      </w:pPr>
+      <w:r>
+        <w:t>```powershell</w:t>
+      </w:r>
+    </w:p>
+    <w:p>
+      <w:r>
+        <w:t>python .\camera_main.py</w:t>
+      </w:r>
+    </w:p>
+    <w:p>
+      <w:r>
+        <w:t>```</w:t>
+      </w:r>
+    </w:p>
+    <w:p>
+      <w:r>
+        <w:t>This starts the camera-only service on port `8001`.</w:t>
+      </w:r>
+    </w:p>
+    <w:p>
       <w:r/>
       <w:r>
         <w:rPr>
           <w:b/>
         </w:rPr>
-        <w:t>Setup:</w:t>
+        <w:t>Main App Host (e.g., on `http://localhost:8000`):</w:t>
       </w:r>
       <w:r/>
     </w:p>
     <w:p>
       <w:r>
-        <w:t>```powershell</w:t>
+        <w:t>Run the main application with:</w:t>
       </w:r>
     </w:p>
     <w:p>
-      <w:r>
-        <w:t>$env:APP_ENV="debug"</w:t>
+      <w:pPr>
+        <w:pStyle w:val="ListBullet"/>
+      </w:pPr>
+      <w:r>
+        <w:t>`CAMERA_MODE=remote`</w:t>
       </w:r>
     </w:p>
     <w:p>
-      <w:r>
-        <w:t>python .\main.py</w:t>
+      <w:pPr>
+        <w:pStyle w:val="ListBullet"/>
+      </w:pPr>
+      <w:r>
+        <w:t>`REMOTE_CAMERA_BASE_URL=http://&lt;camera-host-IP-or-hostname&gt;:8001`</w:t>
       </w:r>
     </w:p>
     <w:p>
       <w:r>
-        <w:t>```</w:t>
+        <w:t>Then start:</w:t>
       </w:r>
     </w:p>
     <w:p>
-      <w:pPr>
-        <w:pStyle w:val="ListBullet"/>
-      </w:pPr>
+      <w:r>
+        <w:t>```powershell</w:t>
+      </w:r>
+    </w:p>
+    <w:p>
+      <w:r>
+        <w:t>python .\main.py</w:t>
+      </w:r>
+    </w:p>
+    <w:p>
+      <w:r>
+        <w:t>```</w:t>
+      </w:r>
+    </w:p>
+    <w:p>
+      <w:r>
+        <w:t>#### Option 4: Docker for the Main App</w:t>
+      </w:r>
+    </w:p>
+    <w:p>
       <w:r/>
       <w:r>
         <w:rPr>
           <w:b/>
         </w:rPr>
-        <w:t>Recommended Settings:</w:t>
+        <w:t>Use case:</w:t>
+      </w:r>
+      <w:r>
+        <w:t xml:space="preserve"> To containerize the main application for consistent deployment, typically consuming images from a Windows host running the camera service.</w:t>
+      </w:r>
+    </w:p>
+    <w:p>
+      <w:r/>
+      <w:r>
+        <w:rPr>
+          <w:b/>
+        </w:rPr>
+        <w:t>Recommended pattern:</w:t>
       </w:r>
       <w:r/>
     </w:p>
@@ -2004,7 +1696,7 @@
         <w:pStyle w:val="ListBullet"/>
       </w:pPr>
       <w:r>
-        <w:t>`CAMERA_MODE=emulated`</w:t>
+        <w:t>A Windows host runs `camera_main.py` (Option 3: Camera Host).</w:t>
       </w:r>
     </w:p>
     <w:p>
@@ -2012,30 +1704,122 @@
         <w:pStyle w:val="ListBullet"/>
       </w:pPr>
       <w:r>
-        <w:t>Optional: `EMULATED_CAMERA_IMAGE_PATH` can point to a specific image file for deterministic testing.</w:t>
+        <w:t>The Docker container runs the main application.</w:t>
       </w:r>
     </w:p>
     <w:p>
       <w:pPr>
         <w:pStyle w:val="ListBullet"/>
       </w:pPr>
+      <w:r>
+        <w:t>The main app uses `CAMERA_MODE=remote`.</w:t>
+      </w:r>
+    </w:p>
+    <w:p>
+      <w:pPr>
+        <w:pStyle w:val="ListBullet"/>
+      </w:pPr>
+      <w:r>
+        <w:t>Set `REMOTE_CAMERA_BASE_URL=http://host.docker.internal:8001` to allow the Docker container to reach the host machine's camera service.</w:t>
+      </w:r>
+    </w:p>
+    <w:p>
       <w:r/>
       <w:r>
         <w:rPr>
           <w:b/>
         </w:rPr>
-        <w:t>Environment Expectation:</w:t>
-      </w:r>
-      <w:r>
-        <w:t xml:space="preserve"> No camera hardware is required.</w:t>
-      </w:r>
+        <w:t>Start with:</w:t>
+      </w:r>
+      <w:r/>
     </w:p>
     <w:p>
+      <w:r>
+        <w:t>```powershell</w:t>
+      </w:r>
+    </w:p>
+    <w:p>
+      <w:r>
+        <w:t>docker compose up --build</w:t>
+      </w:r>
+    </w:p>
+    <w:p>
+      <w:r>
+        <w:t>```</w:t>
+      </w:r>
+    </w:p>
+    <w:p>
       <w:pPr>
         <w:pStyle w:val="Heading3"/>
       </w:pPr>
       <w:r>
-        <w:t>5.3. Option 3: Split Camera and App Deployment (Distributed System)</w:t>
+        <w:t>4.3 Verification Checklist After Deployment</w:t>
+      </w:r>
+    </w:p>
+    <w:p>
+      <w:r>
+        <w:t>After deploying, perform these checks to ensure the system is operating correctly:</w:t>
+      </w:r>
+    </w:p>
+    <w:p>
+      <w:pPr>
+        <w:pStyle w:val="ListBullet"/>
+      </w:pPr>
+      <w:r>
+        <w:t>Call `GET /status` (e.g., `http://localhost:8000/status`) and confirm it returns `200 OK`.</w:t>
+      </w:r>
+    </w:p>
+    <w:p>
+      <w:pPr>
+        <w:pStyle w:val="ListBullet"/>
+      </w:pPr>
+      <w:r>
+        <w:t>Verify that `camera.ready` is `true` in the `status` response for your chosen camera mode.</w:t>
+      </w:r>
+    </w:p>
+    <w:p>
+      <w:pPr>
+        <w:pStyle w:val="ListBullet"/>
+      </w:pPr>
+      <w:r>
+        <w:t>Check `GET /capture` (e.g., `http://localhost:8000/capture`) to confirm it returns a JPEG image.</w:t>
+      </w:r>
+    </w:p>
+    <w:p>
+      <w:pPr>
+        <w:pStyle w:val="ListBullet"/>
+      </w:pPr>
+      <w:r>
+        <w:t>Open the browser interface on `/` (e.g., `http://localhost:8000/`) and confirm it loads and refreshes with product images.</w:t>
+      </w:r>
+    </w:p>
+    <w:p>
+      <w:pPr>
+        <w:pStyle w:val="ListBullet"/>
+      </w:pPr>
+      <w:r>
+        <w:t>If AI is enabled, wait for `ai.phase` to become `ready` in the `status` response.</w:t>
+      </w:r>
+    </w:p>
+    <w:p>
+      <w:pPr>
+        <w:pStyle w:val="ListBullet"/>
+      </w:pPr>
+      <w:r>
+        <w:t>If using `remote` mode, confirm the separate camera service on port `8001` also returns a healthy `/status`.</w:t>
+      </w:r>
+    </w:p>
+    <w:p>
+      <w:pPr>
+        <w:pStyle w:val="Heading3"/>
+      </w:pPr>
+      <w:r>
+        <w:t>4.4 Common Troubleshooting Scenarios for BDF Operators</w:t>
+      </w:r>
+    </w:p>
+    <w:p>
+      <w:r>
+        <w:t>#### Server Starts But No Product Images Arrive</w:t>
       </w:r>
     </w:p>
     <w:p>
@@ -2047,10 +1831,10 @@
         <w:rPr>
           <w:b/>
         </w:rPr>
-        <w:t>When to Use:</w:t>
-      </w:r>
-      <w:r>
-        <w:t xml:space="preserve"> When the camera host needs to remain physically close to the Basler hardware on the production floor, while the web and AI processing stack runs on a separate machine (e.g., in a control room or server rack). This enhances flexibility and hardware isolation.</w:t>
+        <w:t>Check `GET /status`:</w:t>
+      </w:r>
+      <w:r>
+        <w:t xml:space="preserve"> See if `camera.ready` is `false` or if the WebSocket is receiving `warming_up` messages.</w:t>
       </w:r>
     </w:p>
     <w:p>
@@ -2062,301 +1846,32 @@
         <w:rPr>
           <w:b/>
         </w:rPr>
-        <w:t>Deployment Steps:</w:t>
+        <w:t>Local Mode:</w:t>
       </w:r>
       <w:r/>
     </w:p>
     <w:p>
-      <w:r>
-        <w:t xml:space="preserve">1.  </w:t>
-      </w:r>
-      <w:r>
-        <w:rPr>
-          <w:b/>
-        </w:rPr>
-        <w:t>Camera Host:</w:t>
-      </w:r>
-      <w:r>
-        <w:t xml:space="preserve"> Run the dedicated camera service on the machine with direct camera access.</w:t>
+      <w:pPr>
+        <w:pStyle w:val="ListBullet"/>
+      </w:pPr>
+      <w:r>
+        <w:t>Verify pylon software is installed.</w:t>
       </w:r>
     </w:p>
     <w:p>
-      <w:r>
-        <w:t>```powershell</w:t>
+      <w:pPr>
+        <w:pStyle w:val="ListBullet"/>
+      </w:pPr>
+      <w:r>
+        <w:t>Confirm both Basler cameras are connected and powered.</w:t>
       </w:r>
     </w:p>
     <w:p>
-      <w:r>
-        <w:t>python .\camera_main.py</w:t>
-      </w:r>
-    </w:p>
-    <w:p>
-      <w:r>
-        <w:t>```</w:t>
-      </w:r>
-    </w:p>
-    <w:p>
-      <w:r>
-        <w:t>This starts the camera-only service on port `8001`.</w:t>
-      </w:r>
-    </w:p>
-    <w:p>
-      <w:r>
-        <w:t xml:space="preserve">2.  </w:t>
-      </w:r>
-      <w:r>
-        <w:rPr>
-          <w:b/>
-        </w:rPr>
-        <w:t>Main App Host:</w:t>
-      </w:r>
-      <w:r>
-        <w:t xml:space="preserve"> Run the main application on the separate host.</w:t>
-      </w:r>
-    </w:p>
-    <w:p>
       <w:pPr>
         <w:pStyle w:val="ListBullet"/>
       </w:pPr>
       <w:r>
-        <w:t>Configure `CAMERA_MODE=remote`</w:t>
-      </w:r>
-    </w:p>
-    <w:p>
-      <w:pPr>
-        <w:pStyle w:val="ListBullet"/>
-      </w:pPr>
-      <w:r>
-        <w:t>Set `REMOTE_CAMERA_BASE_URL=http://&lt;camera-host-ip&gt;:8001` (replace `&lt;camera-host-ip&gt;` with the actual IP address of the camera host).</w:t>
-      </w:r>
-    </w:p>
-    <w:p>
-      <w:pPr>
-        <w:pStyle w:val="ListBullet"/>
-      </w:pPr>
-      <w:r>
-        <w:t>Then start:</w:t>
-      </w:r>
-    </w:p>
-    <w:p>
-      <w:r>
-        <w:t>```powershell</w:t>
-      </w:r>
-    </w:p>
-    <w:p>
-      <w:r>
-        <w:t>python .\main.py</w:t>
-      </w:r>
-    </w:p>
-    <w:p>
-      <w:r>
-        <w:t>```</w:t>
-      </w:r>
-    </w:p>
-    <w:p>
-      <w:pPr>
-        <w:pStyle w:val="ListBullet"/>
-      </w:pPr>
-      <w:r/>
-      <w:r>
-        <w:rPr>
-          <w:b/>
-        </w:rPr>
-        <w:t>Environment Expectation:</w:t>
-      </w:r>
-      <w:r>
-        <w:t xml:space="preserve"> Stable network connectivity between the main app host and the camera host is critical.</w:t>
-      </w:r>
-    </w:p>
-    <w:p>
-      <w:pPr>
-        <w:pStyle w:val="Heading3"/>
-      </w:pPr>
-      <w:r>
-        <w:t>5.4. Option 4: Docker for the Main App (Containerized Deployment)</w:t>
-      </w:r>
-    </w:p>
-    <w:p>
-      <w:pPr>
-        <w:pStyle w:val="ListBullet"/>
-      </w:pPr>
-      <w:r/>
-      <w:r>
-        <w:rPr>
-          <w:b/>
-        </w:rPr>
-        <w:t>When to Use:</w:t>
-      </w:r>
-      <w:r>
-        <w:t xml:space="preserve"> For BDF's IT infrastructure to deploy the main application as a Docker container, offering benefits like easy scaling, isolation, and consistent environments.</w:t>
-      </w:r>
-    </w:p>
-    <w:p>
-      <w:pPr>
-        <w:pStyle w:val="ListBullet"/>
-      </w:pPr>
-      <w:r/>
-      <w:r>
-        <w:rPr>
-          <w:b/>
-        </w:rPr>
-        <w:t>Recommended Pattern:</w:t>
-      </w:r>
-      <w:r/>
-    </w:p>
-    <w:p>
-      <w:pPr>
-        <w:pStyle w:val="ListBullet"/>
-      </w:pPr>
-      <w:r>
-        <w:t>A Windows host runs `camera_main.py` (as in Option 3) to manage direct Basler access.</w:t>
-      </w:r>
-    </w:p>
-    <w:p>
-      <w:pPr>
-        <w:pStyle w:val="ListBullet"/>
-      </w:pPr>
-      <w:r>
-        <w:t>The main application runs within a Docker container.</w:t>
-      </w:r>
-    </w:p>
-    <w:p>
-      <w:pPr>
-        <w:pStyle w:val="ListBullet"/>
-      </w:pPr>
-      <w:r>
-        <w:t>The container is configured with `CAMERA_MODE=remote` and `REMOTE_CAMERA_BASE_URL=http://host.docker.internal:8001` to communicate with the camera service on the host.</w:t>
-      </w:r>
-    </w:p>
-    <w:p>
-      <w:pPr>
-        <w:pStyle w:val="ListBullet"/>
-      </w:pPr>
-      <w:r/>
-      <w:r>
-        <w:rPr>
-          <w:b/>
-        </w:rPr>
-        <w:t>Setup:</w:t>
-      </w:r>
-      <w:r/>
-    </w:p>
-    <w:p>
-      <w:r>
-        <w:t>```powershell</w:t>
-      </w:r>
-    </w:p>
-    <w:p>
-      <w:r>
-        <w:t>docker compose up --build</w:t>
-      </w:r>
-    </w:p>
-    <w:p>
-      <w:r>
-        <w:t>```</w:t>
-      </w:r>
-    </w:p>
-    <w:p>
-      <w:pPr>
-        <w:pStyle w:val="ListBullet"/>
-      </w:pPr>
-      <w:r/>
-      <w:r>
-        <w:rPr>
-          <w:b/>
-        </w:rPr>
-        <w:t>Environment Expectation:</w:t>
-      </w:r>
-      <w:r>
-        <w:t xml:space="preserve"> Docker and Docker Compose must be installed. The Docker container needs to be able to resolve `host.docker.internal` to reach the camera host.</w:t>
-      </w:r>
-    </w:p>
-    <w:p>
-      <w:pPr>
-        <w:pStyle w:val="Heading3"/>
-      </w:pPr>
-      <w:r>
-        <w:t>Verification Checklist After Deployment</w:t>
-      </w:r>
-    </w:p>
-    <w:p>
-      <w:r>
-        <w:t>After deploying Racer2 V3 in any configuration, BDF operators should verify the following:</w:t>
-      </w:r>
-    </w:p>
-    <w:p>
-      <w:pPr>
-        <w:pStyle w:val="ListBullet"/>
-      </w:pPr>
-      <w:r/>
-      <w:r>
-        <w:rPr>
-          <w:b/>
-        </w:rPr>
-        <w:t>System Health:</w:t>
-      </w:r>
-      <w:r>
-        <w:t xml:space="preserve"> `GET /status` returns `200`, and `camera.ready` eventually becomes `true`.</w:t>
-      </w:r>
-    </w:p>
-    <w:p>
-      <w:pPr>
-        <w:pStyle w:val="ListBullet"/>
-      </w:pPr>
-      <w:r/>
-      <w:r>
-        <w:rPr>
-          <w:b/>
-        </w:rPr>
-        <w:t>Frame Capture:</w:t>
-      </w:r>
-      <w:r>
-        <w:t xml:space="preserve"> `/capture` successfully returns a JPEG image.</w:t>
-      </w:r>
-    </w:p>
-    <w:p>
-      <w:pPr>
-        <w:pStyle w:val="ListBullet"/>
-      </w:pPr>
-      <w:r/>
-      <w:r>
-        <w:rPr>
-          <w:b/>
-        </w:rPr>
-        <w:t>User Interface:</w:t>
-      </w:r>
-      <w:r>
-        <w:t xml:space="preserve"> The browser page on `/` loads and displays live updates.</w:t>
-      </w:r>
-    </w:p>
-    <w:p>
-      <w:pPr>
-        <w:pStyle w:val="ListBullet"/>
-      </w:pPr>
-      <w:r/>
-      <w:r>
-        <w:rPr>
-          <w:b/>
-        </w:rPr>
-        <w:t>Live Stream:</w:t>
-      </w:r>
-      <w:r>
-        <w:t xml:space="preserve"> WebSocket streaming (`/ws`) functions correctly.</w:t>
-      </w:r>
-    </w:p>
-    <w:p>
-      <w:pPr>
-        <w:pStyle w:val="ListBullet"/>
-      </w:pPr>
-      <w:r/>
-      <w:r>
-        <w:rPr>
-          <w:b/>
-        </w:rPr>
-        <w:t>AI Readiness:</w:t>
-      </w:r>
-      <w:r>
-        <w:t xml:space="preserve"> If AI is enabled, `ai.phase` in `/status` eventually changes to `ready`.</w:t>
+        <w:t>Ensure the system has permissions to access the cameras.</w:t>
       </w:r>
     </w:p>
     <w:p>
@@ -2370,29 +1885,30 @@
         </w:rPr>
         <w:t>Remote Mode:</w:t>
       </w:r>
-      <w:r>
-        <w:t xml:space="preserve"> If using `remote` camera mode, confirm the dedicated camera service on port `8001` also returns a healthy `/status`.</w:t>
-      </w:r>
+      <w:r/>
     </w:p>
     <w:p>
       <w:pPr>
-        <w:pStyle w:val="Heading2"/>
-      </w:pPr>
-      <w:r>
-        <w:t>6. Troubleshooting Guide for BDF Operators</w:t>
+        <w:pStyle w:val="ListBullet"/>
+      </w:pPr>
+      <w:r>
+        <w:t>Check `REMOTE_CAMERA_BASE_URL` for typos.</w:t>
       </w:r>
     </w:p>
     <w:p>
-      <w:r>
-        <w:t>This section provides simple, actionable steps for BDF operators to diagnose common issues with Racer2 V3.</w:t>
+      <w:pPr>
+        <w:pStyle w:val="ListBullet"/>
+      </w:pPr>
+      <w:r>
+        <w:t>Verify the host-side camera service (port `8001`) is running and accessible.</w:t>
       </w:r>
     </w:p>
     <w:p>
       <w:pPr>
-        <w:pStyle w:val="Heading3"/>
-      </w:pPr>
-      <w:r>
-        <w:t>6.1. No Frames Arriving / Blank Screen</w:t>
+        <w:pStyle w:val="ListBullet"/>
+      </w:pPr>
+      <w:r>
+        <w:t>Confirm `GET &lt;REMOTE_CAMERA_BASE_URL&gt;/capture` returns a JPEG image.</w:t>
       </w:r>
     </w:p>
     <w:p>
@@ -2404,37 +1920,7 @@
         <w:rPr>
           <w:b/>
         </w:rPr>
-        <w:t>Check System Status:</w:t>
-      </w:r>
-      <w:r>
-        <w:t xml:space="preserve"> Access `GET /status`. Look if `camera.ready` is `false` or if `stream.has_frame` is `false`.</w:t>
-      </w:r>
-    </w:p>
-    <w:p>
-      <w:pPr>
-        <w:pStyle w:val="ListBullet"/>
-      </w:pPr>
-      <w:r/>
-      <w:r>
-        <w:rPr>
-          <w:b/>
-        </w:rPr>
-        <w:t>Live Stream Messages:</w:t>
-      </w:r>
-      <w:r>
-        <w:t xml:space="preserve"> Observe the WebSocket stream (`/ws`). Is it displaying text messages like `warming_up` or camera error messages instead of images? This indicates a startup or camera issue.</w:t>
-      </w:r>
-    </w:p>
-    <w:p>
-      <w:pPr>
-        <w:pStyle w:val="ListBullet"/>
-      </w:pPr>
-      <w:r/>
-      <w:r>
-        <w:rPr>
-          <w:b/>
-        </w:rPr>
-        <w:t>If using Local Camera Mode:</w:t>
+        <w:t>Emulated Mode:</w:t>
       </w:r>
       <w:r/>
     </w:p>
@@ -2443,7 +1929,7 @@
         <w:pStyle w:val="ListBullet"/>
       </w:pPr>
       <w:r>
-        <w:t>Verify Basler cameras are physically connected and powered on.</w:t>
+        <w:t>Verify `CAMERA_MODE=emulated`.</w:t>
       </w:r>
     </w:p>
     <w:p>
@@ -2451,73 +1937,12 @@
         <w:pStyle w:val="ListBullet"/>
       </w:pPr>
       <w:r>
-        <w:t>Ensure no other software (e.g., Pylon Viewer) is currently using the cameras.</w:t>
+        <w:t>If `EMULATED_CAMERA_IMAGE_PATH` is set, ensure the file is readable.</w:t>
       </w:r>
     </w:p>
     <w:p>
-      <w:pPr>
-        <w:pStyle w:val="ListBullet"/>
-      </w:pPr>
-      <w:r/>
-      <w:r>
-        <w:rPr>
-          <w:b/>
-        </w:rPr>
-        <w:t>If using Remote Camera Mode:</w:t>
-      </w:r>
-      <w:r/>
-    </w:p>
-    <w:p>
-      <w:pPr>
-        <w:pStyle w:val="ListBullet"/>
-      </w:pPr>
-      <w:r>
-        <w:t>Confirm `REMOTE_CAMERA_BASE_URL` in `settings.json` is correct and points to the right IP address and port (e.g., `http://&lt;camera-host&gt;:8001`).</w:t>
-      </w:r>
-    </w:p>
-    <w:p>
-      <w:pPr>
-        <w:pStyle w:val="ListBullet"/>
-      </w:pPr>
-      <w:r>
-        <w:t>Verify the dedicated camera service (`camera_main.py`) is running on the camera host machine.</w:t>
-      </w:r>
-    </w:p>
-    <w:p>
-      <w:pPr>
-        <w:pStyle w:val="ListBullet"/>
-      </w:pPr>
-      <w:r>
-        <w:t>Check if `GET http://&lt;camera-host&gt;:8001/capture` directly returns a JPEG.</w:t>
-      </w:r>
-    </w:p>
-    <w:p>
-      <w:pPr>
-        <w:pStyle w:val="ListBullet"/>
-      </w:pPr>
-      <w:r/>
-      <w:r>
-        <w:rPr>
-          <w:b/>
-        </w:rPr>
-        <w:t>If using Emulated Camera Mode:</w:t>
-      </w:r>
-      <w:r/>
-    </w:p>
-    <w:p>
-      <w:pPr>
-        <w:pStyle w:val="ListBullet"/>
-      </w:pPr>
-      <w:r>
-        <w:t>Confirm `CAMERA_MODE` is set to `emulated` in `settings.json`.</w:t>
-      </w:r>
-    </w:p>
-    <w:p>
-      <w:pPr>
-        <w:pStyle w:val="Heading3"/>
-      </w:pPr>
-      <w:r>
-        <w:t>6.2. Camera Busy or Unavailable</w:t>
+      <w:r>
+        <w:t>#### Camera Busy Or Unavailable</w:t>
       </w:r>
     </w:p>
     <w:p>
@@ -2544,18 +1969,264 @@
         <w:rPr>
           <w:b/>
         </w:rPr>
-        <w:t>Action:</w:t>
-      </w:r>
-      <w:r>
-        <w:t xml:space="preserve"> Close any other applications (like Pylon Viewer) that might be accessing the cameras. Confirm no previous instances of Racer2 V3 are still running. If issues persist, restarting the camera host machine might resolve driver-related problems.</w:t>
-      </w:r>
+        <w:t>What to check:</w:t>
+      </w:r>
+      <w:r/>
     </w:p>
     <w:p>
       <w:pPr>
-        <w:pStyle w:val="Heading3"/>
-      </w:pPr>
-      <w:r>
-        <w:t>6.3. Remote Camera Mode Does Not Refresh</w:t>
+        <w:pStyle w:val="ListBullet"/>
+      </w:pPr>
+      <w:r>
+        <w:t>Close Pylon Viewer or any other application that might be using the cameras.</w:t>
+      </w:r>
+    </w:p>
+    <w:p>
+      <w:pPr>
+        <w:pStyle w:val="ListBullet"/>
+      </w:pPr>
+      <w:r>
+        <w:t>Confirm no other instance of the Racer2 V3 service is running.</w:t>
+      </w:r>
+    </w:p>
+    <w:p>
+      <w:pPr>
+        <w:pStyle w:val="ListBullet"/>
+      </w:pPr>
+      <w:r>
+        <w:t>If issues persist, restart the camera host to reset the driver state.</w:t>
+      </w:r>
+    </w:p>
+    <w:p>
+      <w:r>
+        <w:t>#### Remote Camera Mode Does Not Refresh</w:t>
+      </w:r>
+    </w:p>
+    <w:p>
+      <w:pPr>
+        <w:pStyle w:val="ListBullet"/>
+      </w:pPr>
+      <w:r/>
+      <w:r>
+        <w:rPr>
+          <w:b/>
+        </w:rPr>
+        <w:t>What to check:</w:t>
+      </w:r>
+      <w:r/>
+    </w:p>
+    <w:p>
+      <w:pPr>
+        <w:pStyle w:val="ListBullet"/>
+      </w:pPr>
+      <w:r>
+        <w:t>Confirm `REMOTE_CAMERA_BASE_URL` is correct.</w:t>
+      </w:r>
+    </w:p>
+    <w:p>
+      <w:pPr>
+        <w:pStyle w:val="ListBullet"/>
+      </w:pPr>
+      <w:r>
+        <w:t>Ensure the camera host's port `8001` is not blocked by a firewall.</w:t>
+      </w:r>
+    </w:p>
+    <w:p>
+      <w:pPr>
+        <w:pStyle w:val="ListBullet"/>
+      </w:pPr>
+      <w:r>
+        <w:t>Verify `GET &lt;REMOTE_CAMERA_BASE_URL&gt;/status` returns `200 OK`.</w:t>
+      </w:r>
+    </w:p>
+    <w:p>
+      <w:pPr>
+        <w:pStyle w:val="ListBullet"/>
+      </w:pPr>
+      <w:r>
+        <w:t>Confirm the main app host can communicate with the camera host over the network (e.g., if Docker is used, `host.docker.internal` is resolving correctly).</w:t>
+      </w:r>
+    </w:p>
+    <w:p>
+      <w:r>
+        <w:t>#### WebSocket Stream Shows Text Instead Of Images</w:t>
+      </w:r>
+    </w:p>
+    <w:p>
+      <w:pPr>
+        <w:pStyle w:val="ListBullet"/>
+      </w:pPr>
+      <w:r>
+        <w:t>This is expected when the camera is warming up, camera initialization failed, or `remote` mode has not yet received a valid product image. The text usually indicates camera status messages or `warming_up`.</w:t>
+      </w:r>
+    </w:p>
+    <w:p>
+      <w:r>
+        <w:t>#### AI Never Becomes Ready</w:t>
+      </w:r>
+    </w:p>
+    <w:p>
+      <w:pPr>
+        <w:pStyle w:val="ListBullet"/>
+      </w:pPr>
+      <w:r/>
+      <w:r>
+        <w:rPr>
+          <w:b/>
+        </w:rPr>
+        <w:t>Possible causes:</w:t>
+      </w:r>
+      <w:r>
+        <w:t xml:space="preserve"> Incorrect Roboflow credentials, large model initialization time, or an unsupported local environment for AI.</w:t>
+      </w:r>
+    </w:p>
+    <w:p>
+      <w:pPr>
+        <w:pStyle w:val="ListBullet"/>
+      </w:pPr>
+      <w:r/>
+      <w:r>
+        <w:rPr>
+          <w:b/>
+        </w:rPr>
+        <w:t>What to verify:</w:t>
+      </w:r>
+      <w:r/>
+    </w:p>
+    <w:p>
+      <w:pPr>
+        <w:pStyle w:val="ListBullet"/>
+      </w:pPr>
+      <w:r>
+        <w:t>Check `GET /status` for AI `phase` and `message`.</w:t>
+      </w:r>
+    </w:p>
+    <w:p>
+      <w:pPr>
+        <w:pStyle w:val="ListBullet"/>
+      </w:pPr>
+      <w:r>
+        <w:t>Confirm `.env` contains valid AI credentials.</w:t>
+      </w:r>
+    </w:p>
+    <w:p>
+      <w:pPr>
+        <w:pStyle w:val="ListBullet"/>
+      </w:pPr>
+      <w:r>
+        <w:t>Ensure the selected model in `AI_MODEL_NAME` is the intended one.</w:t>
+      </w:r>
+    </w:p>
+    <w:p>
+      <w:r>
+        <w:t>#### `POST /inference` Returns 404 (File Not Found)</w:t>
+      </w:r>
+    </w:p>
+    <w:p>
+      <w:pPr>
+        <w:pStyle w:val="ListBullet"/>
+      </w:pPr>
+      <w:r/>
+      <w:r>
+        <w:rPr>
+          <w:b/>
+        </w:rPr>
+        <w:t>What to check:</w:t>
+      </w:r>
+      <w:r/>
+    </w:p>
+    <w:p>
+      <w:pPr>
+        <w:pStyle w:val="ListBullet"/>
+      </w:pPr>
+      <w:r>
+        <w:t>Verify the `SrcDir` path points to an existing directory on the machine running the main app.</w:t>
+      </w:r>
+    </w:p>
+    <w:p>
+      <w:pPr>
+        <w:pStyle w:val="ListBullet"/>
+      </w:pPr>
+      <w:r>
+        <w:t>Confirm the `ImageName` is correct.</w:t>
+      </w:r>
+    </w:p>
+    <w:p>
+      <w:pPr>
+        <w:pStyle w:val="ListBullet"/>
+      </w:pPr>
+      <w:r>
+        <w:t>Ensure the combined path `SrcDir/ImageName` points to an actual image file.</w:t>
+      </w:r>
+    </w:p>
+    <w:p>
+      <w:pPr>
+        <w:pStyle w:val="ListBullet"/>
+      </w:pPr>
+      <w:r/>
+      <w:r>
+        <w:rPr>
+          <w:b/>
+        </w:rPr>
+        <w:t>Remember:</w:t>
+      </w:r>
+      <w:r>
+        <w:t xml:space="preserve"> This endpoint reads files from the local disk of the main app, not from remote URLs.</w:t>
+      </w:r>
+    </w:p>
+    <w:p>
+      <w:r>
+        <w:t>#### Color Endpoints Return Empty Data</w:t>
+      </w:r>
+    </w:p>
+    <w:p>
+      <w:pPr>
+        <w:pStyle w:val="ListBullet"/>
+      </w:pPr>
+      <w:r/>
+      <w:r>
+        <w:rPr>
+          <w:b/>
+        </w:rPr>
+        <w:t>Possible reasons:</w:t>
+      </w:r>
+      <w:r/>
+    </w:p>
+    <w:p>
+      <w:pPr>
+        <w:pStyle w:val="ListBullet"/>
+      </w:pPr>
+      <w:r>
+        <w:t>`DETECTION_AND_TRACK=false` (color analysis depends on tracking).</w:t>
+      </w:r>
+    </w:p>
+    <w:p>
+      <w:pPr>
+        <w:pStyle w:val="ListBullet"/>
+      </w:pPr>
+      <w:r>
+        <w:t>The AI model is not ready yet.</w:t>
+      </w:r>
+    </w:p>
+    <w:p>
+      <w:pPr>
+        <w:pStyle w:val="ListBullet"/>
+      </w:pPr>
+      <w:r>
+        <w:t>No tracked items have been processed since the last buffer clear.</w:t>
+      </w:r>
+    </w:p>
+    <w:p>
+      <w:pPr>
+        <w:pStyle w:val="ListBullet"/>
+      </w:pPr>
+      <w:r>
+        <w:t>A previous `GET /color-data` or `POST /color-analysis` call already cleared the buffer.</w:t>
+      </w:r>
+    </w:p>
+    <w:p>
+      <w:r>
+        <w:t>#### Pixel Format Problems (Wrong Colors, Conversion Errors)</w:t>
       </w:r>
     </w:p>
     <w:p>
@@ -2570,7 +2241,7 @@
         <w:t>Symptoms:</w:t>
       </w:r>
       <w:r>
-        <w:t xml:space="preserve"> The main application is running, but frames from the remote camera are outdated or not appearing.</w:t>
+        <w:t xml:space="preserve"> Product images show incorrect colors, or errors related to YUV conversion occur.</w:t>
       </w:r>
     </w:p>
     <w:p>
@@ -2582,7 +2253,7 @@
         <w:rPr>
           <w:b/>
         </w:rPr>
-        <w:t>Action:</w:t>
+        <w:t>What to verify:</w:t>
       </w:r>
       <w:r/>
     </w:p>
@@ -2591,7 +2262,7 @@
         <w:pStyle w:val="ListBullet"/>
       </w:pPr>
       <w:r>
-        <w:t>Double-check `REMOTE_CAMERA_BASE_URL` for any typos.</w:t>
+        <w:t>`CAMERA_PIXEL_FORMAT` in `settings.json` matches the actual output format of your cameras.</w:t>
       </w:r>
     </w:p>
     <w:p>
@@ -2599,7 +2270,7 @@
         <w:pStyle w:val="ListBullet"/>
       </w:pPr>
       <w:r>
-        <w:t>Verify network connectivity between the main app host and the camera host. (e.g., try pinging the camera host from the main app host).</w:t>
+        <w:t>`CAMERA_CONFIG_BY_PYLON=true` if external Pylon configuration manages the pixel format.</w:t>
       </w:r>
     </w:p>
     <w:p>
@@ -2607,382 +2278,96 @@
         <w:pStyle w:val="ListBullet"/>
       </w:pPr>
       <w:r>
-        <w:t>Ensure the camera host's firewall is not blocking access to port `8001`.</w:t>
+        <w:t>Use `BGR8` if the camera is already configured to output OpenCV-ready BGR images.</w:t>
       </w:r>
     </w:p>
     <w:p>
-      <w:pPr>
-        <w:pStyle w:val="ListBullet"/>
-      </w:pPr>
-      <w:r>
-        <w:t>Confirm that `GET &lt;REMOTE_CAMERA_BASE_URL&gt;/status` on the camera host returns `200` and reports `camera.ready: true`.</w:t>
+      <w:r>
+        <w:t>#### General Diagnostic Sequence for Operators</w:t>
       </w:r>
     </w:p>
     <w:p>
-      <w:pPr>
-        <w:pStyle w:val="Heading3"/>
-      </w:pPr>
-      <w:r>
-        <w:t>6.4. Live Stream Shows Text Instead of Images</w:t>
-      </w:r>
-    </w:p>
-    <w:p>
-      <w:pPr>
-        <w:pStyle w:val="ListBullet"/>
-      </w:pPr>
-      <w:r/>
+      <w:r>
+        <w:t xml:space="preserve">1.  </w:t>
+      </w:r>
       <w:r>
         <w:rPr>
           <w:b/>
         </w:rPr>
-        <w:t>Symptoms:</w:t>
-      </w:r>
-      <w:r>
-        <w:t xml:space="preserve"> The `/ws` WebSocket stream displays messages like "warming_up" or "camera error" instead of product images.</w:t>
+        <w:t>Check Status:</w:t>
+      </w:r>
+      <w:r>
+        <w:t xml:space="preserve"> Call `GET /status` to get an overview of system health.</w:t>
       </w:r>
     </w:p>
     <w:p>
-      <w:pPr>
-        <w:pStyle w:val="ListBullet"/>
-      </w:pPr>
-      <w:r/>
+      <w:r>
+        <w:t xml:space="preserve">2.  </w:t>
+      </w:r>
       <w:r>
         <w:rPr>
           <w:b/>
         </w:rPr>
-        <w:t>Action:</w:t>
-      </w:r>
-      <w:r>
-        <w:t xml:space="preserve"> This is usually expected behavior. The system provides these messages during camera startup, if initialization fails, or if it's waiting for the first frame in remote mode. Wait for the system to become ready; these messages will disappear when frames begin streaming.</w:t>
+        <w:t>Camera Readiness:</w:t>
+      </w:r>
+      <w:r>
+        <w:t xml:space="preserve"> Confirm `camera.ready` is `true`.</w:t>
       </w:r>
     </w:p>
     <w:p>
-      <w:pPr>
-        <w:pStyle w:val="Heading3"/>
-      </w:pPr>
-      <w:r>
-        <w:t>6.5. AI Inspection Never Becomes Ready</w:t>
-      </w:r>
-    </w:p>
-    <w:p>
-      <w:pPr>
-        <w:pStyle w:val="ListBullet"/>
-      </w:pPr>
-      <w:r/>
+      <w:r>
+        <w:t xml:space="preserve">3.  </w:t>
+      </w:r>
       <w:r>
         <w:rPr>
           <w:b/>
         </w:rPr>
-        <w:t>Symptoms:</w:t>
-      </w:r>
-      <w:r>
-        <w:t xml:space="preserve"> In `GET /status`, `ai.phase` remains at "pending" or "loading" for an extended period, or reports an error.</w:t>
+        <w:t>Image Capture:</w:t>
+      </w:r>
+      <w:r>
+        <w:t xml:space="preserve"> Confirm `GET /capture` successfully returns a JPEG image.</w:t>
       </w:r>
     </w:p>
     <w:p>
-      <w:pPr>
-        <w:pStyle w:val="ListBullet"/>
-      </w:pPr>
-      <w:r/>
+      <w:r>
+        <w:t xml:space="preserve">4.  </w:t>
+      </w:r>
       <w:r>
         <w:rPr>
           <w:b/>
         </w:rPr>
-        <w:t>Action:</w:t>
-      </w:r>
-      <w:r/>
+        <w:t>Browser UI:</w:t>
+      </w:r>
+      <w:r>
+        <w:t xml:space="preserve"> Verify the browser interface updates with live product images.</w:t>
+      </w:r>
     </w:p>
     <w:p>
-      <w:pPr>
-        <w:pStyle w:val="ListBullet"/>
-      </w:pPr>
-      <w:r>
-        <w:t>Verify `DETECTION_AND_TRACK` is set to `true` in `settings.json`.</w:t>
-      </w:r>
-    </w:p>
-    <w:p>
-      <w:pPr>
-        <w:pStyle w:val="ListBullet"/>
-      </w:pPr>
-      <w:r>
-        <w:t>Check `.env` for valid `ROBOFLOW_API_KEY` and `RFDETR_MODEL_ID` (if using RF-DETR). Incorrect credentials can prevent AI model loading.</w:t>
-      </w:r>
-    </w:p>
-    <w:p>
-      <w:pPr>
-        <w:pStyle w:val="ListBullet"/>
-      </w:pPr>
-      <w:r>
-        <w:t>AI model initialization can take several minutes depending on the model size and system resources. Allow sufficient time.</w:t>
-      </w:r>
-    </w:p>
-    <w:p>
-      <w:pPr>
-        <w:pStyle w:val="Heading3"/>
-      </w:pPr>
-      <w:r>
-        <w:t>6.6. Local Inference Fails (Error 404)</w:t>
-      </w:r>
-    </w:p>
-    <w:p>
-      <w:pPr>
-        <w:pStyle w:val="ListBullet"/>
-      </w:pPr>
-      <w:r/>
+      <w:r>
+        <w:t xml:space="preserve">5.  </w:t>
+      </w:r>
       <w:r>
         <w:rPr>
           <w:b/>
         </w:rPr>
-        <w:t>Symptoms:</w:t>
-      </w:r>
-      <w:r>
-        <w:t xml:space="preserve"> `POST /inference` returns a `404` error.</w:t>
+        <w:t>AI Readiness (if enabled):</w:t>
+      </w:r>
+      <w:r>
+        <w:t xml:space="preserve"> Wait for `ai.phase=ready` in the `status` response.</w:t>
       </w:r>
     </w:p>
     <w:p>
-      <w:pPr>
-        <w:pStyle w:val="ListBullet"/>
-      </w:pPr>
-      <w:r/>
+      <w:r>
+        <w:t xml:space="preserve">6.  </w:t>
+      </w:r>
       <w:r>
         <w:rPr>
           <w:b/>
         </w:rPr>
-        <w:t>Action:</w:t>
-      </w:r>
-      <w:r/>
-    </w:p>
-    <w:p>
-      <w:pPr>
-        <w:pStyle w:val="ListBullet"/>
-      </w:pPr>
-      <w:r>
-        <w:t>Ensure the `SrcDir` specified in the request points to an existing directory on the machine running the main app.</w:t>
-      </w:r>
-    </w:p>
-    <w:p>
-      <w:pPr>
-        <w:pStyle w:val="ListBullet"/>
-      </w:pPr>
-      <w:r>
-        <w:t>Verify `ImageName` is spelled correctly and the combined path `SrcDir/ImageName` truly exists.</w:t>
-      </w:r>
-    </w:p>
-    <w:p>
-      <w:pPr>
-        <w:pStyle w:val="ListBullet"/>
-      </w:pPr>
-      <w:r>
-        <w:t>Remember that this endpoint reads files locally; it does not fetch images from remote network paths.</w:t>
-      </w:r>
-    </w:p>
-    <w:p>
-      <w:pPr>
-        <w:pStyle w:val="Heading3"/>
-      </w:pPr>
-      <w:r>
-        <w:t>6.7. Color Endpoints Return Empty Data</w:t>
-      </w:r>
-    </w:p>
-    <w:p>
-      <w:pPr>
-        <w:pStyle w:val="ListBullet"/>
-      </w:pPr>
-      <w:r/>
-      <w:r>
-        <w:rPr>
-          <w:b/>
-        </w:rPr>
-        <w:t>Symptoms:</w:t>
-      </w:r>
-      <w:r>
-        <w:t xml:space="preserve"> `GET /color-data` or `POST /color-analysis` returns an empty `objects` array even when products are visible.</w:t>
-      </w:r>
-    </w:p>
-    <w:p>
-      <w:pPr>
-        <w:pStyle w:val="ListBullet"/>
-      </w:pPr>
-      <w:r/>
-      <w:r>
-        <w:rPr>
-          <w:b/>
-        </w:rPr>
-        <w:t>Action:</w:t>
-      </w:r>
-      <w:r/>
-    </w:p>
-    <w:p>
-      <w:pPr>
-        <w:pStyle w:val="ListBullet"/>
-      </w:pPr>
-      <w:r>
-        <w:t>Confirm `DETECTION_AND_TRACK` is set to `true` in `settings.json`.</w:t>
-      </w:r>
-    </w:p>
-    <w:p>
-      <w:pPr>
-        <w:pStyle w:val="ListBullet"/>
-      </w:pPr>
-      <w:r>
-        <w:t>Check `GET /status` to ensure `ai.phase` is `ready`. Color analysis depends on active AI detection and tracking.</w:t>
-      </w:r>
-    </w:p>
-    <w:p>
-      <w:pPr>
-        <w:pStyle w:val="ListBullet"/>
-      </w:pPr>
-      <w:r>
-        <w:t>Ensure that products have actually passed through the inspection area since the last time the buffer was cleared. The buffer is cleared after each `GET /color-data` or `POST /color-analysis` call.</w:t>
-      </w:r>
-    </w:p>
-    <w:p>
-      <w:pPr>
-        <w:pStyle w:val="Heading3"/>
-      </w:pPr>
-      <w:r>
-        <w:t>6.8. Incorrect Colors in Output Frames</w:t>
-      </w:r>
-    </w:p>
-    <w:p>
-      <w:pPr>
-        <w:pStyle w:val="ListBullet"/>
-      </w:pPr>
-      <w:r/>
-      <w:r>
-        <w:rPr>
-          <w:b/>
-        </w:rPr>
-        <w:t>Symptoms:</w:t>
-      </w:r>
-      <w:r>
-        <w:t xml:space="preserve"> Product images displayed in the UI or stream show incorrect colors (e.g., green tint, desaturated).</w:t>
-      </w:r>
-    </w:p>
-    <w:p>
-      <w:pPr>
-        <w:pStyle w:val="ListBullet"/>
-      </w:pPr>
-      <w:r/>
-      <w:r>
-        <w:rPr>
-          <w:b/>
-        </w:rPr>
-        <w:t>Action:</w:t>
-      </w:r>
-      <w:r/>
-    </w:p>
-    <w:p>
-      <w:pPr>
-        <w:pStyle w:val="ListBullet"/>
-      </w:pPr>
-      <w:r>
-        <w:t>Verify `CAMERA_PIXEL_FORMAT` in `settings.json` accurately matches the actual pixel format output by your Basler cameras.</w:t>
-      </w:r>
-    </w:p>
-    <w:p>
-      <w:pPr>
-        <w:pStyle w:val="ListBullet"/>
-      </w:pPr>
-      <w:r>
-        <w:t>If camera features (like pixel format) are configured externally using Pylon Viewer, ensure `CAMERA_CONFIG_BY_PYLON` is set to `true` in `settings.json` to prevent the app from overriding these settings.</w:t>
-      </w:r>
-    </w:p>
-    <w:p>
-      <w:pPr>
-        <w:pStyle w:val="Heading3"/>
-      </w:pPr>
-      <w:r>
-        <w:t>6.9. General Diagnostic Sequence for Operators</w:t>
-      </w:r>
-    </w:p>
-    <w:p>
-      <w:r>
-        <w:t>If you encounter an issue, follow these steps systematically:</w:t>
-      </w:r>
-    </w:p>
-    <w:p>
-      <w:r>
-        <w:t xml:space="preserve">1.  </w:t>
-      </w:r>
-      <w:r>
-        <w:rPr>
-          <w:b/>
-        </w:rPr>
-        <w:t>Check System Status:</w:t>
-      </w:r>
-      <w:r>
-        <w:t xml:space="preserve"> Call `GET /status` to get an overview of component readiness.</w:t>
-      </w:r>
-    </w:p>
-    <w:p>
-      <w:r>
-        <w:t xml:space="preserve">2.  </w:t>
-      </w:r>
-      <w:r>
-        <w:rPr>
-          <w:b/>
-        </w:rPr>
-        <w:t>Verify Camera Ready:</w:t>
-      </w:r>
-      <w:r>
-        <w:t xml:space="preserve"> Confirm `camera.ready` is `true`.</w:t>
-      </w:r>
-    </w:p>
-    <w:p>
-      <w:r>
-        <w:t xml:space="preserve">3.  </w:t>
-      </w:r>
-      <w:r>
-        <w:rPr>
-          <w:b/>
-        </w:rPr>
-        <w:t>Test Frame Capture:</w:t>
-      </w:r>
-      <w:r>
-        <w:t xml:space="preserve"> Try `GET /capture` to see if a JPEG frame is returned.</w:t>
-      </w:r>
-    </w:p>
-    <w:p>
-      <w:r>
-        <w:t xml:space="preserve">4.  </w:t>
-      </w:r>
-      <w:r>
-        <w:rPr>
-          <w:b/>
-        </w:rPr>
-        <w:t>Observe UI:</w:t>
-      </w:r>
-      <w:r>
-        <w:t xml:space="preserve"> Check if the browser interface (`http://localhost:8000/`) is loading and refreshing frames.</w:t>
-      </w:r>
-    </w:p>
-    <w:p>
-      <w:r>
-        <w:t xml:space="preserve">5.  </w:t>
-      </w:r>
-      <w:r>
-        <w:rPr>
-          <w:b/>
-        </w:rPr>
-        <w:t>AI Readiness:</w:t>
-      </w:r>
-      <w:r>
-        <w:t xml:space="preserve"> If AI is enabled, wait for `ai.phase=ready` in `GET /status`.</w:t>
-      </w:r>
-    </w:p>
-    <w:p>
-      <w:r>
-        <w:t xml:space="preserve">6.  </w:t>
-      </w:r>
-      <w:r>
-        <w:rPr>
-          <w:b/>
-        </w:rPr>
-        <w:t>Test Specific Feature:</w:t>
-      </w:r>
-      <w:r>
-        <w:t xml:space="preserve"> Once the core components are verified, test the specific feature that is causing problems (e.g., `POST /analyze`, `POST /inference`, WebSocket streaming, color endpoints).</w:t>
+        <w:t>Functionality Tests:</w:t>
+      </w:r>
+      <w:r>
+        <w:t xml:space="preserve"> Then test `/analyze`, `/inference`, or WebSocket streaming.</w:t>
       </w:r>
     </w:p>
     <w:sectPr>

--- a/outputs/bdf_bakery_product_doc/bdf_bakery_product_doc.docx
+++ b/outputs/bdf_bakery_product_doc/bdf_bakery_product_doc.docx
@@ -11,42 +11,42 @@
       </w:r>
     </w:p>
     <w:p>
-      <w:pPr>
-        <w:pStyle w:val="Heading1"/>
-      </w:pPr>
-      <w:r>
-        <w:t>BDF Bakery Product Documentation: Racer2 V3</w:t>
+      <w:r>
+        <w:t>The BDF Bakery Automation System (Racer2 V3) is designed to optimize quality control and production monitoring for your bakery operations. This document provides a professional and simple guide to its features, configuration, and troubleshooting, tailored for BDF's specific needs in automation.</w:t>
       </w:r>
     </w:p>
     <w:p>
-      <w:pPr>
-        <w:pStyle w:val="Heading2"/>
-      </w:pPr>
-      <w:r>
-        <w:t>1. Introduction to Racer2 V3 for BDF Automation</w:t>
+      <w:r>
+        <w:t>---</w:t>
       </w:r>
     </w:p>
     <w:p>
-      <w:r>
-        <w:t>Racer2 V3 is a powerful AI Core service designed to enhance quality control and production monitoring for BDF's bakery automation lines. It integrates advanced camera acquisition, image stitching, live streaming, and optional AI-driven inspection to ensure consistent product quality and operational efficiency.</w:t>
+      <w:pPr>
+        <w:pStyle w:val="Heading1"/>
+      </w:pPr>
+      <w:r>
+        <w:t>BDF Bakery Automation System: Product Overview</w:t>
       </w:r>
     </w:p>
     <w:p>
-      <w:r>
-        <w:t>This documentation focuses on how Racer2 V3 can be configured, operated, and monitored to support your automated bakery production.</w:t>
+      <w:pPr>
+        <w:pStyle w:val="Heading2"/>
+      </w:pPr>
+      <w:r>
+        <w:t>Purpose</w:t>
       </w:r>
     </w:p>
     <w:p>
-      <w:pPr>
-        <w:pStyle w:val="Heading3"/>
-      </w:pPr>
-      <w:r>
-        <w:t>Purpose</w:t>
+      <w:r>
+        <w:t>The BDF Bakery Automation System (Racer2 V3) is engineered to enhance quality control on your production line. It provides advanced line-scan acquisition, precise frame stitching, live streaming, and optional AI-assisted inspection for bakery products. Designed to integrate with your existing setup, it supports both hardware-backed production and flexible development workflows.</w:t>
       </w:r>
     </w:p>
     <w:p>
-      <w:r>
-        <w:t>Racer2 V3 streamlines your production monitoring by offering:</w:t>
+      <w:pPr>
+        <w:pStyle w:val="Heading2"/>
+      </w:pPr>
+      <w:r>
+        <w:t>Core Capabilities for Bakery Production</w:t>
       </w:r>
     </w:p>
     <w:p>
@@ -58,10 +58,10 @@
         <w:rPr>
           <w:b/>
         </w:rPr>
-        <w:t>Line-Scan Acquisition:</w:t>
-      </w:r>
-      <w:r>
-        <w:t xml:space="preserve"> High-speed capture of bakery products as they move along the production line.</w:t>
+        <w:t>Dual-Camera Acquisition &amp; Stitched Frame Generation:</w:t>
+      </w:r>
+      <w:r>
+        <w:t xml:space="preserve"> Captures data from two Basler line cameras and seamlessly combines them into a single, comprehensive image of your product for thorough inspection.</w:t>
       </w:r>
     </w:p>
     <w:p>
@@ -73,10 +73,10 @@
         <w:rPr>
           <w:b/>
         </w:rPr>
-        <w:t>Frame Stitching:</w:t>
-      </w:r>
-      <w:r>
-        <w:t xml:space="preserve"> Combining images from multiple cameras into a single, comprehensive view of each product.</w:t>
+        <w:t>Browser-Friendly JPEG Capture &amp; Live Streaming:</w:t>
+      </w:r>
+      <w:r>
+        <w:t xml:space="preserve"> Provides immediate visual feedback through high-quality JPEG images and real-time video streams, accessible via a web browser for operator monitoring.</w:t>
       </w:r>
     </w:p>
     <w:p>
@@ -88,10 +88,10 @@
         <w:rPr>
           <w:b/>
         </w:rPr>
-        <w:t>Live Streaming:</w:t>
-      </w:r>
-      <w:r>
-        <w:t xml:space="preserve"> Real-time visual feedback for operators to monitor the production process.</w:t>
+        <w:t>Flexible Camera Access:</w:t>
+      </w:r>
+      <w:r>
+        <w:t xml:space="preserve"> Supports direct `local` camera access, `remote` access to a dedicated camera service, or `emulated` (synthetic) frames for testing without physical cameras.</w:t>
       </w:r>
     </w:p>
     <w:p>
@@ -103,23 +103,10 @@
         <w:rPr>
           <w:b/>
         </w:rPr>
-        <w:t>AI-Assisted Inspection:</w:t>
-      </w:r>
-      <w:r>
-        <w:t xml:space="preserve"> Automated detection of defects or inconsistencies, crucial for maintaining BDF's high-quality standards.</w:t>
-      </w:r>
-    </w:p>
-    <w:p>
-      <w:pPr>
-        <w:pStyle w:val="Heading3"/>
-      </w:pPr>
-      <w:r>
-        <w:t>Core Capabilities for BDF Production</w:t>
-      </w:r>
-    </w:p>
-    <w:p>
-      <w:r>
-        <w:t>Racer2 V3 provides key functionalities tailored for bakery automation:</w:t>
+        <w:t>Optional AI-Assisted Inspection:</w:t>
+      </w:r>
+      <w:r>
+        <w:t xml:space="preserve"> Integrates advanced AI models (RF-DETR or YOLO) for automated detection and tracking of product features or defects, ensuring consistent quality.</w:t>
       </w:r>
     </w:p>
     <w:p>
@@ -131,10 +118,10 @@
         <w:rPr>
           <w:b/>
         </w:rPr>
-        <w:t>Comprehensive Product Scanning:</w:t>
-      </w:r>
-      <w:r>
-        <w:t xml:space="preserve"> Utilizes dual Basler line cameras to acquire detailed images across the width of your bakery products.</w:t>
+        <w:t>Tracked-Object Color Analysis:</w:t>
+      </w:r>
+      <w:r>
+        <w:t xml:space="preserve"> Monitors and analyzes color characteristics of specific product features, providing valuable data for quality assurance and recipe consistency at BDF.</w:t>
       </w:r>
     </w:p>
     <w:p>
@@ -146,10 +133,23 @@
         <w:rPr>
           <w:b/>
         </w:rPr>
-        <w:t>Seamless Image Integration:</w:t>
-      </w:r>
-      <w:r>
-        <w:t xml:space="preserve"> Stitches individual camera outputs into one complete, high-resolution image for thorough inspection.</w:t>
+        <w:t>External &amp; Local Inference:</w:t>
+      </w:r>
+      <w:r>
+        <w:t xml:space="preserve"> Supports forwarding frames to external services (`POST /analyze`) or performing AI inference on local image files (`POST /inference`) for diverse inspection needs.</w:t>
+      </w:r>
+    </w:p>
+    <w:p>
+      <w:pPr>
+        <w:pStyle w:val="Heading2"/>
+      </w:pPr>
+      <w:r>
+        <w:t>Operating Modes for BDF Operations</w:t>
+      </w:r>
+    </w:p>
+    <w:p>
+      <w:r>
+        <w:t>The system can be configured to suit different operational needs within BDF's production environment:</w:t>
       </w:r>
     </w:p>
     <w:p>
@@ -161,10 +161,10 @@
         <w:rPr>
           <w:b/>
         </w:rPr>
-        <w:t>Real-time Visual Feedback:</w:t>
-      </w:r>
-      <w:r>
-        <w:t xml:space="preserve"> Offers browser-friendly JPEG capture and live WebSocket streaming, allowing operators to see products as they are processed.</w:t>
+        <w:t>`local` Camera Mode:</w:t>
+      </w:r>
+      <w:r>
+        <w:t xml:space="preserve"> The main application directly manages the Basler cameras. This is ideal for single-host deployments where the processing unit is co-located with the cameras on the production line.</w:t>
       </w:r>
     </w:p>
     <w:p>
@@ -176,10 +176,10 @@
         <w:rPr>
           <w:b/>
         </w:rPr>
-        <w:t>Flexible Camera Control:</w:t>
-      </w:r>
-      <w:r>
-        <w:t xml:space="preserve"> Supports local camera access (direct control), remote camera access (for distributed setups), and emulated camera generation (for development and testing).</w:t>
+        <w:t>`remote` Camera Mode:</w:t>
+      </w:r>
+      <w:r>
+        <w:t xml:space="preserve"> The main application communicates with a separate, dedicated camera service over your network. This allows the camera hardware to remain close to the production environment while the AI and web interface can run on a different, potentially more powerful machine.</w:t>
       </w:r>
     </w:p>
     <w:p>
@@ -191,10 +191,15 @@
         <w:rPr>
           <w:b/>
         </w:rPr>
-        <w:t>Automated Quality Inspection:</w:t>
-      </w:r>
-      <w:r>
-        <w:t xml:space="preserve"> Integrates advanced AI models (RF-DETR or YOLO) for precise defect detection and product verification.</w:t>
+        <w:t>`emulated` Camera Mode:</w:t>
+      </w:r>
+      <w:r>
+        <w:t xml:space="preserve"> Generates synthetic frames internally, perfect for development, testing new configurations, or operator training without requiring actual camera hardware on the BDF line.</w:t>
+      </w:r>
+    </w:p>
+    <w:p>
+      <w:r>
+        <w:t>AI processing can be:</w:t>
       </w:r>
     </w:p>
     <w:p>
@@ -206,10 +211,10 @@
         <w:rPr>
           <w:b/>
         </w:rPr>
-        <w:t>Consistent Color Analysis:</w:t>
-      </w:r>
-      <w:r>
-        <w:t xml:space="preserve"> Provides per-object color analysis, buffering recent data to monitor and maintain product appearance.</w:t>
+        <w:t>Disabled:</w:t>
+      </w:r>
+      <w:r>
+        <w:t xml:space="preserve"> For applications requiring only raw streaming and image capture, without automated inspection.</w:t>
       </w:r>
     </w:p>
     <w:p>
@@ -221,23 +226,10 @@
         <w:rPr>
           <w:b/>
         </w:rPr>
-        <w:t>External Integration:</w:t>
-      </w:r>
-      <w:r>
-        <w:t xml:space="preserve"> Enables forwarding of frames for external analysis (`POST /analyze`) and local, file-driven inference (`POST /inference`).</w:t>
-      </w:r>
-    </w:p>
-    <w:p>
-      <w:pPr>
-        <w:pStyle w:val="Heading3"/>
-      </w:pPr>
-      <w:r>
-        <w:t>Operating Modes for BDF Production</w:t>
-      </w:r>
-    </w:p>
-    <w:p>
-      <w:r>
-        <w:t>Racer2 V3 offers flexible operating modes to fit various BDF production environments:</w:t>
+        <w:t>Enabled with `rfdetr`:</w:t>
+      </w:r>
+      <w:r>
+        <w:t xml:space="preserve"> Provides advanced detection and tracked annotation capabilities.</w:t>
       </w:r>
     </w:p>
     <w:p>
@@ -249,10 +241,106 @@
         <w:rPr>
           <w:b/>
         </w:rPr>
-        <w:t>Local Camera Mode:</w:t>
-      </w:r>
-      <w:r>
-        <w:t xml:space="preserve"> The main application directly controls the Basler cameras. Ideal for integrated setups where the processing unit is close to the production line.</w:t>
+        <w:t>Enabled with YOLO plus SORT:</w:t>
+      </w:r>
+      <w:r>
+        <w:t xml:space="preserve"> Offers an alternative detection and tracking solution for specific product types.</w:t>
+      </w:r>
+    </w:p>
+    <w:p>
+      <w:pPr>
+        <w:pStyle w:val="Heading2"/>
+      </w:pPr>
+      <w:r>
+        <w:t>High-Level Production Flow</w:t>
+      </w:r>
+    </w:p>
+    <w:p>
+      <w:r>
+        <w:t>1.  The BDF Automation System launches, initializing based on your chosen camera and AI settings.</w:t>
+      </w:r>
+    </w:p>
+    <w:p>
+      <w:r>
+        <w:t>2.  Frames are continuously captured from cameras, fetched from a remote service, or emulated internally.</w:t>
+      </w:r>
+    </w:p>
+    <w:p>
+      <w:r>
+        <w:t>3.  If AI is enabled, models load in the background, making the system ready for intelligent inspection without blocking server startup.</w:t>
+      </w:r>
+    </w:p>
+    <w:p>
+      <w:r>
+        <w:t>4.  The latest frame data is made available for:</w:t>
+      </w:r>
+    </w:p>
+    <w:p>
+      <w:pPr>
+        <w:pStyle w:val="ListBullet"/>
+      </w:pPr>
+      <w:r>
+        <w:t>Real-time viewing in the browser UI for operators.</w:t>
+      </w:r>
+    </w:p>
+    <w:p>
+      <w:pPr>
+        <w:pStyle w:val="ListBullet"/>
+      </w:pPr>
+      <w:r>
+        <w:t>API access for external systems (e.g., `GET /capture` for integration).</w:t>
+      </w:r>
+    </w:p>
+    <w:p>
+      <w:pPr>
+        <w:pStyle w:val="ListBullet"/>
+      </w:pPr>
+      <w:r>
+        <w:t>Automated inspection requests (`POST /analyze`, `POST /inference`).</w:t>
+      </w:r>
+    </w:p>
+    <w:p>
+      <w:pPr>
+        <w:pStyle w:val="ListBullet"/>
+      </w:pPr>
+      <w:r>
+        <w:t>Live WebSocket streaming to operator dashboards.</w:t>
+      </w:r>
+    </w:p>
+    <w:p>
+      <w:r>
+        <w:t>5.  With color analysis active, tracked product features are analyzed, and their color data is buffered for quality reporting.</w:t>
+      </w:r>
+    </w:p>
+    <w:p>
+      <w:r>
+        <w:t>---</w:t>
+      </w:r>
+    </w:p>
+    <w:p>
+      <w:pPr>
+        <w:pStyle w:val="Heading1"/>
+      </w:pPr>
+      <w:r>
+        <w:t>System Architecture for BDF Production Monitoring</w:t>
+      </w:r>
+    </w:p>
+    <w:p>
+      <w:r>
+        <w:t>Understanding the BDF Bakery Automation System's architecture helps optimize its use for production monitoring and quality control.</w:t>
+      </w:r>
+    </w:p>
+    <w:p>
+      <w:pPr>
+        <w:pStyle w:val="Heading2"/>
+      </w:pPr>
+      <w:r>
+        <w:t>Runtime Layers</w:t>
+      </w:r>
+    </w:p>
+    <w:p>
+      <w:r>
+        <w:t>The system is organized into distinct layers to manage the flow from hardware to user interface:</w:t>
       </w:r>
     </w:p>
     <w:p>
@@ -264,10 +352,26 @@
         <w:rPr>
           <w:b/>
         </w:rPr>
-        <w:t>Remote Camera Mode:</w:t>
-      </w:r>
-      <w:r>
-        <w:t xml:space="preserve"> The main application polls a separate, dedicated camera service over the network. This allows for placing camera hardware closer to the production line while running the main application (with AI and web interface) on a different machine.</w:t>
+        <w:t>Entrypoints:</w:t>
+      </w:r>
+      <w:r>
+        <w:t xml:space="preserve"> Initiates the main application and, if needed, the dedicated camera service.</w:t>
+      </w:r>
+    </w:p>
+    <w:p>
+      <w:pPr>
+        <w:pStyle w:val="ListBullet"/>
+      </w:pPr>
+      <w:r>
+        <w:t>`main.py`: Launches the core application, typically on port `8000`.</w:t>
+      </w:r>
+    </w:p>
+    <w:p>
+      <w:pPr>
+        <w:pStyle w:val="ListBullet"/>
+      </w:pPr>
+      <w:r>
+        <w:t>`camera_main.py`: Launches the independent camera service, typically on port `8001`.</w:t>
       </w:r>
     </w:p>
     <w:p>
@@ -279,36 +383,26 @@
         <w:rPr>
           <w:b/>
         </w:rPr>
-        <w:t>Emulated Camera Mode:</w:t>
-      </w:r>
-      <w:r>
-        <w:t xml:space="preserve"> The application generates synthetic product images for debugging, UI validation, and development without requiring physical cameras. This is useful for testing without impacting live production.</w:t>
+        <w:t>Server Layer:</w:t>
+      </w:r>
+      <w:r>
+        <w:t xml:space="preserve"> Exposes the user interface and key data endpoints for BDF operators.</w:t>
       </w:r>
     </w:p>
     <w:p>
       <w:pPr>
-        <w:pStyle w:val="Heading2"/>
-      </w:pPr>
-      <w:r>
-        <w:t>2. Production Monitoring and Quality Control with Racer2 V3</w:t>
+        <w:pStyle w:val="ListBullet"/>
+      </w:pPr>
+      <w:r>
+        <w:t>Handles the main UI, streaming data, AI results, and color analysis.</w:t>
       </w:r>
     </w:p>
     <w:p>
-      <w:r>
-        <w:t>Racer2 V3 empowers BDF operators and engineers with tools for proactive production monitoring and automated quality assurance.</w:t>
-      </w:r>
-    </w:p>
-    <w:p>
-      <w:pPr>
-        <w:pStyle w:val="Heading3"/>
-      </w:pPr>
-      <w:r>
-        <w:t>Real-time Production Monitoring</w:t>
-      </w:r>
-    </w:p>
-    <w:p>
-      <w:r>
-        <w:t>Keep a close eye on your bakery products as they move through the line:</w:t>
+      <w:pPr>
+        <w:pStyle w:val="ListBullet"/>
+      </w:pPr>
+      <w:r>
+        <w:t>Provides the host-side camera API for `remote` camera mode, allowing flexible deployment.</w:t>
       </w:r>
     </w:p>
     <w:p>
@@ -320,7 +414,1219 @@
         <w:rPr>
           <w:b/>
         </w:rPr>
-        <w:t>Live Product View:</w:t>
+        <w:t>Library Layer:</w:t>
+      </w:r>
+      <w:r>
+        <w:t xml:space="preserve"> Contains specialized, reusable modules for camera control, AI processing, and color analysis.</w:t>
+      </w:r>
+    </w:p>
+    <w:p>
+      <w:pPr>
+        <w:pStyle w:val="Heading2"/>
+      </w:pPr>
+      <w:r>
+        <w:t>Camera Runtime Selection</w:t>
+      </w:r>
+    </w:p>
+    <w:p>
+      <w:r>
+        <w:t>The system adapts to your BDF production environment by allowing different camera runtime configurations:</w:t>
+      </w:r>
+    </w:p>
+    <w:p>
+      <w:pPr>
+        <w:pStyle w:val="ListBullet"/>
+      </w:pPr>
+      <w:r/>
+      <w:r>
+        <w:rPr>
+          <w:b/>
+        </w:rPr>
+        <w:t>`local`:</w:t>
+      </w:r>
+      <w:r>
+        <w:t xml:space="preserve"> Basler camera access is managed directly within the main application process. This simplifies deployment on a single machine where cameras are physically attached.</w:t>
+      </w:r>
+    </w:p>
+    <w:p>
+      <w:pPr>
+        <w:pStyle w:val="ListBullet"/>
+      </w:pPr>
+      <w:r/>
+      <w:r>
+        <w:rPr>
+          <w:b/>
+        </w:rPr>
+        <w:t>`remote`:</w:t>
+      </w:r>
+      <w:r>
+        <w:t xml:space="preserve"> Frames and alignment data are securely fetched from a separate camera service. This is ideal when cameras need to be physically isolated or on a different host from the main AI/web application, common in complex production lines.</w:t>
+      </w:r>
+    </w:p>
+    <w:p>
+      <w:pPr>
+        <w:pStyle w:val="ListBullet"/>
+      </w:pPr>
+      <w:r/>
+      <w:r>
+        <w:rPr>
+          <w:b/>
+        </w:rPr>
+        <w:t>`emulated`:</w:t>
+      </w:r>
+      <w:r>
+        <w:t xml:space="preserve"> Synthetic frames are generated within the application for development, testing, and UI validation without requiring physical cameras on the BDF line.</w:t>
+      </w:r>
+    </w:p>
+    <w:p>
+      <w:r>
+        <w:t>The dedicated camera service (on port `8001`) exclusively supports `local` and `emulated` modes, focusing solely on camera management and not hosting AI features.</w:t>
+      </w:r>
+    </w:p>
+    <w:p>
+      <w:pPr>
+        <w:pStyle w:val="Heading2"/>
+      </w:pPr>
+      <w:r>
+        <w:t>Camera Production Pipeline</w:t>
+      </w:r>
+    </w:p>
+    <w:p>
+      <w:r>
+        <w:t>The core live acquisition and frame stitching process ensures high-quality images for BDF's quality control needs. This pipeline operates as follows:</w:t>
+      </w:r>
+    </w:p>
+    <w:p>
+      <w:r>
+        <w:t xml:space="preserve">1.  </w:t>
+      </w:r>
+      <w:r>
+        <w:rPr>
+          <w:b/>
+        </w:rPr>
+        <w:t>Device Discovery:</w:t>
+      </w:r>
+      <w:r>
+        <w:t xml:space="preserve"> Identifies connected Basler cameras.</w:t>
+      </w:r>
+    </w:p>
+    <w:p>
+      <w:r>
+        <w:t xml:space="preserve">2.  </w:t>
+      </w:r>
+      <w:r>
+        <w:rPr>
+          <w:b/>
+        </w:rPr>
+        <w:t>Configuration:</w:t>
+      </w:r>
+      <w:r>
+        <w:t xml:space="preserve"> Sets up cameras for trigger, pixel format, and optional white balance, unless `CAMERA_CONFIG_BY_PYLON=true` (meaning an external tool like Pylon Viewer manages settings).</w:t>
+      </w:r>
+    </w:p>
+    <w:p>
+      <w:r>
+        <w:t xml:space="preserve">3.  </w:t>
+      </w:r>
+      <w:r>
+        <w:rPr>
+          <w:b/>
+        </w:rPr>
+        <w:t>Acquisition:</w:t>
+      </w:r>
+      <w:r>
+        <w:t xml:space="preserve"> Reads individual strips of images from each camera as they pass.</w:t>
+      </w:r>
+    </w:p>
+    <w:p>
+      <w:r>
+        <w:t xml:space="preserve">4.  </w:t>
+      </w:r>
+      <w:r>
+        <w:rPr>
+          <w:b/>
+        </w:rPr>
+        <w:t>Vertical Stacking:</w:t>
+      </w:r>
+      <w:r>
+        <w:t xml:space="preserve"> Stacks these strips vertically for each camera.</w:t>
+      </w:r>
+    </w:p>
+    <w:p>
+      <w:r>
+        <w:t xml:space="preserve">5.  </w:t>
+      </w:r>
+      <w:r>
+        <w:rPr>
+          <w:b/>
+        </w:rPr>
+        <w:t>Offset Adjustment:</w:t>
+      </w:r>
+      <w:r>
+        <w:t xml:space="preserve"> Applies horizontal and vertical offsets for precise alignment between camera views.</w:t>
+      </w:r>
+    </w:p>
+    <w:p>
+      <w:r>
+        <w:t xml:space="preserve">6.  </w:t>
+      </w:r>
+      <w:r>
+        <w:rPr>
+          <w:b/>
+        </w:rPr>
+        <w:t>Image Stitching:</w:t>
+      </w:r>
+      <w:r>
+        <w:t xml:space="preserve"> Combines outputs from multiple cameras into a single, unified image of the product.</w:t>
+      </w:r>
+    </w:p>
+    <w:p>
+      <w:r>
+        <w:t xml:space="preserve">7.  </w:t>
+      </w:r>
+      <w:r>
+        <w:rPr>
+          <w:b/>
+        </w:rPr>
+        <w:t>Color Conversion:</w:t>
+      </w:r>
+      <w:r>
+        <w:t xml:space="preserve"> Converts frames to BGR format if required by the selected pixel format (e.g., from YUV formats) to ensure accurate color representation for AI and display.</w:t>
+      </w:r>
+    </w:p>
+    <w:p>
+      <w:r>
+        <w:t xml:space="preserve">8.  </w:t>
+      </w:r>
+      <w:r>
+        <w:rPr>
+          <w:b/>
+        </w:rPr>
+        <w:t>Output Preparation:</w:t>
+      </w:r>
+      <w:r>
+        <w:t xml:space="preserve"> Resizes and JPEG-encodes the final image for efficient transmission and storage.</w:t>
+      </w:r>
+    </w:p>
+    <w:p>
+      <w:r>
+        <w:t xml:space="preserve">9.  </w:t>
+      </w:r>
+      <w:r>
+        <w:rPr>
+          <w:b/>
+        </w:rPr>
+        <w:t>Caching:</w:t>
+      </w:r>
+      <w:r>
+        <w:t xml:space="preserve"> Stores the latest JPEG for immediate access by HTTP and WebSocket consumers.</w:t>
+      </w:r>
+    </w:p>
+    <w:p>
+      <w:r>
+        <w:t>Operators can dynamically adjust alignment during production via `GET /camera/alignment` and `POST /camera/alignment` endpoints to maintain optimal image quality.</w:t>
+      </w:r>
+    </w:p>
+    <w:p>
+      <w:pPr>
+        <w:pStyle w:val="Heading2"/>
+      </w:pPr>
+      <w:r>
+        <w:t>AI Inspection Pipeline</w:t>
+      </w:r>
+    </w:p>
+    <w:p>
+      <w:r>
+        <w:t>The AI pipeline is crucial for automated product inspection at BDF:</w:t>
+      </w:r>
+    </w:p>
+    <w:p>
+      <w:pPr>
+        <w:pStyle w:val="ListBullet"/>
+      </w:pPr>
+      <w:r/>
+      <w:r>
+        <w:rPr>
+          <w:b/>
+        </w:rPr>
+        <w:t>Model Selection:</w:t>
+      </w:r>
+      <w:r>
+        <w:t xml:space="preserve"> Controlled by `AI_MODEL_NAME`, allowing choice between `rfdetr` for advanced detection and tracking, or YOLO plus SORT for general detection and tracking, adaptable to specific bakery products.</w:t>
+      </w:r>
+    </w:p>
+    <w:p>
+      <w:pPr>
+        <w:pStyle w:val="ListBullet"/>
+      </w:pPr>
+      <w:r/>
+      <w:r>
+        <w:rPr>
+          <w:b/>
+        </w:rPr>
+        <w:t>Asynchronous Initialization:</w:t>
+      </w:r>
+      <w:r>
+        <w:t xml:space="preserve"> AI model loading happens in the background, ensuring the server starts quickly and operators can access frames while AI prepares for inspection.</w:t>
+      </w:r>
+    </w:p>
+    <w:p>
+      <w:pPr>
+        <w:pStyle w:val="ListBullet"/>
+      </w:pPr>
+      <w:r/>
+      <w:r>
+        <w:rPr>
+          <w:b/>
+        </w:rPr>
+        <w:t>Status Monitoring:</w:t>
+      </w:r>
+      <w:r>
+        <w:t xml:space="preserve"> `/status` provides updates on AI checkpoint progress, informing operators when the AI is ready for precise inspection.</w:t>
+      </w:r>
+    </w:p>
+    <w:p>
+      <w:pPr>
+        <w:pStyle w:val="ListBullet"/>
+      </w:pPr>
+      <w:r/>
+      <w:r>
+        <w:rPr>
+          <w:b/>
+        </w:rPr>
+        <w:t>Color Analysis Integration:</w:t>
+      </w:r>
+      <w:r>
+        <w:t xml:space="preserve"> The AI pipeline incorporates a `ColorBuffer` to store recent color data and history for tracked objects, enabling detailed quality reporting for BDF.</w:t>
+      </w:r>
+    </w:p>
+    <w:p>
+      <w:pPr>
+        <w:pStyle w:val="Heading2"/>
+      </w:pPr>
+      <w:r>
+        <w:t>Data Consumers for Production Monitoring</w:t>
+      </w:r>
+    </w:p>
+    <w:p>
+      <w:r>
+        <w:t>The processed image data is made available to various points for BDF's monitoring needs:</w:t>
+      </w:r>
+    </w:p>
+    <w:p>
+      <w:pPr>
+        <w:pStyle w:val="ListBullet"/>
+      </w:pPr>
+      <w:r/>
+      <w:r>
+        <w:rPr>
+          <w:b/>
+        </w:rPr>
+        <w:t>`GET /capture`:</w:t>
+      </w:r>
+      <w:r>
+        <w:t xml:space="preserve"> Retrieves the latest JPEG frame.</w:t>
+      </w:r>
+    </w:p>
+    <w:p>
+      <w:pPr>
+        <w:pStyle w:val="ListBullet"/>
+      </w:pPr>
+      <w:r/>
+      <w:r>
+        <w:rPr>
+          <w:b/>
+        </w:rPr>
+        <w:t>`POST /analyze`:</w:t>
+      </w:r>
+      <w:r>
+        <w:t xml:space="preserve"> Forwards the latest frame to an external inference service for specialized analysis (e.g., for complex defect detection).</w:t>
+      </w:r>
+    </w:p>
+    <w:p>
+      <w:pPr>
+        <w:pStyle w:val="ListBullet"/>
+      </w:pPr>
+      <w:r/>
+      <w:r>
+        <w:rPr>
+          <w:b/>
+        </w:rPr>
+        <w:t>`POST /inference`:</w:t>
+      </w:r>
+      <w:r>
+        <w:t xml:space="preserve"> Performs local AI inference on images from disk (e.g., for batch inspection of stored images).</w:t>
+      </w:r>
+    </w:p>
+    <w:p>
+      <w:pPr>
+        <w:pStyle w:val="ListBullet"/>
+      </w:pPr>
+      <w:r/>
+      <w:r>
+        <w:rPr>
+          <w:b/>
+        </w:rPr>
+        <w:t>`WebSocket /ws`:</w:t>
+      </w:r>
+      <w:r>
+        <w:t xml:space="preserve"> Provides a live stream for real-time operator viewing and interaction.</w:t>
+      </w:r>
+    </w:p>
+    <w:p>
+      <w:pPr>
+        <w:pStyle w:val="ListBullet"/>
+      </w:pPr>
+      <w:r/>
+      <w:r>
+        <w:rPr>
+          <w:b/>
+        </w:rPr>
+        <w:t>Browser UI:</w:t>
+      </w:r>
+      <w:r>
+        <w:t xml:space="preserve"> Displays the live feed and AI annotations directly in the web interface for immediate feedback.</w:t>
+      </w:r>
+    </w:p>
+    <w:p>
+      <w:r>
+        <w:t>---</w:t>
+      </w:r>
+    </w:p>
+    <w:p>
+      <w:pPr>
+        <w:pStyle w:val="Heading1"/>
+      </w:pPr>
+      <w:r>
+        <w:t>Configuration &amp; Monitoring Essentials for BDF</w:t>
+      </w:r>
+    </w:p>
+    <w:p>
+      <w:r>
+        <w:t>Proper configuration ensures the BDF Bakery Automation System operates optimally for your production line. Monitoring endpoints provide critical insights into system health and production quality.</w:t>
+      </w:r>
+    </w:p>
+    <w:p>
+      <w:pPr>
+        <w:pStyle w:val="Heading2"/>
+      </w:pPr>
+      <w:r>
+        <w:t>Key Configuration for BDF Production</w:t>
+      </w:r>
+    </w:p>
+    <w:p>
+      <w:r>
+        <w:t>Configuration settings are managed through `settings.json` (non-secret runtime settings) and `.env` files (secrets and environment selection).</w:t>
+      </w:r>
+    </w:p>
+    <w:p>
+      <w:pPr>
+        <w:pStyle w:val="Heading3"/>
+      </w:pPr>
+      <w:r>
+        <w:t>Loading Order (Priority from lowest to highest):</w:t>
+      </w:r>
+    </w:p>
+    <w:p>
+      <w:r>
+        <w:t>1.  `.env`</w:t>
+      </w:r>
+    </w:p>
+    <w:p>
+      <w:r>
+        <w:t>2.  `APP_ENV_FILE` (if set) or `.env.debug` (if `APP_ENV=debug`)</w:t>
+      </w:r>
+    </w:p>
+    <w:p>
+      <w:r>
+        <w:t>3.  `settings.json`</w:t>
+      </w:r>
+    </w:p>
+    <w:p>
+      <w:pPr>
+        <w:pStyle w:val="ListBullet"/>
+      </w:pPr>
+      <w:r/>
+      <w:r>
+        <w:rPr>
+          <w:b/>
+        </w:rPr>
+        <w:t>Important:</w:t>
+      </w:r>
+      <w:r>
+        <w:t xml:space="preserve"> Environment variables override settings in `settings.json`.</w:t>
+      </w:r>
+    </w:p>
+    <w:p>
+      <w:pPr>
+        <w:pStyle w:val="Heading3"/>
+      </w:pPr>
+      <w:r>
+        <w:t>Essential `settings.json` Keys for BDF:</w:t>
+      </w:r>
+    </w:p>
+    <w:p>
+      <w:pPr>
+        <w:pStyle w:val="ListBullet"/>
+      </w:pPr>
+      <w:r/>
+      <w:r>
+        <w:rPr>
+          <w:b/>
+        </w:rPr>
+        <w:t>`CAMERA_MODE`</w:t>
+      </w:r>
+      <w:r>
+        <w:t>: Critical for selecting your camera setup:</w:t>
+      </w:r>
+    </w:p>
+    <w:p>
+      <w:pPr>
+        <w:pStyle w:val="ListBullet"/>
+      </w:pPr>
+      <w:r>
+        <w:t>`local`: For direct Basler camera access from the main application.</w:t>
+      </w:r>
+    </w:p>
+    <w:p>
+      <w:pPr>
+        <w:pStyle w:val="ListBullet"/>
+      </w:pPr>
+      <w:r>
+        <w:t>`remote`: To poll a separate camera service.</w:t>
+      </w:r>
+    </w:p>
+    <w:p>
+      <w:pPr>
+        <w:pStyle w:val="ListBullet"/>
+      </w:pPr>
+      <w:r>
+        <w:t>`emulated`: For development and UI testing without cameras.</w:t>
+      </w:r>
+    </w:p>
+    <w:p>
+      <w:pPr>
+        <w:pStyle w:val="ListBullet"/>
+      </w:pPr>
+      <w:r/>
+      <w:r>
+        <w:rPr>
+          <w:b/>
+        </w:rPr>
+        <w:t>`CAMERA_PIXEL_FORMAT`</w:t>
+      </w:r>
+      <w:r>
+        <w:t>: Defines how camera buffers are interpreted (e.g., `BGR8` for OpenCV-ready frames, `YCbCr422_8` for YUV conversion). Ensures correct color representation for quality control.</w:t>
+      </w:r>
+    </w:p>
+    <w:p>
+      <w:pPr>
+        <w:pStyle w:val="ListBullet"/>
+      </w:pPr>
+      <w:r/>
+      <w:r>
+        <w:rPr>
+          <w:b/>
+        </w:rPr>
+        <w:t>`CAMERA_CONFIG_BY_PYLON`</w:t>
+      </w:r>
+      <w:r>
+        <w:t>: Set to `true` if camera features (like pixel format, exposure, trigger) are configured externally (e.g., via Pylon Viewer) and the BDF system should not overwrite them during startup.</w:t>
+      </w:r>
+    </w:p>
+    <w:p>
+      <w:pPr>
+        <w:pStyle w:val="ListBullet"/>
+      </w:pPr>
+      <w:r/>
+      <w:r>
+        <w:rPr>
+          <w:b/>
+        </w:rPr>
+        <w:t>`REMOTE_CAMERA_BASE_URL`</w:t>
+      </w:r>
+      <w:r>
+        <w:t>: Used when `CAMERA_MODE=remote` to specify the network address of your dedicated camera service (e.g., `http://&lt;camera-host&gt;:8001`).</w:t>
+      </w:r>
+    </w:p>
+    <w:p>
+      <w:pPr>
+        <w:pStyle w:val="ListBullet"/>
+      </w:pPr>
+      <w:r/>
+      <w:r>
+        <w:rPr>
+          <w:b/>
+        </w:rPr>
+        <w:t>`AI_MODEL_NAME`</w:t>
+      </w:r>
+      <w:r>
+        <w:t>: Selects the AI model for automated inspection:</w:t>
+      </w:r>
+    </w:p>
+    <w:p>
+      <w:pPr>
+        <w:pStyle w:val="ListBullet"/>
+      </w:pPr>
+      <w:r>
+        <w:t>`rfdetr`: For RF-DETR based detection and tracking.</w:t>
+      </w:r>
+    </w:p>
+    <w:p>
+      <w:pPr>
+        <w:pStyle w:val="ListBullet"/>
+      </w:pPr>
+      <w:r>
+        <w:t>Any other value: Activates YOLO detection with SORT tracking.</w:t>
+      </w:r>
+    </w:p>
+    <w:p>
+      <w:pPr>
+        <w:pStyle w:val="ListBullet"/>
+      </w:pPr>
+      <w:r/>
+      <w:r>
+        <w:rPr>
+          <w:b/>
+        </w:rPr>
+        <w:t>`DETECTION_AND_TRACK`</w:t>
+      </w:r>
+      <w:r>
+        <w:t>: A boolean setting to enable or disable the AI detection and tracking features, depending on whether automated inspection is required.</w:t>
+      </w:r>
+    </w:p>
+    <w:p>
+      <w:pPr>
+        <w:pStyle w:val="Heading3"/>
+      </w:pPr>
+      <w:r>
+        <w:t>`.env` Files for Security</w:t>
+      </w:r>
+    </w:p>
+    <w:p>
+      <w:r>
+        <w:t>Use `.env` files to store sensitive information specific to BDF operations:</w:t>
+      </w:r>
+    </w:p>
+    <w:p>
+      <w:pPr>
+        <w:pStyle w:val="ListBullet"/>
+      </w:pPr>
+      <w:r>
+        <w:t>`ROBOFLOW_API_KEY`, `RFDETR_MODEL_ID`: For Roboflow-backed AI models.</w:t>
+      </w:r>
+    </w:p>
+    <w:p>
+      <w:pPr>
+        <w:pStyle w:val="ListBullet"/>
+      </w:pPr>
+      <w:r>
+        <w:t>`INFERENCE_API_KEY`, `INFERENCE_API_HEADER`: For secure access to external inference services.</w:t>
+      </w:r>
+    </w:p>
+    <w:p>
+      <w:r/>
+      <w:r>
+        <w:rPr>
+          <w:b/>
+        </w:rPr>
+        <w:t>Recommended Practice:</w:t>
+      </w:r>
+      <w:r>
+        <w:t xml:space="preserve"> Keep secrets only in `.env` files. Store environment-specific but non-secret settings in `settings.json`.</w:t>
+      </w:r>
+    </w:p>
+    <w:p>
+      <w:pPr>
+        <w:pStyle w:val="Heading2"/>
+      </w:pPr>
+      <w:r>
+        <w:t>API Endpoints for Production Monitoring</w:t>
+      </w:r>
+    </w:p>
+    <w:p>
+      <w:r>
+        <w:t>These endpoints allow BDF operators and automated systems to monitor the production line and retrieve critical data.</w:t>
+      </w:r>
+    </w:p>
+    <w:p>
+      <w:pPr>
+        <w:pStyle w:val="ListBullet"/>
+      </w:pPr>
+      <w:r/>
+      <w:r>
+        <w:rPr>
+          <w:b/>
+        </w:rPr>
+        <w:t>`GET /status`</w:t>
+      </w:r>
+      <w:r>
+        <w:t>: Provides a comprehensive overview of the system's runtime state, including AI initialization, camera readiness, and stream status. Essential for quick diagnostic checks.</w:t>
+      </w:r>
+    </w:p>
+    <w:p>
+      <w:pPr>
+        <w:pStyle w:val="ListBullet"/>
+      </w:pPr>
+      <w:r>
+        <w:t>Example: `{ "ai": { "phase": "ready" }, "camera": { "ready": true } }`</w:t>
+      </w:r>
+    </w:p>
+    <w:p>
+      <w:pPr>
+        <w:pStyle w:val="ListBullet"/>
+      </w:pPr>
+      <w:r/>
+      <w:r>
+        <w:rPr>
+          <w:b/>
+        </w:rPr>
+        <w:t>`GET /capture`</w:t>
+      </w:r>
+      <w:r>
+        <w:t>: Retrieves the latest high-quality JPEG frame from the camera cache. Useful for capturing specific product images for manual review or record-keeping.</w:t>
+      </w:r>
+    </w:p>
+    <w:p>
+      <w:pPr>
+        <w:pStyle w:val="ListBullet"/>
+      </w:pPr>
+      <w:r>
+        <w:t>*Returns `image/jpeg` on success, `503` if camera not ready.*</w:t>
+      </w:r>
+    </w:p>
+    <w:p>
+      <w:pPr>
+        <w:pStyle w:val="ListBullet"/>
+      </w:pPr>
+      <w:r/>
+      <w:r>
+        <w:rPr>
+          <w:b/>
+        </w:rPr>
+        <w:t>`POST /analyze`</w:t>
+      </w:r>
+      <w:r>
+        <w:t>: Forwards the latest production frame to an external inference service. Ideal for integrating with specialized BDF quality analysis platforms.</w:t>
+      </w:r>
+    </w:p>
+    <w:p>
+      <w:pPr>
+        <w:pStyle w:val="ListBullet"/>
+      </w:pPr>
+      <w:r/>
+      <w:r>
+        <w:rPr>
+          <w:b/>
+        </w:rPr>
+        <w:t>`GET /camera/alignment` / `POST /camera/alignment`</w:t>
+      </w:r>
+      <w:r>
+        <w:t>: Allows retrieval and adjustment of camera stitching alignment settings. Operators can fine-tune image composition for optimal product representation.</w:t>
+      </w:r>
+    </w:p>
+    <w:p>
+      <w:pPr>
+        <w:pStyle w:val="ListBullet"/>
+      </w:pPr>
+      <w:r/>
+      <w:r>
+        <w:rPr>
+          <w:b/>
+        </w:rPr>
+        <w:t>`GET /color-data`</w:t>
+      </w:r>
+      <w:r>
+        <w:t>: Returns buffered color analysis data for tracked objects, then clears the buffer. Provides quantitative color metrics for BDF products.</w:t>
+      </w:r>
+    </w:p>
+    <w:p>
+      <w:pPr>
+        <w:pStyle w:val="ListBullet"/>
+      </w:pPr>
+      <w:r/>
+      <w:r>
+        <w:rPr>
+          <w:b/>
+        </w:rPr>
+        <w:t>`POST /color-analysis`</w:t>
+      </w:r>
+      <w:r>
+        <w:t>: Returns the current color analysis buffer content without clearing it, offering product-shaped color data for downstream consumption.</w:t>
+      </w:r>
+    </w:p>
+    <w:p>
+      <w:pPr>
+        <w:pStyle w:val="ListBullet"/>
+      </w:pPr>
+      <w:r/>
+      <w:r>
+        <w:rPr>
+          <w:b/>
+        </w:rPr>
+        <w:t>`GET /export_color_csv`</w:t>
+      </w:r>
+      <w:r>
+        <w:t>: Exports the current color buffer as a CSV file, useful for trend analysis and quality reporting.</w:t>
+      </w:r>
+    </w:p>
+    <w:p>
+      <w:pPr>
+        <w:pStyle w:val="Heading2"/>
+      </w:pPr>
+      <w:r>
+        <w:t>Live Production Stream: `WebSocket /ws`</w:t>
+      </w:r>
+    </w:p>
+    <w:p>
+      <w:r>
+        <w:t>The WebSocket stream provides real-time visual feedback for operators:</w:t>
+      </w:r>
+    </w:p>
+    <w:p>
+      <w:pPr>
+        <w:pStyle w:val="ListBullet"/>
+      </w:pPr>
+      <w:r/>
+      <w:r>
+        <w:rPr>
+          <w:b/>
+        </w:rPr>
+        <w:t>Streams:</w:t>
+      </w:r>
+      <w:r>
+        <w:t xml:space="preserve"> Either raw JPEG frames or AI-annotated JPEG frames, depending on `DETECTION_AND_TRACK` setting.</w:t>
+      </w:r>
+    </w:p>
+    <w:p>
+      <w:pPr>
+        <w:pStyle w:val="ListBullet"/>
+      </w:pPr>
+      <w:r/>
+      <w:r>
+        <w:rPr>
+          <w:b/>
+        </w:rPr>
+        <w:t>Status Messages:</w:t>
+      </w:r>
+      <w:r>
+        <w:t xml:space="preserve"> Sends text messages like `warming_up` or camera error details during non-frame conditions, keeping operators informed about system state.</w:t>
+      </w:r>
+    </w:p>
+    <w:p>
+      <w:r>
+        <w:t>---</w:t>
+      </w:r>
+    </w:p>
+    <w:p>
+      <w:pPr>
+        <w:pStyle w:val="Heading1"/>
+      </w:pPr>
+      <w:r>
+        <w:t>Troubleshooting for BDF Production Operators</w:t>
+      </w:r>
+    </w:p>
+    <w:p>
+      <w:r>
+        <w:t>This section provides guidance for BDF operators to quickly diagnose and resolve common issues, minimizing downtime on the production line.</w:t>
+      </w:r>
+    </w:p>
+    <w:p>
+      <w:pPr>
+        <w:pStyle w:val="Heading2"/>
+      </w:pPr>
+      <w:r>
+        <w:t>General Diagnostic Sequence</w:t>
+      </w:r>
+    </w:p>
+    <w:p>
+      <w:r>
+        <w:t>When an issue arises, follow these steps:</w:t>
+      </w:r>
+    </w:p>
+    <w:p>
+      <w:r>
+        <w:t xml:space="preserve">1.  </w:t>
+      </w:r>
+      <w:r>
+        <w:rPr>
+          <w:b/>
+        </w:rPr>
+        <w:t>Check System Status:</w:t>
+      </w:r>
+      <w:r>
+        <w:t xml:space="preserve"> Call `GET /status` via your browser or API tool.</w:t>
+      </w:r>
+    </w:p>
+    <w:p>
+      <w:r>
+        <w:t xml:space="preserve">2.  </w:t>
+      </w:r>
+      <w:r>
+        <w:rPr>
+          <w:b/>
+        </w:rPr>
+        <w:t>Verify Camera Readiness:</w:t>
+      </w:r>
+      <w:r>
+        <w:t xml:space="preserve"> Confirm `camera.ready` is `true`.</w:t>
+      </w:r>
+    </w:p>
+    <w:p>
+      <w:r>
+        <w:t xml:space="preserve">3.  </w:t>
+      </w:r>
+      <w:r>
+        <w:rPr>
+          <w:b/>
+        </w:rPr>
+        <w:t>Test Frame Capture:</w:t>
+      </w:r>
+      <w:r>
+        <w:t xml:space="preserve"> Check if `GET /capture` successfully returns a JPEG image.</w:t>
+      </w:r>
+    </w:p>
+    <w:p>
+      <w:r>
+        <w:t xml:space="preserve">4.  </w:t>
+      </w:r>
+      <w:r>
+        <w:rPr>
+          <w:b/>
+        </w:rPr>
+        <w:t>Inspect Browser UI:</w:t>
+      </w:r>
+      <w:r>
+        <w:t xml:space="preserve"> Confirm the browser page on `/` updates with live frames.</w:t>
+      </w:r>
+    </w:p>
+    <w:p>
+      <w:r>
+        <w:t xml:space="preserve">5.  </w:t>
+      </w:r>
+      <w:r>
+        <w:rPr>
+          <w:b/>
+        </w:rPr>
+        <w:t>AI Status (if enabled):</w:t>
+      </w:r>
+      <w:r>
+        <w:t xml:space="preserve"> If AI is in use, wait for `ai.phase=ready`.</w:t>
+      </w:r>
+    </w:p>
+    <w:p>
+      <w:r>
+        <w:t xml:space="preserve">6.  </w:t>
+      </w:r>
+      <w:r>
+        <w:rPr>
+          <w:b/>
+        </w:rPr>
+        <w:t>Test AI/Color Endpoints:</w:t>
+      </w:r>
+      <w:r>
+        <w:t xml:space="preserve"> Only then test `POST /analyze`, `POST /inference`, or WebSocket streaming for AI-annotated frames and color data.</w:t>
+      </w:r>
+    </w:p>
+    <w:p>
+      <w:pPr>
+        <w:pStyle w:val="Heading2"/>
+      </w:pPr>
+      <w:r>
+        <w:t>Common Production Issues and Solutions</w:t>
+      </w:r>
+    </w:p>
+    <w:p>
+      <w:pPr>
+        <w:pStyle w:val="Heading3"/>
+      </w:pPr>
+      <w:r>
+        <w:t>Server Starts But No Frames Arrive</w:t>
+      </w:r>
+    </w:p>
+    <w:p>
+      <w:pPr>
+        <w:pStyle w:val="ListBullet"/>
+      </w:pPr>
+      <w:r/>
+      <w:r>
+        <w:rPr>
+          <w:b/>
+        </w:rPr>
+        <w:t>Check `/status`:</w:t>
+      </w:r>
+      <w:r>
+        <w:t xml:space="preserve"> Verify `camera.ready` is `false` or the WebSocket shows `warming_up`.</w:t>
+      </w:r>
+    </w:p>
+    <w:p>
+      <w:pPr>
+        <w:pStyle w:val="ListBullet"/>
+      </w:pPr>
+      <w:r/>
+      <w:r>
+        <w:rPr>
+          <w:b/>
+        </w:rPr>
+        <w:t>If using `local` mode:</w:t>
+      </w:r>
+      <w:r>
+        <w:t xml:space="preserve"> Ensure Pylon Viewer is closed, both Basler cameras are connected, and the process has camera access.</w:t>
+      </w:r>
+    </w:p>
+    <w:p>
+      <w:pPr>
+        <w:pStyle w:val="ListBullet"/>
+      </w:pPr>
+      <w:r/>
+      <w:r>
+        <w:rPr>
+          <w:b/>
+        </w:rPr>
+        <w:t>If using `remote` mode:</w:t>
+      </w:r>
+      <w:r>
+        <w:t xml:space="preserve"> Verify `REMOTE_CAMERA_BASE_URL` is correct, the camera service is running on the host, and `GET &lt;REMOTE_CAMERA_BASE_URL&gt;/capture` returns a JPEG.</w:t>
+      </w:r>
+    </w:p>
+    <w:p>
+      <w:pPr>
+        <w:pStyle w:val="ListBullet"/>
+      </w:pPr>
+      <w:r/>
+      <w:r>
+        <w:rPr>
+          <w:b/>
+        </w:rPr>
+        <w:t>If using `emulated` mode:</w:t>
+      </w:r>
+      <w:r>
+        <w:t xml:space="preserve"> Confirm `CAMERA_MODE=emulated` and `EMULATED_CAMERA_IMAGE_PATH` points to a readable file if set.</w:t>
+      </w:r>
+    </w:p>
+    <w:p>
+      <w:pPr>
+        <w:pStyle w:val="Heading3"/>
+      </w:pPr>
+      <w:r>
+        <w:t>Camera Busy or Unavailable</w:t>
+      </w:r>
+    </w:p>
+    <w:p>
+      <w:pPr>
+        <w:pStyle w:val="ListBullet"/>
+      </w:pPr>
+      <w:r/>
+      <w:r>
+        <w:rPr>
+          <w:b/>
+        </w:rPr>
+        <w:t>Symptoms:</w:t>
+      </w:r>
+      <w:r>
+        <w:t xml:space="preserve"> `/status` reports camera not ready, logs mention camera initialization failure or busy hardware.</w:t>
+      </w:r>
+    </w:p>
+    <w:p>
+      <w:pPr>
+        <w:pStyle w:val="ListBullet"/>
+      </w:pPr>
+      <w:r/>
+      <w:r>
+        <w:rPr>
+          <w:b/>
+        </w:rPr>
+        <w:t>Solution:</w:t>
+      </w:r>
+      <w:r>
+        <w:t xml:space="preserve"> Close Pylon Viewer or any other applications using the cameras. Confirm no other instance of the BDF service is running. A host restart might be necessary if the driver state appears stuck.</w:t>
+      </w:r>
+    </w:p>
+    <w:p>
+      <w:pPr>
+        <w:pStyle w:val="Heading3"/>
+      </w:pPr>
+      <w:r>
+        <w:t>Remote Camera Mode Does Not Refresh</w:t>
+      </w:r>
+    </w:p>
+    <w:p>
+      <w:pPr>
+        <w:pStyle w:val="ListBullet"/>
+      </w:pPr>
+      <w:r/>
+      <w:r>
+        <w:rPr>
+          <w:b/>
+        </w:rPr>
+        <w:t>Check `REMOTE_CAMERA_BASE_URL`:</w:t>
+      </w:r>
+      <w:r>
+        <w:t xml:space="preserve"> Confirm no typos and the camera host exposes port `8001`.</w:t>
+      </w:r>
+    </w:p>
+    <w:p>
+      <w:pPr>
+        <w:pStyle w:val="ListBullet"/>
+      </w:pPr>
+      <w:r/>
+      <w:r>
+        <w:rPr>
+          <w:b/>
+        </w:rPr>
+        <w:t>Network Reachability:</w:t>
+      </w:r>
+      <w:r>
+        <w:t xml:space="preserve"> Verify the main app can connect to the camera host from its own environment.</w:t>
+      </w:r>
+    </w:p>
+    <w:p>
+      <w:pPr>
+        <w:pStyle w:val="ListBullet"/>
+      </w:pPr>
+      <w:r/>
+      <w:r>
+        <w:rPr>
+          <w:b/>
+        </w:rPr>
+        <w:t>Camera Service Health:</w:t>
+      </w:r>
+      <w:r>
+        <w:t xml:space="preserve"> Ensure `GET &lt;REMOTE_CAMERA_BASE_URL&gt;/status` returns `200`.</w:t>
+      </w:r>
+    </w:p>
+    <w:p>
+      <w:pPr>
+        <w:pStyle w:val="Heading3"/>
+      </w:pPr>
+      <w:r>
+        <w:t>WebSocket Stream Shows Text Instead of Images</w:t>
+      </w:r>
+    </w:p>
+    <w:p>
+      <w:pPr>
+        <w:pStyle w:val="ListBullet"/>
+      </w:pPr>
+      <w:r/>
+      <w:r>
+        <w:rPr>
+          <w:b/>
+        </w:rPr>
+        <w:t>Expected Behavior:</w:t>
+      </w:r>
+      <w:r>
+        <w:t xml:space="preserve"> This occurs when the camera is warming up, initialization failed, or a valid frame hasn't been polled in `remote` mode yet.</w:t>
+      </w:r>
+    </w:p>
+    <w:p>
+      <w:pPr>
+        <w:pStyle w:val="ListBullet"/>
+      </w:pPr>
+      <w:r/>
+      <w:r>
+        <w:rPr>
+          <w:b/>
+        </w:rPr>
+        <w:t>Solution:</w:t>
+      </w:r>
+      <w:r>
+        <w:t xml:space="preserve"> The text typically indicates camera status or `warming_up`. Wait for the camera to become ready.</w:t>
+      </w:r>
+    </w:p>
+    <w:p>
+      <w:pPr>
+        <w:pStyle w:val="Heading3"/>
+      </w:pPr>
+      <w:r>
+        <w:t>AI Never Becomes Ready</w:t>
+      </w:r>
+    </w:p>
+    <w:p>
+      <w:pPr>
+        <w:pStyle w:val="ListBullet"/>
+      </w:pPr>
+      <w:r/>
+      <w:r>
+        <w:rPr>
+          <w:b/>
+        </w:rPr>
+        <w:t>Symptoms:</w:t>
+      </w:r>
+      <w:r>
+        <w:t xml:space="preserve"> `/status` shows `ai.phase` stuck in `pending` or `active`.</w:t>
+      </w:r>
+    </w:p>
+    <w:p>
+      <w:pPr>
+        <w:pStyle w:val="ListBullet"/>
+      </w:pPr>
+      <w:r/>
+      <w:r>
+        <w:rPr>
+          <w:b/>
+        </w:rPr>
+        <w:t>Verification:</w:t>
+      </w:r>
+      <w:r>
+        <w:t xml:space="preserve"> Check `/status` for error messages. Ensure your `.env` contains valid Roboflow credentials and `AI_MODEL_NAME` is set correctly. Large models may take time to initialize.</w:t>
+      </w:r>
+    </w:p>
+    <w:p>
+      <w:pPr>
+        <w:pStyle w:val="Heading3"/>
+      </w:pPr>
+      <w:r>
+        <w:t>`POST /inference` Returns 404</w:t>
+      </w:r>
+    </w:p>
+    <w:p>
+      <w:pPr>
+        <w:pStyle w:val="ListBullet"/>
+      </w:pPr>
+      <w:r/>
+      <w:r>
+        <w:rPr>
+          <w:b/>
+        </w:rPr>
+        <w:t>Symptoms:</w:t>
+      </w:r>
+      <w:r>
+        <w:t xml:space="preserve"> The endpoint cannot find the specified image file.</w:t>
+      </w:r>
+    </w:p>
+    <w:p>
+      <w:pPr>
+        <w:pStyle w:val="ListBullet"/>
+      </w:pPr>
+      <w:r/>
+      <w:r>
+        <w:rPr>
+          <w:b/>
+        </w:rPr>
+        <w:t>Verification:</w:t>
+      </w:r>
+      <w:r>
+        <w:t xml:space="preserve"> Ensure `SrcDir` points to an existing directory on the machine running the main app, and `ImageName` is correct. The combined path `SrcDir/ImageName` must exist locally. This endpoint does not fetch remote URLs.</w:t>
+      </w:r>
+    </w:p>
+    <w:p>
+      <w:pPr>
+        <w:pStyle w:val="Heading3"/>
+      </w:pPr>
+      <w:r>
+        <w:t>Color Endpoints Return Empty Data</w:t>
+      </w:r>
+    </w:p>
+    <w:p>
+      <w:pPr>
+        <w:pStyle w:val="ListBullet"/>
+      </w:pPr>
+      <w:r/>
+      <w:r>
+        <w:rPr>
+          <w:b/>
+        </w:rPr>
+        <w:t>Possible Reasons:</w:t>
       </w:r>
       <w:r/>
     </w:p>
@@ -328,15 +1634,55 @@
       <w:pPr>
         <w:pStyle w:val="ListBullet"/>
       </w:pPr>
+      <w:r>
+        <w:t>`DETECTION_AND_TRACK=false`: AI detection is required for color analysis.</w:t>
+      </w:r>
+    </w:p>
+    <w:p>
+      <w:pPr>
+        <w:pStyle w:val="ListBullet"/>
+      </w:pPr>
+      <w:r>
+        <w:t>AI model is not ready yet.</w:t>
+      </w:r>
+    </w:p>
+    <w:p>
+      <w:pPr>
+        <w:pStyle w:val="ListBullet"/>
+      </w:pPr>
+      <w:r>
+        <w:t>No tracked objects have been processed since the last buffer clear.</w:t>
+      </w:r>
+    </w:p>
+    <w:p>
+      <w:pPr>
+        <w:pStyle w:val="ListBullet"/>
+      </w:pPr>
+      <w:r>
+        <w:t>A previous call to `GET /color-data` or `POST /color-analysis` already cleared the buffer.</w:t>
+      </w:r>
+    </w:p>
+    <w:p>
+      <w:pPr>
+        <w:pStyle w:val="Heading3"/>
+      </w:pPr>
+      <w:r>
+        <w:t>Pixel Format Problems (Wrong Colors, Conversion Errors)</w:t>
+      </w:r>
+    </w:p>
+    <w:p>
+      <w:pPr>
+        <w:pStyle w:val="ListBullet"/>
+      </w:pPr>
       <w:r/>
       <w:r>
         <w:rPr>
           <w:b/>
         </w:rPr>
-        <w:t>Latest Frame:</w:t>
-      </w:r>
-      <w:r>
-        <w:t xml:space="preserve"> Access the most recent product image via `GET /capture`. This provides an on-demand snapshot of the production.</w:t>
+        <w:t>Symptoms:</w:t>
+      </w:r>
+      <w:r>
+        <w:t xml:space="preserve"> Incorrect colors in output frames, conversion errors during capture, or OpenCV errors involving YUV conversion.</w:t>
       </w:r>
     </w:p>
     <w:p>
@@ -348,10 +1694,45 @@
         <w:rPr>
           <w:b/>
         </w:rPr>
-        <w:t>Live Stream:</w:t>
-      </w:r>
-      <w:r>
-        <w:t xml:space="preserve"> Utilize the `WebSocket /ws` endpoint for a continuous, real-time video feed of products, directly viewable in the browser UI.</w:t>
+        <w:t>Verification:</w:t>
+      </w:r>
+      <w:r/>
+    </w:p>
+    <w:p>
+      <w:pPr>
+        <w:pStyle w:val="ListBullet"/>
+      </w:pPr>
+      <w:r>
+        <w:t>`CAMERA_PIXEL_FORMAT` in `settings.json` must match the actual camera output.</w:t>
+      </w:r>
+    </w:p>
+    <w:p>
+      <w:pPr>
+        <w:pStyle w:val="ListBullet"/>
+      </w:pPr>
+      <w:r>
+        <w:t>Use `CAMERA_CONFIG_BY_PYLON=true` if an external tool (e.g., Pylon Viewer) manages camera format.</w:t>
+      </w:r>
+    </w:p>
+    <w:p>
+      <w:pPr>
+        <w:pStyle w:val="ListBullet"/>
+      </w:pPr>
+      <w:r>
+        <w:t>`BGR8` is suitable when cameras already output OpenCV-ready frames.</w:t>
+      </w:r>
+    </w:p>
+    <w:p>
+      <w:pPr>
+        <w:pStyle w:val="Heading2"/>
+      </w:pPr>
+      <w:r>
+        <w:t>Deployment Options for BDF</w:t>
+      </w:r>
+    </w:p>
+    <w:p>
+      <w:r>
+        <w:t>The BDF Bakery Automation System can be deployed in several configurations to match your operational needs:</w:t>
       </w:r>
     </w:p>
     <w:p>
@@ -363,9 +1744,19 @@
         <w:rPr>
           <w:b/>
         </w:rPr>
-        <w:t>System Health Status:</w:t>
-      </w:r>
-      <w:r/>
+        <w:t>Single-Process Local Deployment:</w:t>
+      </w:r>
+      <w:r>
+        <w:t xml:space="preserve"> Simplest for direct camera access on one Windows machine running the main application.</w:t>
+      </w:r>
+    </w:p>
+    <w:p>
+      <w:pPr>
+        <w:pStyle w:val="ListBullet"/>
+      </w:pPr>
+      <w:r>
+        <w:t>Requires `CAMERA_MODE=local`.</w:t>
+      </w:r>
     </w:p>
     <w:p>
       <w:pPr>
@@ -376,10 +1767,18 @@
         <w:rPr>
           <w:b/>
         </w:rPr>
-        <w:t>Dashboard (`GET /status`):</w:t>
-      </w:r>
-      <w:r>
-        <w:t xml:space="preserve"> Provides a quick overview of the system's operational state, including:</w:t>
+        <w:t>Debug or Hardware-Free Deployment:</w:t>
+      </w:r>
+      <w:r>
+        <w:t xml:space="preserve"> For testing UI/APIs without cameras.</w:t>
+      </w:r>
+    </w:p>
+    <w:p>
+      <w:pPr>
+        <w:pStyle w:val="ListBullet"/>
+      </w:pPr>
+      <w:r>
+        <w:t>Requires `CAMERA_MODE=emulated`.</w:t>
       </w:r>
     </w:p>
     <w:p>
@@ -391,395 +1790,10 @@
         <w:rPr>
           <w:b/>
         </w:rPr>
-        <w:t>AI Readiness:</w:t>
-      </w:r>
-      <w:r>
-        <w:t xml:space="preserve"> Confirms if the AI inspection system is active and ready to analyze products.</w:t>
-      </w:r>
-    </w:p>
-    <w:p>
-      <w:pPr>
-        <w:pStyle w:val="ListBullet"/>
-      </w:pPr>
-      <w:r/>
-      <w:r>
-        <w:rPr>
-          <w:b/>
-        </w:rPr>
-        <w:t>Camera Readiness:</w:t>
-      </w:r>
-      <w:r>
-        <w:t xml:space="preserve"> Indicates whether the cameras are properly connected and acquiring images.</w:t>
-      </w:r>
-    </w:p>
-    <w:p>
-      <w:pPr>
-        <w:pStyle w:val="ListBullet"/>
-      </w:pPr>
-      <w:r/>
-      <w:r>
-        <w:rPr>
-          <w:b/>
-        </w:rPr>
-        <w:t>Stream Readiness:</w:t>
-      </w:r>
-      <w:r>
-        <w:t xml:space="preserve"> Verifies that the live video feed is functioning correctly.</w:t>
-      </w:r>
-    </w:p>
-    <w:p>
-      <w:pPr>
-        <w:pStyle w:val="Heading3"/>
-      </w:pPr>
-      <w:r>
-        <w:t>Automated Quality Inspection</w:t>
-      </w:r>
-    </w:p>
-    <w:p>
-      <w:r>
-        <w:t>Leverage AI to automatically detect and analyze product characteristics:</w:t>
-      </w:r>
-    </w:p>
-    <w:p>
-      <w:pPr>
-        <w:pStyle w:val="ListBullet"/>
-      </w:pPr>
-      <w:r/>
-      <w:r>
-        <w:rPr>
-          <w:b/>
-        </w:rPr>
-        <w:t>AI-Assisted Defect Detection:</w:t>
-      </w:r>
-      <w:r/>
-    </w:p>
-    <w:p>
-      <w:pPr>
-        <w:pStyle w:val="ListBullet"/>
-      </w:pPr>
-      <w:r>
-        <w:t>The system uses configurable AI models (RF-DETR or YOLO) to identify specific defects, anomalies, or quality issues in real-time on your bakery products.</w:t>
-      </w:r>
-    </w:p>
-    <w:p>
-      <w:pPr>
-        <w:pStyle w:val="ListBullet"/>
-      </w:pPr>
-      <w:r>
-        <w:t>Inference results can be viewed on the live stream or through dedicated API endpoints.</w:t>
-      </w:r>
-    </w:p>
-    <w:p>
-      <w:pPr>
-        <w:pStyle w:val="ListBullet"/>
-      </w:pPr>
-      <w:r/>
-      <w:r>
-        <w:rPr>
-          <w:b/>
-        </w:rPr>
-        <w:t>Color Analysis for Product Consistency:</w:t>
-      </w:r>
-      <w:r/>
-    </w:p>
-    <w:p>
-      <w:pPr>
-        <w:pStyle w:val="ListBullet"/>
-      </w:pPr>
-      <w:r>
-        <w:t>Racer2 V3 captures and analyzes color information for tracked objects on the production line. This is crucial for maintaining consistent product appearance and quality.</w:t>
-      </w:r>
-    </w:p>
-    <w:p>
-      <w:pPr>
-        <w:pStyle w:val="ListBullet"/>
-      </w:pPr>
-      <w:r>
-        <w:t>Operators can retrieve buffered color data via `GET /color-data` or `POST /color-analysis` for detailed reports or integration with other systems.</w:t>
-      </w:r>
-    </w:p>
-    <w:p>
-      <w:pPr>
-        <w:pStyle w:val="ListBullet"/>
-      </w:pPr>
-      <w:r>
-        <w:t>Color analysis data can be exported in CSV format for further review or auditing via `GET /export_color_csv`.</w:t>
-      </w:r>
-    </w:p>
-    <w:p>
-      <w:pPr>
-        <w:pStyle w:val="ListBullet"/>
-      </w:pPr>
-      <w:r/>
-      <w:r>
-        <w:rPr>
-          <w:b/>
-        </w:rPr>
-        <w:t>Product Alignment Adjustments:</w:t>
-      </w:r>
-      <w:r/>
-    </w:p>
-    <w:p>
-      <w:pPr>
-        <w:pStyle w:val="ListBullet"/>
-      </w:pPr>
-      <w:r>
-        <w:t>Ensure optimal image stitching for accurate inspection by adjusting camera alignment.</w:t>
-      </w:r>
-    </w:p>
-    <w:p>
-      <w:pPr>
-        <w:pStyle w:val="ListBullet"/>
-      </w:pPr>
-      <w:r/>
-      <w:r>
-        <w:rPr>
-          <w:b/>
-        </w:rPr>
-        <w:t>View Current Alignment:</w:t>
-      </w:r>
-      <w:r>
-        <w:t xml:space="preserve"> `GET /camera/alignment` retrieves the horizontal and vertical offset values.</w:t>
-      </w:r>
-    </w:p>
-    <w:p>
-      <w:pPr>
-        <w:pStyle w:val="ListBullet"/>
-      </w:pPr>
-      <w:r/>
-      <w:r>
-        <w:rPr>
-          <w:b/>
-        </w:rPr>
-        <w:t>Update Alignment:</w:t>
-      </w:r>
-      <w:r>
-        <w:t xml:space="preserve"> `POST /camera/alignment` allows operators to fine-tune stitching parameters (like `h_offset`, `v_offset`) to perfectly combine images of products. This resets the internal image buffer, ensuring adjustments take immediate effect.</w:t>
-      </w:r>
-    </w:p>
-    <w:p>
-      <w:pPr>
-        <w:pStyle w:val="Heading2"/>
-      </w:pPr>
-      <w:r>
-        <w:t>3. Configuration and Deployment for BDF Automation</w:t>
-      </w:r>
-    </w:p>
-    <w:p>
-      <w:r>
-        <w:t>Racer2 V3 is designed for flexible deployment and configuration, allowing BDF engineers to adapt it to specific production requirements.</w:t>
-      </w:r>
-    </w:p>
-    <w:p>
-      <w:pPr>
-        <w:pStyle w:val="Heading3"/>
-      </w:pPr>
-      <w:r>
-        <w:t>Flexible System Configuration</w:t>
-      </w:r>
-    </w:p>
-    <w:p>
-      <w:r>
-        <w:t>Key settings influence how Racer2 V3 operates, managed through `settings.json` and `.env` files.</w:t>
-      </w:r>
-    </w:p>
-    <w:p>
-      <w:pPr>
-        <w:pStyle w:val="ListBullet"/>
-      </w:pPr>
-      <w:r/>
-      <w:r>
-        <w:rPr>
-          <w:b/>
-        </w:rPr>
-        <w:t>Camera Operation Mode (`CAMERA_MODE`):</w:t>
-      </w:r>
-      <w:r/>
-    </w:p>
-    <w:p>
-      <w:pPr>
-        <w:pStyle w:val="ListBullet"/>
-      </w:pPr>
-      <w:r>
-        <w:t>Set to `local` for direct camera control on the main application host.</w:t>
-      </w:r>
-    </w:p>
-    <w:p>
-      <w:pPr>
-        <w:pStyle w:val="ListBullet"/>
-      </w:pPr>
-      <w:r>
-        <w:t>Set to `remote` to connect to a separate camera service.</w:t>
-      </w:r>
-    </w:p>
-    <w:p>
-      <w:pPr>
-        <w:pStyle w:val="ListBullet"/>
-      </w:pPr>
-      <w:r>
-        <w:t>Set to `emulated` for development or UI testing without physical cameras.</w:t>
-      </w:r>
-    </w:p>
-    <w:p>
-      <w:pPr>
-        <w:pStyle w:val="ListBullet"/>
-      </w:pPr>
-      <w:r/>
-      <w:r>
-        <w:rPr>
-          <w:b/>
-        </w:rPr>
-        <w:t>AI Model Selection (`AI_MODEL_NAME`):</w:t>
-      </w:r>
-      <w:r/>
-    </w:p>
-    <w:p>
-      <w:pPr>
-        <w:pStyle w:val="ListBullet"/>
-      </w:pPr>
-      <w:r>
-        <w:t>Choose `rfdetr` for advanced RF-DETR-backed detection and tracking.</w:t>
-      </w:r>
-    </w:p>
-    <w:p>
-      <w:pPr>
-        <w:pStyle w:val="ListBullet"/>
-      </w:pPr>
-      <w:r>
-        <w:t>Any other value will enable YOLO detection with SORT tracking for general object detection.</w:t>
-      </w:r>
-    </w:p>
-    <w:p>
-      <w:pPr>
-        <w:pStyle w:val="ListBullet"/>
-      </w:pPr>
-      <w:r/>
-      <w:r>
-        <w:rPr>
-          <w:b/>
-        </w:rPr>
-        <w:t>Camera Pixel Format (`CAMERA_PIXEL_FORMAT`):</w:t>
-      </w:r>
-      <w:r/>
-    </w:p>
-    <w:p>
-      <w:pPr>
-        <w:pStyle w:val="ListBullet"/>
-      </w:pPr>
-      <w:r>
-        <w:t>Ensures correct interpretation of camera images (e.g., `BGR8` or `YCbCr422_8`) for accurate color representation of bakery products.</w:t>
-      </w:r>
-    </w:p>
-    <w:p>
-      <w:pPr>
-        <w:pStyle w:val="ListBullet"/>
-      </w:pPr>
-      <w:r/>
-      <w:r>
-        <w:rPr>
-          <w:b/>
-        </w:rPr>
-        <w:t>Pylon-Managed Camera Configuration (`CAMERA_CONFIG_BY_PYLON`):</w:t>
-      </w:r>
-      <w:r/>
-    </w:p>
-    <w:p>
-      <w:pPr>
-        <w:pStyle w:val="ListBullet"/>
-      </w:pPr>
-      <w:r>
-        <w:t>Set to `true` if camera features (like pixel format, exposure, trigger) are configured externally (e.g., via Pylon Viewer) and should not be overwritten by Racer2 V3.</w:t>
-      </w:r>
-    </w:p>
-    <w:p>
-      <w:pPr>
-        <w:pStyle w:val="ListBullet"/>
-      </w:pPr>
-      <w:r/>
-      <w:r>
-        <w:rPr>
-          <w:b/>
-        </w:rPr>
-        <w:t>Remote Camera Service URL (`REMOTE_CAMERA_BASE_URL`):</w:t>
-      </w:r>
-      <w:r/>
-    </w:p>
-    <w:p>
-      <w:pPr>
-        <w:pStyle w:val="ListBullet"/>
-      </w:pPr>
-      <w:r>
-        <w:t>Critical for `remote` mode, specifying the network address of the dedicated camera service.</w:t>
-      </w:r>
-    </w:p>
-    <w:p>
-      <w:pPr>
-        <w:pStyle w:val="Heading3"/>
-      </w:pPr>
-      <w:r>
-        <w:t>Deployment Options for BDF</w:t>
-      </w:r>
-    </w:p>
-    <w:p>
-      <w:r>
-        <w:t>Racer2 V3 supports various deployment strategies to integrate seamlessly into BDF's existing infrastructure:</w:t>
-      </w:r>
-    </w:p>
-    <w:p>
-      <w:pPr>
-        <w:pStyle w:val="ListBullet"/>
-      </w:pPr>
-      <w:r/>
-      <w:r>
-        <w:rPr>
-          <w:b/>
-        </w:rPr>
-        <w:t>Integrated Setup (Single-Process Local):</w:t>
-      </w:r>
-      <w:r/>
-    </w:p>
-    <w:p>
-      <w:pPr>
-        <w:pStyle w:val="ListBullet"/>
-      </w:pPr>
-      <w:r>
-        <w:t>Simplest for production when the same Windows machine has direct access to Basler cameras and hosts the main application.</w:t>
-      </w:r>
-    </w:p>
-    <w:p>
-      <w:pPr>
-        <w:pStyle w:val="ListBullet"/>
-      </w:pPr>
-      <w:r/>
-      <w:r>
-        <w:rPr>
-          <w:b/>
-        </w:rPr>
-        <w:t>Recommended:</w:t>
-      </w:r>
-      <w:r>
-        <w:t xml:space="preserve"> `CAMERA_MODE=local`.</w:t>
-      </w:r>
-    </w:p>
-    <w:p>
-      <w:pPr>
-        <w:pStyle w:val="ListBullet"/>
-      </w:pPr>
-      <w:r/>
-      <w:r>
-        <w:rPr>
-          <w:b/>
-        </w:rPr>
-        <w:t>Distributed Setup (Split Camera and App):</w:t>
-      </w:r>
-      <w:r/>
-    </w:p>
-    <w:p>
-      <w:pPr>
-        <w:pStyle w:val="ListBullet"/>
-      </w:pPr>
-      <w:r>
-        <w:t>Ideal when camera hardware must remain close to the production line, while the main application (with AI and web interface) runs on a separate machine.</w:t>
+        <w:t>Split Camera and App Deployment:</w:t>
+      </w:r>
+      <w:r>
+        <w:t xml:space="preserve"> Ideal for separating camera hardware from the main AI/web application (e.g., for performance or physical isolation).</w:t>
       </w:r>
     </w:p>
     <w:p>
@@ -794,7 +1808,7 @@
         <w:t>Camera Host:</w:t>
       </w:r>
       <w:r>
-        <w:t xml:space="preserve"> Runs `python .\camera_main.py` on port `8001`.</w:t>
+        <w:t xml:space="preserve"> Runs `camera_main.py` (port `8001`).</w:t>
       </w:r>
     </w:p>
     <w:p>
@@ -809,7 +1823,7 @@
         <w:t>Main App Host:</w:t>
       </w:r>
       <w:r>
-        <w:t xml:space="preserve"> Runs `python .\main.py` with `CAMERA_MODE=remote` and `REMOTE_CAMERA_BASE_URL` pointing to the camera host (e.g., `http://&lt;camera-host&gt;:8001`).</w:t>
+        <w:t xml:space="preserve"> Runs `main.py` with `CAMERA_MODE=remote` and `REMOTE_CAMERA_BASE_URL=http://&lt;camera-host&gt;:8001`.</w:t>
       </w:r>
     </w:p>
     <w:p>
@@ -821,608 +1835,18 @@
         <w:rPr>
           <w:b/>
         </w:rPr>
-        <w:t>Development &amp; Testing (Debug or Hardware-Free):</w:t>
-      </w:r>
-      <w:r/>
+        <w:t>Docker for the Main App:</w:t>
+      </w:r>
+      <w:r>
+        <w:t xml:space="preserve"> Containerizes the main application, often paired with a Windows host running the camera service.</w:t>
+      </w:r>
     </w:p>
     <w:p>
       <w:pPr>
         <w:pStyle w:val="ListBullet"/>
       </w:pPr>
       <w:r>
-        <w:t>Use `APP_ENV=debug` and `CAMERA_MODE=emulated` for testing the UI, APIs, or AI flows without requiring physical cameras or affecting live production.</w:t>
-      </w:r>
-    </w:p>
-    <w:p>
-      <w:pPr>
-        <w:pStyle w:val="ListBullet"/>
-      </w:pPr>
-      <w:r/>
-      <w:r>
-        <w:rPr>
-          <w:b/>
-        </w:rPr>
-        <w:t>Docker Deployment (Main App):</w:t>
-      </w:r>
-      <w:r/>
-    </w:p>
-    <w:p>
-      <w:pPr>
-        <w:pStyle w:val="ListBullet"/>
-      </w:pPr>
-      <w:r>
-        <w:t>Allows the main application to run in a container, commonly used with a dedicated Windows host running the camera service.</w:t>
-      </w:r>
-    </w:p>
-    <w:p>
-      <w:pPr>
-        <w:pStyle w:val="ListBullet"/>
-      </w:pPr>
-      <w:r/>
-      <w:r>
-        <w:rPr>
-          <w:b/>
-        </w:rPr>
-        <w:t>Recommended:</w:t>
-      </w:r>
-      <w:r>
-        <w:t xml:space="preserve"> Windows host runs `camera_main.py`, Docker container runs the main app with `CAMERA_MODE=remote` and `REMOTE_CAMERA_BASE_URL=http://host.docker.internal:8001`.</w:t>
-      </w:r>
-    </w:p>
-    <w:p>
-      <w:pPr>
-        <w:pStyle w:val="Heading3"/>
-      </w:pPr>
-      <w:r>
-        <w:t>Environment Expectations</w:t>
-      </w:r>
-    </w:p>
-    <w:p>
-      <w:pPr>
-        <w:pStyle w:val="ListBullet"/>
-      </w:pPr>
-      <w:r/>
-      <w:r>
-        <w:rPr>
-          <w:b/>
-        </w:rPr>
-        <w:t>Local Camera Mode:</w:t>
-      </w:r>
-      <w:r>
-        <w:t xml:space="preserve"> Requires Pylon installation and direct process access to Basler cameras.</w:t>
-      </w:r>
-    </w:p>
-    <w:p>
-      <w:pPr>
-        <w:pStyle w:val="ListBullet"/>
-      </w:pPr>
-      <w:r/>
-      <w:r>
-        <w:rPr>
-          <w:b/>
-        </w:rPr>
-        <w:t>Remote Camera Mode:</w:t>
-      </w:r>
-      <w:r>
-        <w:t xml:space="preserve"> Assumes a running camera service and stable network connectivity to `REMOTE_CAMERA_BASE_URL`.</w:t>
-      </w:r>
-    </w:p>
-    <w:p>
-      <w:pPr>
-        <w:pStyle w:val="ListBullet"/>
-      </w:pPr>
-      <w:r/>
-      <w:r>
-        <w:rPr>
-          <w:b/>
-        </w:rPr>
-        <w:t>Emulated Mode:</w:t>
-      </w:r>
-      <w:r>
-        <w:t xml:space="preserve"> Requires no camera hardware, making it safe for frontend and integration testing.</w:t>
-      </w:r>
-    </w:p>
-    <w:p>
-      <w:pPr>
-        <w:pStyle w:val="Heading2"/>
-      </w:pPr>
-      <w:r>
-        <w:t>4. Troubleshooting and API Reference for BDF Operators</w:t>
-      </w:r>
-    </w:p>
-    <w:p>
-      <w:r>
-        <w:t>This section provides quick diagnostic steps for common issues and an overview of key API endpoints for BDF operators and integration specialists.</w:t>
-      </w:r>
-    </w:p>
-    <w:p>
-      <w:pPr>
-        <w:pStyle w:val="Heading3"/>
-      </w:pPr>
-      <w:r>
-        <w:t>Common Operational Issues and Solutions</w:t>
-      </w:r>
-    </w:p>
-    <w:p>
-      <w:r>
-        <w:t>When an issue arises, follow these simple steps to diagnose and resolve it quickly:</w:t>
-      </w:r>
-    </w:p>
-    <w:p>
-      <w:pPr>
-        <w:pStyle w:val="ListBullet"/>
-      </w:pPr>
-      <w:r/>
-      <w:r>
-        <w:rPr>
-          <w:b/>
-        </w:rPr>
-        <w:t>Server Starts But No Product Frames Arrive:</w:t>
-      </w:r>
-      <w:r/>
-    </w:p>
-    <w:p>
-      <w:pPr>
-        <w:pStyle w:val="ListBullet"/>
-      </w:pPr>
-      <w:r>
-        <w:t>Check `GET /status`. Is `camera.ready` `false`?</w:t>
-      </w:r>
-    </w:p>
-    <w:p>
-      <w:pPr>
-        <w:pStyle w:val="ListBullet"/>
-      </w:pPr>
-      <w:r>
-        <w:t>If `local` mode: Verify Pylon is installed, Basler cameras are connected, and no other process is using them.</w:t>
-      </w:r>
-    </w:p>
-    <w:p>
-      <w:pPr>
-        <w:pStyle w:val="ListBullet"/>
-      </w:pPr>
-      <w:r>
-        <w:t>If `remote` mode: Verify `REMOTE_CAMERA_BASE_URL` is correct and the separate camera service (on port `8001`) is running and providing JPEGs via its `/capture` endpoint.</w:t>
-      </w:r>
-    </w:p>
-    <w:p>
-      <w:pPr>
-        <w:pStyle w:val="ListBullet"/>
-      </w:pPr>
-      <w:r>
-        <w:t>If `emulated` mode: Ensure `CAMERA_MODE=emulated` is set.</w:t>
-      </w:r>
-    </w:p>
-    <w:p>
-      <w:pPr>
-        <w:pStyle w:val="ListBullet"/>
-      </w:pPr>
-      <w:r/>
-      <w:r>
-        <w:rPr>
-          <w:b/>
-        </w:rPr>
-        <w:t>Camera Busy or Unavailable:</w:t>
-      </w:r>
-      <w:r/>
-    </w:p>
-    <w:p>
-      <w:pPr>
-        <w:pStyle w:val="ListBullet"/>
-      </w:pPr>
-      <w:r>
-        <w:t>Ensure Pylon Viewer or any other camera application is closed.</w:t>
-      </w:r>
-    </w:p>
-    <w:p>
-      <w:pPr>
-        <w:pStyle w:val="ListBullet"/>
-      </w:pPr>
-      <w:r>
-        <w:t>Confirm no previous instance of Racer2 V3 is still running.</w:t>
-      </w:r>
-    </w:p>
-    <w:p>
-      <w:pPr>
-        <w:pStyle w:val="ListBullet"/>
-      </w:pPr>
-      <w:r>
-        <w:t>A host restart might resolve driver-related issues.</w:t>
-      </w:r>
-    </w:p>
-    <w:p>
-      <w:pPr>
-        <w:pStyle w:val="ListBullet"/>
-      </w:pPr>
-      <w:r/>
-      <w:r>
-        <w:rPr>
-          <w:b/>
-        </w:rPr>
-        <w:t>AI Never Becomes Ready:</w:t>
-      </w:r>
-      <w:r/>
-    </w:p>
-    <w:p>
-      <w:pPr>
-        <w:pStyle w:val="ListBullet"/>
-      </w:pPr>
-      <w:r>
-        <w:t>Check `GET /status` and review the `ai.phase` and `ai.message`.</w:t>
-      </w:r>
-    </w:p>
-    <w:p>
-      <w:pPr>
-        <w:pStyle w:val="ListBullet"/>
-      </w:pPr>
-      <w:r>
-        <w:t>Verify `ROBOFLOW_API_KEY` or other AI credentials in your `.env` file are valid.</w:t>
-      </w:r>
-    </w:p>
-    <w:p>
-      <w:pPr>
-        <w:pStyle w:val="ListBullet"/>
-      </w:pPr>
-      <w:r>
-        <w:t>Confirm `AI_MODEL_NAME` is set to your intended model. Model initialization can take time.</w:t>
-      </w:r>
-    </w:p>
-    <w:p>
-      <w:pPr>
-        <w:pStyle w:val="ListBullet"/>
-      </w:pPr>
-      <w:r/>
-      <w:r>
-        <w:rPr>
-          <w:b/>
-        </w:rPr>
-        <w:t>Color Endpoints Return Empty Data:</w:t>
-      </w:r>
-      <w:r/>
-    </w:p>
-    <w:p>
-      <w:pPr>
-        <w:pStyle w:val="ListBullet"/>
-      </w:pPr>
-      <w:r>
-        <w:t>Verify `DETECTION_AND_TRACK=true` in your configuration.</w:t>
-      </w:r>
-    </w:p>
-    <w:p>
-      <w:pPr>
-        <w:pStyle w:val="ListBullet"/>
-      </w:pPr>
-      <w:r>
-        <w:t>Ensure the AI model is ready and actively processing tracked objects.</w:t>
-      </w:r>
-    </w:p>
-    <w:p>
-      <w:pPr>
-        <w:pStyle w:val="ListBullet"/>
-      </w:pPr>
-      <w:r>
-        <w:t>Note that `GET /color-data` and `POST /color-analysis` clear the buffer after returning data.</w:t>
-      </w:r>
-    </w:p>
-    <w:p>
-      <w:pPr>
-        <w:pStyle w:val="ListBullet"/>
-      </w:pPr>
-      <w:r/>
-      <w:r>
-        <w:rPr>
-          <w:b/>
-        </w:rPr>
-        <w:t>General Diagnostic Sequence for Operators:</w:t>
-      </w:r>
-      <w:r/>
-    </w:p>
-    <w:p>
-      <w:r>
-        <w:t>1.  Call `GET /status` to check overall system health.</w:t>
-      </w:r>
-    </w:p>
-    <w:p>
-      <w:r>
-        <w:t>2.  Confirm `camera.ready` is `true`.</w:t>
-      </w:r>
-    </w:p>
-    <w:p>
-      <w:r>
-        <w:t>3.  Confirm `GET /capture` returns a JPEG image.</w:t>
-      </w:r>
-    </w:p>
-    <w:p>
-      <w:r>
-        <w:t>4.  Verify the browser page on `/` loads and displays frames correctly.</w:t>
-      </w:r>
-    </w:p>
-    <w:p>
-      <w:r>
-        <w:t>5.  If AI is enabled, wait for `ai.phase` to become `ready`.</w:t>
-      </w:r>
-    </w:p>
-    <w:p>
-      <w:r>
-        <w:t>6.  Then test AI-related features like `POST /analyze` or color analysis.</w:t>
-      </w:r>
-    </w:p>
-    <w:p>
-      <w:pPr>
-        <w:pStyle w:val="Heading3"/>
-      </w:pPr>
-      <w:r>
-        <w:t>Key API Endpoints for BDF Integration</w:t>
-      </w:r>
-    </w:p>
-    <w:p>
-      <w:r>
-        <w:t>For seamless integration with BDF's existing systems and for advanced monitoring, Racer2 V3 exposes a set of REST and WebSocket APIs.</w:t>
-      </w:r>
-    </w:p>
-    <w:p>
-      <w:r/>
-      <w:r>
-        <w:rPr>
-          <w:b/>
-        </w:rPr>
-        <w:t>Main Service (http://localhost:8000)</w:t>
-      </w:r>
-      <w:r/>
-    </w:p>
-    <w:p>
-      <w:pPr>
-        <w:pStyle w:val="ListBullet"/>
-      </w:pPr>
-      <w:r/>
-      <w:r>
-        <w:rPr>
-          <w:b/>
-        </w:rPr>
-        <w:t>`GET /`</w:t>
-      </w:r>
-      <w:r>
-        <w:t>: Access the browser-based operator interface.</w:t>
-      </w:r>
-    </w:p>
-    <w:p>
-      <w:pPr>
-        <w:pStyle w:val="ListBullet"/>
-      </w:pPr>
-      <w:r/>
-      <w:r>
-        <w:rPr>
-          <w:b/>
-        </w:rPr>
-        <w:t>`GET /status`</w:t>
-      </w:r>
-      <w:r>
-        <w:t>: Retrieve structured runtime state (AI, camera, stream readiness).</w:t>
-      </w:r>
-    </w:p>
-    <w:p>
-      <w:pPr>
-        <w:pStyle w:val="ListBullet"/>
-      </w:pPr>
-      <w:r/>
-      <w:r>
-        <w:rPr>
-          <w:b/>
-        </w:rPr>
-        <w:t>`GET /capture`</w:t>
-      </w:r>
-      <w:r>
-        <w:t>: Obtain the latest JPEG frame from the production line.</w:t>
-      </w:r>
-    </w:p>
-    <w:p>
-      <w:pPr>
-        <w:pStyle w:val="ListBullet"/>
-      </w:pPr>
-      <w:r/>
-      <w:r>
-        <w:rPr>
-          <w:b/>
-        </w:rPr>
-        <w:t>`POST /analyze`</w:t>
-      </w:r>
-      <w:r>
-        <w:t>: Send the latest frame for external inference, useful for advanced quality checks.</w:t>
-      </w:r>
-    </w:p>
-    <w:p>
-      <w:pPr>
-        <w:pStyle w:val="ListBullet"/>
-      </w:pPr>
-      <w:r/>
-      <w:r>
-        <w:rPr>
-          <w:b/>
-        </w:rPr>
-        <w:t>`GET /camera/alignment`</w:t>
-      </w:r>
-      <w:r>
-        <w:t>: Get current camera stitching alignment values.</w:t>
-      </w:r>
-    </w:p>
-    <w:p>
-      <w:pPr>
-        <w:pStyle w:val="ListBullet"/>
-      </w:pPr>
-      <w:r/>
-      <w:r>
-        <w:rPr>
-          <w:b/>
-        </w:rPr>
-        <w:t>`POST /camera/alignment`</w:t>
-      </w:r>
-      <w:r>
-        <w:t>: Update camera stitching alignment settings.</w:t>
-      </w:r>
-    </w:p>
-    <w:p>
-      <w:pPr>
-        <w:pStyle w:val="ListBullet"/>
-      </w:pPr>
-      <w:r/>
-      <w:r>
-        <w:rPr>
-          <w:b/>
-        </w:rPr>
-        <w:t>`GET /color-data`</w:t>
-      </w:r>
-      <w:r>
-        <w:t>: Retrieve the current color analysis buffer (and clear it).</w:t>
-      </w:r>
-    </w:p>
-    <w:p>
-      <w:pPr>
-        <w:pStyle w:val="ListBullet"/>
-      </w:pPr>
-      <w:r/>
-      <w:r>
-        <w:rPr>
-          <w:b/>
-        </w:rPr>
-        <w:t>`POST /color-analysis`</w:t>
-      </w:r>
-      <w:r>
-        <w:t>: Get product-shaped color analysis output (and clear the buffer).</w:t>
-      </w:r>
-    </w:p>
-    <w:p>
-      <w:pPr>
-        <w:pStyle w:val="ListBullet"/>
-      </w:pPr>
-      <w:r/>
-      <w:r>
-        <w:rPr>
-          <w:b/>
-        </w:rPr>
-        <w:t>`POST /inference`</w:t>
-      </w:r>
-      <w:r>
-        <w:t>: Run local AI inference on an image from disk, useful for offline analysis.</w:t>
-      </w:r>
-    </w:p>
-    <w:p>
-      <w:pPr>
-        <w:pStyle w:val="ListBullet"/>
-      </w:pPr>
-      <w:r/>
-      <w:r>
-        <w:rPr>
-          <w:b/>
-        </w:rPr>
-        <w:t>`WebSocket /ws`</w:t>
-      </w:r>
-      <w:r>
-        <w:t>: Stream raw or AI-annotated JPEG frames in real-time.</w:t>
-      </w:r>
-    </w:p>
-    <w:p>
-      <w:r/>
-      <w:r>
-        <w:rPr>
-          <w:b/>
-        </w:rPr>
-        <w:t>Dedicated Host Camera Service (http://localhost:8001 - when running in `remote` mode)</w:t>
-      </w:r>
-      <w:r/>
-    </w:p>
-    <w:p>
-      <w:pPr>
-        <w:pStyle w:val="ListBullet"/>
-      </w:pPr>
-      <w:r/>
-      <w:r>
-        <w:rPr>
-          <w:b/>
-        </w:rPr>
-        <w:t>`GET /status`</w:t>
-      </w:r>
-      <w:r>
-        <w:t>: Get camera-specific readiness and state.</w:t>
-      </w:r>
-    </w:p>
-    <w:p>
-      <w:pPr>
-        <w:pStyle w:val="ListBullet"/>
-      </w:pPr>
-      <w:r/>
-      <w:r>
-        <w:rPr>
-          <w:b/>
-        </w:rPr>
-        <w:t>`GET /camera/alignment`</w:t>
-      </w:r>
-      <w:r>
-        <w:t>: Retrieve camera-side stitch alignment.</w:t>
-      </w:r>
-    </w:p>
-    <w:p>
-      <w:pPr>
-        <w:pStyle w:val="ListBullet"/>
-      </w:pPr>
-      <w:r/>
-      <w:r>
-        <w:rPr>
-          <w:b/>
-        </w:rPr>
-        <w:t>`POST /camera/alignment`</w:t>
-      </w:r>
-      <w:r>
-        <w:t>: Update camera-side stitch offsets.</w:t>
-      </w:r>
-    </w:p>
-    <w:p>
-      <w:pPr>
-        <w:pStyle w:val="ListBullet"/>
-      </w:pPr>
-      <w:r/>
-      <w:r>
-        <w:rPr>
-          <w:b/>
-        </w:rPr>
-        <w:t>`GET /capture`</w:t>
-      </w:r>
-      <w:r>
-        <w:t>: Get the latest raw JPEG frame from the camera service.</w:t>
-      </w:r>
-    </w:p>
-    <w:p>
-      <w:pPr>
-        <w:pStyle w:val="ListBullet"/>
-      </w:pPr>
-      <w:r/>
-      <w:r>
-        <w:rPr>
-          <w:b/>
-        </w:rPr>
-        <w:t>`WebSocket /ws`</w:t>
-      </w:r>
-      <w:r>
-        <w:t>: Stream raw JPEG frames from the camera service.</w:t>
-      </w:r>
-    </w:p>
-    <w:p>
-      <w:r>
-        <w:t>---</w:t>
-      </w:r>
-    </w:p>
-    <w:p>
-      <w:r/>
-      <w:r>
-        <w:rPr>
-          <w:b/>
-        </w:rPr>
-        <w:t>BDF - Bakery Automation</w:t>
-      </w:r>
-      <w:r/>
-    </w:p>
-    <w:p>
-      <w:r>
-        <w:t>*All rights reserved.*</w:t>
+        <w:t>`REMOTE_CAMERA_BASE_URL=http://host.docker.internal:8001` (for Docker to reach the host).</w:t>
       </w:r>
     </w:p>
     <w:sectPr>

--- a/outputs/bdf_bakery_product_doc/bdf_bakery_product_doc.docx
+++ b/outputs/bdf_bakery_product_doc/bdf_bakery_product_doc.docx
@@ -12,71 +12,188 @@
     </w:p>
     <w:p>
       <w:r>
-        <w:t>The BDF Bakery Automation System (Racer2 V3) is designed to optimize quality control and production monitoring for your bakery operations. This document provides a professional and simple guide to its features, configuration, and troubleshooting, tailored for BDF's specific needs in automation.</w:t>
-      </w:r>
-    </w:p>
-    <w:p>
-      <w:r>
-        <w:t>---</w:t>
-      </w:r>
-    </w:p>
-    <w:p>
-      <w:pPr>
-        <w:pStyle w:val="Heading1"/>
-      </w:pPr>
-      <w:r>
-        <w:t>BDF Bakery Automation System: Product Overview</w:t>
-      </w:r>
-    </w:p>
-    <w:p>
-      <w:pPr>
-        <w:pStyle w:val="Heading2"/>
-      </w:pPr>
-      <w:r>
-        <w:t>Purpose</w:t>
-      </w:r>
-    </w:p>
-    <w:p>
-      <w:r>
-        <w:t>The BDF Bakery Automation System (Racer2 V3) is engineered to enhance quality control on your production line. It provides advanced line-scan acquisition, precise frame stitching, live streaming, and optional AI-assisted inspection for bakery products. Designed to integrate with your existing setup, it supports both hardware-backed production and flexible development workflows.</w:t>
-      </w:r>
-    </w:p>
-    <w:p>
-      <w:pPr>
-        <w:pStyle w:val="Heading2"/>
-      </w:pPr>
-      <w:r>
-        <w:t>Core Capabilities for Bakery Production</w:t>
-      </w:r>
-    </w:p>
-    <w:p>
-      <w:pPr>
-        <w:pStyle w:val="ListBullet"/>
-      </w:pPr>
-      <w:r/>
+        <w:t>This document provides customized product documentation for BDF.</w:t>
+      </w:r>
+    </w:p>
+    <w:p>
       <w:r>
         <w:rPr>
           <w:b/>
         </w:rPr>
-        <w:t>Dual-Camera Acquisition &amp; Stitched Frame Generation:</w:t>
-      </w:r>
-      <w:r>
-        <w:t xml:space="preserve"> Captures data from two Basler line cameras and seamlessly combines them into a single, comprehensive image of your product for thorough inspection.</w:t>
-      </w:r>
-    </w:p>
-    <w:p>
-      <w:pPr>
-        <w:pStyle w:val="ListBullet"/>
-      </w:pPr>
-      <w:r/>
+      </w:r>
+    </w:p>
+    <w:p>
+      <w:pPr>
+        <w:pStyle w:val="Heading1"/>
+      </w:pPr>
+      <w:r>
+        <w:t>BDF Bakery Automation System Documentation Index</w:t>
+      </w:r>
+    </w:p>
+    <w:p>
+      <w:r>
+        <w:t>This folder contains detailed reference material for your BDF automated inspection system.</w:t>
+      </w:r>
+    </w:p>
+    <w:p>
+      <w:pPr>
+        <w:pStyle w:val="Heading2"/>
+      </w:pPr>
+      <w:r>
+        <w:t>Documents</w:t>
+      </w:r>
+    </w:p>
+    <w:p>
+      <w:pPr>
+        <w:pStyle w:val="ListBullet"/>
+      </w:pPr>
+      <w:r>
+        <w:t>[`System Overview: Purpose and Capabilities`](#system-overview-purpose-and-capabilities)</w:t>
+      </w:r>
+    </w:p>
+    <w:p>
+      <w:pPr>
+        <w:pStyle w:val="ListBullet"/>
+      </w:pPr>
+      <w:r>
+        <w:t>Explains the system's role, operating modes, and what it can do for your bakery.</w:t>
+      </w:r>
+    </w:p>
+    <w:p>
+      <w:pPr>
+        <w:pStyle w:val="ListBullet"/>
+      </w:pPr>
+      <w:r>
+        <w:t>[`System Structure: How Your BDF System Works`](#system-structure-how-your-bdf-system-works)</w:t>
+      </w:r>
+    </w:p>
+    <w:p>
+      <w:pPr>
+        <w:pStyle w:val="ListBullet"/>
+      </w:pPr>
+      <w:r>
+        <w:t>Describes the internal organization, camera options, and image processing for optimal production monitoring.</w:t>
+      </w:r>
+    </w:p>
+    <w:p>
+      <w:pPr>
+        <w:pStyle w:val="ListBullet"/>
+      </w:pPr>
+      <w:r>
+        <w:t>[`System Settings: Customizing Your BDF System`](#system-settings-customizing-your-bdf-system)</w:t>
+      </w:r>
+    </w:p>
+    <w:p>
+      <w:pPr>
+        <w:pStyle w:val="ListBullet"/>
+      </w:pPr>
+      <w:r>
+        <w:t>Guides you through `.env` and `settings.json` for configuring system behavior, including cameras and AI.</w:t>
+      </w:r>
+    </w:p>
+    <w:p>
+      <w:pPr>
+        <w:pStyle w:val="ListBullet"/>
+      </w:pPr>
+      <w:r>
+        <w:t>[`API Reference: Connecting to Your BDF System`](#api-reference-connecting-to-your-bdf-system)</w:t>
+      </w:r>
+    </w:p>
+    <w:p>
+      <w:pPr>
+        <w:pStyle w:val="ListBullet"/>
+      </w:pPr>
+      <w:r>
+        <w:t>Provides details for integrating with the main system and dedicated camera service.</w:t>
+      </w:r>
+    </w:p>
+    <w:p>
+      <w:pPr>
+        <w:pStyle w:val="ListBullet"/>
+      </w:pPr>
+      <w:r>
+        <w:t>[`Deployment Options: Setting Up Your BDF System`](#deployment-options-setting-up-your-bdf-system)</w:t>
+      </w:r>
+    </w:p>
+    <w:p>
+      <w:pPr>
+        <w:pStyle w:val="ListBullet"/>
+      </w:pPr>
+      <w:r>
+        <w:t>Offers guidance for local, debug, remote, and containerized installations.</w:t>
+      </w:r>
+    </w:p>
+    <w:p>
+      <w:pPr>
+        <w:pStyle w:val="ListBullet"/>
+      </w:pPr>
+      <w:r>
+        <w:t>[`Core Technologies: Building Blocks of Your BDF System`](#core-technologies-building-blocks-of-your-bdf-system)</w:t>
+      </w:r>
+    </w:p>
+    <w:p>
+      <w:pPr>
+        <w:pStyle w:val="ListBullet"/>
+      </w:pPr>
+      <w:r>
+        <w:t>Briefly outlines the internal camera, AI, and color analysis libraries.</w:t>
+      </w:r>
+    </w:p>
+    <w:p>
+      <w:pPr>
+        <w:pStyle w:val="ListBullet"/>
+      </w:pPr>
+      <w:r>
+        <w:t>[`Troubleshooting Guide: Resolving Common Issues`](#troubleshooting-guide-resolving-common-issues)</w:t>
+      </w:r>
+    </w:p>
+    <w:p>
+      <w:pPr>
+        <w:pStyle w:val="ListBullet"/>
+      </w:pPr>
+      <w:r>
+        <w:t>Helps diagnose and resolve typical operational problems with your BDF system.</w:t>
+      </w:r>
+    </w:p>
+    <w:p>
       <w:r>
         <w:rPr>
           <w:b/>
         </w:rPr>
-        <w:t>Browser-Friendly JPEG Capture &amp; Live Streaming:</w:t>
-      </w:r>
-      <w:r>
-        <w:t xml:space="preserve"> Provides immediate visual feedback through high-quality JPEG images and real-time video streams, accessible via a web browser for operator monitoring.</w:t>
+      </w:r>
+    </w:p>
+    <w:p>
+      <w:pPr>
+        <w:pStyle w:val="Heading1"/>
+      </w:pPr>
+      <w:r>
+        <w:t>System Overview: Purpose and Capabilities</w:t>
+      </w:r>
+    </w:p>
+    <w:p>
+      <w:pPr>
+        <w:pStyle w:val="Heading2"/>
+      </w:pPr>
+      <w:r>
+        <w:t>Purpose</w:t>
+      </w:r>
+    </w:p>
+    <w:p>
+      <w:r>
+        <w:t>The BDF Bakery Automation System is designed for line-scan acquisition, image stitching, live streaming, and optional AI-assisted inspection of your bakery products. It uses two Basler line cameras to ensure comprehensive quality control and supports flexible workflows for both production and development environments.</w:t>
+      </w:r>
+    </w:p>
+    <w:p>
+      <w:pPr>
+        <w:pStyle w:val="Heading2"/>
+      </w:pPr>
+      <w:r>
+        <w:t>Core Capabilities</w:t>
+      </w:r>
+    </w:p>
+    <w:p>
+      <w:r>
+        <w:t>Your BDF system offers key features to enhance your bakery automation:</w:t>
       </w:r>
     </w:p>
     <w:p>
@@ -88,10 +205,18 @@
         <w:rPr>
           <w:b/>
         </w:rPr>
-        <w:t>Flexible Camera Access:</w:t>
-      </w:r>
-      <w:r>
-        <w:t xml:space="preserve"> Supports direct `local` camera access, `remote` access to a dedicated camera service, or `emulated` (synthetic) frames for testing without physical cameras.</w:t>
+        <w:t>Dual-Camera Imaging and Stitching:</w:t>
+      </w:r>
+      <w:r>
+        <w:t xml:space="preserve"> High-speed camera acquisition combines multiple camera views into a single, complete image of your product for thorough inspection.</w:t>
+      </w:r>
+    </w:p>
+    <w:p>
+      <w:pPr>
+        <w:pStyle w:val="ListBullet"/>
+      </w:pPr>
+      <w:r>
+        <w:t>*Space for Diagram: Illustrate two cameras capturing a product on a line, then the stitched output image.*</w:t>
       </w:r>
     </w:p>
     <w:p>
@@ -103,10 +228,10 @@
         <w:rPr>
           <w:b/>
         </w:rPr>
-        <w:t>Optional AI-Assisted Inspection:</w:t>
-      </w:r>
-      <w:r>
-        <w:t xml:space="preserve"> Integrates advanced AI models (RF-DETR or YOLO) for automated detection and tracking of product features or defects, ensuring consistent quality.</w:t>
+        <w:t>Live Product Feed:</w:t>
+      </w:r>
+      <w:r>
+        <w:t xml:space="preserve"> Browser-friendly JPEG capture and live streaming via WebSocket provide real-time visual monitoring of your production line.</w:t>
       </w:r>
     </w:p>
     <w:p>
@@ -118,11 +243,9 @@
         <w:rPr>
           <w:b/>
         </w:rPr>
-        <w:t>Tracked-Object Color Analysis:</w:t>
-      </w:r>
-      <w:r>
-        <w:t xml:space="preserve"> Monitors and analyzes color characteristics of specific product features, providing valuable data for quality assurance and recipe consistency at BDF.</w:t>
-      </w:r>
+        <w:t>Flexible Camera Operations:</w:t>
+      </w:r>
+      <w:r/>
     </w:p>
     <w:p>
       <w:pPr>
@@ -133,23 +256,10 @@
         <w:rPr>
           <w:b/>
         </w:rPr>
-        <w:t>External &amp; Local Inference:</w:t>
-      </w:r>
-      <w:r>
-        <w:t xml:space="preserve"> Supports forwarding frames to external services (`POST /analyze`) or performing AI inference on local image files (`POST /inference`) for diverse inspection needs.</w:t>
-      </w:r>
-    </w:p>
-    <w:p>
-      <w:pPr>
-        <w:pStyle w:val="Heading2"/>
-      </w:pPr>
-      <w:r>
-        <w:t>Operating Modes for BDF Operations</w:t>
-      </w:r>
-    </w:p>
-    <w:p>
-      <w:r>
-        <w:t>The system can be configured to suit different operational needs within BDF's production environment:</w:t>
+        <w:t>Direct Integration (Local):</w:t>
+      </w:r>
+      <w:r>
+        <w:t xml:space="preserve"> The main BDF system directly controls the Basler cameras.</w:t>
       </w:r>
     </w:p>
     <w:p>
@@ -161,10 +271,10 @@
         <w:rPr>
           <w:b/>
         </w:rPr>
-        <w:t>`local` Camera Mode:</w:t>
-      </w:r>
-      <w:r>
-        <w:t xml:space="preserve"> The main application directly manages the Basler cameras. This is ideal for single-host deployments where the processing unit is co-located with the cameras on the production line.</w:t>
+        <w:t>Separate Camera Unit (Remote):</w:t>
+      </w:r>
+      <w:r>
+        <w:t xml:space="preserve"> A dedicated camera service runs closer to the production line, sending images to the main BDF system.</w:t>
       </w:r>
     </w:p>
     <w:p>
@@ -176,10 +286,10 @@
         <w:rPr>
           <w:b/>
         </w:rPr>
-        <w:t>`remote` Camera Mode:</w:t>
-      </w:r>
-      <w:r>
-        <w:t xml:space="preserve"> The main application communicates with a separate, dedicated camera service over your network. This allows the camera hardware to remain close to the production environment while the AI and web interface can run on a different, potentially more powerful machine.</w:t>
+        <w:t>Simulation Mode (Emulated):</w:t>
+      </w:r>
+      <w:r>
+        <w:t xml:space="preserve"> Generates synthetic images for testing, training, or UI validation without needing physical cameras.</w:t>
       </w:r>
     </w:p>
     <w:p>
@@ -191,15 +301,118 @@
         <w:rPr>
           <w:b/>
         </w:rPr>
-        <w:t>`emulated` Camera Mode:</w:t>
-      </w:r>
-      <w:r>
-        <w:t xml:space="preserve"> Generates synthetic frames internally, perfect for development, testing new configurations, or operator training without requiring actual camera hardware on the BDF line.</w:t>
-      </w:r>
-    </w:p>
-    <w:p>
-      <w:r>
-        <w:t>AI processing can be:</w:t>
+        <w:t>Optional AI-Powered Inspection:</w:t>
+      </w:r>
+      <w:r>
+        <w:t xml:space="preserve"> Integrate advanced AI models (RF-DETR or YOLO) for automated defect detection and anomaly tracking.</w:t>
+      </w:r>
+    </w:p>
+    <w:p>
+      <w:pPr>
+        <w:pStyle w:val="ListBullet"/>
+      </w:pPr>
+      <w:r/>
+      <w:r>
+        <w:rPr>
+          <w:b/>
+        </w:rPr>
+        <w:t>Automated Color Analysis:</w:t>
+      </w:r>
+      <w:r>
+        <w:t xml:space="preserve"> Tracks and analyzes product colors, providing historical data and real-time feedback for consistent quality control.</w:t>
+      </w:r>
+    </w:p>
+    <w:p>
+      <w:pPr>
+        <w:pStyle w:val="ListBullet"/>
+      </w:pPr>
+      <w:r/>
+      <w:r>
+        <w:rPr>
+          <w:b/>
+        </w:rPr>
+        <w:t>External Analysis Integration:</w:t>
+      </w:r>
+      <w:r>
+        <w:t xml:space="preserve"> Ability to forward product images to external systems for additional analysis or quality checks.</w:t>
+      </w:r>
+    </w:p>
+    <w:p>
+      <w:pPr>
+        <w:pStyle w:val="ListBullet"/>
+      </w:pPr>
+      <w:r/>
+      <w:r>
+        <w:rPr>
+          <w:b/>
+        </w:rPr>
+        <w:t>On-Demand Image Analysis:</w:t>
+      </w:r>
+      <w:r>
+        <w:t xml:space="preserve"> Analyze specific product images from your local storage using the configured AI pipeline.</w:t>
+      </w:r>
+    </w:p>
+    <w:p>
+      <w:pPr>
+        <w:pStyle w:val="Heading2"/>
+      </w:pPr>
+      <w:r>
+        <w:t>Operating Modes</w:t>
+      </w:r>
+    </w:p>
+    <w:p>
+      <w:r>
+        <w:t>The BDF system can operate in three primary camera modes:</w:t>
+      </w:r>
+    </w:p>
+    <w:p>
+      <w:pPr>
+        <w:pStyle w:val="ListBullet"/>
+      </w:pPr>
+      <w:r/>
+      <w:r>
+        <w:rPr>
+          <w:b/>
+        </w:rPr>
+        <w:t>`local` Mode:</w:t>
+      </w:r>
+      <w:r>
+        <w:t xml:space="preserve"> The main system directly manages the Basler cameras for a compact, integrated setup.</w:t>
+      </w:r>
+    </w:p>
+    <w:p>
+      <w:pPr>
+        <w:pStyle w:val="ListBullet"/>
+      </w:pPr>
+      <w:r/>
+      <w:r>
+        <w:rPr>
+          <w:b/>
+        </w:rPr>
+        <w:t>`remote` Mode:</w:t>
+      </w:r>
+      <w:r>
+        <w:t xml:space="preserve"> The main system communicates with a separate, dedicated camera service (typically running on the production line) over your network.</w:t>
+      </w:r>
+    </w:p>
+    <w:p>
+      <w:pPr>
+        <w:pStyle w:val="ListBullet"/>
+      </w:pPr>
+      <w:r/>
+      <w:r>
+        <w:rPr>
+          <w:b/>
+        </w:rPr>
+        <w:t>`emulated` Mode:</w:t>
+      </w:r>
+      <w:r>
+        <w:t xml:space="preserve"> The system generates simulated product images internally, ideal for testing the user interface or developing AI models without physical camera hardware.</w:t>
+      </w:r>
+    </w:p>
+    <w:p>
+      <w:r>
+        <w:t>For AI processing, you have two options:</w:t>
       </w:r>
     </w:p>
     <w:p>
@@ -214,7 +427,7 @@
         <w:t>Disabled:</w:t>
       </w:r>
       <w:r>
-        <w:t xml:space="preserve"> For applications requiring only raw streaming and image capture, without automated inspection.</w:t>
+        <w:t xml:space="preserve"> The system provides raw product images and streaming only, without AI inspection.</w:t>
       </w:r>
     </w:p>
     <w:p>
@@ -226,10 +439,88 @@
         <w:rPr>
           <w:b/>
         </w:rPr>
-        <w:t>Enabled with `rfdetr`:</w:t>
-      </w:r>
-      <w:r>
-        <w:t xml:space="preserve"> Provides advanced detection and tracked annotation capabilities.</w:t>
+        <w:t>Enabled:</w:t>
+      </w:r>
+      <w:r>
+        <w:t xml:space="preserve"> AI models (RF-DETR or YOLO with SORT tracking) perform automated inspection and analysis.</w:t>
+      </w:r>
+    </w:p>
+    <w:p>
+      <w:pPr>
+        <w:pStyle w:val="Heading2"/>
+      </w:pPr>
+      <w:r>
+        <w:t>High-Level Flow</w:t>
+      </w:r>
+    </w:p>
+    <w:p>
+      <w:r>
+        <w:t>1.  The BDF system application starts.</w:t>
+      </w:r>
+    </w:p>
+    <w:p>
+      <w:r>
+        <w:t>2.  Based on your settings, a camera runtime is initialized (local, remote, or emulated).</w:t>
+      </w:r>
+    </w:p>
+    <w:p>
+      <w:r>
+        <w:t>3.  The chosen camera runtime begins capturing, polling, or simulating product images.</w:t>
+      </w:r>
+    </w:p>
+    <w:p>
+      <w:r>
+        <w:t>4.  If AI inspection is enabled, the AI models start loading in the background.</w:t>
+      </w:r>
+    </w:p>
+    <w:p>
+      <w:r>
+        <w:t>5.  The latest product image is made available for:</w:t>
+      </w:r>
+    </w:p>
+    <w:p>
+      <w:pPr>
+        <w:pStyle w:val="ListBullet"/>
+      </w:pPr>
+      <w:r>
+        <w:t>Viewing via a web browser.</w:t>
+      </w:r>
+    </w:p>
+    <w:p>
+      <w:pPr>
+        <w:pStyle w:val="ListBullet"/>
+      </w:pPr>
+      <w:r>
+        <w:t>Retrieving through an API call.</w:t>
+      </w:r>
+    </w:p>
+    <w:p>
+      <w:pPr>
+        <w:pStyle w:val="ListBullet"/>
+      </w:pPr>
+      <w:r>
+        <w:t>Sending to external analysis services.</w:t>
+      </w:r>
+    </w:p>
+    <w:p>
+      <w:pPr>
+        <w:pStyle w:val="ListBullet"/>
+      </w:pPr>
+      <w:r>
+        <w:t>Live streaming via WebSocket.</w:t>
+      </w:r>
+    </w:p>
+    <w:p>
+      <w:r>
+        <w:t>6.  If color analysis is active, relevant product samples are buffered and accessible through specific color endpoints.</w:t>
+      </w:r>
+    </w:p>
+    <w:p>
+      <w:pPr>
+        <w:pStyle w:val="Heading2"/>
+      </w:pPr>
+      <w:r>
+        <w:t>Main Components</w:t>
       </w:r>
     </w:p>
     <w:p>
@@ -241,106 +532,10 @@
         <w:rPr>
           <w:b/>
         </w:rPr>
-        <w:t>Enabled with YOLO plus SORT:</w:t>
-      </w:r>
-      <w:r>
-        <w:t xml:space="preserve"> Offers an alternative detection and tracking solution for specific product types.</w:t>
-      </w:r>
-    </w:p>
-    <w:p>
-      <w:pPr>
-        <w:pStyle w:val="Heading2"/>
-      </w:pPr>
-      <w:r>
-        <w:t>High-Level Production Flow</w:t>
-      </w:r>
-    </w:p>
-    <w:p>
-      <w:r>
-        <w:t>1.  The BDF Automation System launches, initializing based on your chosen camera and AI settings.</w:t>
-      </w:r>
-    </w:p>
-    <w:p>
-      <w:r>
-        <w:t>2.  Frames are continuously captured from cameras, fetched from a remote service, or emulated internally.</w:t>
-      </w:r>
-    </w:p>
-    <w:p>
-      <w:r>
-        <w:t>3.  If AI is enabled, models load in the background, making the system ready for intelligent inspection without blocking server startup.</w:t>
-      </w:r>
-    </w:p>
-    <w:p>
-      <w:r>
-        <w:t>4.  The latest frame data is made available for:</w:t>
-      </w:r>
-    </w:p>
-    <w:p>
-      <w:pPr>
-        <w:pStyle w:val="ListBullet"/>
-      </w:pPr>
-      <w:r>
-        <w:t>Real-time viewing in the browser UI for operators.</w:t>
-      </w:r>
-    </w:p>
-    <w:p>
-      <w:pPr>
-        <w:pStyle w:val="ListBullet"/>
-      </w:pPr>
-      <w:r>
-        <w:t>API access for external systems (e.g., `GET /capture` for integration).</w:t>
-      </w:r>
-    </w:p>
-    <w:p>
-      <w:pPr>
-        <w:pStyle w:val="ListBullet"/>
-      </w:pPr>
-      <w:r>
-        <w:t>Automated inspection requests (`POST /analyze`, `POST /inference`).</w:t>
-      </w:r>
-    </w:p>
-    <w:p>
-      <w:pPr>
-        <w:pStyle w:val="ListBullet"/>
-      </w:pPr>
-      <w:r>
-        <w:t>Live WebSocket streaming to operator dashboards.</w:t>
-      </w:r>
-    </w:p>
-    <w:p>
-      <w:r>
-        <w:t>5.  With color analysis active, tracked product features are analyzed, and their color data is buffered for quality reporting.</w:t>
-      </w:r>
-    </w:p>
-    <w:p>
-      <w:r>
-        <w:t>---</w:t>
-      </w:r>
-    </w:p>
-    <w:p>
-      <w:pPr>
-        <w:pStyle w:val="Heading1"/>
-      </w:pPr>
-      <w:r>
-        <w:t>System Architecture for BDF Production Monitoring</w:t>
-      </w:r>
-    </w:p>
-    <w:p>
-      <w:r>
-        <w:t>Understanding the BDF Bakery Automation System's architecture helps optimize its use for production monitoring and quality control.</w:t>
-      </w:r>
-    </w:p>
-    <w:p>
-      <w:pPr>
-        <w:pStyle w:val="Heading2"/>
-      </w:pPr>
-      <w:r>
-        <w:t>Runtime Layers</w:t>
-      </w:r>
-    </w:p>
-    <w:p>
-      <w:r>
-        <w:t>The system is organized into distinct layers to manage the flow from hardware to user interface:</w:t>
+        <w:t>System Services (`src/server`):</w:t>
+      </w:r>
+      <w:r>
+        <w:t xml:space="preserve"> Manages the application lifecycle, exposes data endpoints, selects camera operation modes, and reports AI status.</w:t>
       </w:r>
     </w:p>
     <w:p>
@@ -352,26 +547,10 @@
         <w:rPr>
           <w:b/>
         </w:rPr>
-        <w:t>Entrypoints:</w:t>
-      </w:r>
-      <w:r>
-        <w:t xml:space="preserve"> Initiates the main application and, if needed, the dedicated camera service.</w:t>
-      </w:r>
-    </w:p>
-    <w:p>
-      <w:pPr>
-        <w:pStyle w:val="ListBullet"/>
-      </w:pPr>
-      <w:r>
-        <w:t>`main.py`: Launches the core application, typically on port `8000`.</w:t>
-      </w:r>
-    </w:p>
-    <w:p>
-      <w:pPr>
-        <w:pStyle w:val="ListBullet"/>
-      </w:pPr>
-      <w:r>
-        <w:t>`camera_main.py`: Launches the independent camera service, typically on port `8001`.</w:t>
+        <w:t>Operator Interface (`src/front`):</w:t>
+      </w:r>
+      <w:r>
+        <w:t xml:space="preserve"> Provides the web-based viewer and health dashboard for monitoring.</w:t>
       </w:r>
     </w:p>
     <w:p>
@@ -383,26 +562,10 @@
         <w:rPr>
           <w:b/>
         </w:rPr>
-        <w:t>Server Layer:</w:t>
-      </w:r>
-      <w:r>
-        <w:t xml:space="preserve"> Exposes the user interface and key data endpoints for BDF operators.</w:t>
-      </w:r>
-    </w:p>
-    <w:p>
-      <w:pPr>
-        <w:pStyle w:val="ListBullet"/>
-      </w:pPr>
-      <w:r>
-        <w:t>Handles the main UI, streaming data, AI results, and color analysis.</w:t>
-      </w:r>
-    </w:p>
-    <w:p>
-      <w:pPr>
-        <w:pStyle w:val="ListBullet"/>
-      </w:pPr>
-      <w:r>
-        <w:t>Provides the host-side camera API for `remote` camera mode, allowing flexible deployment.</w:t>
+        <w:t>Camera Imaging (`src/libs/racer2_camera`):</w:t>
+      </w:r>
+      <w:r>
+        <w:t xml:space="preserve"> Handles camera acquisition, image stitching, resizing, and preparation of product images.</w:t>
       </w:r>
     </w:p>
     <w:p>
@@ -414,23 +577,10 @@
         <w:rPr>
           <w:b/>
         </w:rPr>
-        <w:t>Library Layer:</w:t>
-      </w:r>
-      <w:r>
-        <w:t xml:space="preserve"> Contains specialized, reusable modules for camera control, AI processing, and color analysis.</w:t>
-      </w:r>
-    </w:p>
-    <w:p>
-      <w:pPr>
-        <w:pStyle w:val="Heading2"/>
-      </w:pPr>
-      <w:r>
-        <w:t>Camera Runtime Selection</w:t>
-      </w:r>
-    </w:p>
-    <w:p>
-      <w:r>
-        <w:t>The system adapts to your BDF production environment by allowing different camera runtime configurations:</w:t>
+        <w:t>AI Inspection (`src/libs/ai`):</w:t>
+      </w:r>
+      <w:r>
+        <w:t xml:space="preserve"> Manages AI models, performs detection, tracking, and annotation for automated inspection.</w:t>
       </w:r>
     </w:p>
     <w:p>
@@ -442,10 +592,10 @@
         <w:rPr>
           <w:b/>
         </w:rPr>
-        <w:t>`local`:</w:t>
-      </w:r>
-      <w:r>
-        <w:t xml:space="preserve"> Basler camera access is managed directly within the main application process. This simplifies deployment on a single machine where cameras are physically attached.</w:t>
+        <w:t>Color Analysis (`src/libs/color`):</w:t>
+      </w:r>
+      <w:r>
+        <w:t xml:space="preserve"> Provides color conversion, per-object analysis, and buffering of color data.</w:t>
       </w:r>
     </w:p>
     <w:p>
@@ -457,10 +607,23 @@
         <w:rPr>
           <w:b/>
         </w:rPr>
-        <w:t>`remote`:</w:t>
-      </w:r>
-      <w:r>
-        <w:t xml:space="preserve"> Frames and alignment data are securely fetched from a separate camera service. This is ideal when cameras need to be physically isolated or on a different host from the main AI/web application, common in complex production lines.</w:t>
+        <w:t>Documentation (`Docs`):</w:t>
+      </w:r>
+      <w:r>
+        <w:t xml:space="preserve"> This collection of operational and technical information.</w:t>
+      </w:r>
+    </w:p>
+    <w:p>
+      <w:pPr>
+        <w:pStyle w:val="Heading2"/>
+      </w:pPr>
+      <w:r>
+        <w:t>System Split Options</w:t>
+      </w:r>
+    </w:p>
+    <w:p>
+      <w:r>
+        <w:t>Your BDF system can run as a single process or as two cooperating services:</w:t>
       </w:r>
     </w:p>
     <w:p>
@@ -472,70 +635,336 @@
         <w:rPr>
           <w:b/>
         </w:rPr>
-        <w:t>`emulated`:</w:t>
-      </w:r>
-      <w:r>
-        <w:t xml:space="preserve"> Synthetic frames are generated within the application for development, testing, and UI validation without requiring physical cameras on the BDF line.</w:t>
-      </w:r>
-    </w:p>
-    <w:p>
-      <w:r>
-        <w:t>The dedicated camera service (on port `8001`) exclusively supports `local` and `emulated` modes, focusing solely on camera management and not hosting AI features.</w:t>
-      </w:r>
-    </w:p>
-    <w:p>
-      <w:pPr>
-        <w:pStyle w:val="Heading2"/>
-      </w:pPr>
-      <w:r>
-        <w:t>Camera Production Pipeline</w:t>
-      </w:r>
-    </w:p>
-    <w:p>
-      <w:r>
-        <w:t>The core live acquisition and frame stitching process ensures high-quality images for BDF's quality control needs. This pipeline operates as follows:</w:t>
-      </w:r>
-    </w:p>
-    <w:p>
-      <w:r>
-        <w:t xml:space="preserve">1.  </w:t>
-      </w:r>
+        <w:t>Main Application:</w:t>
+      </w:r>
+      <w:r>
+        <w:t xml:space="preserve"> On network port `8000` (e.g., for AI, web UI, and data integration).</w:t>
+      </w:r>
+    </w:p>
+    <w:p>
+      <w:pPr>
+        <w:pStyle w:val="ListBullet"/>
+      </w:pPr>
+      <w:r/>
       <w:r>
         <w:rPr>
           <w:b/>
         </w:rPr>
-        <w:t>Device Discovery:</w:t>
-      </w:r>
-      <w:r>
-        <w:t xml:space="preserve"> Identifies connected Basler cameras.</w:t>
-      </w:r>
-    </w:p>
-    <w:p>
-      <w:r>
-        <w:t xml:space="preserve">2.  </w:t>
-      </w:r>
+        <w:t>Optional Dedicated Camera Service:</w:t>
+      </w:r>
+      <w:r>
+        <w:t xml:space="preserve"> On port `8001` (e.g., for direct camera control on the production line).</w:t>
+      </w:r>
+    </w:p>
+    <w:p>
+      <w:r>
+        <w:t>This split is beneficial when the cameras need to be physically close to the Basler hardware on the production line, while the main web or AI processing runs on a separate machine.</w:t>
+      </w:r>
+    </w:p>
+    <w:p>
+      <w:pPr>
+        <w:pStyle w:val="ListBullet"/>
+      </w:pPr>
+      <w:r>
+        <w:t>*Space for Diagram: Illustrate the split deployment, with cameras connected to one unit, sending data to another unit running the main app.*</w:t>
+      </w:r>
+    </w:p>
+    <w:p>
       <w:r>
         <w:rPr>
           <w:b/>
         </w:rPr>
-        <w:t>Configuration:</w:t>
-      </w:r>
-      <w:r>
-        <w:t xml:space="preserve"> Sets up cameras for trigger, pixel format, and optional white balance, unless `CAMERA_CONFIG_BY_PYLON=true` (meaning an external tool like Pylon Viewer manages settings).</w:t>
-      </w:r>
-    </w:p>
-    <w:p>
-      <w:r>
-        <w:t xml:space="preserve">3.  </w:t>
+      </w:r>
+    </w:p>
+    <w:p>
+      <w:pPr>
+        <w:pStyle w:val="Heading1"/>
+      </w:pPr>
+      <w:r>
+        <w:t>System Structure: How Your BDF System Works</w:t>
+      </w:r>
+    </w:p>
+    <w:p>
+      <w:r>
+        <w:t>This section explains the core components and processes within your BDF system, focusing on how product images are acquired, processed, and analyzed for bakery automation.</w:t>
+      </w:r>
+    </w:p>
+    <w:p>
+      <w:pPr>
+        <w:pStyle w:val="Heading2"/>
+      </w:pPr>
+      <w:r>
+        <w:t>System Services</w:t>
+      </w:r>
+    </w:p>
+    <w:p>
+      <w:r>
+        <w:t>The BDF system is organized into functional layers:</w:t>
+      </w:r>
+    </w:p>
+    <w:p>
+      <w:r>
+        <w:t xml:space="preserve">1.  </w:t>
       </w:r>
       <w:r>
         <w:rPr>
           <w:b/>
         </w:rPr>
-        <w:t>Acquisition:</w:t>
-      </w:r>
-      <w:r>
-        <w:t xml:space="preserve"> Reads individual strips of images from each camera as they pass.</w:t>
+        <w:t>Starting the System:</w:t>
+      </w:r>
+      <w:r/>
+    </w:p>
+    <w:p>
+      <w:pPr>
+        <w:pStyle w:val="ListBullet"/>
+      </w:pPr>
+      <w:r>
+        <w:t>`main.py` launches the main application, typically on port `8000`.</w:t>
+      </w:r>
+    </w:p>
+    <w:p>
+      <w:pPr>
+        <w:pStyle w:val="ListBullet"/>
+      </w:pPr>
+      <w:r>
+        <w:t>`camera_main.py` launches the dedicated camera service, typically on port `8001`.</w:t>
+      </w:r>
+    </w:p>
+    <w:p>
+      <w:r>
+        <w:t xml:space="preserve">2.  </w:t>
+      </w:r>
+      <w:r>
+        <w:rPr>
+          <w:b/>
+        </w:rPr>
+        <w:t>Core Services Layer:</w:t>
+      </w:r>
+      <w:r/>
+    </w:p>
+    <w:p>
+      <w:pPr>
+        <w:pStyle w:val="ListBullet"/>
+      </w:pPr>
+      <w:r>
+        <w:t>`src/server/app.py` provides the main operator interface, live streaming, AI inspection, and color analysis endpoints.</w:t>
+      </w:r>
+    </w:p>
+    <w:p>
+      <w:pPr>
+        <w:pStyle w:val="ListBullet"/>
+      </w:pPr>
+      <w:r>
+        <w:t>`src/server/camera_service.py` offers the camera-only API for the dedicated camera unit.</w:t>
+      </w:r>
+    </w:p>
+    <w:p>
+      <w:r>
+        <w:t xml:space="preserve">3.  </w:t>
+      </w:r>
+      <w:r>
+        <w:rPr>
+          <w:b/>
+        </w:rPr>
+        <w:t>Core Function Libraries Layer:</w:t>
+      </w:r>
+      <w:r/>
+    </w:p>
+    <w:p>
+      <w:pPr>
+        <w:pStyle w:val="ListBullet"/>
+      </w:pPr>
+      <w:r>
+        <w:t>`src/libs/racer2_camera` handles camera imaging and stitching.</w:t>
+      </w:r>
+    </w:p>
+    <w:p>
+      <w:pPr>
+        <w:pStyle w:val="ListBullet"/>
+      </w:pPr>
+      <w:r>
+        <w:t>`src/libs/ai` manages automated inspection and tracking.</w:t>
+      </w:r>
+    </w:p>
+    <w:p>
+      <w:pPr>
+        <w:pStyle w:val="ListBullet"/>
+      </w:pPr>
+      <w:r>
+        <w:t>`src/libs/color` performs color analysis.</w:t>
+      </w:r>
+    </w:p>
+    <w:p>
+      <w:pPr>
+        <w:pStyle w:val="Heading2"/>
+      </w:pPr>
+      <w:r>
+        <w:t>Camera Operation Modes</w:t>
+      </w:r>
+    </w:p>
+    <w:p>
+      <w:r>
+        <w:t>The main BDF application can configure its camera input in `src/server/app.py` using these modes:</w:t>
+      </w:r>
+    </w:p>
+    <w:p>
+      <w:pPr>
+        <w:pStyle w:val="ListBullet"/>
+      </w:pPr>
+      <w:r/>
+      <w:r>
+        <w:rPr>
+          <w:b/>
+        </w:rPr>
+        <w:t>`local` Mode:</w:t>
+      </w:r>
+      <w:r/>
+    </w:p>
+    <w:p>
+      <w:pPr>
+        <w:pStyle w:val="ListBullet"/>
+      </w:pPr>
+      <w:r>
+        <w:t>Uses `src/server/local_camera_runtime.py`.</w:t>
+      </w:r>
+    </w:p>
+    <w:p>
+      <w:pPr>
+        <w:pStyle w:val="ListBullet"/>
+      </w:pPr>
+      <w:r>
+        <w:t>The BDF system directly accesses Basler cameras within its own process.</w:t>
+      </w:r>
+    </w:p>
+    <w:p>
+      <w:pPr>
+        <w:pStyle w:val="ListBullet"/>
+      </w:pPr>
+      <w:r/>
+      <w:r>
+        <w:rPr>
+          <w:b/>
+        </w:rPr>
+        <w:t>`remote` Mode:</w:t>
+      </w:r>
+      <w:r/>
+    </w:p>
+    <w:p>
+      <w:pPr>
+        <w:pStyle w:val="ListBullet"/>
+      </w:pPr>
+      <w:r>
+        <w:t>Uses `src/server/remote_camera_runtime.py`.</w:t>
+      </w:r>
+    </w:p>
+    <w:p>
+      <w:pPr>
+        <w:pStyle w:val="ListBullet"/>
+      </w:pPr>
+      <w:r>
+        <w:t>Product images and alignment data are fetched from a separate camera service (the dedicated camera unit).</w:t>
+      </w:r>
+    </w:p>
+    <w:p>
+      <w:pPr>
+        <w:pStyle w:val="ListBullet"/>
+      </w:pPr>
+      <w:r/>
+      <w:r>
+        <w:rPr>
+          <w:b/>
+        </w:rPr>
+        <w:t>`emulated` Mode:</w:t>
+      </w:r>
+      <w:r/>
+    </w:p>
+    <w:p>
+      <w:pPr>
+        <w:pStyle w:val="ListBullet"/>
+      </w:pPr>
+      <w:r>
+        <w:t>Uses `src/server/emulated_camera_runtime.py`.</w:t>
+      </w:r>
+    </w:p>
+    <w:p>
+      <w:pPr>
+        <w:pStyle w:val="ListBullet"/>
+      </w:pPr>
+      <w:r>
+        <w:t>Synthetic product images are generated internally for development, testing, and training purposes.</w:t>
+      </w:r>
+    </w:p>
+    <w:p>
+      <w:r>
+        <w:t>The dedicated camera service (running via `camera_main.py`) only supports `local` and `emulated` modes, as it does not host AI inspection features itself.</w:t>
+      </w:r>
+    </w:p>
+    <w:p>
+      <w:pPr>
+        <w:pStyle w:val="Heading2"/>
+      </w:pPr>
+      <w:r>
+        <w:t>Product Imaging Pipeline</w:t>
+      </w:r>
+    </w:p>
+    <w:p>
+      <w:r>
+        <w:t>The live image acquisition process is managed in `src/libs/racer2_camera/src/line_camera.py`.</w:t>
+      </w:r>
+    </w:p>
+    <w:p>
+      <w:pPr>
+        <w:pStyle w:val="ListBullet"/>
+      </w:pPr>
+      <w:r>
+        <w:t>*Space for Diagram: Illustrate the camera pipeline steps as a flow chart.*</w:t>
+      </w:r>
+    </w:p>
+    <w:p>
+      <w:r>
+        <w:t>Here’s a high-level flow for how your BDF system captures and prepares product images:</w:t>
+      </w:r>
+    </w:p>
+    <w:p>
+      <w:r>
+        <w:t xml:space="preserve">1.  </w:t>
+      </w:r>
+      <w:r>
+        <w:rPr>
+          <w:b/>
+        </w:rPr>
+        <w:t>Camera Discovery:</w:t>
+      </w:r>
+      <w:r>
+        <w:t xml:space="preserve"> The system identifies connected Basler cameras.</w:t>
+      </w:r>
+    </w:p>
+    <w:p>
+      <w:r>
+        <w:t xml:space="preserve">2.  </w:t>
+      </w:r>
+      <w:r>
+        <w:rPr>
+          <w:b/>
+        </w:rPr>
+        <w:t>Camera Setup:</w:t>
+      </w:r>
+      <w:r>
+        <w:t xml:space="preserve"> It verifies the configured number of cameras and sets up essential features like triggers, pixel format, and optional white balance (unless externally managed).</w:t>
+      </w:r>
+    </w:p>
+    <w:p>
+      <w:r>
+        <w:t xml:space="preserve">3.  </w:t>
+      </w:r>
+      <w:r>
+        <w:rPr>
+          <w:b/>
+        </w:rPr>
+        <w:t>Strip Acquisition:</w:t>
+      </w:r>
+      <w:r>
+        <w:t xml:space="preserve"> The cameras capture the configured number of "strips" (thin slices) of each product.</w:t>
       </w:r>
     </w:p>
     <w:p>
@@ -549,7 +978,7 @@
         <w:t>Vertical Stacking:</w:t>
       </w:r>
       <w:r>
-        <w:t xml:space="preserve"> Stacks these strips vertically for each camera.</w:t>
+        <w:t xml:space="preserve"> These strips are combined vertically for each camera.</w:t>
       </w:r>
     </w:p>
     <w:p>
@@ -560,10 +989,10 @@
         <w:rPr>
           <w:b/>
         </w:rPr>
-        <w:t>Offset Adjustment:</w:t>
-      </w:r>
-      <w:r>
-        <w:t xml:space="preserve"> Applies horizontal and vertical offsets for precise alignment between camera views.</w:t>
+        <w:t>Alignment Adjustment:</w:t>
+      </w:r>
+      <w:r>
+        <w:t xml:space="preserve"> Horizontal and vertical offsets are applied to ensure proper positioning.</w:t>
       </w:r>
     </w:p>
     <w:p>
@@ -577,7 +1006,7 @@
         <w:t>Image Stitching:</w:t>
       </w:r>
       <w:r>
-        <w:t xml:space="preserve"> Combines outputs from multiple cameras into a single, unified image of the product.</w:t>
+        <w:t xml:space="preserve"> Outputs from multiple cameras are seamlessly stitched together to form a single, complete image of the product.</w:t>
       </w:r>
     </w:p>
     <w:p>
@@ -591,7 +1020,7 @@
         <w:t>Color Conversion:</w:t>
       </w:r>
       <w:r>
-        <w:t xml:space="preserve"> Converts frames to BGR format if required by the selected pixel format (e.g., from YUV formats) to ensure accurate color representation for AI and display.</w:t>
+        <w:t xml:space="preserve"> The final image is converted to BGR format if needed, preparing it for display and AI processing.</w:t>
       </w:r>
     </w:p>
     <w:p>
@@ -602,10 +1031,10 @@
         <w:rPr>
           <w:b/>
         </w:rPr>
-        <w:t>Output Preparation:</w:t>
-      </w:r>
-      <w:r>
-        <w:t xml:space="preserve"> Resizes and JPEG-encodes the final image for efficient transmission and storage.</w:t>
+        <w:t>Resizing and Encoding:</w:t>
+      </w:r>
+      <w:r>
+        <w:t xml:space="preserve"> The image is resized and converted into a JPEG format for efficient storage and transmission.</w:t>
       </w:r>
     </w:p>
     <w:p>
@@ -616,43 +1045,122 @@
         <w:rPr>
           <w:b/>
         </w:rPr>
-        <w:t>Caching:</w:t>
-      </w:r>
-      <w:r>
-        <w:t xml:space="preserve"> Stores the latest JPEG for immediate access by HTTP and WebSocket consumers.</w:t>
-      </w:r>
-    </w:p>
-    <w:p>
-      <w:r>
-        <w:t>Operators can dynamically adjust alignment during production via `GET /camera/alignment` and `POST /camera/alignment` endpoints to maintain optimal image quality.</w:t>
-      </w:r>
-    </w:p>
-    <w:p>
-      <w:pPr>
-        <w:pStyle w:val="Heading2"/>
-      </w:pPr>
-      <w:r>
-        <w:t>AI Inspection Pipeline</w:t>
-      </w:r>
-    </w:p>
-    <w:p>
-      <w:r>
-        <w:t>The AI pipeline is crucial for automated product inspection at BDF:</w:t>
-      </w:r>
-    </w:p>
-    <w:p>
-      <w:pPr>
-        <w:pStyle w:val="ListBullet"/>
-      </w:pPr>
+        <w:t>Image Cache:</w:t>
+      </w:r>
+      <w:r>
+        <w:t xml:space="preserve"> The latest JPEG product image is stored for quick access by various consumers (e.g., web UI, other systems).</w:t>
+      </w:r>
+    </w:p>
+    <w:p>
       <w:r/>
       <w:r>
         <w:rPr>
           <w:b/>
         </w:rPr>
-        <w:t>Model Selection:</w:t>
-      </w:r>
-      <w:r>
-        <w:t xml:space="preserve"> Controlled by `AI_MODEL_NAME`, allowing choice between `rfdetr` for advanced detection and tracking, or YOLO plus SORT for general detection and tracking, adaptable to specific bakery products.</w:t>
+        <w:t>Runtime Alignment Changes:</w:t>
+      </w:r>
+      <w:r>
+        <w:t xml:space="preserve"> Operators or integrated systems can adjust image stitching alignment through specific API endpoints:</w:t>
+      </w:r>
+    </w:p>
+    <w:p>
+      <w:pPr>
+        <w:pStyle w:val="ListBullet"/>
+      </w:pPr>
+      <w:r>
+        <w:t>`GET /camera/alignment`: To retrieve current alignment settings.</w:t>
+      </w:r>
+    </w:p>
+    <w:p>
+      <w:pPr>
+        <w:pStyle w:val="ListBullet"/>
+      </w:pPr>
+      <w:r>
+        <w:t>`POST /camera/alignment`: To update alignment settings.</w:t>
+      </w:r>
+    </w:p>
+    <w:p>
+      <w:pPr>
+        <w:pStyle w:val="Heading2"/>
+      </w:pPr>
+      <w:r>
+        <w:t>Remote Camera Data Flow</w:t>
+      </w:r>
+    </w:p>
+    <w:p>
+      <w:r>
+        <w:t>When using the `remote` camera mode, `src/server/remote_camera_runtime.py` continuously retrieves data from the dedicated camera service (defined by `REMOTE_CAMERA_BASE_URL`):</w:t>
+      </w:r>
+    </w:p>
+    <w:p>
+      <w:pPr>
+        <w:pStyle w:val="ListBullet"/>
+      </w:pPr>
+      <w:r>
+        <w:t>`/status`: Checks the health and readiness of the camera service.</w:t>
+      </w:r>
+    </w:p>
+    <w:p>
+      <w:pPr>
+        <w:pStyle w:val="ListBullet"/>
+      </w:pPr>
+      <w:r>
+        <w:t>`/capture`: Fetches the latest product image.</w:t>
+      </w:r>
+    </w:p>
+    <w:p>
+      <w:pPr>
+        <w:pStyle w:val="ListBullet"/>
+      </w:pPr>
+      <w:r>
+        <w:t>`/camera/alignment`: Retrieves alignment settings.</w:t>
+      </w:r>
+    </w:p>
+    <w:p>
+      <w:r>
+        <w:t>This setup allows for flexible deployments where:</w:t>
+      </w:r>
+    </w:p>
+    <w:p>
+      <w:pPr>
+        <w:pStyle w:val="ListBullet"/>
+      </w:pPr>
+      <w:r>
+        <w:t>The camera unit maintains direct connection to Basler hardware on the production line.</w:t>
+      </w:r>
+    </w:p>
+    <w:p>
+      <w:pPr>
+        <w:pStyle w:val="ListBullet"/>
+      </w:pPr>
+      <w:r>
+        <w:t>The main BDF system consumes product images efficiently over your network.</w:t>
+      </w:r>
+    </w:p>
+    <w:p>
+      <w:pPr>
+        <w:pStyle w:val="ListBullet"/>
+      </w:pPr>
+      <w:r>
+        <w:t>The web interface and AI inspection can be deployed separately from the cameras.</w:t>
+      </w:r>
+    </w:p>
+    <w:p>
+      <w:pPr>
+        <w:pStyle w:val="Heading2"/>
+      </w:pPr>
+      <w:r>
+        <w:t>Automated Inspection (AI) Pipeline</w:t>
+      </w:r>
+    </w:p>
+    <w:p>
+      <w:r>
+        <w:t>The AI process for automated product inspection is managed in `src/libs/ai/pipeline.py`.</w:t>
+      </w:r>
+    </w:p>
+    <w:p>
+      <w:r>
+        <w:t>The selected AI model is controlled by the `AI_MODEL_NAME` setting:</w:t>
       </w:r>
     </w:p>
     <w:p>
@@ -664,10 +1172,10 @@
         <w:rPr>
           <w:b/>
         </w:rPr>
-        <w:t>Asynchronous Initialization:</w:t>
-      </w:r>
-      <w:r>
-        <w:t xml:space="preserve"> AI model loading happens in the background, ensuring the server starts quickly and operators can access frames while AI prepares for inspection.</w:t>
+        <w:t>`rfdetr`:</w:t>
+      </w:r>
+      <w:r>
+        <w:t xml:space="preserve"> Provides RF-DETR-backed detection and tracking of product anomalies.</w:t>
       </w:r>
     </w:p>
     <w:p>
@@ -679,39 +1187,21 @@
         <w:rPr>
           <w:b/>
         </w:rPr>
-        <w:t>Status Monitoring:</w:t>
-      </w:r>
-      <w:r>
-        <w:t xml:space="preserve"> `/status` provides updates on AI checkpoint progress, informing operators when the AI is ready for precise inspection.</w:t>
-      </w:r>
-    </w:p>
-    <w:p>
-      <w:pPr>
-        <w:pStyle w:val="ListBullet"/>
-      </w:pPr>
+        <w:t>Any other value:</w:t>
+      </w:r>
+      <w:r>
+        <w:t xml:space="preserve"> Uses YOLO detection combined with SORT tracking.</w:t>
+      </w:r>
+    </w:p>
+    <w:p>
       <w:r/>
       <w:r>
         <w:rPr>
           <w:b/>
         </w:rPr>
-        <w:t>Color Analysis Integration:</w:t>
-      </w:r>
-      <w:r>
-        <w:t xml:space="preserve"> The AI pipeline incorporates a `ColorBuffer` to store recent color data and history for tracked objects, enabling detailed quality reporting for BDF.</w:t>
-      </w:r>
-    </w:p>
-    <w:p>
-      <w:pPr>
-        <w:pStyle w:val="Heading2"/>
-      </w:pPr>
-      <w:r>
-        <w:t>Data Consumers for Production Monitoring</w:t>
-      </w:r>
-    </w:p>
-    <w:p>
-      <w:r>
-        <w:t>The processed image data is made available to various points for BDF's monitoring needs:</w:t>
-      </w:r>
+        <w:t>Important Operational Behavior:</w:t>
+      </w:r>
+      <w:r/>
     </w:p>
     <w:p>
       <w:pPr>
@@ -722,10 +1212,10 @@
         <w:rPr>
           <w:b/>
         </w:rPr>
-        <w:t>`GET /capture`:</w:t>
-      </w:r>
-      <w:r>
-        <w:t xml:space="preserve"> Retrieves the latest JPEG frame.</w:t>
+        <w:t>Background Initialization:</w:t>
+      </w:r>
+      <w:r>
+        <w:t xml:space="preserve"> AI model setup runs in the background, ensuring the BDF system starts up quickly without delays.</w:t>
       </w:r>
     </w:p>
     <w:p>
@@ -737,10 +1227,10 @@
         <w:rPr>
           <w:b/>
         </w:rPr>
-        <w:t>`POST /analyze`:</w:t>
-      </w:r>
-      <w:r>
-        <w:t xml:space="preserve"> Forwards the latest frame to an external inference service for specialized analysis (e.g., for complex defect detection).</w:t>
+        <w:t>AI Readiness Monitoring:</w:t>
+      </w:r>
+      <w:r>
+        <w:t xml:space="preserve"> The `/status` endpoint reports the progress of AI model initialization.</w:t>
       </w:r>
     </w:p>
     <w:p>
@@ -752,10 +1242,10 @@
         <w:rPr>
           <w:b/>
         </w:rPr>
-        <w:t>`POST /inference`:</w:t>
-      </w:r>
-      <w:r>
-        <w:t xml:space="preserve"> Performs local AI inference on images from disk (e.g., for batch inspection of stored images).</w:t>
+        <w:t>Live Feed Transition:</w:t>
+      </w:r>
+      <w:r>
+        <w:t xml:space="preserve"> The WebSocket stream will initially show raw product images until the AI is fully ready to perform inspections.</w:t>
       </w:r>
     </w:p>
     <w:p>
@@ -767,10 +1257,28 @@
         <w:rPr>
           <w:b/>
         </w:rPr>
-        <w:t>`WebSocket /ws`:</w:t>
-      </w:r>
-      <w:r>
-        <w:t xml:space="preserve"> Provides a live stream for real-time operator viewing and interaction.</w:t>
+        <w:t>On-Demand Analysis:</w:t>
+      </w:r>
+      <w:r>
+        <w:t xml:space="preserve"> The `run_single_image_inference()` function powers the `POST /inference` endpoint for analyzing specific product image files.</w:t>
+      </w:r>
+    </w:p>
+    <w:p>
+      <w:pPr>
+        <w:pStyle w:val="Heading3"/>
+      </w:pPr>
+      <w:r>
+        <w:t>Color Analysis</w:t>
+      </w:r>
+    </w:p>
+    <w:p>
+      <w:r>
+        <w:t>The AI pipeline also includes a `ColorBuffer` that stores a recent history of tracked objects and their color data.</w:t>
+      </w:r>
+    </w:p>
+    <w:p>
+      <w:r>
+        <w:t>Color features include:</w:t>
       </w:r>
     </w:p>
     <w:p>
@@ -782,64 +1290,10 @@
         <w:rPr>
           <w:b/>
         </w:rPr>
-        <w:t>Browser UI:</w:t>
-      </w:r>
-      <w:r>
-        <w:t xml:space="preserve"> Displays the live feed and AI annotations directly in the web interface for immediate feedback.</w:t>
-      </w:r>
-    </w:p>
-    <w:p>
-      <w:r>
-        <w:t>---</w:t>
-      </w:r>
-    </w:p>
-    <w:p>
-      <w:pPr>
-        <w:pStyle w:val="Heading1"/>
-      </w:pPr>
-      <w:r>
-        <w:t>Configuration &amp; Monitoring Essentials for BDF</w:t>
-      </w:r>
-    </w:p>
-    <w:p>
-      <w:r>
-        <w:t>Proper configuration ensures the BDF Bakery Automation System operates optimally for your production line. Monitoring endpoints provide critical insights into system health and production quality.</w:t>
-      </w:r>
-    </w:p>
-    <w:p>
-      <w:pPr>
-        <w:pStyle w:val="Heading2"/>
-      </w:pPr>
-      <w:r>
-        <w:t>Key Configuration for BDF Production</w:t>
-      </w:r>
-    </w:p>
-    <w:p>
-      <w:r>
-        <w:t>Configuration settings are managed through `settings.json` (non-secret runtime settings) and `.env` files (secrets and environment selection).</w:t>
-      </w:r>
-    </w:p>
-    <w:p>
-      <w:pPr>
-        <w:pStyle w:val="Heading3"/>
-      </w:pPr>
-      <w:r>
-        <w:t>Loading Order (Priority from lowest to highest):</w:t>
-      </w:r>
-    </w:p>
-    <w:p>
-      <w:r>
-        <w:t>1.  `.env`</w:t>
-      </w:r>
-    </w:p>
-    <w:p>
-      <w:r>
-        <w:t>2.  `APP_ENV_FILE` (if set) or `.env.debug` (if `APP_ENV=debug`)</w:t>
-      </w:r>
-    </w:p>
-    <w:p>
-      <w:r>
-        <w:t>3.  `settings.json`</w:t>
+        <w:t>Latest Sample State:</w:t>
+      </w:r>
+      <w:r>
+        <w:t xml:space="preserve"> Provides the most recent color data for each tracked object.</w:t>
       </w:r>
     </w:p>
     <w:p>
@@ -851,18 +1305,10 @@
         <w:rPr>
           <w:b/>
         </w:rPr>
-        <w:t>Important:</w:t>
-      </w:r>
-      <w:r>
-        <w:t xml:space="preserve"> Environment variables override settings in `settings.json`.</w:t>
-      </w:r>
-    </w:p>
-    <w:p>
-      <w:pPr>
-        <w:pStyle w:val="Heading3"/>
-      </w:pPr>
-      <w:r>
-        <w:t>Essential `settings.json` Keys for BDF:</w:t>
+        <w:t>Rolling History:</w:t>
+      </w:r>
+      <w:r>
+        <w:t xml:space="preserve"> Maintains a short history of color changes for each object.</w:t>
       </w:r>
     </w:p>
     <w:p>
@@ -874,34 +1320,10 @@
         <w:rPr>
           <w:b/>
         </w:rPr>
-        <w:t>`CAMERA_MODE`</w:t>
-      </w:r>
-      <w:r>
-        <w:t>: Critical for selecting your camera setup:</w:t>
-      </w:r>
-    </w:p>
-    <w:p>
-      <w:pPr>
-        <w:pStyle w:val="ListBullet"/>
-      </w:pPr>
-      <w:r>
-        <w:t>`local`: For direct Basler camera access from the main application.</w:t>
-      </w:r>
-    </w:p>
-    <w:p>
-      <w:pPr>
-        <w:pStyle w:val="ListBullet"/>
-      </w:pPr>
-      <w:r>
-        <w:t>`remote`: To poll a separate camera service.</w:t>
-      </w:r>
-    </w:p>
-    <w:p>
-      <w:pPr>
-        <w:pStyle w:val="ListBullet"/>
-      </w:pPr>
-      <w:r>
-        <w:t>`emulated`: For development and UI testing without cameras.</w:t>
+        <w:t>CSV Export:</w:t>
+      </w:r>
+      <w:r>
+        <w:t xml:space="preserve"> Allows you to export color data for further analysis.</w:t>
       </w:r>
     </w:p>
     <w:p>
@@ -913,10 +1335,76 @@
         <w:rPr>
           <w:b/>
         </w:rPr>
-        <w:t>`CAMERA_PIXEL_FORMAT`</w:t>
-      </w:r>
-      <w:r>
-        <w:t>: Defines how camera buffers are interpreted (e.g., `BGR8` for OpenCV-ready frames, `YCbCr422_8` for YUV conversion). Ensures correct color representation for quality control.</w:t>
+        <w:t>Product-Shaped Output:</w:t>
+      </w:r>
+      <w:r>
+        <w:t xml:space="preserve"> Delivers color analysis results in a format suitable for integration with downstream production monitoring systems.</w:t>
+      </w:r>
+    </w:p>
+    <w:p>
+      <w:pPr>
+        <w:pStyle w:val="Heading2"/>
+      </w:pPr>
+      <w:r>
+        <w:t>Accessing Product Data</w:t>
+      </w:r>
+    </w:p>
+    <w:p>
+      <w:r>
+        <w:t>The latest processed product image can be accessed by:</w:t>
+      </w:r>
+    </w:p>
+    <w:p>
+      <w:pPr>
+        <w:pStyle w:val="ListBullet"/>
+      </w:pPr>
+      <w:r>
+        <w:t>`GET /capture`: For retrieving the image directly.</w:t>
+      </w:r>
+    </w:p>
+    <w:p>
+      <w:pPr>
+        <w:pStyle w:val="ListBullet"/>
+      </w:pPr>
+      <w:r>
+        <w:t>`POST /analyze`: For forwarding the image to external analysis services.</w:t>
+      </w:r>
+    </w:p>
+    <w:p>
+      <w:pPr>
+        <w:pStyle w:val="ListBullet"/>
+      </w:pPr>
+      <w:r>
+        <w:t>`POST /inference`: For performing on-demand AI analysis on local files.</w:t>
+      </w:r>
+    </w:p>
+    <w:p>
+      <w:pPr>
+        <w:pStyle w:val="ListBullet"/>
+      </w:pPr>
+      <w:r>
+        <w:t>`WebSocket /ws`: For live streaming in the browser.</w:t>
+      </w:r>
+    </w:p>
+    <w:p>
+      <w:pPr>
+        <w:pStyle w:val="ListBullet"/>
+      </w:pPr>
+      <w:r>
+        <w:t>The operator interface in your web browser.</w:t>
+      </w:r>
+    </w:p>
+    <w:p>
+      <w:pPr>
+        <w:pStyle w:val="Heading2"/>
+      </w:pPr>
+      <w:r>
+        <w:t>System Resilience</w:t>
+      </w:r>
+    </w:p>
+    <w:p>
+      <w:r>
+        <w:t>The BDF system is designed for high availability and continuous operation:</w:t>
       </w:r>
     </w:p>
     <w:p>
@@ -928,10 +1416,10 @@
         <w:rPr>
           <w:b/>
         </w:rPr>
-        <w:t>`CAMERA_CONFIG_BY_PYLON`</w:t>
-      </w:r>
-      <w:r>
-        <w:t>: Set to `true` if camera features (like pixel format, exposure, trigger) are configured externally (e.g., via Pylon Viewer) and the BDF system should not overwrite them during startup.</w:t>
+        <w:t>Soft Failure:</w:t>
+      </w:r>
+      <w:r>
+        <w:t xml:space="preserve"> Startup continues even if cameras are temporarily unavailable, allowing other parts of the system to function.</w:t>
       </w:r>
     </w:p>
     <w:p>
@@ -943,10 +1431,10 @@
         <w:rPr>
           <w:b/>
         </w:rPr>
-        <w:t>`REMOTE_CAMERA_BASE_URL`</w:t>
-      </w:r>
-      <w:r>
-        <w:t>: Used when `CAMERA_MODE=remote` to specify the network address of your dedicated camera service (e.g., `http://&lt;camera-host&gt;:8001`).</w:t>
+        <w:t>Continuous Status:</w:t>
+      </w:r>
+      <w:r>
+        <w:t xml:space="preserve"> The `/status` endpoint remains available even if image capture fails, providing diagnostic information.</w:t>
       </w:r>
     </w:p>
     <w:p>
@@ -958,26 +1446,10 @@
         <w:rPr>
           <w:b/>
         </w:rPr>
-        <w:t>`AI_MODEL_NAME`</w:t>
-      </w:r>
-      <w:r>
-        <w:t>: Selects the AI model for automated inspection:</w:t>
-      </w:r>
-    </w:p>
-    <w:p>
-      <w:pPr>
-        <w:pStyle w:val="ListBullet"/>
-      </w:pPr>
-      <w:r>
-        <w:t>`rfdetr`: For RF-DETR based detection and tracking.</w:t>
-      </w:r>
-    </w:p>
-    <w:p>
-      <w:pPr>
-        <w:pStyle w:val="ListBullet"/>
-      </w:pPr>
-      <w:r>
-        <w:t>Any other value: Activates YOLO detection with SORT tracking.</w:t>
+        <w:t>Structured Errors:</w:t>
+      </w:r>
+      <w:r>
+        <w:t xml:space="preserve"> Endpoints like `/capture`, `/analyze`, and `/inference` return clear error messages when issues occur, rather than crashing the system.</w:t>
       </w:r>
     </w:p>
     <w:p>
@@ -989,51 +1461,30 @@
         <w:rPr>
           <w:b/>
         </w:rPr>
-        <w:t>`DETECTION_AND_TRACK`</w:t>
-      </w:r>
-      <w:r>
-        <w:t>: A boolean setting to enable or disable the AI detection and tracking features, depending on whether automated inspection is required.</w:t>
-      </w:r>
-    </w:p>
-    <w:p>
-      <w:pPr>
-        <w:pStyle w:val="Heading3"/>
-      </w:pPr>
-      <w:r>
-        <w:t>`.env` Files for Security</w:t>
-      </w:r>
-    </w:p>
-    <w:p>
-      <w:r>
-        <w:t>Use `.env` files to store sensitive information specific to BDF operations:</w:t>
-      </w:r>
-    </w:p>
-    <w:p>
-      <w:pPr>
-        <w:pStyle w:val="ListBullet"/>
-      </w:pPr>
-      <w:r>
-        <w:t>`ROBOFLOW_API_KEY`, `RFDETR_MODEL_ID`: For Roboflow-backed AI models.</w:t>
-      </w:r>
-    </w:p>
-    <w:p>
-      <w:pPr>
-        <w:pStyle w:val="ListBullet"/>
-      </w:pPr>
-      <w:r>
-        <w:t>`INFERENCE_API_KEY`, `INFERENCE_API_HEADER`: For secure access to external inference services.</w:t>
-      </w:r>
-    </w:p>
-    <w:p>
-      <w:r/>
+        <w:t>Client Communication:</w:t>
+      </w:r>
+      <w:r>
+        <w:t xml:space="preserve"> WebSocket clients receive informative text messages (e.g., `warming_up`, camera error descriptions) instead of unexpected disconnections.</w:t>
+      </w:r>
+    </w:p>
+    <w:p>
       <w:r>
         <w:rPr>
           <w:b/>
         </w:rPr>
-        <w:t>Recommended Practice:</w:t>
-      </w:r>
-      <w:r>
-        <w:t xml:space="preserve"> Keep secrets only in `.env` files. Store environment-specific but non-secret settings in `settings.json`.</w:t>
+      </w:r>
+    </w:p>
+    <w:p>
+      <w:pPr>
+        <w:pStyle w:val="Heading1"/>
+      </w:pPr>
+      <w:r>
+        <w:t>System Settings: Customizing Your BDF System</w:t>
+      </w:r>
+    </w:p>
+    <w:p>
+      <w:r>
+        <w:t>Your BDF system uses configuration files to manage its runtime behavior and sensitive information. Understanding these sources helps you tailor the system to your specific bakery automation needs.</w:t>
       </w:r>
     </w:p>
     <w:p>
@@ -1041,12 +1492,12 @@
         <w:pStyle w:val="Heading2"/>
       </w:pPr>
       <w:r>
-        <w:t>API Endpoints for Production Monitoring</w:t>
-      </w:r>
-    </w:p>
-    <w:p>
-      <w:r>
-        <w:t>These endpoints allow BDF operators and automated systems to monitor the production line and retrieve critical data.</w:t>
+        <w:t>Configuration Sources</w:t>
+      </w:r>
+    </w:p>
+    <w:p>
+      <w:r>
+        <w:t>The BDF system uses two primary types of configuration:</w:t>
       </w:r>
     </w:p>
     <w:p>
@@ -1058,18 +1509,10 @@
         <w:rPr>
           <w:b/>
         </w:rPr>
-        <w:t>`GET /status`</w:t>
-      </w:r>
-      <w:r>
-        <w:t>: Provides a comprehensive overview of the system's runtime state, including AI initialization, camera readiness, and stream status. Essential for quick diagnostic checks.</w:t>
-      </w:r>
-    </w:p>
-    <w:p>
-      <w:pPr>
-        <w:pStyle w:val="ListBullet"/>
-      </w:pPr>
-      <w:r>
-        <w:t>Example: `{ "ai": { "phase": "ready" }, "camera": { "ready": true } }`</w:t>
+        <w:t>Runtime Settings (`settings.json`):</w:t>
+      </w:r>
+      <w:r>
+        <w:t xml:space="preserve"> Non-secret settings that control how the system operates, such as camera modes, AI preferences, and delays.</w:t>
       </w:r>
     </w:p>
     <w:p>
@@ -1081,122 +1524,109 @@
         <w:rPr>
           <w:b/>
         </w:rPr>
-        <w:t>`GET /capture`</w:t>
-      </w:r>
-      <w:r>
-        <w:t>: Retrieves the latest high-quality JPEG frame from the camera cache. Useful for capturing specific product images for manual review or record-keeping.</w:t>
-      </w:r>
-    </w:p>
-    <w:p>
-      <w:pPr>
-        <w:pStyle w:val="ListBullet"/>
-      </w:pPr>
-      <w:r>
-        <w:t>*Returns `image/jpeg` on success, `503` if camera not ready.*</w:t>
-      </w:r>
-    </w:p>
-    <w:p>
-      <w:pPr>
-        <w:pStyle w:val="ListBullet"/>
-      </w:pPr>
-      <w:r/>
+        <w:t>Sensitive Information (`.env` files):</w:t>
+      </w:r>
+      <w:r>
+        <w:t xml:space="preserve"> Stores secrets like API keys and environment selection (e.g., debug mode).</w:t>
+      </w:r>
+    </w:p>
+    <w:p>
+      <w:r>
+        <w:t>The configuration loader is located in `src/settings.py`.</w:t>
+      </w:r>
+    </w:p>
+    <w:p>
+      <w:pPr>
+        <w:pStyle w:val="Heading2"/>
+      </w:pPr>
+      <w:r>
+        <w:t>Loading Order</w:t>
+      </w:r>
+    </w:p>
+    <w:p>
+      <w:r>
+        <w:t>The system resolves configuration values in a specific order:</w:t>
+      </w:r>
+    </w:p>
+    <w:p>
+      <w:r>
+        <w:t xml:space="preserve">1.  </w:t>
+      </w:r>
       <w:r>
         <w:rPr>
           <w:b/>
         </w:rPr>
-        <w:t>`POST /analyze`</w:t>
-      </w:r>
-      <w:r>
-        <w:t>: Forwards the latest production frame to an external inference service. Ideal for integrating with specialized BDF quality analysis platforms.</w:t>
-      </w:r>
-    </w:p>
-    <w:p>
-      <w:pPr>
-        <w:pStyle w:val="ListBullet"/>
-      </w:pPr>
-      <w:r/>
+        <w:t>`.env`:</w:t>
+      </w:r>
+      <w:r>
+        <w:t xml:space="preserve"> This file is loaded first, typically containing base environment variables and secrets.</w:t>
+      </w:r>
+    </w:p>
+    <w:p>
+      <w:r>
+        <w:t xml:space="preserve">2.  </w:t>
+      </w:r>
       <w:r>
         <w:rPr>
           <w:b/>
         </w:rPr>
-        <w:t>`GET /camera/alignment` / `POST /camera/alignment`</w:t>
-      </w:r>
-      <w:r>
-        <w:t>: Allows retrieval and adjustment of camera stitching alignment settings. Operators can fine-tune image composition for optimal product representation.</w:t>
-      </w:r>
-    </w:p>
-    <w:p>
-      <w:pPr>
-        <w:pStyle w:val="ListBullet"/>
-      </w:pPr>
-      <w:r/>
+        <w:t>`APP_ENV_FILE` (Optional):</w:t>
+      </w:r>
+      <w:r>
+        <w:t xml:space="preserve"> If the `APP_ENV_FILE` variable is set (e.g., to `.env.debug`), that specific file is loaded on top of `.env`.</w:t>
+      </w:r>
+    </w:p>
+    <w:p>
+      <w:r>
+        <w:t xml:space="preserve">3.  </w:t>
+      </w:r>
       <w:r>
         <w:rPr>
           <w:b/>
         </w:rPr>
-        <w:t>`GET /color-data`</w:t>
-      </w:r>
-      <w:r>
-        <w:t>: Returns buffered color analysis data for tracked objects, then clears the buffer. Provides quantitative color metrics for BDF products.</w:t>
-      </w:r>
-    </w:p>
-    <w:p>
-      <w:pPr>
-        <w:pStyle w:val="ListBullet"/>
-      </w:pPr>
-      <w:r/>
+        <w:t>`.env.debug` (Conditional):</w:t>
+      </w:r>
+      <w:r>
+        <w:t xml:space="preserve"> If `APP_ENV` is set to `debug` and `APP_ENV_FILE` is not specified, `.env.debug` is loaded over `.env`.</w:t>
+      </w:r>
+    </w:p>
+    <w:p>
+      <w:r>
+        <w:t xml:space="preserve">4.  </w:t>
+      </w:r>
       <w:r>
         <w:rPr>
           <w:b/>
         </w:rPr>
-        <w:t>`POST /color-analysis`</w:t>
-      </w:r>
-      <w:r>
-        <w:t>: Returns the current color analysis buffer content without clearing it, offering product-shaped color data for downstream consumption.</w:t>
-      </w:r>
-    </w:p>
-    <w:p>
-      <w:pPr>
-        <w:pStyle w:val="ListBullet"/>
-      </w:pPr>
-      <w:r/>
+        <w:t>`settings.json`:</w:t>
+      </w:r>
+      <w:r>
+        <w:t xml:space="preserve"> This file is loaded after all `.env` files.</w:t>
+      </w:r>
+    </w:p>
+    <w:p>
+      <w:r>
+        <w:t xml:space="preserve">5.  </w:t>
+      </w:r>
       <w:r>
         <w:rPr>
           <w:b/>
         </w:rPr>
-        <w:t>`GET /export_color_csv`</w:t>
-      </w:r>
-      <w:r>
-        <w:t>: Exports the current color buffer as a CSV file, useful for trend analysis and quality reporting.</w:t>
-      </w:r>
-    </w:p>
-    <w:p>
-      <w:pPr>
-        <w:pStyle w:val="Heading2"/>
-      </w:pPr>
-      <w:r>
-        <w:t>Live Production Stream: `WebSocket /ws`</w:t>
-      </w:r>
-    </w:p>
-    <w:p>
-      <w:r>
-        <w:t>The WebSocket stream provides real-time visual feedback for operators:</w:t>
-      </w:r>
-    </w:p>
-    <w:p>
-      <w:pPr>
-        <w:pStyle w:val="ListBullet"/>
-      </w:pPr>
+        <w:t>Overrides:</w:t>
+      </w:r>
+      <w:r>
+        <w:t xml:space="preserve"> If a setting appears in both an environment file and `settings.json`, the value from the environment file (or a later-loaded environment file) always takes precedence.</w:t>
+      </w:r>
+    </w:p>
+    <w:p>
       <w:r/>
       <w:r>
         <w:rPr>
           <w:b/>
         </w:rPr>
-        <w:t>Streams:</w:t>
-      </w:r>
-      <w:r>
-        <w:t xml:space="preserve"> Either raw JPEG frames or AI-annotated JPEG frames, depending on `DETECTION_AND_TRACK` setting.</w:t>
-      </w:r>
+        <w:t>In Practice for BDF:</w:t>
+      </w:r>
+      <w:r/>
     </w:p>
     <w:p>
       <w:pPr>
@@ -1207,15 +1637,1029 @@
         <w:rPr>
           <w:b/>
         </w:rPr>
-        <w:t>Status Messages:</w:t>
-      </w:r>
-      <w:r>
-        <w:t xml:space="preserve"> Sends text messages like `warming_up` or camera error details during non-frame conditions, keeping operators informed about system state.</w:t>
-      </w:r>
-    </w:p>
-    <w:p>
-      <w:r>
-        <w:t>---</w:t>
+        <w:t>Secrets</w:t>
+      </w:r>
+      <w:r>
+        <w:t xml:space="preserve"> (e.g., API keys for external services) should always be kept in `.env` files.</w:t>
+      </w:r>
+    </w:p>
+    <w:p>
+      <w:pPr>
+        <w:pStyle w:val="ListBullet"/>
+      </w:pPr>
+      <w:r/>
+      <w:r>
+        <w:rPr>
+          <w:b/>
+        </w:rPr>
+        <w:t>Profile-specific non-secrets</w:t>
+      </w:r>
+      <w:r>
+        <w:t xml:space="preserve"> (e.g., `CAMERA_MODE` for a debug environment) typically live in `settings.json`.</w:t>
+      </w:r>
+    </w:p>
+    <w:p>
+      <w:pPr>
+        <w:pStyle w:val="ListBullet"/>
+      </w:pPr>
+      <w:r/>
+      <w:r>
+        <w:rPr>
+          <w:b/>
+        </w:rPr>
+        <w:t>Environment variables</w:t>
+      </w:r>
+      <w:r>
+        <w:t xml:space="preserve"> can temporarily override any setting from `settings.json` or `.env` when needed.</w:t>
+      </w:r>
+    </w:p>
+    <w:p>
+      <w:pPr>
+        <w:pStyle w:val="Heading2"/>
+      </w:pPr>
+      <w:r>
+        <w:t>settings.json</w:t>
+      </w:r>
+    </w:p>
+    <w:p>
+      <w:r>
+        <w:t>`settings.json` supports different operational profiles for your BDF system:</w:t>
+      </w:r>
+    </w:p>
+    <w:p>
+      <w:pPr>
+        <w:pStyle w:val="ListBullet"/>
+      </w:pPr>
+      <w:r>
+        <w:t>`production`: Settings for live production environments.</w:t>
+      </w:r>
+    </w:p>
+    <w:p>
+      <w:pPr>
+        <w:pStyle w:val="ListBullet"/>
+      </w:pPr>
+      <w:r>
+        <w:t>`debug`: Settings for development and testing.</w:t>
+      </w:r>
+    </w:p>
+    <w:p>
+      <w:pPr>
+        <w:pStyle w:val="ListBullet"/>
+      </w:pPr>
+      <w:r>
+        <w:t>`docker`: Settings specifically for containerized deployments.</w:t>
+      </w:r>
+    </w:p>
+    <w:p>
+      <w:r>
+        <w:t>Here are some key settings used by the BDF application:</w:t>
+      </w:r>
+    </w:p>
+    <w:p>
+      <w:pPr>
+        <w:pStyle w:val="Heading3"/>
+      </w:pPr>
+      <w:r>
+        <w:t>Live Feed Settings (`Stream`)</w:t>
+      </w:r>
+    </w:p>
+    <w:p>
+      <w:pPr>
+        <w:pStyle w:val="ListBullet"/>
+      </w:pPr>
+      <w:r>
+        <w:t>`STREAM_DELAY_S`: The pause between sending product images over the WebSocket live feed.</w:t>
+      </w:r>
+    </w:p>
+    <w:p>
+      <w:pPr>
+        <w:pStyle w:val="Heading3"/>
+      </w:pPr>
+      <w:r>
+        <w:t>External Analysis Integration (`External Inference`)</w:t>
+      </w:r>
+    </w:p>
+    <w:p>
+      <w:pPr>
+        <w:pStyle w:val="ListBullet"/>
+      </w:pPr>
+      <w:r>
+        <w:t>`INFERENCE_URL`: The network address of an external service for advanced product analysis.</w:t>
+      </w:r>
+    </w:p>
+    <w:p>
+      <w:pPr>
+        <w:pStyle w:val="ListBullet"/>
+      </w:pPr>
+      <w:r>
+        <w:t>`INFERENCE_RETRIES`: Number of attempts to connect to the external analysis service.</w:t>
+      </w:r>
+    </w:p>
+    <w:p>
+      <w:pPr>
+        <w:pStyle w:val="ListBullet"/>
+      </w:pPr>
+      <w:r>
+        <w:t>`INFERENCE_RETRY_DELAY_S`: Pause between retry attempts for external analysis.</w:t>
+      </w:r>
+    </w:p>
+    <w:p>
+      <w:pPr>
+        <w:pStyle w:val="Heading3"/>
+      </w:pPr>
+      <w:r>
+        <w:t>Camera Operation Modes (`Camera Runtime`)</w:t>
+      </w:r>
+    </w:p>
+    <w:p>
+      <w:pPr>
+        <w:pStyle w:val="ListBullet"/>
+      </w:pPr>
+      <w:r>
+        <w:t>`CAMERA_MODE`: Defines how the BDF system interacts with cameras:</w:t>
+      </w:r>
+    </w:p>
+    <w:p>
+      <w:pPr>
+        <w:pStyle w:val="ListBullet"/>
+      </w:pPr>
+      <w:r/>
+      <w:r>
+        <w:rPr>
+          <w:b/>
+        </w:rPr>
+        <w:t>`local`</w:t>
+      </w:r>
+      <w:r>
+        <w:t>: The main BDF system directly controls Basler cameras.</w:t>
+      </w:r>
+    </w:p>
+    <w:p>
+      <w:pPr>
+        <w:pStyle w:val="ListBullet"/>
+      </w:pPr>
+      <w:r/>
+      <w:r>
+        <w:rPr>
+          <w:b/>
+        </w:rPr>
+        <w:t>`remote`</w:t>
+      </w:r>
+      <w:r>
+        <w:t>: The main BDF system retrieves images from a separate camera service.</w:t>
+      </w:r>
+    </w:p>
+    <w:p>
+      <w:pPr>
+        <w:pStyle w:val="ListBullet"/>
+      </w:pPr>
+      <w:r/>
+      <w:r>
+        <w:rPr>
+          <w:b/>
+        </w:rPr>
+        <w:t>`emulated`</w:t>
+      </w:r>
+      <w:r>
+        <w:t>: The BDF system generates synthetic product images for testing.</w:t>
+      </w:r>
+    </w:p>
+    <w:p>
+      <w:pPr>
+        <w:pStyle w:val="ListBullet"/>
+      </w:pPr>
+      <w:r>
+        <w:t>`CAMERA_WHITE_BALANCE`: When `true`, enables an automatic white balance calibration after cameras start.</w:t>
+      </w:r>
+    </w:p>
+    <w:p>
+      <w:pPr>
+        <w:pStyle w:val="ListBullet"/>
+      </w:pPr>
+      <w:r>
+        <w:t>`CAMERA_TRIGGER_SOURCE`: Default: `Line2`. Specifies the trigger input for cameras.</w:t>
+      </w:r>
+    </w:p>
+    <w:p>
+      <w:pPr>
+        <w:pStyle w:val="ListBullet"/>
+      </w:pPr>
+      <w:r>
+        <w:t>`CAMERA_TRIGGER_ACTIVATION`: Default: `RisingEdge`. Defines when the trigger activates (e.g., on a rising signal).</w:t>
+      </w:r>
+    </w:p>
+    <w:p>
+      <w:pPr>
+        <w:pStyle w:val="ListBullet"/>
+      </w:pPr>
+      <w:r>
+        <w:t>`CAMERA_TRIGGER_SELECTOR`: Default: `LineStart`. Selects which trigger feature to configure.</w:t>
+      </w:r>
+    </w:p>
+    <w:p>
+      <w:pPr>
+        <w:pStyle w:val="ListBullet"/>
+      </w:pPr>
+      <w:r>
+        <w:t>`CAMERA_TRIGGER_MODE`: Boolean setting; `true` activates camera triggering, `false` deactivates it.</w:t>
+      </w:r>
+    </w:p>
+    <w:p>
+      <w:pPr>
+        <w:pStyle w:val="ListBullet"/>
+      </w:pPr>
+      <w:r>
+        <w:t>`CAMERA_PIXEL_FORMAT`: The format in which camera images are processed. Supported: `BGR8`, `BGR8Packed`, `YCbCr422_8`, `YUV422Packed`, `YUV422_YUYV_Packed`.</w:t>
+      </w:r>
+    </w:p>
+    <w:p>
+      <w:pPr>
+        <w:pStyle w:val="ListBullet"/>
+      </w:pPr>
+      <w:r>
+        <w:t>`BGR8` and `BGR8Packed` are treated as ready-to-use BGR images for OpenCV.</w:t>
+      </w:r>
+    </w:p>
+    <w:p>
+      <w:pPr>
+        <w:pStyle w:val="ListBullet"/>
+      </w:pPr>
+      <w:r>
+        <w:t>YUV422 formats are automatically converted to BGR for processing and display.</w:t>
+      </w:r>
+    </w:p>
+    <w:p>
+      <w:pPr>
+        <w:pStyle w:val="ListBullet"/>
+      </w:pPr>
+      <w:r>
+        <w:t>`CAMERA_CONFIG_BY_PYLON`: When `true`, the BDF system will *not* write camera configuration (like pixel format, exposure) and will rely on settings configured externally (e.g., in Basler Pylon Viewer).</w:t>
+      </w:r>
+    </w:p>
+    <w:p>
+      <w:pPr>
+        <w:pStyle w:val="ListBullet"/>
+      </w:pPr>
+      <w:r>
+        <w:t>`REMOTE_CAMERA_BASE_URL`: The network address of the dedicated camera service when `CAMERA_MODE` is `remote`.</w:t>
+      </w:r>
+    </w:p>
+    <w:p>
+      <w:pPr>
+        <w:pStyle w:val="ListBullet"/>
+      </w:pPr>
+      <w:r>
+        <w:t>`REMOTE_CAMERA_TIMEOUT_S`: Maximum time to wait for a response from the remote camera service.</w:t>
+      </w:r>
+    </w:p>
+    <w:p>
+      <w:pPr>
+        <w:pStyle w:val="ListBullet"/>
+      </w:pPr>
+      <w:r>
+        <w:t>`REMOTE_CAMERA_POLL_INTERVAL_S`: How often the main BDF system checks for new images from the remote camera service.</w:t>
+      </w:r>
+    </w:p>
+    <w:p>
+      <w:pPr>
+        <w:pStyle w:val="ListBullet"/>
+      </w:pPr>
+      <w:r>
+        <w:t>`EMULATED_CAMERA_WIDTH`: Width of synthetic images in `emulated` mode.</w:t>
+      </w:r>
+    </w:p>
+    <w:p>
+      <w:pPr>
+        <w:pStyle w:val="ListBullet"/>
+      </w:pPr>
+      <w:r>
+        <w:t>`EMULATED_CAMERA_HEIGHT`: Height of synthetic images in `emulated` mode.</w:t>
+      </w:r>
+    </w:p>
+    <w:p>
+      <w:pPr>
+        <w:pStyle w:val="ListBullet"/>
+      </w:pPr>
+      <w:r>
+        <w:t>`EMULATED_CAMERA_FPS`: Frames per second for synthetic images in `emulated` mode.</w:t>
+      </w:r>
+    </w:p>
+    <w:p>
+      <w:pPr>
+        <w:pStyle w:val="ListBullet"/>
+      </w:pPr>
+      <w:r>
+        <w:t>`EMULATED_CAMERA_JPEG_QUALITY`: JPEG quality for synthetic images.</w:t>
+      </w:r>
+    </w:p>
+    <w:p>
+      <w:pPr>
+        <w:pStyle w:val="ListBullet"/>
+      </w:pPr>
+      <w:r>
+        <w:t>`EMULATED_CAMERA_IMAGE_PATH`: Optional path to a source image file used by the emulated runtime instead of generating frames.</w:t>
+      </w:r>
+    </w:p>
+    <w:p>
+      <w:pPr>
+        <w:pStyle w:val="Heading3"/>
+      </w:pPr>
+      <w:r>
+        <w:t>Automated Inspection Settings (`AI Runtime`)</w:t>
+      </w:r>
+    </w:p>
+    <w:p>
+      <w:pPr>
+        <w:pStyle w:val="ListBullet"/>
+      </w:pPr>
+      <w:r>
+        <w:t>`DETECTION_AND_TRACK`: When `true`, enables both object detection and tracking for AI inspection.</w:t>
+      </w:r>
+    </w:p>
+    <w:p>
+      <w:pPr>
+        <w:pStyle w:val="ListBullet"/>
+      </w:pPr>
+      <w:r>
+        <w:t>`AI_MODEL_NAME`: Specifies which AI model to use (e.g., `rfdetr` for RF-DETR-based inspection, or other values for YOLO with SORT).</w:t>
+      </w:r>
+    </w:p>
+    <w:p>
+      <w:pPr>
+        <w:pStyle w:val="ListBullet"/>
+      </w:pPr>
+      <w:r>
+        <w:t>`YOLO_MODEL_PATH`: File path to the YOLO model (if selected).</w:t>
+      </w:r>
+    </w:p>
+    <w:p>
+      <w:pPr>
+        <w:pStyle w:val="ListBullet"/>
+      </w:pPr>
+      <w:r>
+        <w:t>`RFDETR_CONF_THRESH`: Confidence threshold for RF-DETR detections (e.g., 0.5 means 50% confidence).</w:t>
+      </w:r>
+    </w:p>
+    <w:p>
+      <w:pPr>
+        <w:pStyle w:val="ListBullet"/>
+      </w:pPr>
+      <w:r>
+        <w:t>`CORE_MODEL_SAM_ENABLED`: Enables specific segmentation model features.</w:t>
+      </w:r>
+    </w:p>
+    <w:p>
+      <w:pPr>
+        <w:pStyle w:val="ListBullet"/>
+      </w:pPr>
+      <w:r>
+        <w:t>`CORE_MODEL_SAM3_ENABLED`: Enables specific segmentation model features.</w:t>
+      </w:r>
+    </w:p>
+    <w:p>
+      <w:pPr>
+        <w:pStyle w:val="ListBullet"/>
+      </w:pPr>
+      <w:r>
+        <w:t>`CORE_MODEL_GAZE_ENABLED`: Enables specific attention model features.</w:t>
+      </w:r>
+    </w:p>
+    <w:p>
+      <w:pPr>
+        <w:pStyle w:val="Heading2"/>
+      </w:pPr>
+      <w:r>
+        <w:t>.env Files</w:t>
+      </w:r>
+    </w:p>
+    <w:p>
+      <w:r>
+        <w:t>These files contain sensitive and environment-specific keys for your BDF system.</w:t>
+      </w:r>
+    </w:p>
+    <w:p>
+      <w:r>
+        <w:t>Current keys that typically hold secrets:</w:t>
+      </w:r>
+    </w:p>
+    <w:p>
+      <w:pPr>
+        <w:pStyle w:val="ListBullet"/>
+      </w:pPr>
+      <w:r>
+        <w:t>`INFERENCE_API_HEADER`: HTTP header name for external inference service authentication.</w:t>
+      </w:r>
+    </w:p>
+    <w:p>
+      <w:pPr>
+        <w:pStyle w:val="ListBullet"/>
+      </w:pPr>
+      <w:r>
+        <w:t>`INFERENCE_API_KEY`: API key for external inference service authentication.</w:t>
+      </w:r>
+    </w:p>
+    <w:p>
+      <w:pPr>
+        <w:pStyle w:val="ListBullet"/>
+      </w:pPr>
+      <w:r>
+        <w:t>`RFDETR_MODEL_ID`: Identifier for the RF-DETR model.</w:t>
+      </w:r>
+    </w:p>
+    <w:p>
+      <w:pPr>
+        <w:pStyle w:val="ListBullet"/>
+      </w:pPr>
+      <w:r>
+        <w:t>`ROBOFLOW_API_KEY`: API key for Roboflow services (if used).</w:t>
+      </w:r>
+    </w:p>
+    <w:p>
+      <w:r/>
+      <w:r>
+        <w:rPr>
+          <w:b/>
+        </w:rPr>
+        <w:t>Example `.env`:</w:t>
+      </w:r>
+      <w:r/>
+    </w:p>
+    <w:p>
+      <w:r>
+        <w:t>```env</w:t>
+      </w:r>
+    </w:p>
+    <w:p>
+      <w:r>
+        <w:t>INFERENCE_API_HEADER=X-API-Key</w:t>
+      </w:r>
+    </w:p>
+    <w:p>
+      <w:r>
+        <w:t>INFERENCE_API_KEY=your-secret-api-key</w:t>
+      </w:r>
+    </w:p>
+    <w:p>
+      <w:r>
+        <w:t>RFDETR_MODEL_ID=bdf-bakery-project/v1</w:t>
+      </w:r>
+    </w:p>
+    <w:p>
+      <w:r>
+        <w:t>ROBOFLOW_API_KEY=your-roboflow-api-key</w:t>
+      </w:r>
+    </w:p>
+    <w:p>
+      <w:r>
+        <w:t>```</w:t>
+      </w:r>
+    </w:p>
+    <w:p>
+      <w:r>
+        <w:t>Useful settings for environment selection:</w:t>
+      </w:r>
+    </w:p>
+    <w:p>
+      <w:r>
+        <w:t>```env</w:t>
+      </w:r>
+    </w:p>
+    <w:p>
+      <w:r>
+        <w:t>APP_ENV=debug</w:t>
+      </w:r>
+    </w:p>
+    <w:p>
+      <w:r>
+        <w:t>APP_ENV_FILE=.env.debug</w:t>
+      </w:r>
+    </w:p>
+    <w:p>
+      <w:r>
+        <w:t>```</w:t>
+      </w:r>
+    </w:p>
+    <w:p>
+      <w:r>
+        <w:t>These allow you to quickly switch between different operational environments for your BDF system.</w:t>
+      </w:r>
+    </w:p>
+    <w:p>
+      <w:pPr>
+        <w:pStyle w:val="Heading2"/>
+      </w:pPr>
+      <w:r>
+        <w:t>Runtime Settings Access</w:t>
+      </w:r>
+    </w:p>
+    <w:p>
+      <w:r>
+        <w:t>The BDF application makes all resolved configuration settings available through a `settings` object in `src/settings.py`.</w:t>
+      </w:r>
+    </w:p>
+    <w:p>
+      <w:r>
+        <w:t>This `settings` object is used by:</w:t>
+      </w:r>
+    </w:p>
+    <w:p>
+      <w:pPr>
+        <w:pStyle w:val="ListBullet"/>
+      </w:pPr>
+      <w:r>
+        <w:t>`src/server/app.py`: Main application services.</w:t>
+      </w:r>
+    </w:p>
+    <w:p>
+      <w:pPr>
+        <w:pStyle w:val="ListBullet"/>
+      </w:pPr>
+      <w:r>
+        <w:t>`src/server/camera_service.py`: Dedicated camera service.</w:t>
+      </w:r>
+    </w:p>
+    <w:p>
+      <w:pPr>
+        <w:pStyle w:val="ListBullet"/>
+      </w:pPr>
+      <w:r>
+        <w:t>Specific camera modules under `src/server` for camera runtime configuration.</w:t>
+      </w:r>
+    </w:p>
+    <w:p>
+      <w:pPr>
+        <w:pStyle w:val="Heading2"/>
+      </w:pPr>
+      <w:r>
+        <w:t>Camera Library Configuration</w:t>
+      </w:r>
+    </w:p>
+    <w:p>
+      <w:r>
+        <w:t>The camera imaging library has its own specific configuration in `src/libs/racer2_camera/src/config.py`.</w:t>
+      </w:r>
+    </w:p>
+    <w:p>
+      <w:r>
+        <w:t>Key fields that impact camera operation for BDF:</w:t>
+      </w:r>
+    </w:p>
+    <w:p>
+      <w:pPr>
+        <w:pStyle w:val="ListBullet"/>
+      </w:pPr>
+      <w:r>
+        <w:t>`num_cameras`: Number of Basler cameras connected.</w:t>
+      </w:r>
+    </w:p>
+    <w:p>
+      <w:pPr>
+        <w:pStyle w:val="ListBullet"/>
+      </w:pPr>
+      <w:r>
+        <w:t>`num_images`: Number of strips acquired per camera per frame.</w:t>
+      </w:r>
+    </w:p>
+    <w:p>
+      <w:pPr>
+        <w:pStyle w:val="ListBullet"/>
+      </w:pPr>
+      <w:r>
+        <w:t>`max_stack`: Maximum number of stacked strips.</w:t>
+      </w:r>
+    </w:p>
+    <w:p>
+      <w:pPr>
+        <w:pStyle w:val="ListBullet"/>
+      </w:pPr>
+      <w:r>
+        <w:t>`pixels_per_shot`: Vertical resolution of each strip.</w:t>
+      </w:r>
+    </w:p>
+    <w:p>
+      <w:pPr>
+        <w:pStyle w:val="ListBullet"/>
+      </w:pPr>
+      <w:r>
+        <w:t>`h_offset`: Horizontal alignment offset for stitching.</w:t>
+      </w:r>
+    </w:p>
+    <w:p>
+      <w:pPr>
+        <w:pStyle w:val="ListBullet"/>
+      </w:pPr>
+      <w:r>
+        <w:t>`v_offset`: Vertical alignment offset for stitching.</w:t>
+      </w:r>
+    </w:p>
+    <w:p>
+      <w:pPr>
+        <w:pStyle w:val="ListBullet"/>
+      </w:pPr>
+      <w:r>
+        <w:t>`exposure_time_us`: Camera exposure time in microseconds.</w:t>
+      </w:r>
+    </w:p>
+    <w:p>
+      <w:pPr>
+        <w:pStyle w:val="ListBullet"/>
+      </w:pPr>
+      <w:r>
+        <w:t>`pixel_format`: Image format from the camera.</w:t>
+      </w:r>
+    </w:p>
+    <w:p>
+      <w:pPr>
+        <w:pStyle w:val="ListBullet"/>
+      </w:pPr>
+      <w:r>
+        <w:t>`trigger_source`: Camera trigger input line.</w:t>
+      </w:r>
+    </w:p>
+    <w:p>
+      <w:pPr>
+        <w:pStyle w:val="ListBullet"/>
+      </w:pPr>
+      <w:r>
+        <w:t>`trigger_activation`: Trigger activation edge.</w:t>
+      </w:r>
+    </w:p>
+    <w:p>
+      <w:pPr>
+        <w:pStyle w:val="ListBullet"/>
+      </w:pPr>
+      <w:r>
+        <w:t>`trigger_selector`: Which trigger feature to control.</w:t>
+      </w:r>
+    </w:p>
+    <w:p>
+      <w:pPr>
+        <w:pStyle w:val="ListBullet"/>
+      </w:pPr>
+      <w:r>
+        <w:t>`trigger_mode`: Enable or disable camera trigger.</w:t>
+      </w:r>
+    </w:p>
+    <w:p>
+      <w:pPr>
+        <w:pStyle w:val="ListBullet"/>
+      </w:pPr>
+      <w:r>
+        <w:t>`white_balance`: Enable or disable automatic white balance.</w:t>
+      </w:r>
+    </w:p>
+    <w:p>
+      <w:pPr>
+        <w:pStyle w:val="ListBullet"/>
+      </w:pPr>
+      <w:r>
+        <w:t>`is_config_by_pylon`: If `true`, camera settings are externally managed.</w:t>
+      </w:r>
+    </w:p>
+    <w:p>
+      <w:pPr>
+        <w:pStyle w:val="ListBullet"/>
+      </w:pPr>
+      <w:r>
+        <w:t>`jpeg_quality`: Quality of output JPEG images.</w:t>
+      </w:r>
+    </w:p>
+    <w:p>
+      <w:r>
+        <w:t>Most of these are set internally by the BDF application. However, `white_balance`, `pixel_format`, trigger settings, and `is_config_by_pylon` are controlled by the `CAMERA_*` keys in `settings.json` or your environment variables.</w:t>
+      </w:r>
+    </w:p>
+    <w:p>
+      <w:pPr>
+        <w:pStyle w:val="Heading3"/>
+      </w:pPr>
+      <w:r>
+        <w:t>Camera Pixel Format</w:t>
+      </w:r>
+    </w:p>
+    <w:p>
+      <w:r>
+        <w:t>Use `CAMERA_PIXEL_FORMAT` to specify how the BDF system interprets raw camera data after stitching:</w:t>
+      </w:r>
+    </w:p>
+    <w:p>
+      <w:r>
+        <w:t>```json</w:t>
+      </w:r>
+    </w:p>
+    <w:p>
+      <w:r>
+        <w:t>"CAMERA_PIXEL_FORMAT": "BGR8"</w:t>
+      </w:r>
+    </w:p>
+    <w:p>
+      <w:r>
+        <w:t>```</w:t>
+      </w:r>
+    </w:p>
+    <w:p>
+      <w:pPr>
+        <w:pStyle w:val="ListBullet"/>
+      </w:pPr>
+      <w:r>
+        <w:t>`BGR8` and `BGR8Packed`: Skip color conversion as pypylon provides images in OpenCV-compatible BGR channel order. Use this when your camera is already configured for BGR output.</w:t>
+      </w:r>
+    </w:p>
+    <w:p>
+      <w:r>
+        <w:t>```json</w:t>
+      </w:r>
+    </w:p>
+    <w:p>
+      <w:r>
+        <w:t>"CAMERA_PIXEL_FORMAT": "YCbCr422_8"</w:t>
+      </w:r>
+    </w:p>
+    <w:p>
+      <w:r>
+        <w:t>```</w:t>
+      </w:r>
+    </w:p>
+    <w:p>
+      <w:pPr>
+        <w:pStyle w:val="ListBullet"/>
+      </w:pPr>
+      <w:r>
+        <w:t>`YCbCr422_8` and other YUV422 formats: These are automatically converted to BGR before resizing, JPEG encoding, streaming, and AI processing.</w:t>
+      </w:r>
+    </w:p>
+    <w:p>
+      <w:pPr>
+        <w:pStyle w:val="Heading3"/>
+      </w:pPr>
+      <w:r>
+        <w:t>Pylon-Managed Camera Configuration</w:t>
+      </w:r>
+    </w:p>
+    <w:p>
+      <w:r>
+        <w:t>Set `CAMERA_CONFIG_BY_PYLON` to `true` if camera features (like pixel format, exposure, trigger, packet size, or height) are managed externally, for example, using Basler Pylon Viewer. The BDF system will then skip writing these settings during startup.</w:t>
+      </w:r>
+    </w:p>
+    <w:p>
+      <w:r>
+        <w:t>```json</w:t>
+      </w:r>
+    </w:p>
+    <w:p>
+      <w:r>
+        <w:t>"CAMERA_CONFIG_BY_PYLON": true</w:t>
+      </w:r>
+    </w:p>
+    <w:p>
+      <w:r>
+        <w:t>```</w:t>
+      </w:r>
+    </w:p>
+    <w:p>
+      <w:r>
+        <w:t>When this value is `false`, the BDF system will configure camera features based on its internal `Racer2CameraConfig` settings during startup.</w:t>
+      </w:r>
+    </w:p>
+    <w:p>
+      <w:pPr>
+        <w:pStyle w:val="Heading2"/>
+      </w:pPr>
+      <w:r>
+        <w:t>AI Library Configuration</w:t>
+      </w:r>
+    </w:p>
+    <w:p>
+      <w:r>
+        <w:t>The AI library config is located in `src/libs/ai/config.py`.</w:t>
+      </w:r>
+    </w:p>
+    <w:p>
+      <w:r>
+        <w:t>Important fields for BDF's automated inspection:</w:t>
+      </w:r>
+    </w:p>
+    <w:p>
+      <w:pPr>
+        <w:pStyle w:val="ListBullet"/>
+      </w:pPr>
+      <w:r>
+        <w:t>`model_name`: The specific AI model to use (e.g., `rfdetr`, `yolo`).</w:t>
+      </w:r>
+    </w:p>
+    <w:p>
+      <w:pPr>
+        <w:pStyle w:val="ListBullet"/>
+      </w:pPr>
+      <w:r>
+        <w:t>`yolo_model_path`: Path to the YOLO model file.</w:t>
+      </w:r>
+    </w:p>
+    <w:p>
+      <w:pPr>
+        <w:pStyle w:val="ListBullet"/>
+      </w:pPr>
+      <w:r>
+        <w:t>`rfdetr_model_id`: ID for the RF-DETR model.</w:t>
+      </w:r>
+    </w:p>
+    <w:p>
+      <w:pPr>
+        <w:pStyle w:val="ListBullet"/>
+      </w:pPr>
+      <w:r>
+        <w:t>`roboflow_api_key`: API key for Roboflow access.</w:t>
+      </w:r>
+    </w:p>
+    <w:p>
+      <w:pPr>
+        <w:pStyle w:val="ListBullet"/>
+      </w:pPr>
+      <w:r>
+        <w:t>`rfdetr_conf_thresh`: Confidence threshold for RF-DETR detections.</w:t>
+      </w:r>
+    </w:p>
+    <w:p>
+      <w:pPr>
+        <w:pStyle w:val="ListBullet"/>
+      </w:pPr>
+      <w:r>
+        <w:t>`core_model_sam_enabled`, `core_model_sam3_enabled`, `core_model_gaze_enabled`: Enable/disable advanced model features.</w:t>
+      </w:r>
+    </w:p>
+    <w:p>
+      <w:pPr>
+        <w:pStyle w:val="ListBullet"/>
+      </w:pPr>
+      <w:r>
+        <w:t>`color_analyze_enabled`: When `true`, enables color analysis within the AI pipeline.</w:t>
+      </w:r>
+    </w:p>
+    <w:p>
+      <w:r>
+        <w:t>The BDF main application currently always enables `color_analyze_enabled` within the AI configuration it uses.</w:t>
+      </w:r>
+    </w:p>
+    <w:p>
+      <w:pPr>
+        <w:pStyle w:val="Heading3"/>
+      </w:pPr>
+      <w:r>
+        <w:t>Camera Mode</w:t>
+      </w:r>
+    </w:p>
+    <w:p>
+      <w:r>
+        <w:t>The `CAMERA_MODE` setting fundamentally changes how your BDF system acquires images:</w:t>
+      </w:r>
+    </w:p>
+    <w:p>
+      <w:pPr>
+        <w:pStyle w:val="ListBullet"/>
+      </w:pPr>
+      <w:r/>
+      <w:r>
+        <w:rPr>
+          <w:b/>
+        </w:rPr>
+        <w:t>`local`</w:t>
+      </w:r>
+      <w:r>
+        <w:t>: The main BDF system initializes Basler cameras directly using the `pypylon` library.</w:t>
+      </w:r>
+    </w:p>
+    <w:p>
+      <w:pPr>
+        <w:pStyle w:val="ListBullet"/>
+      </w:pPr>
+      <w:r/>
+      <w:r>
+        <w:rPr>
+          <w:b/>
+        </w:rPr>
+        <w:t>`remote`</w:t>
+      </w:r>
+      <w:r>
+        <w:t>: The main BDF system retrieves product images by polling a separate camera service over HTTP.</w:t>
+      </w:r>
+    </w:p>
+    <w:p>
+      <w:pPr>
+        <w:pStyle w:val="ListBullet"/>
+      </w:pPr>
+      <w:r>
+        <w:t>Requires: `REMOTE_CAMERA_BASE_URL`, `REMOTE_CAMERA_TIMEOUT_S`, `REMOTE_CAMERA_POLL_INTERVAL_S`.</w:t>
+      </w:r>
+    </w:p>
+    <w:p>
+      <w:pPr>
+        <w:pStyle w:val="ListBullet"/>
+      </w:pPr>
+      <w:r/>
+      <w:r>
+        <w:rPr>
+          <w:b/>
+        </w:rPr>
+        <w:t>`emulated`</w:t>
+      </w:r>
+      <w:r>
+        <w:t>: The main BDF system generates synthetic images internally, without needing physical cameras.</w:t>
+      </w:r>
+    </w:p>
+    <w:p>
+      <w:pPr>
+        <w:pStyle w:val="ListBullet"/>
+      </w:pPr>
+      <w:r>
+        <w:t>Can use generated frames based on `EMULATED_CAMERA_WIDTH`, `EMULATED_CAMERA_HEIGHT`, `EMULATED_CAMERA_FPS`.</w:t>
+      </w:r>
+    </w:p>
+    <w:p>
+      <w:pPr>
+        <w:pStyle w:val="ListBullet"/>
+      </w:pPr>
+      <w:r>
+        <w:t>Can use an optional source image from `EMULATED_CAMERA_IMAGE_PATH`.</w:t>
+      </w:r>
+    </w:p>
+    <w:p>
+      <w:pPr>
+        <w:pStyle w:val="Heading2"/>
+      </w:pPr>
+      <w:r>
+        <w:t>Recommended Practices for Configuration</w:t>
+      </w:r>
+    </w:p>
+    <w:p>
+      <w:r>
+        <w:t>To ensure stable and secure operation of your BDF system:</w:t>
+      </w:r>
+    </w:p>
+    <w:p>
+      <w:pPr>
+        <w:pStyle w:val="ListBullet"/>
+      </w:pPr>
+      <w:r/>
+      <w:r>
+        <w:rPr>
+          <w:b/>
+        </w:rPr>
+        <w:t>Secure Sensitive Data:</w:t>
+      </w:r>
+      <w:r>
+        <w:t xml:space="preserve"> Keep all sensitive information (like API keys) exclusively in `.env` files.</w:t>
+      </w:r>
+    </w:p>
+    <w:p>
+      <w:pPr>
+        <w:pStyle w:val="ListBullet"/>
+      </w:pPr>
+      <w:r/>
+      <w:r>
+        <w:rPr>
+          <w:b/>
+        </w:rPr>
+        <w:t>Organize Settings:</w:t>
+      </w:r>
+      <w:r>
+        <w:t xml:space="preserve"> Use `settings.json` for environment-specific but non-secret settings.</w:t>
+      </w:r>
+    </w:p>
+    <w:p>
+      <w:pPr>
+        <w:pStyle w:val="ListBullet"/>
+      </w:pPr>
+      <w:r/>
+      <w:r>
+        <w:rPr>
+          <w:b/>
+        </w:rPr>
+        <w:t>Use Profiles:</w:t>
+      </w:r>
+      <w:r>
+        <w:t xml:space="preserve"> Utilize `APP_ENV=debug` for debug mode instead of directly modifying production values.</w:t>
+      </w:r>
+    </w:p>
+    <w:p>
+      <w:pPr>
+        <w:pStyle w:val="ListBullet"/>
+      </w:pPr>
+      <w:r/>
+      <w:r>
+        <w:rPr>
+          <w:b/>
+        </w:rPr>
+        <w:t>Docker-Specific Settings:</w:t>
+      </w:r>
+      <w:r>
+        <w:t xml:space="preserve"> Apply the `docker` profile in `settings.json` only for settings that differ when running in a container.</w:t>
+      </w:r>
+    </w:p>
+    <w:p>
+      <w:r>
+        <w:rPr>
+          <w:b/>
+        </w:rPr>
       </w:r>
     </w:p>
     <w:p>
@@ -1223,12 +2667,12 @@
         <w:pStyle w:val="Heading1"/>
       </w:pPr>
       <w:r>
-        <w:t>Troubleshooting for BDF Production Operators</w:t>
-      </w:r>
-    </w:p>
-    <w:p>
-      <w:r>
-        <w:t>This section provides guidance for BDF operators to quickly diagnose and resolve common issues, minimizing downtime on the production line.</w:t>
+        <w:t>API Reference: Connecting to Your BDF System</w:t>
+      </w:r>
+    </w:p>
+    <w:p>
+      <w:r>
+        <w:t>This section provides technical details for integrating with your BDF automated inspection system. It outlines the available endpoints and how to interact with them for production monitoring and data access.</w:t>
       </w:r>
     </w:p>
     <w:p>
@@ -1236,12 +2680,2112 @@
         <w:pStyle w:val="Heading2"/>
       </w:pPr>
       <w:r>
-        <w:t>General Diagnostic Sequence</w:t>
-      </w:r>
-    </w:p>
-    <w:p>
-      <w:r>
-        <w:t>When an issue arises, follow these steps:</w:t>
+        <w:t>Main System Base URL</w:t>
+      </w:r>
+    </w:p>
+    <w:p>
+      <w:r>
+        <w:t>By default, the main BDF system listens on:</w:t>
+      </w:r>
+    </w:p>
+    <w:p>
+      <w:r>
+        <w:t>```text</w:t>
+      </w:r>
+    </w:p>
+    <w:p>
+      <w:r>
+        <w:t>http://localhost:8000</w:t>
+      </w:r>
+    </w:p>
+    <w:p>
+      <w:r>
+        <w:t>```</w:t>
+      </w:r>
+    </w:p>
+    <w:p>
+      <w:r>
+        <w:t>The dedicated host-side camera service (if used in `remote` mode) listens on:</w:t>
+      </w:r>
+    </w:p>
+    <w:p>
+      <w:r>
+        <w:t>```text</w:t>
+      </w:r>
+    </w:p>
+    <w:p>
+      <w:r>
+        <w:t>http://localhost:8001</w:t>
+      </w:r>
+    </w:p>
+    <w:p>
+      <w:r>
+        <w:t>```</w:t>
+      </w:r>
+    </w:p>
+    <w:p>
+      <w:pPr>
+        <w:pStyle w:val="Heading2"/>
+      </w:pPr>
+      <w:r>
+        <w:t>GET /</w:t>
+      </w:r>
+    </w:p>
+    <w:p>
+      <w:r>
+        <w:t>Accessing this endpoint returns the HTML frontend, which is your operator interface from `src/front/index.html`.</w:t>
+      </w:r>
+    </w:p>
+    <w:p>
+      <w:r/>
+      <w:r>
+        <w:rPr>
+          <w:b/>
+        </w:rPr>
+        <w:t>Response:</w:t>
+      </w:r>
+      <w:r/>
+    </w:p>
+    <w:p>
+      <w:pPr>
+        <w:pStyle w:val="ListBullet"/>
+      </w:pPr>
+      <w:r>
+        <w:t>`200 text/html` (Successful delivery of the web interface)</w:t>
+      </w:r>
+    </w:p>
+    <w:p>
+      <w:pPr>
+        <w:pStyle w:val="Heading2"/>
+      </w:pPr>
+      <w:r>
+        <w:t>GET /status</w:t>
+      </w:r>
+    </w:p>
+    <w:p>
+      <w:r>
+        <w:t>This endpoint provides structured information about the BDF system's current runtime state, including AI initialization, camera readiness, and live feed status. This is crucial for production monitoring.</w:t>
+      </w:r>
+    </w:p>
+    <w:p>
+      <w:r/>
+      <w:r>
+        <w:rPr>
+          <w:b/>
+        </w:rPr>
+        <w:t>Example Response Shape:</w:t>
+      </w:r>
+      <w:r/>
+    </w:p>
+    <w:p>
+      <w:r>
+        <w:t>```json</w:t>
+      </w:r>
+    </w:p>
+    <w:p>
+      <w:r>
+        <w:t>{</w:t>
+      </w:r>
+    </w:p>
+    <w:p>
+      <w:r>
+        <w:t>"ai": {</w:t>
+      </w:r>
+    </w:p>
+    <w:p>
+      <w:r>
+        <w:t>"enabled": true,</w:t>
+      </w:r>
+    </w:p>
+    <w:p>
+      <w:r>
+        <w:t>"model_name": "rfdetr",</w:t>
+      </w:r>
+    </w:p>
+    <w:p>
+      <w:r>
+        <w:t>"phase": "ready",</w:t>
+      </w:r>
+    </w:p>
+    <w:p>
+      <w:r>
+        <w:t>"message": "RFDETR ready",</w:t>
+      </w:r>
+    </w:p>
+    <w:p>
+      <w:r>
+        <w:t>"error": null,</w:t>
+      </w:r>
+    </w:p>
+    <w:p>
+      <w:r>
+        <w:t>"checkpoints": []</w:t>
+      </w:r>
+    </w:p>
+    <w:p>
+      <w:r>
+        <w:t>},</w:t>
+      </w:r>
+    </w:p>
+    <w:p>
+      <w:r>
+        <w:t>"camera": {</w:t>
+      </w:r>
+    </w:p>
+    <w:p>
+      <w:r>
+        <w:t>"ready": true,</w:t>
+      </w:r>
+    </w:p>
+    <w:p>
+      <w:r>
+        <w:t>"message": "Camera ready",</w:t>
+      </w:r>
+    </w:p>
+    <w:p>
+      <w:r>
+        <w:t>"error": null,</w:t>
+      </w:r>
+    </w:p>
+    <w:p>
+      <w:r>
+        <w:t>"backend": "local"</w:t>
+      </w:r>
+    </w:p>
+    <w:p>
+      <w:r>
+        <w:t>},</w:t>
+      </w:r>
+    </w:p>
+    <w:p>
+      <w:r>
+        <w:t>"stream": {</w:t>
+      </w:r>
+    </w:p>
+    <w:p>
+      <w:r>
+        <w:t>"has_frame": true,</w:t>
+      </w:r>
+    </w:p>
+    <w:p>
+      <w:r>
+        <w:t>"mode": "tracked"</w:t>
+      </w:r>
+    </w:p>
+    <w:p>
+      <w:r>
+        <w:t>}</w:t>
+      </w:r>
+    </w:p>
+    <w:p>
+      <w:r>
+        <w:t>}</w:t>
+      </w:r>
+    </w:p>
+    <w:p>
+      <w:r>
+        <w:t>```</w:t>
+      </w:r>
+    </w:p>
+    <w:p>
+      <w:r/>
+      <w:r>
+        <w:rPr>
+          <w:b/>
+        </w:rPr>
+        <w:t>Response:</w:t>
+      </w:r>
+      <w:r/>
+    </w:p>
+    <w:p>
+      <w:pPr>
+        <w:pStyle w:val="ListBullet"/>
+      </w:pPr>
+      <w:r>
+        <w:t>`200 application/json` (Successful retrieval of system status)</w:t>
+      </w:r>
+    </w:p>
+    <w:p>
+      <w:pPr>
+        <w:pStyle w:val="Heading2"/>
+      </w:pPr>
+      <w:r>
+        <w:t>GET /capture</w:t>
+      </w:r>
+    </w:p>
+    <w:p>
+      <w:r>
+        <w:t>Retrieves the latest JPEG image of a product from the shared frame cache. This is the processed and stitched image ready for inspection or display.</w:t>
+      </w:r>
+    </w:p>
+    <w:p>
+      <w:r/>
+      <w:r>
+        <w:rPr>
+          <w:b/>
+        </w:rPr>
+        <w:t>Success:</w:t>
+      </w:r>
+      <w:r/>
+    </w:p>
+    <w:p>
+      <w:pPr>
+        <w:pStyle w:val="ListBullet"/>
+      </w:pPr>
+      <w:r>
+        <w:t>`200 image/jpeg` (Returns the latest product image)</w:t>
+      </w:r>
+    </w:p>
+    <w:p>
+      <w:r/>
+      <w:r>
+        <w:rPr>
+          <w:b/>
+        </w:rPr>
+        <w:t>Failure Cases:</w:t>
+      </w:r>
+      <w:r/>
+    </w:p>
+    <w:p>
+      <w:pPr>
+        <w:pStyle w:val="ListBullet"/>
+      </w:pPr>
+      <w:r>
+        <w:t>`503` if the camera system is not ready (e.g., cameras initializing).</w:t>
+      </w:r>
+    </w:p>
+    <w:p>
+      <w:pPr>
+        <w:pStyle w:val="ListBullet"/>
+      </w:pPr>
+      <w:r>
+        <w:t>`503` if no product image has been produced yet (e.g., during warm-up).</w:t>
+      </w:r>
+    </w:p>
+    <w:p>
+      <w:pPr>
+        <w:pStyle w:val="Heading2"/>
+      </w:pPr>
+      <w:r>
+        <w:t>POST /analyze</w:t>
+      </w:r>
+    </w:p>
+    <w:p>
+      <w:r>
+        <w:t>Forwards the latest product image to an external inference service, as defined by `INFERENCE_URL` in your configuration. This allows for specialized analysis beyond the BDF system's built-in capabilities.</w:t>
+      </w:r>
+    </w:p>
+    <w:p>
+      <w:r/>
+      <w:r>
+        <w:rPr>
+          <w:b/>
+        </w:rPr>
+        <w:t>Behavior:</w:t>
+      </w:r>
+      <w:r/>
+    </w:p>
+    <w:p>
+      <w:pPr>
+        <w:pStyle w:val="ListBullet"/>
+      </w:pPr>
+      <w:r>
+        <w:t>Sends the product image as multipart form data.</w:t>
+      </w:r>
+    </w:p>
+    <w:p>
+      <w:pPr>
+        <w:pStyle w:val="ListBullet"/>
+      </w:pPr>
+      <w:r>
+        <w:t>Includes a configured API header (e.g., for authentication) if present.</w:t>
+      </w:r>
+    </w:p>
+    <w:p>
+      <w:pPr>
+        <w:pStyle w:val="ListBullet"/>
+      </w:pPr>
+      <w:r>
+        <w:t>Automatically retries on `429` (Too Many Requests) responses from the external service.</w:t>
+      </w:r>
+    </w:p>
+    <w:p>
+      <w:r/>
+      <w:r>
+        <w:rPr>
+          <w:b/>
+        </w:rPr>
+        <w:t>Success:</w:t>
+      </w:r>
+      <w:r/>
+    </w:p>
+    <w:p>
+      <w:pPr>
+        <w:pStyle w:val="ListBullet"/>
+      </w:pPr>
+      <w:r>
+        <w:t>`200 application/json` (Returns the response from the external service)</w:t>
+      </w:r>
+    </w:p>
+    <w:p>
+      <w:r/>
+      <w:r>
+        <w:rPr>
+          <w:b/>
+        </w:rPr>
+        <w:t>Failure Cases:</w:t>
+      </w:r>
+      <w:r/>
+    </w:p>
+    <w:p>
+      <w:pPr>
+        <w:pStyle w:val="ListBullet"/>
+      </w:pPr>
+      <w:r>
+        <w:t>`503` if the BDF camera system is unavailable.</w:t>
+      </w:r>
+    </w:p>
+    <w:p>
+      <w:pPr>
+        <w:pStyle w:val="ListBullet"/>
+      </w:pPr>
+      <w:r>
+        <w:t>`503` if no product image is available.</w:t>
+      </w:r>
+    </w:p>
+    <w:p>
+      <w:pPr>
+        <w:pStyle w:val="ListBullet"/>
+      </w:pPr>
+      <w:r>
+        <w:t>`429` if the external inference service remains at capacity after retries.</w:t>
+      </w:r>
+    </w:p>
+    <w:p>
+      <w:pPr>
+        <w:pStyle w:val="ListBullet"/>
+      </w:pPr>
+      <w:r>
+        <w:t>`400` or `503` if the external inference service returns an error.</w:t>
+      </w:r>
+    </w:p>
+    <w:p>
+      <w:pPr>
+        <w:pStyle w:val="Heading2"/>
+      </w:pPr>
+      <w:r>
+        <w:t>GET /camera/alignment</w:t>
+      </w:r>
+    </w:p>
+    <w:p>
+      <w:r>
+        <w:t>Returns the current settings for image stitching alignment (horizontal and vertical offsets, and number of captured strips) for the cameras. This is useful for monitoring and verifying alignment.</w:t>
+      </w:r>
+    </w:p>
+    <w:p>
+      <w:r/>
+      <w:r>
+        <w:rPr>
+          <w:b/>
+        </w:rPr>
+        <w:t>Response Shape:</w:t>
+      </w:r>
+      <w:r/>
+    </w:p>
+    <w:p>
+      <w:r>
+        <w:t>```json</w:t>
+      </w:r>
+    </w:p>
+    <w:p>
+      <w:r>
+        <w:t>{</w:t>
+      </w:r>
+    </w:p>
+    <w:p>
+      <w:r>
+        <w:t>"h_offset": 10,</w:t>
+      </w:r>
+    </w:p>
+    <w:p>
+      <w:r>
+        <w:t>"v_offset": 190,</w:t>
+      </w:r>
+    </w:p>
+    <w:p>
+      <w:r>
+        <w:t>"num_images": 5,</w:t>
+      </w:r>
+    </w:p>
+    <w:p>
+      <w:r>
+        <w:t>"backend": "local"</w:t>
+      </w:r>
+    </w:p>
+    <w:p>
+      <w:r>
+        <w:t>}</w:t>
+      </w:r>
+    </w:p>
+    <w:p>
+      <w:r>
+        <w:t>```</w:t>
+      </w:r>
+    </w:p>
+    <w:p>
+      <w:r/>
+      <w:r>
+        <w:rPr>
+          <w:b/>
+        </w:rPr>
+        <w:t>Response:</w:t>
+      </w:r>
+      <w:r/>
+    </w:p>
+    <w:p>
+      <w:pPr>
+        <w:pStyle w:val="ListBullet"/>
+      </w:pPr>
+      <w:r>
+        <w:t>`200 application/json` (Returns current alignment settings)</w:t>
+      </w:r>
+    </w:p>
+    <w:p>
+      <w:pPr>
+        <w:pStyle w:val="ListBullet"/>
+      </w:pPr>
+      <w:r>
+        <w:t>`503 application/json` if the camera runtime is not initialized or alignment data cannot be read.</w:t>
+      </w:r>
+    </w:p>
+    <w:p>
+      <w:pPr>
+        <w:pStyle w:val="Heading2"/>
+      </w:pPr>
+      <w:r>
+        <w:t>POST /camera/alignment</w:t>
+      </w:r>
+    </w:p>
+    <w:p>
+      <w:r>
+        <w:t>Updates the image stitching alignment settings and resets the internal buffer of stacked frames. This allows operators or integrated systems to fine-tune image composition.</w:t>
+      </w:r>
+    </w:p>
+    <w:p>
+      <w:r/>
+      <w:r>
+        <w:rPr>
+          <w:b/>
+        </w:rPr>
+        <w:t>Request Body:</w:t>
+      </w:r>
+      <w:r/>
+    </w:p>
+    <w:p>
+      <w:r>
+        <w:t>```json</w:t>
+      </w:r>
+    </w:p>
+    <w:p>
+      <w:r>
+        <w:t>{</w:t>
+      </w:r>
+    </w:p>
+    <w:p>
+      <w:r>
+        <w:t>"h_offset": 10,</w:t>
+      </w:r>
+    </w:p>
+    <w:p>
+      <w:r>
+        <w:t>"v_offset": 190,</w:t>
+      </w:r>
+    </w:p>
+    <w:p>
+      <w:r>
+        <w:t>"num_images": 5</w:t>
+      </w:r>
+    </w:p>
+    <w:p>
+      <w:r>
+        <w:t>}</w:t>
+      </w:r>
+    </w:p>
+    <w:p>
+      <w:r>
+        <w:t>```</w:t>
+      </w:r>
+    </w:p>
+    <w:p>
+      <w:r>
+        <w:t>`num_images` is optional and must be at least `1` if provided.</w:t>
+      </w:r>
+    </w:p>
+    <w:p>
+      <w:r/>
+      <w:r>
+        <w:rPr>
+          <w:b/>
+        </w:rPr>
+        <w:t>Response Shape:</w:t>
+      </w:r>
+      <w:r/>
+    </w:p>
+    <w:p>
+      <w:r>
+        <w:t>```json</w:t>
+      </w:r>
+    </w:p>
+    <w:p>
+      <w:r>
+        <w:t>{</w:t>
+      </w:r>
+    </w:p>
+    <w:p>
+      <w:r>
+        <w:t>"h_offset": 10,</w:t>
+      </w:r>
+    </w:p>
+    <w:p>
+      <w:r>
+        <w:t>"v_offset": 190,</w:t>
+      </w:r>
+    </w:p>
+    <w:p>
+      <w:r>
+        <w:t>"num_images": 5,</w:t>
+      </w:r>
+    </w:p>
+    <w:p>
+      <w:r>
+        <w:t>"backend": "local",</w:t>
+      </w:r>
+    </w:p>
+    <w:p>
+      <w:r>
+        <w:t>"buffer_reset": true</w:t>
+      </w:r>
+    </w:p>
+    <w:p>
+      <w:r>
+        <w:t>}</w:t>
+      </w:r>
+    </w:p>
+    <w:p>
+      <w:r>
+        <w:t>```</w:t>
+      </w:r>
+    </w:p>
+    <w:p>
+      <w:r/>
+      <w:r>
+        <w:rPr>
+          <w:b/>
+        </w:rPr>
+        <w:t>Response:</w:t>
+      </w:r>
+      <w:r/>
+    </w:p>
+    <w:p>
+      <w:pPr>
+        <w:pStyle w:val="ListBullet"/>
+      </w:pPr>
+      <w:r>
+        <w:t>`200 application/json` (Confirms updated alignment settings)</w:t>
+      </w:r>
+    </w:p>
+    <w:p>
+      <w:pPr>
+        <w:pStyle w:val="ListBullet"/>
+      </w:pPr>
+      <w:r>
+        <w:t>`503 application/json` if the camera runtime is not initialized or alignment cannot be updated.</w:t>
+      </w:r>
+    </w:p>
+    <w:p>
+      <w:pPr>
+        <w:pStyle w:val="Heading2"/>
+      </w:pPr>
+      <w:r>
+        <w:t>GET /color-data</w:t>
+      </w:r>
+    </w:p>
+    <w:p>
+      <w:r>
+        <w:t>Returns the current buffer of color analysis data for tracked products and then clears this buffer. This provides a snapshot of recent product color information for production monitoring.</w:t>
+      </w:r>
+    </w:p>
+    <w:p>
+      <w:r/>
+      <w:r>
+        <w:rPr>
+          <w:b/>
+        </w:rPr>
+        <w:t>Response Shape:</w:t>
+      </w:r>
+      <w:r/>
+    </w:p>
+    <w:p>
+      <w:r>
+        <w:t>```json</w:t>
+      </w:r>
+    </w:p>
+    <w:p>
+      <w:r>
+        <w:t>{</w:t>
+      </w:r>
+    </w:p>
+    <w:p>
+      <w:r>
+        <w:t>"objects": [</w:t>
+      </w:r>
+    </w:p>
+    <w:p>
+      <w:r>
+        <w:t>{</w:t>
+      </w:r>
+    </w:p>
+    <w:p>
+      <w:r>
+        <w:t>"id": 1,</w:t>
+      </w:r>
+    </w:p>
+    <w:p>
+      <w:r>
+        <w:t>"latest": {},</w:t>
+      </w:r>
+    </w:p>
+    <w:p>
+      <w:r>
+        <w:t>"history": []</w:t>
+      </w:r>
+    </w:p>
+    <w:p>
+      <w:r>
+        <w:t>}</w:t>
+      </w:r>
+    </w:p>
+    <w:p>
+      <w:r>
+        <w:t>]</w:t>
+      </w:r>
+    </w:p>
+    <w:p>
+      <w:r>
+        <w:t>}</w:t>
+      </w:r>
+    </w:p>
+    <w:p>
+      <w:r>
+        <w:t>```</w:t>
+      </w:r>
+    </w:p>
+    <w:p>
+      <w:r>
+        <w:t>If detection/tracking is disabled or the AI model is not ready, `objects` will be empty.</w:t>
+      </w:r>
+    </w:p>
+    <w:p>
+      <w:pPr>
+        <w:pStyle w:val="Heading2"/>
+      </w:pPr>
+      <w:r>
+        <w:t>POST /inference</w:t>
+      </w:r>
+    </w:p>
+    <w:p>
+      <w:r>
+        <w:t>Runs local AI inspection on a specific product image file located on disk. This is useful for analyzing archived images or performing on-demand checks.</w:t>
+      </w:r>
+    </w:p>
+    <w:p>
+      <w:r/>
+      <w:r>
+        <w:rPr>
+          <w:b/>
+        </w:rPr>
+        <w:t>Request Body:</w:t>
+      </w:r>
+      <w:r/>
+    </w:p>
+    <w:p>
+      <w:r>
+        <w:t>```json</w:t>
+      </w:r>
+    </w:p>
+    <w:p>
+      <w:r>
+        <w:t>{</w:t>
+      </w:r>
+    </w:p>
+    <w:p>
+      <w:r>
+        <w:t>"feature_name": "inspection",</w:t>
+      </w:r>
+    </w:p>
+    <w:p>
+      <w:r>
+        <w:t>"ImageName": "sample.jpg",</w:t>
+      </w:r>
+    </w:p>
+    <w:p>
+      <w:r>
+        <w:t>"SrcDir": "D:/data/job_001",</w:t>
+      </w:r>
+    </w:p>
+    <w:p>
+      <w:r>
+        <w:t>"Timestamp": "2026-05-12T13:00:00"</w:t>
+      </w:r>
+    </w:p>
+    <w:p>
+      <w:r>
+        <w:t>}</w:t>
+      </w:r>
+    </w:p>
+    <w:p>
+      <w:r>
+        <w:t>```</w:t>
+      </w:r>
+    </w:p>
+    <w:p>
+      <w:r/>
+      <w:r>
+        <w:rPr>
+          <w:b/>
+        </w:rPr>
+        <w:t>Behavior:</w:t>
+      </w:r>
+      <w:r/>
+    </w:p>
+    <w:p>
+      <w:pPr>
+        <w:pStyle w:val="ListBullet"/>
+      </w:pPr>
+      <w:r>
+        <w:t>Reads the image from the specified `SrcDir/ImageName`.</w:t>
+      </w:r>
+    </w:p>
+    <w:p>
+      <w:pPr>
+        <w:pStyle w:val="ListBullet"/>
+      </w:pPr>
+      <w:r>
+        <w:t>Creates `SrcDir/Inference_Images/` if it doesn't exist.</w:t>
+      </w:r>
+    </w:p>
+    <w:p>
+      <w:pPr>
+        <w:pStyle w:val="ListBullet"/>
+      </w:pPr>
+      <w:r>
+        <w:t>Performs local AI inspection using the configured pipeline.</w:t>
+      </w:r>
+    </w:p>
+    <w:p>
+      <w:pPr>
+        <w:pStyle w:val="ListBullet"/>
+      </w:pPr>
+      <w:r>
+        <w:t>Saves an annotated version of the image named `inferenced_&lt;ImageName&gt;` to `SrcDir/Inference_Images/`.</w:t>
+      </w:r>
+    </w:p>
+    <w:p>
+      <w:pPr>
+        <w:pStyle w:val="ListBullet"/>
+      </w:pPr>
+      <w:r>
+        <w:t>Returns product-shaped color analysis output.</w:t>
+      </w:r>
+    </w:p>
+    <w:p>
+      <w:r/>
+      <w:r>
+        <w:rPr>
+          <w:b/>
+        </w:rPr>
+        <w:t>Success Response Shape:</w:t>
+      </w:r>
+      <w:r/>
+    </w:p>
+    <w:p>
+      <w:r>
+        <w:t>```json</w:t>
+      </w:r>
+    </w:p>
+    <w:p>
+      <w:r>
+        <w:t>{</w:t>
+      </w:r>
+    </w:p>
+    <w:p>
+      <w:r>
+        <w:t>"Data": {</w:t>
+      </w:r>
+    </w:p>
+    <w:p>
+      <w:r>
+        <w:t>"Products": []</w:t>
+      </w:r>
+    </w:p>
+    <w:p>
+      <w:r>
+        <w:t>},</w:t>
+      </w:r>
+    </w:p>
+    <w:p>
+      <w:r>
+        <w:t>"Detected": false,</w:t>
+      </w:r>
+    </w:p>
+    <w:p>
+      <w:r>
+        <w:t>"Inference_image_path": "D:/data/job_001/Inference_Images/inferenced_sample.jpg",</w:t>
+      </w:r>
+    </w:p>
+    <w:p>
+      <w:r>
+        <w:t>"image_name": "sample.jpg"</w:t>
+      </w:r>
+    </w:p>
+    <w:p>
+      <w:r>
+        <w:t>}</w:t>
+      </w:r>
+    </w:p>
+    <w:p>
+      <w:r>
+        <w:t>```</w:t>
+      </w:r>
+    </w:p>
+    <w:p>
+      <w:r/>
+      <w:r>
+        <w:rPr>
+          <w:b/>
+        </w:rPr>
+        <w:t>Failure Cases:</w:t>
+      </w:r>
+      <w:r/>
+    </w:p>
+    <w:p>
+      <w:pPr>
+        <w:pStyle w:val="ListBullet"/>
+      </w:pPr>
+      <w:r>
+        <w:t>`404` when the source image file does not exist on disk.</w:t>
+      </w:r>
+    </w:p>
+    <w:p>
+      <w:pPr>
+        <w:pStyle w:val="ListBullet"/>
+      </w:pPr>
+      <w:r>
+        <w:t>`503` when the AI model for inspection is still loading or unavailable.</w:t>
+      </w:r>
+    </w:p>
+    <w:p>
+      <w:pPr>
+        <w:pStyle w:val="Heading2"/>
+      </w:pPr>
+      <w:r>
+        <w:t>POST /color-analysis</w:t>
+      </w:r>
+    </w:p>
+    <w:p>
+      <w:r>
+        <w:t>Returns the current contents of the color analysis buffer, formatted for downstream consumption, and then clears the buffer. This provides consolidated color data for integration into BDF's production systems.</w:t>
+      </w:r>
+    </w:p>
+    <w:p>
+      <w:r/>
+      <w:r>
+        <w:rPr>
+          <w:b/>
+        </w:rPr>
+        <w:t>Response Shape:</w:t>
+      </w:r>
+      <w:r/>
+    </w:p>
+    <w:p>
+      <w:r>
+        <w:t>```json</w:t>
+      </w:r>
+    </w:p>
+    <w:p>
+      <w:r>
+        <w:t>{</w:t>
+      </w:r>
+    </w:p>
+    <w:p>
+      <w:r>
+        <w:t>"Products": [</w:t>
+      </w:r>
+    </w:p>
+    <w:p>
+      <w:r>
+        <w:t>{</w:t>
+      </w:r>
+    </w:p>
+    <w:p>
+      <w:r>
+        <w:t>"ID": 1,</w:t>
+      </w:r>
+    </w:p>
+    <w:p>
+      <w:r>
+        <w:t>"color_sample": {</w:t>
+      </w:r>
+    </w:p>
+    <w:p>
+      <w:r>
+        <w:t>"opening": "square",</w:t>
+      </w:r>
+    </w:p>
+    <w:p>
+      <w:r>
+        <w:t>"size": "10x10",</w:t>
+      </w:r>
+    </w:p>
+    <w:p>
+      <w:r>
+        <w:t>"positions": [</w:t>
+      </w:r>
+    </w:p>
+    <w:p>
+      <w:r>
+        <w:t>{</w:t>
+      </w:r>
+    </w:p>
+    <w:p>
+      <w:r>
+        <w:t>"xc": 567,</w:t>
+      </w:r>
+    </w:p>
+    <w:p>
+      <w:r>
+        <w:t>"yc": 412</w:t>
+      </w:r>
+    </w:p>
+    <w:p>
+      <w:r>
+        <w:t>}</w:t>
+      </w:r>
+    </w:p>
+    <w:p>
+      <w:r>
+        <w:t>]</w:t>
+      </w:r>
+    </w:p>
+    <w:p>
+      <w:r>
+        <w:t>},</w:t>
+      </w:r>
+    </w:p>
+    <w:p>
+      <w:r>
+        <w:t>"confidence": 0.818303,</w:t>
+      </w:r>
+    </w:p>
+    <w:p>
+      <w:r>
+        <w:t>"color_analysis": {</w:t>
+      </w:r>
+    </w:p>
+    <w:p>
+      <w:r>
+        <w:t>"RGB": [130, 225, 79],</w:t>
+      </w:r>
+    </w:p>
+    <w:p>
+      <w:r>
+        <w:t>"LChannel": 78.9,</w:t>
+      </w:r>
+    </w:p>
+    <w:p>
+      <w:r>
+        <w:t>"CIELAB": [78.9, 42.5, 6.2]</w:t>
+      </w:r>
+    </w:p>
+    <w:p>
+      <w:r>
+        <w:t>}</w:t>
+      </w:r>
+    </w:p>
+    <w:p>
+      <w:r>
+        <w:t>}</w:t>
+      </w:r>
+    </w:p>
+    <w:p>
+      <w:r>
+        <w:t>]</w:t>
+      </w:r>
+    </w:p>
+    <w:p>
+      <w:r>
+        <w:t>}</w:t>
+      </w:r>
+    </w:p>
+    <w:p>
+      <w:r>
+        <w:t>```</w:t>
+      </w:r>
+    </w:p>
+    <w:p>
+      <w:r/>
+      <w:r>
+        <w:rPr>
+          <w:b/>
+        </w:rPr>
+        <w:t>Response:</w:t>
+      </w:r>
+      <w:r/>
+    </w:p>
+    <w:p>
+      <w:pPr>
+        <w:pStyle w:val="ListBullet"/>
+      </w:pPr>
+      <w:r>
+        <w:t>`200 application/json` (Returns the color analysis output)</w:t>
+      </w:r>
+    </w:p>
+    <w:p>
+      <w:pPr>
+        <w:pStyle w:val="Heading2"/>
+      </w:pPr>
+      <w:r>
+        <w:t>GET /export_color_csv</w:t>
+      </w:r>
+    </w:p>
+    <w:p>
+      <w:r>
+        <w:t>Exports the current color analysis buffer as a CSV file. This is useful for long-term data logging and analysis of product color consistency.</w:t>
+      </w:r>
+    </w:p>
+    <w:p>
+      <w:r/>
+      <w:r>
+        <w:rPr>
+          <w:b/>
+        </w:rPr>
+        <w:t>Response:</w:t>
+      </w:r>
+      <w:r/>
+    </w:p>
+    <w:p>
+      <w:pPr>
+        <w:pStyle w:val="ListBullet"/>
+      </w:pPr>
+      <w:r>
+        <w:t>`200 text/csv`</w:t>
+      </w:r>
+    </w:p>
+    <w:p>
+      <w:pPr>
+        <w:pStyle w:val="ListBullet"/>
+      </w:pPr>
+      <w:r>
+        <w:t>`Content-Disposition: attachment; filename=color_data.csv` (Triggers file download)</w:t>
+      </w:r>
+    </w:p>
+    <w:p>
+      <w:pPr>
+        <w:pStyle w:val="Heading2"/>
+      </w:pPr>
+      <w:r>
+        <w:t>GET /delete_all_color_buffer</w:t>
+      </w:r>
+    </w:p>
+    <w:p>
+      <w:r>
+        <w:t>Clears all buffered color analysis samples from memory. Use this to reset the color history.</w:t>
+      </w:r>
+    </w:p>
+    <w:p>
+      <w:r/>
+      <w:r>
+        <w:rPr>
+          <w:b/>
+        </w:rPr>
+        <w:t>Response:</w:t>
+      </w:r>
+      <w:r/>
+    </w:p>
+    <w:p>
+      <w:pPr>
+        <w:pStyle w:val="ListBullet"/>
+      </w:pPr>
+      <w:r>
+        <w:t>`200 text/plain`</w:t>
+      </w:r>
+    </w:p>
+    <w:p>
+      <w:pPr>
+        <w:pStyle w:val="Heading2"/>
+      </w:pPr>
+      <w:r>
+        <w:t>GET /delete_color_buffer/{obj_id}</w:t>
+      </w:r>
+    </w:p>
+    <w:p>
+      <w:r>
+        <w:t>Clears buffered color analysis samples for a specific tracked product object ID. This allows targeted management of color data.</w:t>
+      </w:r>
+    </w:p>
+    <w:p>
+      <w:r/>
+      <w:r>
+        <w:rPr>
+          <w:b/>
+        </w:rPr>
+        <w:t>Response:</w:t>
+      </w:r>
+      <w:r/>
+    </w:p>
+    <w:p>
+      <w:pPr>
+        <w:pStyle w:val="ListBullet"/>
+      </w:pPr>
+      <w:r>
+        <w:t>`200 text/plain`</w:t>
+      </w:r>
+    </w:p>
+    <w:p>
+      <w:pPr>
+        <w:pStyle w:val="Heading2"/>
+      </w:pPr>
+      <w:r>
+        <w:t>WebSocket /ws</w:t>
+      </w:r>
+    </w:p>
+    <w:p>
+      <w:r>
+        <w:t>Provides a live stream of product images to your browser or other clients.</w:t>
+      </w:r>
+    </w:p>
+    <w:p>
+      <w:r/>
+      <w:r>
+        <w:rPr>
+          <w:b/>
+        </w:rPr>
+        <w:t>Stream Content:</w:t>
+      </w:r>
+      <w:r/>
+    </w:p>
+    <w:p>
+      <w:pPr>
+        <w:pStyle w:val="ListBullet"/>
+      </w:pPr>
+      <w:r/>
+      <w:r>
+        <w:rPr>
+          <w:b/>
+        </w:rPr>
+        <w:t>Raw JPEG Frames:</w:t>
+      </w:r>
+      <w:r>
+        <w:t xml:space="preserve"> When the camera is active but AI inspection is not yet ready or enabled.</w:t>
+      </w:r>
+    </w:p>
+    <w:p>
+      <w:pPr>
+        <w:pStyle w:val="ListBullet"/>
+      </w:pPr>
+      <w:r/>
+      <w:r>
+        <w:rPr>
+          <w:b/>
+        </w:rPr>
+        <w:t>AI-Annotated JPEG Frames:</w:t>
+      </w:r>
+      <w:r>
+        <w:t xml:space="preserve"> Once AI inspection is active, frames will include detection and tracking annotations.</w:t>
+      </w:r>
+    </w:p>
+    <w:p>
+      <w:r/>
+      <w:r>
+        <w:rPr>
+          <w:b/>
+        </w:rPr>
+        <w:t>Text Messages:</w:t>
+      </w:r>
+      <w:r/>
+    </w:p>
+    <w:p>
+      <w:r>
+        <w:t>The server sends text messages in cases where frames cannot be provided, such as:</w:t>
+      </w:r>
+    </w:p>
+    <w:p>
+      <w:pPr>
+        <w:pStyle w:val="ListBullet"/>
+      </w:pPr>
+      <w:r>
+        <w:t>`warming_up`: System is starting up.</w:t>
+      </w:r>
+    </w:p>
+    <w:p>
+      <w:pPr>
+        <w:pStyle w:val="ListBullet"/>
+      </w:pPr>
+      <w:r>
+        <w:t>Camera error text: Indicates an issue with camera operation.</w:t>
+      </w:r>
+    </w:p>
+    <w:p>
+      <w:pPr>
+        <w:pStyle w:val="Heading2"/>
+      </w:pPr>
+      <w:r>
+        <w:t>AI Checkpoints</w:t>
+      </w:r>
+    </w:p>
+    <w:p>
+      <w:r>
+        <w:t>The `/status` endpoint exposes the progress of AI initialization through several checkpoints. These help you monitor when automated inspection will be fully operational.</w:t>
+      </w:r>
+    </w:p>
+    <w:p>
+      <w:r>
+        <w:t>Current AI checkpoint keys:</w:t>
+      </w:r>
+    </w:p>
+    <w:p>
+      <w:pPr>
+        <w:pStyle w:val="ListBullet"/>
+      </w:pPr>
+      <w:r>
+        <w:t>`pipeline`: Overall AI processing flow.</w:t>
+      </w:r>
+    </w:p>
+    <w:p>
+      <w:pPr>
+        <w:pStyle w:val="ListBullet"/>
+      </w:pPr>
+      <w:r>
+        <w:t>`providers`: AI model dependencies.</w:t>
+      </w:r>
+    </w:p>
+    <w:p>
+      <w:pPr>
+        <w:pStyle w:val="ListBullet"/>
+      </w:pPr>
+      <w:r>
+        <w:t>`weights`: AI model data loading.</w:t>
+      </w:r>
+    </w:p>
+    <w:p>
+      <w:pPr>
+        <w:pStyle w:val="ListBullet"/>
+      </w:pPr>
+      <w:r>
+        <w:t>`tracker`: Object tracking component.</w:t>
+      </w:r>
+    </w:p>
+    <w:p>
+      <w:pPr>
+        <w:pStyle w:val="ListBullet"/>
+      </w:pPr>
+      <w:r>
+        <w:t>`ready`: Indicates all AI components are operational.</w:t>
+      </w:r>
+    </w:p>
+    <w:p>
+      <w:r>
+        <w:t>Each checkpoint includes:</w:t>
+      </w:r>
+    </w:p>
+    <w:p>
+      <w:pPr>
+        <w:pStyle w:val="ListBullet"/>
+      </w:pPr>
+      <w:r>
+        <w:t>`key`: Unique identifier for the checkpoint.</w:t>
+      </w:r>
+    </w:p>
+    <w:p>
+      <w:pPr>
+        <w:pStyle w:val="ListBullet"/>
+      </w:pPr>
+      <w:r>
+        <w:t>`label`: Human-readable description.</w:t>
+      </w:r>
+    </w:p>
+    <w:p>
+      <w:pPr>
+        <w:pStyle w:val="ListBullet"/>
+      </w:pPr>
+      <w:r>
+        <w:t>`state`: Current status (e.g., `pending`, `active`, `done`, `error`).</w:t>
+      </w:r>
+    </w:p>
+    <w:p>
+      <w:pPr>
+        <w:pStyle w:val="ListBullet"/>
+      </w:pPr>
+      <w:r>
+        <w:t>`message`: Detailed status message.</w:t>
+      </w:r>
+    </w:p>
+    <w:p>
+      <w:pPr>
+        <w:pStyle w:val="Heading2"/>
+      </w:pPr>
+      <w:r>
+        <w:t>Dedicated Camera Unit API</w:t>
+      </w:r>
+    </w:p>
+    <w:p>
+      <w:r>
+        <w:t>The service started by `camera_main.py` (the dedicated camera unit) provides a camera-only API on port `8001`. This is used by the main BDF system when in `remote` camera mode.</w:t>
+      </w:r>
+    </w:p>
+    <w:p>
+      <w:pPr>
+        <w:pStyle w:val="Heading3"/>
+      </w:pPr>
+      <w:r>
+        <w:t>GET /status</w:t>
+      </w:r>
+    </w:p>
+    <w:p>
+      <w:r>
+        <w:t>Returns the camera unit's operational status:</w:t>
+      </w:r>
+    </w:p>
+    <w:p>
+      <w:r>
+        <w:t>```json</w:t>
+      </w:r>
+    </w:p>
+    <w:p>
+      <w:r>
+        <w:t>{</w:t>
+      </w:r>
+    </w:p>
+    <w:p>
+      <w:r>
+        <w:t>"camera": {</w:t>
+      </w:r>
+    </w:p>
+    <w:p>
+      <w:r>
+        <w:t>"ready": true,</w:t>
+      </w:r>
+    </w:p>
+    <w:p>
+      <w:r>
+        <w:t>"message": "Camera ready",</w:t>
+      </w:r>
+    </w:p>
+    <w:p>
+      <w:r>
+        <w:t>"error": null,</w:t>
+      </w:r>
+    </w:p>
+    <w:p>
+      <w:r>
+        <w:t>"backend": "local"</w:t>
+      </w:r>
+    </w:p>
+    <w:p>
+      <w:r>
+        <w:t>},</w:t>
+      </w:r>
+    </w:p>
+    <w:p>
+      <w:r>
+        <w:t>"stream": {</w:t>
+      </w:r>
+    </w:p>
+    <w:p>
+      <w:r>
+        <w:t>"has_frame": true,</w:t>
+      </w:r>
+    </w:p>
+    <w:p>
+      <w:r>
+        <w:t>"mode": "raw"</w:t>
+      </w:r>
+    </w:p>
+    <w:p>
+      <w:r>
+        <w:t>}</w:t>
+      </w:r>
+    </w:p>
+    <w:p>
+      <w:r>
+        <w:t>}</w:t>
+      </w:r>
+    </w:p>
+    <w:p>
+      <w:r>
+        <w:t>```</w:t>
+      </w:r>
+    </w:p>
+    <w:p>
+      <w:pPr>
+        <w:pStyle w:val="Heading3"/>
+      </w:pPr>
+      <w:r>
+        <w:t>GET /camera/alignment</w:t>
+      </w:r>
+    </w:p>
+    <w:p>
+      <w:r>
+        <w:t>Returns the image stitching alignment state from the camera unit.</w:t>
+      </w:r>
+    </w:p>
+    <w:p>
+      <w:pPr>
+        <w:pStyle w:val="Heading3"/>
+      </w:pPr>
+      <w:r>
+        <w:t>POST /camera/alignment</w:t>
+      </w:r>
+    </w:p>
+    <w:p>
+      <w:r>
+        <w:t>Updates the camera-side stitching offsets and optional `num_images`.</w:t>
+      </w:r>
+    </w:p>
+    <w:p>
+      <w:pPr>
+        <w:pStyle w:val="Heading3"/>
+      </w:pPr>
+      <w:r>
+        <w:t>GET /capture</w:t>
+      </w:r>
+    </w:p>
+    <w:p>
+      <w:r>
+        <w:t>Returns the latest raw JPEG product image from the camera unit.</w:t>
+      </w:r>
+    </w:p>
+    <w:p>
+      <w:pPr>
+        <w:pStyle w:val="Heading3"/>
+      </w:pPr>
+      <w:r>
+        <w:t>WebSocket /ws</w:t>
+      </w:r>
+    </w:p>
+    <w:p>
+      <w:r>
+        <w:t>Streams raw JPEG product images directly from the camera unit.</w:t>
+      </w:r>
+    </w:p>
+    <w:p>
+      <w:r>
+        <w:rPr>
+          <w:b/>
+        </w:rPr>
+      </w:r>
+    </w:p>
+    <w:p>
+      <w:pPr>
+        <w:pStyle w:val="Heading1"/>
+      </w:pPr>
+      <w:r>
+        <w:t>Deployment Options: Setting Up Your BDF Automated Inspection System</w:t>
+      </w:r>
+    </w:p>
+    <w:p>
+      <w:r>
+        <w:t>This guide outlines different ways to deploy and run your BDF automated inspection system. Choose the option that best fits your operational environment and hardware setup.</w:t>
+      </w:r>
+    </w:p>
+    <w:p>
+      <w:pPr>
+        <w:pStyle w:val="Heading2"/>
+      </w:pPr>
+      <w:r>
+        <w:t>Baseline Setup</w:t>
+      </w:r>
+    </w:p>
+    <w:p>
+      <w:r>
+        <w:t>Before deploying your BDF system in any configuration, ensure these steps are completed:</w:t>
+      </w:r>
+    </w:p>
+    <w:p>
+      <w:pPr>
+        <w:pStyle w:val="ListBullet"/>
+      </w:pPr>
+      <w:r/>
+      <w:r>
+        <w:rPr>
+          <w:b/>
+        </w:rPr>
+        <w:t>Virtual Environment:</w:t>
+      </w:r>
+      <w:r>
+        <w:t xml:space="preserve"> Create a Python virtual environment to manage dependencies.</w:t>
+      </w:r>
+    </w:p>
+    <w:p>
+      <w:pPr>
+        <w:pStyle w:val="ListBullet"/>
+      </w:pPr>
+      <w:r/>
+      <w:r>
+        <w:rPr>
+          <w:b/>
+        </w:rPr>
+        <w:t>Install Dependencies:</w:t>
+      </w:r>
+      <w:r>
+        <w:t xml:space="preserve"> Install all required libraries using `pip install -r requirements.txt`.</w:t>
+      </w:r>
+    </w:p>
+    <w:p>
+      <w:pPr>
+        <w:pStyle w:val="ListBullet"/>
+      </w:pPr>
+      <w:r/>
+      <w:r>
+        <w:rPr>
+          <w:b/>
+        </w:rPr>
+        <w:t>Environment File:</w:t>
+      </w:r>
+      <w:r>
+        <w:t xml:space="preserve"> Create an `.env` file based on `.env.example` and populate it with your specific API keys and settings.</w:t>
+      </w:r>
+    </w:p>
+    <w:p>
+      <w:pPr>
+        <w:pStyle w:val="ListBullet"/>
+      </w:pPr>
+      <w:r/>
+      <w:r>
+        <w:rPr>
+          <w:b/>
+        </w:rPr>
+        <w:t>Review Settings:</w:t>
+      </w:r>
+      <w:r>
+        <w:t xml:space="preserve"> Check `settings.json` to confirm the desired operational profile: `production`, `debug`, or `docker`.</w:t>
+      </w:r>
+    </w:p>
+    <w:p>
+      <w:pPr>
+        <w:pStyle w:val="Heading2"/>
+      </w:pPr>
+      <w:r>
+        <w:t>Option 1: Integrated System Setup (Single-Process Local Deployment)</w:t>
+      </w:r>
+    </w:p>
+    <w:p>
+      <w:r>
+        <w:t>Use this option when the same Windows machine hosting the main BDF system has direct access to the Basler cameras. This is the simplest configuration for a self-contained system.</w:t>
+      </w:r>
+    </w:p>
+    <w:p>
+      <w:r/>
+      <w:r>
+        <w:rPr>
+          <w:b/>
+        </w:rPr>
+        <w:t>How to Run:</w:t>
+      </w:r>
+      <w:r/>
+    </w:p>
+    <w:p>
+      <w:r>
+        <w:t>```powershell</w:t>
+      </w:r>
+    </w:p>
+    <w:p>
+      <w:r>
+        <w:t>python .\main.py</w:t>
+      </w:r>
+    </w:p>
+    <w:p>
+      <w:r>
+        <w:t>```</w:t>
+      </w:r>
+    </w:p>
+    <w:p>
+      <w:r/>
+      <w:r>
+        <w:rPr>
+          <w:b/>
+        </w:rPr>
+        <w:t>Recommended Settings (in `settings.json` or `.env`):</w:t>
+      </w:r>
+      <w:r/>
+    </w:p>
+    <w:p>
+      <w:pPr>
+        <w:pStyle w:val="ListBullet"/>
+      </w:pPr>
+      <w:r>
+        <w:t>`CAMERA_MODE=local`: The main BDF system will directly control the cameras.</w:t>
+      </w:r>
+    </w:p>
+    <w:p>
+      <w:pPr>
+        <w:pStyle w:val="ListBullet"/>
+      </w:pPr>
+      <w:r>
+        <w:t>`DETECTION_AND_TRACK=true` or `false`: Enable or disable AI inspection based on your production needs.</w:t>
+      </w:r>
+    </w:p>
+    <w:p>
+      <w:r/>
+      <w:r>
+        <w:rPr>
+          <w:b/>
+        </w:rPr>
+        <w:t>This is the preferred setup for BDF when:</w:t>
+      </w:r>
+      <w:r/>
+    </w:p>
+    <w:p>
+      <w:pPr>
+        <w:pStyle w:val="ListBullet"/>
+      </w:pPr>
+      <w:r>
+        <w:t>Pylon software and drivers are installed locally on the host machine.</w:t>
+      </w:r>
+    </w:p>
+    <w:p>
+      <w:pPr>
+        <w:pStyle w:val="ListBullet"/>
+      </w:pPr>
+      <w:r>
+        <w:t>The host machine needs to manage both camera capture and AI processing.</w:t>
+      </w:r>
+    </w:p>
+    <w:p>
+      <w:pPr>
+        <w:pStyle w:val="ListBullet"/>
+      </w:pPr>
+      <w:r>
+        <w:t>Network separation between camera and processing is not required.</w:t>
+      </w:r>
+    </w:p>
+    <w:p>
+      <w:pPr>
+        <w:pStyle w:val="Heading2"/>
+      </w:pPr>
+      <w:r>
+        <w:t>Option 2: Testing and Training Mode (Debug or Hardware-Free Deployment)</w:t>
+      </w:r>
+    </w:p>
+    <w:p>
+      <w:r>
+        <w:t>Choose this option for testing the user interface, API integrations, or AI workflows without requiring physical cameras.</w:t>
+      </w:r>
+    </w:p>
+    <w:p>
+      <w:r/>
+      <w:r>
+        <w:rPr>
+          <w:b/>
+        </w:rPr>
+        <w:t>How to Run:</w:t>
+      </w:r>
+      <w:r/>
+    </w:p>
+    <w:p>
+      <w:r>
+        <w:t>```powershell</w:t>
+      </w:r>
+    </w:p>
+    <w:p>
+      <w:r>
+        <w:t>$env:APP_ENV="debug"</w:t>
+      </w:r>
+    </w:p>
+    <w:p>
+      <w:r>
+        <w:t>python .\main.py</w:t>
+      </w:r>
+    </w:p>
+    <w:p>
+      <w:r>
+        <w:t>```</w:t>
+      </w:r>
+    </w:p>
+    <w:p>
+      <w:r/>
+      <w:r>
+        <w:rPr>
+          <w:b/>
+        </w:rPr>
+        <w:t>Recommended Settings (in `settings.json` or `.env`):</w:t>
+      </w:r>
+      <w:r/>
+    </w:p>
+    <w:p>
+      <w:pPr>
+        <w:pStyle w:val="ListBullet"/>
+      </w:pPr>
+      <w:r>
+        <w:t>`CAMERA_MODE=emulated`: The BDF system will generate synthetic images.</w:t>
+      </w:r>
+    </w:p>
+    <w:p>
+      <w:pPr>
+        <w:pStyle w:val="ListBullet"/>
+      </w:pPr>
+      <w:r>
+        <w:t>Optional: `EMULATED_CAMERA_IMAGE_PATH`: Point this to a readable image file if you want deterministic frames for testing (e.g., specific product defects).</w:t>
+      </w:r>
+    </w:p>
+    <w:p>
+      <w:pPr>
+        <w:pStyle w:val="Heading2"/>
+      </w:pPr>
+      <w:r>
+        <w:t>Option 3: Distributed System Setup (Split Camera and App Deployment)</w:t>
+      </w:r>
+    </w:p>
+    <w:p>
+      <w:r>
+        <w:t>This option is ideal when your camera hardware needs to remain physically close to the production line for optimal image acquisition, while the main BDF system (with its web interface and AI) runs on a separate machine.</w:t>
+      </w:r>
+    </w:p>
+    <w:p>
+      <w:pPr>
+        <w:pStyle w:val="Heading3"/>
+      </w:pPr>
+      <w:r>
+        <w:t>Camera Host (On the Production Line)</w:t>
+      </w:r>
+    </w:p>
+    <w:p>
+      <w:r>
+        <w:t>Run the dedicated camera service on the machine that has direct access to the Basler cameras.</w:t>
+      </w:r>
+    </w:p>
+    <w:p>
+      <w:r/>
+      <w:r>
+        <w:rPr>
+          <w:b/>
+        </w:rPr>
+        <w:t>How to Run:</w:t>
+      </w:r>
+      <w:r/>
+    </w:p>
+    <w:p>
+      <w:r>
+        <w:t>```powershell</w:t>
+      </w:r>
+    </w:p>
+    <w:p>
+      <w:r>
+        <w:t>python .\camera_main.py</w:t>
+      </w:r>
+    </w:p>
+    <w:p>
+      <w:r>
+        <w:t>```</w:t>
+      </w:r>
+    </w:p>
+    <w:p>
+      <w:r>
+        <w:t>This starts the camera-only service on port `8001`.</w:t>
+      </w:r>
+    </w:p>
+    <w:p>
+      <w:pPr>
+        <w:pStyle w:val="Heading3"/>
+      </w:pPr>
+      <w:r>
+        <w:t>Main App Host (Separated Processing Unit)</w:t>
+      </w:r>
+    </w:p>
+    <w:p>
+      <w:r>
+        <w:t>Run the main BDF application on a separate machine (or a different process on the same machine) that will consume images from the camera host.</w:t>
+      </w:r>
+    </w:p>
+    <w:p>
+      <w:r/>
+      <w:r>
+        <w:rPr>
+          <w:b/>
+        </w:rPr>
+        <w:t>Recommended Settings (in `settings.json` or `.env`):</w:t>
+      </w:r>
+      <w:r/>
+    </w:p>
+    <w:p>
+      <w:pPr>
+        <w:pStyle w:val="ListBullet"/>
+      </w:pPr>
+      <w:r>
+        <w:t>`CAMERA_MODE=remote`: The main BDF system will poll the separate camera service.</w:t>
+      </w:r>
+    </w:p>
+    <w:p>
+      <w:pPr>
+        <w:pStyle w:val="ListBullet"/>
+      </w:pPr>
+      <w:r>
+        <w:t>`REMOTE_CAMERA_BASE_URL=http://&lt;camera-host&gt;:8001`: Replace `&lt;camera-host&gt;` with the network address (IP address or hostname) of the camera host machine.</w:t>
+      </w:r>
+    </w:p>
+    <w:p>
+      <w:r/>
+      <w:r>
+        <w:rPr>
+          <w:b/>
+        </w:rPr>
+        <w:t>Then start:</w:t>
+      </w:r>
+      <w:r/>
+    </w:p>
+    <w:p>
+      <w:r>
+        <w:t>```powershell</w:t>
+      </w:r>
+    </w:p>
+    <w:p>
+      <w:r>
+        <w:t>python .\main.py</w:t>
+      </w:r>
+    </w:p>
+    <w:p>
+      <w:r>
+        <w:t>```</w:t>
+      </w:r>
+    </w:p>
+    <w:p>
+      <w:pPr>
+        <w:pStyle w:val="Heading2"/>
+      </w:pPr>
+      <w:r>
+        <w:t>Option 4: Containerized Deployment for Main System (Docker)</w:t>
+      </w:r>
+    </w:p>
+    <w:p>
+      <w:r>
+        <w:t>The provided `docker-compose.yml` is intended for deploying the main BDF application in a container, not for direct Basler camera control (which typically requires direct hardware access on the host).</w:t>
+      </w:r>
+    </w:p>
+    <w:p>
+      <w:r/>
+      <w:r>
+        <w:rPr>
+          <w:b/>
+        </w:rPr>
+        <w:t>Recommended Pattern for BDF:</w:t>
+      </w:r>
+      <w:r/>
+    </w:p>
+    <w:p>
+      <w:pPr>
+        <w:pStyle w:val="ListBullet"/>
+      </w:pPr>
+      <w:r>
+        <w:t>Your Windows host machine runs the `camera_main.py` (as described in Option 3, Camera Host).</w:t>
+      </w:r>
+    </w:p>
+    <w:p>
+      <w:pPr>
+        <w:pStyle w:val="ListBullet"/>
+      </w:pPr>
+      <w:r>
+        <w:t>A Docker container runs the main BDF application.</w:t>
+      </w:r>
+    </w:p>
+    <w:p>
+      <w:pPr>
+        <w:pStyle w:val="ListBullet"/>
+      </w:pPr>
+      <w:r>
+        <w:t>The main BDF application in the container uses `CAMERA_MODE=remote`.</w:t>
+      </w:r>
+    </w:p>
+    <w:p>
+      <w:pPr>
+        <w:pStyle w:val="ListBullet"/>
+      </w:pPr>
+      <w:r>
+        <w:t>`REMOTE_CAMERA_BASE_URL=http://host.docker.internal:8001`: `host.docker.internal` allows the Docker container to reach services running on the host machine.</w:t>
+      </w:r>
+    </w:p>
+    <w:p>
+      <w:r/>
+      <w:r>
+        <w:rPr>
+          <w:b/>
+        </w:rPr>
+        <w:t>How to Start (from the directory containing `docker-compose.yml`):</w:t>
+      </w:r>
+      <w:r/>
+    </w:p>
+    <w:p>
+      <w:r>
+        <w:t>```powershell</w:t>
+      </w:r>
+    </w:p>
+    <w:p>
+      <w:r>
+        <w:t>docker compose up --build</w:t>
+      </w:r>
+    </w:p>
+    <w:p>
+      <w:r>
+        <w:t>```</w:t>
+      </w:r>
+    </w:p>
+    <w:p>
+      <w:pPr>
+        <w:pStyle w:val="Heading2"/>
+      </w:pPr>
+      <w:r>
+        <w:t>Environment Expectations</w:t>
+      </w:r>
+    </w:p>
+    <w:p>
+      <w:pPr>
+        <w:pStyle w:val="Heading3"/>
+      </w:pPr>
+      <w:r>
+        <w:t>Local Camera Mode</w:t>
+      </w:r>
+    </w:p>
+    <w:p>
+      <w:pPr>
+        <w:pStyle w:val="ListBullet"/>
+      </w:pPr>
+      <w:r/>
+      <w:r>
+        <w:rPr>
+          <w:b/>
+        </w:rPr>
+        <w:t>Pylon Installation:</w:t>
+      </w:r>
+      <w:r>
+        <w:t xml:space="preserve"> Basler Pylon software and drivers must be correctly installed on the host machine.</w:t>
+      </w:r>
+    </w:p>
+    <w:p>
+      <w:pPr>
+        <w:pStyle w:val="ListBullet"/>
+      </w:pPr>
+      <w:r/>
+      <w:r>
+        <w:rPr>
+          <w:b/>
+        </w:rPr>
+        <w:t>Camera Access:</w:t>
+      </w:r>
+      <w:r>
+        <w:t xml:space="preserve"> The BDF system process must have the necessary permissions to open and control both Basler cameras.</w:t>
+      </w:r>
+    </w:p>
+    <w:p>
+      <w:pPr>
+        <w:pStyle w:val="ListBullet"/>
+      </w:pPr>
+      <w:r/>
+      <w:r>
+        <w:rPr>
+          <w:b/>
+        </w:rPr>
+        <w:t>Configuration Match:</w:t>
+      </w:r>
+      <w:r>
+        <w:t xml:space="preserve"> Camera trigger settings and pixel formats in your configuration must match the actual camera hardware setup.</w:t>
+      </w:r>
+    </w:p>
+    <w:p>
+      <w:pPr>
+        <w:pStyle w:val="Heading3"/>
+      </w:pPr>
+      <w:r>
+        <w:t>Remote Camera Mode</w:t>
+      </w:r>
+    </w:p>
+    <w:p>
+      <w:pPr>
+        <w:pStyle w:val="ListBullet"/>
+      </w:pPr>
+      <w:r/>
+      <w:r>
+        <w:rPr>
+          <w:b/>
+        </w:rPr>
+        <w:t>Camera Service Availability:</w:t>
+      </w:r>
+      <w:r>
+        <w:t xml:space="preserve"> The dedicated camera host must expose its API endpoints (`/status`, `/capture`, and `/camera/alignment`) over the network.</w:t>
+      </w:r>
+    </w:p>
+    <w:p>
+      <w:pPr>
+        <w:pStyle w:val="ListBullet"/>
+      </w:pPr>
+      <w:r/>
+      <w:r>
+        <w:rPr>
+          <w:b/>
+        </w:rPr>
+        <w:t>Network Connectivity:</w:t>
+      </w:r>
+      <w:r>
+        <w:t xml:space="preserve"> Stable network connectivity between the main BDF app host and the `REMOTE_CAMERA_BASE_URL` is critical.</w:t>
+      </w:r>
+    </w:p>
+    <w:p>
+      <w:pPr>
+        <w:pStyle w:val="ListBullet"/>
+      </w:pPr>
+      <w:r/>
+      <w:r>
+        <w:rPr>
+          <w:b/>
+        </w:rPr>
+        <w:t>Frame Freshness:</w:t>
+      </w:r>
+      <w:r>
+        <w:t xml:space="preserve"> The timeliness of product images depends on the configured remote polling interval.</w:t>
+      </w:r>
+    </w:p>
+    <w:p>
+      <w:pPr>
+        <w:pStyle w:val="Heading3"/>
+      </w:pPr>
+      <w:r>
+        <w:t>Emulated Mode</w:t>
+      </w:r>
+    </w:p>
+    <w:p>
+      <w:pPr>
+        <w:pStyle w:val="ListBullet"/>
+      </w:pPr>
+      <w:r/>
+      <w:r>
+        <w:rPr>
+          <w:b/>
+        </w:rPr>
+        <w:t>No Hardware Required:</w:t>
+      </w:r>
+      <w:r>
+        <w:t xml:space="preserve"> This mode requires no camera hardware, making it the safest option for frontend development and integration testing.</w:t>
+      </w:r>
+    </w:p>
+    <w:p>
+      <w:pPr>
+        <w:pStyle w:val="Heading2"/>
+      </w:pPr>
+      <w:r>
+        <w:t>Verification Checklist</w:t>
+      </w:r>
+    </w:p>
+    <w:p>
+      <w:r>
+        <w:t>After deploying your BDF system, follow these steps to verify its operation:</w:t>
       </w:r>
     </w:p>
     <w:p>
@@ -1255,7 +4799,7 @@
         <w:t>Check System Status:</w:t>
       </w:r>
       <w:r>
-        <w:t xml:space="preserve"> Call `GET /status` via your browser or API tool.</w:t>
+        <w:t xml:space="preserve"> Call `GET /status` from your web browser or an API tool.</w:t>
       </w:r>
     </w:p>
     <w:p>
@@ -1266,10 +4810,10 @@
         <w:rPr>
           <w:b/>
         </w:rPr>
-        <w:t>Verify Camera Readiness:</w:t>
-      </w:r>
-      <w:r>
-        <w:t xml:space="preserve"> Confirm `camera.ready` is `true`.</w:t>
+        <w:t>Confirm Camera Readiness:</w:t>
+      </w:r>
+      <w:r>
+        <w:t xml:space="preserve"> Verify that `camera.ready` in the `/status` response becomes `true` for your chosen camera mode.</w:t>
       </w:r>
     </w:p>
     <w:p>
@@ -1280,10 +4824,10 @@
         <w:rPr>
           <w:b/>
         </w:rPr>
-        <w:t>Test Frame Capture:</w:t>
-      </w:r>
-      <w:r>
-        <w:t xml:space="preserve"> Check if `GET /capture` successfully returns a JPEG image.</w:t>
+        <w:t>Verify Image Capture:</w:t>
+      </w:r>
+      <w:r>
+        <w:t xml:space="preserve"> Confirm that `GET /capture` successfully returns a JPEG product image.</w:t>
       </w:r>
     </w:p>
     <w:p>
@@ -1294,10 +4838,10 @@
         <w:rPr>
           <w:b/>
         </w:rPr>
-        <w:t>Inspect Browser UI:</w:t>
-      </w:r>
-      <w:r>
-        <w:t xml:space="preserve"> Confirm the browser page on `/` updates with live frames.</w:t>
+        <w:t>Browser Interface:</w:t>
+      </w:r>
+      <w:r>
+        <w:t xml:space="preserve"> Ensure the browser page on `/` loads correctly and displays refreshing product images.</w:t>
       </w:r>
     </w:p>
     <w:p>
@@ -1308,15 +4852,29 @@
         <w:rPr>
           <w:b/>
         </w:rPr>
-        <w:t>AI Status (if enabled):</w:t>
-      </w:r>
-      <w:r>
-        <w:t xml:space="preserve"> If AI is in use, wait for `ai.phase=ready`.</w:t>
+        <w:t>Live Stream:</w:t>
+      </w:r>
+      <w:r>
+        <w:t xml:space="preserve"> Check that WebSocket streaming on `/ws` is functioning as expected.</w:t>
       </w:r>
     </w:p>
     <w:p>
       <w:r>
         <w:t xml:space="preserve">6.  </w:t>
+      </w:r>
+      <w:r>
+        <w:rPr>
+          <w:b/>
+        </w:rPr>
+        <w:t>AI Readiness (If Enabled):</w:t>
+      </w:r>
+      <w:r>
+        <w:t xml:space="preserve"> If AI inspection is enabled, wait for `ai.phase` in the `/status` response to become `ready`.</w:t>
+      </w:r>
+    </w:p>
+    <w:p>
+      <w:r>
+        <w:t xml:space="preserve">7.  </w:t>
       </w:r>
       <w:r>
         <w:rPr>
@@ -1325,38 +4883,29 @@
         <w:t>Test AI/Color Endpoints:</w:t>
       </w:r>
       <w:r>
-        <w:t xml:space="preserve"> Only then test `POST /analyze`, `POST /inference`, or WebSocket streaming for AI-annotated frames and color data.</w:t>
-      </w:r>
-    </w:p>
-    <w:p>
-      <w:pPr>
-        <w:pStyle w:val="Heading2"/>
-      </w:pPr>
-      <w:r>
-        <w:t>Common Production Issues and Solutions</w:t>
-      </w:r>
-    </w:p>
-    <w:p>
-      <w:pPr>
-        <w:pStyle w:val="Heading3"/>
-      </w:pPr>
-      <w:r>
-        <w:t>Server Starts But No Frames Arrive</w:t>
-      </w:r>
-    </w:p>
-    <w:p>
-      <w:pPr>
-        <w:pStyle w:val="ListBullet"/>
-      </w:pPr>
-      <w:r/>
+        <w:t xml:space="preserve"> Once AI is ready, test `POST /analyze`, `POST /inference`, and the color analysis endpoints.</w:t>
+      </w:r>
+    </w:p>
+    <w:p>
+      <w:r>
+        <w:t xml:space="preserve">8.  </w:t>
+      </w:r>
       <w:r>
         <w:rPr>
           <w:b/>
         </w:rPr>
-        <w:t>Check `/status`:</w:t>
-      </w:r>
-      <w:r>
-        <w:t xml:space="preserve"> Verify `camera.ready` is `false` or the WebSocket shows `warming_up`.</w:t>
+        <w:t>Remote Mode Specific Check:</w:t>
+      </w:r>
+      <w:r>
+        <w:t xml:space="preserve"> If using `remote` camera mode, verify that the dedicated camera service on port `8001` also returns a healthy `/status` response.</w:t>
+      </w:r>
+    </w:p>
+    <w:p>
+      <w:pPr>
+        <w:pStyle w:val="Heading2"/>
+      </w:pPr>
+      <w:r>
+        <w:t>Operational Notes</w:t>
       </w:r>
     </w:p>
     <w:p>
@@ -1368,10 +4917,10 @@
         <w:rPr>
           <w:b/>
         </w:rPr>
-        <w:t>If using `local` mode:</w:t>
-      </w:r>
-      <w:r>
-        <w:t xml:space="preserve"> Ensure Pylon Viewer is closed, both Basler cameras are connected, and the process has camera access.</w:t>
+        <w:t>System Resilience:</w:t>
+      </w:r>
+      <w:r>
+        <w:t xml:space="preserve"> The BDF system is designed to be tolerant of camera startup failures; it will remain online for diagnostics and other functions even if cameras are temporarily unavailable.</w:t>
       </w:r>
     </w:p>
     <w:p>
@@ -1383,10 +4932,10 @@
         <w:rPr>
           <w:b/>
         </w:rPr>
-        <w:t>If using `remote` mode:</w:t>
-      </w:r>
-      <w:r>
-        <w:t xml:space="preserve"> Verify `REMOTE_CAMERA_BASE_URL` is correct, the camera service is running on the host, and `GET &lt;REMOTE_CAMERA_BASE_URL&gt;/capture` returns a JPEG.</w:t>
+        <w:t>AI Startup Time:</w:t>
+      </w:r>
+      <w:r>
+        <w:t xml:space="preserve"> Be aware that AI model initialization may take noticeably longer than the server's initial startup.</w:t>
       </w:r>
     </w:p>
     <w:p>
@@ -1398,24 +4947,901 @@
         <w:rPr>
           <w:b/>
         </w:rPr>
-        <w:t>If using `emulated` mode:</w:t>
-      </w:r>
-      <w:r>
-        <w:t xml:space="preserve"> Confirm `CAMERA_MODE=emulated` and `EMULATED_CAMERA_IMAGE_PATH` points to a readable file if set.</w:t>
-      </w:r>
-    </w:p>
-    <w:p>
-      <w:pPr>
-        <w:pStyle w:val="Heading3"/>
-      </w:pPr>
-      <w:r>
-        <w:t>Camera Busy or Unavailable</w:t>
-      </w:r>
-    </w:p>
-    <w:p>
-      <w:pPr>
-        <w:pStyle w:val="ListBullet"/>
-      </w:pPr>
+        <w:t>Local Inference Files:</w:t>
+      </w:r>
+      <w:r>
+        <w:t xml:space="preserve"> The `POST /inference` endpoint requires access to specific filesystem paths on the machine where the main BDF application is running.</w:t>
+      </w:r>
+    </w:p>
+    <w:p>
+      <w:r>
+        <w:rPr>
+          <w:b/>
+        </w:rPr>
+      </w:r>
+    </w:p>
+    <w:p>
+      <w:pPr>
+        <w:pStyle w:val="Heading1"/>
+      </w:pPr>
+      <w:r>
+        <w:t>Core Technologies: Building Blocks of Your BDF System</w:t>
+      </w:r>
+    </w:p>
+    <w:p>
+      <w:r>
+        <w:t>Your BDF automated inspection system is built upon three internal software libraries. These are embedded directly within the system and provide the core functionalities for camera imaging, AI inspection, and color analysis.</w:t>
+      </w:r>
+    </w:p>
+    <w:p>
+      <w:pPr>
+        <w:pStyle w:val="Heading2"/>
+      </w:pPr>
+      <w:r>
+        <w:t>Overview</w:t>
+      </w:r>
+    </w:p>
+    <w:p>
+      <w:pPr>
+        <w:pStyle w:val="ListBullet"/>
+      </w:pPr>
+      <w:r/>
+      <w:r>
+        <w:rPr>
+          <w:b/>
+        </w:rPr>
+        <w:t>Camera Library:</w:t>
+      </w:r>
+      <w:r>
+        <w:t xml:space="preserve"> Handles image acquisition, stitching, and preparation.</w:t>
+      </w:r>
+    </w:p>
+    <w:p>
+      <w:pPr>
+        <w:pStyle w:val="ListBullet"/>
+      </w:pPr>
+      <w:r/>
+      <w:r>
+        <w:rPr>
+          <w:b/>
+        </w:rPr>
+        <w:t>AI Library:</w:t>
+      </w:r>
+      <w:r>
+        <w:t xml:space="preserve"> Manages automated inspection, tracking, and annotation.</w:t>
+      </w:r>
+    </w:p>
+    <w:p>
+      <w:pPr>
+        <w:pStyle w:val="ListBullet"/>
+      </w:pPr>
+      <w:r/>
+      <w:r>
+        <w:rPr>
+          <w:b/>
+        </w:rPr>
+        <w:t>Color Library:</w:t>
+      </w:r>
+      <w:r>
+        <w:t xml:space="preserve"> Provides color analysis and data buffering.</w:t>
+      </w:r>
+    </w:p>
+    <w:p>
+      <w:pPr>
+        <w:pStyle w:val="Heading2"/>
+      </w:pPr>
+      <w:r>
+        <w:t>Camera Library</w:t>
+      </w:r>
+    </w:p>
+    <w:p>
+      <w:r/>
+      <w:r>
+        <w:rPr>
+          <w:b/>
+        </w:rPr>
+        <w:t>Location:</w:t>
+      </w:r>
+      <w:r/>
+    </w:p>
+    <w:p>
+      <w:pPr>
+        <w:pStyle w:val="ListBullet"/>
+      </w:pPr>
+      <w:r>
+        <w:t>`src/libs/racer2_camera`</w:t>
+      </w:r>
+    </w:p>
+    <w:p>
+      <w:r/>
+      <w:r>
+        <w:rPr>
+          <w:b/>
+        </w:rPr>
+        <w:t>Primary Purpose for BDF:</w:t>
+      </w:r>
+      <w:r/>
+    </w:p>
+    <w:p>
+      <w:pPr>
+        <w:pStyle w:val="ListBullet"/>
+      </w:pPr>
+      <w:r/>
+      <w:r>
+        <w:rPr>
+          <w:b/>
+        </w:rPr>
+        <w:t>Basler Device Discovery:</w:t>
+      </w:r>
+      <w:r>
+        <w:t xml:space="preserve"> Identifying and connecting to your Basler cameras.</w:t>
+      </w:r>
+    </w:p>
+    <w:p>
+      <w:pPr>
+        <w:pStyle w:val="ListBullet"/>
+      </w:pPr>
+      <w:r/>
+      <w:r>
+        <w:rPr>
+          <w:b/>
+        </w:rPr>
+        <w:t>Camera Configuration:</w:t>
+      </w:r>
+      <w:r>
+        <w:t xml:space="preserve"> Setting up camera parameters for optimal image capture.</w:t>
+      </w:r>
+    </w:p>
+    <w:p>
+      <w:pPr>
+        <w:pStyle w:val="ListBullet"/>
+      </w:pPr>
+      <w:r/>
+      <w:r>
+        <w:rPr>
+          <w:b/>
+        </w:rPr>
+        <w:t>Line-Scan Acquisition:</w:t>
+      </w:r>
+      <w:r>
+        <w:t xml:space="preserve"> Capturing high-speed line-scan images of your products.</w:t>
+      </w:r>
+    </w:p>
+    <w:p>
+      <w:pPr>
+        <w:pStyle w:val="ListBullet"/>
+      </w:pPr>
+      <w:r/>
+      <w:r>
+        <w:rPr>
+          <w:b/>
+        </w:rPr>
+        <w:t>Image Processing:</w:t>
+      </w:r>
+      <w:r>
+        <w:t xml:space="preserve"> Vertically stacking image strips and horizontally stitching images from multiple cameras.</w:t>
+      </w:r>
+    </w:p>
+    <w:p>
+      <w:pPr>
+        <w:pStyle w:val="ListBullet"/>
+      </w:pPr>
+      <w:r/>
+      <w:r>
+        <w:rPr>
+          <w:b/>
+        </w:rPr>
+        <w:t>JPEG Production:</w:t>
+      </w:r>
+      <w:r>
+        <w:t xml:space="preserve"> Preparing processed product images in JPEG format for efficient consumption.</w:t>
+      </w:r>
+    </w:p>
+    <w:p>
+      <w:r/>
+      <w:r>
+        <w:rPr>
+          <w:b/>
+        </w:rPr>
+        <w:t>Key Files:</w:t>
+      </w:r>
+      <w:r/>
+    </w:p>
+    <w:p>
+      <w:pPr>
+        <w:pStyle w:val="ListBullet"/>
+      </w:pPr>
+      <w:r>
+        <w:t>`src/libs/racer2_camera/src/config.py`: Camera configuration settings.</w:t>
+      </w:r>
+    </w:p>
+    <w:p>
+      <w:pPr>
+        <w:pStyle w:val="ListBullet"/>
+      </w:pPr>
+      <w:r>
+        <w:t>`src/libs/racer2_camera/src/line_camera.py`: The main logic for camera operation and image pipeline.</w:t>
+      </w:r>
+    </w:p>
+    <w:p>
+      <w:r/>
+      <w:r>
+        <w:rPr>
+          <w:b/>
+        </w:rPr>
+        <w:t>Used By:</w:t>
+      </w:r>
+      <w:r/>
+    </w:p>
+    <w:p>
+      <w:pPr>
+        <w:pStyle w:val="ListBullet"/>
+      </w:pPr>
+      <w:r>
+        <w:t>`src/server/local_camera_runtime.py`: For direct camera control by the main BDF system.</w:t>
+      </w:r>
+    </w:p>
+    <w:p>
+      <w:pPr>
+        <w:pStyle w:val="ListBullet"/>
+      </w:pPr>
+      <w:r>
+        <w:t>`src/server/camera_service.py`: For the dedicated camera unit.</w:t>
+      </w:r>
+    </w:p>
+    <w:p>
+      <w:pPr>
+        <w:pStyle w:val="Heading2"/>
+      </w:pPr>
+      <w:r>
+        <w:t>AI Library</w:t>
+      </w:r>
+    </w:p>
+    <w:p>
+      <w:r/>
+      <w:r>
+        <w:rPr>
+          <w:b/>
+        </w:rPr>
+        <w:t>Location:</w:t>
+      </w:r>
+      <w:r/>
+    </w:p>
+    <w:p>
+      <w:pPr>
+        <w:pStyle w:val="ListBullet"/>
+      </w:pPr>
+      <w:r>
+        <w:t>`src/libs/ai`</w:t>
+      </w:r>
+    </w:p>
+    <w:p>
+      <w:r/>
+      <w:r>
+        <w:rPr>
+          <w:b/>
+        </w:rPr>
+        <w:t>Primary Purpose for BDF:</w:t>
+      </w:r>
+      <w:r/>
+    </w:p>
+    <w:p>
+      <w:pPr>
+        <w:pStyle w:val="ListBullet"/>
+      </w:pPr>
+      <w:r/>
+      <w:r>
+        <w:rPr>
+          <w:b/>
+        </w:rPr>
+        <w:t>AI Model Selection:</w:t>
+      </w:r>
+      <w:r>
+        <w:t xml:space="preserve"> Choosing between different AI models for inspection.</w:t>
+      </w:r>
+    </w:p>
+    <w:p>
+      <w:pPr>
+        <w:pStyle w:val="ListBullet"/>
+      </w:pPr>
+      <w:r/>
+      <w:r>
+        <w:rPr>
+          <w:b/>
+        </w:rPr>
+        <w:t>Asynchronous Model Initialization:</w:t>
+      </w:r>
+      <w:r>
+        <w:t xml:space="preserve"> Loading AI models in the background to ensure faster system startup.</w:t>
+      </w:r>
+    </w:p>
+    <w:p>
+      <w:pPr>
+        <w:pStyle w:val="ListBullet"/>
+      </w:pPr>
+      <w:r/>
+      <w:r>
+        <w:rPr>
+          <w:b/>
+        </w:rPr>
+        <w:t>Live-Frame Inspection:</w:t>
+      </w:r>
+      <w:r>
+        <w:t xml:space="preserve"> Performing AI analysis on streaming product images.</w:t>
+      </w:r>
+    </w:p>
+    <w:p>
+      <w:pPr>
+        <w:pStyle w:val="ListBullet"/>
+      </w:pPr>
+      <w:r/>
+      <w:r>
+        <w:rPr>
+          <w:b/>
+        </w:rPr>
+        <w:t>Single-Image Inspection:</w:t>
+      </w:r>
+      <w:r>
+        <w:t xml:space="preserve"> Analyzing individual product image files on demand.</w:t>
+      </w:r>
+    </w:p>
+    <w:p>
+      <w:pPr>
+        <w:pStyle w:val="ListBullet"/>
+      </w:pPr>
+      <w:r/>
+      <w:r>
+        <w:rPr>
+          <w:b/>
+        </w:rPr>
+        <w:t>Annotation Overlay:</w:t>
+      </w:r>
+      <w:r>
+        <w:t xml:space="preserve"> Adding visual markers (e.g., bounding boxes, labels) to product images based on AI detections.</w:t>
+      </w:r>
+    </w:p>
+    <w:p>
+      <w:pPr>
+        <w:pStyle w:val="ListBullet"/>
+      </w:pPr>
+      <w:r/>
+      <w:r>
+        <w:rPr>
+          <w:b/>
+        </w:rPr>
+        <w:t>Optional Tracking:</w:t>
+      </w:r>
+      <w:r>
+        <w:t xml:space="preserve"> Integrating object tracking to monitor detected anomalies over time.</w:t>
+      </w:r>
+    </w:p>
+    <w:p>
+      <w:r/>
+      <w:r>
+        <w:rPr>
+          <w:b/>
+        </w:rPr>
+        <w:t>Key Files:</w:t>
+      </w:r>
+      <w:r/>
+    </w:p>
+    <w:p>
+      <w:pPr>
+        <w:pStyle w:val="ListBullet"/>
+      </w:pPr>
+      <w:r>
+        <w:t>`src/libs/ai/config.py`: AI-specific configuration settings.</w:t>
+      </w:r>
+    </w:p>
+    <w:p>
+      <w:pPr>
+        <w:pStyle w:val="ListBullet"/>
+      </w:pPr>
+      <w:r>
+        <w:t>`src/libs/ai/pipeline.py`: The main AI processing pipeline logic.</w:t>
+      </w:r>
+    </w:p>
+    <w:p>
+      <w:pPr>
+        <w:pStyle w:val="ListBullet"/>
+      </w:pPr>
+      <w:r>
+        <w:t>`src/libs/ai/src/models/rfdetr.py`: RF-DETR model implementation.</w:t>
+      </w:r>
+    </w:p>
+    <w:p>
+      <w:pPr>
+        <w:pStyle w:val="ListBullet"/>
+      </w:pPr>
+      <w:r>
+        <w:t>`src/libs/ai/src/models/yolo.py`: YOLO model implementation.</w:t>
+      </w:r>
+    </w:p>
+    <w:p>
+      <w:pPr>
+        <w:pStyle w:val="ListBullet"/>
+      </w:pPr>
+      <w:r>
+        <w:t>`src/libs/ai/src/trackers/sort.py`: SORT tracking algorithm implementation.</w:t>
+      </w:r>
+    </w:p>
+    <w:p>
+      <w:r/>
+      <w:r>
+        <w:rPr>
+          <w:b/>
+        </w:rPr>
+        <w:t>Runtime Selection:</w:t>
+      </w:r>
+      <w:r/>
+    </w:p>
+    <w:p>
+      <w:pPr>
+        <w:pStyle w:val="ListBullet"/>
+      </w:pPr>
+      <w:r>
+        <w:t>If `AI_MODEL_NAME=rfdetr`, the RF-DETR inspection path is used.</w:t>
+      </w:r>
+    </w:p>
+    <w:p>
+      <w:pPr>
+        <w:pStyle w:val="ListBullet"/>
+      </w:pPr>
+      <w:r>
+        <w:t>For any other `AI_MODEL_NAME`, the YOLO detection plus SORT tracking path is used.</w:t>
+      </w:r>
+    </w:p>
+    <w:p>
+      <w:r/>
+      <w:r>
+        <w:rPr>
+          <w:b/>
+        </w:rPr>
+        <w:t>Used By:</w:t>
+      </w:r>
+      <w:r/>
+    </w:p>
+    <w:p>
+      <w:pPr>
+        <w:pStyle w:val="ListBullet"/>
+      </w:pPr>
+      <w:r>
+        <w:t>`src/server/app.py`: The main BDF application for AI inspection.</w:t>
+      </w:r>
+    </w:p>
+    <w:p>
+      <w:pPr>
+        <w:pStyle w:val="Heading2"/>
+      </w:pPr>
+      <w:r>
+        <w:t>Color Library</w:t>
+      </w:r>
+    </w:p>
+    <w:p>
+      <w:r/>
+      <w:r>
+        <w:rPr>
+          <w:b/>
+        </w:rPr>
+        <w:t>Location:</w:t>
+      </w:r>
+      <w:r/>
+    </w:p>
+    <w:p>
+      <w:pPr>
+        <w:pStyle w:val="ListBullet"/>
+      </w:pPr>
+      <w:r>
+        <w:t>`src/libs/color`</w:t>
+      </w:r>
+    </w:p>
+    <w:p>
+      <w:r/>
+      <w:r>
+        <w:rPr>
+          <w:b/>
+        </w:rPr>
+        <w:t>Primary Purpose for BDF:</w:t>
+      </w:r>
+      <w:r/>
+    </w:p>
+    <w:p>
+      <w:pPr>
+        <w:pStyle w:val="ListBullet"/>
+      </w:pPr>
+      <w:r/>
+      <w:r>
+        <w:rPr>
+          <w:b/>
+        </w:rPr>
+        <w:t>Per-Object Color Extraction:</w:t>
+      </w:r>
+      <w:r>
+        <w:t xml:space="preserve"> Analyzing colors around detected and tracked product anomalies.</w:t>
+      </w:r>
+    </w:p>
+    <w:p>
+      <w:pPr>
+        <w:pStyle w:val="ListBullet"/>
+      </w:pPr>
+      <w:r/>
+      <w:r>
+        <w:rPr>
+          <w:b/>
+        </w:rPr>
+        <w:t>Rolling Object History:</w:t>
+      </w:r>
+      <w:r>
+        <w:t xml:space="preserve"> Maintaining a short history of color data for each tracked object.</w:t>
+      </w:r>
+    </w:p>
+    <w:p>
+      <w:pPr>
+        <w:pStyle w:val="ListBullet"/>
+      </w:pPr>
+      <w:r/>
+      <w:r>
+        <w:rPr>
+          <w:b/>
+        </w:rPr>
+        <w:t>Color Conversion:</w:t>
+      </w:r>
+      <w:r>
+        <w:t xml:space="preserve"> Providing helper functions for converting colors between different formats (RGB, XYZ, Lab, hex).</w:t>
+      </w:r>
+    </w:p>
+    <w:p>
+      <w:r/>
+      <w:r>
+        <w:rPr>
+          <w:b/>
+        </w:rPr>
+        <w:t>Key Exports:</w:t>
+      </w:r>
+      <w:r/>
+    </w:p>
+    <w:p>
+      <w:pPr>
+        <w:pStyle w:val="ListBullet"/>
+      </w:pPr>
+      <w:r>
+        <w:t>`ColorAnalyze`: Main class for color analysis.</w:t>
+      </w:r>
+    </w:p>
+    <w:p>
+      <w:pPr>
+        <w:pStyle w:val="ListBullet"/>
+      </w:pPr>
+      <w:r>
+        <w:t>`ColorBuffer`: Manages the buffer of color data.</w:t>
+      </w:r>
+    </w:p>
+    <w:p>
+      <w:pPr>
+        <w:pStyle w:val="ListBullet"/>
+      </w:pPr>
+      <w:r>
+        <w:t>`rgb_to_xyz`, `xyz_to_lab`, `rgb_to_hex`, `hex_to_rgb`, `hex_to_lab`: Utility functions for color space conversion.</w:t>
+      </w:r>
+    </w:p>
+    <w:p>
+      <w:r/>
+      <w:r>
+        <w:rPr>
+          <w:b/>
+        </w:rPr>
+        <w:t>Used By:</w:t>
+      </w:r>
+      <w:r/>
+    </w:p>
+    <w:p>
+      <w:pPr>
+        <w:pStyle w:val="ListBullet"/>
+      </w:pPr>
+      <w:r>
+        <w:t>`src/libs/ai/pipeline.py`: Integrated within the AI inspection process to provide color analysis.</w:t>
+      </w:r>
+    </w:p>
+    <w:p>
+      <w:pPr>
+        <w:pStyle w:val="Heading2"/>
+      </w:pPr>
+      <w:r>
+        <w:t>Reuse Notes</w:t>
+      </w:r>
+    </w:p>
+    <w:p>
+      <w:r>
+        <w:t>These libraries are designed as internal modules for the BDF system. If you plan to reuse them in other projects:</w:t>
+      </w:r>
+    </w:p>
+    <w:p>
+      <w:pPr>
+        <w:pStyle w:val="ListBullet"/>
+      </w:pPr>
+      <w:r/>
+      <w:r>
+        <w:rPr>
+          <w:b/>
+        </w:rPr>
+        <w:t>Preserve Structure:</w:t>
+      </w:r>
+      <w:r>
+        <w:t xml:space="preserve"> Maintain the current folder and import structure.</w:t>
+      </w:r>
+    </w:p>
+    <w:p>
+      <w:pPr>
+        <w:pStyle w:val="ListBullet"/>
+      </w:pPr>
+      <w:r/>
+      <w:r>
+        <w:rPr>
+          <w:b/>
+        </w:rPr>
+        <w:t>Dependencies:</w:t>
+      </w:r>
+      <w:r>
+        <w:t xml:space="preserve"> Ensure all required third-party Python libraries are carried over.</w:t>
+      </w:r>
+    </w:p>
+    <w:p>
+      <w:pPr>
+        <w:pStyle w:val="ListBullet"/>
+      </w:pPr>
+      <w:r/>
+      <w:r>
+        <w:rPr>
+          <w:b/>
+        </w:rPr>
+        <w:t>Runtime Assumptions:</w:t>
+      </w:r>
+      <w:r>
+        <w:t xml:space="preserve"> Validate any camera or AI runtime assumptions within your new host environment.</w:t>
+      </w:r>
+    </w:p>
+    <w:p>
+      <w:r>
+        <w:rPr>
+          <w:b/>
+        </w:rPr>
+      </w:r>
+    </w:p>
+    <w:p>
+      <w:pPr>
+        <w:pStyle w:val="Heading1"/>
+      </w:pPr>
+      <w:r>
+        <w:t>Troubleshooting Guide: Resolving Common Issues for BDF</w:t>
+      </w:r>
+    </w:p>
+    <w:p>
+      <w:r>
+        <w:t>This section provides solutions to common operational issues you might encounter with your BDF automated inspection system.</w:t>
+      </w:r>
+    </w:p>
+    <w:p>
+      <w:pPr>
+        <w:pStyle w:val="Heading2"/>
+      </w:pPr>
+      <w:r>
+        <w:t>No Product Images Appearing (Server Starts But No Frames Arrive)</w:t>
+      </w:r>
+    </w:p>
+    <w:p>
+      <w:r/>
+      <w:r>
+        <w:rPr>
+          <w:b/>
+        </w:rPr>
+        <w:t>Check:</w:t>
+      </w:r>
+      <w:r/>
+    </w:p>
+    <w:p>
+      <w:pPr>
+        <w:pStyle w:val="ListBullet"/>
+      </w:pPr>
+      <w:r/>
+      <w:r>
+        <w:rPr>
+          <w:b/>
+        </w:rPr>
+        <w:t>System Status:</w:t>
+      </w:r>
+      <w:r>
+        <w:t xml:space="preserve"> Call `GET /status`.</w:t>
+      </w:r>
+    </w:p>
+    <w:p>
+      <w:pPr>
+        <w:pStyle w:val="ListBullet"/>
+      </w:pPr>
+      <w:r/>
+      <w:r>
+        <w:rPr>
+          <w:b/>
+        </w:rPr>
+        <w:t>Camera Readiness:</w:t>
+      </w:r>
+      <w:r>
+        <w:t xml:space="preserve"> See if `camera.ready` is `false`.</w:t>
+      </w:r>
+    </w:p>
+    <w:p>
+      <w:pPr>
+        <w:pStyle w:val="ListBullet"/>
+      </w:pPr>
+      <w:r/>
+      <w:r>
+        <w:rPr>
+          <w:b/>
+        </w:rPr>
+        <w:t>Live Feed Messages:</w:t>
+      </w:r>
+      <w:r>
+        <w:t xml:space="preserve"> Check if the WebSocket (`/ws`) is receiving text messages like `warming_up` instead of images.</w:t>
+      </w:r>
+    </w:p>
+    <w:p>
+      <w:r/>
+      <w:r>
+        <w:rPr>
+          <w:b/>
+        </w:rPr>
+        <w:t>If using `local` camera mode:</w:t>
+      </w:r>
+      <w:r/>
+    </w:p>
+    <w:p>
+      <w:pPr>
+        <w:pStyle w:val="ListBullet"/>
+      </w:pPr>
+      <w:r/>
+      <w:r>
+        <w:rPr>
+          <w:b/>
+        </w:rPr>
+        <w:t>Pylon Installation:</w:t>
+      </w:r>
+      <w:r>
+        <w:t xml:space="preserve"> Verify that Basler Pylon software is correctly installed.</w:t>
+      </w:r>
+    </w:p>
+    <w:p>
+      <w:pPr>
+        <w:pStyle w:val="ListBullet"/>
+      </w:pPr>
+      <w:r/>
+      <w:r>
+        <w:rPr>
+          <w:b/>
+        </w:rPr>
+        <w:t>Camera Connection:</w:t>
+      </w:r>
+      <w:r>
+        <w:t xml:space="preserve"> Confirm both Basler cameras are physically connected and powered on.</w:t>
+      </w:r>
+    </w:p>
+    <w:p>
+      <w:pPr>
+        <w:pStyle w:val="ListBullet"/>
+      </w:pPr>
+      <w:r/>
+      <w:r>
+        <w:rPr>
+          <w:b/>
+        </w:rPr>
+        <w:t>Camera Access:</w:t>
+      </w:r>
+      <w:r>
+        <w:t xml:space="preserve"> Ensure the BDF system process has the necessary permissions to access the cameras.</w:t>
+      </w:r>
+    </w:p>
+    <w:p>
+      <w:r/>
+      <w:r>
+        <w:rPr>
+          <w:b/>
+        </w:rPr>
+        <w:t>If using `remote` camera mode:</w:t>
+      </w:r>
+      <w:r/>
+    </w:p>
+    <w:p>
+      <w:pPr>
+        <w:pStyle w:val="ListBullet"/>
+      </w:pPr>
+      <w:r/>
+      <w:r>
+        <w:rPr>
+          <w:b/>
+        </w:rPr>
+        <w:t>Base URL:</w:t>
+      </w:r>
+      <w:r>
+        <w:t xml:space="preserve"> Verify the `REMOTE_CAMERA_BASE_URL` setting for typos.</w:t>
+      </w:r>
+    </w:p>
+    <w:p>
+      <w:pPr>
+        <w:pStyle w:val="ListBullet"/>
+      </w:pPr>
+      <w:r/>
+      <w:r>
+        <w:rPr>
+          <w:b/>
+        </w:rPr>
+        <w:t>Camera Service Status:</w:t>
+      </w:r>
+      <w:r>
+        <w:t xml:space="preserve"> Confirm the dedicated camera service (on the camera host) is running.</w:t>
+      </w:r>
+    </w:p>
+    <w:p>
+      <w:pPr>
+        <w:pStyle w:val="ListBullet"/>
+      </w:pPr>
+      <w:r/>
+      <w:r>
+        <w:rPr>
+          <w:b/>
+        </w:rPr>
+        <w:t>Remote Capture:</w:t>
+      </w:r>
+      <w:r>
+        <w:t xml:space="preserve"> Check if `GET &lt;REMOTE_CAMERA_BASE_URL&gt;/capture` returns a JPEG image from the camera host.</w:t>
+      </w:r>
+    </w:p>
+    <w:p>
+      <w:r/>
+      <w:r>
+        <w:rPr>
+          <w:b/>
+        </w:rPr>
+        <w:t>If using `emulated` camera mode:</w:t>
+      </w:r>
+      <w:r/>
+    </w:p>
+    <w:p>
+      <w:pPr>
+        <w:pStyle w:val="ListBullet"/>
+      </w:pPr>
+      <w:r/>
+      <w:r>
+        <w:rPr>
+          <w:b/>
+        </w:rPr>
+        <w:t>Mode Setting:</w:t>
+      </w:r>
+      <w:r>
+        <w:t xml:space="preserve"> Verify `CAMERA_MODE=emulated` in your configuration.</w:t>
+      </w:r>
+    </w:p>
+    <w:p>
+      <w:pPr>
+        <w:pStyle w:val="ListBullet"/>
+      </w:pPr>
+      <w:r/>
+      <w:r>
+        <w:rPr>
+          <w:b/>
+        </w:rPr>
+        <w:t>Source Image:</w:t>
+      </w:r>
+      <w:r>
+        <w:t xml:space="preserve"> If `EMULATED_CAMERA_IMAGE_PATH` is set, ensure it points to a readable image file.</w:t>
+      </w:r>
+    </w:p>
+    <w:p>
+      <w:pPr>
+        <w:pStyle w:val="Heading2"/>
+      </w:pPr>
+      <w:r>
+        <w:t>Camera Not Operating (Camera Busy Or Unavailable)</w:t>
+      </w:r>
+    </w:p>
+    <w:p>
       <w:r/>
       <w:r>
         <w:rPr>
@@ -1423,32 +5849,33 @@
         </w:rPr>
         <w:t>Symptoms:</w:t>
       </w:r>
-      <w:r>
-        <w:t xml:space="preserve"> `/status` reports camera not ready, logs mention camera initialization failure or busy hardware.</w:t>
-      </w:r>
-    </w:p>
-    <w:p>
-      <w:pPr>
-        <w:pStyle w:val="ListBullet"/>
-      </w:pPr>
+      <w:r/>
+    </w:p>
+    <w:p>
+      <w:pPr>
+        <w:pStyle w:val="ListBullet"/>
+      </w:pPr>
+      <w:r>
+        <w:t>`/status` reports `camera not ready`.</w:t>
+      </w:r>
+    </w:p>
+    <w:p>
+      <w:pPr>
+        <w:pStyle w:val="ListBullet"/>
+      </w:pPr>
+      <w:r>
+        <w:t>Logs mention `camera initialization failure` or `busy hardware`.</w:t>
+      </w:r>
+    </w:p>
+    <w:p>
       <w:r/>
       <w:r>
         <w:rPr>
           <w:b/>
         </w:rPr>
-        <w:t>Solution:</w:t>
-      </w:r>
-      <w:r>
-        <w:t xml:space="preserve"> Close Pylon Viewer or any other applications using the cameras. Confirm no other instance of the BDF service is running. A host restart might be necessary if the driver state appears stuck.</w:t>
-      </w:r>
-    </w:p>
-    <w:p>
-      <w:pPr>
-        <w:pStyle w:val="Heading3"/>
-      </w:pPr>
-      <w:r>
-        <w:t>Remote Camera Mode Does Not Refresh</w:t>
-      </w:r>
+        <w:t>What to Check:</w:t>
+      </w:r>
+      <w:r/>
     </w:p>
     <w:p>
       <w:pPr>
@@ -1459,10 +5886,103 @@
         <w:rPr>
           <w:b/>
         </w:rPr>
-        <w:t>Check `REMOTE_CAMERA_BASE_URL`:</w:t>
-      </w:r>
-      <w:r>
-        <w:t xml:space="preserve"> Confirm no typos and the camera host exposes port `8001`.</w:t>
+        <w:t>Close Other Applications:</w:t>
+      </w:r>
+      <w:r>
+        <w:t xml:space="preserve"> Ensure Pylon Viewer or any other software using the cameras is closed.</w:t>
+      </w:r>
+    </w:p>
+    <w:p>
+      <w:pPr>
+        <w:pStyle w:val="ListBullet"/>
+      </w:pPr>
+      <w:r/>
+      <w:r>
+        <w:rPr>
+          <w:b/>
+        </w:rPr>
+        <w:t>Previous Instances:</w:t>
+      </w:r>
+      <w:r>
+        <w:t xml:space="preserve"> Confirm no older copies of the BDF service are still running in the background.</w:t>
+      </w:r>
+    </w:p>
+    <w:p>
+      <w:pPr>
+        <w:pStyle w:val="ListBullet"/>
+      </w:pPr>
+      <w:r/>
+      <w:r>
+        <w:rPr>
+          <w:b/>
+        </w:rPr>
+        <w:t>Restart Host:</w:t>
+      </w:r>
+      <w:r>
+        <w:t xml:space="preserve"> If the camera driver appears stuck, a host machine restart might resolve the issue.</w:t>
+      </w:r>
+    </w:p>
+    <w:p>
+      <w:pPr>
+        <w:pStyle w:val="Heading2"/>
+      </w:pPr>
+      <w:r>
+        <w:t>Remote Camera Feed Not Updating (Remote Camera Mode Does Not Refresh)</w:t>
+      </w:r>
+    </w:p>
+    <w:p>
+      <w:r/>
+      <w:r>
+        <w:rPr>
+          <w:b/>
+        </w:rPr>
+        <w:t>Check:</w:t>
+      </w:r>
+      <w:r/>
+    </w:p>
+    <w:p>
+      <w:pPr>
+        <w:pStyle w:val="ListBullet"/>
+      </w:pPr>
+      <w:r/>
+      <w:r>
+        <w:rPr>
+          <w:b/>
+        </w:rPr>
+        <w:t>Base URL Accuracy:</w:t>
+      </w:r>
+      <w:r>
+        <w:t xml:space="preserve"> Ensure `REMOTE_CAMERA_BASE_URL` has no typos.</w:t>
+      </w:r>
+    </w:p>
+    <w:p>
+      <w:pPr>
+        <w:pStyle w:val="ListBullet"/>
+      </w:pPr>
+      <w:r/>
+      <w:r>
+        <w:rPr>
+          <w:b/>
+        </w:rPr>
+        <w:t>Port Exposure:</w:t>
+      </w:r>
+      <w:r>
+        <w:t xml:space="preserve"> Verify the camera host exposes port `8001`.</w:t>
+      </w:r>
+    </w:p>
+    <w:p>
+      <w:pPr>
+        <w:pStyle w:val="ListBullet"/>
+      </w:pPr>
+      <w:r/>
+      <w:r>
+        <w:rPr>
+          <w:b/>
+        </w:rPr>
+        <w:t>Remote Status:</w:t>
+      </w:r>
+      <w:r>
+        <w:t xml:space="preserve"> Confirm `GET &lt;REMOTE_CAMERA_BASE_URL&gt;/status` returns a `200` response.</w:t>
       </w:r>
     </w:p>
     <w:p>
@@ -1477,31 +5997,18 @@
         <w:t>Network Reachability:</w:t>
       </w:r>
       <w:r>
-        <w:t xml:space="preserve"> Verify the main app can connect to the camera host from its own environment.</w:t>
-      </w:r>
-    </w:p>
-    <w:p>
-      <w:pPr>
-        <w:pStyle w:val="ListBullet"/>
-      </w:pPr>
+        <w:t xml:space="preserve"> Ensure the main BDF application can reach the camera host from its environment (e.g., check firewall rules).</w:t>
+      </w:r>
+    </w:p>
+    <w:p>
       <w:r/>
       <w:r>
         <w:rPr>
           <w:b/>
         </w:rPr>
-        <w:t>Camera Service Health:</w:t>
-      </w:r>
-      <w:r>
-        <w:t xml:space="preserve"> Ensure `GET &lt;REMOTE_CAMERA_BASE_URL&gt;/status` returns `200`.</w:t>
-      </w:r>
-    </w:p>
-    <w:p>
-      <w:pPr>
-        <w:pStyle w:val="Heading3"/>
-      </w:pPr>
-      <w:r>
-        <w:t>WebSocket Stream Shows Text Instead of Images</w:t>
-      </w:r>
+        <w:t>Common Causes:</w:t>
+      </w:r>
+      <w:r/>
     </w:p>
     <w:p>
       <w:pPr>
@@ -1512,10 +6019,10 @@
         <w:rPr>
           <w:b/>
         </w:rPr>
-        <w:t>Expected Behavior:</w:t>
-      </w:r>
-      <w:r>
-        <w:t xml:space="preserve"> This occurs when the camera is warming up, initialization failed, or a valid frame hasn't been polled in `remote` mode yet.</w:t>
+        <w:t>Docker Network:</w:t>
+      </w:r>
+      <w:r>
+        <w:t xml:space="preserve"> If using Docker, the container might not be able to reach the host URL (e.g., using an incorrect IP or hostname).</w:t>
       </w:r>
     </w:p>
     <w:p>
@@ -1527,24 +6034,463 @@
         <w:rPr>
           <w:b/>
         </w:rPr>
-        <w:t>Solution:</w:t>
-      </w:r>
-      <w:r>
-        <w:t xml:space="preserve"> The text typically indicates camera status or `warming_up`. Wait for the camera to become ready.</w:t>
-      </w:r>
-    </w:p>
-    <w:p>
-      <w:pPr>
-        <w:pStyle w:val="Heading3"/>
-      </w:pPr>
-      <w:r>
-        <w:t>AI Never Becomes Ready</w:t>
-      </w:r>
-    </w:p>
-    <w:p>
-      <w:pPr>
-        <w:pStyle w:val="ListBullet"/>
-      </w:pPr>
+        <w:t>Firewall:</w:t>
+      </w:r>
+      <w:r>
+        <w:t xml:space="preserve"> Windows firewall on the camera host might be blocking port `8001`.</w:t>
+      </w:r>
+    </w:p>
+    <w:p>
+      <w:pPr>
+        <w:pStyle w:val="ListBullet"/>
+      </w:pPr>
+      <w:r/>
+      <w:r>
+        <w:rPr>
+          <w:b/>
+        </w:rPr>
+        <w:t>Remote Capture Failure:</w:t>
+      </w:r>
+      <w:r>
+        <w:t xml:space="preserve"> The camera host might be up, but its own `/capture` endpoint could be failing.</w:t>
+      </w:r>
+    </w:p>
+    <w:p>
+      <w:pPr>
+        <w:pStyle w:val="Heading2"/>
+      </w:pPr>
+      <w:r>
+        <w:t>Live Feed Shows Messages Instead of Images (WebSocket Stream Shows Text Instead Of Images)</w:t>
+      </w:r>
+    </w:p>
+    <w:p>
+      <w:r>
+        <w:t>This behavior is expected in certain conditions:</w:t>
+      </w:r>
+    </w:p>
+    <w:p>
+      <w:r/>
+      <w:r>
+        <w:rPr>
+          <w:b/>
+        </w:rPr>
+        <w:t>This is normal when:</w:t>
+      </w:r>
+      <w:r/>
+    </w:p>
+    <w:p>
+      <w:pPr>
+        <w:pStyle w:val="ListBullet"/>
+      </w:pPr>
+      <w:r>
+        <w:t>The camera system is warming up.</w:t>
+      </w:r>
+    </w:p>
+    <w:p>
+      <w:pPr>
+        <w:pStyle w:val="ListBullet"/>
+      </w:pPr>
+      <w:r>
+        <w:t>Camera initialization has failed.</w:t>
+      </w:r>
+    </w:p>
+    <w:p>
+      <w:pPr>
+        <w:pStyle w:val="ListBullet"/>
+      </w:pPr>
+      <w:r>
+        <w:t>In `remote` mode, the system has not yet received a valid image from the camera service.</w:t>
+      </w:r>
+    </w:p>
+    <w:p>
+      <w:r/>
+      <w:r>
+        <w:rPr>
+          <w:b/>
+        </w:rPr>
+        <w:t>The text messages usually indicate:</w:t>
+      </w:r>
+      <w:r/>
+    </w:p>
+    <w:p>
+      <w:pPr>
+        <w:pStyle w:val="ListBullet"/>
+      </w:pPr>
+      <w:r>
+        <w:t>Camera status updates (e.g., `camera error`).</w:t>
+      </w:r>
+    </w:p>
+    <w:p>
+      <w:pPr>
+        <w:pStyle w:val="ListBullet"/>
+      </w:pPr>
+      <w:r>
+        <w:t>`warming_up` messages.</w:t>
+      </w:r>
+    </w:p>
+    <w:p>
+      <w:pPr>
+        <w:pStyle w:val="Heading2"/>
+      </w:pPr>
+      <w:r>
+        <w:t>Automated Inspection Not Starting (AI Never Becomes Ready)</w:t>
+      </w:r>
+    </w:p>
+    <w:p>
+      <w:r/>
+      <w:r>
+        <w:rPr>
+          <w:b/>
+        </w:rPr>
+        <w:t>Possible Causes:</w:t>
+      </w:r>
+      <w:r/>
+    </w:p>
+    <w:p>
+      <w:pPr>
+        <w:pStyle w:val="ListBullet"/>
+      </w:pPr>
+      <w:r>
+        <w:t>Invalid Roboflow credentials.</w:t>
+      </w:r>
+    </w:p>
+    <w:p>
+      <w:pPr>
+        <w:pStyle w:val="ListBullet"/>
+      </w:pPr>
+      <w:r>
+        <w:t>Long initialization time for large AI models.</w:t>
+      </w:r>
+    </w:p>
+    <w:p>
+      <w:pPr>
+        <w:pStyle w:val="ListBullet"/>
+      </w:pPr>
+      <w:r>
+        <w:t>Unsupported local runtime environment (e.g., missing GPU drivers).</w:t>
+      </w:r>
+    </w:p>
+    <w:p>
+      <w:r/>
+      <w:r>
+        <w:rPr>
+          <w:b/>
+        </w:rPr>
+        <w:t>What to Verify:</w:t>
+      </w:r>
+      <w:r/>
+    </w:p>
+    <w:p>
+      <w:pPr>
+        <w:pStyle w:val="ListBullet"/>
+      </w:pPr>
+      <w:r/>
+      <w:r>
+        <w:rPr>
+          <w:b/>
+        </w:rPr>
+        <w:t>System Status:</w:t>
+      </w:r>
+      <w:r>
+        <w:t xml:space="preserve"> Call `GET /status` and check the `ai` section.</w:t>
+      </w:r>
+    </w:p>
+    <w:p>
+      <w:pPr>
+        <w:pStyle w:val="ListBullet"/>
+      </w:pPr>
+      <w:r/>
+      <w:r>
+        <w:rPr>
+          <w:b/>
+        </w:rPr>
+        <w:t>Credentials:</w:t>
+      </w:r>
+      <w:r>
+        <w:t xml:space="preserve"> Confirm your `.env` file contains valid AI credentials (e.g., `ROBOFLOW_API_KEY`).</w:t>
+      </w:r>
+    </w:p>
+    <w:p>
+      <w:pPr>
+        <w:pStyle w:val="ListBullet"/>
+      </w:pPr>
+      <w:r/>
+      <w:r>
+        <w:rPr>
+          <w:b/>
+        </w:rPr>
+        <w:t>Model Name:</w:t>
+      </w:r>
+      <w:r>
+        <w:t xml:space="preserve"> Verify `AI_MODEL_NAME` in your configuration is set to the intended model.</w:t>
+      </w:r>
+    </w:p>
+    <w:p>
+      <w:pPr>
+        <w:pStyle w:val="Heading2"/>
+      </w:pPr>
+      <w:r>
+        <w:t>On-Demand Image Analysis Fails (POST /inference Returns 404)</w:t>
+      </w:r>
+    </w:p>
+    <w:p>
+      <w:r/>
+      <w:r>
+        <w:rPr>
+          <w:b/>
+        </w:rPr>
+        <w:t>Check:</w:t>
+      </w:r>
+      <w:r/>
+    </w:p>
+    <w:p>
+      <w:pPr>
+        <w:pStyle w:val="ListBullet"/>
+      </w:pPr>
+      <w:r/>
+      <w:r>
+        <w:rPr>
+          <w:b/>
+        </w:rPr>
+        <w:t>Source Directory:</w:t>
+      </w:r>
+      <w:r>
+        <w:t xml:space="preserve"> Confirm `SrcDir` points to an existing directory on the machine running the main BDF app.</w:t>
+      </w:r>
+    </w:p>
+    <w:p>
+      <w:pPr>
+        <w:pStyle w:val="ListBullet"/>
+      </w:pPr>
+      <w:r/>
+      <w:r>
+        <w:rPr>
+          <w:b/>
+        </w:rPr>
+        <w:t>Image Name:</w:t>
+      </w:r>
+      <w:r>
+        <w:t xml:space="preserve"> Verify `ImageName` is correct.</w:t>
+      </w:r>
+    </w:p>
+    <w:p>
+      <w:pPr>
+        <w:pStyle w:val="ListBullet"/>
+      </w:pPr>
+      <w:r/>
+      <w:r>
+        <w:rPr>
+          <w:b/>
+        </w:rPr>
+        <w:t>Full Path:</w:t>
+      </w:r>
+      <w:r>
+        <w:t xml:space="preserve"> Ensure the combined path `SrcDir/ImageName` points to an existing and readable image file.</w:t>
+      </w:r>
+    </w:p>
+    <w:p>
+      <w:r/>
+      <w:r>
+        <w:rPr>
+          <w:b/>
+        </w:rPr>
+        <w:t>Remember:</w:t>
+      </w:r>
+      <w:r/>
+    </w:p>
+    <w:p>
+      <w:pPr>
+        <w:pStyle w:val="ListBullet"/>
+      </w:pPr>
+      <w:r>
+        <w:t>This endpoint reads product images directly from the local disk of the machine running the main BDF application.</w:t>
+      </w:r>
+    </w:p>
+    <w:p>
+      <w:pPr>
+        <w:pStyle w:val="ListBullet"/>
+      </w:pPr>
+      <w:r>
+        <w:t>It does not fetch images from remote network locations.</w:t>
+      </w:r>
+    </w:p>
+    <w:p>
+      <w:pPr>
+        <w:pStyle w:val="Heading2"/>
+      </w:pPr>
+      <w:r>
+        <w:t>Color Analysis Data Is Missing (Color Endpoints Return Empty Data)</w:t>
+      </w:r>
+    </w:p>
+    <w:p>
+      <w:r/>
+      <w:r>
+        <w:rPr>
+          <w:b/>
+        </w:rPr>
+        <w:t>Possible Reasons:</w:t>
+      </w:r>
+      <w:r/>
+    </w:p>
+    <w:p>
+      <w:pPr>
+        <w:pStyle w:val="ListBullet"/>
+      </w:pPr>
+      <w:r/>
+      <w:r>
+        <w:rPr>
+          <w:b/>
+        </w:rPr>
+        <w:t>Detection/Tracking Disabled:</w:t>
+      </w:r>
+      <w:r>
+        <w:t xml:space="preserve"> `DETECTION_AND_TRACK=false` in your configuration.</w:t>
+      </w:r>
+    </w:p>
+    <w:p>
+      <w:pPr>
+        <w:pStyle w:val="ListBullet"/>
+      </w:pPr>
+      <w:r/>
+      <w:r>
+        <w:rPr>
+          <w:b/>
+        </w:rPr>
+        <w:t>AI Model Not Ready:</w:t>
+      </w:r>
+      <w:r>
+        <w:t xml:space="preserve"> The AI model is still loading or has failed.</w:t>
+      </w:r>
+    </w:p>
+    <w:p>
+      <w:pPr>
+        <w:pStyle w:val="ListBullet"/>
+      </w:pPr>
+      <w:r/>
+      <w:r>
+        <w:rPr>
+          <w:b/>
+        </w:rPr>
+        <w:t>No Tracked Objects:</w:t>
+      </w:r>
+      <w:r>
+        <w:t xml:space="preserve"> No products have been detected and tracked since the last buffer clear.</w:t>
+      </w:r>
+    </w:p>
+    <w:p>
+      <w:pPr>
+        <w:pStyle w:val="ListBullet"/>
+      </w:pPr>
+      <w:r/>
+      <w:r>
+        <w:rPr>
+          <w:b/>
+        </w:rPr>
+        <w:t>Buffer Already Cleared:</w:t>
+      </w:r>
+      <w:r>
+        <w:t xml:space="preserve"> A previous `GET /color-data` or `POST /color-analysis` API call already emptied the buffer.</w:t>
+      </w:r>
+    </w:p>
+    <w:p>
+      <w:pPr>
+        <w:pStyle w:val="Heading2"/>
+      </w:pPr>
+      <w:r>
+        <w:t>External Analysis Connection Fails (External Inference Endpoint Fails)</w:t>
+      </w:r>
+    </w:p>
+    <w:p>
+      <w:r/>
+      <w:r>
+        <w:rPr>
+          <w:b/>
+        </w:rPr>
+        <w:t>Possible Causes:</w:t>
+      </w:r>
+      <w:r/>
+    </w:p>
+    <w:p>
+      <w:pPr>
+        <w:pStyle w:val="ListBullet"/>
+      </w:pPr>
+      <w:r>
+        <w:t>`INFERENCE_URL` is incorrect.</w:t>
+      </w:r>
+    </w:p>
+    <w:p>
+      <w:pPr>
+        <w:pStyle w:val="ListBullet"/>
+      </w:pPr>
+      <w:r>
+        <w:t>`INFERENCE_API_HEADER` is incorrect.</w:t>
+      </w:r>
+    </w:p>
+    <w:p>
+      <w:pPr>
+        <w:pStyle w:val="ListBullet"/>
+      </w:pPr>
+      <w:r>
+        <w:t>`INFERENCE_API_KEY` is incorrect or missing.</w:t>
+      </w:r>
+    </w:p>
+    <w:p>
+      <w:pPr>
+        <w:pStyle w:val="ListBullet"/>
+      </w:pPr>
+      <w:r>
+        <w:t>The external inference service is unavailable or unreachable.</w:t>
+      </w:r>
+    </w:p>
+    <w:p>
+      <w:r/>
+      <w:r>
+        <w:rPr>
+          <w:b/>
+        </w:rPr>
+        <w:t>What to Verify:</w:t>
+      </w:r>
+      <w:r/>
+    </w:p>
+    <w:p>
+      <w:pPr>
+        <w:pStyle w:val="ListBullet"/>
+      </w:pPr>
+      <w:r/>
+      <w:r>
+        <w:rPr>
+          <w:b/>
+        </w:rPr>
+        <w:t>Configuration Files:</w:t>
+      </w:r>
+      <w:r>
+        <w:t xml:space="preserve"> Check your `.env` and `settings.json` files for correct settings.</w:t>
+      </w:r>
+    </w:p>
+    <w:p>
+      <w:pPr>
+        <w:pStyle w:val="ListBullet"/>
+      </w:pPr>
+      <w:r/>
+      <w:r>
+        <w:rPr>
+          <w:b/>
+        </w:rPr>
+        <w:t>Network Reachability:</w:t>
+      </w:r>
+      <w:r>
+        <w:t xml:space="preserve"> Confirm that the machine running the main BDF app can reach the external inference service over the network.</w:t>
+      </w:r>
+    </w:p>
+    <w:p>
+      <w:pPr>
+        <w:pStyle w:val="Heading2"/>
+      </w:pPr>
+      <w:r>
+        <w:t>Incorrect Colors or Image Errors (Pixel Format Problems)</w:t>
+      </w:r>
+    </w:p>
+    <w:p>
       <w:r/>
       <w:r>
         <w:rPr>
@@ -1552,32 +6498,41 @@
         </w:rPr>
         <w:t>Symptoms:</w:t>
       </w:r>
-      <w:r>
-        <w:t xml:space="preserve"> `/status` shows `ai.phase` stuck in `pending` or `active`.</w:t>
-      </w:r>
-    </w:p>
-    <w:p>
-      <w:pPr>
-        <w:pStyle w:val="ListBullet"/>
-      </w:pPr>
+      <w:r/>
+    </w:p>
+    <w:p>
+      <w:pPr>
+        <w:pStyle w:val="ListBullet"/>
+      </w:pPr>
+      <w:r>
+        <w:t>Wrong colors in the output product images.</w:t>
+      </w:r>
+    </w:p>
+    <w:p>
+      <w:pPr>
+        <w:pStyle w:val="ListBullet"/>
+      </w:pPr>
+      <w:r>
+        <w:t>Conversion errors during image capture.</w:t>
+      </w:r>
+    </w:p>
+    <w:p>
+      <w:pPr>
+        <w:pStyle w:val="ListBullet"/>
+      </w:pPr>
+      <w:r>
+        <w:t>OpenCV errors related to YUV conversion.</w:t>
+      </w:r>
+    </w:p>
+    <w:p>
       <w:r/>
       <w:r>
         <w:rPr>
           <w:b/>
         </w:rPr>
-        <w:t>Verification:</w:t>
-      </w:r>
-      <w:r>
-        <w:t xml:space="preserve"> Check `/status` for error messages. Ensure your `.env` contains valid Roboflow credentials and `AI_MODEL_NAME` is set correctly. Large models may take time to initialize.</w:t>
-      </w:r>
-    </w:p>
-    <w:p>
-      <w:pPr>
-        <w:pStyle w:val="Heading3"/>
-      </w:pPr>
-      <w:r>
-        <w:t>`POST /inference` Returns 404</w:t>
-      </w:r>
+        <w:t>What to Verify:</w:t>
+      </w:r>
+      <w:r/>
     </w:p>
     <w:p>
       <w:pPr>
@@ -1588,10 +6543,10 @@
         <w:rPr>
           <w:b/>
         </w:rPr>
-        <w:t>Symptoms:</w:t>
-      </w:r>
-      <w:r>
-        <w:t xml:space="preserve"> The endpoint cannot find the specified image file.</w:t>
+        <w:t>Pixel Format Setting:</w:t>
+      </w:r>
+      <w:r>
+        <w:t xml:space="preserve"> Ensure `CAMERA_PIXEL_FORMAT` in your configuration accurately matches the actual pixel output format of your Basler cameras.</w:t>
       </w:r>
     </w:p>
     <w:p>
@@ -1603,18 +6558,10 @@
         <w:rPr>
           <w:b/>
         </w:rPr>
-        <w:t>Verification:</w:t>
-      </w:r>
-      <w:r>
-        <w:t xml:space="preserve"> Ensure `SrcDir` points to an existing directory on the machine running the main app, and `ImageName` is correct. The combined path `SrcDir/ImageName` must exist locally. This endpoint does not fetch remote URLs.</w:t>
-      </w:r>
-    </w:p>
-    <w:p>
-      <w:pPr>
-        <w:pStyle w:val="Heading3"/>
-      </w:pPr>
-      <w:r>
-        <w:t>Color Endpoints Return Empty Data</w:t>
+        <w:t>Pylon Configuration:</w:t>
+      </w:r>
+      <w:r>
+        <w:t xml:space="preserve"> If camera configuration is managed externally, set `CAMERA_CONFIG_BY_PYLON=true`.</w:t>
       </w:r>
     </w:p>
     <w:p>
@@ -1626,227 +6573,107 @@
         <w:rPr>
           <w:b/>
         </w:rPr>
-        <w:t>Possible Reasons:</w:t>
-      </w:r>
-      <w:r/>
-    </w:p>
-    <w:p>
-      <w:pPr>
-        <w:pStyle w:val="ListBullet"/>
-      </w:pPr>
-      <w:r>
-        <w:t>`DETECTION_AND_TRACK=false`: AI detection is required for color analysis.</w:t>
-      </w:r>
-    </w:p>
-    <w:p>
-      <w:pPr>
-        <w:pStyle w:val="ListBullet"/>
-      </w:pPr>
-      <w:r>
-        <w:t>AI model is not ready yet.</w:t>
-      </w:r>
-    </w:p>
-    <w:p>
-      <w:pPr>
-        <w:pStyle w:val="ListBullet"/>
-      </w:pPr>
-      <w:r>
-        <w:t>No tracked objects have been processed since the last buffer clear.</w:t>
-      </w:r>
-    </w:p>
-    <w:p>
-      <w:pPr>
-        <w:pStyle w:val="ListBullet"/>
-      </w:pPr>
-      <w:r>
-        <w:t>A previous call to `GET /color-data` or `POST /color-analysis` already cleared the buffer.</w:t>
-      </w:r>
-    </w:p>
-    <w:p>
-      <w:pPr>
-        <w:pStyle w:val="Heading3"/>
-      </w:pPr>
-      <w:r>
-        <w:t>Pixel Format Problems (Wrong Colors, Conversion Errors)</w:t>
-      </w:r>
-    </w:p>
-    <w:p>
-      <w:pPr>
-        <w:pStyle w:val="ListBullet"/>
-      </w:pPr>
-      <w:r/>
+        <w:t>BGR8 Usage:</w:t>
+      </w:r>
+      <w:r>
+        <w:t xml:space="preserve"> Use `BGR8` as the pixel format when your camera is already configured to emit OpenCV-ready BGR images.</w:t>
+      </w:r>
+    </w:p>
+    <w:p>
+      <w:pPr>
+        <w:pStyle w:val="Heading2"/>
+      </w:pPr>
+      <w:r>
+        <w:t>Step-by-Step Diagnostic Check (General Diagnostic Sequence)</w:t>
+      </w:r>
+    </w:p>
+    <w:p>
+      <w:r>
+        <w:t>Follow these steps for a general diagnosis of your BDF system's operation:</w:t>
+      </w:r>
+    </w:p>
+    <w:p>
+      <w:r>
+        <w:t xml:space="preserve">1.  </w:t>
+      </w:r>
       <w:r>
         <w:rPr>
           <w:b/>
         </w:rPr>
-        <w:t>Symptoms:</w:t>
-      </w:r>
-      <w:r>
-        <w:t xml:space="preserve"> Incorrect colors in output frames, conversion errors during capture, or OpenCV errors involving YUV conversion.</w:t>
-      </w:r>
-    </w:p>
-    <w:p>
-      <w:pPr>
-        <w:pStyle w:val="ListBullet"/>
-      </w:pPr>
-      <w:r/>
+        <w:t>Check Overall Status:</w:t>
+      </w:r>
+      <w:r>
+        <w:t xml:space="preserve"> Call `GET /status`.</w:t>
+      </w:r>
+    </w:p>
+    <w:p>
+      <w:r>
+        <w:t xml:space="preserve">2.  </w:t>
+      </w:r>
       <w:r>
         <w:rPr>
           <w:b/>
         </w:rPr>
-        <w:t>Verification:</w:t>
-      </w:r>
-      <w:r/>
-    </w:p>
-    <w:p>
-      <w:pPr>
-        <w:pStyle w:val="ListBullet"/>
-      </w:pPr>
-      <w:r>
-        <w:t>`CAMERA_PIXEL_FORMAT` in `settings.json` must match the actual camera output.</w:t>
-      </w:r>
-    </w:p>
-    <w:p>
-      <w:pPr>
-        <w:pStyle w:val="ListBullet"/>
-      </w:pPr>
-      <w:r>
-        <w:t>Use `CAMERA_CONFIG_BY_PYLON=true` if an external tool (e.g., Pylon Viewer) manages camera format.</w:t>
-      </w:r>
-    </w:p>
-    <w:p>
-      <w:pPr>
-        <w:pStyle w:val="ListBullet"/>
-      </w:pPr>
-      <w:r>
-        <w:t>`BGR8` is suitable when cameras already output OpenCV-ready frames.</w:t>
-      </w:r>
-    </w:p>
-    <w:p>
-      <w:pPr>
-        <w:pStyle w:val="Heading2"/>
-      </w:pPr>
-      <w:r>
-        <w:t>Deployment Options for BDF</w:t>
-      </w:r>
-    </w:p>
-    <w:p>
-      <w:r>
-        <w:t>The BDF Bakery Automation System can be deployed in several configurations to match your operational needs:</w:t>
-      </w:r>
-    </w:p>
-    <w:p>
-      <w:pPr>
-        <w:pStyle w:val="ListBullet"/>
-      </w:pPr>
-      <w:r/>
+        <w:t>Confirm Camera Ready:</w:t>
+      </w:r>
+      <w:r>
+        <w:t xml:space="preserve"> Verify that `camera.ready` in the status response is `true`.</w:t>
+      </w:r>
+    </w:p>
+    <w:p>
+      <w:r>
+        <w:t xml:space="preserve">3.  </w:t>
+      </w:r>
       <w:r>
         <w:rPr>
           <w:b/>
         </w:rPr>
-        <w:t>Single-Process Local Deployment:</w:t>
-      </w:r>
-      <w:r>
-        <w:t xml:space="preserve"> Simplest for direct camera access on one Windows machine running the main application.</w:t>
-      </w:r>
-    </w:p>
-    <w:p>
-      <w:pPr>
-        <w:pStyle w:val="ListBullet"/>
-      </w:pPr>
-      <w:r>
-        <w:t>Requires `CAMERA_MODE=local`.</w:t>
-      </w:r>
-    </w:p>
-    <w:p>
-      <w:pPr>
-        <w:pStyle w:val="ListBullet"/>
-      </w:pPr>
-      <w:r/>
+        <w:t>Verify Image Capture:</w:t>
+      </w:r>
+      <w:r>
+        <w:t xml:space="preserve"> Confirm that `GET /capture` successfully returns a JPEG image.</w:t>
+      </w:r>
+    </w:p>
+    <w:p>
+      <w:r>
+        <w:t xml:space="preserve">4.  </w:t>
+      </w:r>
       <w:r>
         <w:rPr>
           <w:b/>
         </w:rPr>
-        <w:t>Debug or Hardware-Free Deployment:</w:t>
-      </w:r>
-      <w:r>
-        <w:t xml:space="preserve"> For testing UI/APIs without cameras.</w:t>
-      </w:r>
-    </w:p>
-    <w:p>
-      <w:pPr>
-        <w:pStyle w:val="ListBullet"/>
-      </w:pPr>
-      <w:r>
-        <w:t>Requires `CAMERA_MODE=emulated`.</w:t>
-      </w:r>
-    </w:p>
-    <w:p>
-      <w:pPr>
-        <w:pStyle w:val="ListBullet"/>
-      </w:pPr>
-      <w:r/>
+        <w:t>Check Browser Interface:</w:t>
+      </w:r>
+      <w:r>
+        <w:t xml:space="preserve"> Ensure the browser page on `/` loads and displays live product images.</w:t>
+      </w:r>
+    </w:p>
+    <w:p>
+      <w:r>
+        <w:t xml:space="preserve">5.  </w:t>
+      </w:r>
       <w:r>
         <w:rPr>
           <w:b/>
         </w:rPr>
-        <w:t>Split Camera and App Deployment:</w:t>
-      </w:r>
-      <w:r>
-        <w:t xml:space="preserve"> Ideal for separating camera hardware from the main AI/web application (e.g., for performance or physical isolation).</w:t>
-      </w:r>
-    </w:p>
-    <w:p>
-      <w:pPr>
-        <w:pStyle w:val="ListBullet"/>
-      </w:pPr>
-      <w:r/>
+        <w:t>Wait for AI (If Enabled):</w:t>
+      </w:r>
+      <w:r>
+        <w:t xml:space="preserve"> If AI inspection is enabled, wait for `ai.phase` in the status response to become `ready`.</w:t>
+      </w:r>
+    </w:p>
+    <w:p>
+      <w:r>
+        <w:t xml:space="preserve">6.  </w:t>
+      </w:r>
       <w:r>
         <w:rPr>
           <w:b/>
         </w:rPr>
-        <w:t>Camera Host:</w:t>
-      </w:r>
-      <w:r>
-        <w:t xml:space="preserve"> Runs `camera_main.py` (port `8001`).</w:t>
-      </w:r>
-    </w:p>
-    <w:p>
-      <w:pPr>
-        <w:pStyle w:val="ListBullet"/>
-      </w:pPr>
-      <w:r/>
-      <w:r>
-        <w:rPr>
-          <w:b/>
-        </w:rPr>
-        <w:t>Main App Host:</w:t>
-      </w:r>
-      <w:r>
-        <w:t xml:space="preserve"> Runs `main.py` with `CAMERA_MODE=remote` and `REMOTE_CAMERA_BASE_URL=http://&lt;camera-host&gt;:8001`.</w:t>
-      </w:r>
-    </w:p>
-    <w:p>
-      <w:pPr>
-        <w:pStyle w:val="ListBullet"/>
-      </w:pPr>
-      <w:r/>
-      <w:r>
-        <w:rPr>
-          <w:b/>
-        </w:rPr>
-        <w:t>Docker for the Main App:</w:t>
-      </w:r>
-      <w:r>
-        <w:t xml:space="preserve"> Containerizes the main application, often paired with a Windows host running the camera service.</w:t>
-      </w:r>
-    </w:p>
-    <w:p>
-      <w:pPr>
-        <w:pStyle w:val="ListBullet"/>
-      </w:pPr>
-      <w:r>
-        <w:t>`REMOTE_CAMERA_BASE_URL=http://host.docker.internal:8001` (for Docker to reach the host).</w:t>
+        <w:t>Test AI/Color Functions:</w:t>
+      </w:r>
+      <w:r>
+        <w:t xml:space="preserve"> Once AI is ready, test `POST /analyze`, `POST /inference`, or WebSocket streaming (`/ws`) for annotated frames and color data.</w:t>
       </w:r>
     </w:p>
     <w:sectPr>

--- a/outputs/bdf_bakery_product_doc/bdf_bakery_product_doc.docx
+++ b/outputs/bdf_bakery_product_doc/bdf_bakery_product_doc.docx
@@ -12,188 +12,96 @@
     </w:p>
     <w:p>
       <w:r>
-        <w:t>This document provides customized product documentation for BDF.</w:t>
-      </w:r>
-    </w:p>
-    <w:p>
+        <w:t>```markdown</w:t>
+      </w:r>
+    </w:p>
+    <w:p>
+      <w:r>
+        <w:t>&lt;div align="center"&gt;</w:t>
+      </w:r>
+    </w:p>
+    <w:p>
+      <w:r>
+        <w:t>&lt;img src="docs/images/image.png" alt="BDF Bakery Automation System" width="500"/&gt;</w:t>
+      </w:r>
+    </w:p>
+    <w:p>
+      <w:r>
+        <w:t>&lt;/div&gt;</w:t>
+      </w:r>
+    </w:p>
+    <w:p>
+      <w:pPr>
+        <w:pStyle w:val="Heading1"/>
+      </w:pPr>
+      <w:r>
+        <w:t>BDF Bakery Automation: Racer2 V3 Documentation</w:t>
+      </w:r>
+    </w:p>
+    <w:p>
+      <w:r>
+        <w:t>Welcome to the BDF-customized documentation for Racer2 V3, your advanced AI Core service designed to enhance line-scan acquisition, precise frame stitching, live streaming, and optional AI-assisted inspection for your bakery production lines. This document provides a professional and simple overview, focusing on how Racer2 V3 streamlines automation, improves production monitoring, and offers operator-friendly insights into your processes.</w:t>
+      </w:r>
+    </w:p>
+    <w:p>
+      <w:r>
+        <w:t>---</w:t>
+      </w:r>
+    </w:p>
+    <w:p>
+      <w:pPr>
+        <w:pStyle w:val="Heading2"/>
+      </w:pPr>
+      <w:r>
+        <w:t>1. System Overview</w:t>
+      </w:r>
+    </w:p>
+    <w:p>
+      <w:r>
+        <w:t>Racer2 V3 is engineered to provide BDF with a powerful tool for monitoring and quality control in bakery automation. It integrates two high-speed line cameras to capture and stitch images of your products, offering real-time visual feedback and advanced AI capabilities.</w:t>
+      </w:r>
+    </w:p>
+    <w:p>
+      <w:pPr>
+        <w:pStyle w:val="Heading3"/>
+      </w:pPr>
+      <w:r>
+        <w:t>1.1 Purpose and Benefits for BDF</w:t>
+      </w:r>
+    </w:p>
+    <w:p>
+      <w:r>
+        <w:t>The primary goal of Racer2 V3 is to bring precision and intelligence to your bakery production. For BDF, this means:</w:t>
+      </w:r>
+    </w:p>
+    <w:p>
+      <w:pPr>
+        <w:pStyle w:val="ListBullet"/>
+      </w:pPr>
+      <w:r/>
       <w:r>
         <w:rPr>
           <w:b/>
         </w:rPr>
-      </w:r>
-    </w:p>
-    <w:p>
-      <w:pPr>
-        <w:pStyle w:val="Heading1"/>
-      </w:pPr>
-      <w:r>
-        <w:t>BDF Bakery Automation System Documentation Index</w:t>
-      </w:r>
-    </w:p>
-    <w:p>
-      <w:r>
-        <w:t>This folder contains detailed reference material for your BDF automated inspection system.</w:t>
-      </w:r>
-    </w:p>
-    <w:p>
-      <w:pPr>
-        <w:pStyle w:val="Heading2"/>
-      </w:pPr>
-      <w:r>
-        <w:t>Documents</w:t>
+        <w:t>Automated Product Monitoring</w:t>
+      </w:r>
+      <w:r>
+        <w:t>: Continuous acquisition of detailed images across your production line.</w:t>
       </w:r>
     </w:p>
     <w:p>
       <w:pPr>
         <w:pStyle w:val="ListBullet"/>
       </w:pPr>
-      <w:r>
-        <w:t>[`System Overview: Purpose and Capabilities`](#system-overview-purpose-and-capabilities)</w:t>
-      </w:r>
-    </w:p>
-    <w:p>
-      <w:pPr>
-        <w:pStyle w:val="ListBullet"/>
-      </w:pPr>
-      <w:r>
-        <w:t>Explains the system's role, operating modes, and what it can do for your bakery.</w:t>
-      </w:r>
-    </w:p>
-    <w:p>
-      <w:pPr>
-        <w:pStyle w:val="ListBullet"/>
-      </w:pPr>
-      <w:r>
-        <w:t>[`System Structure: How Your BDF System Works`](#system-structure-how-your-bdf-system-works)</w:t>
-      </w:r>
-    </w:p>
-    <w:p>
-      <w:pPr>
-        <w:pStyle w:val="ListBullet"/>
-      </w:pPr>
-      <w:r>
-        <w:t>Describes the internal organization, camera options, and image processing for optimal production monitoring.</w:t>
-      </w:r>
-    </w:p>
-    <w:p>
-      <w:pPr>
-        <w:pStyle w:val="ListBullet"/>
-      </w:pPr>
-      <w:r>
-        <w:t>[`System Settings: Customizing Your BDF System`](#system-settings-customizing-your-bdf-system)</w:t>
-      </w:r>
-    </w:p>
-    <w:p>
-      <w:pPr>
-        <w:pStyle w:val="ListBullet"/>
-      </w:pPr>
-      <w:r>
-        <w:t>Guides you through `.env` and `settings.json` for configuring system behavior, including cameras and AI.</w:t>
-      </w:r>
-    </w:p>
-    <w:p>
-      <w:pPr>
-        <w:pStyle w:val="ListBullet"/>
-      </w:pPr>
-      <w:r>
-        <w:t>[`API Reference: Connecting to Your BDF System`](#api-reference-connecting-to-your-bdf-system)</w:t>
-      </w:r>
-    </w:p>
-    <w:p>
-      <w:pPr>
-        <w:pStyle w:val="ListBullet"/>
-      </w:pPr>
-      <w:r>
-        <w:t>Provides details for integrating with the main system and dedicated camera service.</w:t>
-      </w:r>
-    </w:p>
-    <w:p>
-      <w:pPr>
-        <w:pStyle w:val="ListBullet"/>
-      </w:pPr>
-      <w:r>
-        <w:t>[`Deployment Options: Setting Up Your BDF System`](#deployment-options-setting-up-your-bdf-system)</w:t>
-      </w:r>
-    </w:p>
-    <w:p>
-      <w:pPr>
-        <w:pStyle w:val="ListBullet"/>
-      </w:pPr>
-      <w:r>
-        <w:t>Offers guidance for local, debug, remote, and containerized installations.</w:t>
-      </w:r>
-    </w:p>
-    <w:p>
-      <w:pPr>
-        <w:pStyle w:val="ListBullet"/>
-      </w:pPr>
-      <w:r>
-        <w:t>[`Core Technologies: Building Blocks of Your BDF System`](#core-technologies-building-blocks-of-your-bdf-system)</w:t>
-      </w:r>
-    </w:p>
-    <w:p>
-      <w:pPr>
-        <w:pStyle w:val="ListBullet"/>
-      </w:pPr>
-      <w:r>
-        <w:t>Briefly outlines the internal camera, AI, and color analysis libraries.</w:t>
-      </w:r>
-    </w:p>
-    <w:p>
-      <w:pPr>
-        <w:pStyle w:val="ListBullet"/>
-      </w:pPr>
-      <w:r>
-        <w:t>[`Troubleshooting Guide: Resolving Common Issues`](#troubleshooting-guide-resolving-common-issues)</w:t>
-      </w:r>
-    </w:p>
-    <w:p>
-      <w:pPr>
-        <w:pStyle w:val="ListBullet"/>
-      </w:pPr>
-      <w:r>
-        <w:t>Helps diagnose and resolve typical operational problems with your BDF system.</w:t>
-      </w:r>
-    </w:p>
-    <w:p>
+      <w:r/>
       <w:r>
         <w:rPr>
           <w:b/>
         </w:rPr>
-      </w:r>
-    </w:p>
-    <w:p>
-      <w:pPr>
-        <w:pStyle w:val="Heading1"/>
-      </w:pPr>
-      <w:r>
-        <w:t>System Overview: Purpose and Capabilities</w:t>
-      </w:r>
-    </w:p>
-    <w:p>
-      <w:pPr>
-        <w:pStyle w:val="Heading2"/>
-      </w:pPr>
-      <w:r>
-        <w:t>Purpose</w:t>
-      </w:r>
-    </w:p>
-    <w:p>
-      <w:r>
-        <w:t>The BDF Bakery Automation System is designed for line-scan acquisition, image stitching, live streaming, and optional AI-assisted inspection of your bakery products. It uses two Basler line cameras to ensure comprehensive quality control and supports flexible workflows for both production and development environments.</w:t>
-      </w:r>
-    </w:p>
-    <w:p>
-      <w:pPr>
-        <w:pStyle w:val="Heading2"/>
-      </w:pPr>
-      <w:r>
-        <w:t>Core Capabilities</w:t>
-      </w:r>
-    </w:p>
-    <w:p>
-      <w:r>
-        <w:t>Your BDF system offers key features to enhance your bakery automation:</w:t>
+        <w:t>Seamless Visual Inspection</w:t>
+      </w:r>
+      <w:r>
+        <w:t>: Stitching images from multiple cameras into a single, comprehensive view of your products.</w:t>
       </w:r>
     </w:p>
     <w:p>
@@ -205,18 +113,10 @@
         <w:rPr>
           <w:b/>
         </w:rPr>
-        <w:t>Dual-Camera Imaging and Stitching:</w:t>
-      </w:r>
-      <w:r>
-        <w:t xml:space="preserve"> High-speed camera acquisition combines multiple camera views into a single, complete image of your product for thorough inspection.</w:t>
-      </w:r>
-    </w:p>
-    <w:p>
-      <w:pPr>
-        <w:pStyle w:val="ListBullet"/>
-      </w:pPr>
-      <w:r>
-        <w:t>*Space for Diagram: Illustrate two cameras capturing a product on a line, then the stitched output image.*</w:t>
+        <w:t>Real-time Insights</w:t>
+      </w:r>
+      <w:r>
+        <w:t>: Live streaming and readily available image captures for immediate operational feedback.</w:t>
       </w:r>
     </w:p>
     <w:p>
@@ -228,10 +128,10 @@
         <w:rPr>
           <w:b/>
         </w:rPr>
-        <w:t>Live Product Feed:</w:t>
-      </w:r>
-      <w:r>
-        <w:t xml:space="preserve"> Browser-friendly JPEG capture and live streaming via WebSocket provide real-time visual monitoring of your production line.</w:t>
+        <w:t>Enhanced Quality Control</w:t>
+      </w:r>
+      <w:r>
+        <w:t>: Optional AI-assisted inspection identifies anomalies and tracks product characteristics, ensuring BDF quality standards are met.</w:t>
       </w:r>
     </w:p>
     <w:p>
@@ -243,9 +143,19 @@
         <w:rPr>
           <w:b/>
         </w:rPr>
-        <w:t>Flexible Camera Operations:</w:t>
-      </w:r>
-      <w:r/>
+        <w:t>Flexible Operations</w:t>
+      </w:r>
+      <w:r>
+        <w:t>: Designed to adapt to different production setups, whether cameras are integrated directly or accessed remotely.</w:t>
+      </w:r>
+    </w:p>
+    <w:p>
+      <w:pPr>
+        <w:pStyle w:val="Heading3"/>
+      </w:pPr>
+      <w:r>
+        <w:t>1.2 Core Capabilities</w:t>
+      </w:r>
     </w:p>
     <w:p>
       <w:pPr>
@@ -256,10 +166,10 @@
         <w:rPr>
           <w:b/>
         </w:rPr>
-        <w:t>Direct Integration (Local):</w:t>
-      </w:r>
-      <w:r>
-        <w:t xml:space="preserve"> The main BDF system directly controls the Basler cameras.</w:t>
+        <w:t>Dual-Camera Acquisition</w:t>
+      </w:r>
+      <w:r>
+        <w:t>: Captures images from two dedicated cameras simultaneously.</w:t>
       </w:r>
     </w:p>
     <w:p>
@@ -271,10 +181,10 @@
         <w:rPr>
           <w:b/>
         </w:rPr>
-        <w:t>Separate Camera Unit (Remote):</w:t>
-      </w:r>
-      <w:r>
-        <w:t xml:space="preserve"> A dedicated camera service runs closer to the production line, sending images to the main BDF system.</w:t>
+        <w:t>Stitched Frame Generation</w:t>
+      </w:r>
+      <w:r>
+        <w:t>: Combines individual camera outputs into a single, wide image for complete product coverage.</w:t>
       </w:r>
     </w:p>
     <w:p>
@@ -286,10 +196,10 @@
         <w:rPr>
           <w:b/>
         </w:rPr>
-        <w:t>Simulation Mode (Emulated):</w:t>
-      </w:r>
-      <w:r>
-        <w:t xml:space="preserve"> Generates synthetic images for testing, training, or UI validation without needing physical cameras.</w:t>
+        <w:t>Easy Image Access</w:t>
+      </w:r>
+      <w:r>
+        <w:t>: Browser-friendly JPEG capture and live video streaming through a web interface.</w:t>
       </w:r>
     </w:p>
     <w:p>
@@ -301,10 +211,10 @@
         <w:rPr>
           <w:b/>
         </w:rPr>
-        <w:t>Optional AI-Powered Inspection:</w:t>
-      </w:r>
-      <w:r>
-        <w:t xml:space="preserve"> Integrate advanced AI models (RF-DETR or YOLO) for automated defect detection and anomaly tracking.</w:t>
+        <w:t>Adaptable Camera Access</w:t>
+      </w:r>
+      <w:r>
+        <w:t>: Supports direct camera connection, remote camera services, or simulated camera feeds for development and testing.</w:t>
       </w:r>
     </w:p>
     <w:p>
@@ -316,10 +226,10 @@
         <w:rPr>
           <w:b/>
         </w:rPr>
-        <w:t>Automated Color Analysis:</w:t>
-      </w:r>
-      <w:r>
-        <w:t xml:space="preserve"> Tracks and analyzes product colors, providing historical data and real-time feedback for consistent quality control.</w:t>
+        <w:t>AI-Powered Inspection</w:t>
+      </w:r>
+      <w:r>
+        <w:t>: Optional AI models for advanced detection, tracking, and annotation of products and features.</w:t>
       </w:r>
     </w:p>
     <w:p>
@@ -331,10 +241,10 @@
         <w:rPr>
           <w:b/>
         </w:rPr>
-        <w:t>External Analysis Integration:</w:t>
-      </w:r>
-      <w:r>
-        <w:t xml:space="preserve"> Ability to forward product images to external systems for additional analysis or quality checks.</w:t>
+        <w:t>Tracked-Object Color Analysis</w:t>
+      </w:r>
+      <w:r>
+        <w:t>: Monitors and records color information for specific product areas, with in-memory buffering for historical data.</w:t>
       </w:r>
     </w:p>
     <w:p>
@@ -346,136 +256,88 @@
         <w:rPr>
           <w:b/>
         </w:rPr>
-        <w:t>On-Demand Image Analysis:</w:t>
-      </w:r>
-      <w:r>
-        <w:t xml:space="preserve"> Analyze specific product images from your local storage using the configured AI pipeline.</w:t>
-      </w:r>
-    </w:p>
-    <w:p>
-      <w:pPr>
-        <w:pStyle w:val="Heading2"/>
-      </w:pPr>
-      <w:r>
-        <w:t>Operating Modes</w:t>
-      </w:r>
-    </w:p>
-    <w:p>
-      <w:r>
-        <w:t>The BDF system can operate in three primary camera modes:</w:t>
-      </w:r>
-    </w:p>
-    <w:p>
-      <w:pPr>
-        <w:pStyle w:val="ListBullet"/>
-      </w:pPr>
-      <w:r/>
+        <w:t>External System Integration</w:t>
+      </w:r>
+      <w:r>
+        <w:t>: Ability to forward frames to other inference services or perform local file-based analysis.</w:t>
+      </w:r>
+    </w:p>
+    <w:p>
+      <w:pPr>
+        <w:pStyle w:val="Heading3"/>
+      </w:pPr>
+      <w:r>
+        <w:t>1.3 How It Works: A High-Level Flow for BDF</w:t>
+      </w:r>
+    </w:p>
+    <w:p>
+      <w:r>
+        <w:t xml:space="preserve">1.  </w:t>
+      </w:r>
       <w:r>
         <w:rPr>
           <w:b/>
         </w:rPr>
-        <w:t>`local` Mode:</w:t>
-      </w:r>
-      <w:r>
-        <w:t xml:space="preserve"> The main system directly manages the Basler cameras for a compact, integrated setup.</w:t>
-      </w:r>
-    </w:p>
-    <w:p>
-      <w:pPr>
-        <w:pStyle w:val="ListBullet"/>
-      </w:pPr>
-      <w:r/>
+        <w:t>System Start</w:t>
+      </w:r>
+      <w:r>
+        <w:t>: The main application launches, ready to manage all operations.</w:t>
+      </w:r>
+    </w:p>
+    <w:p>
+      <w:r>
+        <w:t xml:space="preserve">2.  </w:t>
+      </w:r>
       <w:r>
         <w:rPr>
           <w:b/>
         </w:rPr>
-        <w:t>`remote` Mode:</w:t>
-      </w:r>
-      <w:r>
-        <w:t xml:space="preserve"> The main system communicates with a separate, dedicated camera service (typically running on the production line) over your network.</w:t>
-      </w:r>
-    </w:p>
-    <w:p>
-      <w:pPr>
-        <w:pStyle w:val="ListBullet"/>
-      </w:pPr>
-      <w:r/>
+        <w:t>Camera Setup</w:t>
+      </w:r>
+      <w:r>
+        <w:t>: Based on your BDF setup, the system configures its camera access (direct, remote, or simulated).</w:t>
+      </w:r>
+    </w:p>
+    <w:p>
+      <w:r>
+        <w:t xml:space="preserve">3.  </w:t>
+      </w:r>
       <w:r>
         <w:rPr>
           <w:b/>
         </w:rPr>
-        <w:t>`emulated` Mode:</w:t>
-      </w:r>
-      <w:r>
-        <w:t xml:space="preserve"> The system generates simulated product images internally, ideal for testing the user interface or developing AI models without physical camera hardware.</w:t>
-      </w:r>
-    </w:p>
-    <w:p>
-      <w:r>
-        <w:t>For AI processing, you have two options:</w:t>
-      </w:r>
-    </w:p>
-    <w:p>
-      <w:pPr>
-        <w:pStyle w:val="ListBullet"/>
-      </w:pPr>
-      <w:r/>
+        <w:t>Image Capture</w:t>
+      </w:r>
+      <w:r>
+        <w:t>: The chosen camera setup begins capturing, polling, or generating product images.</w:t>
+      </w:r>
+    </w:p>
+    <w:p>
+      <w:r>
+        <w:t xml:space="preserve">4.  </w:t>
+      </w:r>
       <w:r>
         <w:rPr>
           <w:b/>
         </w:rPr>
-        <w:t>Disabled:</w:t>
-      </w:r>
-      <w:r>
-        <w:t xml:space="preserve"> The system provides raw product images and streaming only, without AI inspection.</w:t>
-      </w:r>
-    </w:p>
-    <w:p>
-      <w:pPr>
-        <w:pStyle w:val="ListBullet"/>
-      </w:pPr>
-      <w:r/>
+        <w:t>AI Readiness (Optional)</w:t>
+      </w:r>
+      <w:r>
+        <w:t>: If AI inspection is enabled, the intelligence models load in the background, reporting their progress.</w:t>
+      </w:r>
+    </w:p>
+    <w:p>
+      <w:r>
+        <w:t xml:space="preserve">5.  </w:t>
+      </w:r>
       <w:r>
         <w:rPr>
           <w:b/>
         </w:rPr>
-        <w:t>Enabled:</w:t>
-      </w:r>
-      <w:r>
-        <w:t xml:space="preserve"> AI models (RF-DETR or YOLO with SORT tracking) perform automated inspection and analysis.</w:t>
-      </w:r>
-    </w:p>
-    <w:p>
-      <w:pPr>
-        <w:pStyle w:val="Heading2"/>
-      </w:pPr>
-      <w:r>
-        <w:t>High-Level Flow</w:t>
-      </w:r>
-    </w:p>
-    <w:p>
-      <w:r>
-        <w:t>1.  The BDF system application starts.</w:t>
-      </w:r>
-    </w:p>
-    <w:p>
-      <w:r>
-        <w:t>2.  Based on your settings, a camera runtime is initialized (local, remote, or emulated).</w:t>
-      </w:r>
-    </w:p>
-    <w:p>
-      <w:r>
-        <w:t>3.  The chosen camera runtime begins capturing, polling, or simulating product images.</w:t>
-      </w:r>
-    </w:p>
-    <w:p>
-      <w:r>
-        <w:t>4.  If AI inspection is enabled, the AI models start loading in the background.</w:t>
-      </w:r>
-    </w:p>
-    <w:p>
-      <w:r>
-        <w:t>5.  The latest product image is made available for:</w:t>
+        <w:t>Data Delivery</w:t>
+      </w:r>
+      <w:r>
+        <w:t>: The latest processed image of your products is made available through various access points:</w:t>
       </w:r>
     </w:p>
     <w:p>
@@ -483,7 +345,7 @@
         <w:pStyle w:val="ListBullet"/>
       </w:pPr>
       <w:r>
-        <w:t>Viewing via a web browser.</w:t>
+        <w:t>For direct image retrieval.</w:t>
       </w:r>
     </w:p>
     <w:p>
@@ -491,7 +353,7 @@
         <w:pStyle w:val="ListBullet"/>
       </w:pPr>
       <w:r>
-        <w:t>Retrieving through an API call.</w:t>
+        <w:t>For sending to external analysis systems.</w:t>
       </w:r>
     </w:p>
     <w:p>
@@ -499,7 +361,7 @@
         <w:pStyle w:val="ListBullet"/>
       </w:pPr>
       <w:r>
-        <w:t>Sending to external analysis services.</w:t>
+        <w:t>For file-based AI analysis.</w:t>
       </w:r>
     </w:p>
     <w:p>
@@ -507,80 +369,183 @@
         <w:pStyle w:val="ListBullet"/>
       </w:pPr>
       <w:r>
-        <w:t>Live streaming via WebSocket.</w:t>
-      </w:r>
-    </w:p>
-    <w:p>
-      <w:r>
-        <w:t>6.  If color analysis is active, relevant product samples are buffered and accessible through specific color endpoints.</w:t>
-      </w:r>
-    </w:p>
-    <w:p>
-      <w:pPr>
-        <w:pStyle w:val="Heading2"/>
-      </w:pPr>
-      <w:r>
-        <w:t>Main Components</w:t>
-      </w:r>
-    </w:p>
-    <w:p>
-      <w:pPr>
-        <w:pStyle w:val="ListBullet"/>
-      </w:pPr>
-      <w:r/>
+        <w:t>For live display in a browser or other applications.</w:t>
+      </w:r>
+    </w:p>
+    <w:p>
+      <w:r>
+        <w:t xml:space="preserve">6.  </w:t>
+      </w:r>
       <w:r>
         <w:rPr>
           <w:b/>
         </w:rPr>
-        <w:t>System Services (`src/server`):</w:t>
-      </w:r>
-      <w:r>
-        <w:t xml:space="preserve"> Manages the application lifecycle, exposes data endpoints, selects camera operation modes, and reports AI status.</w:t>
-      </w:r>
-    </w:p>
-    <w:p>
-      <w:pPr>
-        <w:pStyle w:val="ListBullet"/>
-      </w:pPr>
-      <w:r/>
+        <w:t>Color Analysis (Optional)</w:t>
+      </w:r>
+      <w:r>
+        <w:t>: When active, the system analyzes and buffers color data for tracked objects, providing valuable production monitoring metrics.</w:t>
+      </w:r>
+    </w:p>
+    <w:p>
+      <w:r>
+        <w:t>---</w:t>
+      </w:r>
+    </w:p>
+    <w:p>
+      <w:pPr>
+        <w:pStyle w:val="Heading2"/>
+      </w:pPr>
+      <w:r>
+        <w:t>2. System Architecture</w:t>
+      </w:r>
+    </w:p>
+    <w:p>
+      <w:r>
+        <w:t>The Racer2 V3 system for BDF bakery automation is structured to ensure reliability and performance. It consists of interconnected components designed for efficiency and ease of management.</w:t>
+      </w:r>
+    </w:p>
+    <w:p>
+      <w:r>
+        <w:t>&lt;div align="center"&gt;</w:t>
+      </w:r>
+    </w:p>
+    <w:p>
+      <w:r>
+        <w:t>&lt;!-- Placeholder for a diagram illustrating the runtime layers and their interactions --&gt;</w:t>
+      </w:r>
+    </w:p>
+    <w:p>
+      <w:r>
+        <w:t>*Placeholder: Diagram of System Layers*</w:t>
+      </w:r>
+    </w:p>
+    <w:p>
+      <w:r>
+        <w:t>&lt;/div&gt;</w:t>
+      </w:r>
+    </w:p>
+    <w:p>
+      <w:pPr>
+        <w:pStyle w:val="Heading3"/>
+      </w:pPr>
+      <w:r>
+        <w:t>2.1 Operational Layers</w:t>
+      </w:r>
+    </w:p>
+    <w:p>
+      <w:r>
+        <w:t>The system is organized into three main layers, working together to deliver a comprehensive solution for BDF:</w:t>
+      </w:r>
+    </w:p>
+    <w:p>
+      <w:r>
+        <w:t xml:space="preserve">1.  </w:t>
+      </w:r>
       <w:r>
         <w:rPr>
           <w:b/>
         </w:rPr>
-        <w:t>Operator Interface (`src/front`):</w:t>
-      </w:r>
-      <w:r>
-        <w:t xml:space="preserve"> Provides the web-based viewer and health dashboard for monitoring.</w:t>
+        <w:t>Application Access Points</w:t>
+      </w:r>
+      <w:r>
+        <w:t>: These are the initial gateways to the system, launching the main monitoring application and, if needed, a dedicated camera service.</w:t>
       </w:r>
     </w:p>
     <w:p>
       <w:pPr>
         <w:pStyle w:val="ListBullet"/>
       </w:pPr>
-      <w:r/>
+      <w:r>
+        <w:t>The primary application, handling user interface, streaming, and AI tasks.</w:t>
+      </w:r>
+    </w:p>
+    <w:p>
+      <w:pPr>
+        <w:pStyle w:val="ListBullet"/>
+      </w:pPr>
+      <w:r>
+        <w:t>A separate camera service for direct hardware control, useful for remote deployments.</w:t>
+      </w:r>
+    </w:p>
+    <w:p>
+      <w:r>
+        <w:t xml:space="preserve">2.  </w:t>
+      </w:r>
       <w:r>
         <w:rPr>
           <w:b/>
         </w:rPr>
-        <w:t>Camera Imaging (`src/libs/racer2_camera`):</w:t>
-      </w:r>
-      <w:r>
-        <w:t xml:space="preserve"> Handles camera acquisition, image stitching, resizing, and preparation of product images.</w:t>
+        <w:t>Core Services Layer</w:t>
+      </w:r>
+      <w:r>
+        <w:t>: This layer exposes the main functionalities, including the operator interface, live streaming, AI processing, and color analysis features.</w:t>
       </w:r>
     </w:p>
     <w:p>
       <w:pPr>
         <w:pStyle w:val="ListBullet"/>
       </w:pPr>
-      <w:r/>
+      <w:r>
+        <w:t>Manages the main web interface and core processing.</w:t>
+      </w:r>
+    </w:p>
+    <w:p>
+      <w:pPr>
+        <w:pStyle w:val="ListBullet"/>
+      </w:pPr>
+      <w:r>
+        <w:t>Provides the camera-specific API when a dedicated camera service is used.</w:t>
+      </w:r>
+    </w:p>
+    <w:p>
+      <w:r>
+        <w:t xml:space="preserve">3.  </w:t>
+      </w:r>
       <w:r>
         <w:rPr>
           <w:b/>
         </w:rPr>
-        <w:t>AI Inspection (`src/libs/ai`):</w:t>
-      </w:r>
-      <w:r>
-        <w:t xml:space="preserve"> Manages AI models, performs detection, tracking, and annotation for automated inspection.</w:t>
+        <w:t>Specialized Libraries Layer</w:t>
+      </w:r>
+      <w:r>
+        <w:t>: This layer contains the fundamental building blocks and specialized capabilities for vision, AI, and color analysis.</w:t>
+      </w:r>
+    </w:p>
+    <w:p>
+      <w:pPr>
+        <w:pStyle w:val="ListBullet"/>
+      </w:pPr>
+      <w:r>
+        <w:t>Handles the Basler camera control and image stitching.</w:t>
+      </w:r>
+    </w:p>
+    <w:p>
+      <w:pPr>
+        <w:pStyle w:val="ListBullet"/>
+      </w:pPr>
+      <w:r>
+        <w:t>Contains the AI models and processing logic.</w:t>
+      </w:r>
+    </w:p>
+    <w:p>
+      <w:pPr>
+        <w:pStyle w:val="ListBullet"/>
+      </w:pPr>
+      <w:r>
+        <w:t>Manages color analysis and buffering.</w:t>
+      </w:r>
+    </w:p>
+    <w:p>
+      <w:pPr>
+        <w:pStyle w:val="Heading3"/>
+      </w:pPr>
+      <w:r>
+        <w:t>2.2 Camera Integration</w:t>
+      </w:r>
+    </w:p>
+    <w:p>
+      <w:r>
+        <w:t>The main BDF application intelligently builds its camera runtime to match your specific setup:</w:t>
       </w:r>
     </w:p>
     <w:p>
@@ -592,10 +557,26 @@
         <w:rPr>
           <w:b/>
         </w:rPr>
-        <w:t>Color Analysis (`src/libs/color`):</w:t>
-      </w:r>
-      <w:r>
-        <w:t xml:space="preserve"> Provides color conversion, per-object analysis, and buffering of color data.</w:t>
+        <w:t>Local Mode</w:t>
+      </w:r>
+      <w:r>
+        <w:t>:</w:t>
+      </w:r>
+    </w:p>
+    <w:p>
+      <w:pPr>
+        <w:pStyle w:val="ListBullet"/>
+      </w:pPr>
+      <w:r>
+        <w:t>The system directly controls your Basler cameras within the main application.</w:t>
+      </w:r>
+    </w:p>
+    <w:p>
+      <w:pPr>
+        <w:pStyle w:val="ListBullet"/>
+      </w:pPr>
+      <w:r>
+        <w:t>Ideal when the main application computer is physically connected to the cameras.</w:t>
       </w:r>
     </w:p>
     <w:p>
@@ -607,23 +588,26 @@
         <w:rPr>
           <w:b/>
         </w:rPr>
-        <w:t>Documentation (`Docs`):</w:t>
-      </w:r>
-      <w:r>
-        <w:t xml:space="preserve"> This collection of operational and technical information.</w:t>
-      </w:r>
-    </w:p>
-    <w:p>
-      <w:pPr>
-        <w:pStyle w:val="Heading2"/>
-      </w:pPr>
-      <w:r>
-        <w:t>System Split Options</w:t>
-      </w:r>
-    </w:p>
-    <w:p>
-      <w:r>
-        <w:t>Your BDF system can run as a single process or as two cooperating services:</w:t>
+        <w:t>Remote Mode</w:t>
+      </w:r>
+      <w:r>
+        <w:t>:</w:t>
+      </w:r>
+    </w:p>
+    <w:p>
+      <w:pPr>
+        <w:pStyle w:val="ListBullet"/>
+      </w:pPr>
+      <w:r>
+        <w:t>The main application fetches images and alignment data from a separate camera service.</w:t>
+      </w:r>
+    </w:p>
+    <w:p>
+      <w:pPr>
+        <w:pStyle w:val="ListBullet"/>
+      </w:pPr>
+      <w:r>
+        <w:t>Perfect for setups where cameras need to be close to the hardware, while the main application runs on a different machine.</w:t>
       </w:r>
     </w:p>
     <w:p>
@@ -635,532 +619,424 @@
         <w:rPr>
           <w:b/>
         </w:rPr>
-        <w:t>Main Application:</w:t>
-      </w:r>
-      <w:r>
-        <w:t xml:space="preserve"> On network port `8000` (e.g., for AI, web UI, and data integration).</w:t>
+        <w:t>Emulated Mode</w:t>
+      </w:r>
+      <w:r>
+        <w:t>:</w:t>
       </w:r>
     </w:p>
     <w:p>
       <w:pPr>
         <w:pStyle w:val="ListBullet"/>
       </w:pPr>
-      <w:r/>
+      <w:r>
+        <w:t>Generates synthetic frames internally for development, testing, and UI validation without needing physical cameras.</w:t>
+      </w:r>
+    </w:p>
+    <w:p>
+      <w:pPr>
+        <w:pStyle w:val="ListBullet"/>
+      </w:pPr>
+      <w:r>
+        <w:t>Useful for BDF engineers to develop and test new features offline.</w:t>
+      </w:r>
+    </w:p>
+    <w:p>
+      <w:r>
+        <w:t>The dedicated camera service (if used) supports only `local` or `emulated` camera modes, focusing solely on image acquisition without AI processing.</w:t>
+      </w:r>
+    </w:p>
+    <w:p>
+      <w:pPr>
+        <w:pStyle w:val="Heading3"/>
+      </w:pPr>
+      <w:r>
+        <w:t>2.3 Camera Vision Pipeline</w:t>
+      </w:r>
+    </w:p>
+    <w:p>
+      <w:r>
+        <w:t>The live image acquisition and stitching process is a critical part of Racer2 V3, ensuring high-quality visuals for BDF's production monitoring.</w:t>
+      </w:r>
+    </w:p>
+    <w:p>
+      <w:r>
+        <w:t>&lt;div align="center"&gt;</w:t>
+      </w:r>
+    </w:p>
+    <w:p>
+      <w:r>
+        <w:t>&lt;!-- Placeholder for a diagram illustrating the camera pipeline --&gt;</w:t>
+      </w:r>
+    </w:p>
+    <w:p>
+      <w:r>
+        <w:t>*Placeholder: Diagram of Camera Pipeline*</w:t>
+      </w:r>
+    </w:p>
+    <w:p>
+      <w:r>
+        <w:t>&lt;/div&gt;</w:t>
+      </w:r>
+    </w:p>
+    <w:p>
+      <w:r>
+        <w:t>High-level flow for BDF's product images:</w:t>
+      </w:r>
+    </w:p>
+    <w:p>
+      <w:r>
+        <w:t xml:space="preserve">1.  </w:t>
+      </w:r>
       <w:r>
         <w:rPr>
           <w:b/>
         </w:rPr>
-        <w:t>Optional Dedicated Camera Service:</w:t>
-      </w:r>
-      <w:r>
-        <w:t xml:space="preserve"> On port `8001` (e.g., for direct camera control on the production line).</w:t>
-      </w:r>
-    </w:p>
-    <w:p>
-      <w:r>
-        <w:t>This split is beneficial when the cameras need to be physically close to the Basler hardware on the production line, while the main web or AI processing runs on a separate machine.</w:t>
-      </w:r>
-    </w:p>
-    <w:p>
-      <w:pPr>
-        <w:pStyle w:val="ListBullet"/>
-      </w:pPr>
-      <w:r>
-        <w:t>*Space for Diagram: Illustrate the split deployment, with cameras connected to one unit, sending data to another unit running the main app.*</w:t>
-      </w:r>
-    </w:p>
-    <w:p>
+        <w:t>Camera Discovery</w:t>
+      </w:r>
+      <w:r>
+        <w:t>: Identifies available Basler cameras on your production line.</w:t>
+      </w:r>
+    </w:p>
+    <w:p>
+      <w:r>
+        <w:t xml:space="preserve">2.  </w:t>
+      </w:r>
       <w:r>
         <w:rPr>
           <w:b/>
         </w:rPr>
-      </w:r>
-    </w:p>
-    <w:p>
-      <w:pPr>
-        <w:pStyle w:val="Heading1"/>
-      </w:pPr>
-      <w:r>
-        <w:t>System Structure: How Your BDF System Works</w:t>
-      </w:r>
-    </w:p>
-    <w:p>
-      <w:r>
-        <w:t>This section explains the core components and processes within your BDF system, focusing on how product images are acquired, processed, and analyzed for bakery automation.</w:t>
-      </w:r>
-    </w:p>
-    <w:p>
-      <w:pPr>
-        <w:pStyle w:val="Heading2"/>
-      </w:pPr>
-      <w:r>
-        <w:t>System Services</w:t>
-      </w:r>
-    </w:p>
-    <w:p>
-      <w:r>
-        <w:t>The BDF system is organized into functional layers:</w:t>
-      </w:r>
-    </w:p>
-    <w:p>
-      <w:r>
-        <w:t xml:space="preserve">1.  </w:t>
+        <w:t>Camera Verification</w:t>
+      </w:r>
+      <w:r>
+        <w:t>: Ensures the required number of cameras are connected and ready.</w:t>
+      </w:r>
+    </w:p>
+    <w:p>
+      <w:r>
+        <w:t xml:space="preserve">3.  </w:t>
       </w:r>
       <w:r>
         <w:rPr>
           <w:b/>
         </w:rPr>
-        <w:t>Starting the System:</w:t>
-      </w:r>
-      <w:r/>
-    </w:p>
-    <w:p>
-      <w:pPr>
-        <w:pStyle w:val="ListBullet"/>
-      </w:pPr>
-      <w:r>
-        <w:t>`main.py` launches the main application, typically on port `8000`.</w:t>
-      </w:r>
-    </w:p>
-    <w:p>
-      <w:pPr>
-        <w:pStyle w:val="ListBullet"/>
-      </w:pPr>
-      <w:r>
-        <w:t>`camera_main.py` launches the dedicated camera service, typically on port `8001`.</w:t>
-      </w:r>
-    </w:p>
-    <w:p>
-      <w:r>
-        <w:t xml:space="preserve">2.  </w:t>
+        <w:t>Camera Configuration</w:t>
+      </w:r>
+      <w:r>
+        <w:t>: Sets up camera triggers, pixel formats, and optional white balance, unless external Pylon configurations are specified.</w:t>
+      </w:r>
+    </w:p>
+    <w:p>
+      <w:r>
+        <w:t xml:space="preserve">4.  </w:t>
       </w:r>
       <w:r>
         <w:rPr>
           <w:b/>
         </w:rPr>
-        <w:t>Core Services Layer:</w:t>
-      </w:r>
-      <w:r/>
-    </w:p>
-    <w:p>
-      <w:pPr>
-        <w:pStyle w:val="ListBullet"/>
-      </w:pPr>
-      <w:r>
-        <w:t>`src/server/app.py` provides the main operator interface, live streaming, AI inspection, and color analysis endpoints.</w:t>
-      </w:r>
-    </w:p>
-    <w:p>
-      <w:pPr>
-        <w:pStyle w:val="ListBullet"/>
-      </w:pPr>
-      <w:r>
-        <w:t>`src/server/camera_service.py` offers the camera-only API for the dedicated camera unit.</w:t>
-      </w:r>
-    </w:p>
-    <w:p>
-      <w:r>
-        <w:t xml:space="preserve">3.  </w:t>
+        <w:t>Strip Acquisition</w:t>
+      </w:r>
+      <w:r>
+        <w:t>: Captures multiple "strips" (thin slices) of your product from each camera.</w:t>
+      </w:r>
+    </w:p>
+    <w:p>
+      <w:r>
+        <w:t xml:space="preserve">5.  </w:t>
       </w:r>
       <w:r>
         <w:rPr>
           <w:b/>
         </w:rPr>
-        <w:t>Core Function Libraries Layer:</w:t>
-      </w:r>
-      <w:r/>
-    </w:p>
-    <w:p>
-      <w:pPr>
-        <w:pStyle w:val="ListBullet"/>
-      </w:pPr>
-      <w:r>
-        <w:t>`src/libs/racer2_camera` handles camera imaging and stitching.</w:t>
-      </w:r>
-    </w:p>
-    <w:p>
-      <w:pPr>
-        <w:pStyle w:val="ListBullet"/>
-      </w:pPr>
-      <w:r>
-        <w:t>`src/libs/ai` manages automated inspection and tracking.</w:t>
-      </w:r>
-    </w:p>
-    <w:p>
-      <w:pPr>
-        <w:pStyle w:val="ListBullet"/>
-      </w:pPr>
-      <w:r>
-        <w:t>`src/libs/color` performs color analysis.</w:t>
-      </w:r>
-    </w:p>
-    <w:p>
-      <w:pPr>
-        <w:pStyle w:val="Heading2"/>
-      </w:pPr>
-      <w:r>
-        <w:t>Camera Operation Modes</w:t>
-      </w:r>
-    </w:p>
-    <w:p>
-      <w:r>
-        <w:t>The main BDF application can configure its camera input in `src/server/app.py` using these modes:</w:t>
-      </w:r>
-    </w:p>
-    <w:p>
-      <w:pPr>
-        <w:pStyle w:val="ListBullet"/>
-      </w:pPr>
-      <w:r/>
+        <w:t>Vertical Stacking</w:t>
+      </w:r>
+      <w:r>
+        <w:t>: Stacks these strips vertically for each camera to form a complete product view.</w:t>
+      </w:r>
+    </w:p>
+    <w:p>
+      <w:r>
+        <w:t xml:space="preserve">6.  </w:t>
+      </w:r>
       <w:r>
         <w:rPr>
           <w:b/>
         </w:rPr>
-        <w:t>`local` Mode:</w:t>
-      </w:r>
-      <w:r/>
-    </w:p>
-    <w:p>
-      <w:pPr>
-        <w:pStyle w:val="ListBullet"/>
-      </w:pPr>
-      <w:r>
-        <w:t>Uses `src/server/local_camera_runtime.py`.</w:t>
-      </w:r>
-    </w:p>
-    <w:p>
-      <w:pPr>
-        <w:pStyle w:val="ListBullet"/>
-      </w:pPr>
-      <w:r>
-        <w:t>The BDF system directly accesses Basler cameras within its own process.</w:t>
-      </w:r>
-    </w:p>
-    <w:p>
-      <w:pPr>
-        <w:pStyle w:val="ListBullet"/>
-      </w:pPr>
-      <w:r/>
+        <w:t>Offset Adjustment</w:t>
+      </w:r>
+      <w:r>
+        <w:t>: Applies horizontal and vertical adjustments for precise alignment.</w:t>
+      </w:r>
+    </w:p>
+    <w:p>
+      <w:r>
+        <w:t xml:space="preserve">7.  </w:t>
+      </w:r>
       <w:r>
         <w:rPr>
           <w:b/>
         </w:rPr>
-        <w:t>`remote` Mode:</w:t>
-      </w:r>
-      <w:r/>
-    </w:p>
-    <w:p>
-      <w:pPr>
-        <w:pStyle w:val="ListBullet"/>
-      </w:pPr>
-      <w:r>
-        <w:t>Uses `src/server/remote_camera_runtime.py`.</w:t>
-      </w:r>
-    </w:p>
-    <w:p>
-      <w:pPr>
-        <w:pStyle w:val="ListBullet"/>
-      </w:pPr>
-      <w:r>
-        <w:t>Product images and alignment data are fetched from a separate camera service (the dedicated camera unit).</w:t>
-      </w:r>
-    </w:p>
-    <w:p>
-      <w:pPr>
-        <w:pStyle w:val="ListBullet"/>
-      </w:pPr>
-      <w:r/>
+        <w:t>Image Stitching</w:t>
+      </w:r>
+      <w:r>
+        <w:t>: Combines the outputs from multiple cameras into one seamless, wide image of your product.</w:t>
+      </w:r>
+    </w:p>
+    <w:p>
+      <w:r>
+        <w:t xml:space="preserve">8.  </w:t>
+      </w:r>
       <w:r>
         <w:rPr>
           <w:b/>
         </w:rPr>
-        <w:t>`emulated` Mode:</w:t>
-      </w:r>
-      <w:r/>
-    </w:p>
-    <w:p>
-      <w:pPr>
-        <w:pStyle w:val="ListBullet"/>
-      </w:pPr>
-      <w:r>
-        <w:t>Uses `src/server/emulated_camera_runtime.py`.</w:t>
-      </w:r>
-    </w:p>
-    <w:p>
-      <w:pPr>
-        <w:pStyle w:val="ListBullet"/>
-      </w:pPr>
-      <w:r>
-        <w:t>Synthetic product images are generated internally for development, testing, and training purposes.</w:t>
-      </w:r>
-    </w:p>
-    <w:p>
-      <w:r>
-        <w:t>The dedicated camera service (running via `camera_main.py`) only supports `local` and `emulated` modes, as it does not host AI inspection features itself.</w:t>
-      </w:r>
-    </w:p>
-    <w:p>
-      <w:pPr>
-        <w:pStyle w:val="Heading2"/>
-      </w:pPr>
-      <w:r>
-        <w:t>Product Imaging Pipeline</w:t>
-      </w:r>
-    </w:p>
-    <w:p>
-      <w:r>
-        <w:t>The live image acquisition process is managed in `src/libs/racer2_camera/src/line_camera.py`.</w:t>
-      </w:r>
-    </w:p>
-    <w:p>
-      <w:pPr>
-        <w:pStyle w:val="ListBullet"/>
-      </w:pPr>
-      <w:r>
-        <w:t>*Space for Diagram: Illustrate the camera pipeline steps as a flow chart.*</w:t>
-      </w:r>
-    </w:p>
-    <w:p>
-      <w:r>
-        <w:t>Here’s a high-level flow for how your BDF system captures and prepares product images:</w:t>
-      </w:r>
-    </w:p>
-    <w:p>
-      <w:r>
-        <w:t xml:space="preserve">1.  </w:t>
+        <w:t>Color Conversion</w:t>
+      </w:r>
+      <w:r>
+        <w:t>: Converts the image to a standard BGR format if the original camera output requires it.</w:t>
+      </w:r>
+    </w:p>
+    <w:p>
+      <w:r>
+        <w:t xml:space="preserve">9.  </w:t>
       </w:r>
       <w:r>
         <w:rPr>
           <w:b/>
         </w:rPr>
-        <w:t>Camera Discovery:</w:t>
-      </w:r>
-      <w:r>
-        <w:t xml:space="preserve"> The system identifies connected Basler cameras.</w:t>
-      </w:r>
-    </w:p>
-    <w:p>
-      <w:r>
-        <w:t xml:space="preserve">2.  </w:t>
+        <w:t>Image Processing</w:t>
+      </w:r>
+      <w:r>
+        <w:t>: Resizes and encodes the final image into a JPEG format.</w:t>
+      </w:r>
+    </w:p>
+    <w:p>
+      <w:r>
+        <w:t xml:space="preserve">10. </w:t>
       </w:r>
       <w:r>
         <w:rPr>
           <w:b/>
         </w:rPr>
-        <w:t>Camera Setup:</w:t>
-      </w:r>
-      <w:r>
-        <w:t xml:space="preserve"> It verifies the configured number of cameras and sets up essential features like triggers, pixel format, and optional white balance (unless externally managed).</w:t>
-      </w:r>
-    </w:p>
-    <w:p>
-      <w:r>
-        <w:t xml:space="preserve">3.  </w:t>
-      </w:r>
+        <w:t>Caching</w:t>
+      </w:r>
+      <w:r>
+        <w:t>: Stores the latest JPEG image for quick access by monitoring screens and other applications.</w:t>
+      </w:r>
+    </w:p>
+    <w:p>
+      <w:r>
+        <w:t>Operational adjustments to camera alignment can be managed through dedicated system controls.</w:t>
+      </w:r>
+    </w:p>
+    <w:p>
+      <w:pPr>
+        <w:pStyle w:val="Heading3"/>
+      </w:pPr>
+      <w:r>
+        <w:t>2.4 Remote Camera Operation</w:t>
+      </w:r>
+    </w:p>
+    <w:p>
+      <w:r>
+        <w:t>For BDF setups that benefit from separating camera hardware from the main application, the `remote` camera mode continuously retrieves necessary data from the dedicated camera service. This allows:</w:t>
+      </w:r>
+    </w:p>
+    <w:p>
+      <w:pPr>
+        <w:pStyle w:val="ListBullet"/>
+      </w:pPr>
+      <w:r>
+        <w:t>The camera host to maintain direct, low-latency access to the Basler hardware.</w:t>
+      </w:r>
+    </w:p>
+    <w:p>
+      <w:pPr>
+        <w:pStyle w:val="ListBullet"/>
+      </w:pPr>
+      <w:r>
+        <w:t>The main BDF application to consume processed frames over your network.</w:t>
+      </w:r>
+    </w:p>
+    <w:p>
+      <w:pPr>
+        <w:pStyle w:val="ListBullet"/>
+      </w:pPr>
+      <w:r>
+        <w:t>The web interface and AI stack to be deployed independently, optimizing resource allocation.</w:t>
+      </w:r>
+    </w:p>
+    <w:p>
+      <w:pPr>
+        <w:pStyle w:val="Heading3"/>
+      </w:pPr>
+      <w:r>
+        <w:t>2.5 AI Inspection Pipeline (Optional)</w:t>
+      </w:r>
+    </w:p>
+    <w:p>
+      <w:r>
+        <w:t>The AI pipeline is at the heart of Racer2 V3's advanced inspection capabilities for BDF, automating quality checks and providing valuable data.</w:t>
+      </w:r>
+    </w:p>
+    <w:p>
+      <w:r>
+        <w:t>&lt;div align="center"&gt;</w:t>
+      </w:r>
+    </w:p>
+    <w:p>
+      <w:r>
+        <w:t>&lt;!-- Placeholder for a diagram illustrating the AI pipeline --&gt;</w:t>
+      </w:r>
+    </w:p>
+    <w:p>
+      <w:r>
+        <w:t>*Placeholder: Diagram of AI Pipeline*</w:t>
+      </w:r>
+    </w:p>
+    <w:p>
+      <w:r>
+        <w:t>&lt;/div&gt;</w:t>
+      </w:r>
+    </w:p>
+    <w:p>
+      <w:r>
+        <w:t>The selected AI model is configured to best suit your inspection needs:</w:t>
+      </w:r>
+    </w:p>
+    <w:p>
+      <w:pPr>
+        <w:pStyle w:val="ListBullet"/>
+      </w:pPr>
+      <w:r/>
       <w:r>
         <w:rPr>
           <w:b/>
         </w:rPr>
-        <w:t>Strip Acquisition:</w:t>
-      </w:r>
-      <w:r>
-        <w:t xml:space="preserve"> The cameras capture the configured number of "strips" (thin slices) of each product.</w:t>
-      </w:r>
-    </w:p>
-    <w:p>
-      <w:r>
-        <w:t xml:space="preserve">4.  </w:t>
-      </w:r>
+        <w:t>RF-DETR</w:t>
+      </w:r>
+      <w:r>
+        <w:t>: Utilizes advanced detection and tracking for precise product anomaly identification.</w:t>
+      </w:r>
+    </w:p>
+    <w:p>
+      <w:pPr>
+        <w:pStyle w:val="ListBullet"/>
+      </w:pPr>
+      <w:r/>
       <w:r>
         <w:rPr>
           <w:b/>
         </w:rPr>
-        <w:t>Vertical Stacking:</w:t>
-      </w:r>
-      <w:r>
-        <w:t xml:space="preserve"> These strips are combined vertically for each camera.</w:t>
-      </w:r>
-    </w:p>
-    <w:p>
-      <w:r>
-        <w:t xml:space="preserve">5.  </w:t>
-      </w:r>
+        <w:t>YOLO with SORT</w:t>
+      </w:r>
+      <w:r>
+        <w:t>: A robust combination for general object detection and continuous tracking of products or features.</w:t>
+      </w:r>
+    </w:p>
+    <w:p>
+      <w:r>
+        <w:t>Key operational aspects:</w:t>
+      </w:r>
+    </w:p>
+    <w:p>
+      <w:pPr>
+        <w:pStyle w:val="ListBullet"/>
+      </w:pPr>
+      <w:r/>
       <w:r>
         <w:rPr>
           <w:b/>
         </w:rPr>
-        <w:t>Alignment Adjustment:</w:t>
-      </w:r>
-      <w:r>
-        <w:t xml:space="preserve"> Horizontal and vertical offsets are applied to ensure proper positioning.</w:t>
-      </w:r>
-    </w:p>
-    <w:p>
-      <w:r>
-        <w:t xml:space="preserve">6.  </w:t>
-      </w:r>
+        <w:t>Asynchronous AI Startup</w:t>
+      </w:r>
+      <w:r>
+        <w:t>: AI initialization runs in the background, ensuring the main application starts quickly and doesn't delay production monitoring.</w:t>
+      </w:r>
+    </w:p>
+    <w:p>
+      <w:pPr>
+        <w:pStyle w:val="ListBullet"/>
+      </w:pPr>
+      <w:r/>
       <w:r>
         <w:rPr>
           <w:b/>
         </w:rPr>
-        <w:t>Image Stitching:</w:t>
-      </w:r>
-      <w:r>
-        <w:t xml:space="preserve"> Outputs from multiple cameras are seamlessly stitched together to form a single, complete image of the product.</w:t>
-      </w:r>
-    </w:p>
-    <w:p>
-      <w:r>
-        <w:t xml:space="preserve">7.  </w:t>
-      </w:r>
+        <w:t>Status Monitoring</w:t>
+      </w:r>
+      <w:r>
+        <w:t>: The system status reports AI checkpoint progress, allowing BDF operators to know when AI is fully operational.</w:t>
+      </w:r>
+    </w:p>
+    <w:p>
+      <w:pPr>
+        <w:pStyle w:val="ListBullet"/>
+      </w:pPr>
+      <w:r/>
       <w:r>
         <w:rPr>
           <w:b/>
         </w:rPr>
-        <w:t>Color Conversion:</w:t>
-      </w:r>
-      <w:r>
-        <w:t xml:space="preserve"> The final image is converted to BGR format if needed, preparing it for display and AI processing.</w:t>
-      </w:r>
-    </w:p>
-    <w:p>
-      <w:r>
-        <w:t xml:space="preserve">8.  </w:t>
-      </w:r>
+        <w:t>Graceful Operation</w:t>
+      </w:r>
+      <w:r>
+        <w:t>: Until AI is ready, the live stream will show raw frames, transitioning seamlessly once AI processing begins.</w:t>
+      </w:r>
+    </w:p>
+    <w:p>
+      <w:pPr>
+        <w:pStyle w:val="ListBullet"/>
+      </w:pPr>
+      <w:r/>
       <w:r>
         <w:rPr>
           <w:b/>
         </w:rPr>
-        <w:t>Resizing and Encoding:</w:t>
-      </w:r>
-      <w:r>
-        <w:t xml:space="preserve"> The image is resized and converted into a JPEG format for efficient storage and transmission.</w:t>
-      </w:r>
-    </w:p>
-    <w:p>
-      <w:r>
-        <w:t xml:space="preserve">9.  </w:t>
-      </w:r>
+        <w:t>Offline Analysis</w:t>
+      </w:r>
+      <w:r>
+        <w:t>: A dedicated function supports inference on images stored on disk, useful for post-production analysis or re-evaluation.</w:t>
+      </w:r>
+    </w:p>
+    <w:p>
+      <w:r>
+        <w:t>#### 2.5.1 Color Analysis</w:t>
+      </w:r>
+    </w:p>
+    <w:p>
+      <w:r>
+        <w:t>Integrated within the AI pipeline is a sophisticated `ColorBuffer` that stores recent color history of tracked products or features. This feature provides BDF with:</w:t>
+      </w:r>
+    </w:p>
+    <w:p>
+      <w:pPr>
+        <w:pStyle w:val="ListBullet"/>
+      </w:pPr>
+      <w:r/>
       <w:r>
         <w:rPr>
           <w:b/>
         </w:rPr>
-        <w:t>Image Cache:</w:t>
-      </w:r>
-      <w:r>
-        <w:t xml:space="preserve"> The latest JPEG product image is stored for quick access by various consumers (e.g., web UI, other systems).</w:t>
-      </w:r>
-    </w:p>
-    <w:p>
+        <w:t>Real-time Color Samples</w:t>
+      </w:r>
+      <w:r>
+        <w:t>: Latest color state for each identified object.</w:t>
+      </w:r>
+    </w:p>
+    <w:p>
+      <w:pPr>
+        <w:pStyle w:val="ListBullet"/>
+      </w:pPr>
       <w:r/>
       <w:r>
         <w:rPr>
           <w:b/>
         </w:rPr>
-        <w:t>Runtime Alignment Changes:</w:t>
-      </w:r>
-      <w:r>
-        <w:t xml:space="preserve"> Operators or integrated systems can adjust image stitching alignment through specific API endpoints:</w:t>
-      </w:r>
-    </w:p>
-    <w:p>
-      <w:pPr>
-        <w:pStyle w:val="ListBullet"/>
-      </w:pPr>
-      <w:r>
-        <w:t>`GET /camera/alignment`: To retrieve current alignment settings.</w:t>
-      </w:r>
-    </w:p>
-    <w:p>
-      <w:pPr>
-        <w:pStyle w:val="ListBullet"/>
-      </w:pPr>
-      <w:r>
-        <w:t>`POST /camera/alignment`: To update alignment settings.</w:t>
-      </w:r>
-    </w:p>
-    <w:p>
-      <w:pPr>
-        <w:pStyle w:val="Heading2"/>
-      </w:pPr>
-      <w:r>
-        <w:t>Remote Camera Data Flow</w:t>
-      </w:r>
-    </w:p>
-    <w:p>
-      <w:r>
-        <w:t>When using the `remote` camera mode, `src/server/remote_camera_runtime.py` continuously retrieves data from the dedicated camera service (defined by `REMOTE_CAMERA_BASE_URL`):</w:t>
-      </w:r>
-    </w:p>
-    <w:p>
-      <w:pPr>
-        <w:pStyle w:val="ListBullet"/>
-      </w:pPr>
-      <w:r>
-        <w:t>`/status`: Checks the health and readiness of the camera service.</w:t>
-      </w:r>
-    </w:p>
-    <w:p>
-      <w:pPr>
-        <w:pStyle w:val="ListBullet"/>
-      </w:pPr>
-      <w:r>
-        <w:t>`/capture`: Fetches the latest product image.</w:t>
-      </w:r>
-    </w:p>
-    <w:p>
-      <w:pPr>
-        <w:pStyle w:val="ListBullet"/>
-      </w:pPr>
-      <w:r>
-        <w:t>`/camera/alignment`: Retrieves alignment settings.</w:t>
-      </w:r>
-    </w:p>
-    <w:p>
-      <w:r>
-        <w:t>This setup allows for flexible deployments where:</w:t>
-      </w:r>
-    </w:p>
-    <w:p>
-      <w:pPr>
-        <w:pStyle w:val="ListBullet"/>
-      </w:pPr>
-      <w:r>
-        <w:t>The camera unit maintains direct connection to Basler hardware on the production line.</w:t>
-      </w:r>
-    </w:p>
-    <w:p>
-      <w:pPr>
-        <w:pStyle w:val="ListBullet"/>
-      </w:pPr>
-      <w:r>
-        <w:t>The main BDF system consumes product images efficiently over your network.</w:t>
-      </w:r>
-    </w:p>
-    <w:p>
-      <w:pPr>
-        <w:pStyle w:val="ListBullet"/>
-      </w:pPr>
-      <w:r>
-        <w:t>The web interface and AI inspection can be deployed separately from the cameras.</w:t>
-      </w:r>
-    </w:p>
-    <w:p>
-      <w:pPr>
-        <w:pStyle w:val="Heading2"/>
-      </w:pPr>
-      <w:r>
-        <w:t>Automated Inspection (AI) Pipeline</w:t>
-      </w:r>
-    </w:p>
-    <w:p>
-      <w:r>
-        <w:t>The AI process for automated product inspection is managed in `src/libs/ai/pipeline.py`.</w:t>
-      </w:r>
-    </w:p>
-    <w:p>
-      <w:r>
-        <w:t>The selected AI model is controlled by the `AI_MODEL_NAME` setting:</w:t>
+        <w:t>Rolling History</w:t>
+      </w:r>
+      <w:r>
+        <w:t>: Historical color data for trend analysis and consistency monitoring.</w:t>
       </w:r>
     </w:p>
     <w:p>
@@ -1172,10 +1048,10 @@
         <w:rPr>
           <w:b/>
         </w:rPr>
-        <w:t>`rfdetr`:</w:t>
-      </w:r>
-      <w:r>
-        <w:t xml:space="preserve"> Provides RF-DETR-backed detection and tracking of product anomalies.</w:t>
+        <w:t>Data Export</w:t>
+      </w:r>
+      <w:r>
+        <w:t>: Ability to export color data in CSV format for reporting.</w:t>
       </w:r>
     </w:p>
     <w:p>
@@ -1187,21 +1063,39 @@
         <w:rPr>
           <w:b/>
         </w:rPr>
-        <w:t>Any other value:</w:t>
-      </w:r>
-      <w:r>
-        <w:t xml:space="preserve"> Uses YOLO detection combined with SORT tracking.</w:t>
-      </w:r>
-    </w:p>
-    <w:p>
+        <w:t>Production-Ready Output</w:t>
+      </w:r>
+      <w:r>
+        <w:t>: Structured color analysis data formatted for downstream consumption and integration into BDF's existing systems.</w:t>
+      </w:r>
+    </w:p>
+    <w:p>
+      <w:pPr>
+        <w:pStyle w:val="Heading3"/>
+      </w:pPr>
+      <w:r>
+        <w:t>2.6 Data Access for BDF Operators</w:t>
+      </w:r>
+    </w:p>
+    <w:p>
+      <w:r>
+        <w:t>The latest processed frame of your products is readily available for various BDF operational needs:</w:t>
+      </w:r>
+    </w:p>
+    <w:p>
+      <w:pPr>
+        <w:pStyle w:val="ListBullet"/>
+      </w:pPr>
       <w:r/>
       <w:r>
         <w:rPr>
           <w:b/>
         </w:rPr>
-        <w:t>Important Operational Behavior:</w:t>
-      </w:r>
-      <w:r/>
+        <w:t>Direct Image Retrieval</w:t>
+      </w:r>
+      <w:r>
+        <w:t>: For individual frame inspection.</w:t>
+      </w:r>
     </w:p>
     <w:p>
       <w:pPr>
@@ -1212,10 +1106,10 @@
         <w:rPr>
           <w:b/>
         </w:rPr>
-        <w:t>Background Initialization:</w:t>
-      </w:r>
-      <w:r>
-        <w:t xml:space="preserve"> AI model setup runs in the background, ensuring the BDF system starts up quickly without delays.</w:t>
+        <w:t>External Analysis</w:t>
+      </w:r>
+      <w:r>
+        <w:t>: For forwarding to other processing services.</w:t>
       </w:r>
     </w:p>
     <w:p>
@@ -1227,10 +1121,10 @@
         <w:rPr>
           <w:b/>
         </w:rPr>
-        <w:t>AI Readiness Monitoring:</w:t>
-      </w:r>
-      <w:r>
-        <w:t xml:space="preserve"> The `/status` endpoint reports the progress of AI model initialization.</w:t>
+        <w:t>File-Based Inference</w:t>
+      </w:r>
+      <w:r>
+        <w:t>: For local AI analysis of specific images.</w:t>
       </w:r>
     </w:p>
     <w:p>
@@ -1242,10 +1136,10 @@
         <w:rPr>
           <w:b/>
         </w:rPr>
-        <w:t>Live Feed Transition:</w:t>
-      </w:r>
-      <w:r>
-        <w:t xml:space="preserve"> The WebSocket stream will initially show raw product images until the AI is fully ready to perform inspections.</w:t>
+        <w:t>Live Monitoring</w:t>
+      </w:r>
+      <w:r>
+        <w:t>: Through the WebSocket stream for continuous visual feedback.</w:t>
       </w:r>
     </w:p>
     <w:p>
@@ -1257,10 +1151,28 @@
         <w:rPr>
           <w:b/>
         </w:rPr>
-        <w:t>On-Demand Analysis:</w:t>
-      </w:r>
-      <w:r>
-        <w:t xml:space="preserve"> The `run_single_image_inference()` function powers the `POST /inference` endpoint for analyzing specific product image files.</w:t>
+        <w:t>Browser Interface</w:t>
+      </w:r>
+      <w:r>
+        <w:t>: Directly accessible via the user-friendly web interface.</w:t>
+      </w:r>
+    </w:p>
+    <w:p>
+      <w:r>
+        <w:t>---</w:t>
+      </w:r>
+    </w:p>
+    <w:p>
+      <w:pPr>
+        <w:pStyle w:val="Heading2"/>
+      </w:pPr>
+      <w:r>
+        <w:t>3. Configuration</w:t>
+      </w:r>
+    </w:p>
+    <w:p>
+      <w:r>
+        <w:t>To ensure Racer2 V3 operates perfectly within your BDF bakery environment, the system relies on specific configuration settings. These settings are designed to be flexible, allowing you to tailor the system to your exact production monitoring and automation requirements.</w:t>
       </w:r>
     </w:p>
     <w:p>
@@ -1268,17 +1180,12 @@
         <w:pStyle w:val="Heading3"/>
       </w:pPr>
       <w:r>
-        <w:t>Color Analysis</w:t>
-      </w:r>
-    </w:p>
-    <w:p>
-      <w:r>
-        <w:t>The AI pipeline also includes a `ColorBuffer` that stores a recent history of tracked objects and their color data.</w:t>
-      </w:r>
-    </w:p>
-    <w:p>
-      <w:r>
-        <w:t>Color features include:</w:t>
+        <w:t>3.1 Configuration Sources</w:t>
+      </w:r>
+    </w:p>
+    <w:p>
+      <w:r>
+        <w:t>The project uses two primary methods for managing settings:</w:t>
       </w:r>
     </w:p>
     <w:p>
@@ -1290,10 +1197,10 @@
         <w:rPr>
           <w:b/>
         </w:rPr>
-        <w:t>Latest Sample State:</w:t>
-      </w:r>
-      <w:r>
-        <w:t xml:space="preserve"> Provides the most recent color data for each tracked object.</w:t>
+        <w:t>Operational Settings</w:t>
+      </w:r>
+      <w:r>
+        <w:t>: Non-sensitive runtime parameters that define how the system behaves (e.g., camera mode, AI model). These are typically stored in a `settings.json` file.</w:t>
       </w:r>
     </w:p>
     <w:p>
@@ -1305,10 +1212,389 @@
         <w:rPr>
           <w:b/>
         </w:rPr>
-        <w:t>Rolling History:</w:t>
-      </w:r>
-      <w:r>
-        <w:t xml:space="preserve"> Maintains a short history of color changes for each object.</w:t>
+        <w:t>Security Credentials</w:t>
+      </w:r>
+      <w:r>
+        <w:t>: Sensitive information like API keys for AI services. These are kept secure in `.env` files.</w:t>
+      </w:r>
+    </w:p>
+    <w:p>
+      <w:pPr>
+        <w:pStyle w:val="Heading3"/>
+      </w:pPr>
+      <w:r>
+        <w:t>3.2 Loading Priority</w:t>
+      </w:r>
+    </w:p>
+    <w:p>
+      <w:r>
+        <w:t>Configuration values are loaded in a specific order, with later sources overriding earlier ones:</w:t>
+      </w:r>
+    </w:p>
+    <w:p>
+      <w:r>
+        <w:t>1.  Initial values from a base `.env` file.</w:t>
+      </w:r>
+    </w:p>
+    <w:p>
+      <w:r>
+        <w:t>2.  Any specific environment file (e.g., for debug mode) overrides the base `.env`.</w:t>
+      </w:r>
+    </w:p>
+    <w:p>
+      <w:r>
+        <w:t>3.  `settings.json` is applied, providing default or profile-specific operational settings.</w:t>
+      </w:r>
+    </w:p>
+    <w:p>
+      <w:r>
+        <w:t>4.  Crucially, any environment variable explicitly set in your operating system will override values from both `.env` files and `settings.json`.</w:t>
+      </w:r>
+    </w:p>
+    <w:p>
+      <w:r>
+        <w:t>In practice for BDF:</w:t>
+      </w:r>
+    </w:p>
+    <w:p>
+      <w:pPr>
+        <w:pStyle w:val="ListBullet"/>
+      </w:pPr>
+      <w:r>
+        <w:t>Sensitive credentials should reside in `.env` for security.</w:t>
+      </w:r>
+    </w:p>
+    <w:p>
+      <w:pPr>
+        <w:pStyle w:val="ListBullet"/>
+      </w:pPr>
+      <w:r>
+        <w:t>Operational choices (like camera mode) can be managed in `settings.json` or overridden by environment variables for quick adjustments.</w:t>
+      </w:r>
+    </w:p>
+    <w:p>
+      <w:pPr>
+        <w:pStyle w:val="Heading3"/>
+      </w:pPr>
+      <w:r>
+        <w:t>3.3 Key Operational Settings (`settings.json`)</w:t>
+      </w:r>
+    </w:p>
+    <w:p>
+      <w:r>
+        <w:t>The `settings.json` file supports different profiles (`production`, `debug`, `docker`) to suit various BDF deployment scenarios. Here are some key settings relevant to your operations:</w:t>
+      </w:r>
+    </w:p>
+    <w:p>
+      <w:r>
+        <w:t>#### Stream Settings</w:t>
+      </w:r>
+    </w:p>
+    <w:p>
+      <w:pPr>
+        <w:pStyle w:val="ListBullet"/>
+      </w:pPr>
+      <w:r>
+        <w:t>`STREAM_DELAY_S`: Controls the delay between sending frames via the live stream, allowing BDF operators to adjust stream responsiveness.</w:t>
+      </w:r>
+    </w:p>
+    <w:p>
+      <w:r>
+        <w:t>#### External Inference (if used)</w:t>
+      </w:r>
+    </w:p>
+    <w:p>
+      <w:pPr>
+        <w:pStyle w:val="ListBullet"/>
+      </w:pPr>
+      <w:r>
+        <w:t>`INFERENCE_URL`: The network address of an external AI analysis service, if BDF uses one.</w:t>
+      </w:r>
+    </w:p>
+    <w:p>
+      <w:r>
+        <w:t>#### Camera Runtime Configuration</w:t>
+      </w:r>
+    </w:p>
+    <w:p>
+      <w:r>
+        <w:t>These settings dictate how Racer2 V3 interacts with your BDF production line cameras:</w:t>
+      </w:r>
+    </w:p>
+    <w:p>
+      <w:pPr>
+        <w:pStyle w:val="ListBullet"/>
+      </w:pPr>
+      <w:r>
+        <w:t>`CAMERA_MODE`:</w:t>
+      </w:r>
+    </w:p>
+    <w:p>
+      <w:pPr>
+        <w:pStyle w:val="ListBullet"/>
+      </w:pPr>
+      <w:r>
+        <w:t>`local`: The main application directly controls the Basler cameras. Ideal for a single, integrated BDF setup.</w:t>
+      </w:r>
+    </w:p>
+    <w:p>
+      <w:pPr>
+        <w:pStyle w:val="ListBullet"/>
+      </w:pPr>
+      <w:r>
+        <w:t>`remote`: The main application polls a separate camera service. Useful for distributed BDF setups.</w:t>
+      </w:r>
+    </w:p>
+    <w:p>
+      <w:pPr>
+        <w:pStyle w:val="ListBullet"/>
+      </w:pPr>
+      <w:r>
+        <w:t>`emulated`: Generates synthetic frames for testing and development without needing physical cameras.</w:t>
+      </w:r>
+    </w:p>
+    <w:p>
+      <w:pPr>
+        <w:pStyle w:val="ListBullet"/>
+      </w:pPr>
+      <w:r>
+        <w:t>`CAMERA_WHITE_BALANCE`: Enables automatic one-shot white balance for consistent color representation of BDF products.</w:t>
+      </w:r>
+    </w:p>
+    <w:p>
+      <w:pPr>
+        <w:pStyle w:val="ListBullet"/>
+      </w:pPr>
+      <w:r>
+        <w:t>`CAMERA_TRIGGER_SOURCE`, `CAMERA_TRIGGER_ACTIVATION`, `CAMERA_TRIGGER_SELECTOR`, `CAMERA_TRIGGER_MODE`: These advanced settings control how your cameras are triggered to capture images. For most BDF operations, the defaults are suitable.</w:t>
+      </w:r>
+    </w:p>
+    <w:p>
+      <w:pPr>
+        <w:pStyle w:val="ListBullet"/>
+      </w:pPr>
+      <w:r>
+        <w:t>`CAMERA_PIXEL_FORMAT`: Defines how the camera images are interpreted for accurate color processing (e.g., `BGR8` for direct OpenCV compatibility, or `YCbCr422_8` for conversion).</w:t>
+      </w:r>
+    </w:p>
+    <w:p>
+      <w:pPr>
+        <w:pStyle w:val="ListBullet"/>
+      </w:pPr>
+      <w:r>
+        <w:t>`CAMERA_CONFIG_BY_PYLON`: When `true`, the system defers camera configuration to external Pylon software, allowing BDF specialists to manage camera settings independently.</w:t>
+      </w:r>
+    </w:p>
+    <w:p>
+      <w:pPr>
+        <w:pStyle w:val="ListBullet"/>
+      </w:pPr>
+      <w:r>
+        <w:t>`REMOTE_CAMERA_BASE_URL`: The address of the dedicated camera service when `CAMERA_MODE` is `remote`.</w:t>
+      </w:r>
+    </w:p>
+    <w:p>
+      <w:pPr>
+        <w:pStyle w:val="ListBullet"/>
+      </w:pPr>
+      <w:r>
+        <w:t>`EMULATED_CAMERA_WIDTH`, `EMULATED_CAMERA_HEIGHT`, `EMULATED_CAMERA_FPS`: Define characteristics of generated frames in `emulated` mode.</w:t>
+      </w:r>
+    </w:p>
+    <w:p>
+      <w:pPr>
+        <w:pStyle w:val="ListBullet"/>
+      </w:pPr>
+      <w:r>
+        <w:t>`EMULATED_CAMERA_IMAGE_PATH`: An optional file path for a specific image to be used as a source in `emulated` mode.</w:t>
+      </w:r>
+    </w:p>
+    <w:p>
+      <w:r>
+        <w:t>#### AI Runtime Configuration (Optional)</w:t>
+      </w:r>
+    </w:p>
+    <w:p>
+      <w:r>
+        <w:t>These settings control the AI inspection capabilities for BDF:</w:t>
+      </w:r>
+    </w:p>
+    <w:p>
+      <w:pPr>
+        <w:pStyle w:val="ListBullet"/>
+      </w:pPr>
+      <w:r>
+        <w:t>`DETECTION_AND_TRACK`: Enables or disables AI object detection and tracking.</w:t>
+      </w:r>
+    </w:p>
+    <w:p>
+      <w:pPr>
+        <w:pStyle w:val="ListBullet"/>
+      </w:pPr>
+      <w:r>
+        <w:t>`AI_MODEL_NAME`: Selects the AI model (e.g., `rfdetr` for advanced detection, or another value for YOLO-based detection).</w:t>
+      </w:r>
+    </w:p>
+    <w:p>
+      <w:pPr>
+        <w:pStyle w:val="ListBullet"/>
+      </w:pPr>
+      <w:r>
+        <w:t>Other `YOLO_MODEL_PATH`, `RFDETR_CONF_THRESH`, `CORE_MODEL_SAM_ENABLED` settings fine-tune specific AI model behaviors.</w:t>
+      </w:r>
+    </w:p>
+    <w:p>
+      <w:pPr>
+        <w:pStyle w:val="Heading3"/>
+      </w:pPr>
+      <w:r>
+        <w:t>3.4 Security Credentials (`.env` Files)</w:t>
+      </w:r>
+    </w:p>
+    <w:p>
+      <w:r>
+        <w:t>The `.env` files are used to store sensitive information specific to your BDF environment, such as API keys for external services.</w:t>
+      </w:r>
+    </w:p>
+    <w:p>
+      <w:r>
+        <w:t>Example `env` file snippet:</w:t>
+      </w:r>
+    </w:p>
+    <w:p>
+      <w:r>
+        <w:t>```env</w:t>
+      </w:r>
+    </w:p>
+    <w:p>
+      <w:r>
+        <w:t>INFERENCE_API_HEADER=X-API-Key</w:t>
+      </w:r>
+    </w:p>
+    <w:p>
+      <w:r>
+        <w:t>INFERENCE_API_KEY=your-api-key-here</w:t>
+      </w:r>
+    </w:p>
+    <w:p>
+      <w:r>
+        <w:t>RFDETR_MODEL_ID=your-project/your-version</w:t>
+      </w:r>
+    </w:p>
+    <w:p>
+      <w:r>
+        <w:t>ROBOFLOW_API_KEY=your-roboflow-api-key</w:t>
+      </w:r>
+    </w:p>
+    <w:p>
+      <w:r>
+        <w:t>```</w:t>
+      </w:r>
+    </w:p>
+    <w:p>
+      <w:pPr>
+        <w:pStyle w:val="Heading3"/>
+      </w:pPr>
+      <w:r>
+        <w:t>3.5 Camera Library Configuration</w:t>
+      </w:r>
+    </w:p>
+    <w:p>
+      <w:r>
+        <w:t>The underlying camera library has its own detailed configuration. Most fields are set automatically by the application based on your `CAMERA_*` settings. Key fields influencing BDF's operation include:</w:t>
+      </w:r>
+    </w:p>
+    <w:p>
+      <w:pPr>
+        <w:pStyle w:val="ListBullet"/>
+      </w:pPr>
+      <w:r>
+        <w:t>`num_cameras`: The number of Basler cameras in use.</w:t>
+      </w:r>
+    </w:p>
+    <w:p>
+      <w:pPr>
+        <w:pStyle w:val="ListBullet"/>
+      </w:pPr>
+      <w:r>
+        <w:t>`pixel_format`: How camera buffers are interpreted (e.g., `BGR8` for direct processing or `YCbCr422_8` for conversion).</w:t>
+      </w:r>
+    </w:p>
+    <w:p>
+      <w:pPr>
+        <w:pStyle w:val="ListBullet"/>
+      </w:pPr>
+      <w:r>
+        <w:t>`trigger_mode`: Whether the camera uses hardware triggering.</w:t>
+      </w:r>
+    </w:p>
+    <w:p>
+      <w:pPr>
+        <w:pStyle w:val="ListBullet"/>
+      </w:pPr>
+      <w:r>
+        <w:t>`white_balance`: Enables one-shot white balance for consistent lighting.</w:t>
+      </w:r>
+    </w:p>
+    <w:p>
+      <w:pPr>
+        <w:pStyle w:val="ListBullet"/>
+      </w:pPr>
+      <w:r>
+        <w:t>`is_config_by_pylon`: Determines if the application or Pylon Viewer controls camera feature writing.</w:t>
+      </w:r>
+    </w:p>
+    <w:p>
+      <w:pPr>
+        <w:pStyle w:val="ListBullet"/>
+      </w:pPr>
+      <w:r>
+        <w:t>`h_offset`, `v_offset`: Horizontal and vertical offsets for fine-tuning image stitching.</w:t>
+      </w:r>
+    </w:p>
+    <w:p>
+      <w:pPr>
+        <w:pStyle w:val="Heading3"/>
+      </w:pPr>
+      <w:r>
+        <w:t>3.6 AI Library Configuration</w:t>
+      </w:r>
+    </w:p>
+    <w:p>
+      <w:r>
+        <w:t>The AI library also has its own configuration, drawing from your application settings. Important fields include:</w:t>
+      </w:r>
+    </w:p>
+    <w:p>
+      <w:pPr>
+        <w:pStyle w:val="ListBullet"/>
+      </w:pPr>
+      <w:r>
+        <w:t>`model_name`: The selected AI model.</w:t>
+      </w:r>
+    </w:p>
+    <w:p>
+      <w:pPr>
+        <w:pStyle w:val="ListBullet"/>
+      </w:pPr>
+      <w:r>
+        <w:t>`roboflow_api_key`: For accessing Roboflow-based models.</w:t>
+      </w:r>
+    </w:p>
+    <w:p>
+      <w:pPr>
+        <w:pStyle w:val="ListBullet"/>
+      </w:pPr>
+      <w:r>
+        <w:t>`color_analyze_enabled`: Determines if color analysis is active for tracked objects.</w:t>
+      </w:r>
+    </w:p>
+    <w:p>
+      <w:pPr>
+        <w:pStyle w:val="Heading3"/>
+      </w:pPr>
+      <w:r>
+        <w:t>3.7 Recommended Practice for BDF Operators</w:t>
       </w:r>
     </w:p>
     <w:p>
@@ -1320,10 +1606,10 @@
         <w:rPr>
           <w:b/>
         </w:rPr>
-        <w:t>CSV Export:</w:t>
-      </w:r>
-      <w:r>
-        <w:t xml:space="preserve"> Allows you to export color data for further analysis.</w:t>
+        <w:t>Secure Credentials</w:t>
+      </w:r>
+      <w:r>
+        <w:t>: Always keep sensitive API keys and other secrets exclusively in `.env` files.</w:t>
       </w:r>
     </w:p>
     <w:p>
@@ -1335,76 +1621,10 @@
         <w:rPr>
           <w:b/>
         </w:rPr>
-        <w:t>Product-Shaped Output:</w:t>
-      </w:r>
-      <w:r>
-        <w:t xml:space="preserve"> Delivers color analysis results in a format suitable for integration with downstream production monitoring systems.</w:t>
-      </w:r>
-    </w:p>
-    <w:p>
-      <w:pPr>
-        <w:pStyle w:val="Heading2"/>
-      </w:pPr>
-      <w:r>
-        <w:t>Accessing Product Data</w:t>
-      </w:r>
-    </w:p>
-    <w:p>
-      <w:r>
-        <w:t>The latest processed product image can be accessed by:</w:t>
-      </w:r>
-    </w:p>
-    <w:p>
-      <w:pPr>
-        <w:pStyle w:val="ListBullet"/>
-      </w:pPr>
-      <w:r>
-        <w:t>`GET /capture`: For retrieving the image directly.</w:t>
-      </w:r>
-    </w:p>
-    <w:p>
-      <w:pPr>
-        <w:pStyle w:val="ListBullet"/>
-      </w:pPr>
-      <w:r>
-        <w:t>`POST /analyze`: For forwarding the image to external analysis services.</w:t>
-      </w:r>
-    </w:p>
-    <w:p>
-      <w:pPr>
-        <w:pStyle w:val="ListBullet"/>
-      </w:pPr>
-      <w:r>
-        <w:t>`POST /inference`: For performing on-demand AI analysis on local files.</w:t>
-      </w:r>
-    </w:p>
-    <w:p>
-      <w:pPr>
-        <w:pStyle w:val="ListBullet"/>
-      </w:pPr>
-      <w:r>
-        <w:t>`WebSocket /ws`: For live streaming in the browser.</w:t>
-      </w:r>
-    </w:p>
-    <w:p>
-      <w:pPr>
-        <w:pStyle w:val="ListBullet"/>
-      </w:pPr>
-      <w:r>
-        <w:t>The operator interface in your web browser.</w:t>
-      </w:r>
-    </w:p>
-    <w:p>
-      <w:pPr>
-        <w:pStyle w:val="Heading2"/>
-      </w:pPr>
-      <w:r>
-        <w:t>System Resilience</w:t>
-      </w:r>
-    </w:p>
-    <w:p>
-      <w:r>
-        <w:t>The BDF system is designed for high availability and continuous operation:</w:t>
+        <w:t>Operational Control</w:t>
+      </w:r>
+      <w:r>
+        <w:t>: Use `settings.json` for non-sensitive, environment-specific operational settings.</w:t>
       </w:r>
     </w:p>
     <w:p>
@@ -1416,10 +1636,10 @@
         <w:rPr>
           <w:b/>
         </w:rPr>
-        <w:t>Soft Failure:</w:t>
-      </w:r>
-      <w:r>
-        <w:t xml:space="preserve"> Startup continues even if cameras are temporarily unavailable, allowing other parts of the system to function.</w:t>
+        <w:t>Debug Mode</w:t>
+      </w:r>
+      <w:r>
+        <w:t>: For testing or development, use `APP_ENV=debug` instead of modifying production settings directly.</w:t>
       </w:r>
     </w:p>
     <w:p>
@@ -1431,10 +1651,84 @@
         <w:rPr>
           <w:b/>
         </w:rPr>
-        <w:t>Continuous Status:</w:t>
-      </w:r>
-      <w:r>
-        <w:t xml:space="preserve"> The `/status` endpoint remains available even if image capture fails, providing diagnostic information.</w:t>
+        <w:t>Docker Settings</w:t>
+      </w:r>
+      <w:r>
+        <w:t>: Reserve the `docker` profile for container-specific settings that differ from your local or production host environments.</w:t>
+      </w:r>
+    </w:p>
+    <w:p>
+      <w:r>
+        <w:t>---</w:t>
+      </w:r>
+    </w:p>
+    <w:p>
+      <w:pPr>
+        <w:pStyle w:val="Heading2"/>
+      </w:pPr>
+      <w:r>
+        <w:t>4. API Reference (Simplified for BDF Operators)</w:t>
+      </w:r>
+    </w:p>
+    <w:p>
+      <w:r>
+        <w:t>Racer2 V3 provides a set of interfaces (APIs) that allow other systems or custom tools to interact with your BDF bakery automation system. This section simplifies these interfaces, focusing on their function for monitoring and data retrieval.</w:t>
+      </w:r>
+    </w:p>
+    <w:p>
+      <w:pPr>
+        <w:pStyle w:val="Heading3"/>
+      </w:pPr>
+      <w:r>
+        <w:t>4.1 Main Application Access</w:t>
+      </w:r>
+    </w:p>
+    <w:p>
+      <w:r>
+        <w:t>By default, the main application is available at:</w:t>
+      </w:r>
+    </w:p>
+    <w:p>
+      <w:r>
+        <w:t>```text</w:t>
+      </w:r>
+    </w:p>
+    <w:p>
+      <w:r>
+        <w:t>http://localhost:8000</w:t>
+      </w:r>
+    </w:p>
+    <w:p>
+      <w:r>
+        <w:t>```</w:t>
+      </w:r>
+    </w:p>
+    <w:p>
+      <w:r>
+        <w:t>The dedicated camera service (if deployed separately) is at:</w:t>
+      </w:r>
+    </w:p>
+    <w:p>
+      <w:r>
+        <w:t>```text</w:t>
+      </w:r>
+    </w:p>
+    <w:p>
+      <w:r>
+        <w:t>http://localhost:8001</w:t>
+      </w:r>
+    </w:p>
+    <w:p>
+      <w:r>
+        <w:t>```</w:t>
+      </w:r>
+    </w:p>
+    <w:p>
+      <w:pPr>
+        <w:pStyle w:val="Heading3"/>
+      </w:pPr>
+      <w:r>
+        <w:t>4.2 Key Operational Endpoints</w:t>
       </w:r>
     </w:p>
     <w:p>
@@ -1446,11 +1740,9 @@
         <w:rPr>
           <w:b/>
         </w:rPr>
-        <w:t>Structured Errors:</w:t>
-      </w:r>
-      <w:r>
-        <w:t xml:space="preserve"> Endpoints like `/capture`, `/analyze`, and `/inference` return clear error messages when issues occur, rather than crashing the system.</w:t>
-      </w:r>
+        <w:t>Get Operator Interface (`GET /`)</w:t>
+      </w:r>
+      <w:r/>
     </w:p>
     <w:p>
       <w:pPr>
@@ -1461,43 +1753,25 @@
         <w:rPr>
           <w:b/>
         </w:rPr>
-        <w:t>Client Communication:</w:t>
-      </w:r>
-      <w:r>
-        <w:t xml:space="preserve"> WebSocket clients receive informative text messages (e.g., `warming_up`, camera error descriptions) instead of unexpected disconnections.</w:t>
-      </w:r>
-    </w:p>
-    <w:p>
+        <w:t>Purpose</w:t>
+      </w:r>
+      <w:r>
+        <w:t>: Returns the main web interface for BDF operators to view live streams and system status.</w:t>
+      </w:r>
+    </w:p>
+    <w:p>
+      <w:pPr>
+        <w:pStyle w:val="ListBullet"/>
+      </w:pPr>
+      <w:r/>
       <w:r>
         <w:rPr>
           <w:b/>
         </w:rPr>
-      </w:r>
-    </w:p>
-    <w:p>
-      <w:pPr>
-        <w:pStyle w:val="Heading1"/>
-      </w:pPr>
-      <w:r>
-        <w:t>System Settings: Customizing Your BDF System</w:t>
-      </w:r>
-    </w:p>
-    <w:p>
-      <w:r>
-        <w:t>Your BDF system uses configuration files to manage its runtime behavior and sensitive information. Understanding these sources helps you tailor the system to your specific bakery automation needs.</w:t>
-      </w:r>
-    </w:p>
-    <w:p>
-      <w:pPr>
-        <w:pStyle w:val="Heading2"/>
-      </w:pPr>
-      <w:r>
-        <w:t>Configuration Sources</w:t>
-      </w:r>
-    </w:p>
-    <w:p>
-      <w:r>
-        <w:t>The BDF system uses two primary types of configuration:</w:t>
+        <w:t>Returns</w:t>
+      </w:r>
+      <w:r>
+        <w:t>: The HTML dashboard for your browser.</w:t>
       </w:r>
     </w:p>
     <w:p>
@@ -1509,11 +1783,9 @@
         <w:rPr>
           <w:b/>
         </w:rPr>
-        <w:t>Runtime Settings (`settings.json`):</w:t>
-      </w:r>
-      <w:r>
-        <w:t xml:space="preserve"> Non-secret settings that control how the system operates, such as camera modes, AI preferences, and delays.</w:t>
-      </w:r>
+        <w:t>Get System Status (`GET /status`)</w:t>
+      </w:r>
+      <w:r/>
     </w:p>
     <w:p>
       <w:pPr>
@@ -1524,109 +1796,99 @@
         <w:rPr>
           <w:b/>
         </w:rPr>
-        <w:t>Sensitive Information (`.env` files):</w:t>
-      </w:r>
-      <w:r>
-        <w:t xml:space="preserve"> Stores secrets like API keys and environment selection (e.g., debug mode).</w:t>
-      </w:r>
-    </w:p>
-    <w:p>
-      <w:r>
-        <w:t>The configuration loader is located in `src/settings.py`.</w:t>
-      </w:r>
-    </w:p>
-    <w:p>
-      <w:pPr>
-        <w:pStyle w:val="Heading2"/>
-      </w:pPr>
-      <w:r>
-        <w:t>Loading Order</w:t>
-      </w:r>
-    </w:p>
-    <w:p>
-      <w:r>
-        <w:t>The system resolves configuration values in a specific order:</w:t>
-      </w:r>
-    </w:p>
-    <w:p>
-      <w:r>
-        <w:t xml:space="preserve">1.  </w:t>
-      </w:r>
+        <w:t>Purpose</w:t>
+      </w:r>
+      <w:r>
+        <w:t>: Provides a comprehensive overview of the system's current health, including AI initialization, camera readiness, and stream status. Essential for BDF operators to quickly diagnose issues.</w:t>
+      </w:r>
+    </w:p>
+    <w:p>
+      <w:pPr>
+        <w:pStyle w:val="ListBullet"/>
+      </w:pPr>
+      <w:r/>
       <w:r>
         <w:rPr>
           <w:b/>
         </w:rPr>
-        <w:t>`.env`:</w:t>
-      </w:r>
-      <w:r>
-        <w:t xml:space="preserve"> This file is loaded first, typically containing base environment variables and secrets.</w:t>
-      </w:r>
-    </w:p>
-    <w:p>
-      <w:r>
-        <w:t xml:space="preserve">2.  </w:t>
-      </w:r>
+        <w:t>Returns</w:t>
+      </w:r>
+      <w:r>
+        <w:t>: A summary of AI, camera, and stream states.</w:t>
+      </w:r>
+    </w:p>
+    <w:p>
+      <w:pPr>
+        <w:pStyle w:val="ListBullet"/>
+      </w:pPr>
+      <w:r/>
       <w:r>
         <w:rPr>
           <w:b/>
         </w:rPr>
-        <w:t>`APP_ENV_FILE` (Optional):</w:t>
-      </w:r>
-      <w:r>
-        <w:t xml:space="preserve"> If the `APP_ENV_FILE` variable is set (e.g., to `.env.debug`), that specific file is loaded on top of `.env`.</w:t>
-      </w:r>
-    </w:p>
-    <w:p>
-      <w:r>
-        <w:t xml:space="preserve">3.  </w:t>
-      </w:r>
+        <w:t>Example</w:t>
+      </w:r>
+      <w:r>
+        <w:t>: `ai.phase` might show "ready" or "loading," and `camera.ready` will indicate if your production line cameras are active.</w:t>
+      </w:r>
+    </w:p>
+    <w:p>
+      <w:pPr>
+        <w:pStyle w:val="ListBullet"/>
+      </w:pPr>
+      <w:r/>
       <w:r>
         <w:rPr>
           <w:b/>
         </w:rPr>
-        <w:t>`.env.debug` (Conditional):</w:t>
-      </w:r>
-      <w:r>
-        <w:t xml:space="preserve"> If `APP_ENV` is set to `debug` and `APP_ENV_FILE` is not specified, `.env.debug` is loaded over `.env`.</w:t>
-      </w:r>
-    </w:p>
-    <w:p>
-      <w:r>
-        <w:t xml:space="preserve">4.  </w:t>
-      </w:r>
+        <w:t>Get Latest Product Image (`GET /capture`)</w:t>
+      </w:r>
+      <w:r/>
+    </w:p>
+    <w:p>
+      <w:pPr>
+        <w:pStyle w:val="ListBullet"/>
+      </w:pPr>
+      <w:r/>
       <w:r>
         <w:rPr>
           <w:b/>
         </w:rPr>
-        <w:t>`settings.json`:</w:t>
-      </w:r>
-      <w:r>
-        <w:t xml:space="preserve"> This file is loaded after all `.env` files.</w:t>
-      </w:r>
-    </w:p>
-    <w:p>
-      <w:r>
-        <w:t xml:space="preserve">5.  </w:t>
-      </w:r>
+        <w:t>Purpose</w:t>
+      </w:r>
+      <w:r>
+        <w:t>: Retrieves the most recent JPEG image from the camera system. Useful for BDF operators needing a quick snapshot of the production line.</w:t>
+      </w:r>
+    </w:p>
+    <w:p>
+      <w:pPr>
+        <w:pStyle w:val="ListBullet"/>
+      </w:pPr>
+      <w:r/>
       <w:r>
         <w:rPr>
           <w:b/>
         </w:rPr>
-        <w:t>Overrides:</w:t>
-      </w:r>
-      <w:r>
-        <w:t xml:space="preserve"> If a setting appears in both an environment file and `settings.json`, the value from the environment file (or a later-loaded environment file) always takes precedence.</w:t>
-      </w:r>
-    </w:p>
-    <w:p>
+        <w:t>Returns</w:t>
+      </w:r>
+      <w:r>
+        <w:t>: A JPEG image.</w:t>
+      </w:r>
+    </w:p>
+    <w:p>
+      <w:pPr>
+        <w:pStyle w:val="ListBullet"/>
+      </w:pPr>
       <w:r/>
       <w:r>
         <w:rPr>
           <w:b/>
         </w:rPr>
-        <w:t>In Practice for BDF:</w:t>
-      </w:r>
-      <w:r/>
+        <w:t>Note</w:t>
+      </w:r>
+      <w:r>
+        <w:t>: May return an error if cameras are not ready or no image has been processed yet.</w:t>
+      </w:r>
     </w:p>
     <w:p>
       <w:pPr>
@@ -1637,11 +1899,9 @@
         <w:rPr>
           <w:b/>
         </w:rPr>
-        <w:t>Secrets</w:t>
-      </w:r>
-      <w:r>
-        <w:t xml:space="preserve"> (e.g., API keys for external services) should always be kept in `.env` files.</w:t>
-      </w:r>
+        <w:t>Forward for External Analysis (`POST /analyze`)</w:t>
+      </w:r>
+      <w:r/>
     </w:p>
     <w:p>
       <w:pPr>
@@ -1652,10 +1912,10 @@
         <w:rPr>
           <w:b/>
         </w:rPr>
-        <w:t>Profile-specific non-secrets</w:t>
-      </w:r>
-      <w:r>
-        <w:t xml:space="preserve"> (e.g., `CAMERA_MODE` for a debug environment) typically live in `settings.json`.</w:t>
+        <w:t>Purpose</w:t>
+      </w:r>
+      <w:r>
+        <w:t>: Sends the latest captured frame to an external AI inference service for specialized analysis (if configured).</w:t>
       </w:r>
     </w:p>
     <w:p>
@@ -1667,116 +1927,10 @@
         <w:rPr>
           <w:b/>
         </w:rPr>
-        <w:t>Environment variables</w:t>
-      </w:r>
-      <w:r>
-        <w:t xml:space="preserve"> can temporarily override any setting from `settings.json` or `.env` when needed.</w:t>
-      </w:r>
-    </w:p>
-    <w:p>
-      <w:pPr>
-        <w:pStyle w:val="Heading2"/>
-      </w:pPr>
-      <w:r>
-        <w:t>settings.json</w:t>
-      </w:r>
-    </w:p>
-    <w:p>
-      <w:r>
-        <w:t>`settings.json` supports different operational profiles for your BDF system:</w:t>
-      </w:r>
-    </w:p>
-    <w:p>
-      <w:pPr>
-        <w:pStyle w:val="ListBullet"/>
-      </w:pPr>
-      <w:r>
-        <w:t>`production`: Settings for live production environments.</w:t>
-      </w:r>
-    </w:p>
-    <w:p>
-      <w:pPr>
-        <w:pStyle w:val="ListBullet"/>
-      </w:pPr>
-      <w:r>
-        <w:t>`debug`: Settings for development and testing.</w:t>
-      </w:r>
-    </w:p>
-    <w:p>
-      <w:pPr>
-        <w:pStyle w:val="ListBullet"/>
-      </w:pPr>
-      <w:r>
-        <w:t>`docker`: Settings specifically for containerized deployments.</w:t>
-      </w:r>
-    </w:p>
-    <w:p>
-      <w:r>
-        <w:t>Here are some key settings used by the BDF application:</w:t>
-      </w:r>
-    </w:p>
-    <w:p>
-      <w:pPr>
-        <w:pStyle w:val="Heading3"/>
-      </w:pPr>
-      <w:r>
-        <w:t>Live Feed Settings (`Stream`)</w:t>
-      </w:r>
-    </w:p>
-    <w:p>
-      <w:pPr>
-        <w:pStyle w:val="ListBullet"/>
-      </w:pPr>
-      <w:r>
-        <w:t>`STREAM_DELAY_S`: The pause between sending product images over the WebSocket live feed.</w:t>
-      </w:r>
-    </w:p>
-    <w:p>
-      <w:pPr>
-        <w:pStyle w:val="Heading3"/>
-      </w:pPr>
-      <w:r>
-        <w:t>External Analysis Integration (`External Inference`)</w:t>
-      </w:r>
-    </w:p>
-    <w:p>
-      <w:pPr>
-        <w:pStyle w:val="ListBullet"/>
-      </w:pPr>
-      <w:r>
-        <w:t>`INFERENCE_URL`: The network address of an external service for advanced product analysis.</w:t>
-      </w:r>
-    </w:p>
-    <w:p>
-      <w:pPr>
-        <w:pStyle w:val="ListBullet"/>
-      </w:pPr>
-      <w:r>
-        <w:t>`INFERENCE_RETRIES`: Number of attempts to connect to the external analysis service.</w:t>
-      </w:r>
-    </w:p>
-    <w:p>
-      <w:pPr>
-        <w:pStyle w:val="ListBullet"/>
-      </w:pPr>
-      <w:r>
-        <w:t>`INFERENCE_RETRY_DELAY_S`: Pause between retry attempts for external analysis.</w:t>
-      </w:r>
-    </w:p>
-    <w:p>
-      <w:pPr>
-        <w:pStyle w:val="Heading3"/>
-      </w:pPr>
-      <w:r>
-        <w:t>Camera Operation Modes (`Camera Runtime`)</w:t>
-      </w:r>
-    </w:p>
-    <w:p>
-      <w:pPr>
-        <w:pStyle w:val="ListBullet"/>
-      </w:pPr>
-      <w:r>
-        <w:t>`CAMERA_MODE`: Defines how the BDF system interacts with cameras:</w:t>
+        <w:t>Returns</w:t>
+      </w:r>
+      <w:r>
+        <w:t>: Analysis results from the external service.</w:t>
       </w:r>
     </w:p>
     <w:p>
@@ -1788,10 +1942,10 @@
         <w:rPr>
           <w:b/>
         </w:rPr>
-        <w:t>`local`</w:t>
-      </w:r>
-      <w:r>
-        <w:t>: The main BDF system directly controls Basler cameras.</w:t>
+        <w:t>Note</w:t>
+      </w:r>
+      <w:r>
+        <w:t>: Handles retries if the external service is busy.</w:t>
       </w:r>
     </w:p>
     <w:p>
@@ -1803,11 +1957,9 @@
         <w:rPr>
           <w:b/>
         </w:rPr>
-        <w:t>`remote`</w:t>
-      </w:r>
-      <w:r>
-        <w:t>: The main BDF system retrieves images from a separate camera service.</w:t>
-      </w:r>
+        <w:t>Get Camera Alignment Settings (`GET /camera/alignment`)</w:t>
+      </w:r>
+      <w:r/>
     </w:p>
     <w:p>
       <w:pPr>
@@ -1818,699 +1970,25 @@
         <w:rPr>
           <w:b/>
         </w:rPr>
-        <w:t>`emulated`</w:t>
-      </w:r>
-      <w:r>
-        <w:t>: The BDF system generates synthetic product images for testing.</w:t>
+        <w:t>Purpose</w:t>
+      </w:r>
+      <w:r>
+        <w:t>: Retrieves the current settings for how images from multiple cameras are stitched together.</w:t>
       </w:r>
     </w:p>
     <w:p>
       <w:pPr>
         <w:pStyle w:val="ListBullet"/>
       </w:pPr>
-      <w:r>
-        <w:t>`CAMERA_WHITE_BALANCE`: When `true`, enables an automatic white balance calibration after cameras start.</w:t>
-      </w:r>
-    </w:p>
-    <w:p>
-      <w:pPr>
-        <w:pStyle w:val="ListBullet"/>
-      </w:pPr>
-      <w:r>
-        <w:t>`CAMERA_TRIGGER_SOURCE`: Default: `Line2`. Specifies the trigger input for cameras.</w:t>
-      </w:r>
-    </w:p>
-    <w:p>
-      <w:pPr>
-        <w:pStyle w:val="ListBullet"/>
-      </w:pPr>
-      <w:r>
-        <w:t>`CAMERA_TRIGGER_ACTIVATION`: Default: `RisingEdge`. Defines when the trigger activates (e.g., on a rising signal).</w:t>
-      </w:r>
-    </w:p>
-    <w:p>
-      <w:pPr>
-        <w:pStyle w:val="ListBullet"/>
-      </w:pPr>
-      <w:r>
-        <w:t>`CAMERA_TRIGGER_SELECTOR`: Default: `LineStart`. Selects which trigger feature to configure.</w:t>
-      </w:r>
-    </w:p>
-    <w:p>
-      <w:pPr>
-        <w:pStyle w:val="ListBullet"/>
-      </w:pPr>
-      <w:r>
-        <w:t>`CAMERA_TRIGGER_MODE`: Boolean setting; `true` activates camera triggering, `false` deactivates it.</w:t>
-      </w:r>
-    </w:p>
-    <w:p>
-      <w:pPr>
-        <w:pStyle w:val="ListBullet"/>
-      </w:pPr>
-      <w:r>
-        <w:t>`CAMERA_PIXEL_FORMAT`: The format in which camera images are processed. Supported: `BGR8`, `BGR8Packed`, `YCbCr422_8`, `YUV422Packed`, `YUV422_YUYV_Packed`.</w:t>
-      </w:r>
-    </w:p>
-    <w:p>
-      <w:pPr>
-        <w:pStyle w:val="ListBullet"/>
-      </w:pPr>
-      <w:r>
-        <w:t>`BGR8` and `BGR8Packed` are treated as ready-to-use BGR images for OpenCV.</w:t>
-      </w:r>
-    </w:p>
-    <w:p>
-      <w:pPr>
-        <w:pStyle w:val="ListBullet"/>
-      </w:pPr>
-      <w:r>
-        <w:t>YUV422 formats are automatically converted to BGR for processing and display.</w:t>
-      </w:r>
-    </w:p>
-    <w:p>
-      <w:pPr>
-        <w:pStyle w:val="ListBullet"/>
-      </w:pPr>
-      <w:r>
-        <w:t>`CAMERA_CONFIG_BY_PYLON`: When `true`, the BDF system will *not* write camera configuration (like pixel format, exposure) and will rely on settings configured externally (e.g., in Basler Pylon Viewer).</w:t>
-      </w:r>
-    </w:p>
-    <w:p>
-      <w:pPr>
-        <w:pStyle w:val="ListBullet"/>
-      </w:pPr>
-      <w:r>
-        <w:t>`REMOTE_CAMERA_BASE_URL`: The network address of the dedicated camera service when `CAMERA_MODE` is `remote`.</w:t>
-      </w:r>
-    </w:p>
-    <w:p>
-      <w:pPr>
-        <w:pStyle w:val="ListBullet"/>
-      </w:pPr>
-      <w:r>
-        <w:t>`REMOTE_CAMERA_TIMEOUT_S`: Maximum time to wait for a response from the remote camera service.</w:t>
-      </w:r>
-    </w:p>
-    <w:p>
-      <w:pPr>
-        <w:pStyle w:val="ListBullet"/>
-      </w:pPr>
-      <w:r>
-        <w:t>`REMOTE_CAMERA_POLL_INTERVAL_S`: How often the main BDF system checks for new images from the remote camera service.</w:t>
-      </w:r>
-    </w:p>
-    <w:p>
-      <w:pPr>
-        <w:pStyle w:val="ListBullet"/>
-      </w:pPr>
-      <w:r>
-        <w:t>`EMULATED_CAMERA_WIDTH`: Width of synthetic images in `emulated` mode.</w:t>
-      </w:r>
-    </w:p>
-    <w:p>
-      <w:pPr>
-        <w:pStyle w:val="ListBullet"/>
-      </w:pPr>
-      <w:r>
-        <w:t>`EMULATED_CAMERA_HEIGHT`: Height of synthetic images in `emulated` mode.</w:t>
-      </w:r>
-    </w:p>
-    <w:p>
-      <w:pPr>
-        <w:pStyle w:val="ListBullet"/>
-      </w:pPr>
-      <w:r>
-        <w:t>`EMULATED_CAMERA_FPS`: Frames per second for synthetic images in `emulated` mode.</w:t>
-      </w:r>
-    </w:p>
-    <w:p>
-      <w:pPr>
-        <w:pStyle w:val="ListBullet"/>
-      </w:pPr>
-      <w:r>
-        <w:t>`EMULATED_CAMERA_JPEG_QUALITY`: JPEG quality for synthetic images.</w:t>
-      </w:r>
-    </w:p>
-    <w:p>
-      <w:pPr>
-        <w:pStyle w:val="ListBullet"/>
-      </w:pPr>
-      <w:r>
-        <w:t>`EMULATED_CAMERA_IMAGE_PATH`: Optional path to a source image file used by the emulated runtime instead of generating frames.</w:t>
-      </w:r>
-    </w:p>
-    <w:p>
-      <w:pPr>
-        <w:pStyle w:val="Heading3"/>
-      </w:pPr>
-      <w:r>
-        <w:t>Automated Inspection Settings (`AI Runtime`)</w:t>
-      </w:r>
-    </w:p>
-    <w:p>
-      <w:pPr>
-        <w:pStyle w:val="ListBullet"/>
-      </w:pPr>
-      <w:r>
-        <w:t>`DETECTION_AND_TRACK`: When `true`, enables both object detection and tracking for AI inspection.</w:t>
-      </w:r>
-    </w:p>
-    <w:p>
-      <w:pPr>
-        <w:pStyle w:val="ListBullet"/>
-      </w:pPr>
-      <w:r>
-        <w:t>`AI_MODEL_NAME`: Specifies which AI model to use (e.g., `rfdetr` for RF-DETR-based inspection, or other values for YOLO with SORT).</w:t>
-      </w:r>
-    </w:p>
-    <w:p>
-      <w:pPr>
-        <w:pStyle w:val="ListBullet"/>
-      </w:pPr>
-      <w:r>
-        <w:t>`YOLO_MODEL_PATH`: File path to the YOLO model (if selected).</w:t>
-      </w:r>
-    </w:p>
-    <w:p>
-      <w:pPr>
-        <w:pStyle w:val="ListBullet"/>
-      </w:pPr>
-      <w:r>
-        <w:t>`RFDETR_CONF_THRESH`: Confidence threshold for RF-DETR detections (e.g., 0.5 means 50% confidence).</w:t>
-      </w:r>
-    </w:p>
-    <w:p>
-      <w:pPr>
-        <w:pStyle w:val="ListBullet"/>
-      </w:pPr>
-      <w:r>
-        <w:t>`CORE_MODEL_SAM_ENABLED`: Enables specific segmentation model features.</w:t>
-      </w:r>
-    </w:p>
-    <w:p>
-      <w:pPr>
-        <w:pStyle w:val="ListBullet"/>
-      </w:pPr>
-      <w:r>
-        <w:t>`CORE_MODEL_SAM3_ENABLED`: Enables specific segmentation model features.</w:t>
-      </w:r>
-    </w:p>
-    <w:p>
-      <w:pPr>
-        <w:pStyle w:val="ListBullet"/>
-      </w:pPr>
-      <w:r>
-        <w:t>`CORE_MODEL_GAZE_ENABLED`: Enables specific attention model features.</w:t>
-      </w:r>
-    </w:p>
-    <w:p>
-      <w:pPr>
-        <w:pStyle w:val="Heading2"/>
-      </w:pPr>
-      <w:r>
-        <w:t>.env Files</w:t>
-      </w:r>
-    </w:p>
-    <w:p>
-      <w:r>
-        <w:t>These files contain sensitive and environment-specific keys for your BDF system.</w:t>
-      </w:r>
-    </w:p>
-    <w:p>
-      <w:r>
-        <w:t>Current keys that typically hold secrets:</w:t>
-      </w:r>
-    </w:p>
-    <w:p>
-      <w:pPr>
-        <w:pStyle w:val="ListBullet"/>
-      </w:pPr>
-      <w:r>
-        <w:t>`INFERENCE_API_HEADER`: HTTP header name for external inference service authentication.</w:t>
-      </w:r>
-    </w:p>
-    <w:p>
-      <w:pPr>
-        <w:pStyle w:val="ListBullet"/>
-      </w:pPr>
-      <w:r>
-        <w:t>`INFERENCE_API_KEY`: API key for external inference service authentication.</w:t>
-      </w:r>
-    </w:p>
-    <w:p>
-      <w:pPr>
-        <w:pStyle w:val="ListBullet"/>
-      </w:pPr>
-      <w:r>
-        <w:t>`RFDETR_MODEL_ID`: Identifier for the RF-DETR model.</w:t>
-      </w:r>
-    </w:p>
-    <w:p>
-      <w:pPr>
-        <w:pStyle w:val="ListBullet"/>
-      </w:pPr>
-      <w:r>
-        <w:t>`ROBOFLOW_API_KEY`: API key for Roboflow services (if used).</w:t>
-      </w:r>
-    </w:p>
-    <w:p>
       <w:r/>
       <w:r>
         <w:rPr>
           <w:b/>
         </w:rPr>
-        <w:t>Example `.env`:</w:t>
-      </w:r>
-      <w:r/>
-    </w:p>
-    <w:p>
-      <w:r>
-        <w:t>```env</w:t>
-      </w:r>
-    </w:p>
-    <w:p>
-      <w:r>
-        <w:t>INFERENCE_API_HEADER=X-API-Key</w:t>
-      </w:r>
-    </w:p>
-    <w:p>
-      <w:r>
-        <w:t>INFERENCE_API_KEY=your-secret-api-key</w:t>
-      </w:r>
-    </w:p>
-    <w:p>
-      <w:r>
-        <w:t>RFDETR_MODEL_ID=bdf-bakery-project/v1</w:t>
-      </w:r>
-    </w:p>
-    <w:p>
-      <w:r>
-        <w:t>ROBOFLOW_API_KEY=your-roboflow-api-key</w:t>
-      </w:r>
-    </w:p>
-    <w:p>
-      <w:r>
-        <w:t>```</w:t>
-      </w:r>
-    </w:p>
-    <w:p>
-      <w:r>
-        <w:t>Useful settings for environment selection:</w:t>
-      </w:r>
-    </w:p>
-    <w:p>
-      <w:r>
-        <w:t>```env</w:t>
-      </w:r>
-    </w:p>
-    <w:p>
-      <w:r>
-        <w:t>APP_ENV=debug</w:t>
-      </w:r>
-    </w:p>
-    <w:p>
-      <w:r>
-        <w:t>APP_ENV_FILE=.env.debug</w:t>
-      </w:r>
-    </w:p>
-    <w:p>
-      <w:r>
-        <w:t>```</w:t>
-      </w:r>
-    </w:p>
-    <w:p>
-      <w:r>
-        <w:t>These allow you to quickly switch between different operational environments for your BDF system.</w:t>
-      </w:r>
-    </w:p>
-    <w:p>
-      <w:pPr>
-        <w:pStyle w:val="Heading2"/>
-      </w:pPr>
-      <w:r>
-        <w:t>Runtime Settings Access</w:t>
-      </w:r>
-    </w:p>
-    <w:p>
-      <w:r>
-        <w:t>The BDF application makes all resolved configuration settings available through a `settings` object in `src/settings.py`.</w:t>
-      </w:r>
-    </w:p>
-    <w:p>
-      <w:r>
-        <w:t>This `settings` object is used by:</w:t>
-      </w:r>
-    </w:p>
-    <w:p>
-      <w:pPr>
-        <w:pStyle w:val="ListBullet"/>
-      </w:pPr>
-      <w:r>
-        <w:t>`src/server/app.py`: Main application services.</w:t>
-      </w:r>
-    </w:p>
-    <w:p>
-      <w:pPr>
-        <w:pStyle w:val="ListBullet"/>
-      </w:pPr>
-      <w:r>
-        <w:t>`src/server/camera_service.py`: Dedicated camera service.</w:t>
-      </w:r>
-    </w:p>
-    <w:p>
-      <w:pPr>
-        <w:pStyle w:val="ListBullet"/>
-      </w:pPr>
-      <w:r>
-        <w:t>Specific camera modules under `src/server` for camera runtime configuration.</w:t>
-      </w:r>
-    </w:p>
-    <w:p>
-      <w:pPr>
-        <w:pStyle w:val="Heading2"/>
-      </w:pPr>
-      <w:r>
-        <w:t>Camera Library Configuration</w:t>
-      </w:r>
-    </w:p>
-    <w:p>
-      <w:r>
-        <w:t>The camera imaging library has its own specific configuration in `src/libs/racer2_camera/src/config.py`.</w:t>
-      </w:r>
-    </w:p>
-    <w:p>
-      <w:r>
-        <w:t>Key fields that impact camera operation for BDF:</w:t>
-      </w:r>
-    </w:p>
-    <w:p>
-      <w:pPr>
-        <w:pStyle w:val="ListBullet"/>
-      </w:pPr>
-      <w:r>
-        <w:t>`num_cameras`: Number of Basler cameras connected.</w:t>
-      </w:r>
-    </w:p>
-    <w:p>
-      <w:pPr>
-        <w:pStyle w:val="ListBullet"/>
-      </w:pPr>
-      <w:r>
-        <w:t>`num_images`: Number of strips acquired per camera per frame.</w:t>
-      </w:r>
-    </w:p>
-    <w:p>
-      <w:pPr>
-        <w:pStyle w:val="ListBullet"/>
-      </w:pPr>
-      <w:r>
-        <w:t>`max_stack`: Maximum number of stacked strips.</w:t>
-      </w:r>
-    </w:p>
-    <w:p>
-      <w:pPr>
-        <w:pStyle w:val="ListBullet"/>
-      </w:pPr>
-      <w:r>
-        <w:t>`pixels_per_shot`: Vertical resolution of each strip.</w:t>
-      </w:r>
-    </w:p>
-    <w:p>
-      <w:pPr>
-        <w:pStyle w:val="ListBullet"/>
-      </w:pPr>
-      <w:r>
-        <w:t>`h_offset`: Horizontal alignment offset for stitching.</w:t>
-      </w:r>
-    </w:p>
-    <w:p>
-      <w:pPr>
-        <w:pStyle w:val="ListBullet"/>
-      </w:pPr>
-      <w:r>
-        <w:t>`v_offset`: Vertical alignment offset for stitching.</w:t>
-      </w:r>
-    </w:p>
-    <w:p>
-      <w:pPr>
-        <w:pStyle w:val="ListBullet"/>
-      </w:pPr>
-      <w:r>
-        <w:t>`exposure_time_us`: Camera exposure time in microseconds.</w:t>
-      </w:r>
-    </w:p>
-    <w:p>
-      <w:pPr>
-        <w:pStyle w:val="ListBullet"/>
-      </w:pPr>
-      <w:r>
-        <w:t>`pixel_format`: Image format from the camera.</w:t>
-      </w:r>
-    </w:p>
-    <w:p>
-      <w:pPr>
-        <w:pStyle w:val="ListBullet"/>
-      </w:pPr>
-      <w:r>
-        <w:t>`trigger_source`: Camera trigger input line.</w:t>
-      </w:r>
-    </w:p>
-    <w:p>
-      <w:pPr>
-        <w:pStyle w:val="ListBullet"/>
-      </w:pPr>
-      <w:r>
-        <w:t>`trigger_activation`: Trigger activation edge.</w:t>
-      </w:r>
-    </w:p>
-    <w:p>
-      <w:pPr>
-        <w:pStyle w:val="ListBullet"/>
-      </w:pPr>
-      <w:r>
-        <w:t>`trigger_selector`: Which trigger feature to control.</w:t>
-      </w:r>
-    </w:p>
-    <w:p>
-      <w:pPr>
-        <w:pStyle w:val="ListBullet"/>
-      </w:pPr>
-      <w:r>
-        <w:t>`trigger_mode`: Enable or disable camera trigger.</w:t>
-      </w:r>
-    </w:p>
-    <w:p>
-      <w:pPr>
-        <w:pStyle w:val="ListBullet"/>
-      </w:pPr>
-      <w:r>
-        <w:t>`white_balance`: Enable or disable automatic white balance.</w:t>
-      </w:r>
-    </w:p>
-    <w:p>
-      <w:pPr>
-        <w:pStyle w:val="ListBullet"/>
-      </w:pPr>
-      <w:r>
-        <w:t>`is_config_by_pylon`: If `true`, camera settings are externally managed.</w:t>
-      </w:r>
-    </w:p>
-    <w:p>
-      <w:pPr>
-        <w:pStyle w:val="ListBullet"/>
-      </w:pPr>
-      <w:r>
-        <w:t>`jpeg_quality`: Quality of output JPEG images.</w:t>
-      </w:r>
-    </w:p>
-    <w:p>
-      <w:r>
-        <w:t>Most of these are set internally by the BDF application. However, `white_balance`, `pixel_format`, trigger settings, and `is_config_by_pylon` are controlled by the `CAMERA_*` keys in `settings.json` or your environment variables.</w:t>
-      </w:r>
-    </w:p>
-    <w:p>
-      <w:pPr>
-        <w:pStyle w:val="Heading3"/>
-      </w:pPr>
-      <w:r>
-        <w:t>Camera Pixel Format</w:t>
-      </w:r>
-    </w:p>
-    <w:p>
-      <w:r>
-        <w:t>Use `CAMERA_PIXEL_FORMAT` to specify how the BDF system interprets raw camera data after stitching:</w:t>
-      </w:r>
-    </w:p>
-    <w:p>
-      <w:r>
-        <w:t>```json</w:t>
-      </w:r>
-    </w:p>
-    <w:p>
-      <w:r>
-        <w:t>"CAMERA_PIXEL_FORMAT": "BGR8"</w:t>
-      </w:r>
-    </w:p>
-    <w:p>
-      <w:r>
-        <w:t>```</w:t>
-      </w:r>
-    </w:p>
-    <w:p>
-      <w:pPr>
-        <w:pStyle w:val="ListBullet"/>
-      </w:pPr>
-      <w:r>
-        <w:t>`BGR8` and `BGR8Packed`: Skip color conversion as pypylon provides images in OpenCV-compatible BGR channel order. Use this when your camera is already configured for BGR output.</w:t>
-      </w:r>
-    </w:p>
-    <w:p>
-      <w:r>
-        <w:t>```json</w:t>
-      </w:r>
-    </w:p>
-    <w:p>
-      <w:r>
-        <w:t>"CAMERA_PIXEL_FORMAT": "YCbCr422_8"</w:t>
-      </w:r>
-    </w:p>
-    <w:p>
-      <w:r>
-        <w:t>```</w:t>
-      </w:r>
-    </w:p>
-    <w:p>
-      <w:pPr>
-        <w:pStyle w:val="ListBullet"/>
-      </w:pPr>
-      <w:r>
-        <w:t>`YCbCr422_8` and other YUV422 formats: These are automatically converted to BGR before resizing, JPEG encoding, streaming, and AI processing.</w:t>
-      </w:r>
-    </w:p>
-    <w:p>
-      <w:pPr>
-        <w:pStyle w:val="Heading3"/>
-      </w:pPr>
-      <w:r>
-        <w:t>Pylon-Managed Camera Configuration</w:t>
-      </w:r>
-    </w:p>
-    <w:p>
-      <w:r>
-        <w:t>Set `CAMERA_CONFIG_BY_PYLON` to `true` if camera features (like pixel format, exposure, trigger, packet size, or height) are managed externally, for example, using Basler Pylon Viewer. The BDF system will then skip writing these settings during startup.</w:t>
-      </w:r>
-    </w:p>
-    <w:p>
-      <w:r>
-        <w:t>```json</w:t>
-      </w:r>
-    </w:p>
-    <w:p>
-      <w:r>
-        <w:t>"CAMERA_CONFIG_BY_PYLON": true</w:t>
-      </w:r>
-    </w:p>
-    <w:p>
-      <w:r>
-        <w:t>```</w:t>
-      </w:r>
-    </w:p>
-    <w:p>
-      <w:r>
-        <w:t>When this value is `false`, the BDF system will configure camera features based on its internal `Racer2CameraConfig` settings during startup.</w:t>
-      </w:r>
-    </w:p>
-    <w:p>
-      <w:pPr>
-        <w:pStyle w:val="Heading2"/>
-      </w:pPr>
-      <w:r>
-        <w:t>AI Library Configuration</w:t>
-      </w:r>
-    </w:p>
-    <w:p>
-      <w:r>
-        <w:t>The AI library config is located in `src/libs/ai/config.py`.</w:t>
-      </w:r>
-    </w:p>
-    <w:p>
-      <w:r>
-        <w:t>Important fields for BDF's automated inspection:</w:t>
-      </w:r>
-    </w:p>
-    <w:p>
-      <w:pPr>
-        <w:pStyle w:val="ListBullet"/>
-      </w:pPr>
-      <w:r>
-        <w:t>`model_name`: The specific AI model to use (e.g., `rfdetr`, `yolo`).</w:t>
-      </w:r>
-    </w:p>
-    <w:p>
-      <w:pPr>
-        <w:pStyle w:val="ListBullet"/>
-      </w:pPr>
-      <w:r>
-        <w:t>`yolo_model_path`: Path to the YOLO model file.</w:t>
-      </w:r>
-    </w:p>
-    <w:p>
-      <w:pPr>
-        <w:pStyle w:val="ListBullet"/>
-      </w:pPr>
-      <w:r>
-        <w:t>`rfdetr_model_id`: ID for the RF-DETR model.</w:t>
-      </w:r>
-    </w:p>
-    <w:p>
-      <w:pPr>
-        <w:pStyle w:val="ListBullet"/>
-      </w:pPr>
-      <w:r>
-        <w:t>`roboflow_api_key`: API key for Roboflow access.</w:t>
-      </w:r>
-    </w:p>
-    <w:p>
-      <w:pPr>
-        <w:pStyle w:val="ListBullet"/>
-      </w:pPr>
-      <w:r>
-        <w:t>`rfdetr_conf_thresh`: Confidence threshold for RF-DETR detections.</w:t>
-      </w:r>
-    </w:p>
-    <w:p>
-      <w:pPr>
-        <w:pStyle w:val="ListBullet"/>
-      </w:pPr>
-      <w:r>
-        <w:t>`core_model_sam_enabled`, `core_model_sam3_enabled`, `core_model_gaze_enabled`: Enable/disable advanced model features.</w:t>
-      </w:r>
-    </w:p>
-    <w:p>
-      <w:pPr>
-        <w:pStyle w:val="ListBullet"/>
-      </w:pPr>
-      <w:r>
-        <w:t>`color_analyze_enabled`: When `true`, enables color analysis within the AI pipeline.</w:t>
-      </w:r>
-    </w:p>
-    <w:p>
-      <w:r>
-        <w:t>The BDF main application currently always enables `color_analyze_enabled` within the AI configuration it uses.</w:t>
-      </w:r>
-    </w:p>
-    <w:p>
-      <w:pPr>
-        <w:pStyle w:val="Heading3"/>
-      </w:pPr>
-      <w:r>
-        <w:t>Camera Mode</w:t>
-      </w:r>
-    </w:p>
-    <w:p>
-      <w:r>
-        <w:t>The `CAMERA_MODE` setting fundamentally changes how your BDF system acquires images:</w:t>
+        <w:t>Returns</w:t>
+      </w:r>
+      <w:r>
+        <w:t>: The current horizontal and vertical offsets, and the number of images being stitched.</w:t>
       </w:r>
     </w:p>
     <w:p>
@@ -2522,11 +2000,9 @@
         <w:rPr>
           <w:b/>
         </w:rPr>
-        <w:t>`local`</w:t>
-      </w:r>
-      <w:r>
-        <w:t>: The main BDF system initializes Basler cameras directly using the `pypylon` library.</w:t>
-      </w:r>
+        <w:t>Update Camera Alignment Settings (`POST /camera/alignment`)</w:t>
+      </w:r>
+      <w:r/>
     </w:p>
     <w:p>
       <w:pPr>
@@ -2537,18 +2013,10 @@
         <w:rPr>
           <w:b/>
         </w:rPr>
-        <w:t>`remote`</w:t>
-      </w:r>
-      <w:r>
-        <w:t>: The main BDF system retrieves product images by polling a separate camera service over HTTP.</w:t>
-      </w:r>
-    </w:p>
-    <w:p>
-      <w:pPr>
-        <w:pStyle w:val="ListBullet"/>
-      </w:pPr>
-      <w:r>
-        <w:t>Requires: `REMOTE_CAMERA_BASE_URL`, `REMOTE_CAMERA_TIMEOUT_S`, `REMOTE_CAMERA_POLL_INTERVAL_S`.</w:t>
+        <w:t>Purpose</w:t>
+      </w:r>
+      <w:r>
+        <w:t>: Allows BDF specialists to adjust the stitching alignment (horizontal and vertical offsets) and reset the image buffer.</w:t>
       </w:r>
     </w:p>
     <w:p>
@@ -2560,39 +2028,10 @@
         <w:rPr>
           <w:b/>
         </w:rPr>
-        <w:t>`emulated`</w:t>
-      </w:r>
-      <w:r>
-        <w:t>: The main BDF system generates synthetic images internally, without needing physical cameras.</w:t>
-      </w:r>
-    </w:p>
-    <w:p>
-      <w:pPr>
-        <w:pStyle w:val="ListBullet"/>
-      </w:pPr>
-      <w:r>
-        <w:t>Can use generated frames based on `EMULATED_CAMERA_WIDTH`, `EMULATED_CAMERA_HEIGHT`, `EMULATED_CAMERA_FPS`.</w:t>
-      </w:r>
-    </w:p>
-    <w:p>
-      <w:pPr>
-        <w:pStyle w:val="ListBullet"/>
-      </w:pPr>
-      <w:r>
-        <w:t>Can use an optional source image from `EMULATED_CAMERA_IMAGE_PATH`.</w:t>
-      </w:r>
-    </w:p>
-    <w:p>
-      <w:pPr>
-        <w:pStyle w:val="Heading2"/>
-      </w:pPr>
-      <w:r>
-        <w:t>Recommended Practices for Configuration</w:t>
-      </w:r>
-    </w:p>
-    <w:p>
-      <w:r>
-        <w:t>To ensure stable and secure operation of your BDF system:</w:t>
+        <w:t>Request</w:t>
+      </w:r>
+      <w:r>
+        <w:t>: Provide new `h_offset`, `v_offset`, or optionally `num_images`.</w:t>
       </w:r>
     </w:p>
     <w:p>
@@ -2604,10 +2043,10 @@
         <w:rPr>
           <w:b/>
         </w:rPr>
-        <w:t>Secure Sensitive Data:</w:t>
-      </w:r>
-      <w:r>
-        <w:t xml:space="preserve"> Keep all sensitive information (like API keys) exclusively in `.env` files.</w:t>
+        <w:t>Returns</w:t>
+      </w:r>
+      <w:r>
+        <w:t>: The updated alignment settings, confirming the change.</w:t>
       </w:r>
     </w:p>
     <w:p>
@@ -2619,11 +2058,9 @@
         <w:rPr>
           <w:b/>
         </w:rPr>
-        <w:t>Organize Settings:</w:t>
-      </w:r>
-      <w:r>
-        <w:t xml:space="preserve"> Use `settings.json` for environment-specific but non-secret settings.</w:t>
-      </w:r>
+        <w:t>Get Color Analysis Data (`GET /color-data`)</w:t>
+      </w:r>
+      <w:r/>
     </w:p>
     <w:p>
       <w:pPr>
@@ -2634,10 +2071,10 @@
         <w:rPr>
           <w:b/>
         </w:rPr>
-        <w:t>Use Profiles:</w:t>
-      </w:r>
-      <w:r>
-        <w:t xml:space="preserve"> Utilize `APP_ENV=debug` for debug mode instead of directly modifying production values.</w:t>
+        <w:t>Purpose</w:t>
+      </w:r>
+      <w:r>
+        <w:t>: Retrieves the buffered color analysis data for tracked products/objects and then clears the buffer. Provides BDF operators with historical color information for quality control.</w:t>
       </w:r>
     </w:p>
     <w:p>
@@ -2649,100 +2086,37 @@
         <w:rPr>
           <w:b/>
         </w:rPr>
-        <w:t>Docker-Specific Settings:</w:t>
-      </w:r>
-      <w:r>
-        <w:t xml:space="preserve"> Apply the `docker` profile in `settings.json` only for settings that differ when running in a container.</w:t>
-      </w:r>
-    </w:p>
-    <w:p>
+        <w:t>Returns</w:t>
+      </w:r>
+      <w:r>
+        <w:t>: A list of objects with their latest color samples and history.</w:t>
+      </w:r>
+    </w:p>
+    <w:p>
+      <w:pPr>
+        <w:pStyle w:val="ListBullet"/>
+      </w:pPr>
+      <w:r/>
       <w:r>
         <w:rPr>
           <w:b/>
         </w:rPr>
-      </w:r>
-    </w:p>
-    <w:p>
-      <w:pPr>
-        <w:pStyle w:val="Heading1"/>
-      </w:pPr>
-      <w:r>
-        <w:t>API Reference: Connecting to Your BDF System</w:t>
-      </w:r>
-    </w:p>
-    <w:p>
-      <w:r>
-        <w:t>This section provides technical details for integrating with your BDF automated inspection system. It outlines the available endpoints and how to interact with them for production monitoring and data access.</w:t>
-      </w:r>
-    </w:p>
-    <w:p>
-      <w:pPr>
-        <w:pStyle w:val="Heading2"/>
-      </w:pPr>
-      <w:r>
-        <w:t>Main System Base URL</w:t>
-      </w:r>
-    </w:p>
-    <w:p>
-      <w:r>
-        <w:t>By default, the main BDF system listens on:</w:t>
-      </w:r>
-    </w:p>
-    <w:p>
-      <w:r>
-        <w:t>```text</w:t>
-      </w:r>
-    </w:p>
-    <w:p>
-      <w:r>
-        <w:t>http://localhost:8000</w:t>
-      </w:r>
-    </w:p>
-    <w:p>
-      <w:r>
-        <w:t>```</w:t>
-      </w:r>
-    </w:p>
-    <w:p>
-      <w:r>
-        <w:t>The dedicated host-side camera service (if used in `remote` mode) listens on:</w:t>
-      </w:r>
-    </w:p>
-    <w:p>
-      <w:r>
-        <w:t>```text</w:t>
-      </w:r>
-    </w:p>
-    <w:p>
-      <w:r>
-        <w:t>http://localhost:8001</w:t>
-      </w:r>
-    </w:p>
-    <w:p>
-      <w:r>
-        <w:t>```</w:t>
-      </w:r>
-    </w:p>
-    <w:p>
-      <w:pPr>
-        <w:pStyle w:val="Heading2"/>
-      </w:pPr>
-      <w:r>
-        <w:t>GET /</w:t>
-      </w:r>
-    </w:p>
-    <w:p>
-      <w:r>
-        <w:t>Accessing this endpoint returns the HTML frontend, which is your operator interface from `src/front/index.html`.</w:t>
-      </w:r>
-    </w:p>
-    <w:p>
+        <w:t>Note</w:t>
+      </w:r>
+      <w:r>
+        <w:t>: Will be empty if AI detection/tracking is disabled or no objects have been processed.</w:t>
+      </w:r>
+    </w:p>
+    <w:p>
+      <w:pPr>
+        <w:pStyle w:val="ListBullet"/>
+      </w:pPr>
       <w:r/>
       <w:r>
         <w:rPr>
           <w:b/>
         </w:rPr>
-        <w:t>Response:</w:t>
+        <w:t>Perform Local AI Inference (`POST /inference`)</w:t>
       </w:r>
       <w:r/>
     </w:p>
@@ -2750,238 +2124,72 @@
       <w:pPr>
         <w:pStyle w:val="ListBullet"/>
       </w:pPr>
-      <w:r>
-        <w:t>`200 text/html` (Successful delivery of the web interface)</w:t>
-      </w:r>
-    </w:p>
-    <w:p>
-      <w:pPr>
-        <w:pStyle w:val="Heading2"/>
-      </w:pPr>
-      <w:r>
-        <w:t>GET /status</w:t>
-      </w:r>
-    </w:p>
-    <w:p>
-      <w:r>
-        <w:t>This endpoint provides structured information about the BDF system's current runtime state, including AI initialization, camera readiness, and live feed status. This is crucial for production monitoring.</w:t>
-      </w:r>
-    </w:p>
-    <w:p>
       <w:r/>
       <w:r>
         <w:rPr>
           <w:b/>
         </w:rPr>
-        <w:t>Example Response Shape:</w:t>
-      </w:r>
-      <w:r/>
-    </w:p>
-    <w:p>
-      <w:r>
-        <w:t>```json</w:t>
-      </w:r>
-    </w:p>
-    <w:p>
-      <w:r>
-        <w:t>{</w:t>
-      </w:r>
-    </w:p>
-    <w:p>
-      <w:r>
-        <w:t>"ai": {</w:t>
-      </w:r>
-    </w:p>
-    <w:p>
-      <w:r>
-        <w:t>"enabled": true,</w:t>
-      </w:r>
-    </w:p>
-    <w:p>
-      <w:r>
-        <w:t>"model_name": "rfdetr",</w:t>
-      </w:r>
-    </w:p>
-    <w:p>
-      <w:r>
-        <w:t>"phase": "ready",</w:t>
-      </w:r>
-    </w:p>
-    <w:p>
-      <w:r>
-        <w:t>"message": "RFDETR ready",</w:t>
-      </w:r>
-    </w:p>
-    <w:p>
-      <w:r>
-        <w:t>"error": null,</w:t>
-      </w:r>
-    </w:p>
-    <w:p>
-      <w:r>
-        <w:t>"checkpoints": []</w:t>
-      </w:r>
-    </w:p>
-    <w:p>
-      <w:r>
-        <w:t>},</w:t>
-      </w:r>
-    </w:p>
-    <w:p>
-      <w:r>
-        <w:t>"camera": {</w:t>
-      </w:r>
-    </w:p>
-    <w:p>
-      <w:r>
-        <w:t>"ready": true,</w:t>
-      </w:r>
-    </w:p>
-    <w:p>
-      <w:r>
-        <w:t>"message": "Camera ready",</w:t>
-      </w:r>
-    </w:p>
-    <w:p>
-      <w:r>
-        <w:t>"error": null,</w:t>
-      </w:r>
-    </w:p>
-    <w:p>
-      <w:r>
-        <w:t>"backend": "local"</w:t>
-      </w:r>
-    </w:p>
-    <w:p>
-      <w:r>
-        <w:t>},</w:t>
-      </w:r>
-    </w:p>
-    <w:p>
-      <w:r>
-        <w:t>"stream": {</w:t>
-      </w:r>
-    </w:p>
-    <w:p>
-      <w:r>
-        <w:t>"has_frame": true,</w:t>
-      </w:r>
-    </w:p>
-    <w:p>
-      <w:r>
-        <w:t>"mode": "tracked"</w:t>
-      </w:r>
-    </w:p>
-    <w:p>
-      <w:r>
-        <w:t>}</w:t>
-      </w:r>
-    </w:p>
-    <w:p>
-      <w:r>
-        <w:t>}</w:t>
-      </w:r>
-    </w:p>
-    <w:p>
-      <w:r>
-        <w:t>```</w:t>
-      </w:r>
-    </w:p>
-    <w:p>
+        <w:t>Purpose</w:t>
+      </w:r>
+      <w:r>
+        <w:t>: Runs the configured AI model on a specific image file located on the system's disk. Useful for BDF engineers to test AI models on pre-recorded images.</w:t>
+      </w:r>
+    </w:p>
+    <w:p>
+      <w:pPr>
+        <w:pStyle w:val="ListBullet"/>
+      </w:pPr>
       <w:r/>
       <w:r>
         <w:rPr>
           <w:b/>
         </w:rPr>
-        <w:t>Response:</w:t>
-      </w:r>
-      <w:r/>
+        <w:t>Request</w:t>
+      </w:r>
+      <w:r>
+        <w:t>: Specify the image file name and its directory.</w:t>
+      </w:r>
     </w:p>
     <w:p>
       <w:pPr>
         <w:pStyle w:val="ListBullet"/>
       </w:pPr>
-      <w:r>
-        <w:t>`200 application/json` (Successful retrieval of system status)</w:t>
-      </w:r>
-    </w:p>
-    <w:p>
-      <w:pPr>
-        <w:pStyle w:val="Heading2"/>
-      </w:pPr>
-      <w:r>
-        <w:t>GET /capture</w:t>
-      </w:r>
-    </w:p>
-    <w:p>
-      <w:r>
-        <w:t>Retrieves the latest JPEG image of a product from the shared frame cache. This is the processed and stitched image ready for inspection or display.</w:t>
-      </w:r>
-    </w:p>
-    <w:p>
       <w:r/>
       <w:r>
         <w:rPr>
           <w:b/>
         </w:rPr>
-        <w:t>Success:</w:t>
-      </w:r>
-      <w:r/>
+        <w:t>Returns</w:t>
+      </w:r>
+      <w:r>
+        <w:t>: AI analysis results, including a path to an annotated image.</w:t>
+      </w:r>
     </w:p>
     <w:p>
       <w:pPr>
         <w:pStyle w:val="ListBullet"/>
       </w:pPr>
-      <w:r>
-        <w:t>`200 image/jpeg` (Returns the latest product image)</w:t>
-      </w:r>
-    </w:p>
-    <w:p>
       <w:r/>
       <w:r>
         <w:rPr>
           <w:b/>
         </w:rPr>
-        <w:t>Failure Cases:</w:t>
-      </w:r>
-      <w:r/>
+        <w:t>Note</w:t>
+      </w:r>
+      <w:r>
+        <w:t>: Requires the image file to be accessible on the machine running the main application.</w:t>
+      </w:r>
     </w:p>
     <w:p>
       <w:pPr>
         <w:pStyle w:val="ListBullet"/>
       </w:pPr>
-      <w:r>
-        <w:t>`503` if the camera system is not ready (e.g., cameras initializing).</w:t>
-      </w:r>
-    </w:p>
-    <w:p>
-      <w:pPr>
-        <w:pStyle w:val="ListBullet"/>
-      </w:pPr>
-      <w:r>
-        <w:t>`503` if no product image has been produced yet (e.g., during warm-up).</w:t>
-      </w:r>
-    </w:p>
-    <w:p>
-      <w:pPr>
-        <w:pStyle w:val="Heading2"/>
-      </w:pPr>
-      <w:r>
-        <w:t>POST /analyze</w:t>
-      </w:r>
-    </w:p>
-    <w:p>
-      <w:r>
-        <w:t>Forwards the latest product image to an external inference service, as defined by `INFERENCE_URL` in your configuration. This allows for specialized analysis beyond the BDF system's built-in capabilities.</w:t>
-      </w:r>
-    </w:p>
-    <w:p>
       <w:r/>
       <w:r>
         <w:rPr>
           <w:b/>
         </w:rPr>
-        <w:t>Behavior:</w:t>
+        <w:t>Stream Live Images (`WebSocket /ws`)</w:t>
       </w:r>
       <w:r/>
     </w:p>
@@ -2989,84 +2197,35 @@
       <w:pPr>
         <w:pStyle w:val="ListBullet"/>
       </w:pPr>
-      <w:r>
-        <w:t>Sends the product image as multipart form data.</w:t>
-      </w:r>
-    </w:p>
-    <w:p>
-      <w:pPr>
-        <w:pStyle w:val="ListBullet"/>
-      </w:pPr>
-      <w:r>
-        <w:t>Includes a configured API header (e.g., for authentication) if present.</w:t>
-      </w:r>
-    </w:p>
-    <w:p>
-      <w:pPr>
-        <w:pStyle w:val="ListBullet"/>
-      </w:pPr>
-      <w:r>
-        <w:t>Automatically retries on `429` (Too Many Requests) responses from the external service.</w:t>
-      </w:r>
-    </w:p>
-    <w:p>
       <w:r/>
       <w:r>
         <w:rPr>
           <w:b/>
         </w:rPr>
-        <w:t>Success:</w:t>
-      </w:r>
-      <w:r/>
+        <w:t>Purpose</w:t>
+      </w:r>
+      <w:r>
+        <w:t>: Provides a continuous stream of JPEG images to connected clients (like your browser). This stream can show either raw frames or AI-annotated frames, depending on AI readiness.</w:t>
+      </w:r>
     </w:p>
     <w:p>
       <w:pPr>
         <w:pStyle w:val="ListBullet"/>
       </w:pPr>
-      <w:r>
-        <w:t>`200 application/json` (Returns the response from the external service)</w:t>
-      </w:r>
-    </w:p>
-    <w:p>
       <w:r/>
       <w:r>
         <w:rPr>
           <w:b/>
         </w:rPr>
-        <w:t>Failure Cases:</w:t>
-      </w:r>
-      <w:r/>
-    </w:p>
-    <w:p>
-      <w:pPr>
-        <w:pStyle w:val="ListBullet"/>
-      </w:pPr>
-      <w:r>
-        <w:t>`503` if the BDF camera system is unavailable.</w:t>
-      </w:r>
-    </w:p>
-    <w:p>
-      <w:pPr>
-        <w:pStyle w:val="ListBullet"/>
-      </w:pPr>
-      <w:r>
-        <w:t>`503` if no product image is available.</w:t>
-      </w:r>
-    </w:p>
-    <w:p>
-      <w:pPr>
-        <w:pStyle w:val="ListBullet"/>
-      </w:pPr>
-      <w:r>
-        <w:t>`429` if the external inference service remains at capacity after retries.</w:t>
-      </w:r>
-    </w:p>
-    <w:p>
-      <w:pPr>
-        <w:pStyle w:val="ListBullet"/>
-      </w:pPr>
-      <w:r>
-        <w:t>`400` or `503` if the external inference service returns an error.</w:t>
+        <w:t>Provides</w:t>
+      </w:r>
+      <w:r>
+        <w:t>: Live JPEG frames, or text messages like "warming_up" during system initialization or camera issues.</w:t>
+      </w:r>
+    </w:p>
+    <w:p>
+      <w:r>
+        <w:t>---</w:t>
       </w:r>
     </w:p>
     <w:p>
@@ -3074,12 +2233,20 @@
         <w:pStyle w:val="Heading2"/>
       </w:pPr>
       <w:r>
-        <w:t>GET /camera/alignment</w:t>
-      </w:r>
-    </w:p>
-    <w:p>
-      <w:r>
-        <w:t>Returns the current settings for image stitching alignment (horizontal and vertical offsets, and number of captured strips) for the cameras. This is useful for monitoring and verifying alignment.</w:t>
+        <w:t>5. Troubleshooting for BDF Operators</w:t>
+      </w:r>
+    </w:p>
+    <w:p>
+      <w:r>
+        <w:t>This section provides practical guidance for BDF operators to diagnose and resolve common issues with the Racer2 V3 system, focusing on straightforward solutions.</w:t>
+      </w:r>
+    </w:p>
+    <w:p>
+      <w:pPr>
+        <w:pStyle w:val="Heading3"/>
+      </w:pPr>
+      <w:r>
+        <w:t>5.1 Server Starts But No Frames Arrive</w:t>
       </w:r>
     </w:p>
     <w:p>
@@ -3088,48 +2255,10 @@
         <w:rPr>
           <w:b/>
         </w:rPr>
-        <w:t>Response Shape:</w:t>
-      </w:r>
-      <w:r/>
-    </w:p>
-    <w:p>
-      <w:r>
-        <w:t>```json</w:t>
-      </w:r>
-    </w:p>
-    <w:p>
-      <w:r>
-        <w:t>{</w:t>
-      </w:r>
-    </w:p>
-    <w:p>
-      <w:r>
-        <w:t>"h_offset": 10,</w:t>
-      </w:r>
-    </w:p>
-    <w:p>
-      <w:r>
-        <w:t>"v_offset": 190,</w:t>
-      </w:r>
-    </w:p>
-    <w:p>
-      <w:r>
-        <w:t>"num_images": 5,</w:t>
-      </w:r>
-    </w:p>
-    <w:p>
-      <w:r>
-        <w:t>"backend": "local"</w:t>
-      </w:r>
-    </w:p>
-    <w:p>
-      <w:r>
-        <w:t>}</w:t>
-      </w:r>
-    </w:p>
-    <w:p>
-      <w:r>
-        <w:t>```</w:t>
+        <w:t>Symptoms</w:t>
+      </w:r>
+      <w:r>
+        <w:t>: The system seems to be running, but no images appear in the web interface or `/capture` endpoint.</w:t>
       </w:r>
     </w:p>
     <w:p>
@@ -3138,87 +2267,41 @@
         <w:rPr>
           <w:b/>
         </w:rPr>
-        <w:t>Response:</w:t>
-      </w:r>
-      <w:r/>
+        <w:t>Checks</w:t>
+      </w:r>
+      <w:r>
+        <w:t>:</w:t>
+      </w:r>
     </w:p>
     <w:p>
       <w:pPr>
         <w:pStyle w:val="ListBullet"/>
       </w:pPr>
-      <w:r>
-        <w:t>`200 application/json` (Returns current alignment settings)</w:t>
-      </w:r>
-    </w:p>
-    <w:p>
-      <w:pPr>
-        <w:pStyle w:val="ListBullet"/>
-      </w:pPr>
-      <w:r>
-        <w:t>`503 application/json` if the camera runtime is not initialized or alignment data cannot be read.</w:t>
-      </w:r>
-    </w:p>
-    <w:p>
-      <w:pPr>
-        <w:pStyle w:val="Heading2"/>
-      </w:pPr>
-      <w:r>
-        <w:t>POST /camera/alignment</w:t>
-      </w:r>
-    </w:p>
-    <w:p>
-      <w:r>
-        <w:t>Updates the image stitching alignment settings and resets the internal buffer of stacked frames. This allows operators or integrated systems to fine-tune image composition.</w:t>
-      </w:r>
-    </w:p>
-    <w:p>
       <w:r/>
       <w:r>
         <w:rPr>
           <w:b/>
         </w:rPr>
-        <w:t>Request Body:</w:t>
-      </w:r>
-      <w:r/>
-    </w:p>
-    <w:p>
-      <w:r>
-        <w:t>```json</w:t>
-      </w:r>
-    </w:p>
-    <w:p>
-      <w:r>
-        <w:t>{</w:t>
-      </w:r>
-    </w:p>
-    <w:p>
-      <w:r>
-        <w:t>"h_offset": 10,</w:t>
-      </w:r>
-    </w:p>
-    <w:p>
-      <w:r>
-        <w:t>"v_offset": 190,</w:t>
-      </w:r>
-    </w:p>
-    <w:p>
-      <w:r>
-        <w:t>"num_images": 5</w:t>
-      </w:r>
-    </w:p>
-    <w:p>
-      <w:r>
-        <w:t>}</w:t>
-      </w:r>
-    </w:p>
-    <w:p>
-      <w:r>
-        <w:t>```</w:t>
-      </w:r>
-    </w:p>
-    <w:p>
-      <w:r>
-        <w:t>`num_images` is optional and must be at least `1` if provided.</w:t>
+        <w:t>System Status</w:t>
+      </w:r>
+      <w:r>
+        <w:t>: Check the `/status` endpoint (or the dashboard).</w:t>
+      </w:r>
+    </w:p>
+    <w:p>
+      <w:pPr>
+        <w:pStyle w:val="ListBullet"/>
+      </w:pPr>
+      <w:r>
+        <w:t>Is `camera.ready` reported as `false`?</w:t>
+      </w:r>
+    </w:p>
+    <w:p>
+      <w:pPr>
+        <w:pStyle w:val="ListBullet"/>
+      </w:pPr>
+      <w:r>
+        <w:t>Is the live stream showing text messages like `warming_up` instead of images?</w:t>
       </w:r>
     </w:p>
     <w:p>
@@ -3227,71 +2310,33 @@
         <w:rPr>
           <w:b/>
         </w:rPr>
-        <w:t>Response Shape:</w:t>
-      </w:r>
-      <w:r/>
-    </w:p>
-    <w:p>
-      <w:r>
-        <w:t>```json</w:t>
-      </w:r>
-    </w:p>
-    <w:p>
-      <w:r>
-        <w:t>{</w:t>
-      </w:r>
-    </w:p>
-    <w:p>
-      <w:r>
-        <w:t>"h_offset": 10,</w:t>
-      </w:r>
-    </w:p>
-    <w:p>
-      <w:r>
-        <w:t>"v_offset": 190,</w:t>
-      </w:r>
-    </w:p>
-    <w:p>
-      <w:r>
-        <w:t>"num_images": 5,</w:t>
-      </w:r>
-    </w:p>
-    <w:p>
-      <w:r>
-        <w:t>"backend": "local",</w:t>
-      </w:r>
-    </w:p>
-    <w:p>
-      <w:r>
-        <w:t>"buffer_reset": true</w:t>
-      </w:r>
-    </w:p>
-    <w:p>
-      <w:r>
-        <w:t>}</w:t>
-      </w:r>
-    </w:p>
-    <w:p>
-      <w:r>
-        <w:t>```</w:t>
-      </w:r>
-    </w:p>
-    <w:p>
+        <w:t>Solutions based on Camera Mode</w:t>
+      </w:r>
+      <w:r>
+        <w:t>:</w:t>
+      </w:r>
+    </w:p>
+    <w:p>
+      <w:pPr>
+        <w:pStyle w:val="ListBullet"/>
+      </w:pPr>
       <w:r/>
       <w:r>
         <w:rPr>
           <w:b/>
         </w:rPr>
-        <w:t>Response:</w:t>
-      </w:r>
-      <w:r/>
+        <w:t>Local Mode</w:t>
+      </w:r>
+      <w:r>
+        <w:t>:</w:t>
+      </w:r>
     </w:p>
     <w:p>
       <w:pPr>
         <w:pStyle w:val="ListBullet"/>
       </w:pPr>
       <w:r>
-        <w:t>`200 application/json` (Confirms updated alignment settings)</w:t>
+        <w:t>Verify that `pypylon` (the camera driver software) is correctly installed.</w:t>
       </w:r>
     </w:p>
     <w:p>
@@ -3299,153 +2344,93 @@
         <w:pStyle w:val="ListBullet"/>
       </w:pPr>
       <w:r>
-        <w:t>`503 application/json` if the camera runtime is not initialized or alignment cannot be updated.</w:t>
-      </w:r>
-    </w:p>
-    <w:p>
-      <w:pPr>
-        <w:pStyle w:val="Heading2"/>
-      </w:pPr>
-      <w:r>
-        <w:t>GET /color-data</w:t>
-      </w:r>
-    </w:p>
-    <w:p>
-      <w:r>
-        <w:t>Returns the current buffer of color analysis data for tracked products and then clears this buffer. This provides a snapshot of recent product color information for production monitoring.</w:t>
-      </w:r>
-    </w:p>
-    <w:p>
+        <w:t>Ensure both Basler cameras are physically connected and powered on.</w:t>
+      </w:r>
+    </w:p>
+    <w:p>
+      <w:pPr>
+        <w:pStyle w:val="ListBullet"/>
+      </w:pPr>
+      <w:r>
+        <w:t>Confirm that the system's user account has the necessary permissions to access the cameras.</w:t>
+      </w:r>
+    </w:p>
+    <w:p>
+      <w:pPr>
+        <w:pStyle w:val="ListBullet"/>
+      </w:pPr>
       <w:r/>
       <w:r>
         <w:rPr>
           <w:b/>
         </w:rPr>
-        <w:t>Response Shape:</w:t>
-      </w:r>
-      <w:r/>
-    </w:p>
-    <w:p>
-      <w:r>
-        <w:t>```json</w:t>
-      </w:r>
-    </w:p>
-    <w:p>
-      <w:r>
-        <w:t>{</w:t>
-      </w:r>
-    </w:p>
-    <w:p>
-      <w:r>
-        <w:t>"objects": [</w:t>
-      </w:r>
-    </w:p>
-    <w:p>
-      <w:r>
-        <w:t>{</w:t>
-      </w:r>
-    </w:p>
-    <w:p>
-      <w:r>
-        <w:t>"id": 1,</w:t>
-      </w:r>
-    </w:p>
-    <w:p>
-      <w:r>
-        <w:t>"latest": {},</w:t>
-      </w:r>
-    </w:p>
-    <w:p>
-      <w:r>
-        <w:t>"history": []</w:t>
-      </w:r>
-    </w:p>
-    <w:p>
-      <w:r>
-        <w:t>}</w:t>
-      </w:r>
-    </w:p>
-    <w:p>
-      <w:r>
-        <w:t>]</w:t>
-      </w:r>
-    </w:p>
-    <w:p>
-      <w:r>
-        <w:t>}</w:t>
-      </w:r>
-    </w:p>
-    <w:p>
-      <w:r>
-        <w:t>```</w:t>
-      </w:r>
-    </w:p>
-    <w:p>
-      <w:r>
-        <w:t>If detection/tracking is disabled or the AI model is not ready, `objects` will be empty.</w:t>
-      </w:r>
-    </w:p>
-    <w:p>
-      <w:pPr>
-        <w:pStyle w:val="Heading2"/>
-      </w:pPr>
-      <w:r>
-        <w:t>POST /inference</w:t>
-      </w:r>
-    </w:p>
-    <w:p>
-      <w:r>
-        <w:t>Runs local AI inspection on a specific product image file located on disk. This is useful for analyzing archived images or performing on-demand checks.</w:t>
-      </w:r>
-    </w:p>
-    <w:p>
+        <w:t>Remote Mode</w:t>
+      </w:r>
+      <w:r>
+        <w:t>:</w:t>
+      </w:r>
+    </w:p>
+    <w:p>
+      <w:pPr>
+        <w:pStyle w:val="ListBullet"/>
+      </w:pPr>
+      <w:r>
+        <w:t>Verify the `REMOTE_CAMERA_BASE_URL` setting for any typos.</w:t>
+      </w:r>
+    </w:p>
+    <w:p>
+      <w:pPr>
+        <w:pStyle w:val="ListBullet"/>
+      </w:pPr>
+      <w:r>
+        <w:t>Confirm that the separate camera service is running on its host machine (usually on port `8001`).</w:t>
+      </w:r>
+    </w:p>
+    <w:p>
+      <w:pPr>
+        <w:pStyle w:val="ListBullet"/>
+      </w:pPr>
+      <w:r>
+        <w:t>Test directly: Can you access `&lt;REMOTE_CAMERA_BASE_URL&gt;/capture` and get a JPEG image?</w:t>
+      </w:r>
+    </w:p>
+    <w:p>
+      <w:pPr>
+        <w:pStyle w:val="ListBullet"/>
+      </w:pPr>
       <w:r/>
       <w:r>
         <w:rPr>
           <w:b/>
         </w:rPr>
-        <w:t>Request Body:</w:t>
-      </w:r>
-      <w:r/>
-    </w:p>
-    <w:p>
-      <w:r>
-        <w:t>```json</w:t>
-      </w:r>
-    </w:p>
-    <w:p>
-      <w:r>
-        <w:t>{</w:t>
-      </w:r>
-    </w:p>
-    <w:p>
-      <w:r>
-        <w:t>"feature_name": "inspection",</w:t>
-      </w:r>
-    </w:p>
-    <w:p>
-      <w:r>
-        <w:t>"ImageName": "sample.jpg",</w:t>
-      </w:r>
-    </w:p>
-    <w:p>
-      <w:r>
-        <w:t>"SrcDir": "D:/data/job_001",</w:t>
-      </w:r>
-    </w:p>
-    <w:p>
-      <w:r>
-        <w:t>"Timestamp": "2026-05-12T13:00:00"</w:t>
-      </w:r>
-    </w:p>
-    <w:p>
-      <w:r>
-        <w:t>}</w:t>
-      </w:r>
-    </w:p>
-    <w:p>
-      <w:r>
-        <w:t>```</w:t>
+        <w:t>Emulated Mode</w:t>
+      </w:r>
+      <w:r>
+        <w:t>:</w:t>
+      </w:r>
+    </w:p>
+    <w:p>
+      <w:pPr>
+        <w:pStyle w:val="ListBullet"/>
+      </w:pPr>
+      <w:r>
+        <w:t>Ensure `CAMERA_MODE` is set to `emulated`.</w:t>
+      </w:r>
+    </w:p>
+    <w:p>
+      <w:pPr>
+        <w:pStyle w:val="ListBullet"/>
+      </w:pPr>
+      <w:r>
+        <w:t>If `EMULATED_CAMERA_IMAGE_PATH` is specified, verify that the image file exists and is readable.</w:t>
+      </w:r>
+    </w:p>
+    <w:p>
+      <w:pPr>
+        <w:pStyle w:val="Heading3"/>
+      </w:pPr>
+      <w:r>
+        <w:t>5.2 Camera Busy or Unavailable</w:t>
       </w:r>
     </w:p>
     <w:p>
@@ -3454,48 +2439,10 @@
         <w:rPr>
           <w:b/>
         </w:rPr>
-        <w:t>Behavior:</w:t>
-      </w:r>
-      <w:r/>
-    </w:p>
-    <w:p>
-      <w:pPr>
-        <w:pStyle w:val="ListBullet"/>
-      </w:pPr>
-      <w:r>
-        <w:t>Reads the image from the specified `SrcDir/ImageName`.</w:t>
-      </w:r>
-    </w:p>
-    <w:p>
-      <w:pPr>
-        <w:pStyle w:val="ListBullet"/>
-      </w:pPr>
-      <w:r>
-        <w:t>Creates `SrcDir/Inference_Images/` if it doesn't exist.</w:t>
-      </w:r>
-    </w:p>
-    <w:p>
-      <w:pPr>
-        <w:pStyle w:val="ListBullet"/>
-      </w:pPr>
-      <w:r>
-        <w:t>Performs local AI inspection using the configured pipeline.</w:t>
-      </w:r>
-    </w:p>
-    <w:p>
-      <w:pPr>
-        <w:pStyle w:val="ListBullet"/>
-      </w:pPr>
-      <w:r>
-        <w:t>Saves an annotated version of the image named `inferenced_&lt;ImageName&gt;` to `SrcDir/Inference_Images/`.</w:t>
-      </w:r>
-    </w:p>
-    <w:p>
-      <w:pPr>
-        <w:pStyle w:val="ListBullet"/>
-      </w:pPr>
-      <w:r>
-        <w:t>Returns product-shaped color analysis output.</w:t>
+        <w:t>Symptoms</w:t>
+      </w:r>
+      <w:r>
+        <w:t>: The `/status` endpoint reports the camera is not ready, or logs show errors about camera initialization failure or busy hardware.</w:t>
       </w:r>
     </w:p>
     <w:p>
@@ -3504,263 +2451,63 @@
         <w:rPr>
           <w:b/>
         </w:rPr>
-        <w:t>Success Response Shape:</w:t>
-      </w:r>
-      <w:r/>
-    </w:p>
-    <w:p>
-      <w:r>
-        <w:t>```json</w:t>
-      </w:r>
-    </w:p>
-    <w:p>
-      <w:r>
-        <w:t>{</w:t>
-      </w:r>
-    </w:p>
-    <w:p>
-      <w:r>
-        <w:t>"Data": {</w:t>
-      </w:r>
-    </w:p>
-    <w:p>
-      <w:r>
-        <w:t>"Products": []</w:t>
-      </w:r>
-    </w:p>
-    <w:p>
-      <w:r>
-        <w:t>},</w:t>
-      </w:r>
-    </w:p>
-    <w:p>
-      <w:r>
-        <w:t>"Detected": false,</w:t>
-      </w:r>
-    </w:p>
-    <w:p>
-      <w:r>
-        <w:t>"Inference_image_path": "D:/data/job_001/Inference_Images/inferenced_sample.jpg",</w:t>
-      </w:r>
-    </w:p>
-    <w:p>
-      <w:r>
-        <w:t>"image_name": "sample.jpg"</w:t>
-      </w:r>
-    </w:p>
-    <w:p>
-      <w:r>
-        <w:t>}</w:t>
-      </w:r>
-    </w:p>
-    <w:p>
-      <w:r>
-        <w:t>```</w:t>
-      </w:r>
-    </w:p>
-    <w:p>
+        <w:t>Checks</w:t>
+      </w:r>
+      <w:r>
+        <w:t>:</w:t>
+      </w:r>
+    </w:p>
+    <w:p>
+      <w:pPr>
+        <w:pStyle w:val="ListBullet"/>
+      </w:pPr>
       <w:r/>
       <w:r>
         <w:rPr>
           <w:b/>
         </w:rPr>
-        <w:t>Failure Cases:</w:t>
-      </w:r>
-      <w:r/>
+        <w:t>External Software</w:t>
+      </w:r>
+      <w:r>
+        <w:t>: Close any other applications that might be using the Basler cameras, such as Pylon Viewer.</w:t>
+      </w:r>
     </w:p>
     <w:p>
       <w:pPr>
         <w:pStyle w:val="ListBullet"/>
       </w:pPr>
-      <w:r>
-        <w:t>`404` when the source image file does not exist on disk.</w:t>
-      </w:r>
-    </w:p>
-    <w:p>
-      <w:pPr>
-        <w:pStyle w:val="ListBullet"/>
-      </w:pPr>
-      <w:r>
-        <w:t>`503` when the AI model for inspection is still loading or unavailable.</w:t>
-      </w:r>
-    </w:p>
-    <w:p>
-      <w:pPr>
-        <w:pStyle w:val="Heading2"/>
-      </w:pPr>
-      <w:r>
-        <w:t>POST /color-analysis</w:t>
-      </w:r>
-    </w:p>
-    <w:p>
-      <w:r>
-        <w:t>Returns the current contents of the color analysis buffer, formatted for downstream consumption, and then clears the buffer. This provides consolidated color data for integration into BDF's production systems.</w:t>
-      </w:r>
-    </w:p>
-    <w:p>
       <w:r/>
       <w:r>
         <w:rPr>
           <w:b/>
         </w:rPr>
-        <w:t>Response Shape:</w:t>
-      </w:r>
-      <w:r/>
-    </w:p>
-    <w:p>
-      <w:r>
-        <w:t>```json</w:t>
-      </w:r>
-    </w:p>
-    <w:p>
-      <w:r>
-        <w:t>{</w:t>
-      </w:r>
-    </w:p>
-    <w:p>
-      <w:r>
-        <w:t>"Products": [</w:t>
-      </w:r>
-    </w:p>
-    <w:p>
-      <w:r>
-        <w:t>{</w:t>
-      </w:r>
-    </w:p>
-    <w:p>
-      <w:r>
-        <w:t>"ID": 1,</w:t>
-      </w:r>
-    </w:p>
-    <w:p>
-      <w:r>
-        <w:t>"color_sample": {</w:t>
-      </w:r>
-    </w:p>
-    <w:p>
-      <w:r>
-        <w:t>"opening": "square",</w:t>
-      </w:r>
-    </w:p>
-    <w:p>
-      <w:r>
-        <w:t>"size": "10x10",</w:t>
-      </w:r>
-    </w:p>
-    <w:p>
-      <w:r>
-        <w:t>"positions": [</w:t>
-      </w:r>
-    </w:p>
-    <w:p>
-      <w:r>
-        <w:t>{</w:t>
-      </w:r>
-    </w:p>
-    <w:p>
-      <w:r>
-        <w:t>"xc": 567,</w:t>
-      </w:r>
-    </w:p>
-    <w:p>
-      <w:r>
-        <w:t>"yc": 412</w:t>
-      </w:r>
-    </w:p>
-    <w:p>
-      <w:r>
-        <w:t>}</w:t>
-      </w:r>
-    </w:p>
-    <w:p>
-      <w:r>
-        <w:t>]</w:t>
-      </w:r>
-    </w:p>
-    <w:p>
-      <w:r>
-        <w:t>},</w:t>
-      </w:r>
-    </w:p>
-    <w:p>
-      <w:r>
-        <w:t>"confidence": 0.818303,</w:t>
-      </w:r>
-    </w:p>
-    <w:p>
-      <w:r>
-        <w:t>"color_analysis": {</w:t>
-      </w:r>
-    </w:p>
-    <w:p>
-      <w:r>
-        <w:t>"RGB": [130, 225, 79],</w:t>
-      </w:r>
-    </w:p>
-    <w:p>
-      <w:r>
-        <w:t>"LChannel": 78.9,</w:t>
-      </w:r>
-    </w:p>
-    <w:p>
-      <w:r>
-        <w:t>"CIELAB": [78.9, 42.5, 6.2]</w:t>
-      </w:r>
-    </w:p>
-    <w:p>
-      <w:r>
-        <w:t>}</w:t>
-      </w:r>
-    </w:p>
-    <w:p>
-      <w:r>
-        <w:t>}</w:t>
-      </w:r>
-    </w:p>
-    <w:p>
-      <w:r>
-        <w:t>]</w:t>
-      </w:r>
-    </w:p>
-    <w:p>
-      <w:r>
-        <w:t>}</w:t>
-      </w:r>
-    </w:p>
-    <w:p>
-      <w:r>
-        <w:t>```</w:t>
-      </w:r>
-    </w:p>
-    <w:p>
+        <w:t>Duplicate Processes</w:t>
+      </w:r>
+      <w:r>
+        <w:t>: Confirm that no other instance of the Racer2 V3 service is still running in the background.</w:t>
+      </w:r>
+    </w:p>
+    <w:p>
+      <w:pPr>
+        <w:pStyle w:val="ListBullet"/>
+      </w:pPr>
       <w:r/>
       <w:r>
         <w:rPr>
           <w:b/>
         </w:rPr>
-        <w:t>Response:</w:t>
-      </w:r>
-      <w:r/>
-    </w:p>
-    <w:p>
-      <w:pPr>
-        <w:pStyle w:val="ListBullet"/>
-      </w:pPr>
-      <w:r>
-        <w:t>`200 application/json` (Returns the color analysis output)</w:t>
-      </w:r>
-    </w:p>
-    <w:p>
-      <w:pPr>
-        <w:pStyle w:val="Heading2"/>
-      </w:pPr>
-      <w:r>
-        <w:t>GET /export_color_csv</w:t>
-      </w:r>
-    </w:p>
-    <w:p>
-      <w:r>
-        <w:t>Exports the current color analysis buffer as a CSV file. This is useful for long-term data logging and analysis of product color consistency.</w:t>
+        <w:t>System Restart</w:t>
+      </w:r>
+      <w:r>
+        <w:t>: If the camera driver seems stuck, a restart of the camera host machine might resolve the issue.</w:t>
+      </w:r>
+    </w:p>
+    <w:p>
+      <w:pPr>
+        <w:pStyle w:val="Heading3"/>
+      </w:pPr>
+      <w:r>
+        <w:t>5.3 Remote Camera Mode Not Refreshing</w:t>
       </w:r>
     </w:p>
     <w:p>
@@ -3769,37 +2516,10 @@
         <w:rPr>
           <w:b/>
         </w:rPr>
-        <w:t>Response:</w:t>
-      </w:r>
-      <w:r/>
-    </w:p>
-    <w:p>
-      <w:pPr>
-        <w:pStyle w:val="ListBullet"/>
-      </w:pPr>
-      <w:r>
-        <w:t>`200 text/csv`</w:t>
-      </w:r>
-    </w:p>
-    <w:p>
-      <w:pPr>
-        <w:pStyle w:val="ListBullet"/>
-      </w:pPr>
-      <w:r>
-        <w:t>`Content-Disposition: attachment; filename=color_data.csv` (Triggers file download)</w:t>
-      </w:r>
-    </w:p>
-    <w:p>
-      <w:pPr>
-        <w:pStyle w:val="Heading2"/>
-      </w:pPr>
-      <w:r>
-        <w:t>GET /delete_all_color_buffer</w:t>
-      </w:r>
-    </w:p>
-    <w:p>
-      <w:r>
-        <w:t>Clears all buffered color analysis samples from memory. Use this to reset the color history.</w:t>
+        <w:t>Symptoms</w:t>
+      </w:r>
+      <w:r>
+        <w:t>: In remote mode, the system is connected to the camera host, but frames are not updating.</w:t>
       </w:r>
     </w:p>
     <w:p>
@@ -3808,71 +2528,41 @@
         <w:rPr>
           <w:b/>
         </w:rPr>
-        <w:t>Response:</w:t>
-      </w:r>
-      <w:r/>
+        <w:t>Checks</w:t>
+      </w:r>
+      <w:r>
+        <w:t>:</w:t>
+      </w:r>
     </w:p>
     <w:p>
       <w:pPr>
         <w:pStyle w:val="ListBullet"/>
       </w:pPr>
-      <w:r>
-        <w:t>`200 text/plain`</w:t>
-      </w:r>
-    </w:p>
-    <w:p>
-      <w:pPr>
-        <w:pStyle w:val="Heading2"/>
-      </w:pPr>
-      <w:r>
-        <w:t>GET /delete_color_buffer/{obj_id}</w:t>
-      </w:r>
-    </w:p>
-    <w:p>
-      <w:r>
-        <w:t>Clears buffered color analysis samples for a specific tracked product object ID. This allows targeted management of color data.</w:t>
-      </w:r>
-    </w:p>
-    <w:p>
       <w:r/>
       <w:r>
         <w:rPr>
           <w:b/>
         </w:rPr>
-        <w:t>Response:</w:t>
-      </w:r>
-      <w:r/>
+        <w:t>URL Accuracy</w:t>
+      </w:r>
+      <w:r>
+        <w:t>: Double-check `REMOTE_CAMERA_BASE_URL` for any typos.</w:t>
+      </w:r>
     </w:p>
     <w:p>
       <w:pPr>
         <w:pStyle w:val="ListBullet"/>
       </w:pPr>
-      <w:r>
-        <w:t>`200 text/plain`</w:t>
-      </w:r>
-    </w:p>
-    <w:p>
-      <w:pPr>
-        <w:pStyle w:val="Heading2"/>
-      </w:pPr>
-      <w:r>
-        <w:t>WebSocket /ws</w:t>
-      </w:r>
-    </w:p>
-    <w:p>
-      <w:r>
-        <w:t>Provides a live stream of product images to your browser or other clients.</w:t>
-      </w:r>
-    </w:p>
-    <w:p>
       <w:r/>
       <w:r>
         <w:rPr>
           <w:b/>
         </w:rPr>
-        <w:t>Stream Content:</w:t>
-      </w:r>
-      <w:r/>
+        <w:t>Port Accessibility</w:t>
+      </w:r>
+      <w:r>
+        <w:t>: Confirm that the camera host's port `8001` is open and accessible from the main application's machine.</w:t>
+      </w:r>
     </w:p>
     <w:p>
       <w:pPr>
@@ -3883,10 +2573,10 @@
         <w:rPr>
           <w:b/>
         </w:rPr>
-        <w:t>Raw JPEG Frames:</w:t>
-      </w:r>
-      <w:r>
-        <w:t xml:space="preserve"> When the camera is active but AI inspection is not yet ready or enabled.</w:t>
+        <w:t>Camera Host Status</w:t>
+      </w:r>
+      <w:r>
+        <w:t>: Check `GET &lt;REMOTE_CAMERA_BASE_URL&gt;/status` directly on the camera host; it should return a `200` status.</w:t>
       </w:r>
     </w:p>
     <w:p>
@@ -3898,362 +2588,118 @@
         <w:rPr>
           <w:b/>
         </w:rPr>
-        <w:t>AI-Annotated JPEG Frames:</w:t>
-      </w:r>
-      <w:r>
-        <w:t xml:space="preserve"> Once AI inspection is active, frames will include detection and tracking annotations.</w:t>
-      </w:r>
-    </w:p>
-    <w:p>
+        <w:t>Network Connectivity</w:t>
+      </w:r>
+      <w:r>
+        <w:t>: Ensure the main application's environment can successfully communicate with the camera host (e.g., no Docker networking issues, no Windows firewall blocks).</w:t>
+      </w:r>
+    </w:p>
+    <w:p>
+      <w:pPr>
+        <w:pStyle w:val="ListBullet"/>
+      </w:pPr>
       <w:r/>
       <w:r>
         <w:rPr>
           <w:b/>
         </w:rPr>
-        <w:t>Text Messages:</w:t>
-      </w:r>
+        <w:t>Remote `/capture` Failure</w:t>
+      </w:r>
+      <w:r>
+        <w:t>: Even if the camera host is up, check if its `/capture` endpoint is failing.</w:t>
+      </w:r>
+    </w:p>
+    <w:p>
+      <w:pPr>
+        <w:pStyle w:val="Heading3"/>
+      </w:pPr>
+      <w:r>
+        <w:t>5.4 Live Stream Shows Text Instead of Images</w:t>
+      </w:r>
+    </w:p>
+    <w:p>
       <w:r/>
-    </w:p>
-    <w:p>
-      <w:r>
-        <w:t>The server sends text messages in cases where frames cannot be provided, such as:</w:t>
-      </w:r>
-    </w:p>
-    <w:p>
-      <w:pPr>
-        <w:pStyle w:val="ListBullet"/>
-      </w:pPr>
-      <w:r>
-        <w:t>`warming_up`: System is starting up.</w:t>
-      </w:r>
-    </w:p>
-    <w:p>
-      <w:pPr>
-        <w:pStyle w:val="ListBullet"/>
-      </w:pPr>
-      <w:r>
-        <w:t>Camera error text: Indicates an issue with camera operation.</w:t>
-      </w:r>
-    </w:p>
-    <w:p>
-      <w:pPr>
-        <w:pStyle w:val="Heading2"/>
-      </w:pPr>
-      <w:r>
-        <w:t>AI Checkpoints</w:t>
-      </w:r>
-    </w:p>
-    <w:p>
-      <w:r>
-        <w:t>The `/status` endpoint exposes the progress of AI initialization through several checkpoints. These help you monitor when automated inspection will be fully operational.</w:t>
-      </w:r>
-    </w:p>
-    <w:p>
-      <w:r>
-        <w:t>Current AI checkpoint keys:</w:t>
-      </w:r>
-    </w:p>
-    <w:p>
-      <w:pPr>
-        <w:pStyle w:val="ListBullet"/>
-      </w:pPr>
-      <w:r>
-        <w:t>`pipeline`: Overall AI processing flow.</w:t>
-      </w:r>
-    </w:p>
-    <w:p>
-      <w:pPr>
-        <w:pStyle w:val="ListBullet"/>
-      </w:pPr>
-      <w:r>
-        <w:t>`providers`: AI model dependencies.</w:t>
-      </w:r>
-    </w:p>
-    <w:p>
-      <w:pPr>
-        <w:pStyle w:val="ListBullet"/>
-      </w:pPr>
-      <w:r>
-        <w:t>`weights`: AI model data loading.</w:t>
-      </w:r>
-    </w:p>
-    <w:p>
-      <w:pPr>
-        <w:pStyle w:val="ListBullet"/>
-      </w:pPr>
-      <w:r>
-        <w:t>`tracker`: Object tracking component.</w:t>
-      </w:r>
-    </w:p>
-    <w:p>
-      <w:pPr>
-        <w:pStyle w:val="ListBullet"/>
-      </w:pPr>
-      <w:r>
-        <w:t>`ready`: Indicates all AI components are operational.</w:t>
-      </w:r>
-    </w:p>
-    <w:p>
-      <w:r>
-        <w:t>Each checkpoint includes:</w:t>
-      </w:r>
-    </w:p>
-    <w:p>
-      <w:pPr>
-        <w:pStyle w:val="ListBullet"/>
-      </w:pPr>
-      <w:r>
-        <w:t>`key`: Unique identifier for the checkpoint.</w:t>
-      </w:r>
-    </w:p>
-    <w:p>
-      <w:pPr>
-        <w:pStyle w:val="ListBullet"/>
-      </w:pPr>
-      <w:r>
-        <w:t>`label`: Human-readable description.</w:t>
-      </w:r>
-    </w:p>
-    <w:p>
-      <w:pPr>
-        <w:pStyle w:val="ListBullet"/>
-      </w:pPr>
-      <w:r>
-        <w:t>`state`: Current status (e.g., `pending`, `active`, `done`, `error`).</w:t>
-      </w:r>
-    </w:p>
-    <w:p>
-      <w:pPr>
-        <w:pStyle w:val="ListBullet"/>
-      </w:pPr>
-      <w:r>
-        <w:t>`message`: Detailed status message.</w:t>
-      </w:r>
-    </w:p>
-    <w:p>
-      <w:pPr>
-        <w:pStyle w:val="Heading2"/>
-      </w:pPr>
-      <w:r>
-        <w:t>Dedicated Camera Unit API</w:t>
-      </w:r>
-    </w:p>
-    <w:p>
-      <w:r>
-        <w:t>The service started by `camera_main.py` (the dedicated camera unit) provides a camera-only API on port `8001`. This is used by the main BDF system when in `remote` camera mode.</w:t>
-      </w:r>
-    </w:p>
-    <w:p>
-      <w:pPr>
-        <w:pStyle w:val="Heading3"/>
-      </w:pPr>
-      <w:r>
-        <w:t>GET /status</w:t>
-      </w:r>
-    </w:p>
-    <w:p>
-      <w:r>
-        <w:t>Returns the camera unit's operational status:</w:t>
-      </w:r>
-    </w:p>
-    <w:p>
-      <w:r>
-        <w:t>```json</w:t>
-      </w:r>
-    </w:p>
-    <w:p>
-      <w:r>
-        <w:t>{</w:t>
-      </w:r>
-    </w:p>
-    <w:p>
-      <w:r>
-        <w:t>"camera": {</w:t>
-      </w:r>
-    </w:p>
-    <w:p>
-      <w:r>
-        <w:t>"ready": true,</w:t>
-      </w:r>
-    </w:p>
-    <w:p>
-      <w:r>
-        <w:t>"message": "Camera ready",</w:t>
-      </w:r>
-    </w:p>
-    <w:p>
-      <w:r>
-        <w:t>"error": null,</w:t>
-      </w:r>
-    </w:p>
-    <w:p>
-      <w:r>
-        <w:t>"backend": "local"</w:t>
-      </w:r>
-    </w:p>
-    <w:p>
-      <w:r>
-        <w:t>},</w:t>
-      </w:r>
-    </w:p>
-    <w:p>
-      <w:r>
-        <w:t>"stream": {</w:t>
-      </w:r>
-    </w:p>
-    <w:p>
-      <w:r>
-        <w:t>"has_frame": true,</w:t>
-      </w:r>
-    </w:p>
-    <w:p>
-      <w:r>
-        <w:t>"mode": "raw"</w:t>
-      </w:r>
-    </w:p>
-    <w:p>
-      <w:r>
-        <w:t>}</w:t>
-      </w:r>
-    </w:p>
-    <w:p>
-      <w:r>
-        <w:t>}</w:t>
-      </w:r>
-    </w:p>
-    <w:p>
-      <w:r>
-        <w:t>```</w:t>
-      </w:r>
-    </w:p>
-    <w:p>
-      <w:pPr>
-        <w:pStyle w:val="Heading3"/>
-      </w:pPr>
-      <w:r>
-        <w:t>GET /camera/alignment</w:t>
-      </w:r>
-    </w:p>
-    <w:p>
-      <w:r>
-        <w:t>Returns the image stitching alignment state from the camera unit.</w:t>
-      </w:r>
-    </w:p>
-    <w:p>
-      <w:pPr>
-        <w:pStyle w:val="Heading3"/>
-      </w:pPr>
-      <w:r>
-        <w:t>POST /camera/alignment</w:t>
-      </w:r>
-    </w:p>
-    <w:p>
-      <w:r>
-        <w:t>Updates the camera-side stitching offsets and optional `num_images`.</w:t>
-      </w:r>
-    </w:p>
-    <w:p>
-      <w:pPr>
-        <w:pStyle w:val="Heading3"/>
-      </w:pPr>
-      <w:r>
-        <w:t>GET /capture</w:t>
-      </w:r>
-    </w:p>
-    <w:p>
-      <w:r>
-        <w:t>Returns the latest raw JPEG product image from the camera unit.</w:t>
-      </w:r>
-    </w:p>
-    <w:p>
-      <w:pPr>
-        <w:pStyle w:val="Heading3"/>
-      </w:pPr>
-      <w:r>
-        <w:t>WebSocket /ws</w:t>
-      </w:r>
-    </w:p>
-    <w:p>
-      <w:r>
-        <w:t>Streams raw JPEG product images directly from the camera unit.</w:t>
-      </w:r>
-    </w:p>
-    <w:p>
       <w:r>
         <w:rPr>
           <w:b/>
         </w:rPr>
-      </w:r>
-    </w:p>
-    <w:p>
-      <w:pPr>
-        <w:pStyle w:val="Heading1"/>
-      </w:pPr>
-      <w:r>
-        <w:t>Deployment Options: Setting Up Your BDF Automated Inspection System</w:t>
-      </w:r>
-    </w:p>
-    <w:p>
-      <w:r>
-        <w:t>This guide outlines different ways to deploy and run your BDF automated inspection system. Choose the option that best fits your operational environment and hardware setup.</w:t>
-      </w:r>
-    </w:p>
-    <w:p>
-      <w:pPr>
-        <w:pStyle w:val="Heading2"/>
-      </w:pPr>
-      <w:r>
-        <w:t>Baseline Setup</w:t>
-      </w:r>
-    </w:p>
-    <w:p>
-      <w:r>
-        <w:t>Before deploying your BDF system in any configuration, ensure these steps are completed:</w:t>
-      </w:r>
-    </w:p>
-    <w:p>
-      <w:pPr>
-        <w:pStyle w:val="ListBullet"/>
-      </w:pPr>
+        <w:t>Symptoms</w:t>
+      </w:r>
+      <w:r>
+        <w:t>: The WebSocket stream or browser interface displays messages like `warming_up` or camera error text instead of live product images.</w:t>
+      </w:r>
+    </w:p>
+    <w:p>
       <w:r/>
       <w:r>
         <w:rPr>
           <w:b/>
         </w:rPr>
-        <w:t>Virtual Environment:</w:t>
-      </w:r>
-      <w:r>
-        <w:t xml:space="preserve"> Create a Python virtual environment to manage dependencies.</w:t>
+        <w:t>Explanation</w:t>
+      </w:r>
+      <w:r>
+        <w:t>: This is expected behavior when:</w:t>
       </w:r>
     </w:p>
     <w:p>
       <w:pPr>
         <w:pStyle w:val="ListBullet"/>
       </w:pPr>
+      <w:r>
+        <w:t>The camera system is starting up or calibrating.</w:t>
+      </w:r>
+    </w:p>
+    <w:p>
+      <w:pPr>
+        <w:pStyle w:val="ListBullet"/>
+      </w:pPr>
+      <w:r>
+        <w:t>Camera initialization has encountered an error.</w:t>
+      </w:r>
+    </w:p>
+    <w:p>
+      <w:pPr>
+        <w:pStyle w:val="ListBullet"/>
+      </w:pPr>
+      <w:r>
+        <w:t>In remote mode, the system is waiting for the first valid frame from the camera service.</w:t>
+      </w:r>
+    </w:p>
+    <w:p>
+      <w:r>
+        <w:t>The text messages provide helpful diagnostic information to BDF operators.</w:t>
+      </w:r>
+    </w:p>
+    <w:p>
+      <w:pPr>
+        <w:pStyle w:val="Heading3"/>
+      </w:pPr>
+      <w:r>
+        <w:t>5.5 AI Never Becomes Ready</w:t>
+      </w:r>
+    </w:p>
+    <w:p>
       <w:r/>
       <w:r>
         <w:rPr>
           <w:b/>
         </w:rPr>
-        <w:t>Install Dependencies:</w:t>
-      </w:r>
-      <w:r>
-        <w:t xml:space="preserve"> Install all required libraries using `pip install -r requirements.txt`.</w:t>
-      </w:r>
-    </w:p>
-    <w:p>
-      <w:pPr>
-        <w:pStyle w:val="ListBullet"/>
-      </w:pPr>
+        <w:t>Symptoms</w:t>
+      </w:r>
+      <w:r>
+        <w:t>: The `/status` endpoint indicates that `ai.phase` is not `ready` or remains in a `pending` or `active` state for a prolonged period.</w:t>
+      </w:r>
+    </w:p>
+    <w:p>
       <w:r/>
       <w:r>
         <w:rPr>
           <w:b/>
         </w:rPr>
-        <w:t>Environment File:</w:t>
-      </w:r>
-      <w:r>
-        <w:t xml:space="preserve"> Create an `.env` file based on `.env.example` and populate it with your specific API keys and settings.</w:t>
+        <w:t>Checks</w:t>
+      </w:r>
+      <w:r>
+        <w:t>:</w:t>
       </w:r>
     </w:p>
     <w:p>
@@ -4265,121 +2711,63 @@
         <w:rPr>
           <w:b/>
         </w:rPr>
-        <w:t>Review Settings:</w:t>
-      </w:r>
-      <w:r>
-        <w:t xml:space="preserve"> Check `settings.json` to confirm the desired operational profile: `production`, `debug`, or `docker`.</w:t>
-      </w:r>
-    </w:p>
-    <w:p>
-      <w:pPr>
-        <w:pStyle w:val="Heading2"/>
-      </w:pPr>
-      <w:r>
-        <w:t>Option 1: Integrated System Setup (Single-Process Local Deployment)</w:t>
-      </w:r>
-    </w:p>
-    <w:p>
-      <w:r>
-        <w:t>Use this option when the same Windows machine hosting the main BDF system has direct access to the Basler cameras. This is the simplest configuration for a self-contained system.</w:t>
-      </w:r>
-    </w:p>
-    <w:p>
+        <w:t>Status Endpoint</w:t>
+      </w:r>
+      <w:r>
+        <w:t>: Verify `GET /status` to see AI checkpoint progress.</w:t>
+      </w:r>
+    </w:p>
+    <w:p>
+      <w:pPr>
+        <w:pStyle w:val="ListBullet"/>
+      </w:pPr>
       <w:r/>
       <w:r>
         <w:rPr>
           <w:b/>
         </w:rPr>
-        <w:t>How to Run:</w:t>
-      </w:r>
-      <w:r/>
-    </w:p>
-    <w:p>
-      <w:r>
-        <w:t>```powershell</w:t>
-      </w:r>
-    </w:p>
-    <w:p>
-      <w:r>
-        <w:t>python .\main.py</w:t>
-      </w:r>
-    </w:p>
-    <w:p>
-      <w:r>
-        <w:t>```</w:t>
-      </w:r>
-    </w:p>
-    <w:p>
+        <w:t>Credentials</w:t>
+      </w:r>
+      <w:r>
+        <w:t>: Ensure your `.env` file contains valid Roboflow or other AI service credentials.</w:t>
+      </w:r>
+    </w:p>
+    <w:p>
+      <w:pPr>
+        <w:pStyle w:val="ListBullet"/>
+      </w:pPr>
       <w:r/>
       <w:r>
         <w:rPr>
           <w:b/>
         </w:rPr>
-        <w:t>Recommended Settings (in `settings.json` or `.env`):</w:t>
-      </w:r>
-      <w:r/>
+        <w:t>Model Selection</w:t>
+      </w:r>
+      <w:r>
+        <w:t>: Confirm that the `AI_MODEL_NAME` in your configuration is the intended and supported model for your BDF quality inspection.</w:t>
+      </w:r>
     </w:p>
     <w:p>
       <w:pPr>
         <w:pStyle w:val="ListBullet"/>
       </w:pPr>
-      <w:r>
-        <w:t>`CAMERA_MODE=local`: The main BDF system will directly control the cameras.</w:t>
-      </w:r>
-    </w:p>
-    <w:p>
-      <w:pPr>
-        <w:pStyle w:val="ListBullet"/>
-      </w:pPr>
-      <w:r>
-        <w:t>`DETECTION_AND_TRACK=true` or `false`: Enable or disable AI inspection based on your production needs.</w:t>
-      </w:r>
-    </w:p>
-    <w:p>
       <w:r/>
       <w:r>
         <w:rPr>
           <w:b/>
         </w:rPr>
-        <w:t>This is the preferred setup for BDF when:</w:t>
-      </w:r>
-      <w:r/>
-    </w:p>
-    <w:p>
-      <w:pPr>
-        <w:pStyle w:val="ListBullet"/>
-      </w:pPr>
-      <w:r>
-        <w:t>Pylon software and drivers are installed locally on the host machine.</w:t>
-      </w:r>
-    </w:p>
-    <w:p>
-      <w:pPr>
-        <w:pStyle w:val="ListBullet"/>
-      </w:pPr>
-      <w:r>
-        <w:t>The host machine needs to manage both camera capture and AI processing.</w:t>
-      </w:r>
-    </w:p>
-    <w:p>
-      <w:pPr>
-        <w:pStyle w:val="ListBullet"/>
-      </w:pPr>
-      <w:r>
-        <w:t>Network separation between camera and processing is not required.</w:t>
-      </w:r>
-    </w:p>
-    <w:p>
-      <w:pPr>
-        <w:pStyle w:val="Heading2"/>
-      </w:pPr>
-      <w:r>
-        <w:t>Option 2: Testing and Training Mode (Debug or Hardware-Free Deployment)</w:t>
-      </w:r>
-    </w:p>
-    <w:p>
-      <w:r>
-        <w:t>Choose this option for testing the user interface, API integrations, or AI workflows without requiring physical cameras.</w:t>
+        <w:t>Initialization Time</w:t>
+      </w:r>
+      <w:r>
+        <w:t>: Large AI models can take significant time to load. Allow for this during startup.</w:t>
+      </w:r>
+    </w:p>
+    <w:p>
+      <w:pPr>
+        <w:pStyle w:val="Heading3"/>
+      </w:pPr>
+      <w:r>
+        <w:t>5.6 `POST /inference` Returns 404</w:t>
       </w:r>
     </w:p>
     <w:p>
@@ -4388,28 +2776,10 @@
         <w:rPr>
           <w:b/>
         </w:rPr>
-        <w:t>How to Run:</w:t>
-      </w:r>
-      <w:r/>
-    </w:p>
-    <w:p>
-      <w:r>
-        <w:t>```powershell</w:t>
-      </w:r>
-    </w:p>
-    <w:p>
-      <w:r>
-        <w:t>$env:APP_ENV="debug"</w:t>
-      </w:r>
-    </w:p>
-    <w:p>
-      <w:r>
-        <w:t>python .\main.py</w:t>
-      </w:r>
-    </w:p>
-    <w:p>
-      <w:r>
-        <w:t>```</w:t>
+        <w:t>Symptoms</w:t>
+      </w:r>
+      <w:r>
+        <w:t>: When attempting to run AI inference on a file, the system returns a `404` error.</w:t>
       </w:r>
     </w:p>
     <w:p>
@@ -4418,199 +2788,78 @@
         <w:rPr>
           <w:b/>
         </w:rPr>
-        <w:t>Recommended Settings (in `settings.json` or `.env`):</w:t>
-      </w:r>
-      <w:r/>
+        <w:t>Checks</w:t>
+      </w:r>
+      <w:r>
+        <w:t>:</w:t>
+      </w:r>
     </w:p>
     <w:p>
       <w:pPr>
         <w:pStyle w:val="ListBullet"/>
       </w:pPr>
-      <w:r>
-        <w:t>`CAMERA_MODE=emulated`: The BDF system will generate synthetic images.</w:t>
-      </w:r>
-    </w:p>
-    <w:p>
-      <w:pPr>
-        <w:pStyle w:val="ListBullet"/>
-      </w:pPr>
-      <w:r>
-        <w:t>Optional: `EMULATED_CAMERA_IMAGE_PATH`: Point this to a readable image file if you want deterministic frames for testing (e.g., specific product defects).</w:t>
-      </w:r>
-    </w:p>
-    <w:p>
-      <w:pPr>
-        <w:pStyle w:val="Heading2"/>
-      </w:pPr>
-      <w:r>
-        <w:t>Option 3: Distributed System Setup (Split Camera and App Deployment)</w:t>
-      </w:r>
-    </w:p>
-    <w:p>
-      <w:r>
-        <w:t>This option is ideal when your camera hardware needs to remain physically close to the production line for optimal image acquisition, while the main BDF system (with its web interface and AI) runs on a separate machine.</w:t>
-      </w:r>
-    </w:p>
-    <w:p>
-      <w:pPr>
-        <w:pStyle w:val="Heading3"/>
-      </w:pPr>
-      <w:r>
-        <w:t>Camera Host (On the Production Line)</w:t>
-      </w:r>
-    </w:p>
-    <w:p>
-      <w:r>
-        <w:t>Run the dedicated camera service on the machine that has direct access to the Basler cameras.</w:t>
-      </w:r>
-    </w:p>
-    <w:p>
       <w:r/>
       <w:r>
         <w:rPr>
           <w:b/>
         </w:rPr>
-        <w:t>How to Run:</w:t>
-      </w:r>
-      <w:r/>
-    </w:p>
-    <w:p>
-      <w:r>
-        <w:t>```powershell</w:t>
-      </w:r>
-    </w:p>
-    <w:p>
-      <w:r>
-        <w:t>python .\camera_main.py</w:t>
-      </w:r>
-    </w:p>
-    <w:p>
-      <w:r>
-        <w:t>```</w:t>
-      </w:r>
-    </w:p>
-    <w:p>
-      <w:r>
-        <w:t>This starts the camera-only service on port `8001`.</w:t>
-      </w:r>
-    </w:p>
-    <w:p>
-      <w:pPr>
-        <w:pStyle w:val="Heading3"/>
-      </w:pPr>
-      <w:r>
-        <w:t>Main App Host (Separated Processing Unit)</w:t>
-      </w:r>
-    </w:p>
-    <w:p>
-      <w:r>
-        <w:t>Run the main BDF application on a separate machine (or a different process on the same machine) that will consume images from the camera host.</w:t>
-      </w:r>
-    </w:p>
-    <w:p>
+        <w:t>Directory Path</w:t>
+      </w:r>
+      <w:r>
+        <w:t>: Verify that the `SrcDir` parameter points to an existing directory on the machine where the main application is running.</w:t>
+      </w:r>
+    </w:p>
+    <w:p>
+      <w:pPr>
+        <w:pStyle w:val="ListBullet"/>
+      </w:pPr>
       <w:r/>
       <w:r>
         <w:rPr>
           <w:b/>
         </w:rPr>
-        <w:t>Recommended Settings (in `settings.json` or `.env`):</w:t>
-      </w:r>
-      <w:r/>
+        <w:t>Image Name</w:t>
+      </w:r>
+      <w:r>
+        <w:t>: Ensure the `ImageName` parameter is correct and matches an image file within `SrcDir`.</w:t>
+      </w:r>
     </w:p>
     <w:p>
       <w:pPr>
         <w:pStyle w:val="ListBullet"/>
       </w:pPr>
-      <w:r>
-        <w:t>`CAMERA_MODE=remote`: The main BDF system will poll the separate camera service.</w:t>
-      </w:r>
-    </w:p>
-    <w:p>
-      <w:pPr>
-        <w:pStyle w:val="ListBullet"/>
-      </w:pPr>
-      <w:r>
-        <w:t>`REMOTE_CAMERA_BASE_URL=http://&lt;camera-host&gt;:8001`: Replace `&lt;camera-host&gt;` with the network address (IP address or hostname) of the camera host machine.</w:t>
-      </w:r>
-    </w:p>
-    <w:p>
       <w:r/>
       <w:r>
         <w:rPr>
           <w:b/>
         </w:rPr>
-        <w:t>Then start:</w:t>
-      </w:r>
-      <w:r/>
-    </w:p>
-    <w:p>
-      <w:r>
-        <w:t>```powershell</w:t>
-      </w:r>
-    </w:p>
-    <w:p>
-      <w:r>
-        <w:t>python .\main.py</w:t>
-      </w:r>
-    </w:p>
-    <w:p>
-      <w:r>
-        <w:t>```</w:t>
-      </w:r>
-    </w:p>
-    <w:p>
-      <w:pPr>
-        <w:pStyle w:val="Heading2"/>
-      </w:pPr>
-      <w:r>
-        <w:t>Option 4: Containerized Deployment for Main System (Docker)</w:t>
-      </w:r>
-    </w:p>
-    <w:p>
-      <w:r>
-        <w:t>The provided `docker-compose.yml` is intended for deploying the main BDF application in a container, not for direct Basler camera control (which typically requires direct hardware access on the host).</w:t>
-      </w:r>
-    </w:p>
-    <w:p>
+        <w:t>Combined Path</w:t>
+      </w:r>
+      <w:r>
+        <w:t>: Confirm that the full path `SrcDir/ImageName` genuinely exists on the disk.</w:t>
+      </w:r>
+    </w:p>
+    <w:p>
+      <w:pPr>
+        <w:pStyle w:val="ListBullet"/>
+      </w:pPr>
       <w:r/>
       <w:r>
         <w:rPr>
           <w:b/>
         </w:rPr>
-        <w:t>Recommended Pattern for BDF:</w:t>
-      </w:r>
-      <w:r/>
-    </w:p>
-    <w:p>
-      <w:pPr>
-        <w:pStyle w:val="ListBullet"/>
-      </w:pPr>
-      <w:r>
-        <w:t>Your Windows host machine runs the `camera_main.py` (as described in Option 3, Camera Host).</w:t>
-      </w:r>
-    </w:p>
-    <w:p>
-      <w:pPr>
-        <w:pStyle w:val="ListBullet"/>
-      </w:pPr>
-      <w:r>
-        <w:t>A Docker container runs the main BDF application.</w:t>
-      </w:r>
-    </w:p>
-    <w:p>
-      <w:pPr>
-        <w:pStyle w:val="ListBullet"/>
-      </w:pPr>
-      <w:r>
-        <w:t>The main BDF application in the container uses `CAMERA_MODE=remote`.</w:t>
-      </w:r>
-    </w:p>
-    <w:p>
-      <w:pPr>
-        <w:pStyle w:val="ListBullet"/>
-      </w:pPr>
-      <w:r>
-        <w:t>`REMOTE_CAMERA_BASE_URL=http://host.docker.internal:8001`: `host.docker.internal` allows the Docker container to reach services running on the host machine.</w:t>
+        <w:t>Local Access</w:t>
+      </w:r>
+      <w:r>
+        <w:t>: Remember, this endpoint reads files directly from the local disk of the main application, not from a remote network location.</w:t>
+      </w:r>
+    </w:p>
+    <w:p>
+      <w:pPr>
+        <w:pStyle w:val="Heading3"/>
+      </w:pPr>
+      <w:r>
+        <w:t>5.7 Color Endpoints Return Empty Data</w:t>
       </w:r>
     </w:p>
     <w:p>
@@ -4619,54 +2868,22 @@
         <w:rPr>
           <w:b/>
         </w:rPr>
-        <w:t>How to Start (from the directory containing `docker-compose.yml`):</w:t>
-      </w:r>
-      <w:r/>
-    </w:p>
-    <w:p>
-      <w:r>
-        <w:t>```powershell</w:t>
-      </w:r>
-    </w:p>
-    <w:p>
-      <w:r>
-        <w:t>docker compose up --build</w:t>
-      </w:r>
-    </w:p>
-    <w:p>
-      <w:r>
-        <w:t>```</w:t>
-      </w:r>
-    </w:p>
-    <w:p>
-      <w:pPr>
-        <w:pStyle w:val="Heading2"/>
-      </w:pPr>
-      <w:r>
-        <w:t>Environment Expectations</w:t>
-      </w:r>
-    </w:p>
-    <w:p>
-      <w:pPr>
-        <w:pStyle w:val="Heading3"/>
-      </w:pPr>
-      <w:r>
-        <w:t>Local Camera Mode</w:t>
-      </w:r>
-    </w:p>
-    <w:p>
-      <w:pPr>
-        <w:pStyle w:val="ListBullet"/>
-      </w:pPr>
+        <w:t>Symptoms</w:t>
+      </w:r>
+      <w:r>
+        <w:t>: Requests to `/color-data` or `/color-analysis` return empty object lists.</w:t>
+      </w:r>
+    </w:p>
+    <w:p>
       <w:r/>
       <w:r>
         <w:rPr>
           <w:b/>
         </w:rPr>
-        <w:t>Pylon Installation:</w:t>
-      </w:r>
-      <w:r>
-        <w:t xml:space="preserve"> Basler Pylon software and drivers must be correctly installed on the host machine.</w:t>
+        <w:t>Possible Reasons</w:t>
+      </w:r>
+      <w:r>
+        <w:t>:</w:t>
       </w:r>
     </w:p>
     <w:p>
@@ -4678,10 +2895,10 @@
         <w:rPr>
           <w:b/>
         </w:rPr>
-        <w:t>Camera Access:</w:t>
-      </w:r>
-      <w:r>
-        <w:t xml:space="preserve"> The BDF system process must have the necessary permissions to open and control both Basler cameras.</w:t>
+        <w:t>Detection/Tracking Disabled</w:t>
+      </w:r>
+      <w:r>
+        <w:t>: `DETECTION_AND_TRACK` might be set to `false` in your configuration.</w:t>
       </w:r>
     </w:p>
     <w:p>
@@ -4693,18 +2910,10 @@
         <w:rPr>
           <w:b/>
         </w:rPr>
-        <w:t>Configuration Match:</w:t>
-      </w:r>
-      <w:r>
-        <w:t xml:space="preserve"> Camera trigger settings and pixel formats in your configuration must match the actual camera hardware setup.</w:t>
-      </w:r>
-    </w:p>
-    <w:p>
-      <w:pPr>
-        <w:pStyle w:val="Heading3"/>
-      </w:pPr>
-      <w:r>
-        <w:t>Remote Camera Mode</w:t>
+        <w:t>AI Not Ready</w:t>
+      </w:r>
+      <w:r>
+        <w:t>: The AI model needs to be fully loaded (`ai.phase=ready`) to process objects for color analysis.</w:t>
       </w:r>
     </w:p>
     <w:p>
@@ -4716,10 +2925,10 @@
         <w:rPr>
           <w:b/>
         </w:rPr>
-        <w:t>Camera Service Availability:</w:t>
-      </w:r>
-      <w:r>
-        <w:t xml:space="preserve"> The dedicated camera host must expose its API endpoints (`/status`, `/capture`, and `/camera/alignment`) over the network.</w:t>
+        <w:t>No Tracked Objects</w:t>
+      </w:r>
+      <w:r>
+        <w:t>: No products or features have been detected and tracked since the last buffer clear.</w:t>
       </w:r>
     </w:p>
     <w:p>
@@ -4731,196 +2940,215 @@
         <w:rPr>
           <w:b/>
         </w:rPr>
-        <w:t>Network Connectivity:</w:t>
-      </w:r>
-      <w:r>
-        <w:t xml:space="preserve"> Stable network connectivity between the main BDF app host and the `REMOTE_CAMERA_BASE_URL` is critical.</w:t>
-      </w:r>
-    </w:p>
-    <w:p>
-      <w:pPr>
-        <w:pStyle w:val="ListBullet"/>
-      </w:pPr>
+        <w:t>Buffer Already Cleared</w:t>
+      </w:r>
+      <w:r>
+        <w:t>: A previous call to `/color-data` or `/color-analysis` automatically clears the buffer after returning data.</w:t>
+      </w:r>
+    </w:p>
+    <w:p>
+      <w:pPr>
+        <w:pStyle w:val="Heading3"/>
+      </w:pPr>
+      <w:r>
+        <w:t>5.8 Pixel Format Problems</w:t>
+      </w:r>
+    </w:p>
+    <w:p>
       <w:r/>
       <w:r>
         <w:rPr>
           <w:b/>
         </w:rPr>
-        <w:t>Frame Freshness:</w:t>
-      </w:r>
-      <w:r>
-        <w:t xml:space="preserve"> The timeliness of product images depends on the configured remote polling interval.</w:t>
-      </w:r>
-    </w:p>
-    <w:p>
-      <w:pPr>
-        <w:pStyle w:val="Heading3"/>
-      </w:pPr>
-      <w:r>
-        <w:t>Emulated Mode</w:t>
-      </w:r>
-    </w:p>
-    <w:p>
-      <w:pPr>
-        <w:pStyle w:val="ListBullet"/>
-      </w:pPr>
+        <w:t>Symptoms</w:t>
+      </w:r>
+      <w:r>
+        <w:t>: Output frames show incorrect colors, or errors appear during capture related to color conversion (e.g., OpenCV YUV conversion errors).</w:t>
+      </w:r>
+    </w:p>
+    <w:p>
       <w:r/>
       <w:r>
         <w:rPr>
           <w:b/>
         </w:rPr>
-        <w:t>No Hardware Required:</w:t>
-      </w:r>
-      <w:r>
-        <w:t xml:space="preserve"> This mode requires no camera hardware, making it the safest option for frontend development and integration testing.</w:t>
-      </w:r>
-    </w:p>
-    <w:p>
-      <w:pPr>
-        <w:pStyle w:val="Heading2"/>
-      </w:pPr>
-      <w:r>
-        <w:t>Verification Checklist</w:t>
-      </w:r>
-    </w:p>
-    <w:p>
-      <w:r>
-        <w:t>After deploying your BDF system, follow these steps to verify its operation:</w:t>
-      </w:r>
-    </w:p>
-    <w:p>
-      <w:r>
-        <w:t xml:space="preserve">1.  </w:t>
-      </w:r>
+        <w:t>Checks</w:t>
+      </w:r>
+      <w:r>
+        <w:t>:</w:t>
+      </w:r>
+    </w:p>
+    <w:p>
+      <w:pPr>
+        <w:pStyle w:val="ListBullet"/>
+      </w:pPr>
+      <w:r/>
       <w:r>
         <w:rPr>
           <w:b/>
         </w:rPr>
-        <w:t>Check System Status:</w:t>
-      </w:r>
-      <w:r>
-        <w:t xml:space="preserve"> Call `GET /status` from your web browser or an API tool.</w:t>
-      </w:r>
-    </w:p>
-    <w:p>
-      <w:r>
-        <w:t xml:space="preserve">2.  </w:t>
-      </w:r>
+        <w:t>Matching Format</w:t>
+      </w:r>
+      <w:r>
+        <w:t>: Verify that `CAMERA_PIXEL_FORMAT` in your configuration accurately matches the actual pixel format output by your Basler cameras.</w:t>
+      </w:r>
+    </w:p>
+    <w:p>
+      <w:pPr>
+        <w:pStyle w:val="ListBullet"/>
+      </w:pPr>
+      <w:r/>
       <w:r>
         <w:rPr>
           <w:b/>
         </w:rPr>
-        <w:t>Confirm Camera Readiness:</w:t>
-      </w:r>
-      <w:r>
-        <w:t xml:space="preserve"> Verify that `camera.ready` in the `/status` response becomes `true` for your chosen camera mode.</w:t>
-      </w:r>
-    </w:p>
-    <w:p>
-      <w:r>
-        <w:t xml:space="preserve">3.  </w:t>
-      </w:r>
+        <w:t>External Configuration</w:t>
+      </w:r>
+      <w:r>
+        <w:t>: If you use Pylon Viewer or other external tools to configure cameras, set `CAMERA_CONFIG_BY_PYLON=true` to prevent the application from overwriting those settings.</w:t>
+      </w:r>
+    </w:p>
+    <w:p>
+      <w:pPr>
+        <w:pStyle w:val="ListBullet"/>
+      </w:pPr>
+      <w:r/>
       <w:r>
         <w:rPr>
           <w:b/>
         </w:rPr>
-        <w:t>Verify Image Capture:</w:t>
-      </w:r>
-      <w:r>
-        <w:t xml:space="preserve"> Confirm that `GET /capture` successfully returns a JPEG product image.</w:t>
-      </w:r>
-    </w:p>
-    <w:p>
-      <w:r>
-        <w:t xml:space="preserve">4.  </w:t>
+        <w:t>BGR Output</w:t>
+      </w:r>
+      <w:r>
+        <w:t>: If your cameras are already configured to output OpenCV-ready BGR frames, ensure `BGR8` or `BGR8Packed` is selected for `CAMERA_PIXEL_FORMAT`.</w:t>
+      </w:r>
+    </w:p>
+    <w:p>
+      <w:pPr>
+        <w:pStyle w:val="Heading3"/>
+      </w:pPr>
+      <w:r>
+        <w:t>5.9 General Diagnostic Sequence for BDF Operators</w:t>
+      </w:r>
+    </w:p>
+    <w:p>
+      <w:r>
+        <w:t>When encountering an issue, follow this systematic approach:</w:t>
+      </w:r>
+    </w:p>
+    <w:p>
+      <w:r>
+        <w:t xml:space="preserve">1.  </w:t>
       </w:r>
       <w:r>
         <w:rPr>
           <w:b/>
         </w:rPr>
-        <w:t>Browser Interface:</w:t>
-      </w:r>
-      <w:r>
-        <w:t xml:space="preserve"> Ensure the browser page on `/` loads correctly and displays refreshing product images.</w:t>
-      </w:r>
-    </w:p>
-    <w:p>
-      <w:r>
-        <w:t xml:space="preserve">5.  </w:t>
+        <w:t>Check System Status</w:t>
+      </w:r>
+      <w:r>
+        <w:t>: Call `GET /status` to get an overall health report.</w:t>
+      </w:r>
+    </w:p>
+    <w:p>
+      <w:r>
+        <w:t xml:space="preserve">2.  </w:t>
       </w:r>
       <w:r>
         <w:rPr>
           <w:b/>
         </w:rPr>
-        <w:t>Live Stream:</w:t>
-      </w:r>
-      <w:r>
-        <w:t xml:space="preserve"> Check that WebSocket streaming on `/ws` is functioning as expected.</w:t>
-      </w:r>
-    </w:p>
-    <w:p>
-      <w:r>
-        <w:t xml:space="preserve">6.  </w:t>
+        <w:t>Verify Camera Readiness</w:t>
+      </w:r>
+      <w:r>
+        <w:t>: Confirm that `camera.ready` is `true`.</w:t>
+      </w:r>
+    </w:p>
+    <w:p>
+      <w:r>
+        <w:t xml:space="preserve">3.  </w:t>
       </w:r>
       <w:r>
         <w:rPr>
           <w:b/>
         </w:rPr>
-        <w:t>AI Readiness (If Enabled):</w:t>
-      </w:r>
-      <w:r>
-        <w:t xml:space="preserve"> If AI inspection is enabled, wait for `ai.phase` in the `/status` response to become `ready`.</w:t>
-      </w:r>
-    </w:p>
-    <w:p>
-      <w:r>
-        <w:t xml:space="preserve">7.  </w:t>
+        <w:t>Confirm Image Capture</w:t>
+      </w:r>
+      <w:r>
+        <w:t>: Check `GET /capture` to ensure it returns a JPEG image.</w:t>
+      </w:r>
+    </w:p>
+    <w:p>
+      <w:r>
+        <w:t xml:space="preserve">4.  </w:t>
       </w:r>
       <w:r>
         <w:rPr>
           <w:b/>
         </w:rPr>
-        <w:t>Test AI/Color Endpoints:</w:t>
-      </w:r>
-      <w:r>
-        <w:t xml:space="preserve"> Once AI is ready, test `POST /analyze`, `POST /inference`, and the color analysis endpoints.</w:t>
-      </w:r>
-    </w:p>
-    <w:p>
-      <w:r>
-        <w:t xml:space="preserve">8.  </w:t>
+        <w:t>Validate Web Interface</w:t>
+      </w:r>
+      <w:r>
+        <w:t>: Verify that the browser interface (`GET /`) loads and updates with live images.</w:t>
+      </w:r>
+    </w:p>
+    <w:p>
+      <w:r>
+        <w:t xml:space="preserve">5.  </w:t>
       </w:r>
       <w:r>
         <w:rPr>
           <w:b/>
         </w:rPr>
-        <w:t>Remote Mode Specific Check:</w:t>
-      </w:r>
-      <w:r>
-        <w:t xml:space="preserve"> If using `remote` camera mode, verify that the dedicated camera service on port `8001` also returns a healthy `/status` response.</w:t>
-      </w:r>
-    </w:p>
-    <w:p>
-      <w:pPr>
-        <w:pStyle w:val="Heading2"/>
-      </w:pPr>
-      <w:r>
-        <w:t>Operational Notes</w:t>
-      </w:r>
-    </w:p>
-    <w:p>
-      <w:pPr>
-        <w:pStyle w:val="ListBullet"/>
-      </w:pPr>
-      <w:r/>
+        <w:t>AI Readiness (If Enabled)</w:t>
+      </w:r>
+      <w:r>
+        <w:t>: If AI is active, wait for `ai.phase` to report `ready`.</w:t>
+      </w:r>
+    </w:p>
+    <w:p>
+      <w:r>
+        <w:t xml:space="preserve">6.  </w:t>
+      </w:r>
       <w:r>
         <w:rPr>
           <w:b/>
         </w:rPr>
-        <w:t>System Resilience:</w:t>
-      </w:r>
-      <w:r>
-        <w:t xml:space="preserve"> The BDF system is designed to be tolerant of camera startup failures; it will remain online for diagnostics and other functions even if cameras are temporarily unavailable.</w:t>
+        <w:t>Test AI/Color Functions</w:t>
+      </w:r>
+      <w:r>
+        <w:t>: Only then, test `POST /analyze`, `POST /inference`, or WebSocket streaming for AI-annotated frames, and color analysis endpoints.</w:t>
+      </w:r>
+    </w:p>
+    <w:p>
+      <w:r>
+        <w:t>---</w:t>
+      </w:r>
+    </w:p>
+    <w:p>
+      <w:pPr>
+        <w:pStyle w:val="Heading2"/>
+      </w:pPr>
+      <w:r>
+        <w:t>6. Deployment Options for BDF</w:t>
+      </w:r>
+    </w:p>
+    <w:p>
+      <w:r>
+        <w:t>Racer2 V3 offers flexible deployment options to suit various BDF bakery automation setups. Whether you need a single, integrated system or a distributed architecture, these guidelines will help you deploy efficiently.</w:t>
+      </w:r>
+    </w:p>
+    <w:p>
+      <w:pPr>
+        <w:pStyle w:val="Heading3"/>
+      </w:pPr>
+      <w:r>
+        <w:t>6.1 Baseline Setup for All Deployments</w:t>
+      </w:r>
+    </w:p>
+    <w:p>
+      <w:r>
+        <w:t>Before proceeding with any deployment option, ensure these steps are completed:</w:t>
       </w:r>
     </w:p>
     <w:p>
@@ -4932,10 +3160,10 @@
         <w:rPr>
           <w:b/>
         </w:rPr>
-        <w:t>AI Startup Time:</w:t>
-      </w:r>
-      <w:r>
-        <w:t xml:space="preserve"> Be aware that AI model initialization may take noticeably longer than the server's initial startup.</w:t>
+        <w:t>Virtual Environment</w:t>
+      </w:r>
+      <w:r>
+        <w:t>: Create a Python virtual environment to manage dependencies.</w:t>
       </w:r>
     </w:p>
     <w:p>
@@ -4947,38 +3175,25 @@
         <w:rPr>
           <w:b/>
         </w:rPr>
-        <w:t>Local Inference Files:</w:t>
-      </w:r>
-      <w:r>
-        <w:t xml:space="preserve"> The `POST /inference` endpoint requires access to specific filesystem paths on the machine where the main BDF application is running.</w:t>
-      </w:r>
-    </w:p>
-    <w:p>
+        <w:t>Install Dependencies</w:t>
+      </w:r>
+      <w:r>
+        <w:t>: Install all required libraries using `pip install -r requirements.txt`.</w:t>
+      </w:r>
+    </w:p>
+    <w:p>
+      <w:pPr>
+        <w:pStyle w:val="ListBullet"/>
+      </w:pPr>
+      <w:r/>
       <w:r>
         <w:rPr>
           <w:b/>
         </w:rPr>
-      </w:r>
-    </w:p>
-    <w:p>
-      <w:pPr>
-        <w:pStyle w:val="Heading1"/>
-      </w:pPr>
-      <w:r>
-        <w:t>Core Technologies: Building Blocks of Your BDF System</w:t>
-      </w:r>
-    </w:p>
-    <w:p>
-      <w:r>
-        <w:t>Your BDF automated inspection system is built upon three internal software libraries. These are embedded directly within the system and provide the core functionalities for camera imaging, AI inspection, and color analysis.</w:t>
-      </w:r>
-    </w:p>
-    <w:p>
-      <w:pPr>
-        <w:pStyle w:val="Heading2"/>
-      </w:pPr>
-      <w:r>
-        <w:t>Overview</w:t>
+        <w:t>Environment Variables</w:t>
+      </w:r>
+      <w:r>
+        <w:t>: Create your `.env` file from the provided `.env.example` template and populate it with your specific BDF credentials and settings.</w:t>
       </w:r>
     </w:p>
     <w:p>
@@ -4990,10 +3205,10 @@
         <w:rPr>
           <w:b/>
         </w:rPr>
-        <w:t>Camera Library:</w:t>
-      </w:r>
-      <w:r>
-        <w:t xml:space="preserve"> Handles image acquisition, stitching, and preparation.</w:t>
+        <w:t>Review Settings</w:t>
+      </w:r>
+      <w:r>
+        <w:t>: Check `settings.json` to configure operational parameters.</w:t>
       </w:r>
     </w:p>
     <w:p>
@@ -5005,33 +3220,66 @@
         <w:rPr>
           <w:b/>
         </w:rPr>
-        <w:t>AI Library:</w:t>
-      </w:r>
-      <w:r>
-        <w:t xml:space="preserve"> Manages automated inspection, tracking, and annotation.</w:t>
-      </w:r>
-    </w:p>
-    <w:p>
-      <w:pPr>
-        <w:pStyle w:val="ListBullet"/>
-      </w:pPr>
+        <w:t>Profile Selection</w:t>
+      </w:r>
+      <w:r>
+        <w:t>: Confirm the desired operational profile: `production`, `debug`, or `docker`.</w:t>
+      </w:r>
+    </w:p>
+    <w:p>
+      <w:pPr>
+        <w:pStyle w:val="Heading3"/>
+      </w:pPr>
+      <w:r>
+        <w:t>6.2 Option 1: Single-Process Local Deployment (Integrated BDF Line)</w:t>
+      </w:r>
+    </w:p>
+    <w:p>
+      <w:r>
+        <w:t>This is the simplest setup, ideal when the same Windows machine has direct physical access to your Basler cameras and handles all processing.</w:t>
+      </w:r>
+    </w:p>
+    <w:p>
+      <w:r>
+        <w:t>```powershell</w:t>
+      </w:r>
+    </w:p>
+    <w:p>
+      <w:r>
+        <w:t>python .\main.py</w:t>
+      </w:r>
+    </w:p>
+    <w:p>
+      <w:r>
+        <w:t>```</w:t>
+      </w:r>
+    </w:p>
+    <w:p>
       <w:r/>
       <w:r>
         <w:rPr>
           <w:b/>
         </w:rPr>
-        <w:t>Color Library:</w:t>
-      </w:r>
-      <w:r>
-        <w:t xml:space="preserve"> Provides color analysis and data buffering.</w:t>
-      </w:r>
-    </w:p>
-    <w:p>
-      <w:pPr>
-        <w:pStyle w:val="Heading2"/>
-      </w:pPr>
-      <w:r>
-        <w:t>Camera Library</w:t>
+        <w:t>Recommended BDF Settings</w:t>
+      </w:r>
+      <w:r>
+        <w:t>:</w:t>
+      </w:r>
+    </w:p>
+    <w:p>
+      <w:pPr>
+        <w:pStyle w:val="ListBullet"/>
+      </w:pPr>
+      <w:r>
+        <w:t>`CAMERA_MODE=local`: The main application directly manages the cameras.</w:t>
+      </w:r>
+    </w:p>
+    <w:p>
+      <w:pPr>
+        <w:pStyle w:val="ListBullet"/>
+      </w:pPr>
+      <w:r>
+        <w:t>`DETECTION_AND_TRACK=true` or `false`: Depending on whether AI inspection is required for this line.</w:t>
       </w:r>
     </w:p>
     <w:p>
@@ -5040,16 +3288,67 @@
         <w:rPr>
           <w:b/>
         </w:rPr>
-        <w:t>Location:</w:t>
-      </w:r>
-      <w:r/>
+        <w:t>When to Use</w:t>
+      </w:r>
+      <w:r>
+        <w:t>: This setup is perfect for BDF production lines where:</w:t>
+      </w:r>
     </w:p>
     <w:p>
       <w:pPr>
         <w:pStyle w:val="ListBullet"/>
       </w:pPr>
       <w:r>
-        <w:t>`src/libs/racer2_camera`</w:t>
+        <w:t>Pylon camera drivers are installed on the local machine.</w:t>
+      </w:r>
+    </w:p>
+    <w:p>
+      <w:pPr>
+        <w:pStyle w:val="ListBullet"/>
+      </w:pPr>
+      <w:r>
+        <w:t>The host machine is designated to handle both image acquisition and AI processing.</w:t>
+      </w:r>
+    </w:p>
+    <w:p>
+      <w:pPr>
+        <w:pStyle w:val="ListBullet"/>
+      </w:pPr>
+      <w:r>
+        <w:t>Network separation between camera and processing is not a concern.</w:t>
+      </w:r>
+    </w:p>
+    <w:p>
+      <w:pPr>
+        <w:pStyle w:val="Heading3"/>
+      </w:pPr>
+      <w:r>
+        <w:t>6.3 Option 2: Debug or Hardware-Free Deployment (BDF Development/Testing)</w:t>
+      </w:r>
+    </w:p>
+    <w:p>
+      <w:r>
+        <w:t>Use this option for BDF development, UI testing, API validation, or AI logic testing without needing physical cameras.</w:t>
+      </w:r>
+    </w:p>
+    <w:p>
+      <w:r>
+        <w:t>```powershell</w:t>
+      </w:r>
+    </w:p>
+    <w:p>
+      <w:r>
+        <w:t>$env:APP_ENV="debug"</w:t>
+      </w:r>
+    </w:p>
+    <w:p>
+      <w:r>
+        <w:t>python .\main.py</w:t>
+      </w:r>
+    </w:p>
+    <w:p>
+      <w:r>
+        <w:t>```</w:t>
       </w:r>
     </w:p>
     <w:p>
@@ -5058,9 +3357,80 @@
         <w:rPr>
           <w:b/>
         </w:rPr>
-        <w:t>Primary Purpose for BDF:</w:t>
-      </w:r>
-      <w:r/>
+        <w:t>Recommended BDF Settings</w:t>
+      </w:r>
+      <w:r>
+        <w:t>:</w:t>
+      </w:r>
+    </w:p>
+    <w:p>
+      <w:pPr>
+        <w:pStyle w:val="ListBullet"/>
+      </w:pPr>
+      <w:r>
+        <w:t>`CAMERA_MODE=emulated`: Generates synthetic frames internally.</w:t>
+      </w:r>
+    </w:p>
+    <w:p>
+      <w:pPr>
+        <w:pStyle w:val="ListBullet"/>
+      </w:pPr>
+      <w:r>
+        <w:t>Optional `EMULATED_CAMERA_IMAGE_PATH`: Use a specific image file for consistent testing.</w:t>
+      </w:r>
+    </w:p>
+    <w:p>
+      <w:pPr>
+        <w:pStyle w:val="Heading3"/>
+      </w:pPr>
+      <w:r>
+        <w:t>6.4 Option 3: Split Camera and Application Deployment (Distributed BDF Lines)</w:t>
+      </w:r>
+    </w:p>
+    <w:p>
+      <w:r>
+        <w:t>This option is valuable when the camera host needs to remain physically close to the Basler hardware on the production line, while the web interface and AI processing can run on a separate, more powerful machine.</w:t>
+      </w:r>
+    </w:p>
+    <w:p>
+      <w:r>
+        <w:t>#### 6.4.1 Camera Host Setup</w:t>
+      </w:r>
+    </w:p>
+    <w:p>
+      <w:r>
+        <w:t>On the machine directly connected to the Basler cameras:</w:t>
+      </w:r>
+    </w:p>
+    <w:p>
+      <w:r>
+        <w:t>```powershell</w:t>
+      </w:r>
+    </w:p>
+    <w:p>
+      <w:r>
+        <w:t>python .\camera_main.py</w:t>
+      </w:r>
+    </w:p>
+    <w:p>
+      <w:r>
+        <w:t>```</w:t>
+      </w:r>
+    </w:p>
+    <w:p>
+      <w:r>
+        <w:t>This will start the dedicated camera-only service, typically listening on port `8001`.</w:t>
+      </w:r>
+    </w:p>
+    <w:p>
+      <w:r>
+        <w:t>#### 6.4.2 Main Application Host Setup</w:t>
+      </w:r>
+    </w:p>
+    <w:p>
+      <w:r>
+        <w:t>On the machine where the main BDF application (web and AI) will run:</w:t>
+      </w:r>
     </w:p>
     <w:p>
       <w:pPr>
@@ -5071,10 +3441,10 @@
         <w:rPr>
           <w:b/>
         </w:rPr>
-        <w:t>Basler Device Discovery:</w:t>
-      </w:r>
-      <w:r>
-        <w:t xml:space="preserve"> Identifying and connecting to your Basler cameras.</w:t>
+        <w:t>Configure</w:t>
+      </w:r>
+      <w:r>
+        <w:t>: Set `CAMERA_MODE=remote` in your `settings.json` or environment variables.</w:t>
       </w:r>
     </w:p>
     <w:p>
@@ -5086,25 +3456,55 @@
         <w:rPr>
           <w:b/>
         </w:rPr>
-        <w:t>Camera Configuration:</w:t>
-      </w:r>
-      <w:r>
-        <w:t xml:space="preserve"> Setting up camera parameters for optimal image capture.</w:t>
-      </w:r>
-    </w:p>
-    <w:p>
-      <w:pPr>
-        <w:pStyle w:val="ListBullet"/>
-      </w:pPr>
+        <w:t>Point to Camera Host</w:t>
+      </w:r>
+      <w:r>
+        <w:t>: Set `REMOTE_CAMERA_BASE_URL=http://&lt;camera-host&gt;:8001`, replacing `&lt;camera-host&gt;` with the actual IP address or hostname of your camera host.</w:t>
+      </w:r>
+    </w:p>
+    <w:p>
+      <w:r>
+        <w:t>Then, start the main application:</w:t>
+      </w:r>
+    </w:p>
+    <w:p>
+      <w:r>
+        <w:t>```powershell</w:t>
+      </w:r>
+    </w:p>
+    <w:p>
+      <w:r>
+        <w:t>python .\main.py</w:t>
+      </w:r>
+    </w:p>
+    <w:p>
+      <w:r>
+        <w:t>```</w:t>
+      </w:r>
+    </w:p>
+    <w:p>
+      <w:pPr>
+        <w:pStyle w:val="Heading3"/>
+      </w:pPr>
+      <w:r>
+        <w:t>6.5 Option 4: Docker for the Main Application (Containerized BDF Deployment)</w:t>
+      </w:r>
+    </w:p>
+    <w:p>
+      <w:r>
+        <w:t>The provided `docker-compose.yml` is primarily intended for containerizing the main BDF application, not for direct Basler camera capture.</w:t>
+      </w:r>
+    </w:p>
+    <w:p>
       <w:r/>
       <w:r>
         <w:rPr>
           <w:b/>
         </w:rPr>
-        <w:t>Line-Scan Acquisition:</w:t>
-      </w:r>
-      <w:r>
-        <w:t xml:space="preserve"> Capturing high-speed line-scan images of your products.</w:t>
+        <w:t>Recommended Pattern for BDF</w:t>
+      </w:r>
+      <w:r>
+        <w:t>:</w:t>
       </w:r>
     </w:p>
     <w:p>
@@ -5116,10 +3516,10 @@
         <w:rPr>
           <w:b/>
         </w:rPr>
-        <w:t>Image Processing:</w:t>
-      </w:r>
-      <w:r>
-        <w:t xml:space="preserve"> Vertically stacking image strips and horizontally stitching images from multiple cameras.</w:t>
+        <w:t>Windows Host</w:t>
+      </w:r>
+      <w:r>
+        <w:t>: Run `camera_main.py` directly on a Windows machine that has Basler camera access.</w:t>
       </w:r>
     </w:p>
     <w:p>
@@ -5131,99 +3531,104 @@
         <w:rPr>
           <w:b/>
         </w:rPr>
-        <w:t>JPEG Production:</w:t>
-      </w:r>
-      <w:r>
-        <w:t xml:space="preserve"> Preparing processed product images in JPEG format for efficient consumption.</w:t>
-      </w:r>
-    </w:p>
-    <w:p>
+        <w:t>Docker Container</w:t>
+      </w:r>
+      <w:r>
+        <w:t>: Deploy the main BDF application within a Docker container.</w:t>
+      </w:r>
+    </w:p>
+    <w:p>
+      <w:pPr>
+        <w:pStyle w:val="ListBullet"/>
+      </w:pPr>
       <w:r/>
       <w:r>
         <w:rPr>
           <w:b/>
         </w:rPr>
-        <w:t>Key Files:</w:t>
-      </w:r>
-      <w:r/>
+        <w:t>Remote Mode</w:t>
+      </w:r>
+      <w:r>
+        <w:t>: Configure the main application in the container to use `CAMERA_MODE=remote`.</w:t>
+      </w:r>
     </w:p>
     <w:p>
       <w:pPr>
         <w:pStyle w:val="ListBullet"/>
       </w:pPr>
-      <w:r>
-        <w:t>`src/libs/racer2_camera/src/config.py`: Camera configuration settings.</w:t>
-      </w:r>
-    </w:p>
-    <w:p>
-      <w:pPr>
-        <w:pStyle w:val="ListBullet"/>
-      </w:pPr>
-      <w:r>
-        <w:t>`src/libs/racer2_camera/src/line_camera.py`: The main logic for camera operation and image pipeline.</w:t>
-      </w:r>
-    </w:p>
-    <w:p>
       <w:r/>
       <w:r>
         <w:rPr>
           <w:b/>
         </w:rPr>
-        <w:t>Used By:</w:t>
-      </w:r>
-      <w:r/>
+        <w:t>Access Host</w:t>
+      </w:r>
+      <w:r>
+        <w:t>: Set `REMOTE_CAMERA_BASE_URL=http://host.docker.internal:8001` within the Docker container's configuration. `host.docker.internal` allows the container to communicate with services running on the host machine.</w:t>
+      </w:r>
+    </w:p>
+    <w:p>
+      <w:r>
+        <w:t>To start the Dockerized main application:</w:t>
+      </w:r>
+    </w:p>
+    <w:p>
+      <w:r>
+        <w:t>```powershell</w:t>
+      </w:r>
+    </w:p>
+    <w:p>
+      <w:r>
+        <w:t>docker compose up --build</w:t>
+      </w:r>
+    </w:p>
+    <w:p>
+      <w:r>
+        <w:t>```</w:t>
+      </w:r>
+    </w:p>
+    <w:p>
+      <w:pPr>
+        <w:pStyle w:val="Heading3"/>
+      </w:pPr>
+      <w:r>
+        <w:t>6.6 Environment Expectations for BDF</w:t>
+      </w:r>
+    </w:p>
+    <w:p>
+      <w:r>
+        <w:t>#### Local Camera Mode</w:t>
+      </w:r>
     </w:p>
     <w:p>
       <w:pPr>
         <w:pStyle w:val="ListBullet"/>
       </w:pPr>
-      <w:r>
-        <w:t>`src/server/local_camera_runtime.py`: For direct camera control by the main BDF system.</w:t>
-      </w:r>
-    </w:p>
-    <w:p>
-      <w:pPr>
-        <w:pStyle w:val="ListBullet"/>
-      </w:pPr>
-      <w:r>
-        <w:t>`src/server/camera_service.py`: For the dedicated camera unit.</w:t>
-      </w:r>
-    </w:p>
-    <w:p>
-      <w:pPr>
-        <w:pStyle w:val="Heading2"/>
-      </w:pPr>
-      <w:r>
-        <w:t>AI Library</w:t>
-      </w:r>
-    </w:p>
-    <w:p>
       <w:r/>
       <w:r>
         <w:rPr>
           <w:b/>
         </w:rPr>
-        <w:t>Location:</w:t>
-      </w:r>
-      <w:r/>
+        <w:t>Pylon Installation</w:t>
+      </w:r>
+      <w:r>
+        <w:t>: Ensure Basler Pylon drivers and SDK are correctly installed.</w:t>
+      </w:r>
     </w:p>
     <w:p>
       <w:pPr>
         <w:pStyle w:val="ListBullet"/>
       </w:pPr>
-      <w:r>
-        <w:t>`src/libs/ai`</w:t>
-      </w:r>
-    </w:p>
-    <w:p>
       <w:r/>
       <w:r>
         <w:rPr>
           <w:b/>
         </w:rPr>
-        <w:t>Primary Purpose for BDF:</w:t>
-      </w:r>
-      <w:r/>
+        <w:t>Camera Access</w:t>
+      </w:r>
+      <w:r>
+        <w:t>: The application process must have permissions to access both cameras.</w:t>
+      </w:r>
     </w:p>
     <w:p>
       <w:pPr>
@@ -5234,10 +3639,15 @@
         <w:rPr>
           <w:b/>
         </w:rPr>
-        <w:t>AI Model Selection:</w:t>
-      </w:r>
-      <w:r>
-        <w:t xml:space="preserve"> Choosing between different AI models for inspection.</w:t>
+        <w:t>Configuration Match</w:t>
+      </w:r>
+      <w:r>
+        <w:t>: Trigger and pixel format settings must align with your physical camera setup.</w:t>
+      </w:r>
+    </w:p>
+    <w:p>
+      <w:r>
+        <w:t>#### Remote Camera Mode</w:t>
       </w:r>
     </w:p>
     <w:p>
@@ -5249,10 +3659,10 @@
         <w:rPr>
           <w:b/>
         </w:rPr>
-        <w:t>Asynchronous Model Initialization:</w:t>
-      </w:r>
-      <w:r>
-        <w:t xml:space="preserve"> Loading AI models in the background to ensure faster system startup.</w:t>
+        <w:t>Camera Host API</w:t>
+      </w:r>
+      <w:r>
+        <w:t>: The camera host must be running and exposing `/status`, `/capture`, and `/camera/alignment` endpoints.</w:t>
       </w:r>
     </w:p>
     <w:p>
@@ -5264,10 +3674,10 @@
         <w:rPr>
           <w:b/>
         </w:rPr>
-        <w:t>Live-Frame Inspection:</w:t>
-      </w:r>
-      <w:r>
-        <w:t xml:space="preserve"> Performing AI analysis on streaming product images.</w:t>
+        <w:t>Network Stability</w:t>
+      </w:r>
+      <w:r>
+        <w:t>: Stable network connectivity between the main application and the camera host is crucial for continuous frame updates.</w:t>
       </w:r>
     </w:p>
     <w:p>
@@ -5279,10 +3689,15 @@
         <w:rPr>
           <w:b/>
         </w:rPr>
-        <w:t>Single-Image Inspection:</w:t>
-      </w:r>
-      <w:r>
-        <w:t xml:space="preserve"> Analyzing individual product image files on demand.</w:t>
+        <w:t>Frame Freshness</w:t>
+      </w:r>
+      <w:r>
+        <w:t>: The timeliness of frames depends on the polling interval configured for the remote connection.</w:t>
+      </w:r>
+    </w:p>
+    <w:p>
+      <w:r>
+        <w:t>#### Emulated Mode</w:t>
       </w:r>
     </w:p>
     <w:p>
@@ -5294,10 +3709,10 @@
         <w:rPr>
           <w:b/>
         </w:rPr>
-        <w:t>Annotation Overlay:</w:t>
-      </w:r>
-      <w:r>
-        <w:t xml:space="preserve"> Adding visual markers (e.g., bounding boxes, labels) to product images based on AI detections.</w:t>
+        <w:t>No Hardware Needed</w:t>
+      </w:r>
+      <w:r>
+        <w:t>: This mode requires no physical camera hardware, making it ideal for software-only development and testing.</w:t>
       </w:r>
     </w:p>
     <w:p>
@@ -5309,141 +3724,99 @@
         <w:rPr>
           <w:b/>
         </w:rPr>
-        <w:t>Optional Tracking:</w:t>
-      </w:r>
-      <w:r>
-        <w:t xml:space="preserve"> Integrating object tracking to monitor detected anomalies over time.</w:t>
-      </w:r>
-    </w:p>
-    <w:p>
+        <w:t>Safe Testing</w:t>
+      </w:r>
+      <w:r>
+        <w:t>: It's the safest choice for frontend and integration testing without impacting live production.</w:t>
+      </w:r>
+    </w:p>
+    <w:p>
+      <w:pPr>
+        <w:pStyle w:val="Heading3"/>
+      </w:pPr>
+      <w:r>
+        <w:t>6.7 Verification Checklist After BDF Deployment</w:t>
+      </w:r>
+    </w:p>
+    <w:p>
+      <w:r>
+        <w:t>After any deployment, perform these checks to confirm proper operation:</w:t>
+      </w:r>
+    </w:p>
+    <w:p>
+      <w:pPr>
+        <w:pStyle w:val="ListBullet"/>
+      </w:pPr>
       <w:r/>
       <w:r>
         <w:rPr>
           <w:b/>
         </w:rPr>
-        <w:t>Key Files:</w:t>
-      </w:r>
-      <w:r/>
+        <w:t>System Status</w:t>
+      </w:r>
+      <w:r>
+        <w:t>: Access `GET /status` and verify it returns a `200` (OK) status.</w:t>
+      </w:r>
     </w:p>
     <w:p>
       <w:pPr>
         <w:pStyle w:val="ListBullet"/>
       </w:pPr>
-      <w:r>
-        <w:t>`src/libs/ai/config.py`: AI-specific configuration settings.</w:t>
-      </w:r>
-    </w:p>
-    <w:p>
-      <w:pPr>
-        <w:pStyle w:val="ListBullet"/>
-      </w:pPr>
-      <w:r>
-        <w:t>`src/libs/ai/pipeline.py`: The main AI processing pipeline logic.</w:t>
-      </w:r>
-    </w:p>
-    <w:p>
-      <w:pPr>
-        <w:pStyle w:val="ListBullet"/>
-      </w:pPr>
-      <w:r>
-        <w:t>`src/libs/ai/src/models/rfdetr.py`: RF-DETR model implementation.</w:t>
-      </w:r>
-    </w:p>
-    <w:p>
-      <w:pPr>
-        <w:pStyle w:val="ListBullet"/>
-      </w:pPr>
-      <w:r>
-        <w:t>`src/libs/ai/src/models/yolo.py`: YOLO model implementation.</w:t>
-      </w:r>
-    </w:p>
-    <w:p>
-      <w:pPr>
-        <w:pStyle w:val="ListBullet"/>
-      </w:pPr>
-      <w:r>
-        <w:t>`src/libs/ai/src/trackers/sort.py`: SORT tracking algorithm implementation.</w:t>
-      </w:r>
-    </w:p>
-    <w:p>
       <w:r/>
       <w:r>
         <w:rPr>
           <w:b/>
         </w:rPr>
-        <w:t>Runtime Selection:</w:t>
-      </w:r>
-      <w:r/>
+        <w:t>Camera Ready</w:t>
+      </w:r>
+      <w:r>
+        <w:t>: Confirm that `camera.ready` reports `true` for your chosen camera mode.</w:t>
+      </w:r>
     </w:p>
     <w:p>
       <w:pPr>
         <w:pStyle w:val="ListBullet"/>
       </w:pPr>
-      <w:r>
-        <w:t>If `AI_MODEL_NAME=rfdetr`, the RF-DETR inspection path is used.</w:t>
-      </w:r>
-    </w:p>
-    <w:p>
-      <w:pPr>
-        <w:pStyle w:val="ListBullet"/>
-      </w:pPr>
-      <w:r>
-        <w:t>For any other `AI_MODEL_NAME`, the YOLO detection plus SORT tracking path is used.</w:t>
-      </w:r>
-    </w:p>
-    <w:p>
       <w:r/>
       <w:r>
         <w:rPr>
           <w:b/>
         </w:rPr>
-        <w:t>Used By:</w:t>
-      </w:r>
-      <w:r/>
+        <w:t>Image Capture</w:t>
+      </w:r>
+      <w:r>
+        <w:t>: Check `GET /capture` to ensure it successfully returns a JPEG image.</w:t>
+      </w:r>
     </w:p>
     <w:p>
       <w:pPr>
         <w:pStyle w:val="ListBullet"/>
       </w:pPr>
-      <w:r>
-        <w:t>`src/server/app.py`: The main BDF application for AI inspection.</w:t>
-      </w:r>
-    </w:p>
-    <w:p>
-      <w:pPr>
-        <w:pStyle w:val="Heading2"/>
-      </w:pPr>
-      <w:r>
-        <w:t>Color Library</w:t>
-      </w:r>
-    </w:p>
-    <w:p>
       <w:r/>
       <w:r>
         <w:rPr>
           <w:b/>
         </w:rPr>
-        <w:t>Location:</w:t>
-      </w:r>
-      <w:r/>
+        <w:t>Web Interface</w:t>
+      </w:r>
+      <w:r>
+        <w:t>: Load the browser page (`GET /`) and confirm it updates with live images.</w:t>
+      </w:r>
     </w:p>
     <w:p>
       <w:pPr>
         <w:pStyle w:val="ListBullet"/>
       </w:pPr>
-      <w:r>
-        <w:t>`src/libs/color`</w:t>
-      </w:r>
-    </w:p>
-    <w:p>
       <w:r/>
       <w:r>
         <w:rPr>
           <w:b/>
         </w:rPr>
-        <w:t>Primary Purpose for BDF:</w:t>
-      </w:r>
-      <w:r/>
+        <w:t>Live Streaming</w:t>
+      </w:r>
+      <w:r>
+        <w:t>: Verify that WebSocket streaming (`/ws`) is functional.</w:t>
+      </w:r>
     </w:p>
     <w:p>
       <w:pPr>
@@ -5454,10 +3827,10 @@
         <w:rPr>
           <w:b/>
         </w:rPr>
-        <w:t>Per-Object Color Extraction:</w:t>
-      </w:r>
-      <w:r>
-        <w:t xml:space="preserve"> Analyzing colors around detected and tracked product anomalies.</w:t>
+        <w:t>AI Readiness (If Enabled)</w:t>
+      </w:r>
+      <w:r>
+        <w:t>: If AI is part of your BDF setup, confirm that `ai.phase` eventually becomes `ready`.</w:t>
       </w:r>
     </w:p>
     <w:p>
@@ -5469,10 +3842,18 @@
         <w:rPr>
           <w:b/>
         </w:rPr>
-        <w:t>Rolling Object History:</w:t>
-      </w:r>
-      <w:r>
-        <w:t xml:space="preserve"> Maintaining a short history of color data for each tracked object.</w:t>
+        <w:t>Remote Camera Service</w:t>
+      </w:r>
+      <w:r>
+        <w:t>: If using remote mode, verify that the dedicated camera service on port `8001` also returns a healthy `GET /status`.</w:t>
+      </w:r>
+    </w:p>
+    <w:p>
+      <w:pPr>
+        <w:pStyle w:val="Heading3"/>
+      </w:pPr>
+      <w:r>
+        <w:t>6.8 Operational Notes for BDF</w:t>
       </w:r>
     </w:p>
     <w:p>
@@ -5484,1196 +3865,45 @@
         <w:rPr>
           <w:b/>
         </w:rPr>
-        <w:t>Color Conversion:</w:t>
-      </w:r>
-      <w:r>
-        <w:t xml:space="preserve"> Providing helper functions for converting colors between different formats (RGB, XYZ, Lab, hex).</w:t>
-      </w:r>
-    </w:p>
-    <w:p>
+        <w:t>Fault Tolerance</w:t>
+      </w:r>
+      <w:r>
+        <w:t>: The system is designed to be resilient. It will continue to run for diagnostics even if cameras are initially unavailable during startup.</w:t>
+      </w:r>
+    </w:p>
+    <w:p>
+      <w:pPr>
+        <w:pStyle w:val="ListBullet"/>
+      </w:pPr>
       <w:r/>
       <w:r>
         <w:rPr>
           <w:b/>
         </w:rPr>
-        <w:t>Key Exports:</w:t>
-      </w:r>
-      <w:r/>
+        <w:t>AI Startup Time</w:t>
+      </w:r>
+      <w:r>
+        <w:t>: Be aware that AI model initialization may take longer than the initial server startup, especially for larger models.</w:t>
+      </w:r>
     </w:p>
     <w:p>
       <w:pPr>
         <w:pStyle w:val="ListBullet"/>
       </w:pPr>
-      <w:r>
-        <w:t>`ColorAnalyze`: Main class for color analysis.</w:t>
-      </w:r>
-    </w:p>
-    <w:p>
-      <w:pPr>
-        <w:pStyle w:val="ListBullet"/>
-      </w:pPr>
-      <w:r>
-        <w:t>`ColorBuffer`: Manages the buffer of color data.</w:t>
-      </w:r>
-    </w:p>
-    <w:p>
-      <w:pPr>
-        <w:pStyle w:val="ListBullet"/>
-      </w:pPr>
-      <w:r>
-        <w:t>`rgb_to_xyz`, `xyz_to_lab`, `rgb_to_hex`, `hex_to_rgb`, `hex_to_lab`: Utility functions for color space conversion.</w:t>
-      </w:r>
-    </w:p>
-    <w:p>
       <w:r/>
       <w:r>
         <w:rPr>
           <w:b/>
         </w:rPr>
-        <w:t>Used By:</w:t>
-      </w:r>
-      <w:r/>
-    </w:p>
-    <w:p>
-      <w:pPr>
-        <w:pStyle w:val="ListBullet"/>
-      </w:pPr>
-      <w:r>
-        <w:t>`src/libs/ai/pipeline.py`: Integrated within the AI inspection process to provide color analysis.</w:t>
-      </w:r>
-    </w:p>
-    <w:p>
-      <w:pPr>
-        <w:pStyle w:val="Heading2"/>
-      </w:pPr>
-      <w:r>
-        <w:t>Reuse Notes</w:t>
-      </w:r>
-    </w:p>
-    <w:p>
-      <w:r>
-        <w:t>These libraries are designed as internal modules for the BDF system. If you plan to reuse them in other projects:</w:t>
-      </w:r>
-    </w:p>
-    <w:p>
-      <w:pPr>
-        <w:pStyle w:val="ListBullet"/>
-      </w:pPr>
-      <w:r/>
-      <w:r>
-        <w:rPr>
-          <w:b/>
-        </w:rPr>
-        <w:t>Preserve Structure:</w:t>
-      </w:r>
-      <w:r>
-        <w:t xml:space="preserve"> Maintain the current folder and import structure.</w:t>
-      </w:r>
-    </w:p>
-    <w:p>
-      <w:pPr>
-        <w:pStyle w:val="ListBullet"/>
-      </w:pPr>
-      <w:r/>
-      <w:r>
-        <w:rPr>
-          <w:b/>
-        </w:rPr>
-        <w:t>Dependencies:</w:t>
-      </w:r>
-      <w:r>
-        <w:t xml:space="preserve"> Ensure all required third-party Python libraries are carried over.</w:t>
-      </w:r>
-    </w:p>
-    <w:p>
-      <w:pPr>
-        <w:pStyle w:val="ListBullet"/>
-      </w:pPr>
-      <w:r/>
-      <w:r>
-        <w:rPr>
-          <w:b/>
-        </w:rPr>
-        <w:t>Runtime Assumptions:</w:t>
-      </w:r>
-      <w:r>
-        <w:t xml:space="preserve"> Validate any camera or AI runtime assumptions within your new host environment.</w:t>
-      </w:r>
-    </w:p>
-    <w:p>
-      <w:r>
-        <w:rPr>
-          <w:b/>
-        </w:rPr>
-      </w:r>
-    </w:p>
-    <w:p>
-      <w:pPr>
-        <w:pStyle w:val="Heading1"/>
-      </w:pPr>
-      <w:r>
-        <w:t>Troubleshooting Guide: Resolving Common Issues for BDF</w:t>
-      </w:r>
-    </w:p>
-    <w:p>
-      <w:r>
-        <w:t>This section provides solutions to common operational issues you might encounter with your BDF automated inspection system.</w:t>
-      </w:r>
-    </w:p>
-    <w:p>
-      <w:pPr>
-        <w:pStyle w:val="Heading2"/>
-      </w:pPr>
-      <w:r>
-        <w:t>No Product Images Appearing (Server Starts But No Frames Arrive)</w:t>
-      </w:r>
-    </w:p>
-    <w:p>
-      <w:r/>
-      <w:r>
-        <w:rPr>
-          <w:b/>
-        </w:rPr>
-        <w:t>Check:</w:t>
-      </w:r>
-      <w:r/>
-    </w:p>
-    <w:p>
-      <w:pPr>
-        <w:pStyle w:val="ListBullet"/>
-      </w:pPr>
-      <w:r/>
-      <w:r>
-        <w:rPr>
-          <w:b/>
-        </w:rPr>
-        <w:t>System Status:</w:t>
-      </w:r>
-      <w:r>
-        <w:t xml:space="preserve"> Call `GET /status`.</w:t>
-      </w:r>
-    </w:p>
-    <w:p>
-      <w:pPr>
-        <w:pStyle w:val="ListBullet"/>
-      </w:pPr>
-      <w:r/>
-      <w:r>
-        <w:rPr>
-          <w:b/>
-        </w:rPr>
-        <w:t>Camera Readiness:</w:t>
-      </w:r>
-      <w:r>
-        <w:t xml:space="preserve"> See if `camera.ready` is `false`.</w:t>
-      </w:r>
-    </w:p>
-    <w:p>
-      <w:pPr>
-        <w:pStyle w:val="ListBullet"/>
-      </w:pPr>
-      <w:r/>
-      <w:r>
-        <w:rPr>
-          <w:b/>
-        </w:rPr>
-        <w:t>Live Feed Messages:</w:t>
-      </w:r>
-      <w:r>
-        <w:t xml:space="preserve"> Check if the WebSocket (`/ws`) is receiving text messages like `warming_up` instead of images.</w:t>
-      </w:r>
-    </w:p>
-    <w:p>
-      <w:r/>
-      <w:r>
-        <w:rPr>
-          <w:b/>
-        </w:rPr>
-        <w:t>If using `local` camera mode:</w:t>
-      </w:r>
-      <w:r/>
-    </w:p>
-    <w:p>
-      <w:pPr>
-        <w:pStyle w:val="ListBullet"/>
-      </w:pPr>
-      <w:r/>
-      <w:r>
-        <w:rPr>
-          <w:b/>
-        </w:rPr>
-        <w:t>Pylon Installation:</w:t>
-      </w:r>
-      <w:r>
-        <w:t xml:space="preserve"> Verify that Basler Pylon software is correctly installed.</w:t>
-      </w:r>
-    </w:p>
-    <w:p>
-      <w:pPr>
-        <w:pStyle w:val="ListBullet"/>
-      </w:pPr>
-      <w:r/>
-      <w:r>
-        <w:rPr>
-          <w:b/>
-        </w:rPr>
-        <w:t>Camera Connection:</w:t>
-      </w:r>
-      <w:r>
-        <w:t xml:space="preserve"> Confirm both Basler cameras are physically connected and powered on.</w:t>
-      </w:r>
-    </w:p>
-    <w:p>
-      <w:pPr>
-        <w:pStyle w:val="ListBullet"/>
-      </w:pPr>
-      <w:r/>
-      <w:r>
-        <w:rPr>
-          <w:b/>
-        </w:rPr>
-        <w:t>Camera Access:</w:t>
-      </w:r>
-      <w:r>
-        <w:t xml:space="preserve"> Ensure the BDF system process has the necessary permissions to access the cameras.</w:t>
-      </w:r>
-    </w:p>
-    <w:p>
-      <w:r/>
-      <w:r>
-        <w:rPr>
-          <w:b/>
-        </w:rPr>
-        <w:t>If using `remote` camera mode:</w:t>
-      </w:r>
-      <w:r/>
-    </w:p>
-    <w:p>
-      <w:pPr>
-        <w:pStyle w:val="ListBullet"/>
-      </w:pPr>
-      <w:r/>
-      <w:r>
-        <w:rPr>
-          <w:b/>
-        </w:rPr>
-        <w:t>Base URL:</w:t>
-      </w:r>
-      <w:r>
-        <w:t xml:space="preserve"> Verify the `REMOTE_CAMERA_BASE_URL` setting for typos.</w:t>
-      </w:r>
-    </w:p>
-    <w:p>
-      <w:pPr>
-        <w:pStyle w:val="ListBullet"/>
-      </w:pPr>
-      <w:r/>
-      <w:r>
-        <w:rPr>
-          <w:b/>
-        </w:rPr>
-        <w:t>Camera Service Status:</w:t>
-      </w:r>
-      <w:r>
-        <w:t xml:space="preserve"> Confirm the dedicated camera service (on the camera host) is running.</w:t>
-      </w:r>
-    </w:p>
-    <w:p>
-      <w:pPr>
-        <w:pStyle w:val="ListBullet"/>
-      </w:pPr>
-      <w:r/>
-      <w:r>
-        <w:rPr>
-          <w:b/>
-        </w:rPr>
-        <w:t>Remote Capture:</w:t>
-      </w:r>
-      <w:r>
-        <w:t xml:space="preserve"> Check if `GET &lt;REMOTE_CAMERA_BASE_URL&gt;/capture` returns a JPEG image from the camera host.</w:t>
-      </w:r>
-    </w:p>
-    <w:p>
-      <w:r/>
-      <w:r>
-        <w:rPr>
-          <w:b/>
-        </w:rPr>
-        <w:t>If using `emulated` camera mode:</w:t>
-      </w:r>
-      <w:r/>
-    </w:p>
-    <w:p>
-      <w:pPr>
-        <w:pStyle w:val="ListBullet"/>
-      </w:pPr>
-      <w:r/>
-      <w:r>
-        <w:rPr>
-          <w:b/>
-        </w:rPr>
-        <w:t>Mode Setting:</w:t>
-      </w:r>
-      <w:r>
-        <w:t xml:space="preserve"> Verify `CAMERA_MODE=emulated` in your configuration.</w:t>
-      </w:r>
-    </w:p>
-    <w:p>
-      <w:pPr>
-        <w:pStyle w:val="ListBullet"/>
-      </w:pPr>
-      <w:r/>
-      <w:r>
-        <w:rPr>
-          <w:b/>
-        </w:rPr>
-        <w:t>Source Image:</w:t>
-      </w:r>
-      <w:r>
-        <w:t xml:space="preserve"> If `EMULATED_CAMERA_IMAGE_PATH` is set, ensure it points to a readable image file.</w:t>
-      </w:r>
-    </w:p>
-    <w:p>
-      <w:pPr>
-        <w:pStyle w:val="Heading2"/>
-      </w:pPr>
-      <w:r>
-        <w:t>Camera Not Operating (Camera Busy Or Unavailable)</w:t>
-      </w:r>
-    </w:p>
-    <w:p>
-      <w:r/>
-      <w:r>
-        <w:rPr>
-          <w:b/>
-        </w:rPr>
-        <w:t>Symptoms:</w:t>
-      </w:r>
-      <w:r/>
-    </w:p>
-    <w:p>
-      <w:pPr>
-        <w:pStyle w:val="ListBullet"/>
-      </w:pPr>
-      <w:r>
-        <w:t>`/status` reports `camera not ready`.</w:t>
-      </w:r>
-    </w:p>
-    <w:p>
-      <w:pPr>
-        <w:pStyle w:val="ListBullet"/>
-      </w:pPr>
-      <w:r>
-        <w:t>Logs mention `camera initialization failure` or `busy hardware`.</w:t>
-      </w:r>
-    </w:p>
-    <w:p>
-      <w:r/>
-      <w:r>
-        <w:rPr>
-          <w:b/>
-        </w:rPr>
-        <w:t>What to Check:</w:t>
-      </w:r>
-      <w:r/>
-    </w:p>
-    <w:p>
-      <w:pPr>
-        <w:pStyle w:val="ListBullet"/>
-      </w:pPr>
-      <w:r/>
-      <w:r>
-        <w:rPr>
-          <w:b/>
-        </w:rPr>
-        <w:t>Close Other Applications:</w:t>
-      </w:r>
-      <w:r>
-        <w:t xml:space="preserve"> Ensure Pylon Viewer or any other software using the cameras is closed.</w:t>
-      </w:r>
-    </w:p>
-    <w:p>
-      <w:pPr>
-        <w:pStyle w:val="ListBullet"/>
-      </w:pPr>
-      <w:r/>
-      <w:r>
-        <w:rPr>
-          <w:b/>
-        </w:rPr>
-        <w:t>Previous Instances:</w:t>
-      </w:r>
-      <w:r>
-        <w:t xml:space="preserve"> Confirm no older copies of the BDF service are still running in the background.</w:t>
-      </w:r>
-    </w:p>
-    <w:p>
-      <w:pPr>
-        <w:pStyle w:val="ListBullet"/>
-      </w:pPr>
-      <w:r/>
-      <w:r>
-        <w:rPr>
-          <w:b/>
-        </w:rPr>
-        <w:t>Restart Host:</w:t>
-      </w:r>
-      <w:r>
-        <w:t xml:space="preserve"> If the camera driver appears stuck, a host machine restart might resolve the issue.</w:t>
-      </w:r>
-    </w:p>
-    <w:p>
-      <w:pPr>
-        <w:pStyle w:val="Heading2"/>
-      </w:pPr>
-      <w:r>
-        <w:t>Remote Camera Feed Not Updating (Remote Camera Mode Does Not Refresh)</w:t>
-      </w:r>
-    </w:p>
-    <w:p>
-      <w:r/>
-      <w:r>
-        <w:rPr>
-          <w:b/>
-        </w:rPr>
-        <w:t>Check:</w:t>
-      </w:r>
-      <w:r/>
-    </w:p>
-    <w:p>
-      <w:pPr>
-        <w:pStyle w:val="ListBullet"/>
-      </w:pPr>
-      <w:r/>
-      <w:r>
-        <w:rPr>
-          <w:b/>
-        </w:rPr>
-        <w:t>Base URL Accuracy:</w:t>
-      </w:r>
-      <w:r>
-        <w:t xml:space="preserve"> Ensure `REMOTE_CAMERA_BASE_URL` has no typos.</w:t>
-      </w:r>
-    </w:p>
-    <w:p>
-      <w:pPr>
-        <w:pStyle w:val="ListBullet"/>
-      </w:pPr>
-      <w:r/>
-      <w:r>
-        <w:rPr>
-          <w:b/>
-        </w:rPr>
-        <w:t>Port Exposure:</w:t>
-      </w:r>
-      <w:r>
-        <w:t xml:space="preserve"> Verify the camera host exposes port `8001`.</w:t>
-      </w:r>
-    </w:p>
-    <w:p>
-      <w:pPr>
-        <w:pStyle w:val="ListBullet"/>
-      </w:pPr>
-      <w:r/>
-      <w:r>
-        <w:rPr>
-          <w:b/>
-        </w:rPr>
-        <w:t>Remote Status:</w:t>
-      </w:r>
-      <w:r>
-        <w:t xml:space="preserve"> Confirm `GET &lt;REMOTE_CAMERA_BASE_URL&gt;/status` returns a `200` response.</w:t>
-      </w:r>
-    </w:p>
-    <w:p>
-      <w:pPr>
-        <w:pStyle w:val="ListBullet"/>
-      </w:pPr>
-      <w:r/>
-      <w:r>
-        <w:rPr>
-          <w:b/>
-        </w:rPr>
-        <w:t>Network Reachability:</w:t>
-      </w:r>
-      <w:r>
-        <w:t xml:space="preserve"> Ensure the main BDF application can reach the camera host from its environment (e.g., check firewall rules).</w:t>
-      </w:r>
-    </w:p>
-    <w:p>
-      <w:r/>
-      <w:r>
-        <w:rPr>
-          <w:b/>
-        </w:rPr>
-        <w:t>Common Causes:</w:t>
-      </w:r>
-      <w:r/>
-    </w:p>
-    <w:p>
-      <w:pPr>
-        <w:pStyle w:val="ListBullet"/>
-      </w:pPr>
-      <w:r/>
-      <w:r>
-        <w:rPr>
-          <w:b/>
-        </w:rPr>
-        <w:t>Docker Network:</w:t>
-      </w:r>
-      <w:r>
-        <w:t xml:space="preserve"> If using Docker, the container might not be able to reach the host URL (e.g., using an incorrect IP or hostname).</w:t>
-      </w:r>
-    </w:p>
-    <w:p>
-      <w:pPr>
-        <w:pStyle w:val="ListBullet"/>
-      </w:pPr>
-      <w:r/>
-      <w:r>
-        <w:rPr>
-          <w:b/>
-        </w:rPr>
-        <w:t>Firewall:</w:t>
-      </w:r>
-      <w:r>
-        <w:t xml:space="preserve"> Windows firewall on the camera host might be blocking port `8001`.</w:t>
-      </w:r>
-    </w:p>
-    <w:p>
-      <w:pPr>
-        <w:pStyle w:val="ListBullet"/>
-      </w:pPr>
-      <w:r/>
-      <w:r>
-        <w:rPr>
-          <w:b/>
-        </w:rPr>
-        <w:t>Remote Capture Failure:</w:t>
-      </w:r>
-      <w:r>
-        <w:t xml:space="preserve"> The camera host might be up, but its own `/capture` endpoint could be failing.</w:t>
-      </w:r>
-    </w:p>
-    <w:p>
-      <w:pPr>
-        <w:pStyle w:val="Heading2"/>
-      </w:pPr>
-      <w:r>
-        <w:t>Live Feed Shows Messages Instead of Images (WebSocket Stream Shows Text Instead Of Images)</w:t>
-      </w:r>
-    </w:p>
-    <w:p>
-      <w:r>
-        <w:t>This behavior is expected in certain conditions:</w:t>
-      </w:r>
-    </w:p>
-    <w:p>
-      <w:r/>
-      <w:r>
-        <w:rPr>
-          <w:b/>
-        </w:rPr>
-        <w:t>This is normal when:</w:t>
-      </w:r>
-      <w:r/>
-    </w:p>
-    <w:p>
-      <w:pPr>
-        <w:pStyle w:val="ListBullet"/>
-      </w:pPr>
-      <w:r>
-        <w:t>The camera system is warming up.</w:t>
-      </w:r>
-    </w:p>
-    <w:p>
-      <w:pPr>
-        <w:pStyle w:val="ListBullet"/>
-      </w:pPr>
-      <w:r>
-        <w:t>Camera initialization has failed.</w:t>
-      </w:r>
-    </w:p>
-    <w:p>
-      <w:pPr>
-        <w:pStyle w:val="ListBullet"/>
-      </w:pPr>
-      <w:r>
-        <w:t>In `remote` mode, the system has not yet received a valid image from the camera service.</w:t>
-      </w:r>
-    </w:p>
-    <w:p>
-      <w:r/>
-      <w:r>
-        <w:rPr>
-          <w:b/>
-        </w:rPr>
-        <w:t>The text messages usually indicate:</w:t>
-      </w:r>
-      <w:r/>
-    </w:p>
-    <w:p>
-      <w:pPr>
-        <w:pStyle w:val="ListBullet"/>
-      </w:pPr>
-      <w:r>
-        <w:t>Camera status updates (e.g., `camera error`).</w:t>
-      </w:r>
-    </w:p>
-    <w:p>
-      <w:pPr>
-        <w:pStyle w:val="ListBullet"/>
-      </w:pPr>
-      <w:r>
-        <w:t>`warming_up` messages.</w:t>
-      </w:r>
-    </w:p>
-    <w:p>
-      <w:pPr>
-        <w:pStyle w:val="Heading2"/>
-      </w:pPr>
-      <w:r>
-        <w:t>Automated Inspection Not Starting (AI Never Becomes Ready)</w:t>
-      </w:r>
-    </w:p>
-    <w:p>
-      <w:r/>
-      <w:r>
-        <w:rPr>
-          <w:b/>
-        </w:rPr>
-        <w:t>Possible Causes:</w:t>
-      </w:r>
-      <w:r/>
-    </w:p>
-    <w:p>
-      <w:pPr>
-        <w:pStyle w:val="ListBullet"/>
-      </w:pPr>
-      <w:r>
-        <w:t>Invalid Roboflow credentials.</w:t>
-      </w:r>
-    </w:p>
-    <w:p>
-      <w:pPr>
-        <w:pStyle w:val="ListBullet"/>
-      </w:pPr>
-      <w:r>
-        <w:t>Long initialization time for large AI models.</w:t>
-      </w:r>
-    </w:p>
-    <w:p>
-      <w:pPr>
-        <w:pStyle w:val="ListBullet"/>
-      </w:pPr>
-      <w:r>
-        <w:t>Unsupported local runtime environment (e.g., missing GPU drivers).</w:t>
-      </w:r>
-    </w:p>
-    <w:p>
-      <w:r/>
-      <w:r>
-        <w:rPr>
-          <w:b/>
-        </w:rPr>
-        <w:t>What to Verify:</w:t>
-      </w:r>
-      <w:r/>
-    </w:p>
-    <w:p>
-      <w:pPr>
-        <w:pStyle w:val="ListBullet"/>
-      </w:pPr>
-      <w:r/>
-      <w:r>
-        <w:rPr>
-          <w:b/>
-        </w:rPr>
-        <w:t>System Status:</w:t>
-      </w:r>
-      <w:r>
-        <w:t xml:space="preserve"> Call `GET /status` and check the `ai` section.</w:t>
-      </w:r>
-    </w:p>
-    <w:p>
-      <w:pPr>
-        <w:pStyle w:val="ListBullet"/>
-      </w:pPr>
-      <w:r/>
-      <w:r>
-        <w:rPr>
-          <w:b/>
-        </w:rPr>
-        <w:t>Credentials:</w:t>
-      </w:r>
-      <w:r>
-        <w:t xml:space="preserve"> Confirm your `.env` file contains valid AI credentials (e.g., `ROBOFLOW_API_KEY`).</w:t>
-      </w:r>
-    </w:p>
-    <w:p>
-      <w:pPr>
-        <w:pStyle w:val="ListBullet"/>
-      </w:pPr>
-      <w:r/>
-      <w:r>
-        <w:rPr>
-          <w:b/>
-        </w:rPr>
-        <w:t>Model Name:</w:t>
-      </w:r>
-      <w:r>
-        <w:t xml:space="preserve"> Verify `AI_MODEL_NAME` in your configuration is set to the intended model.</w:t>
-      </w:r>
-    </w:p>
-    <w:p>
-      <w:pPr>
-        <w:pStyle w:val="Heading2"/>
-      </w:pPr>
-      <w:r>
-        <w:t>On-Demand Image Analysis Fails (POST /inference Returns 404)</w:t>
-      </w:r>
-    </w:p>
-    <w:p>
-      <w:r/>
-      <w:r>
-        <w:rPr>
-          <w:b/>
-        </w:rPr>
-        <w:t>Check:</w:t>
-      </w:r>
-      <w:r/>
-    </w:p>
-    <w:p>
-      <w:pPr>
-        <w:pStyle w:val="ListBullet"/>
-      </w:pPr>
-      <w:r/>
-      <w:r>
-        <w:rPr>
-          <w:b/>
-        </w:rPr>
-        <w:t>Source Directory:</w:t>
-      </w:r>
-      <w:r>
-        <w:t xml:space="preserve"> Confirm `SrcDir` points to an existing directory on the machine running the main BDF app.</w:t>
-      </w:r>
-    </w:p>
-    <w:p>
-      <w:pPr>
-        <w:pStyle w:val="ListBullet"/>
-      </w:pPr>
-      <w:r/>
-      <w:r>
-        <w:rPr>
-          <w:b/>
-        </w:rPr>
-        <w:t>Image Name:</w:t>
-      </w:r>
-      <w:r>
-        <w:t xml:space="preserve"> Verify `ImageName` is correct.</w:t>
-      </w:r>
-    </w:p>
-    <w:p>
-      <w:pPr>
-        <w:pStyle w:val="ListBullet"/>
-      </w:pPr>
-      <w:r/>
-      <w:r>
-        <w:rPr>
-          <w:b/>
-        </w:rPr>
-        <w:t>Full Path:</w:t>
-      </w:r>
-      <w:r>
-        <w:t xml:space="preserve"> Ensure the combined path `SrcDir/ImageName` points to an existing and readable image file.</w:t>
-      </w:r>
-    </w:p>
-    <w:p>
-      <w:r/>
-      <w:r>
-        <w:rPr>
-          <w:b/>
-        </w:rPr>
-        <w:t>Remember:</w:t>
-      </w:r>
-      <w:r/>
-    </w:p>
-    <w:p>
-      <w:pPr>
-        <w:pStyle w:val="ListBullet"/>
-      </w:pPr>
-      <w:r>
-        <w:t>This endpoint reads product images directly from the local disk of the machine running the main BDF application.</w:t>
-      </w:r>
-    </w:p>
-    <w:p>
-      <w:pPr>
-        <w:pStyle w:val="ListBullet"/>
-      </w:pPr>
-      <w:r>
-        <w:t>It does not fetch images from remote network locations.</w:t>
-      </w:r>
-    </w:p>
-    <w:p>
-      <w:pPr>
-        <w:pStyle w:val="Heading2"/>
-      </w:pPr>
-      <w:r>
-        <w:t>Color Analysis Data Is Missing (Color Endpoints Return Empty Data)</w:t>
-      </w:r>
-    </w:p>
-    <w:p>
-      <w:r/>
-      <w:r>
-        <w:rPr>
-          <w:b/>
-        </w:rPr>
-        <w:t>Possible Reasons:</w:t>
-      </w:r>
-      <w:r/>
-    </w:p>
-    <w:p>
-      <w:pPr>
-        <w:pStyle w:val="ListBullet"/>
-      </w:pPr>
-      <w:r/>
-      <w:r>
-        <w:rPr>
-          <w:b/>
-        </w:rPr>
-        <w:t>Detection/Tracking Disabled:</w:t>
-      </w:r>
-      <w:r>
-        <w:t xml:space="preserve"> `DETECTION_AND_TRACK=false` in your configuration.</w:t>
-      </w:r>
-    </w:p>
-    <w:p>
-      <w:pPr>
-        <w:pStyle w:val="ListBullet"/>
-      </w:pPr>
-      <w:r/>
-      <w:r>
-        <w:rPr>
-          <w:b/>
-        </w:rPr>
-        <w:t>AI Model Not Ready:</w:t>
-      </w:r>
-      <w:r>
-        <w:t xml:space="preserve"> The AI model is still loading or has failed.</w:t>
-      </w:r>
-    </w:p>
-    <w:p>
-      <w:pPr>
-        <w:pStyle w:val="ListBullet"/>
-      </w:pPr>
-      <w:r/>
-      <w:r>
-        <w:rPr>
-          <w:b/>
-        </w:rPr>
-        <w:t>No Tracked Objects:</w:t>
-      </w:r>
-      <w:r>
-        <w:t xml:space="preserve"> No products have been detected and tracked since the last buffer clear.</w:t>
-      </w:r>
-    </w:p>
-    <w:p>
-      <w:pPr>
-        <w:pStyle w:val="ListBullet"/>
-      </w:pPr>
-      <w:r/>
-      <w:r>
-        <w:rPr>
-          <w:b/>
-        </w:rPr>
-        <w:t>Buffer Already Cleared:</w:t>
-      </w:r>
-      <w:r>
-        <w:t xml:space="preserve"> A previous `GET /color-data` or `POST /color-analysis` API call already emptied the buffer.</w:t>
-      </w:r>
-    </w:p>
-    <w:p>
-      <w:pPr>
-        <w:pStyle w:val="Heading2"/>
-      </w:pPr>
-      <w:r>
-        <w:t>External Analysis Connection Fails (External Inference Endpoint Fails)</w:t>
-      </w:r>
-    </w:p>
-    <w:p>
-      <w:r/>
-      <w:r>
-        <w:rPr>
-          <w:b/>
-        </w:rPr>
-        <w:t>Possible Causes:</w:t>
-      </w:r>
-      <w:r/>
-    </w:p>
-    <w:p>
-      <w:pPr>
-        <w:pStyle w:val="ListBullet"/>
-      </w:pPr>
-      <w:r>
-        <w:t>`INFERENCE_URL` is incorrect.</w:t>
-      </w:r>
-    </w:p>
-    <w:p>
-      <w:pPr>
-        <w:pStyle w:val="ListBullet"/>
-      </w:pPr>
-      <w:r>
-        <w:t>`INFERENCE_API_HEADER` is incorrect.</w:t>
-      </w:r>
-    </w:p>
-    <w:p>
-      <w:pPr>
-        <w:pStyle w:val="ListBullet"/>
-      </w:pPr>
-      <w:r>
-        <w:t>`INFERENCE_API_KEY` is incorrect or missing.</w:t>
-      </w:r>
-    </w:p>
-    <w:p>
-      <w:pPr>
-        <w:pStyle w:val="ListBullet"/>
-      </w:pPr>
-      <w:r>
-        <w:t>The external inference service is unavailable or unreachable.</w:t>
-      </w:r>
-    </w:p>
-    <w:p>
-      <w:r/>
-      <w:r>
-        <w:rPr>
-          <w:b/>
-        </w:rPr>
-        <w:t>What to Verify:</w:t>
-      </w:r>
-      <w:r/>
-    </w:p>
-    <w:p>
-      <w:pPr>
-        <w:pStyle w:val="ListBullet"/>
-      </w:pPr>
-      <w:r/>
-      <w:r>
-        <w:rPr>
-          <w:b/>
-        </w:rPr>
-        <w:t>Configuration Files:</w:t>
-      </w:r>
-      <w:r>
-        <w:t xml:space="preserve"> Check your `.env` and `settings.json` files for correct settings.</w:t>
-      </w:r>
-    </w:p>
-    <w:p>
-      <w:pPr>
-        <w:pStyle w:val="ListBullet"/>
-      </w:pPr>
-      <w:r/>
-      <w:r>
-        <w:rPr>
-          <w:b/>
-        </w:rPr>
-        <w:t>Network Reachability:</w:t>
-      </w:r>
-      <w:r>
-        <w:t xml:space="preserve"> Confirm that the machine running the main BDF app can reach the external inference service over the network.</w:t>
-      </w:r>
-    </w:p>
-    <w:p>
-      <w:pPr>
-        <w:pStyle w:val="Heading2"/>
-      </w:pPr>
-      <w:r>
-        <w:t>Incorrect Colors or Image Errors (Pixel Format Problems)</w:t>
-      </w:r>
-    </w:p>
-    <w:p>
-      <w:r/>
-      <w:r>
-        <w:rPr>
-          <w:b/>
-        </w:rPr>
-        <w:t>Symptoms:</w:t>
-      </w:r>
-      <w:r/>
-    </w:p>
-    <w:p>
-      <w:pPr>
-        <w:pStyle w:val="ListBullet"/>
-      </w:pPr>
-      <w:r>
-        <w:t>Wrong colors in the output product images.</w:t>
-      </w:r>
-    </w:p>
-    <w:p>
-      <w:pPr>
-        <w:pStyle w:val="ListBullet"/>
-      </w:pPr>
-      <w:r>
-        <w:t>Conversion errors during image capture.</w:t>
-      </w:r>
-    </w:p>
-    <w:p>
-      <w:pPr>
-        <w:pStyle w:val="ListBullet"/>
-      </w:pPr>
-      <w:r>
-        <w:t>OpenCV errors related to YUV conversion.</w:t>
-      </w:r>
-    </w:p>
-    <w:p>
-      <w:r/>
-      <w:r>
-        <w:rPr>
-          <w:b/>
-        </w:rPr>
-        <w:t>What to Verify:</w:t>
-      </w:r>
-      <w:r/>
-    </w:p>
-    <w:p>
-      <w:pPr>
-        <w:pStyle w:val="ListBullet"/>
-      </w:pPr>
-      <w:r/>
-      <w:r>
-        <w:rPr>
-          <w:b/>
-        </w:rPr>
-        <w:t>Pixel Format Setting:</w:t>
-      </w:r>
-      <w:r>
-        <w:t xml:space="preserve"> Ensure `CAMERA_PIXEL_FORMAT` in your configuration accurately matches the actual pixel output format of your Basler cameras.</w:t>
-      </w:r>
-    </w:p>
-    <w:p>
-      <w:pPr>
-        <w:pStyle w:val="ListBullet"/>
-      </w:pPr>
-      <w:r/>
-      <w:r>
-        <w:rPr>
-          <w:b/>
-        </w:rPr>
-        <w:t>Pylon Configuration:</w:t>
-      </w:r>
-      <w:r>
-        <w:t xml:space="preserve"> If camera configuration is managed externally, set `CAMERA_CONFIG_BY_PYLON=true`.</w:t>
-      </w:r>
-    </w:p>
-    <w:p>
-      <w:pPr>
-        <w:pStyle w:val="ListBullet"/>
-      </w:pPr>
-      <w:r/>
-      <w:r>
-        <w:rPr>
-          <w:b/>
-        </w:rPr>
-        <w:t>BGR8 Usage:</w:t>
-      </w:r>
-      <w:r>
-        <w:t xml:space="preserve"> Use `BGR8` as the pixel format when your camera is already configured to emit OpenCV-ready BGR images.</w:t>
-      </w:r>
-    </w:p>
-    <w:p>
-      <w:pPr>
-        <w:pStyle w:val="Heading2"/>
-      </w:pPr>
-      <w:r>
-        <w:t>Step-by-Step Diagnostic Check (General Diagnostic Sequence)</w:t>
-      </w:r>
-    </w:p>
-    <w:p>
-      <w:r>
-        <w:t>Follow these steps for a general diagnosis of your BDF system's operation:</w:t>
-      </w:r>
-    </w:p>
-    <w:p>
-      <w:r>
-        <w:t xml:space="preserve">1.  </w:t>
-      </w:r>
-      <w:r>
-        <w:rPr>
-          <w:b/>
-        </w:rPr>
-        <w:t>Check Overall Status:</w:t>
-      </w:r>
-      <w:r>
-        <w:t xml:space="preserve"> Call `GET /status`.</w:t>
-      </w:r>
-    </w:p>
-    <w:p>
-      <w:r>
-        <w:t xml:space="preserve">2.  </w:t>
-      </w:r>
-      <w:r>
-        <w:rPr>
-          <w:b/>
-        </w:rPr>
-        <w:t>Confirm Camera Ready:</w:t>
-      </w:r>
-      <w:r>
-        <w:t xml:space="preserve"> Verify that `camera.ready` in the status response is `true`.</w:t>
-      </w:r>
-    </w:p>
-    <w:p>
-      <w:r>
-        <w:t xml:space="preserve">3.  </w:t>
-      </w:r>
-      <w:r>
-        <w:rPr>
-          <w:b/>
-        </w:rPr>
-        <w:t>Verify Image Capture:</w:t>
-      </w:r>
-      <w:r>
-        <w:t xml:space="preserve"> Confirm that `GET /capture` successfully returns a JPEG image.</w:t>
-      </w:r>
-    </w:p>
-    <w:p>
-      <w:r>
-        <w:t xml:space="preserve">4.  </w:t>
-      </w:r>
-      <w:r>
-        <w:rPr>
-          <w:b/>
-        </w:rPr>
-        <w:t>Check Browser Interface:</w:t>
-      </w:r>
-      <w:r>
-        <w:t xml:space="preserve"> Ensure the browser page on `/` loads and displays live product images.</w:t>
-      </w:r>
-    </w:p>
-    <w:p>
-      <w:r>
-        <w:t xml:space="preserve">5.  </w:t>
-      </w:r>
-      <w:r>
-        <w:rPr>
-          <w:b/>
-        </w:rPr>
-        <w:t>Wait for AI (If Enabled):</w:t>
-      </w:r>
-      <w:r>
-        <w:t xml:space="preserve"> If AI inspection is enabled, wait for `ai.phase` in the status response to become `ready`.</w:t>
-      </w:r>
-    </w:p>
-    <w:p>
-      <w:r>
-        <w:t xml:space="preserve">6.  </w:t>
-      </w:r>
-      <w:r>
-        <w:rPr>
-          <w:b/>
-        </w:rPr>
-        <w:t>Test AI/Color Functions:</w:t>
-      </w:r>
-      <w:r>
-        <w:t xml:space="preserve"> Once AI is ready, test `POST /analyze`, `POST /inference`, or WebSocket streaming (`/ws`) for annotated frames and color data.</w:t>
+        <w:t>Local Inference Path</w:t>
+      </w:r>
+      <w:r>
+        <w:t>: The `POST /inference` endpoint requires that the specified image files are physically accessible on the machine running the main BDF application.</w:t>
+      </w:r>
+    </w:p>
+    <w:p>
+      <w:r>
+        <w:t>```</w:t>
       </w:r>
     </w:p>
     <w:sectPr>

--- a/outputs/bdf_bakery_product_doc/bdf_bakery_product_doc.docx
+++ b/outputs/bdf_bakery_product_doc/bdf_bakery_product_doc.docx
@@ -12,22 +12,22 @@
     </w:p>
     <w:p>
       <w:r>
-        <w:t>```markdown</w:t>
-      </w:r>
-    </w:p>
-    <w:p>
-      <w:r>
-        <w:t>&lt;div align="center"&gt;</w:t>
-      </w:r>
-    </w:p>
-    <w:p>
-      <w:r>
-        <w:t>&lt;img src="docs/images/image.png" alt="BDF Bakery Automation System" width="500"/&gt;</w:t>
-      </w:r>
-    </w:p>
-    <w:p>
-      <w:r>
-        <w:t>&lt;/div&gt;</w:t>
+        <w:t>--- bdf_bakery_product_doc.md ---</w:t>
+      </w:r>
+    </w:p>
+    <w:p>
+      <w:r>
+        <w:t>&lt;p align="center"&gt;</w:t>
+      </w:r>
+    </w:p>
+    <w:p>
+      <w:r>
+        <w:t>&lt;img src="/docs/images/image.png" alt="Racer2 V3 System" width="700"/&gt;</w:t>
+      </w:r>
+    </w:p>
+    <w:p>
+      <w:r>
+        <w:t>&lt;/p&gt;</w:t>
       </w:r>
     </w:p>
     <w:p>
@@ -35,12 +35,12 @@
         <w:pStyle w:val="Heading1"/>
       </w:pPr>
       <w:r>
-        <w:t>BDF Bakery Automation: Racer2 V3 Documentation</w:t>
-      </w:r>
-    </w:p>
-    <w:p>
-      <w:r>
-        <w:t>Welcome to the BDF-customized documentation for Racer2 V3, your advanced AI Core service designed to enhance line-scan acquisition, precise frame stitching, live streaming, and optional AI-assisted inspection for your bakery production lines. This document provides a professional and simple overview, focusing on how Racer2 V3 streamlines automation, improves production monitoring, and offers operator-friendly insights into your processes.</w:t>
+        <w:t>BDF Bakery Production Monitoring System - Product Documentation</w:t>
+      </w:r>
+    </w:p>
+    <w:p>
+      <w:r>
+        <w:t>This document provides essential information about the Racer2 V3 system, designed to enhance BDF's bakery automation and production monitoring. It explains how the system operates, how to configure it, and how to troubleshoot common issues, all with a focus on operator-friendly explanations and maintaining high-quality bakery product output.</w:t>
       </w:r>
     </w:p>
     <w:p>
@@ -58,7 +58,7 @@
     </w:p>
     <w:p>
       <w:r>
-        <w:t>Racer2 V3 is engineered to provide BDF with a powerful tool for monitoring and quality control in bakery automation. It integrates two high-speed line cameras to capture and stitch images of your products, offering real-time visual feedback and advanced AI capabilities.</w:t>
+        <w:t>The Racer2 V3 is a powerful AI Core service specifically developed for BDF's line-scan acquisition, image stitching, live streaming, and optional AI-assisted inspection of bakery products. It's built to work seamlessly with two Basler line cameras, offering both real-hardware and hardware-free development options to suit various operational needs at BDF's facilities.</w:t>
       </w:r>
     </w:p>
     <w:p>
@@ -66,12 +66,12 @@
         <w:pStyle w:val="Heading3"/>
       </w:pPr>
       <w:r>
-        <w:t>1.1 Purpose and Benefits for BDF</w:t>
-      </w:r>
-    </w:p>
-    <w:p>
-      <w:r>
-        <w:t>The primary goal of Racer2 V3 is to bring precision and intelligence to your bakery production. For BDF, this means:</w:t>
+        <w:t>1.1. Purpose for BDF</w:t>
+      </w:r>
+    </w:p>
+    <w:p>
+      <w:r>
+        <w:t>The primary goal of the Racer2 V3 system is to provide BDF with advanced tools for:</w:t>
       </w:r>
     </w:p>
     <w:p>
@@ -83,10 +83,10 @@
         <w:rPr>
           <w:b/>
         </w:rPr>
-        <w:t>Automated Product Monitoring</w:t>
-      </w:r>
-      <w:r>
-        <w:t>: Continuous acquisition of detailed images across your production line.</w:t>
+        <w:t>Automated Quality Control</w:t>
+      </w:r>
+      <w:r>
+        <w:t>: Continuously monitor bakery products on the line for consistent quality.</w:t>
       </w:r>
     </w:p>
     <w:p>
@@ -98,10 +98,10 @@
         <w:rPr>
           <w:b/>
         </w:rPr>
-        <w:t>Seamless Visual Inspection</w:t>
-      </w:r>
-      <w:r>
-        <w:t>: Stitching images from multiple cameras into a single, comprehensive view of your products.</w:t>
+        <w:t>Production Monitoring</w:t>
+      </w:r>
+      <w:r>
+        <w:t>: Gain real-time insights into the production process, identifying any deviations quickly.</w:t>
       </w:r>
     </w:p>
     <w:p>
@@ -113,10 +113,10 @@
         <w:rPr>
           <w:b/>
         </w:rPr>
-        <w:t>Real-time Insights</w:t>
-      </w:r>
-      <w:r>
-        <w:t>: Live streaming and readily available image captures for immediate operational feedback.</w:t>
+        <w:t>Operational Efficiency</w:t>
+      </w:r>
+      <w:r>
+        <w:t>: Streamline inspection processes through automation, reducing manual effort.</w:t>
       </w:r>
     </w:p>
     <w:p>
@@ -128,25 +128,10 @@
         <w:rPr>
           <w:b/>
         </w:rPr>
-        <w:t>Enhanced Quality Control</w:t>
-      </w:r>
-      <w:r>
-        <w:t>: Optional AI-assisted inspection identifies anomalies and tracks product characteristics, ensuring BDF quality standards are met.</w:t>
-      </w:r>
-    </w:p>
-    <w:p>
-      <w:pPr>
-        <w:pStyle w:val="ListBullet"/>
-      </w:pPr>
-      <w:r/>
-      <w:r>
-        <w:rPr>
-          <w:b/>
-        </w:rPr>
-        <w:t>Flexible Operations</w:t>
-      </w:r>
-      <w:r>
-        <w:t>: Designed to adapt to different production setups, whether cameras are integrated directly or accessed remotely.</w:t>
+        <w:t>Data-Driven Decisions</w:t>
+      </w:r>
+      <w:r>
+        <w:t>: Collect valuable data on product characteristics, including color, for analysis and improvement.</w:t>
       </w:r>
     </w:p>
     <w:p>
@@ -154,7 +139,12 @@
         <w:pStyle w:val="Heading3"/>
       </w:pPr>
       <w:r>
-        <w:t>1.2 Core Capabilities</w:t>
+        <w:t>1.2. Key Capabilities</w:t>
+      </w:r>
+    </w:p>
+    <w:p>
+      <w:r>
+        <w:t>The BDF Bakery Production Monitoring System offers:</w:t>
       </w:r>
     </w:p>
     <w:p>
@@ -169,7 +159,7 @@
         <w:t>Dual-Camera Acquisition</w:t>
       </w:r>
       <w:r>
-        <w:t>: Captures images from two dedicated cameras simultaneously.</w:t>
+        <w:t>: Captures high-resolution images from two cameras simultaneously.</w:t>
       </w:r>
     </w:p>
     <w:p>
@@ -181,10 +171,10 @@
         <w:rPr>
           <w:b/>
         </w:rPr>
-        <w:t>Stitched Frame Generation</w:t>
-      </w:r>
-      <w:r>
-        <w:t>: Combines individual camera outputs into a single, wide image for complete product coverage.</w:t>
+        <w:t>Stitched Image Generation</w:t>
+      </w:r>
+      <w:r>
+        <w:t>: Combines individual camera images into a single, comprehensive view of the bakery product.</w:t>
       </w:r>
     </w:p>
     <w:p>
@@ -196,10 +186,10 @@
         <w:rPr>
           <w:b/>
         </w:rPr>
-        <w:t>Easy Image Access</w:t>
-      </w:r>
-      <w:r>
-        <w:t>: Browser-friendly JPEG capture and live video streaming through a web interface.</w:t>
+        <w:t>Live Production Stream</w:t>
+      </w:r>
+      <w:r>
+        <w:t>: Provides browser-friendly JPEG images and live WebSocket streaming for immediate visual feedback.</w:t>
       </w:r>
     </w:p>
     <w:p>
@@ -211,10 +201,10 @@
         <w:rPr>
           <w:b/>
         </w:rPr>
-        <w:t>Adaptable Camera Access</w:t>
-      </w:r>
-      <w:r>
-        <w:t>: Supports direct camera connection, remote camera services, or simulated camera feeds for development and testing.</w:t>
+        <w:t>Flexible Camera Access</w:t>
+      </w:r>
+      <w:r>
+        <w:t>: Supports direct camera connection, remote monitoring, or simulated frame generation for testing.</w:t>
       </w:r>
     </w:p>
     <w:p>
@@ -226,10 +216,10 @@
         <w:rPr>
           <w:b/>
         </w:rPr>
-        <w:t>AI-Powered Inspection</w:t>
-      </w:r>
-      <w:r>
-        <w:t>: Optional AI models for advanced detection, tracking, and annotation of products and features.</w:t>
+        <w:t>Optional AI Inspection</w:t>
+      </w:r>
+      <w:r>
+        <w:t>: Integrates advanced AI for automated defect detection and product tracking.</w:t>
       </w:r>
     </w:p>
     <w:p>
@@ -241,10 +231,10 @@
         <w:rPr>
           <w:b/>
         </w:rPr>
-        <w:t>Tracked-Object Color Analysis</w:t>
-      </w:r>
-      <w:r>
-        <w:t>: Monitors and records color information for specific product areas, with in-memory buffering for historical data.</w:t>
+        <w:t>Color Analysis</w:t>
+      </w:r>
+      <w:r>
+        <w:t>: Tracks and analyzes the color of bakery products, buffering recent history for quality checks.</w:t>
       </w:r>
     </w:p>
     <w:p>
@@ -259,29 +249,564 @@
         <w:t>External System Integration</w:t>
       </w:r>
       <w:r>
-        <w:t>: Ability to forward frames to other inference services or perform local file-based analysis.</w:t>
-      </w:r>
-    </w:p>
-    <w:p>
-      <w:pPr>
-        <w:pStyle w:val="Heading3"/>
-      </w:pPr>
-      <w:r>
-        <w:t>1.3 How It Works: A High-Level Flow for BDF</w:t>
-      </w:r>
-    </w:p>
-    <w:p>
-      <w:r>
-        <w:t xml:space="preserve">1.  </w:t>
-      </w:r>
+        <w:t>: Allows forwarding of production images for further analysis by other systems.</w:t>
+      </w:r>
+    </w:p>
+    <w:p>
+      <w:pPr>
+        <w:pStyle w:val="ListBullet"/>
+      </w:pPr>
+      <w:r/>
       <w:r>
         <w:rPr>
           <w:b/>
         </w:rPr>
-        <w:t>System Start</w:t>
-      </w:r>
-      <w:r>
-        <w:t>: The main application launches, ready to manage all operations.</w:t>
+        <w:t>Local Analysis</w:t>
+      </w:r>
+      <w:r>
+        <w:t>: Supports file-based local AI analysis of recorded images.</w:t>
+      </w:r>
+    </w:p>
+    <w:p>
+      <w:pPr>
+        <w:pStyle w:val="Heading3"/>
+      </w:pPr>
+      <w:r>
+        <w:t>1.3. How It Operates</w:t>
+      </w:r>
+    </w:p>
+    <w:p>
+      <w:r>
+        <w:t>The system can run in three distinct camera modes to match BDF's operational setup:</w:t>
+      </w:r>
+    </w:p>
+    <w:p>
+      <w:pPr>
+        <w:pStyle w:val="ListBullet"/>
+      </w:pPr>
+      <w:r/>
+      <w:r>
+        <w:rPr>
+          <w:b/>
+        </w:rPr>
+        <w:t>Local Mode</w:t>
+      </w:r>
+      <w:r>
+        <w:t>: The main system directly controls the Basler cameras, ideal for an all-in-one setup on the production floor.</w:t>
+      </w:r>
+    </w:p>
+    <w:p>
+      <w:pPr>
+        <w:pStyle w:val="ListBullet"/>
+      </w:pPr>
+      <w:r/>
+      <w:r>
+        <w:rPr>
+          <w:b/>
+        </w:rPr>
+        <w:t>Remote Mode</w:t>
+      </w:r>
+      <w:r>
+        <w:t>: The main system fetches images from a separate camera service, allowing camera hardware to remain close to the production line while the monitoring interface can be located elsewhere.</w:t>
+      </w:r>
+    </w:p>
+    <w:p>
+      <w:pPr>
+        <w:pStyle w:val="ListBullet"/>
+      </w:pPr>
+      <w:r/>
+      <w:r>
+        <w:rPr>
+          <w:b/>
+        </w:rPr>
+        <w:t>Emulated Mode</w:t>
+      </w:r>
+      <w:r>
+        <w:t>: The system generates simulated frames, perfect for testing the user interface and API functionalities without needing physical cameras, preventing disruption to live production.</w:t>
+      </w:r>
+    </w:p>
+    <w:p>
+      <w:r>
+        <w:t>AI processing can be configured to:</w:t>
+      </w:r>
+    </w:p>
+    <w:p>
+      <w:pPr>
+        <w:pStyle w:val="ListBullet"/>
+      </w:pPr>
+      <w:r/>
+      <w:r>
+        <w:rPr>
+          <w:b/>
+        </w:rPr>
+        <w:t>Disabled</w:t>
+      </w:r>
+      <w:r>
+        <w:t>: Provides raw production imagery for visual inspection only.</w:t>
+      </w:r>
+    </w:p>
+    <w:p>
+      <w:pPr>
+        <w:pStyle w:val="ListBullet"/>
+      </w:pPr>
+      <w:r/>
+      <w:r>
+        <w:rPr>
+          <w:b/>
+        </w:rPr>
+        <w:t>Enabled with RF-DETR</w:t>
+      </w:r>
+      <w:r>
+        <w:t>: Utilizes advanced detection and tracking for precise quality control.</w:t>
+      </w:r>
+    </w:p>
+    <w:p>
+      <w:pPr>
+        <w:pStyle w:val="ListBullet"/>
+      </w:pPr>
+      <w:r/>
+      <w:r>
+        <w:rPr>
+          <w:b/>
+        </w:rPr>
+        <w:t>Enabled with YOLO and SORT</w:t>
+      </w:r>
+      <w:r>
+        <w:t>: Offers an alternative AI approach for detection and tracking.</w:t>
+      </w:r>
+    </w:p>
+    <w:p>
+      <w:pPr>
+        <w:pStyle w:val="Heading3"/>
+      </w:pPr>
+      <w:r>
+        <w:t>1.4. High-Level Process Flow</w:t>
+      </w:r>
+    </w:p>
+    <w:p>
+      <w:r>
+        <w:t>1.  The main application starts, initializing the core system.</w:t>
+      </w:r>
+    </w:p>
+    <w:p>
+      <w:r>
+        <w:t>2.  A camera runtime is selected based on the configured mode (local, remote, or emulated).</w:t>
+      </w:r>
+    </w:p>
+    <w:p>
+      <w:r>
+        <w:t>3.  The system begins capturing, polling, or generating JPEG images of your bakery products.</w:t>
+      </w:r>
+    </w:p>
+    <w:p>
+      <w:r>
+        <w:t>4.  If AI is enabled, the AI models start in the background, reporting their progress.</w:t>
+      </w:r>
+    </w:p>
+    <w:p>
+      <w:r>
+        <w:t>5.  The latest image of the bakery product is made available through various access points:</w:t>
+      </w:r>
+    </w:p>
+    <w:p>
+      <w:pPr>
+        <w:pStyle w:val="ListBullet"/>
+      </w:pPr>
+      <w:r>
+        <w:t>`GET /capture`: For retrieving the most recent image.</w:t>
+      </w:r>
+    </w:p>
+    <w:p>
+      <w:pPr>
+        <w:pStyle w:val="ListBullet"/>
+      </w:pPr>
+      <w:r>
+        <w:t>`POST /analyze`: For sending images to external quality inspection services.</w:t>
+      </w:r>
+    </w:p>
+    <w:p>
+      <w:pPr>
+        <w:pStyle w:val="ListBullet"/>
+      </w:pPr>
+      <w:r>
+        <w:t>`POST /inference`: For performing local AI analysis on specific images.</w:t>
+      </w:r>
+    </w:p>
+    <w:p>
+      <w:pPr>
+        <w:pStyle w:val="ListBullet"/>
+      </w:pPr>
+      <w:r>
+        <w:t>`WebSocket /ws`: For a live stream to operator dashboards.</w:t>
+      </w:r>
+    </w:p>
+    <w:p>
+      <w:r>
+        <w:t>6.  If color analysis is active, tracked object samples are collected and available through dedicated color data endpoints.</w:t>
+      </w:r>
+    </w:p>
+    <w:p>
+      <w:r>
+        <w:t>[_Space for diagram: High-Level System Flow_]</w:t>
+      </w:r>
+    </w:p>
+    <w:p>
+      <w:pPr>
+        <w:pStyle w:val="Heading3"/>
+      </w:pPr>
+      <w:r>
+        <w:t>1.5. Core System Components</w:t>
+      </w:r>
+    </w:p>
+    <w:p>
+      <w:r>
+        <w:t>The Racer2 V3 system consists of several key software components:</w:t>
+      </w:r>
+    </w:p>
+    <w:p>
+      <w:pPr>
+        <w:pStyle w:val="ListBullet"/>
+      </w:pPr>
+      <w:r/>
+      <w:r>
+        <w:rPr>
+          <w:b/>
+        </w:rPr>
+        <w:t>Server Layer</w:t>
+      </w:r>
+      <w:r>
+        <w:t>: Manages the application's overall behavior, endpoints, camera mode selection, and AI status reporting. This is where operators interact with the system.</w:t>
+      </w:r>
+    </w:p>
+    <w:p>
+      <w:pPr>
+        <w:pStyle w:val="ListBullet"/>
+      </w:pPr>
+      <w:r/>
+      <w:r>
+        <w:rPr>
+          <w:b/>
+        </w:rPr>
+        <w:t>User Interface (UI)</w:t>
+      </w:r>
+      <w:r>
+        <w:t>: Provides a browser-based viewer and health dashboard for operators to monitor production.</w:t>
+      </w:r>
+    </w:p>
+    <w:p>
+      <w:pPr>
+        <w:pStyle w:val="ListBullet"/>
+      </w:pPr>
+      <w:r/>
+      <w:r>
+        <w:rPr>
+          <w:b/>
+        </w:rPr>
+        <w:t>Camera Library</w:t>
+      </w:r>
+      <w:r>
+        <w:t>: Handles the technical aspects of camera operation, image acquisition, stitching, resizing, and JPEG encoding for live production monitoring.</w:t>
+      </w:r>
+    </w:p>
+    <w:p>
+      <w:pPr>
+        <w:pStyle w:val="ListBullet"/>
+      </w:pPr>
+      <w:r/>
+      <w:r>
+        <w:rPr>
+          <w:b/>
+        </w:rPr>
+        <w:t>AI Library</w:t>
+      </w:r>
+      <w:r>
+        <w:t>: Manages AI model selection, analysis of live and stored images, defect tracking, and visual annotation overlays.</w:t>
+      </w:r>
+    </w:p>
+    <w:p>
+      <w:pPr>
+        <w:pStyle w:val="ListBullet"/>
+      </w:pPr>
+      <w:r/>
+      <w:r>
+        <w:rPr>
+          <w:b/>
+        </w:rPr>
+        <w:t>Color Library</w:t>
+      </w:r>
+      <w:r>
+        <w:t>: Focuses on extracting and buffering color data for each tracked bakery product, enabling detailed color quality analysis.</w:t>
+      </w:r>
+    </w:p>
+    <w:p>
+      <w:pPr>
+        <w:pStyle w:val="ListBullet"/>
+      </w:pPr>
+      <w:r/>
+      <w:r>
+        <w:rPr>
+          <w:b/>
+        </w:rPr>
+        <w:t>Documentation</w:t>
+      </w:r>
+      <w:r>
+        <w:t>: This technical documentation and operational guides.</w:t>
+      </w:r>
+    </w:p>
+    <w:p>
+      <w:pPr>
+        <w:pStyle w:val="Heading3"/>
+      </w:pPr>
+      <w:r>
+        <w:t>1.6. Service Separation</w:t>
+      </w:r>
+    </w:p>
+    <w:p>
+      <w:r>
+        <w:t>For enhanced flexibility, BDF's Racer2 V3 can run as a single integrated process or as two independent services:</w:t>
+      </w:r>
+    </w:p>
+    <w:p>
+      <w:pPr>
+        <w:pStyle w:val="ListBullet"/>
+      </w:pPr>
+      <w:r/>
+      <w:r>
+        <w:rPr>
+          <w:b/>
+        </w:rPr>
+        <w:t>Main Application</w:t>
+      </w:r>
+      <w:r>
+        <w:t>: Running on port `8000`, providing the UI, AI, and overall monitoring.</w:t>
+      </w:r>
+    </w:p>
+    <w:p>
+      <w:pPr>
+        <w:pStyle w:val="ListBullet"/>
+      </w:pPr>
+      <w:r/>
+      <w:r>
+        <w:rPr>
+          <w:b/>
+        </w:rPr>
+        <w:t>Dedicated Camera Service (Optional)</w:t>
+      </w:r>
+      <w:r>
+        <w:t>: Running on port `8001`, specifically handling camera interaction.</w:t>
+      </w:r>
+    </w:p>
+    <w:p>
+      <w:r>
+        <w:t>This separation is beneficial when the camera hardware needs to remain on the production line, while the web interface or AI processing can be hosted on a different machine, perhaps in a central control room.</w:t>
+      </w:r>
+    </w:p>
+    <w:p>
+      <w:r>
+        <w:t>---</w:t>
+      </w:r>
+    </w:p>
+    <w:p>
+      <w:pPr>
+        <w:pStyle w:val="Heading2"/>
+      </w:pPr>
+      <w:r>
+        <w:t>2. System Architecture (Simplified)</w:t>
+      </w:r>
+    </w:p>
+    <w:p>
+      <w:r>
+        <w:t>This section provides a simplified overview of how the BDF Bakery Production Monitoring System is structured and how data flows through it.</w:t>
+      </w:r>
+    </w:p>
+    <w:p>
+      <w:r>
+        <w:t>[_Space for diagram: System Architecture Overview_]</w:t>
+      </w:r>
+    </w:p>
+    <w:p>
+      <w:pPr>
+        <w:pStyle w:val="Heading3"/>
+      </w:pPr>
+      <w:r>
+        <w:t>2.1. System Layers</w:t>
+      </w:r>
+    </w:p>
+    <w:p>
+      <w:r>
+        <w:t>The system is organized into three main layers to manage different aspects of its operation:</w:t>
+      </w:r>
+    </w:p>
+    <w:p>
+      <w:r>
+        <w:t xml:space="preserve">1.  </w:t>
+      </w:r>
+      <w:r>
+        <w:rPr>
+          <w:b/>
+        </w:rPr>
+        <w:t>Entrypoints</w:t>
+      </w:r>
+      <w:r>
+        <w:t>: These are the starting points for the application. They launch the main monitoring application and the optional dedicated camera service.</w:t>
+      </w:r>
+    </w:p>
+    <w:p>
+      <w:pPr>
+        <w:pStyle w:val="ListBullet"/>
+      </w:pPr>
+      <w:r>
+        <w:t>`main.py` starts the main application (default port `8000`).</w:t>
+      </w:r>
+    </w:p>
+    <w:p>
+      <w:pPr>
+        <w:pStyle w:val="ListBullet"/>
+      </w:pPr>
+      <w:r>
+        <w:t>`camera_main.py` starts the dedicated camera service (default port `8001`).</w:t>
+      </w:r>
+    </w:p>
+    <w:p>
+      <w:r>
+        <w:t xml:space="preserve">2.  </w:t>
+      </w:r>
+      <w:r>
+        <w:rPr>
+          <w:b/>
+        </w:rPr>
+        <w:t>Server Layer</w:t>
+      </w:r>
+      <w:r>
+        <w:t>: This layer provides the main interface for operators and other systems. It handles the display of the monitoring UI, live image streaming, AI processing, and color analysis features. It also manages the host-side camera-only API when the system is split.</w:t>
+      </w:r>
+    </w:p>
+    <w:p>
+      <w:r>
+        <w:t xml:space="preserve">3.  </w:t>
+      </w:r>
+      <w:r>
+        <w:rPr>
+          <w:b/>
+        </w:rPr>
+        <w:t>Library Layer</w:t>
+      </w:r>
+      <w:r>
+        <w:t>: This layer contains the core functionalities for the system, including:</w:t>
+      </w:r>
+    </w:p>
+    <w:p>
+      <w:pPr>
+        <w:pStyle w:val="ListBullet"/>
+      </w:pPr>
+      <w:r>
+        <w:t>Camera control and image processing.</w:t>
+      </w:r>
+    </w:p>
+    <w:p>
+      <w:pPr>
+        <w:pStyle w:val="ListBullet"/>
+      </w:pPr>
+      <w:r>
+        <w:t>Artificial Intelligence (AI) for detection and tracking.</w:t>
+      </w:r>
+    </w:p>
+    <w:p>
+      <w:pPr>
+        <w:pStyle w:val="ListBullet"/>
+      </w:pPr>
+      <w:r>
+        <w:t>Color analysis of bakery products.</w:t>
+      </w:r>
+    </w:p>
+    <w:p>
+      <w:pPr>
+        <w:pStyle w:val="Heading3"/>
+      </w:pPr>
+      <w:r>
+        <w:t>2.2. Camera Operation Modes</w:t>
+      </w:r>
+    </w:p>
+    <w:p>
+      <w:r>
+        <w:t>The main application can configure how it interacts with the cameras:</w:t>
+      </w:r>
+    </w:p>
+    <w:p>
+      <w:pPr>
+        <w:pStyle w:val="ListBullet"/>
+      </w:pPr>
+      <w:r/>
+      <w:r>
+        <w:rPr>
+          <w:b/>
+        </w:rPr>
+        <w:t>Local Mode</w:t>
+      </w:r>
+      <w:r>
+        <w:t>: The main application directly communicates with the Basler cameras on the same machine. This is ideal for an all-in-one setup on the production line.</w:t>
+      </w:r>
+    </w:p>
+    <w:p>
+      <w:pPr>
+        <w:pStyle w:val="ListBullet"/>
+      </w:pPr>
+      <w:r/>
+      <w:r>
+        <w:rPr>
+          <w:b/>
+        </w:rPr>
+        <w:t>Remote Mode</w:t>
+      </w:r>
+      <w:r>
+        <w:t>: The main application retrieves images and data from a separate camera service. This allows the camera hardware to be located directly on the production line while the monitoring station can be elsewhere.</w:t>
+      </w:r>
+    </w:p>
+    <w:p>
+      <w:pPr>
+        <w:pStyle w:val="ListBullet"/>
+      </w:pPr>
+      <w:r/>
+      <w:r>
+        <w:rPr>
+          <w:b/>
+        </w:rPr>
+        <w:t>Emulated Mode</w:t>
+      </w:r>
+      <w:r>
+        <w:t>: The system generates synthetic images for testing and development purposes. This means you can test the UI and AI features without requiring live cameras, perfect for development or training.</w:t>
+      </w:r>
+    </w:p>
+    <w:p>
+      <w:r>
+        <w:t>The dedicated camera service (if used) only supports `local` and `emulated` modes, focusing purely on image acquisition without AI features.</w:t>
+      </w:r>
+    </w:p>
+    <w:p>
+      <w:pPr>
+        <w:pStyle w:val="Heading3"/>
+      </w:pPr>
+      <w:r>
+        <w:t>2.3. Camera Image Pipeline</w:t>
+      </w:r>
+    </w:p>
+    <w:p>
+      <w:r>
+        <w:t>The process of creating a live image of your bakery products involves several steps:</w:t>
+      </w:r>
+    </w:p>
+    <w:p>
+      <w:r>
+        <w:t xml:space="preserve">1.  </w:t>
+      </w:r>
+      <w:r>
+        <w:rPr>
+          <w:b/>
+        </w:rPr>
+        <w:t>Camera Discovery</w:t>
+      </w:r>
+      <w:r>
+        <w:t>: The system identifies connected Basler cameras.</w:t>
       </w:r>
     </w:p>
     <w:p>
@@ -295,7 +820,2378 @@
         <w:t>Camera Setup</w:t>
       </w:r>
       <w:r>
-        <w:t>: Based on your BDF setup, the system configures its camera access (direct, remote, or simulated).</w:t>
+        <w:t>: Ensures the correct number of cameras are available and configures settings like triggers and image format.</w:t>
+      </w:r>
+    </w:p>
+    <w:p>
+      <w:r>
+        <w:t xml:space="preserve">3.  </w:t>
+      </w:r>
+      <w:r>
+        <w:rPr>
+          <w:b/>
+        </w:rPr>
+        <w:t>Image Acquisition</w:t>
+      </w:r>
+      <w:r>
+        <w:t>: Reads multiple "strips" or slices from each camera as products move along the line.</w:t>
+      </w:r>
+    </w:p>
+    <w:p>
+      <w:r>
+        <w:t xml:space="preserve">4.  </w:t>
+      </w:r>
+      <w:r>
+        <w:rPr>
+          <w:b/>
+        </w:rPr>
+        <w:t>Vertical Stacking</w:t>
+      </w:r>
+      <w:r>
+        <w:t>: Combines these strips vertically for each camera.</w:t>
+      </w:r>
+    </w:p>
+    <w:p>
+      <w:r>
+        <w:t xml:space="preserve">5.  </w:t>
+      </w:r>
+      <w:r>
+        <w:rPr>
+          <w:b/>
+        </w:rPr>
+        <w:t>Offset Adjustment</w:t>
+      </w:r>
+      <w:r>
+        <w:t>: Applies horizontal and vertical adjustments to align the images precisely.</w:t>
+      </w:r>
+    </w:p>
+    <w:p>
+      <w:r>
+        <w:t xml:space="preserve">6.  </w:t>
+      </w:r>
+      <w:r>
+        <w:rPr>
+          <w:b/>
+        </w:rPr>
+        <w:t>Image Stitching</w:t>
+      </w:r>
+      <w:r>
+        <w:t>: Combines the outputs from both cameras into one seamless, complete image of the bakery product.</w:t>
+      </w:r>
+    </w:p>
+    <w:p>
+      <w:r>
+        <w:t xml:space="preserve">7.  </w:t>
+      </w:r>
+      <w:r>
+        <w:rPr>
+          <w:b/>
+        </w:rPr>
+        <w:t>Color Conversion</w:t>
+      </w:r>
+      <w:r>
+        <w:t>: Converts the stitched image to a standard BGR format if needed, preparing it for display and analysis.</w:t>
+      </w:r>
+    </w:p>
+    <w:p>
+      <w:r>
+        <w:t xml:space="preserve">8.  </w:t>
+      </w:r>
+      <w:r>
+        <w:rPr>
+          <w:b/>
+        </w:rPr>
+        <w:t>Resizing and Encoding</w:t>
+      </w:r>
+      <w:r>
+        <w:t>: Resizes the final image and converts it into a JPEG format for efficient streaming and storage.</w:t>
+      </w:r>
+    </w:p>
+    <w:p>
+      <w:r>
+        <w:t xml:space="preserve">9.  </w:t>
+      </w:r>
+      <w:r>
+        <w:rPr>
+          <w:b/>
+        </w:rPr>
+        <w:t>Frame Caching</w:t>
+      </w:r>
+      <w:r>
+        <w:t>: Stores the latest JPEG image for immediate access by the UI and other services.</w:t>
+      </w:r>
+    </w:p>
+    <w:p>
+      <w:r>
+        <w:t>Operators can adjust real-time alignment settings using specific API endpoints for optimal image stitching:</w:t>
+      </w:r>
+    </w:p>
+    <w:p>
+      <w:pPr>
+        <w:pStyle w:val="ListBullet"/>
+      </w:pPr>
+      <w:r>
+        <w:t>`GET /camera/alignment`: To check current alignment settings.</w:t>
+      </w:r>
+    </w:p>
+    <w:p>
+      <w:pPr>
+        <w:pStyle w:val="ListBullet"/>
+      </w:pPr>
+      <w:r>
+        <w:t>`POST /camera/alignment`: To update alignment settings.</w:t>
+      </w:r>
+    </w:p>
+    <w:p>
+      <w:r>
+        <w:t>[_Space for diagram: Camera Pipeline Flow_]</w:t>
+      </w:r>
+    </w:p>
+    <w:p>
+      <w:pPr>
+        <w:pStyle w:val="Heading3"/>
+      </w:pPr>
+      <w:r>
+        <w:t>2.4. Remote Camera Operation</w:t>
+      </w:r>
+    </w:p>
+    <w:p>
+      <w:r>
+        <w:t>When operating in `remote` mode, the main application continuously retrieves critical information from the dedicated camera service:</w:t>
+      </w:r>
+    </w:p>
+    <w:p>
+      <w:pPr>
+        <w:pStyle w:val="ListBullet"/>
+      </w:pPr>
+      <w:r>
+        <w:t>System and camera status.</w:t>
+      </w:r>
+    </w:p>
+    <w:p>
+      <w:pPr>
+        <w:pStyle w:val="ListBullet"/>
+      </w:pPr>
+      <w:r>
+        <w:t>The latest captured image.</w:t>
+      </w:r>
+    </w:p>
+    <w:p>
+      <w:pPr>
+        <w:pStyle w:val="ListBullet"/>
+      </w:pPr>
+      <w:r>
+        <w:t>Camera alignment settings.</w:t>
+      </w:r>
+    </w:p>
+    <w:p>
+      <w:r>
+        <w:t>This setup enables BDF to deploy the camera hardware on the production floor while the main monitoring application, including web and AI capabilities, can be deployed in a separate location, ensuring flexibility and distributed monitoring.</w:t>
+      </w:r>
+    </w:p>
+    <w:p>
+      <w:pPr>
+        <w:pStyle w:val="Heading3"/>
+      </w:pPr>
+      <w:r>
+        <w:t>2.5. AI and Color Analysis Pipeline</w:t>
+      </w:r>
+    </w:p>
+    <w:p>
+      <w:r>
+        <w:t>The AI system is responsible for intelligent inspection of bakery products:</w:t>
+      </w:r>
+    </w:p>
+    <w:p>
+      <w:pPr>
+        <w:pStyle w:val="ListBullet"/>
+      </w:pPr>
+      <w:r/>
+      <w:r>
+        <w:rPr>
+          <w:b/>
+        </w:rPr>
+        <w:t>Model Selection</w:t>
+      </w:r>
+      <w:r>
+        <w:t>: The system uses either RF-DETR for advanced detection and tracking or a combination of YOLO and SORT for general detection and tracking, depending on configuration.</w:t>
+      </w:r>
+    </w:p>
+    <w:p>
+      <w:pPr>
+        <w:pStyle w:val="ListBullet"/>
+      </w:pPr>
+      <w:r/>
+      <w:r>
+        <w:rPr>
+          <w:b/>
+        </w:rPr>
+        <w:t>Asynchronous Initialization</w:t>
+      </w:r>
+      <w:r>
+        <w:t>: AI models start in the background, ensuring the monitoring system itself remains responsive during startup.</w:t>
+      </w:r>
+    </w:p>
+    <w:p>
+      <w:pPr>
+        <w:pStyle w:val="ListBullet"/>
+      </w:pPr>
+      <w:r/>
+      <w:r>
+        <w:rPr>
+          <w:b/>
+        </w:rPr>
+        <w:t>Status Reporting</w:t>
+      </w:r>
+      <w:r>
+        <w:t>: The system provides updates on AI initialization progress via the `/status` endpoint.</w:t>
+      </w:r>
+    </w:p>
+    <w:p>
+      <w:pPr>
+        <w:pStyle w:val="ListBullet"/>
+      </w:pPr>
+      <w:r/>
+      <w:r>
+        <w:rPr>
+          <w:b/>
+        </w:rPr>
+        <w:t>Live Stream</w:t>
+      </w:r>
+      <w:r>
+        <w:t>: The WebSocket stream initially sends raw images until the AI is ready, then switches to AI-annotated frames.</w:t>
+      </w:r>
+    </w:p>
+    <w:p>
+      <w:pPr>
+        <w:pStyle w:val="ListBullet"/>
+      </w:pPr>
+      <w:r/>
+      <w:r>
+        <w:rPr>
+          <w:b/>
+        </w:rPr>
+        <w:t>On-Demand Analysis</w:t>
+      </w:r>
+      <w:r>
+        <w:t>: The system can perform AI inference on individual images provided via the `POST /inference` endpoint.</w:t>
+      </w:r>
+    </w:p>
+    <w:p>
+      <w:r/>
+      <w:r>
+        <w:rPr>
+          <w:b/>
+        </w:rPr>
+        <w:t>Color Analysis</w:t>
+      </w:r>
+      <w:r>
+        <w:t>: Integrated within the AI pipeline, a `ColorBuffer` keeps a history of color data for recently tracked bakery products. This includes:</w:t>
+      </w:r>
+    </w:p>
+    <w:p>
+      <w:pPr>
+        <w:pStyle w:val="ListBullet"/>
+      </w:pPr>
+      <w:r>
+        <w:t>Latest color samples for each detected object.</w:t>
+      </w:r>
+    </w:p>
+    <w:p>
+      <w:pPr>
+        <w:pStyle w:val="ListBullet"/>
+      </w:pPr>
+      <w:r>
+        <w:t>A rolling history of color changes per object.</w:t>
+      </w:r>
+    </w:p>
+    <w:p>
+      <w:pPr>
+        <w:pStyle w:val="ListBullet"/>
+      </w:pPr>
+      <w:r>
+        <w:t>Export options for detailed CSV analysis.</w:t>
+      </w:r>
+    </w:p>
+    <w:p>
+      <w:pPr>
+        <w:pStyle w:val="ListBullet"/>
+      </w:pPr>
+      <w:r>
+        <w:t>Production-ready color analysis output for integration with other BDF systems.</w:t>
+      </w:r>
+    </w:p>
+    <w:p>
+      <w:pPr>
+        <w:pStyle w:val="Heading3"/>
+      </w:pPr>
+      <w:r>
+        <w:t>2.6. Accessing Production Data</w:t>
+      </w:r>
+    </w:p>
+    <w:p>
+      <w:r>
+        <w:t>The latest image of a bakery product and its associated analysis data can be accessed through various methods:</w:t>
+      </w:r>
+    </w:p>
+    <w:p>
+      <w:pPr>
+        <w:pStyle w:val="ListBullet"/>
+      </w:pPr>
+      <w:r>
+        <w:t>`GET /capture`: To retrieve the latest JPEG image.</w:t>
+      </w:r>
+    </w:p>
+    <w:p>
+      <w:pPr>
+        <w:pStyle w:val="ListBullet"/>
+      </w:pPr>
+      <w:r>
+        <w:t>`POST /analyze`: To forward the latest image to external quality analysis services.</w:t>
+      </w:r>
+    </w:p>
+    <w:p>
+      <w:pPr>
+        <w:pStyle w:val="ListBullet"/>
+      </w:pPr>
+      <w:r>
+        <w:t>`POST /inference`: To perform local AI analysis on a specific image from disk.</w:t>
+      </w:r>
+    </w:p>
+    <w:p>
+      <w:pPr>
+        <w:pStyle w:val="ListBullet"/>
+      </w:pPr>
+      <w:r>
+        <w:t>`WebSocket /ws`: For a live stream of raw or AI-annotated images to operator dashboards.</w:t>
+      </w:r>
+    </w:p>
+    <w:p>
+      <w:pPr>
+        <w:pStyle w:val="ListBullet"/>
+      </w:pPr>
+      <w:r>
+        <w:t>The browser UI: Provides a visual interface for monitoring.</w:t>
+      </w:r>
+    </w:p>
+    <w:p>
+      <w:pPr>
+        <w:pStyle w:val="Heading3"/>
+      </w:pPr>
+      <w:r>
+        <w:t>2.7. Handling Failures</w:t>
+      </w:r>
+    </w:p>
+    <w:p>
+      <w:r>
+        <w:t>The BDF Production Monitoring System is designed to be resilient and continues to operate even if certain components encounter issues:</w:t>
+      </w:r>
+    </w:p>
+    <w:p>
+      <w:pPr>
+        <w:pStyle w:val="ListBullet"/>
+      </w:pPr>
+      <w:r/>
+      <w:r>
+        <w:rPr>
+          <w:b/>
+        </w:rPr>
+        <w:t>Continuous Startup</w:t>
+      </w:r>
+      <w:r>
+        <w:t>: The system will attempt to start even if cameras are not immediately available.</w:t>
+      </w:r>
+    </w:p>
+    <w:p>
+      <w:pPr>
+        <w:pStyle w:val="ListBullet"/>
+      </w:pPr>
+      <w:r/>
+      <w:r>
+        <w:rPr>
+          <w:b/>
+        </w:rPr>
+        <w:t>Status Availability</w:t>
+      </w:r>
+      <w:r>
+        <w:t>: The `/status` endpoint will always be accessible, providing diagnostic information even if image capture fails.</w:t>
+      </w:r>
+    </w:p>
+    <w:p>
+      <w:pPr>
+        <w:pStyle w:val="ListBullet"/>
+      </w:pPr>
+      <w:r/>
+      <w:r>
+        <w:rPr>
+          <w:b/>
+        </w:rPr>
+        <w:t>Structured Errors</w:t>
+      </w:r>
+      <w:r>
+        <w:t>: API endpoints like `/capture`, `/analyze`, and `/inference` return clear, structured error messages when problems occur, rather than crashing the service.</w:t>
+      </w:r>
+    </w:p>
+    <w:p>
+      <w:pPr>
+        <w:pStyle w:val="ListBullet"/>
+      </w:pPr>
+      <w:r/>
+      <w:r>
+        <w:rPr>
+          <w:b/>
+        </w:rPr>
+        <w:t>WebSocket Messages</w:t>
+      </w:r>
+      <w:r>
+        <w:t>: Operators will receive informative text messages like `warming_up` or camera error details via the WebSocket stream, rather than a lost connection.</w:t>
+      </w:r>
+    </w:p>
+    <w:p>
+      <w:r>
+        <w:t>---</w:t>
+      </w:r>
+    </w:p>
+    <w:p>
+      <w:pPr>
+        <w:pStyle w:val="Heading2"/>
+      </w:pPr>
+      <w:r>
+        <w:t>3. System Configuration</w:t>
+      </w:r>
+    </w:p>
+    <w:p>
+      <w:r>
+        <w:t>This section explains how to configure the BDF Bakery Production Monitoring System to match your operational requirements. The system uses specific files to manage settings and sensitive information.</w:t>
+      </w:r>
+    </w:p>
+    <w:p>
+      <w:r>
+        <w:t>[_Space for diagram: Configuration Flow_]</w:t>
+      </w:r>
+    </w:p>
+    <w:p>
+      <w:pPr>
+        <w:pStyle w:val="Heading3"/>
+      </w:pPr>
+      <w:r>
+        <w:t>3.1. Configuration Sources</w:t>
+      </w:r>
+    </w:p>
+    <w:p>
+      <w:r>
+        <w:t>The system uses two primary types of configuration files:</w:t>
+      </w:r>
+    </w:p>
+    <w:p>
+      <w:pPr>
+        <w:pStyle w:val="ListBullet"/>
+      </w:pPr>
+      <w:r/>
+      <w:r>
+        <w:rPr>
+          <w:b/>
+        </w:rPr>
+        <w:t>`settings.json`</w:t>
+      </w:r>
+      <w:r>
+        <w:t>: This file stores general operational settings that are not sensitive (e.g., camera modes, stream delays). It can include different profiles for production, debug, or Docker environments.</w:t>
+      </w:r>
+    </w:p>
+    <w:p>
+      <w:pPr>
+        <w:pStyle w:val="ListBullet"/>
+      </w:pPr>
+      <w:r/>
+      <w:r>
+        <w:rPr>
+          <w:b/>
+        </w:rPr>
+        <w:t>`.env` and `.env.debug`</w:t>
+      </w:r>
+      <w:r>
+        <w:t>: These files store sensitive information (e.g., API keys) and allow for environment-specific overrides. `.env.debug` can be used for development or testing environments.</w:t>
+      </w:r>
+    </w:p>
+    <w:p>
+      <w:r>
+        <w:t>The system loads these settings in a specific order, ensuring that environment variables take precedence over `settings.json` values if a setting is defined in both places. This allows for flexible overrides without altering core files.</w:t>
+      </w:r>
+    </w:p>
+    <w:p>
+      <w:pPr>
+        <w:pStyle w:val="Heading3"/>
+      </w:pPr>
+      <w:r>
+        <w:t>3.2. Key Configuration Settings</w:t>
+      </w:r>
+    </w:p>
+    <w:p>
+      <w:r>
+        <w:t>Below are some important settings BDF operators may need to adjust:</w:t>
+      </w:r>
+    </w:p>
+    <w:p>
+      <w:r>
+        <w:t>#### 3.2.1. Camera Operating Mode (`CAMERA_MODE`)</w:t>
+      </w:r>
+    </w:p>
+    <w:p>
+      <w:r>
+        <w:t>This crucial setting determines how the system interacts with the cameras:</w:t>
+      </w:r>
+    </w:p>
+    <w:p>
+      <w:pPr>
+        <w:pStyle w:val="ListBullet"/>
+      </w:pPr>
+      <w:r>
+        <w:t>`local`: The main system directly controls Basler cameras. Use this when the monitoring system is on the same machine as the cameras.</w:t>
+      </w:r>
+    </w:p>
+    <w:p>
+      <w:pPr>
+        <w:pStyle w:val="ListBullet"/>
+      </w:pPr>
+      <w:r>
+        <w:t>`remote`: The main system retrieves images from a separate camera service. Use this for distributed deployments where the cameras are on a different machine from the monitoring station.</w:t>
+      </w:r>
+    </w:p>
+    <w:p>
+      <w:pPr>
+        <w:pStyle w:val="ListBullet"/>
+      </w:pPr>
+      <w:r>
+        <w:t>`emulated`: The system generates synthetic images. Use this for testing, training, or development without needing actual camera hardware.</w:t>
+      </w:r>
+    </w:p>
+    <w:p>
+      <w:r>
+        <w:t>When `CAMERA_MODE` is set to `remote`, you'll also need to configure:</w:t>
+      </w:r>
+    </w:p>
+    <w:p>
+      <w:pPr>
+        <w:pStyle w:val="ListBullet"/>
+      </w:pPr>
+      <w:r>
+        <w:t>`REMOTE_CAMERA_BASE_URL`: The network address of the separate camera service (e.g., `http://&lt;camera-host&gt;:8001`).</w:t>
+      </w:r>
+    </w:p>
+    <w:p>
+      <w:pPr>
+        <w:pStyle w:val="ListBullet"/>
+      </w:pPr>
+      <w:r>
+        <w:t>`REMOTE_CAMERA_TIMEOUT_S`: How long the system waits for a response from the remote camera service.</w:t>
+      </w:r>
+    </w:p>
+    <w:p>
+      <w:pPr>
+        <w:pStyle w:val="ListBullet"/>
+      </w:pPr>
+      <w:r>
+        <w:t>`REMOTE_CAMERA_POLL_INTERVAL_S`: How often the system requests new images from the remote camera service.</w:t>
+      </w:r>
+    </w:p>
+    <w:p>
+      <w:r>
+        <w:t>When `CAMERA_MODE` is set to `emulated`, you can adjust:</w:t>
+      </w:r>
+    </w:p>
+    <w:p>
+      <w:pPr>
+        <w:pStyle w:val="ListBullet"/>
+      </w:pPr>
+      <w:r>
+        <w:t>`EMULATED_CAMERA_WIDTH` and `EMULATED_CAMERA_HEIGHT`: To set the dimensions of the generated images.</w:t>
+      </w:r>
+    </w:p>
+    <w:p>
+      <w:pPr>
+        <w:pStyle w:val="ListBullet"/>
+      </w:pPr>
+      <w:r>
+        <w:t>`EMULATED_CAMERA_FPS`: To set the frame rate of the generated images.</w:t>
+      </w:r>
+    </w:p>
+    <w:p>
+      <w:pPr>
+        <w:pStyle w:val="ListBullet"/>
+      </w:pPr>
+      <w:r>
+        <w:t>`EMULATED_CAMERA_IMAGE_PATH`: An optional setting to use a specific image file instead of generated frames for emulation.</w:t>
+      </w:r>
+    </w:p>
+    <w:p>
+      <w:r>
+        <w:t>#### 3.2.2. Image Quality and Processing (`CAMERA_PIXEL_FORMAT`, `CAMERA_CONFIG_BY_PYLON`)</w:t>
+      </w:r>
+    </w:p>
+    <w:p>
+      <w:r>
+        <w:t>These settings ensure optimal image quality for bakery product inspection:</w:t>
+      </w:r>
+    </w:p>
+    <w:p>
+      <w:pPr>
+        <w:pStyle w:val="ListBullet"/>
+      </w:pPr>
+      <w:r/>
+      <w:r>
+        <w:rPr>
+          <w:b/>
+        </w:rPr>
+        <w:t>`CAMERA_PIXEL_FORMAT`</w:t>
+      </w:r>
+      <w:r>
+        <w:t>: Defines how camera images are interpreted after stitching.</w:t>
+      </w:r>
+    </w:p>
+    <w:p>
+      <w:pPr>
+        <w:pStyle w:val="ListBullet"/>
+      </w:pPr>
+      <w:r>
+        <w:t>Use `BGR8` or `BGR8Packed` if the camera is already configured to output images in the standard OpenCV BGR format.</w:t>
+      </w:r>
+    </w:p>
+    <w:p>
+      <w:pPr>
+        <w:pStyle w:val="ListBullet"/>
+      </w:pPr>
+      <w:r>
+        <w:t>Use `YCbCr422_8` or similar YUV422 formats if the camera outputs in that format; the system will convert it to BGR for analysis.</w:t>
+      </w:r>
+    </w:p>
+    <w:p>
+      <w:pPr>
+        <w:pStyle w:val="ListBullet"/>
+      </w:pPr>
+      <w:r/>
+      <w:r>
+        <w:rPr>
+          <w:b/>
+        </w:rPr>
+        <w:t>`CAMERA_CONFIG_BY_PYLON`</w:t>
+      </w:r>
+      <w:r>
+        <w:t>: When set to `true`, the application will use the camera settings already configured in Pylon Viewer or another external tool. If `false`, the application will apply its own settings for pixel format, exposure, and trigger during startup.</w:t>
+      </w:r>
+    </w:p>
+    <w:p>
+      <w:r>
+        <w:t>#### 3.2.3. AI and Tracking (`DETECTION_AND_TRACK`, `AI_MODEL_NAME`)</w:t>
+      </w:r>
+    </w:p>
+    <w:p>
+      <w:r>
+        <w:t>These settings control the AI-driven inspection features:</w:t>
+      </w:r>
+    </w:p>
+    <w:p>
+      <w:pPr>
+        <w:pStyle w:val="ListBullet"/>
+      </w:pPr>
+      <w:r/>
+      <w:r>
+        <w:rPr>
+          <w:b/>
+        </w:rPr>
+        <w:t>`DETECTION_AND_TRACK`</w:t>
+      </w:r>
+      <w:r>
+        <w:t>: Set to `true` to enable AI-based detection and tracking of bakery products; set to `false` for raw image streaming only.</w:t>
+      </w:r>
+    </w:p>
+    <w:p>
+      <w:pPr>
+        <w:pStyle w:val="ListBullet"/>
+      </w:pPr>
+      <w:r/>
+      <w:r>
+        <w:rPr>
+          <w:b/>
+        </w:rPr>
+        <w:t>`AI_MODEL_NAME`</w:t>
+      </w:r>
+      <w:r>
+        <w:t>: Selects the AI model to be used.</w:t>
+      </w:r>
+    </w:p>
+    <w:p>
+      <w:pPr>
+        <w:pStyle w:val="ListBullet"/>
+      </w:pPr>
+      <w:r>
+        <w:t>`rfdetr`: Activates the RF-DETR model for advanced detection and tracked annotation.</w:t>
+      </w:r>
+    </w:p>
+    <w:p>
+      <w:pPr>
+        <w:pStyle w:val="ListBullet"/>
+      </w:pPr>
+      <w:r>
+        <w:t>Any other value: Activates YOLO detection combined with SORT tracking.</w:t>
+      </w:r>
+    </w:p>
+    <w:p>
+      <w:r>
+        <w:t>#### 3.2.4. Sensitive Settings (`.env` Files)</w:t>
+      </w:r>
+    </w:p>
+    <w:p>
+      <w:r>
+        <w:t>The `.env` file is where you store sensitive API keys for external services or Roboflow credentials. Examples include:</w:t>
+      </w:r>
+    </w:p>
+    <w:p>
+      <w:r>
+        <w:t>```env</w:t>
+      </w:r>
+    </w:p>
+    <w:p>
+      <w:r>
+        <w:t>INFERENCE_API_HEADER=X-API-Key</w:t>
+      </w:r>
+    </w:p>
+    <w:p>
+      <w:r>
+        <w:t>INFERENCE_API_KEY=your-secret-key-here</w:t>
+      </w:r>
+    </w:p>
+    <w:p>
+      <w:r>
+        <w:t>RFDETR_MODEL_ID=your-project/your-version</w:t>
+      </w:r>
+    </w:p>
+    <w:p>
+      <w:r>
+        <w:t>ROBOFLOW_API_KEY=your-roboflow-api-key</w:t>
+      </w:r>
+    </w:p>
+    <w:p>
+      <w:r>
+        <w:t>```</w:t>
+      </w:r>
+    </w:p>
+    <w:p>
+      <w:pPr>
+        <w:pStyle w:val="Heading3"/>
+      </w:pPr>
+      <w:r>
+        <w:t>3.3. Recommended Practices for BDF</w:t>
+      </w:r>
+    </w:p>
+    <w:p>
+      <w:pPr>
+        <w:pStyle w:val="ListBullet"/>
+      </w:pPr>
+      <w:r/>
+      <w:r>
+        <w:rPr>
+          <w:b/>
+        </w:rPr>
+        <w:t>Secrets Management</w:t>
+      </w:r>
+      <w:r>
+        <w:t>: Always keep sensitive API keys and credentials in `.env` files, never directly in `settings.json`.</w:t>
+      </w:r>
+    </w:p>
+    <w:p>
+      <w:pPr>
+        <w:pStyle w:val="ListBullet"/>
+      </w:pPr>
+      <w:r/>
+      <w:r>
+        <w:rPr>
+          <w:b/>
+        </w:rPr>
+        <w:t>Profile Management</w:t>
+      </w:r>
+      <w:r>
+        <w:t>: Use `APP_ENV=debug` to activate debug settings without changing your production configuration.</w:t>
+      </w:r>
+    </w:p>
+    <w:p>
+      <w:pPr>
+        <w:pStyle w:val="ListBullet"/>
+      </w:pPr>
+      <w:r/>
+      <w:r>
+        <w:rPr>
+          <w:b/>
+        </w:rPr>
+        <w:t>Docker Configuration</w:t>
+      </w:r>
+      <w:r>
+        <w:t>: Use the `docker` profile in `settings.json` for settings specific to containerized deployments, especially for network configurations.</w:t>
+      </w:r>
+    </w:p>
+    <w:p>
+      <w:r>
+        <w:t>---</w:t>
+      </w:r>
+    </w:p>
+    <w:p>
+      <w:pPr>
+        <w:pStyle w:val="Heading2"/>
+      </w:pPr>
+      <w:r>
+        <w:t>4. API Reference for BDF Systems</w:t>
+      </w:r>
+    </w:p>
+    <w:p>
+      <w:r>
+        <w:t>The API provides a standardized way for BDF's operators and integrated systems to interact with the Racer2 V3 system for production monitoring and data retrieval.</w:t>
+      </w:r>
+    </w:p>
+    <w:p>
+      <w:pPr>
+        <w:pStyle w:val="Heading3"/>
+      </w:pPr>
+      <w:r>
+        <w:t>4.1. Service Access Points</w:t>
+      </w:r>
+    </w:p>
+    <w:p>
+      <w:pPr>
+        <w:pStyle w:val="ListBullet"/>
+      </w:pPr>
+      <w:r/>
+      <w:r>
+        <w:rPr>
+          <w:b/>
+        </w:rPr>
+        <w:t>Main Monitoring Service</w:t>
+      </w:r>
+      <w:r>
+        <w:t>: Typically accessed at `http://localhost:8000`</w:t>
+      </w:r>
+    </w:p>
+    <w:p>
+      <w:pPr>
+        <w:pStyle w:val="ListBullet"/>
+      </w:pPr>
+      <w:r/>
+      <w:r>
+        <w:rPr>
+          <w:b/>
+        </w:rPr>
+        <w:t>Dedicated Camera Service (if split)</w:t>
+      </w:r>
+      <w:r>
+        <w:t>: Typically accessed at `http://localhost:8001`</w:t>
+      </w:r>
+    </w:p>
+    <w:p>
+      <w:pPr>
+        <w:pStyle w:val="Heading3"/>
+      </w:pPr>
+      <w:r>
+        <w:t>4.2. Key API Endpoints</w:t>
+      </w:r>
+    </w:p>
+    <w:p>
+      <w:r>
+        <w:t>#### 4.2.1. `GET /` - User Interface</w:t>
+      </w:r>
+    </w:p>
+    <w:p>
+      <w:pPr>
+        <w:pStyle w:val="ListBullet"/>
+      </w:pPr>
+      <w:r/>
+      <w:r>
+        <w:rPr>
+          <w:b/>
+        </w:rPr>
+        <w:t>Purpose</w:t>
+      </w:r>
+      <w:r>
+        <w:t>: Loads the operator's web-based monitoring interface.</w:t>
+      </w:r>
+    </w:p>
+    <w:p>
+      <w:pPr>
+        <w:pStyle w:val="ListBullet"/>
+      </w:pPr>
+      <w:r/>
+      <w:r>
+        <w:rPr>
+          <w:b/>
+        </w:rPr>
+        <w:t>Response</w:t>
+      </w:r>
+      <w:r>
+        <w:t>: `200 text/html` (the HTML frontend for viewing production).</w:t>
+      </w:r>
+    </w:p>
+    <w:p>
+      <w:r>
+        <w:t>#### 4.2.2. `GET /status` - System Health Check</w:t>
+      </w:r>
+    </w:p>
+    <w:p>
+      <w:pPr>
+        <w:pStyle w:val="ListBullet"/>
+      </w:pPr>
+      <w:r/>
+      <w:r>
+        <w:rPr>
+          <w:b/>
+        </w:rPr>
+        <w:t>Purpose</w:t>
+      </w:r>
+      <w:r>
+        <w:t>: Provides a quick overview of the system's operational health, including AI initialization, camera readiness, and stream status. Essential for automated monitoring.</w:t>
+      </w:r>
+    </w:p>
+    <w:p>
+      <w:pPr>
+        <w:pStyle w:val="ListBullet"/>
+      </w:pPr>
+      <w:r/>
+      <w:r>
+        <w:rPr>
+          <w:b/>
+        </w:rPr>
+        <w:t>Example Response</w:t>
+      </w:r>
+      <w:r>
+        <w:t>:</w:t>
+      </w:r>
+    </w:p>
+    <w:p>
+      <w:r>
+        <w:t>```json</w:t>
+      </w:r>
+    </w:p>
+    <w:p>
+      <w:r>
+        <w:t>{</w:t>
+      </w:r>
+    </w:p>
+    <w:p>
+      <w:r>
+        <w:t>"ai": {</w:t>
+      </w:r>
+    </w:p>
+    <w:p>
+      <w:r>
+        <w:t>"enabled": true,</w:t>
+      </w:r>
+    </w:p>
+    <w:p>
+      <w:r>
+        <w:t>"model_name": "rfdetr",</w:t>
+      </w:r>
+    </w:p>
+    <w:p>
+      <w:r>
+        <w:t>"phase": "ready",</w:t>
+      </w:r>
+    </w:p>
+    <w:p>
+      <w:r>
+        <w:t>"message": "RFDETR ready",</w:t>
+      </w:r>
+    </w:p>
+    <w:p>
+      <w:r>
+        <w:t>"error": null,</w:t>
+      </w:r>
+    </w:p>
+    <w:p>
+      <w:r>
+        <w:t>"checkpoints": []</w:t>
+      </w:r>
+    </w:p>
+    <w:p>
+      <w:r>
+        <w:t>},</w:t>
+      </w:r>
+    </w:p>
+    <w:p>
+      <w:r>
+        <w:t>"camera": {</w:t>
+      </w:r>
+    </w:p>
+    <w:p>
+      <w:r>
+        <w:t>"ready": true,</w:t>
+      </w:r>
+    </w:p>
+    <w:p>
+      <w:r>
+        <w:t>"message": "Camera ready",</w:t>
+      </w:r>
+    </w:p>
+    <w:p>
+      <w:r>
+        <w:t>"error": null,</w:t>
+      </w:r>
+    </w:p>
+    <w:p>
+      <w:r>
+        <w:t>"backend": "local"</w:t>
+      </w:r>
+    </w:p>
+    <w:p>
+      <w:r>
+        <w:t>},</w:t>
+      </w:r>
+    </w:p>
+    <w:p>
+      <w:r>
+        <w:t>"stream": {</w:t>
+      </w:r>
+    </w:p>
+    <w:p>
+      <w:r>
+        <w:t>"has_frame": true,</w:t>
+      </w:r>
+    </w:p>
+    <w:p>
+      <w:r>
+        <w:t>"mode": "tracked"</w:t>
+      </w:r>
+    </w:p>
+    <w:p>
+      <w:r>
+        <w:t>}</w:t>
+      </w:r>
+    </w:p>
+    <w:p>
+      <w:r>
+        <w:t>}</w:t>
+      </w:r>
+    </w:p>
+    <w:p>
+      <w:r>
+        <w:t>```</w:t>
+      </w:r>
+    </w:p>
+    <w:p>
+      <w:pPr>
+        <w:pStyle w:val="ListBullet"/>
+      </w:pPr>
+      <w:r/>
+      <w:r>
+        <w:rPr>
+          <w:b/>
+        </w:rPr>
+        <w:t>Response</w:t>
+      </w:r>
+      <w:r>
+        <w:t>: `200 application/json`</w:t>
+      </w:r>
+    </w:p>
+    <w:p>
+      <w:r>
+        <w:t>#### 4.2.3. `GET /capture` - Latest Production Image</w:t>
+      </w:r>
+    </w:p>
+    <w:p>
+      <w:pPr>
+        <w:pStyle w:val="ListBullet"/>
+      </w:pPr>
+      <w:r/>
+      <w:r>
+        <w:rPr>
+          <w:b/>
+        </w:rPr>
+        <w:t>Purpose</w:t>
+      </w:r>
+      <w:r>
+        <w:t>: Retrieves the most recent JPEG image of the bakery product from the production line.</w:t>
+      </w:r>
+    </w:p>
+    <w:p>
+      <w:pPr>
+        <w:pStyle w:val="ListBullet"/>
+      </w:pPr>
+      <w:r/>
+      <w:r>
+        <w:rPr>
+          <w:b/>
+        </w:rPr>
+        <w:t>Success</w:t>
+      </w:r>
+      <w:r>
+        <w:t>: `200 image/jpeg` (the image itself).</w:t>
+      </w:r>
+    </w:p>
+    <w:p>
+      <w:pPr>
+        <w:pStyle w:val="ListBullet"/>
+      </w:pPr>
+      <w:r/>
+      <w:r>
+        <w:rPr>
+          <w:b/>
+        </w:rPr>
+        <w:t>Failure</w:t>
+      </w:r>
+      <w:r>
+        <w:t>: `503` if cameras are not ready or no frame is available.</w:t>
+      </w:r>
+    </w:p>
+    <w:p>
+      <w:r>
+        <w:t>#### 4.2.4. `POST /analyze` - External Quality Check</w:t>
+      </w:r>
+    </w:p>
+    <w:p>
+      <w:pPr>
+        <w:pStyle w:val="ListBullet"/>
+      </w:pPr>
+      <w:r/>
+      <w:r>
+        <w:rPr>
+          <w:b/>
+        </w:rPr>
+        <w:t>Purpose</w:t>
+      </w:r>
+      <w:r>
+        <w:t>: Forwards the latest production image to an external inference service (e.g., a centralized BDF quality analysis system) for further processing. Useful for integrating with broader quality assurance workflows.</w:t>
+      </w:r>
+    </w:p>
+    <w:p>
+      <w:pPr>
+        <w:pStyle w:val="ListBullet"/>
+      </w:pPr>
+      <w:r/>
+      <w:r>
+        <w:rPr>
+          <w:b/>
+        </w:rPr>
+        <w:t>Behavior</w:t>
+      </w:r>
+      <w:r>
+        <w:t>: Sends the image as form data, retries if the external service is temporarily busy (`429`).</w:t>
+      </w:r>
+    </w:p>
+    <w:p>
+      <w:pPr>
+        <w:pStyle w:val="ListBullet"/>
+      </w:pPr>
+      <w:r/>
+      <w:r>
+        <w:rPr>
+          <w:b/>
+        </w:rPr>
+        <w:t>Success</w:t>
+      </w:r>
+      <w:r>
+        <w:t>: `200 application/json` (response from the external service).</w:t>
+      </w:r>
+    </w:p>
+    <w:p>
+      <w:pPr>
+        <w:pStyle w:val="ListBullet"/>
+      </w:pPr>
+      <w:r/>
+      <w:r>
+        <w:rPr>
+          <w:b/>
+        </w:rPr>
+        <w:t>Failure</w:t>
+      </w:r>
+      <w:r>
+        <w:t>: `503` (camera or frame unavailable), `429` (external service busy), or other errors from the external service.</w:t>
+      </w:r>
+    </w:p>
+    <w:p>
+      <w:r>
+        <w:t>#### 4.2.5. `GET /camera/alignment` - Check Image Stitching</w:t>
+      </w:r>
+    </w:p>
+    <w:p>
+      <w:pPr>
+        <w:pStyle w:val="ListBullet"/>
+      </w:pPr>
+      <w:r/>
+      <w:r>
+        <w:rPr>
+          <w:b/>
+        </w:rPr>
+        <w:t>Purpose</w:t>
+      </w:r>
+      <w:r>
+        <w:t>: Returns the current settings used for stitching images from multiple cameras into a single, seamless product view.</w:t>
+      </w:r>
+    </w:p>
+    <w:p>
+      <w:pPr>
+        <w:pStyle w:val="ListBullet"/>
+      </w:pPr>
+      <w:r/>
+      <w:r>
+        <w:rPr>
+          <w:b/>
+        </w:rPr>
+        <w:t>Example Response</w:t>
+      </w:r>
+      <w:r>
+        <w:t>:</w:t>
+      </w:r>
+    </w:p>
+    <w:p>
+      <w:r>
+        <w:t>```json</w:t>
+      </w:r>
+    </w:p>
+    <w:p>
+      <w:r>
+        <w:t>{</w:t>
+      </w:r>
+    </w:p>
+    <w:p>
+      <w:r>
+        <w:t>"h_offset": 10,</w:t>
+      </w:r>
+    </w:p>
+    <w:p>
+      <w:r>
+        <w:t>"v_offset": 190,</w:t>
+      </w:r>
+    </w:p>
+    <w:p>
+      <w:r>
+        <w:t>"num_images": 5,</w:t>
+      </w:r>
+    </w:p>
+    <w:p>
+      <w:r>
+        <w:t>"backend": "local"</w:t>
+      </w:r>
+    </w:p>
+    <w:p>
+      <w:r>
+        <w:t>}</w:t>
+      </w:r>
+    </w:p>
+    <w:p>
+      <w:r>
+        <w:t>```</w:t>
+      </w:r>
+    </w:p>
+    <w:p>
+      <w:pPr>
+        <w:pStyle w:val="ListBullet"/>
+      </w:pPr>
+      <w:r/>
+      <w:r>
+        <w:rPr>
+          <w:b/>
+        </w:rPr>
+        <w:t>Response</w:t>
+      </w:r>
+      <w:r>
+        <w:t>: `200 application/json` or `503` if camera is not initialized.</w:t>
+      </w:r>
+    </w:p>
+    <w:p>
+      <w:r>
+        <w:t>#### 4.2.6. `POST /camera/alignment` - Adjust Image Stitching</w:t>
+      </w:r>
+    </w:p>
+    <w:p>
+      <w:pPr>
+        <w:pStyle w:val="ListBullet"/>
+      </w:pPr>
+      <w:r/>
+      <w:r>
+        <w:rPr>
+          <w:b/>
+        </w:rPr>
+        <w:t>Purpose</w:t>
+      </w:r>
+      <w:r>
+        <w:t>: Allows operators to adjust the horizontal (`h_offset`), vertical (`v_offset`), and number of image strips (`num_images`) used for stitching, ensuring a perfectly aligned view of bakery products.</w:t>
+      </w:r>
+    </w:p>
+    <w:p>
+      <w:pPr>
+        <w:pStyle w:val="ListBullet"/>
+      </w:pPr>
+      <w:r/>
+      <w:r>
+        <w:rPr>
+          <w:b/>
+        </w:rPr>
+        <w:t>Request Body Example</w:t>
+      </w:r>
+      <w:r>
+        <w:t>:</w:t>
+      </w:r>
+    </w:p>
+    <w:p>
+      <w:r>
+        <w:t>```json</w:t>
+      </w:r>
+    </w:p>
+    <w:p>
+      <w:r>
+        <w:t>{</w:t>
+      </w:r>
+    </w:p>
+    <w:p>
+      <w:r>
+        <w:t>"h_offset": 10,</w:t>
+      </w:r>
+    </w:p>
+    <w:p>
+      <w:r>
+        <w:t>"v_offset": 190,</w:t>
+      </w:r>
+    </w:p>
+    <w:p>
+      <w:r>
+        <w:t>"num_images": 5</w:t>
+      </w:r>
+    </w:p>
+    <w:p>
+      <w:r>
+        <w:t>}</w:t>
+      </w:r>
+    </w:p>
+    <w:p>
+      <w:r>
+        <w:t>```</w:t>
+      </w:r>
+    </w:p>
+    <w:p>
+      <w:pPr>
+        <w:pStyle w:val="ListBullet"/>
+      </w:pPr>
+      <w:r/>
+      <w:r>
+        <w:rPr>
+          <w:b/>
+        </w:rPr>
+        <w:t>Response</w:t>
+      </w:r>
+      <w:r>
+        <w:t>: `200 application/json` confirming the new settings and buffer reset.</w:t>
+      </w:r>
+    </w:p>
+    <w:p>
+      <w:r>
+        <w:t>#### 4.2.7. `GET /color-data` - Retrieve Product Color Analysis</w:t>
+      </w:r>
+    </w:p>
+    <w:p>
+      <w:pPr>
+        <w:pStyle w:val="ListBullet"/>
+      </w:pPr>
+      <w:r/>
+      <w:r>
+        <w:rPr>
+          <w:b/>
+        </w:rPr>
+        <w:t>Purpose</w:t>
+      </w:r>
+      <w:r>
+        <w:t>: Returns the current buffer of color analysis data for tracked bakery products. This data is cleared after being retrieved, making it suitable for one-time data dumps.</w:t>
+      </w:r>
+    </w:p>
+    <w:p>
+      <w:pPr>
+        <w:pStyle w:val="ListBullet"/>
+      </w:pPr>
+      <w:r/>
+      <w:r>
+        <w:rPr>
+          <w:b/>
+        </w:rPr>
+        <w:t>Response</w:t>
+      </w:r>
+      <w:r>
+        <w:t>: `200 application/json` (objects with latest color samples and history). Will be empty if AI or tracking is not enabled, or if no objects have been processed.</w:t>
+      </w:r>
+    </w:p>
+    <w:p>
+      <w:r>
+        <w:t>#### 4.2.8. `POST /inference` - Local AI Analysis</w:t>
+      </w:r>
+    </w:p>
+    <w:p>
+      <w:pPr>
+        <w:pStyle w:val="ListBullet"/>
+      </w:pPr>
+      <w:r/>
+      <w:r>
+        <w:rPr>
+          <w:b/>
+        </w:rPr>
+        <w:t>Purpose</w:t>
+      </w:r>
+      <w:r>
+        <w:t>: Runs local AI analysis on an image file stored on disk, then saves an annotated version and provides color analysis results. Useful for analyzing specific product samples or previously recorded images.</w:t>
+      </w:r>
+    </w:p>
+    <w:p>
+      <w:pPr>
+        <w:pStyle w:val="ListBullet"/>
+      </w:pPr>
+      <w:r/>
+      <w:r>
+        <w:rPr>
+          <w:b/>
+        </w:rPr>
+        <w:t>Request Body Example</w:t>
+      </w:r>
+      <w:r>
+        <w:t>:</w:t>
+      </w:r>
+    </w:p>
+    <w:p>
+      <w:r>
+        <w:t>```json</w:t>
+      </w:r>
+    </w:p>
+    <w:p>
+      <w:r>
+        <w:t>{</w:t>
+      </w:r>
+    </w:p>
+    <w:p>
+      <w:r>
+        <w:t>"feature_name": "inspection",</w:t>
+      </w:r>
+    </w:p>
+    <w:p>
+      <w:r>
+        <w:t>"ImageName": "sample.jpg",</w:t>
+      </w:r>
+    </w:p>
+    <w:p>
+      <w:r>
+        <w:t>"SrcDir": "D:/data/job_001",</w:t>
+      </w:r>
+    </w:p>
+    <w:p>
+      <w:r>
+        <w:t>"Timestamp": "2026-05-12T13:00:00"</w:t>
+      </w:r>
+    </w:p>
+    <w:p>
+      <w:r>
+        <w:t>}</w:t>
+      </w:r>
+    </w:p>
+    <w:p>
+      <w:r>
+        <w:t>```</w:t>
+      </w:r>
+    </w:p>
+    <w:p>
+      <w:pPr>
+        <w:pStyle w:val="ListBullet"/>
+      </w:pPr>
+      <w:r/>
+      <w:r>
+        <w:rPr>
+          <w:b/>
+        </w:rPr>
+        <w:t>Success Response</w:t>
+      </w:r>
+      <w:r>
+        <w:t>: Includes the path to the annotated image and color analysis data.</w:t>
+      </w:r>
+    </w:p>
+    <w:p>
+      <w:pPr>
+        <w:pStyle w:val="ListBullet"/>
+      </w:pPr>
+      <w:r/>
+      <w:r>
+        <w:rPr>
+          <w:b/>
+        </w:rPr>
+        <w:t>Failure</w:t>
+      </w:r>
+      <w:r>
+        <w:t>: `404` if the source image is not found, `503` if AI is still loading.</w:t>
+      </w:r>
+    </w:p>
+    <w:p>
+      <w:r>
+        <w:t>#### 4.2.9. `POST /color-analysis` - Current Color Analysis Output</w:t>
+      </w:r>
+    </w:p>
+    <w:p>
+      <w:pPr>
+        <w:pStyle w:val="ListBullet"/>
+      </w:pPr>
+      <w:r/>
+      <w:r>
+        <w:rPr>
+          <w:b/>
+        </w:rPr>
+        <w:t>Purpose</w:t>
+      </w:r>
+      <w:r>
+        <w:t>: Returns the current product-shaped color analysis data and then clears the buffer, similar to `GET /color-data` but with a specific output structure designed for downstream consumption.</w:t>
+      </w:r>
+    </w:p>
+    <w:p>
+      <w:pPr>
+        <w:pStyle w:val="ListBullet"/>
+      </w:pPr>
+      <w:r/>
+      <w:r>
+        <w:rPr>
+          <w:b/>
+        </w:rPr>
+        <w:t>Response</w:t>
+      </w:r>
+      <w:r>
+        <w:t>: `200 application/json` with product color details.</w:t>
+      </w:r>
+    </w:p>
+    <w:p>
+      <w:r>
+        <w:t>#### 4.2.10. `GET /export_color_csv` - Export Color Data</w:t>
+      </w:r>
+    </w:p>
+    <w:p>
+      <w:pPr>
+        <w:pStyle w:val="ListBullet"/>
+      </w:pPr>
+      <w:r/>
+      <w:r>
+        <w:rPr>
+          <w:b/>
+        </w:rPr>
+        <w:t>Purpose</w:t>
+      </w:r>
+      <w:r>
+        <w:t>: Exports all buffered color analysis samples as a CSV file, useful for detailed reporting and historical analysis.</w:t>
+      </w:r>
+    </w:p>
+    <w:p>
+      <w:pPr>
+        <w:pStyle w:val="ListBullet"/>
+      </w:pPr>
+      <w:r/>
+      <w:r>
+        <w:rPr>
+          <w:b/>
+        </w:rPr>
+        <w:t>Response</w:t>
+      </w:r>
+      <w:r>
+        <w:t>: `200 text/csv` with `color_data.csv` attached.</w:t>
+      </w:r>
+    </w:p>
+    <w:p>
+      <w:r>
+        <w:t>#### 4.2.11. `GET /delete_all_color_buffer` - Clear All Color Data</w:t>
+      </w:r>
+    </w:p>
+    <w:p>
+      <w:pPr>
+        <w:pStyle w:val="ListBullet"/>
+      </w:pPr>
+      <w:r/>
+      <w:r>
+        <w:rPr>
+          <w:b/>
+        </w:rPr>
+        <w:t>Purpose</w:t>
+      </w:r>
+      <w:r>
+        <w:t>: Empties the entire buffer of collected color analysis samples.</w:t>
+      </w:r>
+    </w:p>
+    <w:p>
+      <w:pPr>
+        <w:pStyle w:val="ListBullet"/>
+      </w:pPr>
+      <w:r/>
+      <w:r>
+        <w:rPr>
+          <w:b/>
+        </w:rPr>
+        <w:t>Response</w:t>
+      </w:r>
+      <w:r>
+        <w:t>: `200 text/plain`</w:t>
+      </w:r>
+    </w:p>
+    <w:p>
+      <w:r>
+        <w:t>#### 4.2.12. `GET /delete_color_buffer/{obj_id}` - Clear Color Data for One Product</w:t>
+      </w:r>
+    </w:p>
+    <w:p>
+      <w:pPr>
+        <w:pStyle w:val="ListBullet"/>
+      </w:pPr>
+      <w:r/>
+      <w:r>
+        <w:rPr>
+          <w:b/>
+        </w:rPr>
+        <w:t>Purpose</w:t>
+      </w:r>
+      <w:r>
+        <w:t>: Clears color analysis samples specifically for a single tracked product identified by its ID.</w:t>
+      </w:r>
+    </w:p>
+    <w:p>
+      <w:pPr>
+        <w:pStyle w:val="ListBullet"/>
+      </w:pPr>
+      <w:r/>
+      <w:r>
+        <w:rPr>
+          <w:b/>
+        </w:rPr>
+        <w:t>Response</w:t>
+      </w:r>
+      <w:r>
+        <w:t>: `200 text/plain`</w:t>
+      </w:r>
+    </w:p>
+    <w:p>
+      <w:r>
+        <w:t>#### 4.2.13. `WebSocket /ws` - Live Production Stream</w:t>
+      </w:r>
+    </w:p>
+    <w:p>
+      <w:pPr>
+        <w:pStyle w:val="ListBullet"/>
+      </w:pPr>
+      <w:r/>
+      <w:r>
+        <w:rPr>
+          <w:b/>
+        </w:rPr>
+        <w:t>Purpose</w:t>
+      </w:r>
+      <w:r>
+        <w:t>: Provides a continuous stream of either raw JPEG images or AI-annotated JPEG images of the bakery products, enabling real-time monitoring.</w:t>
+      </w:r>
+    </w:p>
+    <w:p>
+      <w:pPr>
+        <w:pStyle w:val="ListBullet"/>
+      </w:pPr>
+      <w:r/>
+      <w:r>
+        <w:rPr>
+          <w:b/>
+        </w:rPr>
+        <w:t>Behavior</w:t>
+      </w:r>
+      <w:r>
+        <w:t>: Sends text messages like `warming_up` or camera error details when images are not available.</w:t>
+      </w:r>
+    </w:p>
+    <w:p>
+      <w:pPr>
+        <w:pStyle w:val="Heading3"/>
+      </w:pPr>
+      <w:r>
+        <w:t>4.3. Dedicated Camera Service API</w:t>
+      </w:r>
+    </w:p>
+    <w:p>
+      <w:r>
+        <w:t>When BDF uses the split deployment option, the dedicated camera service (on port `8001`) provides a simplified set of endpoints for the main application to retrieve camera-specific data:</w:t>
+      </w:r>
+    </w:p>
+    <w:p>
+      <w:pPr>
+        <w:pStyle w:val="ListBullet"/>
+      </w:pPr>
+      <w:r>
+        <w:t>`GET /status`: Provides camera status only.</w:t>
+      </w:r>
+    </w:p>
+    <w:p>
+      <w:pPr>
+        <w:pStyle w:val="ListBullet"/>
+      </w:pPr>
+      <w:r>
+        <w:t>`GET /camera/alignment`: Returns camera-side image stitching settings.</w:t>
+      </w:r>
+    </w:p>
+    <w:p>
+      <w:pPr>
+        <w:pStyle w:val="ListBullet"/>
+      </w:pPr>
+      <w:r>
+        <w:t>`POST /camera/alignment`: Updates camera-side image stitching settings.</w:t>
+      </w:r>
+    </w:p>
+    <w:p>
+      <w:pPr>
+        <w:pStyle w:val="ListBullet"/>
+      </w:pPr>
+      <w:r>
+        <w:t>`GET /capture`: Returns the latest raw JPEG image from the camera service.</w:t>
+      </w:r>
+    </w:p>
+    <w:p>
+      <w:pPr>
+        <w:pStyle w:val="ListBullet"/>
+      </w:pPr>
+      <w:r>
+        <w:t>`WebSocket /ws`: Streams raw JPEG frames directly from the camera service.</w:t>
+      </w:r>
+    </w:p>
+    <w:p>
+      <w:r>
+        <w:t>---</w:t>
+      </w:r>
+    </w:p>
+    <w:p>
+      <w:pPr>
+        <w:pStyle w:val="Heading2"/>
+      </w:pPr>
+      <w:r>
+        <w:t>5. System Deployment</w:t>
+      </w:r>
+    </w:p>
+    <w:p>
+      <w:r>
+        <w:t>This section outlines the different ways BDF can deploy the Racer2 V3 system, ranging from a simple local setup to a distributed, containerized environment.</w:t>
+      </w:r>
+    </w:p>
+    <w:p>
+      <w:r>
+        <w:t>[_Space for diagram: Deployment Options_]</w:t>
+      </w:r>
+    </w:p>
+    <w:p>
+      <w:pPr>
+        <w:pStyle w:val="Heading3"/>
+      </w:pPr>
+      <w:r>
+        <w:t>5.1. Initial Setup Checklist</w:t>
+      </w:r>
+    </w:p>
+    <w:p>
+      <w:r>
+        <w:t>Before any deployment, ensure the following steps are completed:</w:t>
+      </w:r>
+    </w:p>
+    <w:p>
+      <w:pPr>
+        <w:pStyle w:val="ListBullet"/>
+      </w:pPr>
+      <w:r/>
+      <w:r>
+        <w:rPr>
+          <w:b/>
+        </w:rPr>
+        <w:t>Virtual Environment</w:t>
+      </w:r>
+      <w:r>
+        <w:t>: Create and activate a Python virtual environment to manage dependencies.</w:t>
+      </w:r>
+    </w:p>
+    <w:p>
+      <w:pPr>
+        <w:pStyle w:val="ListBullet"/>
+      </w:pPr>
+      <w:r/>
+      <w:r>
+        <w:rPr>
+          <w:b/>
+        </w:rPr>
+        <w:t>Dependencies</w:t>
+      </w:r>
+      <w:r>
+        <w:t>: Install all required software packages from `requirements.txt`.</w:t>
+      </w:r>
+    </w:p>
+    <w:p>
+      <w:pPr>
+        <w:pStyle w:val="ListBullet"/>
+      </w:pPr>
+      <w:r/>
+      <w:r>
+        <w:rPr>
+          <w:b/>
+        </w:rPr>
+        <w:t>Environment File</w:t>
+      </w:r>
+      <w:r>
+        <w:t>: Create your `.env` file from the provided `.env.example` template, filling in BDF-specific values.</w:t>
+      </w:r>
+    </w:p>
+    <w:p>
+      <w:pPr>
+        <w:pStyle w:val="ListBullet"/>
+      </w:pPr>
+      <w:r/>
+      <w:r>
+        <w:rPr>
+          <w:b/>
+        </w:rPr>
+        <w:t>Settings Review</w:t>
+      </w:r>
+      <w:r>
+        <w:t>: Review `settings.json` to confirm the correct configuration profile (e.g., `production`, `debug`, or `docker`).</w:t>
+      </w:r>
+    </w:p>
+    <w:p>
+      <w:pPr>
+        <w:pStyle w:val="Heading3"/>
+      </w:pPr>
+      <w:r>
+        <w:t>5.2. Deployment Options</w:t>
+      </w:r>
+    </w:p>
+    <w:p>
+      <w:r>
+        <w:t>#### 5.2.1. Option 1: Single-Process Local Deployment (All-in-One)</w:t>
+      </w:r>
+    </w:p>
+    <w:p>
+      <w:r>
+        <w:t>This is the simplest setup, ideal when the same Windows machine handles both camera access and all monitoring/AI functions.</w:t>
+      </w:r>
+    </w:p>
+    <w:p>
+      <w:r/>
+      <w:r>
+        <w:rPr>
+          <w:b/>
+        </w:rPr>
+        <w:t>How to Run</w:t>
+      </w:r>
+      <w:r>
+        <w:t>:</w:t>
+      </w:r>
+    </w:p>
+    <w:p>
+      <w:r>
+        <w:t>```powershell</w:t>
+      </w:r>
+    </w:p>
+    <w:p>
+      <w:r>
+        <w:t>python .\main.py</w:t>
+      </w:r>
+    </w:p>
+    <w:p>
+      <w:r>
+        <w:t>```</w:t>
+      </w:r>
+    </w:p>
+    <w:p>
+      <w:r/>
+      <w:r>
+        <w:rPr>
+          <w:b/>
+        </w:rPr>
+        <w:t>Recommended Settings</w:t>
+      </w:r>
+      <w:r>
+        <w:t>:</w:t>
+      </w:r>
+    </w:p>
+    <w:p>
+      <w:pPr>
+        <w:pStyle w:val="ListBullet"/>
+      </w:pPr>
+      <w:r>
+        <w:t>`CAMERA_MODE=local`</w:t>
+      </w:r>
+    </w:p>
+    <w:p>
+      <w:pPr>
+        <w:pStyle w:val="ListBullet"/>
+      </w:pPr>
+      <w:r>
+        <w:t>`DETECTION_AND_TRACK=true` or `false`, depending on whether AI monitoring is needed.</w:t>
+      </w:r>
+    </w:p>
+    <w:p>
+      <w:r/>
+      <w:r>
+        <w:rPr>
+          <w:b/>
+        </w:rPr>
+        <w:t>When to Use</w:t>
+      </w:r>
+      <w:r>
+        <w:t>:</w:t>
+      </w:r>
+    </w:p>
+    <w:p>
+      <w:pPr>
+        <w:pStyle w:val="ListBullet"/>
+      </w:pPr>
+      <w:r>
+        <w:t>Pylon software is installed directly on the machine.</w:t>
+      </w:r>
+    </w:p>
+    <w:p>
+      <w:pPr>
+        <w:pStyle w:val="ListBullet"/>
+      </w:pPr>
+      <w:r>
+        <w:t>The machine needs to perform both image acquisition and AI analysis.</w:t>
+      </w:r>
+    </w:p>
+    <w:p>
+      <w:pPr>
+        <w:pStyle w:val="ListBullet"/>
+      </w:pPr>
+      <w:r>
+        <w:t>Network separation is not a priority.</w:t>
+      </w:r>
+    </w:p>
+    <w:p>
+      <w:r>
+        <w:t>#### 5.2.2. Option 2: Debug or Hardware-Free Deployment (Testing/Development)</w:t>
+      </w:r>
+    </w:p>
+    <w:p>
+      <w:r>
+        <w:t>Use this when you need to test the user interface, APIs, or AI workflows without connecting to physical cameras.</w:t>
+      </w:r>
+    </w:p>
+    <w:p>
+      <w:r/>
+      <w:r>
+        <w:rPr>
+          <w:b/>
+        </w:rPr>
+        <w:t>How to Run</w:t>
+      </w:r>
+      <w:r>
+        <w:t>:</w:t>
+      </w:r>
+    </w:p>
+    <w:p>
+      <w:r>
+        <w:t>```powershell</w:t>
+      </w:r>
+    </w:p>
+    <w:p>
+      <w:r>
+        <w:t>$env:APP_ENV="debug"</w:t>
+      </w:r>
+    </w:p>
+    <w:p>
+      <w:r>
+        <w:t>python .\main.py</w:t>
+      </w:r>
+    </w:p>
+    <w:p>
+      <w:r>
+        <w:t>```</w:t>
+      </w:r>
+    </w:p>
+    <w:p>
+      <w:r/>
+      <w:r>
+        <w:rPr>
+          <w:b/>
+        </w:rPr>
+        <w:t>Recommended Settings</w:t>
+      </w:r>
+      <w:r>
+        <w:t>:</w:t>
+      </w:r>
+    </w:p>
+    <w:p>
+      <w:pPr>
+        <w:pStyle w:val="ListBullet"/>
+      </w:pPr>
+      <w:r>
+        <w:t>`CAMERA_MODE=emulated`</w:t>
+      </w:r>
+    </w:p>
+    <w:p>
+      <w:pPr>
+        <w:pStyle w:val="ListBullet"/>
+      </w:pPr>
+      <w:r>
+        <w:t>Optionally, `EMULATED_CAMERA_IMAGE_PATH` can be set to use a specific image for consistent testing.</w:t>
+      </w:r>
+    </w:p>
+    <w:p>
+      <w:r/>
+      <w:r>
+        <w:rPr>
+          <w:b/>
+        </w:rPr>
+        <w:t>When to Use</w:t>
+      </w:r>
+      <w:r>
+        <w:t>:</w:t>
+      </w:r>
+    </w:p>
+    <w:p>
+      <w:pPr>
+        <w:pStyle w:val="ListBullet"/>
+      </w:pPr>
+      <w:r>
+        <w:t>Developing new features or testing configurations without impacting live production.</w:t>
+      </w:r>
+    </w:p>
+    <w:p>
+      <w:pPr>
+        <w:pStyle w:val="ListBullet"/>
+      </w:pPr>
+      <w:r>
+        <w:t>Training operators on the UI without requiring camera hardware.</w:t>
+      </w:r>
+    </w:p>
+    <w:p>
+      <w:r>
+        <w:t>#### 5.2.3. Option 3: Split Camera and App Deployment (Distributed Monitoring)</w:t>
+      </w:r>
+    </w:p>
+    <w:p>
+      <w:r>
+        <w:t>This setup is useful when the camera hardware must remain physically close to the bakery production line, while the web and AI components run on a separate machine (e.g., in a control room).</w:t>
+      </w:r>
+    </w:p>
+    <w:p>
+      <w:r/>
+      <w:r>
+        <w:rPr>
+          <w:b/>
+        </w:rPr>
+        <w:t>Part A: Camera Host</w:t>
+      </w:r>
+      <w:r/>
+    </w:p>
+    <w:p>
+      <w:r>
+        <w:t>Run the dedicated camera service on the machine directly connected to the Basler cameras:</w:t>
+      </w:r>
+    </w:p>
+    <w:p>
+      <w:r>
+        <w:t>```powershell</w:t>
+      </w:r>
+    </w:p>
+    <w:p>
+      <w:r>
+        <w:t>python .\camera_main.py</w:t>
+      </w:r>
+    </w:p>
+    <w:p>
+      <w:r>
+        <w:t>```</w:t>
+      </w:r>
+    </w:p>
+    <w:p>
+      <w:r>
+        <w:t>This service will run on port `8001`.</w:t>
+      </w:r>
+    </w:p>
+    <w:p>
+      <w:r/>
+      <w:r>
+        <w:rPr>
+          <w:b/>
+        </w:rPr>
+        <w:t>Part B: Main App Host</w:t>
+      </w:r>
+      <w:r/>
+    </w:p>
+    <w:p>
+      <w:r>
+        <w:t>Run the main application on a separate machine, configured to communicate with the camera host:</w:t>
+      </w:r>
+    </w:p>
+    <w:p>
+      <w:r/>
+      <w:r>
+        <w:rPr>
+          <w:b/>
+        </w:rPr>
+        <w:t>Configuration</w:t>
+      </w:r>
+      <w:r>
+        <w:t>:</w:t>
+      </w:r>
+    </w:p>
+    <w:p>
+      <w:pPr>
+        <w:pStyle w:val="ListBullet"/>
+      </w:pPr>
+      <w:r>
+        <w:t>Set `CAMERA_MODE=remote` in `settings.json` or `.env`.</w:t>
+      </w:r>
+    </w:p>
+    <w:p>
+      <w:pPr>
+        <w:pStyle w:val="ListBullet"/>
+      </w:pPr>
+      <w:r>
+        <w:t>Set `REMOTE_CAMERA_BASE_URL=http://&lt;camera-host-IP-address&gt;:8001` (replace `&lt;camera-host-IP-address&gt;` with the actual IP address or hostname of the camera machine).</w:t>
+      </w:r>
+    </w:p>
+    <w:p>
+      <w:r/>
+      <w:r>
+        <w:rPr>
+          <w:b/>
+        </w:rPr>
+        <w:t>How to Run</w:t>
+      </w:r>
+      <w:r>
+        <w:t>:</w:t>
+      </w:r>
+    </w:p>
+    <w:p>
+      <w:r>
+        <w:t>```powershell</w:t>
+      </w:r>
+    </w:p>
+    <w:p>
+      <w:r>
+        <w:t>python .\main.py</w:t>
+      </w:r>
+    </w:p>
+    <w:p>
+      <w:r>
+        <w:t>```</w:t>
+      </w:r>
+    </w:p>
+    <w:p>
+      <w:r/>
+      <w:r>
+        <w:rPr>
+          <w:b/>
+        </w:rPr>
+        <w:t>When to Use</w:t>
+      </w:r>
+      <w:r>
+        <w:t>:</w:t>
+      </w:r>
+    </w:p>
+    <w:p>
+      <w:pPr>
+        <w:pStyle w:val="ListBullet"/>
+      </w:pPr>
+      <w:r>
+        <w:t>Physical separation of camera hardware from the monitoring station is required.</w:t>
+      </w:r>
+    </w:p>
+    <w:p>
+      <w:pPr>
+        <w:pStyle w:val="ListBullet"/>
+      </w:pPr>
+      <w:r>
+        <w:t>To keep the camera processing load off the main AI/UI machine.</w:t>
+      </w:r>
+    </w:p>
+    <w:p>
+      <w:r>
+        <w:t>#### 5.2.4. Option 4: Docker Deployment for the Main App (Containerized Monitoring)</w:t>
+      </w:r>
+    </w:p>
+    <w:p>
+      <w:r>
+        <w:t>This option uses Docker to run the main application in a container, often in conjunction with a Windows host running the camera service.</w:t>
+      </w:r>
+    </w:p>
+    <w:p>
+      <w:r/>
+      <w:r>
+        <w:rPr>
+          <w:b/>
+        </w:rPr>
+        <w:t>Recommended Pattern for BDF</w:t>
+      </w:r>
+      <w:r>
+        <w:t>:</w:t>
+      </w:r>
+    </w:p>
+    <w:p>
+      <w:pPr>
+        <w:pStyle w:val="ListBullet"/>
+      </w:pPr>
+      <w:r>
+        <w:t>A Windows machine on the production floor runs `camera_main.py` (as in Option 3, Part A).</w:t>
+      </w:r>
+    </w:p>
+    <w:p>
+      <w:pPr>
+        <w:pStyle w:val="ListBullet"/>
+      </w:pPr>
+      <w:r>
+        <w:t>A Docker container (which can be on the same or a different host) runs the main monitoring application.</w:t>
+      </w:r>
+    </w:p>
+    <w:p>
+      <w:pPr>
+        <w:pStyle w:val="ListBullet"/>
+      </w:pPr>
+      <w:r>
+        <w:t>The main application inside the Docker container uses `CAMERA_MODE=remote`.</w:t>
+      </w:r>
+    </w:p>
+    <w:p>
+      <w:pPr>
+        <w:pStyle w:val="ListBullet"/>
+      </w:pPr>
+      <w:r>
+        <w:t>Set `REMOTE_CAMERA_BASE_URL=http://host.docker.internal:8001` to allow the Docker container to access the camera service running on the host machine.</w:t>
+      </w:r>
+    </w:p>
+    <w:p>
+      <w:r/>
+      <w:r>
+        <w:rPr>
+          <w:b/>
+        </w:rPr>
+        <w:t>How to Run</w:t>
+      </w:r>
+      <w:r>
+        <w:t>:</w:t>
+      </w:r>
+    </w:p>
+    <w:p>
+      <w:r>
+        <w:t>```powershell</w:t>
+      </w:r>
+    </w:p>
+    <w:p>
+      <w:r>
+        <w:t>docker compose up --build</w:t>
+      </w:r>
+    </w:p>
+    <w:p>
+      <w:r>
+        <w:t>```</w:t>
+      </w:r>
+    </w:p>
+    <w:p>
+      <w:r/>
+      <w:r>
+        <w:rPr>
+          <w:b/>
+        </w:rPr>
+        <w:t>When to Use</w:t>
+      </w:r>
+      <w:r>
+        <w:t>:</w:t>
+      </w:r>
+    </w:p>
+    <w:p>
+      <w:pPr>
+        <w:pStyle w:val="ListBullet"/>
+      </w:pPr>
+      <w:r>
+        <w:t>To leverage containerization benefits (isolation, portability) for the main application.</w:t>
+      </w:r>
+    </w:p>
+    <w:p>
+      <w:pPr>
+        <w:pStyle w:val="ListBullet"/>
+      </w:pPr>
+      <w:r>
+        <w:t>For consistent deployment across different environments.</w:t>
+      </w:r>
+    </w:p>
+    <w:p>
+      <w:pPr>
+        <w:pStyle w:val="Heading3"/>
+      </w:pPr>
+      <w:r>
+        <w:t>5.3. Environment Considerations for BDF</w:t>
+      </w:r>
+    </w:p>
+    <w:p>
+      <w:pPr>
+        <w:pStyle w:val="ListBullet"/>
+      </w:pPr>
+      <w:r/>
+      <w:r>
+        <w:rPr>
+          <w:b/>
+        </w:rPr>
+        <w:t>Local Camera Mode</w:t>
+      </w:r>
+      <w:r>
+        <w:t>: Ensure Pylon software is installed and the application has permission to access both Basler cameras directly.</w:t>
+      </w:r>
+    </w:p>
+    <w:p>
+      <w:pPr>
+        <w:pStyle w:val="ListBullet"/>
+      </w:pPr>
+      <w:r/>
+      <w:r>
+        <w:rPr>
+          <w:b/>
+        </w:rPr>
+        <w:t>Remote Camera Mode</w:t>
+      </w:r>
+      <w:r>
+        <w:t>: Verify stable network connectivity between the main app host and the camera host. The camera host must expose its API endpoints (`/status`, `/capture`, `/camera/alignment`).</w:t>
+      </w:r>
+    </w:p>
+    <w:p>
+      <w:pPr>
+        <w:pStyle w:val="ListBullet"/>
+      </w:pPr>
+      <w:r/>
+      <w:r>
+        <w:rPr>
+          <w:b/>
+        </w:rPr>
+        <w:t>Emulated Mode</w:t>
+      </w:r>
+      <w:r>
+        <w:t>: No camera hardware is required, making it the safest option for front-end development and integration testing.</w:t>
+      </w:r>
+    </w:p>
+    <w:p>
+      <w:pPr>
+        <w:pStyle w:val="Heading3"/>
+      </w:pPr>
+      <w:r>
+        <w:t>5.4. Verification Checklist Post-Deployment</w:t>
+      </w:r>
+    </w:p>
+    <w:p>
+      <w:r>
+        <w:t>After any deployment, perform these checks to ensure the BDF Production Monitoring System is operating correctly:</w:t>
+      </w:r>
+    </w:p>
+    <w:p>
+      <w:r>
+        <w:t xml:space="preserve">1.  </w:t>
+      </w:r>
+      <w:r>
+        <w:rPr>
+          <w:b/>
+        </w:rPr>
+        <w:t>System Status</w:t>
+      </w:r>
+      <w:r>
+        <w:t>: Access `GET /status` to confirm it returns a `200` response.</w:t>
+      </w:r>
+    </w:p>
+    <w:p>
+      <w:r>
+        <w:t xml:space="preserve">2.  </w:t>
+      </w:r>
+      <w:r>
+        <w:rPr>
+          <w:b/>
+        </w:rPr>
+        <w:t>Camera Readiness</w:t>
+      </w:r>
+      <w:r>
+        <w:t>: Verify that `camera.ready` is `true` in the `/status` response, indicating the chosen camera mode is active.</w:t>
       </w:r>
     </w:p>
     <w:p>
@@ -309,7 +3205,7 @@
         <w:t>Image Capture</w:t>
       </w:r>
       <w:r>
-        <w:t>: The chosen camera setup begins capturing, polling, or generating product images.</w:t>
+        <w:t>: Confirm that `GET /capture` successfully returns a JPEG image.</w:t>
       </w:r>
     </w:p>
     <w:p>
@@ -320,10 +3216,10 @@
         <w:rPr>
           <w:b/>
         </w:rPr>
-        <w:t>AI Readiness (Optional)</w:t>
-      </w:r>
-      <w:r>
-        <w:t>: If AI inspection is enabled, the intelligence models load in the background, reporting their progress.</w:t>
+        <w:t>Browser Interface</w:t>
+      </w:r>
+      <w:r>
+        <w:t>: Open the browser UI (typically `http://localhost:8000`) and verify it loads and displays live images.</w:t>
       </w:r>
     </w:p>
     <w:p>
@@ -334,42 +3230,10 @@
         <w:rPr>
           <w:b/>
         </w:rPr>
-        <w:t>Data Delivery</w:t>
-      </w:r>
-      <w:r>
-        <w:t>: The latest processed image of your products is made available through various access points:</w:t>
-      </w:r>
-    </w:p>
-    <w:p>
-      <w:pPr>
-        <w:pStyle w:val="ListBullet"/>
-      </w:pPr>
-      <w:r>
-        <w:t>For direct image retrieval.</w:t>
-      </w:r>
-    </w:p>
-    <w:p>
-      <w:pPr>
-        <w:pStyle w:val="ListBullet"/>
-      </w:pPr>
-      <w:r>
-        <w:t>For sending to external analysis systems.</w:t>
-      </w:r>
-    </w:p>
-    <w:p>
-      <w:pPr>
-        <w:pStyle w:val="ListBullet"/>
-      </w:pPr>
-      <w:r>
-        <w:t>For file-based AI analysis.</w:t>
-      </w:r>
-    </w:p>
-    <w:p>
-      <w:pPr>
-        <w:pStyle w:val="ListBullet"/>
-      </w:pPr>
-      <w:r>
-        <w:t>For live display in a browser or other applications.</w:t>
+        <w:t>Live Stream</w:t>
+      </w:r>
+      <w:r>
+        <w:t>: Check that WebSocket streaming is functional in the browser UI or via a WebSocket client.</w:t>
       </w:r>
     </w:p>
     <w:p>
@@ -380,75 +3244,32 @@
         <w:rPr>
           <w:b/>
         </w:rPr>
-        <w:t>Color Analysis (Optional)</w:t>
-      </w:r>
-      <w:r>
-        <w:t>: When active, the system analyzes and buffers color data for tracked objects, providing valuable production monitoring metrics.</w:t>
-      </w:r>
-    </w:p>
-    <w:p>
-      <w:r>
-        <w:t>---</w:t>
-      </w:r>
-    </w:p>
-    <w:p>
-      <w:pPr>
-        <w:pStyle w:val="Heading2"/>
-      </w:pPr>
-      <w:r>
-        <w:t>2. System Architecture</w:t>
-      </w:r>
-    </w:p>
-    <w:p>
-      <w:r>
-        <w:t>The Racer2 V3 system for BDF bakery automation is structured to ensure reliability and performance. It consists of interconnected components designed for efficiency and ease of management.</w:t>
-      </w:r>
-    </w:p>
-    <w:p>
-      <w:r>
-        <w:t>&lt;div align="center"&gt;</w:t>
-      </w:r>
-    </w:p>
-    <w:p>
-      <w:r>
-        <w:t>&lt;!-- Placeholder for a diagram illustrating the runtime layers and their interactions --&gt;</w:t>
-      </w:r>
-    </w:p>
-    <w:p>
-      <w:r>
-        <w:t>*Placeholder: Diagram of System Layers*</w:t>
-      </w:r>
-    </w:p>
-    <w:p>
-      <w:r>
-        <w:t>&lt;/div&gt;</w:t>
-      </w:r>
-    </w:p>
-    <w:p>
-      <w:pPr>
-        <w:pStyle w:val="Heading3"/>
-      </w:pPr>
-      <w:r>
-        <w:t>2.1 Operational Layers</w:t>
-      </w:r>
-    </w:p>
-    <w:p>
-      <w:r>
-        <w:t>The system is organized into three main layers, working together to deliver a comprehensive solution for BDF:</w:t>
-      </w:r>
-    </w:p>
-    <w:p>
-      <w:r>
-        <w:t xml:space="preserve">1.  </w:t>
+        <w:t>AI Status (if enabled)</w:t>
+      </w:r>
+      <w:r>
+        <w:t>: Wait for `ai.phase` to become `ready` in the `/status` response before testing AI-specific features.</w:t>
+      </w:r>
+    </w:p>
+    <w:p>
+      <w:r>
+        <w:t xml:space="preserve">7.  </w:t>
       </w:r>
       <w:r>
         <w:rPr>
           <w:b/>
         </w:rPr>
-        <w:t>Application Access Points</w:t>
-      </w:r>
-      <w:r>
-        <w:t>: These are the initial gateways to the system, launching the main monitoring application and, if needed, a dedicated camera service.</w:t>
+        <w:t>Remote Service Health (if used)</w:t>
+      </w:r>
+      <w:r>
+        <w:t>: If using remote mode, verify that the dedicated camera service on port `8001` also reports a healthy `/status`.</w:t>
+      </w:r>
+    </w:p>
+    <w:p>
+      <w:pPr>
+        <w:pStyle w:val="Heading3"/>
+      </w:pPr>
+      <w:r>
+        <w:t>5.5. Operational Notes for BDF</w:t>
       </w:r>
     </w:p>
     <w:p>
@@ -456,7 +3277,7 @@
         <w:pStyle w:val="ListBullet"/>
       </w:pPr>
       <w:r>
-        <w:t>The primary application, handling user interface, streaming, and AI tasks.</w:t>
+        <w:t>The system is designed to be resilient; it will remain online and provide diagnostic information even if there are initial camera startup issues.</w:t>
       </w:r>
     </w:p>
     <w:p>
@@ -464,21 +3285,53 @@
         <w:pStyle w:val="ListBullet"/>
       </w:pPr>
       <w:r>
-        <w:t>A separate camera service for direct hardware control, useful for remote deployments.</w:t>
-      </w:r>
-    </w:p>
-    <w:p>
-      <w:r>
-        <w:t xml:space="preserve">2.  </w:t>
-      </w:r>
+        <w:t>AI model initialization may take longer than the general server startup. This is normal, and `ai.phase` in the `/status` endpoint will show progress.</w:t>
+      </w:r>
+    </w:p>
+    <w:p>
+      <w:pPr>
+        <w:pStyle w:val="ListBullet"/>
+      </w:pPr>
+      <w:r>
+        <w:t>`POST /inference` requires direct access to image files on the machine where the main application is running.</w:t>
+      </w:r>
+    </w:p>
+    <w:p>
+      <w:r>
+        <w:t>---</w:t>
+      </w:r>
+    </w:p>
+    <w:p>
+      <w:pPr>
+        <w:pStyle w:val="Heading2"/>
+      </w:pPr>
+      <w:r>
+        <w:t>6. Troubleshooting</w:t>
+      </w:r>
+    </w:p>
+    <w:p>
+      <w:r>
+        <w:t>This section provides guidance for BDF operators on how to diagnose and resolve common issues with the Racer2 V3 Bakery Production Monitoring System.</w:t>
+      </w:r>
+    </w:p>
+    <w:p>
+      <w:pPr>
+        <w:pStyle w:val="Heading3"/>
+      </w:pPr>
+      <w:r>
+        <w:t>6.1. Server Starts But No Images Arrive</w:t>
+      </w:r>
+    </w:p>
+    <w:p>
+      <w:r/>
       <w:r>
         <w:rPr>
           <w:b/>
         </w:rPr>
-        <w:t>Core Services Layer</w:t>
-      </w:r>
-      <w:r>
-        <w:t>: This layer exposes the main functionalities, including the operator interface, live streaming, AI processing, and color analysis features.</w:t>
+        <w:t>Symptoms</w:t>
+      </w:r>
+      <w:r>
+        <w:t>:</w:t>
       </w:r>
     </w:p>
     <w:p>
@@ -486,7 +3339,7 @@
         <w:pStyle w:val="ListBullet"/>
       </w:pPr>
       <w:r>
-        <w:t>Manages the main web interface and core processing.</w:t>
+        <w:t>The monitoring interface is blank or static.</w:t>
       </w:r>
     </w:p>
     <w:p>
@@ -494,58 +3347,42 @@
         <w:pStyle w:val="ListBullet"/>
       </w:pPr>
       <w:r>
-        <w:t>Provides the camera-specific API when a dedicated camera service is used.</w:t>
-      </w:r>
-    </w:p>
-    <w:p>
-      <w:r>
-        <w:t xml:space="preserve">3.  </w:t>
-      </w:r>
+        <w:t>`GET /status` shows `camera.ready` as `false`.</w:t>
+      </w:r>
+    </w:p>
+    <w:p>
+      <w:pPr>
+        <w:pStyle w:val="ListBullet"/>
+      </w:pPr>
+      <w:r>
+        <w:t>The WebSocket stream receives text messages like `warming_up`.</w:t>
+      </w:r>
+    </w:p>
+    <w:p>
+      <w:r/>
       <w:r>
         <w:rPr>
           <w:b/>
         </w:rPr>
-        <w:t>Specialized Libraries Layer</w:t>
-      </w:r>
-      <w:r>
-        <w:t>: This layer contains the fundamental building blocks and specialized capabilities for vision, AI, and color analysis.</w:t>
+        <w:t>What to Check</w:t>
+      </w:r>
+      <w:r>
+        <w:t>:</w:t>
       </w:r>
     </w:p>
     <w:p>
       <w:pPr>
         <w:pStyle w:val="ListBullet"/>
       </w:pPr>
-      <w:r>
-        <w:t>Handles the Basler camera control and image stitching.</w:t>
-      </w:r>
-    </w:p>
-    <w:p>
-      <w:pPr>
-        <w:pStyle w:val="ListBullet"/>
-      </w:pPr>
-      <w:r>
-        <w:t>Contains the AI models and processing logic.</w:t>
-      </w:r>
-    </w:p>
-    <w:p>
-      <w:pPr>
-        <w:pStyle w:val="ListBullet"/>
-      </w:pPr>
-      <w:r>
-        <w:t>Manages color analysis and buffering.</w:t>
-      </w:r>
-    </w:p>
-    <w:p>
-      <w:pPr>
-        <w:pStyle w:val="Heading3"/>
-      </w:pPr>
-      <w:r>
-        <w:t>2.2 Camera Integration</w:t>
-      </w:r>
-    </w:p>
-    <w:p>
-      <w:r>
-        <w:t>The main BDF application intelligently builds its camera runtime to match your specific setup:</w:t>
+      <w:r/>
+      <w:r>
+        <w:rPr>
+          <w:b/>
+        </w:rPr>
+        <w:t>System Status</w:t>
+      </w:r>
+      <w:r>
+        <w:t>: Always start by checking `GET /status`.</w:t>
       </w:r>
     </w:p>
     <w:p>
@@ -568,7 +3405,7 @@
         <w:pStyle w:val="ListBullet"/>
       </w:pPr>
       <w:r>
-        <w:t>The system directly controls your Basler cameras within the main application.</w:t>
+        <w:t>Verify that Pylon software is correctly installed on the machine.</w:t>
       </w:r>
     </w:p>
     <w:p>
@@ -576,7 +3413,15 @@
         <w:pStyle w:val="ListBullet"/>
       </w:pPr>
       <w:r>
-        <w:t>Ideal when the main application computer is physically connected to the cameras.</w:t>
+        <w:t>Ensure both Basler cameras are physically connected and powered on.</w:t>
+      </w:r>
+    </w:p>
+    <w:p>
+      <w:pPr>
+        <w:pStyle w:val="ListBullet"/>
+      </w:pPr>
+      <w:r>
+        <w:t>Confirm that the application has the necessary permissions to access the cameras.</w:t>
       </w:r>
     </w:p>
     <w:p>
@@ -599,7 +3444,7 @@
         <w:pStyle w:val="ListBullet"/>
       </w:pPr>
       <w:r>
-        <w:t>The main application fetches images and alignment data from a separate camera service.</w:t>
+        <w:t>Check the `REMOTE_CAMERA_BASE_URL` setting for any typos.</w:t>
       </w:r>
     </w:p>
     <w:p>
@@ -607,7 +3452,15 @@
         <w:pStyle w:val="ListBullet"/>
       </w:pPr>
       <w:r>
-        <w:t>Perfect for setups where cameras need to be close to the hardware, while the main application runs on a different machine.</w:t>
+        <w:t>Verify that the dedicated camera service is running on the camera host (see Option 3 in Deployment).</w:t>
+      </w:r>
+    </w:p>
+    <w:p>
+      <w:pPr>
+        <w:pStyle w:val="ListBullet"/>
+      </w:pPr>
+      <w:r>
+        <w:t>Test `GET &lt;REMOTE_CAMERA_BASE_URL&gt;/capture` directly on the camera host to ensure it returns a JPEG image.</w:t>
       </w:r>
     </w:p>
     <w:p>
@@ -630,7 +3483,7 @@
         <w:pStyle w:val="ListBullet"/>
       </w:pPr>
       <w:r>
-        <w:t>Generates synthetic frames internally for development, testing, and UI validation without needing physical cameras.</w:t>
+        <w:t>Confirm that `CAMERA_MODE=emulated` is correctly set.</w:t>
       </w:r>
     </w:p>
     <w:p>
@@ -638,12 +3491,7 @@
         <w:pStyle w:val="ListBullet"/>
       </w:pPr>
       <w:r>
-        <w:t>Useful for BDF engineers to develop and test new features offline.</w:t>
-      </w:r>
-    </w:p>
-    <w:p>
-      <w:r>
-        <w:t>The dedicated camera service (if used) supports only `local` or `emulated` camera modes, focusing solely on image acquisition without AI processing.</w:t>
+        <w:t>If `EMULATED_CAMERA_IMAGE_PATH` is configured, ensure the specified image file exists and is readable.</w:t>
       </w:r>
     </w:p>
     <w:p>
@@ -651,257 +3499,177 @@
         <w:pStyle w:val="Heading3"/>
       </w:pPr>
       <w:r>
-        <w:t>2.3 Camera Vision Pipeline</w:t>
-      </w:r>
-    </w:p>
-    <w:p>
-      <w:r>
-        <w:t>The live image acquisition and stitching process is a critical part of Racer2 V3, ensuring high-quality visuals for BDF's production monitoring.</w:t>
-      </w:r>
-    </w:p>
-    <w:p>
-      <w:r>
-        <w:t>&lt;div align="center"&gt;</w:t>
-      </w:r>
-    </w:p>
-    <w:p>
-      <w:r>
-        <w:t>&lt;!-- Placeholder for a diagram illustrating the camera pipeline --&gt;</w:t>
-      </w:r>
-    </w:p>
-    <w:p>
-      <w:r>
-        <w:t>*Placeholder: Diagram of Camera Pipeline*</w:t>
-      </w:r>
-    </w:p>
-    <w:p>
-      <w:r>
-        <w:t>&lt;/div&gt;</w:t>
-      </w:r>
-    </w:p>
-    <w:p>
-      <w:r>
-        <w:t>High-level flow for BDF's product images:</w:t>
-      </w:r>
-    </w:p>
-    <w:p>
-      <w:r>
-        <w:t xml:space="preserve">1.  </w:t>
-      </w:r>
+        <w:t>6.2. Camera Busy Or Unavailable</w:t>
+      </w:r>
+    </w:p>
+    <w:p>
+      <w:r/>
       <w:r>
         <w:rPr>
           <w:b/>
         </w:rPr>
-        <w:t>Camera Discovery</w:t>
-      </w:r>
-      <w:r>
-        <w:t>: Identifies available Basler cameras on your production line.</w:t>
-      </w:r>
-    </w:p>
-    <w:p>
-      <w:r>
-        <w:t xml:space="preserve">2.  </w:t>
-      </w:r>
+        <w:t>Symptoms</w:t>
+      </w:r>
+      <w:r>
+        <w:t>:</w:t>
+      </w:r>
+    </w:p>
+    <w:p>
+      <w:pPr>
+        <w:pStyle w:val="ListBullet"/>
+      </w:pPr>
+      <w:r>
+        <w:t>`GET /status` reports that the camera is not ready.</w:t>
+      </w:r>
+    </w:p>
+    <w:p>
+      <w:pPr>
+        <w:pStyle w:val="ListBullet"/>
+      </w:pPr>
+      <w:r>
+        <w:t>System logs mention camera initialization failures or hardware being busy.</w:t>
+      </w:r>
+    </w:p>
+    <w:p>
+      <w:r/>
       <w:r>
         <w:rPr>
           <w:b/>
         </w:rPr>
-        <w:t>Camera Verification</w:t>
-      </w:r>
-      <w:r>
-        <w:t>: Ensures the required number of cameras are connected and ready.</w:t>
-      </w:r>
-    </w:p>
-    <w:p>
-      <w:r>
-        <w:t xml:space="preserve">3.  </w:t>
-      </w:r>
+        <w:t>What to Check</w:t>
+      </w:r>
+      <w:r>
+        <w:t>:</w:t>
+      </w:r>
+    </w:p>
+    <w:p>
+      <w:pPr>
+        <w:pStyle w:val="ListBullet"/>
+      </w:pPr>
+      <w:r/>
       <w:r>
         <w:rPr>
           <w:b/>
         </w:rPr>
-        <w:t>Camera Configuration</w:t>
-      </w:r>
-      <w:r>
-        <w:t>: Sets up camera triggers, pixel formats, and optional white balance, unless external Pylon configurations are specified.</w:t>
-      </w:r>
-    </w:p>
-    <w:p>
-      <w:r>
-        <w:t xml:space="preserve">4.  </w:t>
-      </w:r>
+        <w:t>Close Other Applications</w:t>
+      </w:r>
+      <w:r>
+        <w:t>: Ensure no other programs, such as Pylon Viewer, are currently using the cameras.</w:t>
+      </w:r>
+    </w:p>
+    <w:p>
+      <w:pPr>
+        <w:pStyle w:val="ListBullet"/>
+      </w:pPr>
+      <w:r/>
       <w:r>
         <w:rPr>
           <w:b/>
         </w:rPr>
-        <w:t>Strip Acquisition</w:t>
-      </w:r>
-      <w:r>
-        <w:t>: Captures multiple "strips" (thin slices) of your product from each camera.</w:t>
-      </w:r>
-    </w:p>
-    <w:p>
-      <w:r>
-        <w:t xml:space="preserve">5.  </w:t>
-      </w:r>
+        <w:t>Previous Instances</w:t>
+      </w:r>
+      <w:r>
+        <w:t>: Confirm that no older versions or duplicate copies of the Racer2 V3 service are still running in the background.</w:t>
+      </w:r>
+    </w:p>
+    <w:p>
+      <w:pPr>
+        <w:pStyle w:val="ListBullet"/>
+      </w:pPr>
+      <w:r/>
       <w:r>
         <w:rPr>
           <w:b/>
         </w:rPr>
-        <w:t>Vertical Stacking</w:t>
-      </w:r>
-      <w:r>
-        <w:t>: Stacks these strips vertically for each camera to form a complete product view.</w:t>
-      </w:r>
-    </w:p>
-    <w:p>
-      <w:r>
-        <w:t xml:space="preserve">6.  </w:t>
-      </w:r>
+        <w:t>Restart Host</w:t>
+      </w:r>
+      <w:r>
+        <w:t>: If the camera driver appears unresponsive, try restarting the camera host machine.</w:t>
+      </w:r>
+    </w:p>
+    <w:p>
+      <w:pPr>
+        <w:pStyle w:val="Heading3"/>
+      </w:pPr>
+      <w:r>
+        <w:t>6.3. Remote Camera Mode Does Not Update Images</w:t>
+      </w:r>
+    </w:p>
+    <w:p>
+      <w:r/>
       <w:r>
         <w:rPr>
           <w:b/>
         </w:rPr>
-        <w:t>Offset Adjustment</w:t>
-      </w:r>
-      <w:r>
-        <w:t>: Applies horizontal and vertical adjustments for precise alignment.</w:t>
-      </w:r>
-    </w:p>
-    <w:p>
-      <w:r>
-        <w:t xml:space="preserve">7.  </w:t>
-      </w:r>
+        <w:t>Symptoms</w:t>
+      </w:r>
+      <w:r>
+        <w:t>:</w:t>
+      </w:r>
+    </w:p>
+    <w:p>
+      <w:pPr>
+        <w:pStyle w:val="ListBullet"/>
+      </w:pPr>
+      <w:r>
+        <w:t>Images from the remote camera service are not refreshing or are outdated.</w:t>
+      </w:r>
+    </w:p>
+    <w:p>
+      <w:r/>
       <w:r>
         <w:rPr>
           <w:b/>
         </w:rPr>
-        <w:t>Image Stitching</w:t>
-      </w:r>
-      <w:r>
-        <w:t>: Combines the outputs from multiple cameras into one seamless, wide image of your product.</w:t>
-      </w:r>
-    </w:p>
-    <w:p>
-      <w:r>
-        <w:t xml:space="preserve">8.  </w:t>
-      </w:r>
+        <w:t>What to Check</w:t>
+      </w:r>
+      <w:r>
+        <w:t>:</w:t>
+      </w:r>
+    </w:p>
+    <w:p>
+      <w:pPr>
+        <w:pStyle w:val="ListBullet"/>
+      </w:pPr>
+      <w:r/>
       <w:r>
         <w:rPr>
           <w:b/>
         </w:rPr>
-        <w:t>Color Conversion</w:t>
-      </w:r>
-      <w:r>
-        <w:t>: Converts the image to a standard BGR format if the original camera output requires it.</w:t>
-      </w:r>
-    </w:p>
-    <w:p>
-      <w:r>
-        <w:t xml:space="preserve">9.  </w:t>
-      </w:r>
+        <w:t>URL Accuracy</w:t>
+      </w:r>
+      <w:r>
+        <w:t>: Double-check `REMOTE_CAMERA_BASE_URL` for any typos.</w:t>
+      </w:r>
+    </w:p>
+    <w:p>
+      <w:pPr>
+        <w:pStyle w:val="ListBullet"/>
+      </w:pPr>
+      <w:r/>
       <w:r>
         <w:rPr>
           <w:b/>
         </w:rPr>
-        <w:t>Image Processing</w:t>
-      </w:r>
-      <w:r>
-        <w:t>: Resizes and encodes the final image into a JPEG format.</w:t>
-      </w:r>
-    </w:p>
-    <w:p>
-      <w:r>
-        <w:t xml:space="preserve">10. </w:t>
-      </w:r>
+        <w:t>Port Access</w:t>
+      </w:r>
+      <w:r>
+        <w:t>: Verify that port `8001` on the camera host is accessible from the main application's machine (e.g., not blocked by a firewall).</w:t>
+      </w:r>
+    </w:p>
+    <w:p>
+      <w:pPr>
+        <w:pStyle w:val="ListBullet"/>
+      </w:pPr>
+      <w:r/>
       <w:r>
         <w:rPr>
           <w:b/>
         </w:rPr>
-        <w:t>Caching</w:t>
-      </w:r>
-      <w:r>
-        <w:t>: Stores the latest JPEG image for quick access by monitoring screens and other applications.</w:t>
-      </w:r>
-    </w:p>
-    <w:p>
-      <w:r>
-        <w:t>Operational adjustments to camera alignment can be managed through dedicated system controls.</w:t>
-      </w:r>
-    </w:p>
-    <w:p>
-      <w:pPr>
-        <w:pStyle w:val="Heading3"/>
-      </w:pPr>
-      <w:r>
-        <w:t>2.4 Remote Camera Operation</w:t>
-      </w:r>
-    </w:p>
-    <w:p>
-      <w:r>
-        <w:t>For BDF setups that benefit from separating camera hardware from the main application, the `remote` camera mode continuously retrieves necessary data from the dedicated camera service. This allows:</w:t>
-      </w:r>
-    </w:p>
-    <w:p>
-      <w:pPr>
-        <w:pStyle w:val="ListBullet"/>
-      </w:pPr>
-      <w:r>
-        <w:t>The camera host to maintain direct, low-latency access to the Basler hardware.</w:t>
-      </w:r>
-    </w:p>
-    <w:p>
-      <w:pPr>
-        <w:pStyle w:val="ListBullet"/>
-      </w:pPr>
-      <w:r>
-        <w:t>The main BDF application to consume processed frames over your network.</w:t>
-      </w:r>
-    </w:p>
-    <w:p>
-      <w:pPr>
-        <w:pStyle w:val="ListBullet"/>
-      </w:pPr>
-      <w:r>
-        <w:t>The web interface and AI stack to be deployed independently, optimizing resource allocation.</w:t>
-      </w:r>
-    </w:p>
-    <w:p>
-      <w:pPr>
-        <w:pStyle w:val="Heading3"/>
-      </w:pPr>
-      <w:r>
-        <w:t>2.5 AI Inspection Pipeline (Optional)</w:t>
-      </w:r>
-    </w:p>
-    <w:p>
-      <w:r>
-        <w:t>The AI pipeline is at the heart of Racer2 V3's advanced inspection capabilities for BDF, automating quality checks and providing valuable data.</w:t>
-      </w:r>
-    </w:p>
-    <w:p>
-      <w:r>
-        <w:t>&lt;div align="center"&gt;</w:t>
-      </w:r>
-    </w:p>
-    <w:p>
-      <w:r>
-        <w:t>&lt;!-- Placeholder for a diagram illustrating the AI pipeline --&gt;</w:t>
-      </w:r>
-    </w:p>
-    <w:p>
-      <w:r>
-        <w:t>*Placeholder: Diagram of AI Pipeline*</w:t>
-      </w:r>
-    </w:p>
-    <w:p>
-      <w:r>
-        <w:t>&lt;/div&gt;</w:t>
-      </w:r>
-    </w:p>
-    <w:p>
-      <w:r>
-        <w:t>The selected AI model is configured to best suit your inspection needs:</w:t>
+        <w:t>Remote Status</w:t>
+      </w:r>
+      <w:r>
+        <w:t>: Confirm that `GET &lt;REMOTE_CAMERA_BASE_URL&gt;/status` returns a `200` response from the camera host.</w:t>
       </w:r>
     </w:p>
     <w:p>
@@ -913,10 +3681,10 @@
         <w:rPr>
           <w:b/>
         </w:rPr>
-        <w:t>RF-DETR</w:t>
-      </w:r>
-      <w:r>
-        <w:t>: Utilizes advanced detection and tracking for precise product anomaly identification.</w:t>
+        <w:t>Network Reachability</w:t>
+      </w:r>
+      <w:r>
+        <w:t>: Ensure the main application can establish a network connection to the camera host.</w:t>
       </w:r>
     </w:p>
     <w:p>
@@ -928,85 +3696,148 @@
         <w:rPr>
           <w:b/>
         </w:rPr>
-        <w:t>YOLO with SORT</w:t>
-      </w:r>
-      <w:r>
-        <w:t>: A robust combination for general object detection and continuous tracking of products or features.</w:t>
-      </w:r>
-    </w:p>
-    <w:p>
-      <w:r>
-        <w:t>Key operational aspects:</w:t>
+        <w:t>Common Causes</w:t>
+      </w:r>
+      <w:r>
+        <w:t>:</w:t>
       </w:r>
     </w:p>
     <w:p>
       <w:pPr>
         <w:pStyle w:val="ListBullet"/>
       </w:pPr>
+      <w:r>
+        <w:t>Docker container network issues preventing access to the host URL.</w:t>
+      </w:r>
+    </w:p>
+    <w:p>
+      <w:pPr>
+        <w:pStyle w:val="ListBullet"/>
+      </w:pPr>
+      <w:r>
+        <w:t>Windows firewall blocking the camera service on the camera host.</w:t>
+      </w:r>
+    </w:p>
+    <w:p>
+      <w:pPr>
+        <w:pStyle w:val="ListBullet"/>
+      </w:pPr>
+      <w:r>
+        <w:t>The camera service is running, but `GET /capture` on the camera host is failing.</w:t>
+      </w:r>
+    </w:p>
+    <w:p>
+      <w:pPr>
+        <w:pStyle w:val="Heading3"/>
+      </w:pPr>
+      <w:r>
+        <w:t>6.4. WebSocket Stream Shows Text Instead Of Images</w:t>
+      </w:r>
+    </w:p>
+    <w:p>
       <w:r/>
       <w:r>
         <w:rPr>
           <w:b/>
         </w:rPr>
-        <w:t>Asynchronous AI Startup</w:t>
-      </w:r>
-      <w:r>
-        <w:t>: AI initialization runs in the background, ensuring the main application starts quickly and doesn't delay production monitoring.</w:t>
+        <w:t>Symptoms</w:t>
+      </w:r>
+      <w:r>
+        <w:t>:</w:t>
       </w:r>
     </w:p>
     <w:p>
       <w:pPr>
         <w:pStyle w:val="ListBullet"/>
       </w:pPr>
+      <w:r>
+        <w:t>The live stream displays messages like `warming_up` or error text instead of bakery product images.</w:t>
+      </w:r>
+    </w:p>
+    <w:p>
       <w:r/>
       <w:r>
         <w:rPr>
           <w:b/>
         </w:rPr>
-        <w:t>Status Monitoring</w:t>
-      </w:r>
-      <w:r>
-        <w:t>: The system status reports AI checkpoint progress, allowing BDF operators to know when AI is fully operational.</w:t>
+        <w:t>Explanation</w:t>
+      </w:r>
+      <w:r>
+        <w:t>:</w:t>
+      </w:r>
+    </w:p>
+    <w:p>
+      <w:r>
+        <w:t>This behavior is normal and expected when:</w:t>
       </w:r>
     </w:p>
     <w:p>
       <w:pPr>
         <w:pStyle w:val="ListBullet"/>
       </w:pPr>
+      <w:r>
+        <w:t>The camera system is still starting up or warming up.</w:t>
+      </w:r>
+    </w:p>
+    <w:p>
+      <w:pPr>
+        <w:pStyle w:val="ListBullet"/>
+      </w:pPr>
+      <w:r>
+        <w:t>Camera initialization has failed.</w:t>
+      </w:r>
+    </w:p>
+    <w:p>
+      <w:pPr>
+        <w:pStyle w:val="ListBullet"/>
+      </w:pPr>
+      <w:r>
+        <w:t>In remote mode, the system has not yet successfully retrieved a valid image frame from the camera service.</w:t>
+      </w:r>
+    </w:p>
+    <w:p>
+      <w:r>
+        <w:t>The text messages provide status updates to the operator.</w:t>
+      </w:r>
+    </w:p>
+    <w:p>
+      <w:pPr>
+        <w:pStyle w:val="Heading3"/>
+      </w:pPr>
+      <w:r>
+        <w:t>6.5. AI Never Becomes Ready</w:t>
+      </w:r>
+    </w:p>
+    <w:p>
       <w:r/>
       <w:r>
         <w:rPr>
           <w:b/>
         </w:rPr>
-        <w:t>Graceful Operation</w:t>
-      </w:r>
-      <w:r>
-        <w:t>: Until AI is ready, the live stream will show raw frames, transitioning seamlessly once AI processing begins.</w:t>
+        <w:t>Symptoms</w:t>
+      </w:r>
+      <w:r>
+        <w:t>:</w:t>
       </w:r>
     </w:p>
     <w:p>
       <w:pPr>
         <w:pStyle w:val="ListBullet"/>
       </w:pPr>
+      <w:r>
+        <w:t>`GET /status` shows `ai.phase` as `pending` or `active` for a prolonged period, but never `ready`.</w:t>
+      </w:r>
+    </w:p>
+    <w:p>
       <w:r/>
       <w:r>
         <w:rPr>
           <w:b/>
         </w:rPr>
-        <w:t>Offline Analysis</w:t>
-      </w:r>
-      <w:r>
-        <w:t>: A dedicated function supports inference on images stored on disk, useful for post-production analysis or re-evaluation.</w:t>
-      </w:r>
-    </w:p>
-    <w:p>
-      <w:r>
-        <w:t>#### 2.5.1 Color Analysis</w:t>
-      </w:r>
-    </w:p>
-    <w:p>
-      <w:r>
-        <w:t>Integrated within the AI pipeline is a sophisticated `ColorBuffer` that stores recent color history of tracked products or features. This feature provides BDF with:</w:t>
+        <w:t>What to Check</w:t>
+      </w:r>
+      <w:r>
+        <w:t>:</w:t>
       </w:r>
     </w:p>
     <w:p>
@@ -1018,10 +3849,10 @@
         <w:rPr>
           <w:b/>
         </w:rPr>
-        <w:t>Real-time Color Samples</w:t>
-      </w:r>
-      <w:r>
-        <w:t>: Latest color state for each identified object.</w:t>
+        <w:t>System Status</w:t>
+      </w:r>
+      <w:r>
+        <w:t>: Check `GET /status` for detailed AI checkpoint progress and error messages.</w:t>
       </w:r>
     </w:p>
     <w:p>
@@ -1033,10 +3864,10 @@
         <w:rPr>
           <w:b/>
         </w:rPr>
-        <w:t>Rolling History</w:t>
-      </w:r>
-      <w:r>
-        <w:t>: Historical color data for trend analysis and consistency monitoring.</w:t>
+        <w:t>Credentials</w:t>
+      </w:r>
+      <w:r>
+        <w:t>: Verify that `.env` contains valid Roboflow API keys (`ROBOFLOW_API_KEY`) and RF-DETR model IDs (`RFDETR_MODEL_ID`) if applicable.</w:t>
       </w:r>
     </w:p>
     <w:p>
@@ -1048,10 +3879,10 @@
         <w:rPr>
           <w:b/>
         </w:rPr>
-        <w:t>Data Export</w:t>
-      </w:r>
-      <w:r>
-        <w:t>: Ability to export color data in CSV format for reporting.</w:t>
+        <w:t>Model Selection</w:t>
+      </w:r>
+      <w:r>
+        <w:t>: Confirm that the `AI_MODEL_NAME` in your configuration is set to the intended model (e.g., `rfdetr` or another value for YOLO/SORT).</w:t>
       </w:r>
     </w:p>
     <w:p>
@@ -1063,10 +3894,10 @@
         <w:rPr>
           <w:b/>
         </w:rPr>
-        <w:t>Production-Ready Output</w:t>
-      </w:r>
-      <w:r>
-        <w:t>: Structured color analysis data formatted for downstream consumption and integration into BDF's existing systems.</w:t>
+        <w:t>Local Environment</w:t>
+      </w:r>
+      <w:r>
+        <w:t>: Ensure the local runtime environment (drivers, hardware) is compatible with the selected AI model.</w:t>
       </w:r>
     </w:p>
     <w:p>
@@ -1074,42 +3905,39 @@
         <w:pStyle w:val="Heading3"/>
       </w:pPr>
       <w:r>
-        <w:t>2.6 Data Access for BDF Operators</w:t>
-      </w:r>
-    </w:p>
-    <w:p>
-      <w:r>
-        <w:t>The latest processed frame of your products is readily available for various BDF operational needs:</w:t>
-      </w:r>
-    </w:p>
-    <w:p>
-      <w:pPr>
-        <w:pStyle w:val="ListBullet"/>
-      </w:pPr>
+        <w:t>6.6. `POST /inference` Returns 404</w:t>
+      </w:r>
+    </w:p>
+    <w:p>
       <w:r/>
       <w:r>
         <w:rPr>
           <w:b/>
         </w:rPr>
-        <w:t>Direct Image Retrieval</w:t>
-      </w:r>
-      <w:r>
-        <w:t>: For individual frame inspection.</w:t>
+        <w:t>Symptoms</w:t>
+      </w:r>
+      <w:r>
+        <w:t>:</w:t>
       </w:r>
     </w:p>
     <w:p>
       <w:pPr>
         <w:pStyle w:val="ListBullet"/>
       </w:pPr>
+      <w:r>
+        <w:t>When attempting to run local AI analysis on an image, the API returns a `404 Not Found` error.</w:t>
+      </w:r>
+    </w:p>
+    <w:p>
       <w:r/>
       <w:r>
         <w:rPr>
           <w:b/>
         </w:rPr>
-        <w:t>External Analysis</w:t>
-      </w:r>
-      <w:r>
-        <w:t>: For forwarding to other processing services.</w:t>
+        <w:t>What to Check</w:t>
+      </w:r>
+      <w:r>
+        <w:t>:</w:t>
       </w:r>
     </w:p>
     <w:p>
@@ -1121,10 +3949,10 @@
         <w:rPr>
           <w:b/>
         </w:rPr>
-        <w:t>File-Based Inference</w:t>
-      </w:r>
-      <w:r>
-        <w:t>: For local AI analysis of specific images.</w:t>
+        <w:t>Source Directory</w:t>
+      </w:r>
+      <w:r>
+        <w:t>: Verify that `SrcDir` in your request points to a valid and accessible directory on the machine running the main application.</w:t>
       </w:r>
     </w:p>
     <w:p>
@@ -1136,10 +3964,10 @@
         <w:rPr>
           <w:b/>
         </w:rPr>
-        <w:t>Live Monitoring</w:t>
-      </w:r>
-      <w:r>
-        <w:t>: Through the WebSocket stream for continuous visual feedback.</w:t>
+        <w:t>Image Name</w:t>
+      </w:r>
+      <w:r>
+        <w:t>: Ensure `ImageName` is spelled correctly and the file actually exists within `SrcDir`.</w:t>
       </w:r>
     </w:p>
     <w:p>
@@ -1151,109 +3979,42 @@
         <w:rPr>
           <w:b/>
         </w:rPr>
-        <w:t>Browser Interface</w:t>
-      </w:r>
-      <w:r>
-        <w:t>: Directly accessible via the user-friendly web interface.</w:t>
-      </w:r>
-    </w:p>
-    <w:p>
-      <w:r>
-        <w:t>---</w:t>
-      </w:r>
-    </w:p>
-    <w:p>
-      <w:pPr>
-        <w:pStyle w:val="Heading2"/>
-      </w:pPr>
-      <w:r>
-        <w:t>3. Configuration</w:t>
-      </w:r>
-    </w:p>
-    <w:p>
-      <w:r>
-        <w:t>To ensure Racer2 V3 operates perfectly within your BDF bakery environment, the system relies on specific configuration settings. These settings are designed to be flexible, allowing you to tailor the system to your exact production monitoring and automation requirements.</w:t>
-      </w:r>
-    </w:p>
-    <w:p>
-      <w:pPr>
-        <w:pStyle w:val="Heading3"/>
-      </w:pPr>
-      <w:r>
-        <w:t>3.1 Configuration Sources</w:t>
-      </w:r>
-    </w:p>
-    <w:p>
-      <w:r>
-        <w:t>The project uses two primary methods for managing settings:</w:t>
-      </w:r>
-    </w:p>
-    <w:p>
-      <w:pPr>
-        <w:pStyle w:val="ListBullet"/>
-      </w:pPr>
+        <w:t>Combined Path</w:t>
+      </w:r>
+      <w:r>
+        <w:t>: Confirm that the full path `SrcDir/ImageName` leads to an existing file.</w:t>
+      </w:r>
+    </w:p>
+    <w:p>
       <w:r/>
       <w:r>
         <w:rPr>
           <w:b/>
         </w:rPr>
-        <w:t>Operational Settings</w:t>
-      </w:r>
-      <w:r>
-        <w:t>: Non-sensitive runtime parameters that define how the system behaves (e.g., camera mode, AI model). These are typically stored in a `settings.json` file.</w:t>
-      </w:r>
-    </w:p>
-    <w:p>
-      <w:pPr>
-        <w:pStyle w:val="ListBullet"/>
-      </w:pPr>
+        <w:t>Important Note</w:t>
+      </w:r>
+      <w:r>
+        <w:t>: This endpoint reads image files directly from the local disk of the machine running the main application; it cannot fetch images from remote network locations.</w:t>
+      </w:r>
+    </w:p>
+    <w:p>
+      <w:pPr>
+        <w:pStyle w:val="Heading3"/>
+      </w:pPr>
+      <w:r>
+        <w:t>6.7. Color Endpoints Return Empty Data</w:t>
+      </w:r>
+    </w:p>
+    <w:p>
       <w:r/>
       <w:r>
         <w:rPr>
           <w:b/>
         </w:rPr>
-        <w:t>Security Credentials</w:t>
-      </w:r>
-      <w:r>
-        <w:t>: Sensitive information like API keys for AI services. These are kept secure in `.env` files.</w:t>
-      </w:r>
-    </w:p>
-    <w:p>
-      <w:pPr>
-        <w:pStyle w:val="Heading3"/>
-      </w:pPr>
-      <w:r>
-        <w:t>3.2 Loading Priority</w:t>
-      </w:r>
-    </w:p>
-    <w:p>
-      <w:r>
-        <w:t>Configuration values are loaded in a specific order, with later sources overriding earlier ones:</w:t>
-      </w:r>
-    </w:p>
-    <w:p>
-      <w:r>
-        <w:t>1.  Initial values from a base `.env` file.</w:t>
-      </w:r>
-    </w:p>
-    <w:p>
-      <w:r>
-        <w:t>2.  Any specific environment file (e.g., for debug mode) overrides the base `.env`.</w:t>
-      </w:r>
-    </w:p>
-    <w:p>
-      <w:r>
-        <w:t>3.  `settings.json` is applied, providing default or profile-specific operational settings.</w:t>
-      </w:r>
-    </w:p>
-    <w:p>
-      <w:r>
-        <w:t>4.  Crucially, any environment variable explicitly set in your operating system will override values from both `.env` files and `settings.json`.</w:t>
-      </w:r>
-    </w:p>
-    <w:p>
-      <w:r>
-        <w:t>In practice for BDF:</w:t>
+        <w:t>Symptoms</w:t>
+      </w:r>
+      <w:r>
+        <w:t>:</w:t>
       </w:r>
     </w:p>
     <w:p>
@@ -1261,355 +4022,19 @@
         <w:pStyle w:val="ListBullet"/>
       </w:pPr>
       <w:r>
-        <w:t>Sensitive credentials should reside in `.env` for security.</w:t>
-      </w:r>
-    </w:p>
-    <w:p>
-      <w:pPr>
-        <w:pStyle w:val="ListBullet"/>
-      </w:pPr>
-      <w:r>
-        <w:t>Operational choices (like camera mode) can be managed in `settings.json` or overridden by environment variables for quick adjustments.</w:t>
-      </w:r>
-    </w:p>
-    <w:p>
-      <w:pPr>
-        <w:pStyle w:val="Heading3"/>
-      </w:pPr>
-      <w:r>
-        <w:t>3.3 Key Operational Settings (`settings.json`)</w:t>
-      </w:r>
-    </w:p>
-    <w:p>
-      <w:r>
-        <w:t>The `settings.json` file supports different profiles (`production`, `debug`, `docker`) to suit various BDF deployment scenarios. Here are some key settings relevant to your operations:</w:t>
-      </w:r>
-    </w:p>
-    <w:p>
-      <w:r>
-        <w:t>#### Stream Settings</w:t>
-      </w:r>
-    </w:p>
-    <w:p>
-      <w:pPr>
-        <w:pStyle w:val="ListBullet"/>
-      </w:pPr>
-      <w:r>
-        <w:t>`STREAM_DELAY_S`: Controls the delay between sending frames via the live stream, allowing BDF operators to adjust stream responsiveness.</w:t>
-      </w:r>
-    </w:p>
-    <w:p>
-      <w:r>
-        <w:t>#### External Inference (if used)</w:t>
-      </w:r>
-    </w:p>
-    <w:p>
-      <w:pPr>
-        <w:pStyle w:val="ListBullet"/>
-      </w:pPr>
-      <w:r>
-        <w:t>`INFERENCE_URL`: The network address of an external AI analysis service, if BDF uses one.</w:t>
-      </w:r>
-    </w:p>
-    <w:p>
-      <w:r>
-        <w:t>#### Camera Runtime Configuration</w:t>
-      </w:r>
-    </w:p>
-    <w:p>
-      <w:r>
-        <w:t>These settings dictate how Racer2 V3 interacts with your BDF production line cameras:</w:t>
-      </w:r>
-    </w:p>
-    <w:p>
-      <w:pPr>
-        <w:pStyle w:val="ListBullet"/>
-      </w:pPr>
-      <w:r>
-        <w:t>`CAMERA_MODE`:</w:t>
-      </w:r>
-    </w:p>
-    <w:p>
-      <w:pPr>
-        <w:pStyle w:val="ListBullet"/>
-      </w:pPr>
-      <w:r>
-        <w:t>`local`: The main application directly controls the Basler cameras. Ideal for a single, integrated BDF setup.</w:t>
-      </w:r>
-    </w:p>
-    <w:p>
-      <w:pPr>
-        <w:pStyle w:val="ListBullet"/>
-      </w:pPr>
-      <w:r>
-        <w:t>`remote`: The main application polls a separate camera service. Useful for distributed BDF setups.</w:t>
-      </w:r>
-    </w:p>
-    <w:p>
-      <w:pPr>
-        <w:pStyle w:val="ListBullet"/>
-      </w:pPr>
-      <w:r>
-        <w:t>`emulated`: Generates synthetic frames for testing and development without needing physical cameras.</w:t>
-      </w:r>
-    </w:p>
-    <w:p>
-      <w:pPr>
-        <w:pStyle w:val="ListBullet"/>
-      </w:pPr>
-      <w:r>
-        <w:t>`CAMERA_WHITE_BALANCE`: Enables automatic one-shot white balance for consistent color representation of BDF products.</w:t>
-      </w:r>
-    </w:p>
-    <w:p>
-      <w:pPr>
-        <w:pStyle w:val="ListBullet"/>
-      </w:pPr>
-      <w:r>
-        <w:t>`CAMERA_TRIGGER_SOURCE`, `CAMERA_TRIGGER_ACTIVATION`, `CAMERA_TRIGGER_SELECTOR`, `CAMERA_TRIGGER_MODE`: These advanced settings control how your cameras are triggered to capture images. For most BDF operations, the defaults are suitable.</w:t>
-      </w:r>
-    </w:p>
-    <w:p>
-      <w:pPr>
-        <w:pStyle w:val="ListBullet"/>
-      </w:pPr>
-      <w:r>
-        <w:t>`CAMERA_PIXEL_FORMAT`: Defines how the camera images are interpreted for accurate color processing (e.g., `BGR8` for direct OpenCV compatibility, or `YCbCr422_8` for conversion).</w:t>
-      </w:r>
-    </w:p>
-    <w:p>
-      <w:pPr>
-        <w:pStyle w:val="ListBullet"/>
-      </w:pPr>
-      <w:r>
-        <w:t>`CAMERA_CONFIG_BY_PYLON`: When `true`, the system defers camera configuration to external Pylon software, allowing BDF specialists to manage camera settings independently.</w:t>
-      </w:r>
-    </w:p>
-    <w:p>
-      <w:pPr>
-        <w:pStyle w:val="ListBullet"/>
-      </w:pPr>
-      <w:r>
-        <w:t>`REMOTE_CAMERA_BASE_URL`: The address of the dedicated camera service when `CAMERA_MODE` is `remote`.</w:t>
-      </w:r>
-    </w:p>
-    <w:p>
-      <w:pPr>
-        <w:pStyle w:val="ListBullet"/>
-      </w:pPr>
-      <w:r>
-        <w:t>`EMULATED_CAMERA_WIDTH`, `EMULATED_CAMERA_HEIGHT`, `EMULATED_CAMERA_FPS`: Define characteristics of generated frames in `emulated` mode.</w:t>
-      </w:r>
-    </w:p>
-    <w:p>
-      <w:pPr>
-        <w:pStyle w:val="ListBullet"/>
-      </w:pPr>
-      <w:r>
-        <w:t>`EMULATED_CAMERA_IMAGE_PATH`: An optional file path for a specific image to be used as a source in `emulated` mode.</w:t>
-      </w:r>
-    </w:p>
-    <w:p>
-      <w:r>
-        <w:t>#### AI Runtime Configuration (Optional)</w:t>
-      </w:r>
-    </w:p>
-    <w:p>
-      <w:r>
-        <w:t>These settings control the AI inspection capabilities for BDF:</w:t>
-      </w:r>
-    </w:p>
-    <w:p>
-      <w:pPr>
-        <w:pStyle w:val="ListBullet"/>
-      </w:pPr>
-      <w:r>
-        <w:t>`DETECTION_AND_TRACK`: Enables or disables AI object detection and tracking.</w:t>
-      </w:r>
-    </w:p>
-    <w:p>
-      <w:pPr>
-        <w:pStyle w:val="ListBullet"/>
-      </w:pPr>
-      <w:r>
-        <w:t>`AI_MODEL_NAME`: Selects the AI model (e.g., `rfdetr` for advanced detection, or another value for YOLO-based detection).</w:t>
-      </w:r>
-    </w:p>
-    <w:p>
-      <w:pPr>
-        <w:pStyle w:val="ListBullet"/>
-      </w:pPr>
-      <w:r>
-        <w:t>Other `YOLO_MODEL_PATH`, `RFDETR_CONF_THRESH`, `CORE_MODEL_SAM_ENABLED` settings fine-tune specific AI model behaviors.</w:t>
-      </w:r>
-    </w:p>
-    <w:p>
-      <w:pPr>
-        <w:pStyle w:val="Heading3"/>
-      </w:pPr>
-      <w:r>
-        <w:t>3.4 Security Credentials (`.env` Files)</w:t>
-      </w:r>
-    </w:p>
-    <w:p>
-      <w:r>
-        <w:t>The `.env` files are used to store sensitive information specific to your BDF environment, such as API keys for external services.</w:t>
-      </w:r>
-    </w:p>
-    <w:p>
-      <w:r>
-        <w:t>Example `env` file snippet:</w:t>
-      </w:r>
-    </w:p>
-    <w:p>
-      <w:r>
-        <w:t>```env</w:t>
-      </w:r>
-    </w:p>
-    <w:p>
-      <w:r>
-        <w:t>INFERENCE_API_HEADER=X-API-Key</w:t>
-      </w:r>
-    </w:p>
-    <w:p>
-      <w:r>
-        <w:t>INFERENCE_API_KEY=your-api-key-here</w:t>
-      </w:r>
-    </w:p>
-    <w:p>
-      <w:r>
-        <w:t>RFDETR_MODEL_ID=your-project/your-version</w:t>
-      </w:r>
-    </w:p>
-    <w:p>
-      <w:r>
-        <w:t>ROBOFLOW_API_KEY=your-roboflow-api-key</w:t>
-      </w:r>
-    </w:p>
-    <w:p>
-      <w:r>
-        <w:t>```</w:t>
-      </w:r>
-    </w:p>
-    <w:p>
-      <w:pPr>
-        <w:pStyle w:val="Heading3"/>
-      </w:pPr>
-      <w:r>
-        <w:t>3.5 Camera Library Configuration</w:t>
-      </w:r>
-    </w:p>
-    <w:p>
-      <w:r>
-        <w:t>The underlying camera library has its own detailed configuration. Most fields are set automatically by the application based on your `CAMERA_*` settings. Key fields influencing BDF's operation include:</w:t>
-      </w:r>
-    </w:p>
-    <w:p>
-      <w:pPr>
-        <w:pStyle w:val="ListBullet"/>
-      </w:pPr>
-      <w:r>
-        <w:t>`num_cameras`: The number of Basler cameras in use.</w:t>
-      </w:r>
-    </w:p>
-    <w:p>
-      <w:pPr>
-        <w:pStyle w:val="ListBullet"/>
-      </w:pPr>
-      <w:r>
-        <w:t>`pixel_format`: How camera buffers are interpreted (e.g., `BGR8` for direct processing or `YCbCr422_8` for conversion).</w:t>
-      </w:r>
-    </w:p>
-    <w:p>
-      <w:pPr>
-        <w:pStyle w:val="ListBullet"/>
-      </w:pPr>
-      <w:r>
-        <w:t>`trigger_mode`: Whether the camera uses hardware triggering.</w:t>
-      </w:r>
-    </w:p>
-    <w:p>
-      <w:pPr>
-        <w:pStyle w:val="ListBullet"/>
-      </w:pPr>
-      <w:r>
-        <w:t>`white_balance`: Enables one-shot white balance for consistent lighting.</w:t>
-      </w:r>
-    </w:p>
-    <w:p>
-      <w:pPr>
-        <w:pStyle w:val="ListBullet"/>
-      </w:pPr>
-      <w:r>
-        <w:t>`is_config_by_pylon`: Determines if the application or Pylon Viewer controls camera feature writing.</w:t>
-      </w:r>
-    </w:p>
-    <w:p>
-      <w:pPr>
-        <w:pStyle w:val="ListBullet"/>
-      </w:pPr>
-      <w:r>
-        <w:t>`h_offset`, `v_offset`: Horizontal and vertical offsets for fine-tuning image stitching.</w:t>
-      </w:r>
-    </w:p>
-    <w:p>
-      <w:pPr>
-        <w:pStyle w:val="Heading3"/>
-      </w:pPr>
-      <w:r>
-        <w:t>3.6 AI Library Configuration</w:t>
-      </w:r>
-    </w:p>
-    <w:p>
-      <w:r>
-        <w:t>The AI library also has its own configuration, drawing from your application settings. Important fields include:</w:t>
-      </w:r>
-    </w:p>
-    <w:p>
-      <w:pPr>
-        <w:pStyle w:val="ListBullet"/>
-      </w:pPr>
-      <w:r>
-        <w:t>`model_name`: The selected AI model.</w:t>
-      </w:r>
-    </w:p>
-    <w:p>
-      <w:pPr>
-        <w:pStyle w:val="ListBullet"/>
-      </w:pPr>
-      <w:r>
-        <w:t>`roboflow_api_key`: For accessing Roboflow-based models.</w:t>
-      </w:r>
-    </w:p>
-    <w:p>
-      <w:pPr>
-        <w:pStyle w:val="ListBullet"/>
-      </w:pPr>
-      <w:r>
-        <w:t>`color_analyze_enabled`: Determines if color analysis is active for tracked objects.</w:t>
-      </w:r>
-    </w:p>
-    <w:p>
-      <w:pPr>
-        <w:pStyle w:val="Heading3"/>
-      </w:pPr>
-      <w:r>
-        <w:t>3.7 Recommended Practice for BDF Operators</w:t>
-      </w:r>
-    </w:p>
-    <w:p>
-      <w:pPr>
-        <w:pStyle w:val="ListBullet"/>
-      </w:pPr>
+        <w:t>`GET /color-data` or `POST /color-analysis` returns an empty list of objects or no data.</w:t>
+      </w:r>
+    </w:p>
+    <w:p>
       <w:r/>
       <w:r>
         <w:rPr>
           <w:b/>
         </w:rPr>
-        <w:t>Secure Credentials</w:t>
-      </w:r>
-      <w:r>
-        <w:t>: Always keep sensitive API keys and other secrets exclusively in `.env` files.</w:t>
+        <w:t>Possible Reasons</w:t>
+      </w:r>
+      <w:r>
+        <w:t>:</w:t>
       </w:r>
     </w:p>
     <w:p>
@@ -1621,10 +4046,10 @@
         <w:rPr>
           <w:b/>
         </w:rPr>
-        <w:t>Operational Control</w:t>
-      </w:r>
-      <w:r>
-        <w:t>: Use `settings.json` for non-sensitive, environment-specific operational settings.</w:t>
+        <w:t>Detection/Tracking Disabled</w:t>
+      </w:r>
+      <w:r>
+        <w:t>: `DETECTION_AND_TRACK` might be set to `false` in your configuration.</w:t>
       </w:r>
     </w:p>
     <w:p>
@@ -1636,10 +4061,10 @@
         <w:rPr>
           <w:b/>
         </w:rPr>
-        <w:t>Debug Mode</w:t>
-      </w:r>
-      <w:r>
-        <w:t>: For testing or development, use `APP_ENV=debug` instead of modifying production settings directly.</w:t>
+        <w:t>AI Not Ready</w:t>
+      </w:r>
+      <w:r>
+        <w:t>: The AI model may still be loading or has not yet reached `ready` phase.</w:t>
       </w:r>
     </w:p>
     <w:p>
@@ -1651,84 +4076,10 @@
         <w:rPr>
           <w:b/>
         </w:rPr>
-        <w:t>Docker Settings</w:t>
-      </w:r>
-      <w:r>
-        <w:t>: Reserve the `docker` profile for container-specific settings that differ from your local or production host environments.</w:t>
-      </w:r>
-    </w:p>
-    <w:p>
-      <w:r>
-        <w:t>---</w:t>
-      </w:r>
-    </w:p>
-    <w:p>
-      <w:pPr>
-        <w:pStyle w:val="Heading2"/>
-      </w:pPr>
-      <w:r>
-        <w:t>4. API Reference (Simplified for BDF Operators)</w:t>
-      </w:r>
-    </w:p>
-    <w:p>
-      <w:r>
-        <w:t>Racer2 V3 provides a set of interfaces (APIs) that allow other systems or custom tools to interact with your BDF bakery automation system. This section simplifies these interfaces, focusing on their function for monitoring and data retrieval.</w:t>
-      </w:r>
-    </w:p>
-    <w:p>
-      <w:pPr>
-        <w:pStyle w:val="Heading3"/>
-      </w:pPr>
-      <w:r>
-        <w:t>4.1 Main Application Access</w:t>
-      </w:r>
-    </w:p>
-    <w:p>
-      <w:r>
-        <w:t>By default, the main application is available at:</w:t>
-      </w:r>
-    </w:p>
-    <w:p>
-      <w:r>
-        <w:t>```text</w:t>
-      </w:r>
-    </w:p>
-    <w:p>
-      <w:r>
-        <w:t>http://localhost:8000</w:t>
-      </w:r>
-    </w:p>
-    <w:p>
-      <w:r>
-        <w:t>```</w:t>
-      </w:r>
-    </w:p>
-    <w:p>
-      <w:r>
-        <w:t>The dedicated camera service (if deployed separately) is at:</w:t>
-      </w:r>
-    </w:p>
-    <w:p>
-      <w:r>
-        <w:t>```text</w:t>
-      </w:r>
-    </w:p>
-    <w:p>
-      <w:r>
-        <w:t>http://localhost:8001</w:t>
-      </w:r>
-    </w:p>
-    <w:p>
-      <w:r>
-        <w:t>```</w:t>
-      </w:r>
-    </w:p>
-    <w:p>
-      <w:pPr>
-        <w:pStyle w:val="Heading3"/>
-      </w:pPr>
-      <w:r>
-        <w:t>4.2 Key Operational Endpoints</w:t>
+        <w:t>No Tracked Objects</w:t>
+      </w:r>
+      <w:r>
+        <w:t>: No bakery products have been detected and tracked by the AI since the last buffer clear or system startup.</w:t>
       </w:r>
     </w:p>
     <w:p>
@@ -1740,9 +4091,335 @@
         <w:rPr>
           <w:b/>
         </w:rPr>
-        <w:t>Get Operator Interface (`GET /`)</w:t>
-      </w:r>
+        <w:t>Buffer Already Cleared</w:t>
+      </w:r>
+      <w:r>
+        <w:t>: A previous call to `GET /color-data` or `POST /color-analysis` already retrieved and cleared the buffer, or `GET /delete_all_color_buffer` was called.</w:t>
+      </w:r>
+    </w:p>
+    <w:p>
+      <w:pPr>
+        <w:pStyle w:val="Heading3"/>
+      </w:pPr>
+      <w:r>
+        <w:t>6.8. External Inference Endpoint Fails</w:t>
+      </w:r>
+    </w:p>
+    <w:p>
       <w:r/>
+      <w:r>
+        <w:rPr>
+          <w:b/>
+        </w:rPr>
+        <w:t>Symptoms</w:t>
+      </w:r>
+      <w:r>
+        <w:t>:</w:t>
+      </w:r>
+    </w:p>
+    <w:p>
+      <w:pPr>
+        <w:pStyle w:val="ListBullet"/>
+      </w:pPr>
+      <w:r>
+        <w:t>`POST /analyze` fails to send images to an external service or receives errors.</w:t>
+      </w:r>
+    </w:p>
+    <w:p>
+      <w:r/>
+      <w:r>
+        <w:rPr>
+          <w:b/>
+        </w:rPr>
+        <w:t>What to Verify</w:t>
+      </w:r>
+      <w:r>
+        <w:t>:</w:t>
+      </w:r>
+    </w:p>
+    <w:p>
+      <w:pPr>
+        <w:pStyle w:val="ListBullet"/>
+      </w:pPr>
+      <w:r/>
+      <w:r>
+        <w:rPr>
+          <w:b/>
+        </w:rPr>
+        <w:t>URL Accuracy</w:t>
+      </w:r>
+      <w:r>
+        <w:t>: Check `INFERENCE_URL` in `settings.json` or `.env` for typos.</w:t>
+      </w:r>
+    </w:p>
+    <w:p>
+      <w:pPr>
+        <w:pStyle w:val="ListBullet"/>
+      </w:pPr>
+      <w:r/>
+      <w:r>
+        <w:rPr>
+          <w:b/>
+        </w:rPr>
+        <w:t>API Header/Key</w:t>
+      </w:r>
+      <w:r>
+        <w:t>: Verify `INFERENCE_API_HEADER` and `INFERENCE_API_KEY` in `.env` are correct.</w:t>
+      </w:r>
+    </w:p>
+    <w:p>
+      <w:pPr>
+        <w:pStyle w:val="ListBullet"/>
+      </w:pPr>
+      <w:r/>
+      <w:r>
+        <w:rPr>
+          <w:b/>
+        </w:rPr>
+        <w:t>Service Availability</w:t>
+      </w:r>
+      <w:r>
+        <w:t>: Ensure the external inference service is running and accessible from the machine running the main application.</w:t>
+      </w:r>
+    </w:p>
+    <w:p>
+      <w:pPr>
+        <w:pStyle w:val="ListBullet"/>
+      </w:pPr>
+      <w:r/>
+      <w:r>
+        <w:rPr>
+          <w:b/>
+        </w:rPr>
+        <w:t>Network Reachability</w:t>
+      </w:r>
+      <w:r>
+        <w:t>: Confirm that the main application can establish a network connection to the external inference service.</w:t>
+      </w:r>
+    </w:p>
+    <w:p>
+      <w:pPr>
+        <w:pStyle w:val="Heading3"/>
+      </w:pPr>
+      <w:r>
+        <w:t>6.9. Pixel Format Problems</w:t>
+      </w:r>
+    </w:p>
+    <w:p>
+      <w:r/>
+      <w:r>
+        <w:rPr>
+          <w:b/>
+        </w:rPr>
+        <w:t>Symptoms</w:t>
+      </w:r>
+      <w:r>
+        <w:t>:</w:t>
+      </w:r>
+    </w:p>
+    <w:p>
+      <w:pPr>
+        <w:pStyle w:val="ListBullet"/>
+      </w:pPr>
+      <w:r>
+        <w:t>Output images show incorrect colors.</w:t>
+      </w:r>
+    </w:p>
+    <w:p>
+      <w:pPr>
+        <w:pStyle w:val="ListBullet"/>
+      </w:pPr>
+      <w:r>
+        <w:t>Error messages appear during image capture or conversion related to YUV.</w:t>
+      </w:r>
+    </w:p>
+    <w:p>
+      <w:pPr>
+        <w:pStyle w:val="ListBullet"/>
+      </w:pPr>
+      <w:r>
+        <w:t>OpenCV errors mentioning YUV conversion.</w:t>
+      </w:r>
+    </w:p>
+    <w:p>
+      <w:r/>
+      <w:r>
+        <w:rPr>
+          <w:b/>
+        </w:rPr>
+        <w:t>What to Verify</w:t>
+      </w:r>
+      <w:r>
+        <w:t>:</w:t>
+      </w:r>
+    </w:p>
+    <w:p>
+      <w:pPr>
+        <w:pStyle w:val="ListBullet"/>
+      </w:pPr>
+      <w:r/>
+      <w:r>
+        <w:rPr>
+          <w:b/>
+        </w:rPr>
+        <w:t>Pixel Format Setting</w:t>
+      </w:r>
+      <w:r>
+        <w:t>: Ensure `CAMERA_PIXEL_FORMAT` in your configuration exactly matches the actual pixel format output by your Basler cameras.</w:t>
+      </w:r>
+    </w:p>
+    <w:p>
+      <w:pPr>
+        <w:pStyle w:val="ListBullet"/>
+      </w:pPr>
+      <w:r/>
+      <w:r>
+        <w:rPr>
+          <w:b/>
+        </w:rPr>
+        <w:t>Pylon Configuration</w:t>
+      </w:r>
+      <w:r>
+        <w:t>: If you've configured camera features externally, set `CAMERA_CONFIG_BY_PYLON=true` to prevent the application from overwriting those settings.</w:t>
+      </w:r>
+    </w:p>
+    <w:p>
+      <w:pPr>
+        <w:pStyle w:val="ListBullet"/>
+      </w:pPr>
+      <w:r/>
+      <w:r>
+        <w:rPr>
+          <w:b/>
+        </w:rPr>
+        <w:t>BGR8 Usage</w:t>
+      </w:r>
+      <w:r>
+        <w:t>: Use `BGR8` or `BGR8Packed` when your camera is already set to output images in the OpenCV-ready BGR format. YUV formats require conversion within the application.</w:t>
+      </w:r>
+    </w:p>
+    <w:p>
+      <w:pPr>
+        <w:pStyle w:val="Heading3"/>
+      </w:pPr>
+      <w:r>
+        <w:t>6.10. General Diagnostic Sequence for BDF Operators</w:t>
+      </w:r>
+    </w:p>
+    <w:p>
+      <w:r>
+        <w:t>When encountering an issue, follow this systematic approach:</w:t>
+      </w:r>
+    </w:p>
+    <w:p>
+      <w:r>
+        <w:t xml:space="preserve">1.  </w:t>
+      </w:r>
+      <w:r>
+        <w:rPr>
+          <w:b/>
+        </w:rPr>
+        <w:t>Check System Status</w:t>
+      </w:r>
+      <w:r>
+        <w:t>: Call `GET /status`.</w:t>
+      </w:r>
+    </w:p>
+    <w:p>
+      <w:r>
+        <w:t xml:space="preserve">2.  </w:t>
+      </w:r>
+      <w:r>
+        <w:rPr>
+          <w:b/>
+        </w:rPr>
+        <w:t>Confirm Camera Readiness</w:t>
+      </w:r>
+      <w:r>
+        <w:t>: Verify `camera.ready` is `true`.</w:t>
+      </w:r>
+    </w:p>
+    <w:p>
+      <w:r>
+        <w:t xml:space="preserve">3.  </w:t>
+      </w:r>
+      <w:r>
+        <w:rPr>
+          <w:b/>
+        </w:rPr>
+        <w:t>Test Image Capture</w:t>
+      </w:r>
+      <w:r>
+        <w:t>: Check if `GET /capture` successfully returns a JPEG image.</w:t>
+      </w:r>
+    </w:p>
+    <w:p>
+      <w:r>
+        <w:t xml:space="preserve">4.  </w:t>
+      </w:r>
+      <w:r>
+        <w:rPr>
+          <w:b/>
+        </w:rPr>
+        <w:t>Verify UI Update</w:t>
+      </w:r>
+      <w:r>
+        <w:t>: Confirm that the browser monitoring page on `/` loads and refreshes correctly.</w:t>
+      </w:r>
+    </w:p>
+    <w:p>
+      <w:r>
+        <w:t xml:space="preserve">5.  </w:t>
+      </w:r>
+      <w:r>
+        <w:rPr>
+          <w:b/>
+        </w:rPr>
+        <w:t>AI Readiness (if enabled)</w:t>
+      </w:r>
+      <w:r>
+        <w:t>: If AI is part of your workflow, wait for `ai.phase=ready` in the `/status` response.</w:t>
+      </w:r>
+    </w:p>
+    <w:p>
+      <w:r>
+        <w:t xml:space="preserve">6.  </w:t>
+      </w:r>
+      <w:r>
+        <w:rPr>
+          <w:b/>
+        </w:rPr>
+        <w:t>Test AI/Color Features</w:t>
+      </w:r>
+      <w:r>
+        <w:t>: Once AI is ready, then proceed to test `/analyze`, `/inference`, `GET /color-data`, or WebSocket streaming.</w:t>
+      </w:r>
+    </w:p>
+    <w:p>
+      <w:r>
+        <w:t>---</w:t>
+      </w:r>
+    </w:p>
+    <w:p>
+      <w:pPr>
+        <w:pStyle w:val="Heading2"/>
+      </w:pPr>
+      <w:r>
+        <w:t>7. Core Software Components (Libraries)</w:t>
+      </w:r>
+    </w:p>
+    <w:p>
+      <w:r>
+        <w:t>The Racer2 V3 system relies on several internal software components, or libraries, which provide the core functionalities for camera control, AI, and color analysis. While operators typically interact with the system through the main application, understanding the role of these components can provide a clearer picture of the system's capabilities for BDF.</w:t>
+      </w:r>
+    </w:p>
+    <w:p>
+      <w:pPr>
+        <w:pStyle w:val="Heading3"/>
+      </w:pPr>
+      <w:r>
+        <w:t>7.1. Camera Library</w:t>
+      </w:r>
     </w:p>
     <w:p>
       <w:pPr>
@@ -1756,7 +4433,7 @@
         <w:t>Purpose</w:t>
       </w:r>
       <w:r>
-        <w:t>: Returns the main web interface for BDF operators to view live streams and system status.</w:t>
+        <w:t>: This component is responsible for all camera-related operations, including finding Basler cameras, configuring their settings, acquiring image slices, stitching them together into a complete image of the bakery product, and preparing these images as JPEGs for the rest of the system.</w:t>
       </w:r>
     </w:p>
     <w:p>
@@ -1768,10 +4445,10 @@
         <w:rPr>
           <w:b/>
         </w:rPr>
-        <w:t>Returns</w:t>
-      </w:r>
-      <w:r>
-        <w:t>: The HTML dashboard for your browser.</w:t>
+        <w:t>Key Functions</w:t>
+      </w:r>
+      <w:r>
+        <w:t>: Handles line-scan acquisition, vertical stacking of image slices, horizontal stitching across multiple cameras, and preparing images for display and analysis.</w:t>
       </w:r>
     </w:p>
     <w:p>
@@ -1783,9 +4460,19 @@
         <w:rPr>
           <w:b/>
         </w:rPr>
-        <w:t>Get System Status (`GET /status`)</w:t>
-      </w:r>
-      <w:r/>
+        <w:t>Used By</w:t>
+      </w:r>
+      <w:r>
+        <w:t>: The local camera runtime and the dedicated camera service.</w:t>
+      </w:r>
+    </w:p>
+    <w:p>
+      <w:pPr>
+        <w:pStyle w:val="Heading3"/>
+      </w:pPr>
+      <w:r>
+        <w:t>7.2. AI Library</w:t>
+      </w:r>
     </w:p>
     <w:p>
       <w:pPr>
@@ -1799,7 +4486,7 @@
         <w:t>Purpose</w:t>
       </w:r>
       <w:r>
-        <w:t>: Provides a comprehensive overview of the system's current health, including AI initialization, camera readiness, and stream status. Essential for BDF operators to quickly diagnose issues.</w:t>
+        <w:t>: This component manages all Artificial Intelligence processes. It includes selecting the appropriate AI model, initializing it in the background, performing real-time inference on live images from the production line, analyzing individual images from files, and adding visual annotations (like bounding boxes) to highlight detections. It also integrates optional tracking features.</w:t>
       </w:r>
     </w:p>
     <w:p>
@@ -1811,10 +4498,10 @@
         <w:rPr>
           <w:b/>
         </w:rPr>
-        <w:t>Returns</w:t>
-      </w:r>
-      <w:r>
-        <w:t>: A summary of AI, camera, and stream states.</w:t>
+        <w:t>Key Functions</w:t>
+      </w:r>
+      <w:r>
+        <w:t>: AI model selection, asynchronous model initialization, live and single-image inference, annotation overlay, and optional object tracking.</w:t>
       </w:r>
     </w:p>
     <w:p>
@@ -1826,24 +4513,19 @@
         <w:rPr>
           <w:b/>
         </w:rPr>
-        <w:t>Example</w:t>
-      </w:r>
-      <w:r>
-        <w:t>: `ai.phase` might show "ready" or "loading," and `camera.ready` will indicate if your production line cameras are active.</w:t>
-      </w:r>
-    </w:p>
-    <w:p>
-      <w:pPr>
-        <w:pStyle w:val="ListBullet"/>
-      </w:pPr>
-      <w:r/>
-      <w:r>
-        <w:rPr>
-          <w:b/>
-        </w:rPr>
-        <w:t>Get Latest Product Image (`GET /capture`)</w:t>
-      </w:r>
-      <w:r/>
+        <w:t>Used By</w:t>
+      </w:r>
+      <w:r>
+        <w:t>: The main application for AI-assisted inspection.</w:t>
+      </w:r>
+    </w:p>
+    <w:p>
+      <w:pPr>
+        <w:pStyle w:val="Heading3"/>
+      </w:pPr>
+      <w:r>
+        <w:t>7.3. Color Library</w:t>
+      </w:r>
     </w:p>
     <w:p>
       <w:pPr>
@@ -1857,7 +4539,7 @@
         <w:t>Purpose</w:t>
       </w:r>
       <w:r>
-        <w:t>: Retrieves the most recent JPEG image from the camera system. Useful for BDF operators needing a quick snapshot of the production line.</w:t>
+        <w:t>: This component specializes in the color analysis of detected bakery products. It extracts color information around tracked objects, maintains a history of color samples for each product, and provides tools for converting color data into various formats (e.g., RGB, CIELAB) for detailed quality control and reporting.</w:t>
       </w:r>
     </w:p>
     <w:p>
@@ -1869,10 +4551,10 @@
         <w:rPr>
           <w:b/>
         </w:rPr>
-        <w:t>Returns</w:t>
-      </w:r>
-      <w:r>
-        <w:t>: A JPEG image.</w:t>
+        <w:t>Key Functions</w:t>
+      </w:r>
+      <w:r>
+        <w:t>: Per-object color extraction, rolling history buffering for color samples, and color conversion utilities.</w:t>
       </w:r>
     </w:p>
     <w:p>
@@ -1884,2026 +4566,10 @@
         <w:rPr>
           <w:b/>
         </w:rPr>
-        <w:t>Note</w:t>
-      </w:r>
-      <w:r>
-        <w:t>: May return an error if cameras are not ready or no image has been processed yet.</w:t>
-      </w:r>
-    </w:p>
-    <w:p>
-      <w:pPr>
-        <w:pStyle w:val="ListBullet"/>
-      </w:pPr>
-      <w:r/>
-      <w:r>
-        <w:rPr>
-          <w:b/>
-        </w:rPr>
-        <w:t>Forward for External Analysis (`POST /analyze`)</w:t>
-      </w:r>
-      <w:r/>
-    </w:p>
-    <w:p>
-      <w:pPr>
-        <w:pStyle w:val="ListBullet"/>
-      </w:pPr>
-      <w:r/>
-      <w:r>
-        <w:rPr>
-          <w:b/>
-        </w:rPr>
-        <w:t>Purpose</w:t>
-      </w:r>
-      <w:r>
-        <w:t>: Sends the latest captured frame to an external AI inference service for specialized analysis (if configured).</w:t>
-      </w:r>
-    </w:p>
-    <w:p>
-      <w:pPr>
-        <w:pStyle w:val="ListBullet"/>
-      </w:pPr>
-      <w:r/>
-      <w:r>
-        <w:rPr>
-          <w:b/>
-        </w:rPr>
-        <w:t>Returns</w:t>
-      </w:r>
-      <w:r>
-        <w:t>: Analysis results from the external service.</w:t>
-      </w:r>
-    </w:p>
-    <w:p>
-      <w:pPr>
-        <w:pStyle w:val="ListBullet"/>
-      </w:pPr>
-      <w:r/>
-      <w:r>
-        <w:rPr>
-          <w:b/>
-        </w:rPr>
-        <w:t>Note</w:t>
-      </w:r>
-      <w:r>
-        <w:t>: Handles retries if the external service is busy.</w:t>
-      </w:r>
-    </w:p>
-    <w:p>
-      <w:pPr>
-        <w:pStyle w:val="ListBullet"/>
-      </w:pPr>
-      <w:r/>
-      <w:r>
-        <w:rPr>
-          <w:b/>
-        </w:rPr>
-        <w:t>Get Camera Alignment Settings (`GET /camera/alignment`)</w:t>
-      </w:r>
-      <w:r/>
-    </w:p>
-    <w:p>
-      <w:pPr>
-        <w:pStyle w:val="ListBullet"/>
-      </w:pPr>
-      <w:r/>
-      <w:r>
-        <w:rPr>
-          <w:b/>
-        </w:rPr>
-        <w:t>Purpose</w:t>
-      </w:r>
-      <w:r>
-        <w:t>: Retrieves the current settings for how images from multiple cameras are stitched together.</w:t>
-      </w:r>
-    </w:p>
-    <w:p>
-      <w:pPr>
-        <w:pStyle w:val="ListBullet"/>
-      </w:pPr>
-      <w:r/>
-      <w:r>
-        <w:rPr>
-          <w:b/>
-        </w:rPr>
-        <w:t>Returns</w:t>
-      </w:r>
-      <w:r>
-        <w:t>: The current horizontal and vertical offsets, and the number of images being stitched.</w:t>
-      </w:r>
-    </w:p>
-    <w:p>
-      <w:pPr>
-        <w:pStyle w:val="ListBullet"/>
-      </w:pPr>
-      <w:r/>
-      <w:r>
-        <w:rPr>
-          <w:b/>
-        </w:rPr>
-        <w:t>Update Camera Alignment Settings (`POST /camera/alignment`)</w:t>
-      </w:r>
-      <w:r/>
-    </w:p>
-    <w:p>
-      <w:pPr>
-        <w:pStyle w:val="ListBullet"/>
-      </w:pPr>
-      <w:r/>
-      <w:r>
-        <w:rPr>
-          <w:b/>
-        </w:rPr>
-        <w:t>Purpose</w:t>
-      </w:r>
-      <w:r>
-        <w:t>: Allows BDF specialists to adjust the stitching alignment (horizontal and vertical offsets) and reset the image buffer.</w:t>
-      </w:r>
-    </w:p>
-    <w:p>
-      <w:pPr>
-        <w:pStyle w:val="ListBullet"/>
-      </w:pPr>
-      <w:r/>
-      <w:r>
-        <w:rPr>
-          <w:b/>
-        </w:rPr>
-        <w:t>Request</w:t>
-      </w:r>
-      <w:r>
-        <w:t>: Provide new `h_offset`, `v_offset`, or optionally `num_images`.</w:t>
-      </w:r>
-    </w:p>
-    <w:p>
-      <w:pPr>
-        <w:pStyle w:val="ListBullet"/>
-      </w:pPr>
-      <w:r/>
-      <w:r>
-        <w:rPr>
-          <w:b/>
-        </w:rPr>
-        <w:t>Returns</w:t>
-      </w:r>
-      <w:r>
-        <w:t>: The updated alignment settings, confirming the change.</w:t>
-      </w:r>
-    </w:p>
-    <w:p>
-      <w:pPr>
-        <w:pStyle w:val="ListBullet"/>
-      </w:pPr>
-      <w:r/>
-      <w:r>
-        <w:rPr>
-          <w:b/>
-        </w:rPr>
-        <w:t>Get Color Analysis Data (`GET /color-data`)</w:t>
-      </w:r>
-      <w:r/>
-    </w:p>
-    <w:p>
-      <w:pPr>
-        <w:pStyle w:val="ListBullet"/>
-      </w:pPr>
-      <w:r/>
-      <w:r>
-        <w:rPr>
-          <w:b/>
-        </w:rPr>
-        <w:t>Purpose</w:t>
-      </w:r>
-      <w:r>
-        <w:t>: Retrieves the buffered color analysis data for tracked products/objects and then clears the buffer. Provides BDF operators with historical color information for quality control.</w:t>
-      </w:r>
-    </w:p>
-    <w:p>
-      <w:pPr>
-        <w:pStyle w:val="ListBullet"/>
-      </w:pPr>
-      <w:r/>
-      <w:r>
-        <w:rPr>
-          <w:b/>
-        </w:rPr>
-        <w:t>Returns</w:t>
-      </w:r>
-      <w:r>
-        <w:t>: A list of objects with their latest color samples and history.</w:t>
-      </w:r>
-    </w:p>
-    <w:p>
-      <w:pPr>
-        <w:pStyle w:val="ListBullet"/>
-      </w:pPr>
-      <w:r/>
-      <w:r>
-        <w:rPr>
-          <w:b/>
-        </w:rPr>
-        <w:t>Note</w:t>
-      </w:r>
-      <w:r>
-        <w:t>: Will be empty if AI detection/tracking is disabled or no objects have been processed.</w:t>
-      </w:r>
-    </w:p>
-    <w:p>
-      <w:pPr>
-        <w:pStyle w:val="ListBullet"/>
-      </w:pPr>
-      <w:r/>
-      <w:r>
-        <w:rPr>
-          <w:b/>
-        </w:rPr>
-        <w:t>Perform Local AI Inference (`POST /inference`)</w:t>
-      </w:r>
-      <w:r/>
-    </w:p>
-    <w:p>
-      <w:pPr>
-        <w:pStyle w:val="ListBullet"/>
-      </w:pPr>
-      <w:r/>
-      <w:r>
-        <w:rPr>
-          <w:b/>
-        </w:rPr>
-        <w:t>Purpose</w:t>
-      </w:r>
-      <w:r>
-        <w:t>: Runs the configured AI model on a specific image file located on the system's disk. Useful for BDF engineers to test AI models on pre-recorded images.</w:t>
-      </w:r>
-    </w:p>
-    <w:p>
-      <w:pPr>
-        <w:pStyle w:val="ListBullet"/>
-      </w:pPr>
-      <w:r/>
-      <w:r>
-        <w:rPr>
-          <w:b/>
-        </w:rPr>
-        <w:t>Request</w:t>
-      </w:r>
-      <w:r>
-        <w:t>: Specify the image file name and its directory.</w:t>
-      </w:r>
-    </w:p>
-    <w:p>
-      <w:pPr>
-        <w:pStyle w:val="ListBullet"/>
-      </w:pPr>
-      <w:r/>
-      <w:r>
-        <w:rPr>
-          <w:b/>
-        </w:rPr>
-        <w:t>Returns</w:t>
-      </w:r>
-      <w:r>
-        <w:t>: AI analysis results, including a path to an annotated image.</w:t>
-      </w:r>
-    </w:p>
-    <w:p>
-      <w:pPr>
-        <w:pStyle w:val="ListBullet"/>
-      </w:pPr>
-      <w:r/>
-      <w:r>
-        <w:rPr>
-          <w:b/>
-        </w:rPr>
-        <w:t>Note</w:t>
-      </w:r>
-      <w:r>
-        <w:t>: Requires the image file to be accessible on the machine running the main application.</w:t>
-      </w:r>
-    </w:p>
-    <w:p>
-      <w:pPr>
-        <w:pStyle w:val="ListBullet"/>
-      </w:pPr>
-      <w:r/>
-      <w:r>
-        <w:rPr>
-          <w:b/>
-        </w:rPr>
-        <w:t>Stream Live Images (`WebSocket /ws`)</w:t>
-      </w:r>
-      <w:r/>
-    </w:p>
-    <w:p>
-      <w:pPr>
-        <w:pStyle w:val="ListBullet"/>
-      </w:pPr>
-      <w:r/>
-      <w:r>
-        <w:rPr>
-          <w:b/>
-        </w:rPr>
-        <w:t>Purpose</w:t>
-      </w:r>
-      <w:r>
-        <w:t>: Provides a continuous stream of JPEG images to connected clients (like your browser). This stream can show either raw frames or AI-annotated frames, depending on AI readiness.</w:t>
-      </w:r>
-    </w:p>
-    <w:p>
-      <w:pPr>
-        <w:pStyle w:val="ListBullet"/>
-      </w:pPr>
-      <w:r/>
-      <w:r>
-        <w:rPr>
-          <w:b/>
-        </w:rPr>
-        <w:t>Provides</w:t>
-      </w:r>
-      <w:r>
-        <w:t>: Live JPEG frames, or text messages like "warming_up" during system initialization or camera issues.</w:t>
-      </w:r>
-    </w:p>
-    <w:p>
-      <w:r>
-        <w:t>---</w:t>
-      </w:r>
-    </w:p>
-    <w:p>
-      <w:pPr>
-        <w:pStyle w:val="Heading2"/>
-      </w:pPr>
-      <w:r>
-        <w:t>5. Troubleshooting for BDF Operators</w:t>
-      </w:r>
-    </w:p>
-    <w:p>
-      <w:r>
-        <w:t>This section provides practical guidance for BDF operators to diagnose and resolve common issues with the Racer2 V3 system, focusing on straightforward solutions.</w:t>
-      </w:r>
-    </w:p>
-    <w:p>
-      <w:pPr>
-        <w:pStyle w:val="Heading3"/>
-      </w:pPr>
-      <w:r>
-        <w:t>5.1 Server Starts But No Frames Arrive</w:t>
-      </w:r>
-    </w:p>
-    <w:p>
-      <w:r/>
-      <w:r>
-        <w:rPr>
-          <w:b/>
-        </w:rPr>
-        <w:t>Symptoms</w:t>
-      </w:r>
-      <w:r>
-        <w:t>: The system seems to be running, but no images appear in the web interface or `/capture` endpoint.</w:t>
-      </w:r>
-    </w:p>
-    <w:p>
-      <w:r/>
-      <w:r>
-        <w:rPr>
-          <w:b/>
-        </w:rPr>
-        <w:t>Checks</w:t>
-      </w:r>
-      <w:r>
-        <w:t>:</w:t>
-      </w:r>
-    </w:p>
-    <w:p>
-      <w:pPr>
-        <w:pStyle w:val="ListBullet"/>
-      </w:pPr>
-      <w:r/>
-      <w:r>
-        <w:rPr>
-          <w:b/>
-        </w:rPr>
-        <w:t>System Status</w:t>
-      </w:r>
-      <w:r>
-        <w:t>: Check the `/status` endpoint (or the dashboard).</w:t>
-      </w:r>
-    </w:p>
-    <w:p>
-      <w:pPr>
-        <w:pStyle w:val="ListBullet"/>
-      </w:pPr>
-      <w:r>
-        <w:t>Is `camera.ready` reported as `false`?</w:t>
-      </w:r>
-    </w:p>
-    <w:p>
-      <w:pPr>
-        <w:pStyle w:val="ListBullet"/>
-      </w:pPr>
-      <w:r>
-        <w:t>Is the live stream showing text messages like `warming_up` instead of images?</w:t>
-      </w:r>
-    </w:p>
-    <w:p>
-      <w:r/>
-      <w:r>
-        <w:rPr>
-          <w:b/>
-        </w:rPr>
-        <w:t>Solutions based on Camera Mode</w:t>
-      </w:r>
-      <w:r>
-        <w:t>:</w:t>
-      </w:r>
-    </w:p>
-    <w:p>
-      <w:pPr>
-        <w:pStyle w:val="ListBullet"/>
-      </w:pPr>
-      <w:r/>
-      <w:r>
-        <w:rPr>
-          <w:b/>
-        </w:rPr>
-        <w:t>Local Mode</w:t>
-      </w:r>
-      <w:r>
-        <w:t>:</w:t>
-      </w:r>
-    </w:p>
-    <w:p>
-      <w:pPr>
-        <w:pStyle w:val="ListBullet"/>
-      </w:pPr>
-      <w:r>
-        <w:t>Verify that `pypylon` (the camera driver software) is correctly installed.</w:t>
-      </w:r>
-    </w:p>
-    <w:p>
-      <w:pPr>
-        <w:pStyle w:val="ListBullet"/>
-      </w:pPr>
-      <w:r>
-        <w:t>Ensure both Basler cameras are physically connected and powered on.</w:t>
-      </w:r>
-    </w:p>
-    <w:p>
-      <w:pPr>
-        <w:pStyle w:val="ListBullet"/>
-      </w:pPr>
-      <w:r>
-        <w:t>Confirm that the system's user account has the necessary permissions to access the cameras.</w:t>
-      </w:r>
-    </w:p>
-    <w:p>
-      <w:pPr>
-        <w:pStyle w:val="ListBullet"/>
-      </w:pPr>
-      <w:r/>
-      <w:r>
-        <w:rPr>
-          <w:b/>
-        </w:rPr>
-        <w:t>Remote Mode</w:t>
-      </w:r>
-      <w:r>
-        <w:t>:</w:t>
-      </w:r>
-    </w:p>
-    <w:p>
-      <w:pPr>
-        <w:pStyle w:val="ListBullet"/>
-      </w:pPr>
-      <w:r>
-        <w:t>Verify the `REMOTE_CAMERA_BASE_URL` setting for any typos.</w:t>
-      </w:r>
-    </w:p>
-    <w:p>
-      <w:pPr>
-        <w:pStyle w:val="ListBullet"/>
-      </w:pPr>
-      <w:r>
-        <w:t>Confirm that the separate camera service is running on its host machine (usually on port `8001`).</w:t>
-      </w:r>
-    </w:p>
-    <w:p>
-      <w:pPr>
-        <w:pStyle w:val="ListBullet"/>
-      </w:pPr>
-      <w:r>
-        <w:t>Test directly: Can you access `&lt;REMOTE_CAMERA_BASE_URL&gt;/capture` and get a JPEG image?</w:t>
-      </w:r>
-    </w:p>
-    <w:p>
-      <w:pPr>
-        <w:pStyle w:val="ListBullet"/>
-      </w:pPr>
-      <w:r/>
-      <w:r>
-        <w:rPr>
-          <w:b/>
-        </w:rPr>
-        <w:t>Emulated Mode</w:t>
-      </w:r>
-      <w:r>
-        <w:t>:</w:t>
-      </w:r>
-    </w:p>
-    <w:p>
-      <w:pPr>
-        <w:pStyle w:val="ListBullet"/>
-      </w:pPr>
-      <w:r>
-        <w:t>Ensure `CAMERA_MODE` is set to `emulated`.</w:t>
-      </w:r>
-    </w:p>
-    <w:p>
-      <w:pPr>
-        <w:pStyle w:val="ListBullet"/>
-      </w:pPr>
-      <w:r>
-        <w:t>If `EMULATED_CAMERA_IMAGE_PATH` is specified, verify that the image file exists and is readable.</w:t>
-      </w:r>
-    </w:p>
-    <w:p>
-      <w:pPr>
-        <w:pStyle w:val="Heading3"/>
-      </w:pPr>
-      <w:r>
-        <w:t>5.2 Camera Busy or Unavailable</w:t>
-      </w:r>
-    </w:p>
-    <w:p>
-      <w:r/>
-      <w:r>
-        <w:rPr>
-          <w:b/>
-        </w:rPr>
-        <w:t>Symptoms</w:t>
-      </w:r>
-      <w:r>
-        <w:t>: The `/status` endpoint reports the camera is not ready, or logs show errors about camera initialization failure or busy hardware.</w:t>
-      </w:r>
-    </w:p>
-    <w:p>
-      <w:r/>
-      <w:r>
-        <w:rPr>
-          <w:b/>
-        </w:rPr>
-        <w:t>Checks</w:t>
-      </w:r>
-      <w:r>
-        <w:t>:</w:t>
-      </w:r>
-    </w:p>
-    <w:p>
-      <w:pPr>
-        <w:pStyle w:val="ListBullet"/>
-      </w:pPr>
-      <w:r/>
-      <w:r>
-        <w:rPr>
-          <w:b/>
-        </w:rPr>
-        <w:t>External Software</w:t>
-      </w:r>
-      <w:r>
-        <w:t>: Close any other applications that might be using the Basler cameras, such as Pylon Viewer.</w:t>
-      </w:r>
-    </w:p>
-    <w:p>
-      <w:pPr>
-        <w:pStyle w:val="ListBullet"/>
-      </w:pPr>
-      <w:r/>
-      <w:r>
-        <w:rPr>
-          <w:b/>
-        </w:rPr>
-        <w:t>Duplicate Processes</w:t>
-      </w:r>
-      <w:r>
-        <w:t>: Confirm that no other instance of the Racer2 V3 service is still running in the background.</w:t>
-      </w:r>
-    </w:p>
-    <w:p>
-      <w:pPr>
-        <w:pStyle w:val="ListBullet"/>
-      </w:pPr>
-      <w:r/>
-      <w:r>
-        <w:rPr>
-          <w:b/>
-        </w:rPr>
-        <w:t>System Restart</w:t>
-      </w:r>
-      <w:r>
-        <w:t>: If the camera driver seems stuck, a restart of the camera host machine might resolve the issue.</w:t>
-      </w:r>
-    </w:p>
-    <w:p>
-      <w:pPr>
-        <w:pStyle w:val="Heading3"/>
-      </w:pPr>
-      <w:r>
-        <w:t>5.3 Remote Camera Mode Not Refreshing</w:t>
-      </w:r>
-    </w:p>
-    <w:p>
-      <w:r/>
-      <w:r>
-        <w:rPr>
-          <w:b/>
-        </w:rPr>
-        <w:t>Symptoms</w:t>
-      </w:r>
-      <w:r>
-        <w:t>: In remote mode, the system is connected to the camera host, but frames are not updating.</w:t>
-      </w:r>
-    </w:p>
-    <w:p>
-      <w:r/>
-      <w:r>
-        <w:rPr>
-          <w:b/>
-        </w:rPr>
-        <w:t>Checks</w:t>
-      </w:r>
-      <w:r>
-        <w:t>:</w:t>
-      </w:r>
-    </w:p>
-    <w:p>
-      <w:pPr>
-        <w:pStyle w:val="ListBullet"/>
-      </w:pPr>
-      <w:r/>
-      <w:r>
-        <w:rPr>
-          <w:b/>
-        </w:rPr>
-        <w:t>URL Accuracy</w:t>
-      </w:r>
-      <w:r>
-        <w:t>: Double-check `REMOTE_CAMERA_BASE_URL` for any typos.</w:t>
-      </w:r>
-    </w:p>
-    <w:p>
-      <w:pPr>
-        <w:pStyle w:val="ListBullet"/>
-      </w:pPr>
-      <w:r/>
-      <w:r>
-        <w:rPr>
-          <w:b/>
-        </w:rPr>
-        <w:t>Port Accessibility</w:t>
-      </w:r>
-      <w:r>
-        <w:t>: Confirm that the camera host's port `8001` is open and accessible from the main application's machine.</w:t>
-      </w:r>
-    </w:p>
-    <w:p>
-      <w:pPr>
-        <w:pStyle w:val="ListBullet"/>
-      </w:pPr>
-      <w:r/>
-      <w:r>
-        <w:rPr>
-          <w:b/>
-        </w:rPr>
-        <w:t>Camera Host Status</w:t>
-      </w:r>
-      <w:r>
-        <w:t>: Check `GET &lt;REMOTE_CAMERA_BASE_URL&gt;/status` directly on the camera host; it should return a `200` status.</w:t>
-      </w:r>
-    </w:p>
-    <w:p>
-      <w:pPr>
-        <w:pStyle w:val="ListBullet"/>
-      </w:pPr>
-      <w:r/>
-      <w:r>
-        <w:rPr>
-          <w:b/>
-        </w:rPr>
-        <w:t>Network Connectivity</w:t>
-      </w:r>
-      <w:r>
-        <w:t>: Ensure the main application's environment can successfully communicate with the camera host (e.g., no Docker networking issues, no Windows firewall blocks).</w:t>
-      </w:r>
-    </w:p>
-    <w:p>
-      <w:pPr>
-        <w:pStyle w:val="ListBullet"/>
-      </w:pPr>
-      <w:r/>
-      <w:r>
-        <w:rPr>
-          <w:b/>
-        </w:rPr>
-        <w:t>Remote `/capture` Failure</w:t>
-      </w:r>
-      <w:r>
-        <w:t>: Even if the camera host is up, check if its `/capture` endpoint is failing.</w:t>
-      </w:r>
-    </w:p>
-    <w:p>
-      <w:pPr>
-        <w:pStyle w:val="Heading3"/>
-      </w:pPr>
-      <w:r>
-        <w:t>5.4 Live Stream Shows Text Instead of Images</w:t>
-      </w:r>
-    </w:p>
-    <w:p>
-      <w:r/>
-      <w:r>
-        <w:rPr>
-          <w:b/>
-        </w:rPr>
-        <w:t>Symptoms</w:t>
-      </w:r>
-      <w:r>
-        <w:t>: The WebSocket stream or browser interface displays messages like `warming_up` or camera error text instead of live product images.</w:t>
-      </w:r>
-    </w:p>
-    <w:p>
-      <w:r/>
-      <w:r>
-        <w:rPr>
-          <w:b/>
-        </w:rPr>
-        <w:t>Explanation</w:t>
-      </w:r>
-      <w:r>
-        <w:t>: This is expected behavior when:</w:t>
-      </w:r>
-    </w:p>
-    <w:p>
-      <w:pPr>
-        <w:pStyle w:val="ListBullet"/>
-      </w:pPr>
-      <w:r>
-        <w:t>The camera system is starting up or calibrating.</w:t>
-      </w:r>
-    </w:p>
-    <w:p>
-      <w:pPr>
-        <w:pStyle w:val="ListBullet"/>
-      </w:pPr>
-      <w:r>
-        <w:t>Camera initialization has encountered an error.</w:t>
-      </w:r>
-    </w:p>
-    <w:p>
-      <w:pPr>
-        <w:pStyle w:val="ListBullet"/>
-      </w:pPr>
-      <w:r>
-        <w:t>In remote mode, the system is waiting for the first valid frame from the camera service.</w:t>
-      </w:r>
-    </w:p>
-    <w:p>
-      <w:r>
-        <w:t>The text messages provide helpful diagnostic information to BDF operators.</w:t>
-      </w:r>
-    </w:p>
-    <w:p>
-      <w:pPr>
-        <w:pStyle w:val="Heading3"/>
-      </w:pPr>
-      <w:r>
-        <w:t>5.5 AI Never Becomes Ready</w:t>
-      </w:r>
-    </w:p>
-    <w:p>
-      <w:r/>
-      <w:r>
-        <w:rPr>
-          <w:b/>
-        </w:rPr>
-        <w:t>Symptoms</w:t>
-      </w:r>
-      <w:r>
-        <w:t>: The `/status` endpoint indicates that `ai.phase` is not `ready` or remains in a `pending` or `active` state for a prolonged period.</w:t>
-      </w:r>
-    </w:p>
-    <w:p>
-      <w:r/>
-      <w:r>
-        <w:rPr>
-          <w:b/>
-        </w:rPr>
-        <w:t>Checks</w:t>
-      </w:r>
-      <w:r>
-        <w:t>:</w:t>
-      </w:r>
-    </w:p>
-    <w:p>
-      <w:pPr>
-        <w:pStyle w:val="ListBullet"/>
-      </w:pPr>
-      <w:r/>
-      <w:r>
-        <w:rPr>
-          <w:b/>
-        </w:rPr>
-        <w:t>Status Endpoint</w:t>
-      </w:r>
-      <w:r>
-        <w:t>: Verify `GET /status` to see AI checkpoint progress.</w:t>
-      </w:r>
-    </w:p>
-    <w:p>
-      <w:pPr>
-        <w:pStyle w:val="ListBullet"/>
-      </w:pPr>
-      <w:r/>
-      <w:r>
-        <w:rPr>
-          <w:b/>
-        </w:rPr>
-        <w:t>Credentials</w:t>
-      </w:r>
-      <w:r>
-        <w:t>: Ensure your `.env` file contains valid Roboflow or other AI service credentials.</w:t>
-      </w:r>
-    </w:p>
-    <w:p>
-      <w:pPr>
-        <w:pStyle w:val="ListBullet"/>
-      </w:pPr>
-      <w:r/>
-      <w:r>
-        <w:rPr>
-          <w:b/>
-        </w:rPr>
-        <w:t>Model Selection</w:t>
-      </w:r>
-      <w:r>
-        <w:t>: Confirm that the `AI_MODEL_NAME` in your configuration is the intended and supported model for your BDF quality inspection.</w:t>
-      </w:r>
-    </w:p>
-    <w:p>
-      <w:pPr>
-        <w:pStyle w:val="ListBullet"/>
-      </w:pPr>
-      <w:r/>
-      <w:r>
-        <w:rPr>
-          <w:b/>
-        </w:rPr>
-        <w:t>Initialization Time</w:t>
-      </w:r>
-      <w:r>
-        <w:t>: Large AI models can take significant time to load. Allow for this during startup.</w:t>
-      </w:r>
-    </w:p>
-    <w:p>
-      <w:pPr>
-        <w:pStyle w:val="Heading3"/>
-      </w:pPr>
-      <w:r>
-        <w:t>5.6 `POST /inference` Returns 404</w:t>
-      </w:r>
-    </w:p>
-    <w:p>
-      <w:r/>
-      <w:r>
-        <w:rPr>
-          <w:b/>
-        </w:rPr>
-        <w:t>Symptoms</w:t>
-      </w:r>
-      <w:r>
-        <w:t>: When attempting to run AI inference on a file, the system returns a `404` error.</w:t>
-      </w:r>
-    </w:p>
-    <w:p>
-      <w:r/>
-      <w:r>
-        <w:rPr>
-          <w:b/>
-        </w:rPr>
-        <w:t>Checks</w:t>
-      </w:r>
-      <w:r>
-        <w:t>:</w:t>
-      </w:r>
-    </w:p>
-    <w:p>
-      <w:pPr>
-        <w:pStyle w:val="ListBullet"/>
-      </w:pPr>
-      <w:r/>
-      <w:r>
-        <w:rPr>
-          <w:b/>
-        </w:rPr>
-        <w:t>Directory Path</w:t>
-      </w:r>
-      <w:r>
-        <w:t>: Verify that the `SrcDir` parameter points to an existing directory on the machine where the main application is running.</w:t>
-      </w:r>
-    </w:p>
-    <w:p>
-      <w:pPr>
-        <w:pStyle w:val="ListBullet"/>
-      </w:pPr>
-      <w:r/>
-      <w:r>
-        <w:rPr>
-          <w:b/>
-        </w:rPr>
-        <w:t>Image Name</w:t>
-      </w:r>
-      <w:r>
-        <w:t>: Ensure the `ImageName` parameter is correct and matches an image file within `SrcDir`.</w:t>
-      </w:r>
-    </w:p>
-    <w:p>
-      <w:pPr>
-        <w:pStyle w:val="ListBullet"/>
-      </w:pPr>
-      <w:r/>
-      <w:r>
-        <w:rPr>
-          <w:b/>
-        </w:rPr>
-        <w:t>Combined Path</w:t>
-      </w:r>
-      <w:r>
-        <w:t>: Confirm that the full path `SrcDir/ImageName` genuinely exists on the disk.</w:t>
-      </w:r>
-    </w:p>
-    <w:p>
-      <w:pPr>
-        <w:pStyle w:val="ListBullet"/>
-      </w:pPr>
-      <w:r/>
-      <w:r>
-        <w:rPr>
-          <w:b/>
-        </w:rPr>
-        <w:t>Local Access</w:t>
-      </w:r>
-      <w:r>
-        <w:t>: Remember, this endpoint reads files directly from the local disk of the main application, not from a remote network location.</w:t>
-      </w:r>
-    </w:p>
-    <w:p>
-      <w:pPr>
-        <w:pStyle w:val="Heading3"/>
-      </w:pPr>
-      <w:r>
-        <w:t>5.7 Color Endpoints Return Empty Data</w:t>
-      </w:r>
-    </w:p>
-    <w:p>
-      <w:r/>
-      <w:r>
-        <w:rPr>
-          <w:b/>
-        </w:rPr>
-        <w:t>Symptoms</w:t>
-      </w:r>
-      <w:r>
-        <w:t>: Requests to `/color-data` or `/color-analysis` return empty object lists.</w:t>
-      </w:r>
-    </w:p>
-    <w:p>
-      <w:r/>
-      <w:r>
-        <w:rPr>
-          <w:b/>
-        </w:rPr>
-        <w:t>Possible Reasons</w:t>
-      </w:r>
-      <w:r>
-        <w:t>:</w:t>
-      </w:r>
-    </w:p>
-    <w:p>
-      <w:pPr>
-        <w:pStyle w:val="ListBullet"/>
-      </w:pPr>
-      <w:r/>
-      <w:r>
-        <w:rPr>
-          <w:b/>
-        </w:rPr>
-        <w:t>Detection/Tracking Disabled</w:t>
-      </w:r>
-      <w:r>
-        <w:t>: `DETECTION_AND_TRACK` might be set to `false` in your configuration.</w:t>
-      </w:r>
-    </w:p>
-    <w:p>
-      <w:pPr>
-        <w:pStyle w:val="ListBullet"/>
-      </w:pPr>
-      <w:r/>
-      <w:r>
-        <w:rPr>
-          <w:b/>
-        </w:rPr>
-        <w:t>AI Not Ready</w:t>
-      </w:r>
-      <w:r>
-        <w:t>: The AI model needs to be fully loaded (`ai.phase=ready`) to process objects for color analysis.</w:t>
-      </w:r>
-    </w:p>
-    <w:p>
-      <w:pPr>
-        <w:pStyle w:val="ListBullet"/>
-      </w:pPr>
-      <w:r/>
-      <w:r>
-        <w:rPr>
-          <w:b/>
-        </w:rPr>
-        <w:t>No Tracked Objects</w:t>
-      </w:r>
-      <w:r>
-        <w:t>: No products or features have been detected and tracked since the last buffer clear.</w:t>
-      </w:r>
-    </w:p>
-    <w:p>
-      <w:pPr>
-        <w:pStyle w:val="ListBullet"/>
-      </w:pPr>
-      <w:r/>
-      <w:r>
-        <w:rPr>
-          <w:b/>
-        </w:rPr>
-        <w:t>Buffer Already Cleared</w:t>
-      </w:r>
-      <w:r>
-        <w:t>: A previous call to `/color-data` or `/color-analysis` automatically clears the buffer after returning data.</w:t>
-      </w:r>
-    </w:p>
-    <w:p>
-      <w:pPr>
-        <w:pStyle w:val="Heading3"/>
-      </w:pPr>
-      <w:r>
-        <w:t>5.8 Pixel Format Problems</w:t>
-      </w:r>
-    </w:p>
-    <w:p>
-      <w:r/>
-      <w:r>
-        <w:rPr>
-          <w:b/>
-        </w:rPr>
-        <w:t>Symptoms</w:t>
-      </w:r>
-      <w:r>
-        <w:t>: Output frames show incorrect colors, or errors appear during capture related to color conversion (e.g., OpenCV YUV conversion errors).</w:t>
-      </w:r>
-    </w:p>
-    <w:p>
-      <w:r/>
-      <w:r>
-        <w:rPr>
-          <w:b/>
-        </w:rPr>
-        <w:t>Checks</w:t>
-      </w:r>
-      <w:r>
-        <w:t>:</w:t>
-      </w:r>
-    </w:p>
-    <w:p>
-      <w:pPr>
-        <w:pStyle w:val="ListBullet"/>
-      </w:pPr>
-      <w:r/>
-      <w:r>
-        <w:rPr>
-          <w:b/>
-        </w:rPr>
-        <w:t>Matching Format</w:t>
-      </w:r>
-      <w:r>
-        <w:t>: Verify that `CAMERA_PIXEL_FORMAT` in your configuration accurately matches the actual pixel format output by your Basler cameras.</w:t>
-      </w:r>
-    </w:p>
-    <w:p>
-      <w:pPr>
-        <w:pStyle w:val="ListBullet"/>
-      </w:pPr>
-      <w:r/>
-      <w:r>
-        <w:rPr>
-          <w:b/>
-        </w:rPr>
-        <w:t>External Configuration</w:t>
-      </w:r>
-      <w:r>
-        <w:t>: If you use Pylon Viewer or other external tools to configure cameras, set `CAMERA_CONFIG_BY_PYLON=true` to prevent the application from overwriting those settings.</w:t>
-      </w:r>
-    </w:p>
-    <w:p>
-      <w:pPr>
-        <w:pStyle w:val="ListBullet"/>
-      </w:pPr>
-      <w:r/>
-      <w:r>
-        <w:rPr>
-          <w:b/>
-        </w:rPr>
-        <w:t>BGR Output</w:t>
-      </w:r>
-      <w:r>
-        <w:t>: If your cameras are already configured to output OpenCV-ready BGR frames, ensure `BGR8` or `BGR8Packed` is selected for `CAMERA_PIXEL_FORMAT`.</w:t>
-      </w:r>
-    </w:p>
-    <w:p>
-      <w:pPr>
-        <w:pStyle w:val="Heading3"/>
-      </w:pPr>
-      <w:r>
-        <w:t>5.9 General Diagnostic Sequence for BDF Operators</w:t>
-      </w:r>
-    </w:p>
-    <w:p>
-      <w:r>
-        <w:t>When encountering an issue, follow this systematic approach:</w:t>
-      </w:r>
-    </w:p>
-    <w:p>
-      <w:r>
-        <w:t xml:space="preserve">1.  </w:t>
-      </w:r>
-      <w:r>
-        <w:rPr>
-          <w:b/>
-        </w:rPr>
-        <w:t>Check System Status</w:t>
-      </w:r>
-      <w:r>
-        <w:t>: Call `GET /status` to get an overall health report.</w:t>
-      </w:r>
-    </w:p>
-    <w:p>
-      <w:r>
-        <w:t xml:space="preserve">2.  </w:t>
-      </w:r>
-      <w:r>
-        <w:rPr>
-          <w:b/>
-        </w:rPr>
-        <w:t>Verify Camera Readiness</w:t>
-      </w:r>
-      <w:r>
-        <w:t>: Confirm that `camera.ready` is `true`.</w:t>
-      </w:r>
-    </w:p>
-    <w:p>
-      <w:r>
-        <w:t xml:space="preserve">3.  </w:t>
-      </w:r>
-      <w:r>
-        <w:rPr>
-          <w:b/>
-        </w:rPr>
-        <w:t>Confirm Image Capture</w:t>
-      </w:r>
-      <w:r>
-        <w:t>: Check `GET /capture` to ensure it returns a JPEG image.</w:t>
-      </w:r>
-    </w:p>
-    <w:p>
-      <w:r>
-        <w:t xml:space="preserve">4.  </w:t>
-      </w:r>
-      <w:r>
-        <w:rPr>
-          <w:b/>
-        </w:rPr>
-        <w:t>Validate Web Interface</w:t>
-      </w:r>
-      <w:r>
-        <w:t>: Verify that the browser interface (`GET /`) loads and updates with live images.</w:t>
-      </w:r>
-    </w:p>
-    <w:p>
-      <w:r>
-        <w:t xml:space="preserve">5.  </w:t>
-      </w:r>
-      <w:r>
-        <w:rPr>
-          <w:b/>
-        </w:rPr>
-        <w:t>AI Readiness (If Enabled)</w:t>
-      </w:r>
-      <w:r>
-        <w:t>: If AI is active, wait for `ai.phase` to report `ready`.</w:t>
-      </w:r>
-    </w:p>
-    <w:p>
-      <w:r>
-        <w:t xml:space="preserve">6.  </w:t>
-      </w:r>
-      <w:r>
-        <w:rPr>
-          <w:b/>
-        </w:rPr>
-        <w:t>Test AI/Color Functions</w:t>
-      </w:r>
-      <w:r>
-        <w:t>: Only then, test `POST /analyze`, `POST /inference`, or WebSocket streaming for AI-annotated frames, and color analysis endpoints.</w:t>
-      </w:r>
-    </w:p>
-    <w:p>
-      <w:r>
-        <w:t>---</w:t>
-      </w:r>
-    </w:p>
-    <w:p>
-      <w:pPr>
-        <w:pStyle w:val="Heading2"/>
-      </w:pPr>
-      <w:r>
-        <w:t>6. Deployment Options for BDF</w:t>
-      </w:r>
-    </w:p>
-    <w:p>
-      <w:r>
-        <w:t>Racer2 V3 offers flexible deployment options to suit various BDF bakery automation setups. Whether you need a single, integrated system or a distributed architecture, these guidelines will help you deploy efficiently.</w:t>
-      </w:r>
-    </w:p>
-    <w:p>
-      <w:pPr>
-        <w:pStyle w:val="Heading3"/>
-      </w:pPr>
-      <w:r>
-        <w:t>6.1 Baseline Setup for All Deployments</w:t>
-      </w:r>
-    </w:p>
-    <w:p>
-      <w:r>
-        <w:t>Before proceeding with any deployment option, ensure these steps are completed:</w:t>
-      </w:r>
-    </w:p>
-    <w:p>
-      <w:pPr>
-        <w:pStyle w:val="ListBullet"/>
-      </w:pPr>
-      <w:r/>
-      <w:r>
-        <w:rPr>
-          <w:b/>
-        </w:rPr>
-        <w:t>Virtual Environment</w:t>
-      </w:r>
-      <w:r>
-        <w:t>: Create a Python virtual environment to manage dependencies.</w:t>
-      </w:r>
-    </w:p>
-    <w:p>
-      <w:pPr>
-        <w:pStyle w:val="ListBullet"/>
-      </w:pPr>
-      <w:r/>
-      <w:r>
-        <w:rPr>
-          <w:b/>
-        </w:rPr>
-        <w:t>Install Dependencies</w:t>
-      </w:r>
-      <w:r>
-        <w:t>: Install all required libraries using `pip install -r requirements.txt`.</w:t>
-      </w:r>
-    </w:p>
-    <w:p>
-      <w:pPr>
-        <w:pStyle w:val="ListBullet"/>
-      </w:pPr>
-      <w:r/>
-      <w:r>
-        <w:rPr>
-          <w:b/>
-        </w:rPr>
-        <w:t>Environment Variables</w:t>
-      </w:r>
-      <w:r>
-        <w:t>: Create your `.env` file from the provided `.env.example` template and populate it with your specific BDF credentials and settings.</w:t>
-      </w:r>
-    </w:p>
-    <w:p>
-      <w:pPr>
-        <w:pStyle w:val="ListBullet"/>
-      </w:pPr>
-      <w:r/>
-      <w:r>
-        <w:rPr>
-          <w:b/>
-        </w:rPr>
-        <w:t>Review Settings</w:t>
-      </w:r>
-      <w:r>
-        <w:t>: Check `settings.json` to configure operational parameters.</w:t>
-      </w:r>
-    </w:p>
-    <w:p>
-      <w:pPr>
-        <w:pStyle w:val="ListBullet"/>
-      </w:pPr>
-      <w:r/>
-      <w:r>
-        <w:rPr>
-          <w:b/>
-        </w:rPr>
-        <w:t>Profile Selection</w:t>
-      </w:r>
-      <w:r>
-        <w:t>: Confirm the desired operational profile: `production`, `debug`, or `docker`.</w:t>
-      </w:r>
-    </w:p>
-    <w:p>
-      <w:pPr>
-        <w:pStyle w:val="Heading3"/>
-      </w:pPr>
-      <w:r>
-        <w:t>6.2 Option 1: Single-Process Local Deployment (Integrated BDF Line)</w:t>
-      </w:r>
-    </w:p>
-    <w:p>
-      <w:r>
-        <w:t>This is the simplest setup, ideal when the same Windows machine has direct physical access to your Basler cameras and handles all processing.</w:t>
-      </w:r>
-    </w:p>
-    <w:p>
-      <w:r>
-        <w:t>```powershell</w:t>
-      </w:r>
-    </w:p>
-    <w:p>
-      <w:r>
-        <w:t>python .\main.py</w:t>
-      </w:r>
-    </w:p>
-    <w:p>
-      <w:r>
-        <w:t>```</w:t>
-      </w:r>
-    </w:p>
-    <w:p>
-      <w:r/>
-      <w:r>
-        <w:rPr>
-          <w:b/>
-        </w:rPr>
-        <w:t>Recommended BDF Settings</w:t>
-      </w:r>
-      <w:r>
-        <w:t>:</w:t>
-      </w:r>
-    </w:p>
-    <w:p>
-      <w:pPr>
-        <w:pStyle w:val="ListBullet"/>
-      </w:pPr>
-      <w:r>
-        <w:t>`CAMERA_MODE=local`: The main application directly manages the cameras.</w:t>
-      </w:r>
-    </w:p>
-    <w:p>
-      <w:pPr>
-        <w:pStyle w:val="ListBullet"/>
-      </w:pPr>
-      <w:r>
-        <w:t>`DETECTION_AND_TRACK=true` or `false`: Depending on whether AI inspection is required for this line.</w:t>
-      </w:r>
-    </w:p>
-    <w:p>
-      <w:r/>
-      <w:r>
-        <w:rPr>
-          <w:b/>
-        </w:rPr>
-        <w:t>When to Use</w:t>
-      </w:r>
-      <w:r>
-        <w:t>: This setup is perfect for BDF production lines where:</w:t>
-      </w:r>
-    </w:p>
-    <w:p>
-      <w:pPr>
-        <w:pStyle w:val="ListBullet"/>
-      </w:pPr>
-      <w:r>
-        <w:t>Pylon camera drivers are installed on the local machine.</w:t>
-      </w:r>
-    </w:p>
-    <w:p>
-      <w:pPr>
-        <w:pStyle w:val="ListBullet"/>
-      </w:pPr>
-      <w:r>
-        <w:t>The host machine is designated to handle both image acquisition and AI processing.</w:t>
-      </w:r>
-    </w:p>
-    <w:p>
-      <w:pPr>
-        <w:pStyle w:val="ListBullet"/>
-      </w:pPr>
-      <w:r>
-        <w:t>Network separation between camera and processing is not a concern.</w:t>
-      </w:r>
-    </w:p>
-    <w:p>
-      <w:pPr>
-        <w:pStyle w:val="Heading3"/>
-      </w:pPr>
-      <w:r>
-        <w:t>6.3 Option 2: Debug or Hardware-Free Deployment (BDF Development/Testing)</w:t>
-      </w:r>
-    </w:p>
-    <w:p>
-      <w:r>
-        <w:t>Use this option for BDF development, UI testing, API validation, or AI logic testing without needing physical cameras.</w:t>
-      </w:r>
-    </w:p>
-    <w:p>
-      <w:r>
-        <w:t>```powershell</w:t>
-      </w:r>
-    </w:p>
-    <w:p>
-      <w:r>
-        <w:t>$env:APP_ENV="debug"</w:t>
-      </w:r>
-    </w:p>
-    <w:p>
-      <w:r>
-        <w:t>python .\main.py</w:t>
-      </w:r>
-    </w:p>
-    <w:p>
-      <w:r>
-        <w:t>```</w:t>
-      </w:r>
-    </w:p>
-    <w:p>
-      <w:r/>
-      <w:r>
-        <w:rPr>
-          <w:b/>
-        </w:rPr>
-        <w:t>Recommended BDF Settings</w:t>
-      </w:r>
-      <w:r>
-        <w:t>:</w:t>
-      </w:r>
-    </w:p>
-    <w:p>
-      <w:pPr>
-        <w:pStyle w:val="ListBullet"/>
-      </w:pPr>
-      <w:r>
-        <w:t>`CAMERA_MODE=emulated`: Generates synthetic frames internally.</w:t>
-      </w:r>
-    </w:p>
-    <w:p>
-      <w:pPr>
-        <w:pStyle w:val="ListBullet"/>
-      </w:pPr>
-      <w:r>
-        <w:t>Optional `EMULATED_CAMERA_IMAGE_PATH`: Use a specific image file for consistent testing.</w:t>
-      </w:r>
-    </w:p>
-    <w:p>
-      <w:pPr>
-        <w:pStyle w:val="Heading3"/>
-      </w:pPr>
-      <w:r>
-        <w:t>6.4 Option 3: Split Camera and Application Deployment (Distributed BDF Lines)</w:t>
-      </w:r>
-    </w:p>
-    <w:p>
-      <w:r>
-        <w:t>This option is valuable when the camera host needs to remain physically close to the Basler hardware on the production line, while the web interface and AI processing can run on a separate, more powerful machine.</w:t>
-      </w:r>
-    </w:p>
-    <w:p>
-      <w:r>
-        <w:t>#### 6.4.1 Camera Host Setup</w:t>
-      </w:r>
-    </w:p>
-    <w:p>
-      <w:r>
-        <w:t>On the machine directly connected to the Basler cameras:</w:t>
-      </w:r>
-    </w:p>
-    <w:p>
-      <w:r>
-        <w:t>```powershell</w:t>
-      </w:r>
-    </w:p>
-    <w:p>
-      <w:r>
-        <w:t>python .\camera_main.py</w:t>
-      </w:r>
-    </w:p>
-    <w:p>
-      <w:r>
-        <w:t>```</w:t>
-      </w:r>
-    </w:p>
-    <w:p>
-      <w:r>
-        <w:t>This will start the dedicated camera-only service, typically listening on port `8001`.</w:t>
-      </w:r>
-    </w:p>
-    <w:p>
-      <w:r>
-        <w:t>#### 6.4.2 Main Application Host Setup</w:t>
-      </w:r>
-    </w:p>
-    <w:p>
-      <w:r>
-        <w:t>On the machine where the main BDF application (web and AI) will run:</w:t>
-      </w:r>
-    </w:p>
-    <w:p>
-      <w:pPr>
-        <w:pStyle w:val="ListBullet"/>
-      </w:pPr>
-      <w:r/>
-      <w:r>
-        <w:rPr>
-          <w:b/>
-        </w:rPr>
-        <w:t>Configure</w:t>
-      </w:r>
-      <w:r>
-        <w:t>: Set `CAMERA_MODE=remote` in your `settings.json` or environment variables.</w:t>
-      </w:r>
-    </w:p>
-    <w:p>
-      <w:pPr>
-        <w:pStyle w:val="ListBullet"/>
-      </w:pPr>
-      <w:r/>
-      <w:r>
-        <w:rPr>
-          <w:b/>
-        </w:rPr>
-        <w:t>Point to Camera Host</w:t>
-      </w:r>
-      <w:r>
-        <w:t>: Set `REMOTE_CAMERA_BASE_URL=http://&lt;camera-host&gt;:8001`, replacing `&lt;camera-host&gt;` with the actual IP address or hostname of your camera host.</w:t>
-      </w:r>
-    </w:p>
-    <w:p>
-      <w:r>
-        <w:t>Then, start the main application:</w:t>
-      </w:r>
-    </w:p>
-    <w:p>
-      <w:r>
-        <w:t>```powershell</w:t>
-      </w:r>
-    </w:p>
-    <w:p>
-      <w:r>
-        <w:t>python .\main.py</w:t>
-      </w:r>
-    </w:p>
-    <w:p>
-      <w:r>
-        <w:t>```</w:t>
-      </w:r>
-    </w:p>
-    <w:p>
-      <w:pPr>
-        <w:pStyle w:val="Heading3"/>
-      </w:pPr>
-      <w:r>
-        <w:t>6.5 Option 4: Docker for the Main Application (Containerized BDF Deployment)</w:t>
-      </w:r>
-    </w:p>
-    <w:p>
-      <w:r>
-        <w:t>The provided `docker-compose.yml` is primarily intended for containerizing the main BDF application, not for direct Basler camera capture.</w:t>
-      </w:r>
-    </w:p>
-    <w:p>
-      <w:r/>
-      <w:r>
-        <w:rPr>
-          <w:b/>
-        </w:rPr>
-        <w:t>Recommended Pattern for BDF</w:t>
-      </w:r>
-      <w:r>
-        <w:t>:</w:t>
-      </w:r>
-    </w:p>
-    <w:p>
-      <w:pPr>
-        <w:pStyle w:val="ListBullet"/>
-      </w:pPr>
-      <w:r/>
-      <w:r>
-        <w:rPr>
-          <w:b/>
-        </w:rPr>
-        <w:t>Windows Host</w:t>
-      </w:r>
-      <w:r>
-        <w:t>: Run `camera_main.py` directly on a Windows machine that has Basler camera access.</w:t>
-      </w:r>
-    </w:p>
-    <w:p>
-      <w:pPr>
-        <w:pStyle w:val="ListBullet"/>
-      </w:pPr>
-      <w:r/>
-      <w:r>
-        <w:rPr>
-          <w:b/>
-        </w:rPr>
-        <w:t>Docker Container</w:t>
-      </w:r>
-      <w:r>
-        <w:t>: Deploy the main BDF application within a Docker container.</w:t>
-      </w:r>
-    </w:p>
-    <w:p>
-      <w:pPr>
-        <w:pStyle w:val="ListBullet"/>
-      </w:pPr>
-      <w:r/>
-      <w:r>
-        <w:rPr>
-          <w:b/>
-        </w:rPr>
-        <w:t>Remote Mode</w:t>
-      </w:r>
-      <w:r>
-        <w:t>: Configure the main application in the container to use `CAMERA_MODE=remote`.</w:t>
-      </w:r>
-    </w:p>
-    <w:p>
-      <w:pPr>
-        <w:pStyle w:val="ListBullet"/>
-      </w:pPr>
-      <w:r/>
-      <w:r>
-        <w:rPr>
-          <w:b/>
-        </w:rPr>
-        <w:t>Access Host</w:t>
-      </w:r>
-      <w:r>
-        <w:t>: Set `REMOTE_CAMERA_BASE_URL=http://host.docker.internal:8001` within the Docker container's configuration. `host.docker.internal` allows the container to communicate with services running on the host machine.</w:t>
-      </w:r>
-    </w:p>
-    <w:p>
-      <w:r>
-        <w:t>To start the Dockerized main application:</w:t>
-      </w:r>
-    </w:p>
-    <w:p>
-      <w:r>
-        <w:t>```powershell</w:t>
-      </w:r>
-    </w:p>
-    <w:p>
-      <w:r>
-        <w:t>docker compose up --build</w:t>
-      </w:r>
-    </w:p>
-    <w:p>
-      <w:r>
-        <w:t>```</w:t>
-      </w:r>
-    </w:p>
-    <w:p>
-      <w:pPr>
-        <w:pStyle w:val="Heading3"/>
-      </w:pPr>
-      <w:r>
-        <w:t>6.6 Environment Expectations for BDF</w:t>
-      </w:r>
-    </w:p>
-    <w:p>
-      <w:r>
-        <w:t>#### Local Camera Mode</w:t>
-      </w:r>
-    </w:p>
-    <w:p>
-      <w:pPr>
-        <w:pStyle w:val="ListBullet"/>
-      </w:pPr>
-      <w:r/>
-      <w:r>
-        <w:rPr>
-          <w:b/>
-        </w:rPr>
-        <w:t>Pylon Installation</w:t>
-      </w:r>
-      <w:r>
-        <w:t>: Ensure Basler Pylon drivers and SDK are correctly installed.</w:t>
-      </w:r>
-    </w:p>
-    <w:p>
-      <w:pPr>
-        <w:pStyle w:val="ListBullet"/>
-      </w:pPr>
-      <w:r/>
-      <w:r>
-        <w:rPr>
-          <w:b/>
-        </w:rPr>
-        <w:t>Camera Access</w:t>
-      </w:r>
-      <w:r>
-        <w:t>: The application process must have permissions to access both cameras.</w:t>
-      </w:r>
-    </w:p>
-    <w:p>
-      <w:pPr>
-        <w:pStyle w:val="ListBullet"/>
-      </w:pPr>
-      <w:r/>
-      <w:r>
-        <w:rPr>
-          <w:b/>
-        </w:rPr>
-        <w:t>Configuration Match</w:t>
-      </w:r>
-      <w:r>
-        <w:t>: Trigger and pixel format settings must align with your physical camera setup.</w:t>
-      </w:r>
-    </w:p>
-    <w:p>
-      <w:r>
-        <w:t>#### Remote Camera Mode</w:t>
-      </w:r>
-    </w:p>
-    <w:p>
-      <w:pPr>
-        <w:pStyle w:val="ListBullet"/>
-      </w:pPr>
-      <w:r/>
-      <w:r>
-        <w:rPr>
-          <w:b/>
-        </w:rPr>
-        <w:t>Camera Host API</w:t>
-      </w:r>
-      <w:r>
-        <w:t>: The camera host must be running and exposing `/status`, `/capture`, and `/camera/alignment` endpoints.</w:t>
-      </w:r>
-    </w:p>
-    <w:p>
-      <w:pPr>
-        <w:pStyle w:val="ListBullet"/>
-      </w:pPr>
-      <w:r/>
-      <w:r>
-        <w:rPr>
-          <w:b/>
-        </w:rPr>
-        <w:t>Network Stability</w:t>
-      </w:r>
-      <w:r>
-        <w:t>: Stable network connectivity between the main application and the camera host is crucial for continuous frame updates.</w:t>
-      </w:r>
-    </w:p>
-    <w:p>
-      <w:pPr>
-        <w:pStyle w:val="ListBullet"/>
-      </w:pPr>
-      <w:r/>
-      <w:r>
-        <w:rPr>
-          <w:b/>
-        </w:rPr>
-        <w:t>Frame Freshness</w:t>
-      </w:r>
-      <w:r>
-        <w:t>: The timeliness of frames depends on the polling interval configured for the remote connection.</w:t>
-      </w:r>
-    </w:p>
-    <w:p>
-      <w:r>
-        <w:t>#### Emulated Mode</w:t>
-      </w:r>
-    </w:p>
-    <w:p>
-      <w:pPr>
-        <w:pStyle w:val="ListBullet"/>
-      </w:pPr>
-      <w:r/>
-      <w:r>
-        <w:rPr>
-          <w:b/>
-        </w:rPr>
-        <w:t>No Hardware Needed</w:t>
-      </w:r>
-      <w:r>
-        <w:t>: This mode requires no physical camera hardware, making it ideal for software-only development and testing.</w:t>
-      </w:r>
-    </w:p>
-    <w:p>
-      <w:pPr>
-        <w:pStyle w:val="ListBullet"/>
-      </w:pPr>
-      <w:r/>
-      <w:r>
-        <w:rPr>
-          <w:b/>
-        </w:rPr>
-        <w:t>Safe Testing</w:t>
-      </w:r>
-      <w:r>
-        <w:t>: It's the safest choice for frontend and integration testing without impacting live production.</w:t>
-      </w:r>
-    </w:p>
-    <w:p>
-      <w:pPr>
-        <w:pStyle w:val="Heading3"/>
-      </w:pPr>
-      <w:r>
-        <w:t>6.7 Verification Checklist After BDF Deployment</w:t>
-      </w:r>
-    </w:p>
-    <w:p>
-      <w:r>
-        <w:t>After any deployment, perform these checks to confirm proper operation:</w:t>
-      </w:r>
-    </w:p>
-    <w:p>
-      <w:pPr>
-        <w:pStyle w:val="ListBullet"/>
-      </w:pPr>
-      <w:r/>
-      <w:r>
-        <w:rPr>
-          <w:b/>
-        </w:rPr>
-        <w:t>System Status</w:t>
-      </w:r>
-      <w:r>
-        <w:t>: Access `GET /status` and verify it returns a `200` (OK) status.</w:t>
-      </w:r>
-    </w:p>
-    <w:p>
-      <w:pPr>
-        <w:pStyle w:val="ListBullet"/>
-      </w:pPr>
-      <w:r/>
-      <w:r>
-        <w:rPr>
-          <w:b/>
-        </w:rPr>
-        <w:t>Camera Ready</w:t>
-      </w:r>
-      <w:r>
-        <w:t>: Confirm that `camera.ready` reports `true` for your chosen camera mode.</w:t>
-      </w:r>
-    </w:p>
-    <w:p>
-      <w:pPr>
-        <w:pStyle w:val="ListBullet"/>
-      </w:pPr>
-      <w:r/>
-      <w:r>
-        <w:rPr>
-          <w:b/>
-        </w:rPr>
-        <w:t>Image Capture</w:t>
-      </w:r>
-      <w:r>
-        <w:t>: Check `GET /capture` to ensure it successfully returns a JPEG image.</w:t>
-      </w:r>
-    </w:p>
-    <w:p>
-      <w:pPr>
-        <w:pStyle w:val="ListBullet"/>
-      </w:pPr>
-      <w:r/>
-      <w:r>
-        <w:rPr>
-          <w:b/>
-        </w:rPr>
-        <w:t>Web Interface</w:t>
-      </w:r>
-      <w:r>
-        <w:t>: Load the browser page (`GET /`) and confirm it updates with live images.</w:t>
-      </w:r>
-    </w:p>
-    <w:p>
-      <w:pPr>
-        <w:pStyle w:val="ListBullet"/>
-      </w:pPr>
-      <w:r/>
-      <w:r>
-        <w:rPr>
-          <w:b/>
-        </w:rPr>
-        <w:t>Live Streaming</w:t>
-      </w:r>
-      <w:r>
-        <w:t>: Verify that WebSocket streaming (`/ws`) is functional.</w:t>
-      </w:r>
-    </w:p>
-    <w:p>
-      <w:pPr>
-        <w:pStyle w:val="ListBullet"/>
-      </w:pPr>
-      <w:r/>
-      <w:r>
-        <w:rPr>
-          <w:b/>
-        </w:rPr>
-        <w:t>AI Readiness (If Enabled)</w:t>
-      </w:r>
-      <w:r>
-        <w:t>: If AI is part of your BDF setup, confirm that `ai.phase` eventually becomes `ready`.</w:t>
-      </w:r>
-    </w:p>
-    <w:p>
-      <w:pPr>
-        <w:pStyle w:val="ListBullet"/>
-      </w:pPr>
-      <w:r/>
-      <w:r>
-        <w:rPr>
-          <w:b/>
-        </w:rPr>
-        <w:t>Remote Camera Service</w:t>
-      </w:r>
-      <w:r>
-        <w:t>: If using remote mode, verify that the dedicated camera service on port `8001` also returns a healthy `GET /status`.</w:t>
-      </w:r>
-    </w:p>
-    <w:p>
-      <w:pPr>
-        <w:pStyle w:val="Heading3"/>
-      </w:pPr>
-      <w:r>
-        <w:t>6.8 Operational Notes for BDF</w:t>
-      </w:r>
-    </w:p>
-    <w:p>
-      <w:pPr>
-        <w:pStyle w:val="ListBullet"/>
-      </w:pPr>
-      <w:r/>
-      <w:r>
-        <w:rPr>
-          <w:b/>
-        </w:rPr>
-        <w:t>Fault Tolerance</w:t>
-      </w:r>
-      <w:r>
-        <w:t>: The system is designed to be resilient. It will continue to run for diagnostics even if cameras are initially unavailable during startup.</w:t>
-      </w:r>
-    </w:p>
-    <w:p>
-      <w:pPr>
-        <w:pStyle w:val="ListBullet"/>
-      </w:pPr>
-      <w:r/>
-      <w:r>
-        <w:rPr>
-          <w:b/>
-        </w:rPr>
-        <w:t>AI Startup Time</w:t>
-      </w:r>
-      <w:r>
-        <w:t>: Be aware that AI model initialization may take longer than the initial server startup, especially for larger models.</w:t>
-      </w:r>
-    </w:p>
-    <w:p>
-      <w:pPr>
-        <w:pStyle w:val="ListBullet"/>
-      </w:pPr>
-      <w:r/>
-      <w:r>
-        <w:rPr>
-          <w:b/>
-        </w:rPr>
-        <w:t>Local Inference Path</w:t>
-      </w:r>
-      <w:r>
-        <w:t>: The `POST /inference` endpoint requires that the specified image files are physically accessible on the machine running the main BDF application.</w:t>
-      </w:r>
-    </w:p>
-    <w:p>
-      <w:r>
-        <w:t>```</w:t>
+        <w:t>Used By</w:t>
+      </w:r>
+      <w:r>
+        <w:t>: The AI pipeline to enrich detection and tracking with valuable color data.</w:t>
       </w:r>
     </w:p>
     <w:sectPr>

--- a/outputs/bdf_bakery_product_doc/bdf_bakery_product_doc.docx
+++ b/outputs/bdf_bakery_product_doc/bdf_bakery_product_doc.docx
@@ -12,22 +12,7 @@
     </w:p>
     <w:p>
       <w:r>
-        <w:t>--- bdf_bakery_product_doc.md ---</w:t>
-      </w:r>
-    </w:p>
-    <w:p>
-      <w:r>
-        <w:t>&lt;p align="center"&gt;</w:t>
-      </w:r>
-    </w:p>
-    <w:p>
-      <w:r>
-        <w:t>&lt;img src="/docs/images/image.png" alt="Racer2 V3 System" width="700"/&gt;</w:t>
-      </w:r>
-    </w:p>
-    <w:p>
-      <w:r>
-        <w:t>&lt;/p&gt;</w:t>
+        <w:t>&lt;p align="center"&gt; ![BDF Bakery Automation Header](/docs/image.md) &lt;/p&gt;</w:t>
       </w:r>
     </w:p>
     <w:p>
@@ -35,12 +20,12 @@
         <w:pStyle w:val="Heading1"/>
       </w:pPr>
       <w:r>
-        <w:t>BDF Bakery Production Monitoring System - Product Documentation</w:t>
+        <w:t>Working with Hermary Amadeus Cameras for BDF Bakery Automation</w:t>
       </w:r>
     </w:p>
     <w:p>
       <w:r>
-        <w:t>This document provides essential information about the Racer2 V3 system, designed to enhance BDF's bakery automation and production monitoring. It explains how the system operates, how to configure it, and how to troubleshoot common issues, all with a focus on operator-friendly explanations and maintaining high-quality bakery product output.</w:t>
+        <w:t>This document provides BDF with a professional and simple guide to operating Hermary Amadeus Cameras within your bakery automation systems. It covers the essential software tools, Amadeus Tools and the Composer, which help you connect, configure, and control your Hermary devices for efficient and precise operations.</w:t>
       </w:r>
     </w:p>
     <w:p>
@@ -53,12 +38,12 @@
         <w:pStyle w:val="Heading2"/>
       </w:pPr>
       <w:r>
-        <w:t>1. System Overview</w:t>
+        <w:t>1. Amadeus Tools: Your Device Management Hub</w:t>
       </w:r>
     </w:p>
     <w:p>
       <w:r>
-        <w:t>The Racer2 V3 is a powerful AI Core service specifically developed for BDF's line-scan acquisition, image stitching, live streaming, and optional AI-assisted inspection of bakery products. It's built to work seamlessly with two Basler line cameras, offering both real-hardware and hardware-free development options to suit various operational needs at BDF's facilities.</w:t>
+        <w:t>Amadeus Tools is the primary software for managing your Hermary devices, such as the MVS208 control module/switch and the TDS2000 3D camera. It allows you to connect to devices, update their software, and adjust settings like network addresses. You can also access tools to view raw images and verify camera calibration.</w:t>
       </w:r>
     </w:p>
     <w:p>
@@ -66,72 +51,89 @@
         <w:pStyle w:val="Heading3"/>
       </w:pPr>
       <w:r>
-        <w:t>1.1. Purpose for BDF</w:t>
+        <w:t>1.1 Connecting and Initial Setup</w:t>
       </w:r>
     </w:p>
     <w:p>
       <w:r>
-        <w:t>The primary goal of the Racer2 V3 system is to provide BDF with advanced tools for:</w:t>
+        <w:t>When you open Amadeus Tools for the first time, it automatically searches for and connects to any Hermary devices plugged into your network. These devices will appear in the "Devices" menu on the left side of the screen, often with automatically assigned network addresses.</w:t>
       </w:r>
     </w:p>
     <w:p>
-      <w:pPr>
-        <w:pStyle w:val="ListBullet"/>
-      </w:pPr>
-      <w:r/>
       <w:r>
-        <w:rPr>
-          <w:b/>
-        </w:rPr>
-        <w:t>Automated Quality Control</w:t>
-      </w:r>
-      <w:r>
-        <w:t>: Continuously monitor bakery products on the line for consistent quality.</w:t>
+        <w:drawing>
+          <wp:inline xmlns:a="http://schemas.openxmlformats.org/drawingml/2006/main" xmlns:pic="http://schemas.openxmlformats.org/drawingml/2006/picture">
+            <wp:extent cx="15220949" cy="2400300"/>
+            <wp:docPr id="1" name="Picture 1"/>
+            <wp:cNvGraphicFramePr>
+              <a:graphicFrameLocks noChangeAspect="1"/>
+            </wp:cNvGraphicFramePr>
+            <a:graphic>
+              <a:graphicData uri="http://schemas.openxmlformats.org/drawingml/2006/picture">
+                <pic:pic>
+                  <pic:nvPicPr>
+                    <pic:cNvPr id="0" name="image.jpg"/>
+                    <pic:cNvPicPr/>
+                  </pic:nvPicPr>
+                  <pic:blipFill>
+                    <a:blip r:embed="rId9"/>
+                    <a:stretch>
+                      <a:fillRect/>
+                    </a:stretch>
+                  </pic:blipFill>
+                  <pic:spPr>
+                    <a:xfrm>
+                      <a:off x="0" y="0"/>
+                      <a:ext cx="15220949" cy="2400300"/>
+                    </a:xfrm>
+                    <a:prstGeom prst="rect"/>
+                  </pic:spPr>
+                </pic:pic>
+              </a:graphicData>
+            </a:graphic>
+          </wp:inline>
+        </w:drawing>
       </w:r>
     </w:p>
     <w:p>
-      <w:pPr>
-        <w:pStyle w:val="ListBullet"/>
-      </w:pPr>
-      <w:r/>
       <w:r>
-        <w:rPr>
-          <w:b/>
-        </w:rPr>
-        <w:t>Production Monitoring</w:t>
-      </w:r>
-      <w:r>
-        <w:t>: Gain real-time insights into the production process, identifying any deviations quickly.</w:t>
+        <w:t>You can quickly verify that your devices are properly connected and operational by checking the "Status" section. Simply click the button on the right side of the screen.</w:t>
       </w:r>
     </w:p>
     <w:p>
-      <w:pPr>
-        <w:pStyle w:val="ListBullet"/>
-      </w:pPr>
-      <w:r/>
       <w:r>
-        <w:rPr>
-          <w:b/>
-        </w:rPr>
-        <w:t>Operational Efficiency</w:t>
-      </w:r>
-      <w:r>
-        <w:t>: Streamline inspection processes through automation, reducing manual effort.</w:t>
-      </w:r>
-    </w:p>
-    <w:p>
-      <w:pPr>
-        <w:pStyle w:val="ListBullet"/>
-      </w:pPr>
-      <w:r/>
-      <w:r>
-        <w:rPr>
-          <w:b/>
-        </w:rPr>
-        <w:t>Data-Driven Decisions</w:t>
-      </w:r>
-      <w:r>
-        <w:t>: Collect valuable data on product characteristics, including color, for analysis and improvement.</w:t>
+        <w:drawing>
+          <wp:inline xmlns:a="http://schemas.openxmlformats.org/drawingml/2006/main" xmlns:pic="http://schemas.openxmlformats.org/drawingml/2006/picture">
+            <wp:extent cx="8429625" cy="1666875"/>
+            <wp:docPr id="2" name="Picture 2"/>
+            <wp:cNvGraphicFramePr>
+              <a:graphicFrameLocks noChangeAspect="1"/>
+            </wp:cNvGraphicFramePr>
+            <a:graphic>
+              <a:graphicData uri="http://schemas.openxmlformats.org/drawingml/2006/picture">
+                <pic:pic>
+                  <pic:nvPicPr>
+                    <pic:cNvPr id="0" name="image.png"/>
+                    <pic:cNvPicPr/>
+                  </pic:nvPicPr>
+                  <pic:blipFill>
+                    <a:blip r:embed="rId10"/>
+                    <a:stretch>
+                      <a:fillRect/>
+                    </a:stretch>
+                  </pic:blipFill>
+                  <pic:spPr>
+                    <a:xfrm>
+                      <a:off x="0" y="0"/>
+                      <a:ext cx="8429625" cy="1666875"/>
+                    </a:xfrm>
+                    <a:prstGeom prst="rect"/>
+                  </pic:spPr>
+                </pic:pic>
+              </a:graphicData>
+            </a:graphic>
+          </wp:inline>
+        </w:drawing>
       </w:r>
     </w:p>
     <w:p>
@@ -139,132 +141,84 @@
         <w:pStyle w:val="Heading3"/>
       </w:pPr>
       <w:r>
-        <w:t>1.2. Key Capabilities</w:t>
+        <w:t>1.2 Data Analytics for Performance Insights</w:t>
       </w:r>
     </w:p>
     <w:p>
       <w:r>
-        <w:t>The BDF Bakery Production Monitoring System offers:</w:t>
+        <w:t>The "Data Analytics" tab provides valuable insights into your system's performance. You can select different metrics from a drop-down menu and view charts that help you understand various operational aspects of your BDF bakery automation system. Click the play button to start viewing the data.</w:t>
       </w:r>
     </w:p>
     <w:p>
-      <w:pPr>
-        <w:pStyle w:val="ListBullet"/>
-      </w:pPr>
-      <w:r/>
       <w:r>
-        <w:rPr>
-          <w:b/>
-        </w:rPr>
-        <w:t>Dual-Camera Acquisition</w:t>
-      </w:r>
-      <w:r>
-        <w:t>: Captures high-resolution images from two cameras simultaneously.</w:t>
+        <w:drawing>
+          <wp:inline xmlns:a="http://schemas.openxmlformats.org/drawingml/2006/main" xmlns:pic="http://schemas.openxmlformats.org/drawingml/2006/picture">
+            <wp:extent cx="8391525" cy="3086100"/>
+            <wp:docPr id="3" name="Picture 3"/>
+            <wp:cNvGraphicFramePr>
+              <a:graphicFrameLocks noChangeAspect="1"/>
+            </wp:cNvGraphicFramePr>
+            <a:graphic>
+              <a:graphicData uri="http://schemas.openxmlformats.org/drawingml/2006/picture">
+                <pic:pic>
+                  <pic:nvPicPr>
+                    <pic:cNvPr id="0" name="image.png"/>
+                    <pic:cNvPicPr/>
+                  </pic:nvPicPr>
+                  <pic:blipFill>
+                    <a:blip r:embed="rId11"/>
+                    <a:stretch>
+                      <a:fillRect/>
+                    </a:stretch>
+                  </pic:blipFill>
+                  <pic:spPr>
+                    <a:xfrm>
+                      <a:off x="0" y="0"/>
+                      <a:ext cx="8391525" cy="3086100"/>
+                    </a:xfrm>
+                    <a:prstGeom prst="rect"/>
+                  </pic:spPr>
+                </pic:pic>
+              </a:graphicData>
+            </a:graphic>
+          </wp:inline>
+        </w:drawing>
       </w:r>
     </w:p>
     <w:p>
-      <w:pPr>
-        <w:pStyle w:val="ListBullet"/>
-      </w:pPr>
-      <w:r/>
       <w:r>
-        <w:rPr>
-          <w:b/>
-        </w:rPr>
-        <w:t>Stitched Image Generation</w:t>
-      </w:r>
-      <w:r>
-        <w:t>: Combines individual camera images into a single, comprehensive view of the bakery product.</w:t>
-      </w:r>
-    </w:p>
-    <w:p>
-      <w:pPr>
-        <w:pStyle w:val="ListBullet"/>
-      </w:pPr>
-      <w:r/>
-      <w:r>
-        <w:rPr>
-          <w:b/>
-        </w:rPr>
-        <w:t>Live Production Stream</w:t>
-      </w:r>
-      <w:r>
-        <w:t>: Provides browser-friendly JPEG images and live WebSocket streaming for immediate visual feedback.</w:t>
-      </w:r>
-    </w:p>
-    <w:p>
-      <w:pPr>
-        <w:pStyle w:val="ListBullet"/>
-      </w:pPr>
-      <w:r/>
-      <w:r>
-        <w:rPr>
-          <w:b/>
-        </w:rPr>
-        <w:t>Flexible Camera Access</w:t>
-      </w:r>
-      <w:r>
-        <w:t>: Supports direct camera connection, remote monitoring, or simulated frame generation for testing.</w:t>
-      </w:r>
-    </w:p>
-    <w:p>
-      <w:pPr>
-        <w:pStyle w:val="ListBullet"/>
-      </w:pPr>
-      <w:r/>
-      <w:r>
-        <w:rPr>
-          <w:b/>
-        </w:rPr>
-        <w:t>Optional AI Inspection</w:t>
-      </w:r>
-      <w:r>
-        <w:t>: Integrates advanced AI for automated defect detection and product tracking.</w:t>
-      </w:r>
-    </w:p>
-    <w:p>
-      <w:pPr>
-        <w:pStyle w:val="ListBullet"/>
-      </w:pPr>
-      <w:r/>
-      <w:r>
-        <w:rPr>
-          <w:b/>
-        </w:rPr>
-        <w:t>Color Analysis</w:t>
-      </w:r>
-      <w:r>
-        <w:t>: Tracks and analyzes the color of bakery products, buffering recent history for quality checks.</w:t>
-      </w:r>
-    </w:p>
-    <w:p>
-      <w:pPr>
-        <w:pStyle w:val="ListBullet"/>
-      </w:pPr>
-      <w:r/>
-      <w:r>
-        <w:rPr>
-          <w:b/>
-        </w:rPr>
-        <w:t>External System Integration</w:t>
-      </w:r>
-      <w:r>
-        <w:t>: Allows forwarding of production images for further analysis by other systems.</w:t>
-      </w:r>
-    </w:p>
-    <w:p>
-      <w:pPr>
-        <w:pStyle w:val="ListBullet"/>
-      </w:pPr>
-      <w:r/>
-      <w:r>
-        <w:rPr>
-          <w:b/>
-        </w:rPr>
-        <w:t>Local Analysis</w:t>
-      </w:r>
-      <w:r>
-        <w:t>: Supports file-based local AI analysis of recorded images.</w:t>
+        <w:drawing>
+          <wp:inline xmlns:a="http://schemas.openxmlformats.org/drawingml/2006/main" xmlns:pic="http://schemas.openxmlformats.org/drawingml/2006/picture">
+            <wp:extent cx="8439150" cy="2838450"/>
+            <wp:docPr id="4" name="Picture 4"/>
+            <wp:cNvGraphicFramePr>
+              <a:graphicFrameLocks noChangeAspect="1"/>
+            </wp:cNvGraphicFramePr>
+            <a:graphic>
+              <a:graphicData uri="http://schemas.openxmlformats.org/drawingml/2006/picture">
+                <pic:pic>
+                  <pic:nvPicPr>
+                    <pic:cNvPr id="0" name="image.png"/>
+                    <pic:cNvPicPr/>
+                  </pic:nvPicPr>
+                  <pic:blipFill>
+                    <a:blip r:embed="rId12"/>
+                    <a:stretch>
+                      <a:fillRect/>
+                    </a:stretch>
+                  </pic:blipFill>
+                  <pic:spPr>
+                    <a:xfrm>
+                      <a:off x="0" y="0"/>
+                      <a:ext cx="8439150" cy="2838450"/>
+                    </a:xfrm>
+                    <a:prstGeom prst="rect"/>
+                  </pic:spPr>
+                </pic:pic>
+              </a:graphicData>
+            </a:graphic>
+          </wp:inline>
+        </w:drawing>
       </w:r>
     </w:p>
     <w:p>
@@ -272,107 +226,126 @@
         <w:pStyle w:val="Heading3"/>
       </w:pPr>
       <w:r>
-        <w:t>1.3. How It Operates</w:t>
+        <w:t>1.3 Setting Network Addresses (IPs) Manually</w:t>
       </w:r>
     </w:p>
     <w:p>
       <w:r>
-        <w:t>The system can run in three distinct camera modes to match BDF's operational setup:</w:t>
+        <w:t>If you need to assign a fixed network address (static IP) to a device, follow these steps:</w:t>
       </w:r>
     </w:p>
     <w:p>
-      <w:pPr>
-        <w:pStyle w:val="ListBullet"/>
-      </w:pPr>
-      <w:r/>
+      <w:r>
+        <w:t xml:space="preserve">1.  </w:t>
+      </w:r>
       <w:r>
         <w:rPr>
           <w:b/>
         </w:rPr>
-        <w:t>Local Mode</w:t>
+        <w:t>Connect to the Device:</w:t>
       </w:r>
       <w:r>
-        <w:t>: The main system directly controls the Basler cameras, ideal for an all-in-one setup on the production floor.</w:t>
+        <w:t xml:space="preserve"> Click the lock icon next to the device you wish to modify. The lock will turn green, indicating a successful connection.</w:t>
       </w:r>
     </w:p>
     <w:p>
-      <w:pPr>
-        <w:pStyle w:val="ListBullet"/>
-      </w:pPr>
-      <w:r/>
+      <w:r>
+        <w:t xml:space="preserve">2.  </w:t>
+      </w:r>
       <w:r>
         <w:rPr>
           <w:b/>
         </w:rPr>
-        <w:t>Remote Mode</w:t>
+        <w:t>Navigate to Settings:</w:t>
       </w:r>
       <w:r>
-        <w:t>: The main system fetches images from a separate camera service, allowing camera hardware to remain close to the production line while the monitoring interface can be located elsewhere.</w:t>
+        <w:t xml:space="preserve"> Go to "Transport Layer Control" &gt; "GigEVision".</w:t>
       </w:r>
     </w:p>
     <w:p>
-      <w:pPr>
-        <w:pStyle w:val="ListBullet"/>
-      </w:pPr>
-      <w:r/>
+      <w:r>
+        <w:t xml:space="preserve">3.  </w:t>
+      </w:r>
       <w:r>
         <w:rPr>
           <w:b/>
         </w:rPr>
-        <w:t>Emulated Mode</w:t>
+        <w:t>Update Addresses:</w:t>
       </w:r>
       <w:r>
-        <w:t>: The system generates simulated frames, perfect for testing the user interface and API functionalities without needing physical cameras, preventing disruption to live production.</w:t>
+        <w:t xml:space="preserve"> Change the "Persistent IP Address", "Subnet Mask", and "Default Gateway" fields as required by your BDF network configuration.</w:t>
       </w:r>
     </w:p>
     <w:p>
       <w:r>
-        <w:t>AI processing can be configured to:</w:t>
+        <w:drawing>
+          <wp:inline xmlns:a="http://schemas.openxmlformats.org/drawingml/2006/main" xmlns:pic="http://schemas.openxmlformats.org/drawingml/2006/picture">
+            <wp:extent cx="7096125" cy="4333875"/>
+            <wp:docPr id="5" name="Picture 5"/>
+            <wp:cNvGraphicFramePr>
+              <a:graphicFrameLocks noChangeAspect="1"/>
+            </wp:cNvGraphicFramePr>
+            <a:graphic>
+              <a:graphicData uri="http://schemas.openxmlformats.org/drawingml/2006/picture">
+                <pic:pic>
+                  <pic:nvPicPr>
+                    <pic:cNvPr id="0" name="image.jpg"/>
+                    <pic:cNvPicPr/>
+                  </pic:nvPicPr>
+                  <pic:blipFill>
+                    <a:blip r:embed="rId13"/>
+                    <a:stretch>
+                      <a:fillRect/>
+                    </a:stretch>
+                  </pic:blipFill>
+                  <pic:spPr>
+                    <a:xfrm>
+                      <a:off x="0" y="0"/>
+                      <a:ext cx="7096125" cy="4333875"/>
+                    </a:xfrm>
+                    <a:prstGeom prst="rect"/>
+                  </pic:spPr>
+                </pic:pic>
+              </a:graphicData>
+            </a:graphic>
+          </wp:inline>
+        </w:drawing>
       </w:r>
     </w:p>
     <w:p>
-      <w:pPr>
-        <w:pStyle w:val="ListBullet"/>
-      </w:pPr>
-      <w:r/>
       <w:r>
-        <w:rPr>
-          <w:b/>
-        </w:rPr>
-        <w:t>Disabled</w:t>
-      </w:r>
-      <w:r>
-        <w:t>: Provides raw production imagery for visual inspection only.</w:t>
-      </w:r>
-    </w:p>
-    <w:p>
-      <w:pPr>
-        <w:pStyle w:val="ListBullet"/>
-      </w:pPr>
-      <w:r/>
-      <w:r>
-        <w:rPr>
-          <w:b/>
-        </w:rPr>
-        <w:t>Enabled with RF-DETR</w:t>
-      </w:r>
-      <w:r>
-        <w:t>: Utilizes advanced detection and tracking for precise quality control.</w:t>
-      </w:r>
-    </w:p>
-    <w:p>
-      <w:pPr>
-        <w:pStyle w:val="ListBullet"/>
-      </w:pPr>
-      <w:r/>
-      <w:r>
-        <w:rPr>
-          <w:b/>
-        </w:rPr>
-        <w:t>Enabled with YOLO and SORT</w:t>
-      </w:r>
-      <w:r>
-        <w:t>: Offers an alternative AI approach for detection and tracking.</w:t>
+        <w:drawing>
+          <wp:inline xmlns:a="http://schemas.openxmlformats.org/drawingml/2006/main" xmlns:pic="http://schemas.openxmlformats.org/drawingml/2006/picture">
+            <wp:extent cx="7658100" cy="4953000"/>
+            <wp:docPr id="6" name="Picture 6"/>
+            <wp:cNvGraphicFramePr>
+              <a:graphicFrameLocks noChangeAspect="1"/>
+            </wp:cNvGraphicFramePr>
+            <a:graphic>
+              <a:graphicData uri="http://schemas.openxmlformats.org/drawingml/2006/picture">
+                <pic:pic>
+                  <pic:nvPicPr>
+                    <pic:cNvPr id="0" name="image.jpg"/>
+                    <pic:cNvPicPr/>
+                  </pic:nvPicPr>
+                  <pic:blipFill>
+                    <a:blip r:embed="rId14"/>
+                    <a:stretch>
+                      <a:fillRect/>
+                    </a:stretch>
+                  </pic:blipFill>
+                  <pic:spPr>
+                    <a:xfrm>
+                      <a:off x="0" y="0"/>
+                      <a:ext cx="7658100" cy="4953000"/>
+                    </a:xfrm>
+                    <a:prstGeom prst="rect"/>
+                  </pic:spPr>
+                </pic:pic>
+              </a:graphicData>
+            </a:graphic>
+          </wp:inline>
+        </w:drawing>
       </w:r>
     </w:p>
     <w:p>
@@ -380,74 +353,130 @@
         <w:pStyle w:val="Heading3"/>
       </w:pPr>
       <w:r>
-        <w:t>1.4. High-Level Process Flow</w:t>
+        <w:t>1.4 Raw Image Viewer: Live Camera Feed</w:t>
       </w:r>
     </w:p>
     <w:p>
       <w:r>
-        <w:t>1.  The main application starts, initializing the core system.</w:t>
+        <w:t>After connecting to a TDS2000 3D camera, you can view a live feed from the camera using the "Start Raw Image Viewer" button. This allows you to see what the camera is detecting in real-time, which is crucial for monitoring product quality or positioning in your BDF bakery automation processes.</w:t>
       </w:r>
     </w:p>
     <w:p>
       <w:r>
-        <w:t>2.  A camera runtime is selected based on the configured mode (local, remote, or emulated).</w:t>
+        <w:drawing>
+          <wp:inline xmlns:a="http://schemas.openxmlformats.org/drawingml/2006/main" xmlns:pic="http://schemas.openxmlformats.org/drawingml/2006/picture">
+            <wp:extent cx="10458450" cy="7858125"/>
+            <wp:docPr id="7" name="Picture 7"/>
+            <wp:cNvGraphicFramePr>
+              <a:graphicFrameLocks noChangeAspect="1"/>
+            </wp:cNvGraphicFramePr>
+            <a:graphic>
+              <a:graphicData uri="http://schemas.openxmlformats.org/drawingml/2006/picture">
+                <pic:pic>
+                  <pic:nvPicPr>
+                    <pic:cNvPr id="0" name="image.jpg"/>
+                    <pic:cNvPicPr/>
+                  </pic:nvPicPr>
+                  <pic:blipFill>
+                    <a:blip r:embed="rId15"/>
+                    <a:stretch>
+                      <a:fillRect/>
+                    </a:stretch>
+                  </pic:blipFill>
+                  <pic:spPr>
+                    <a:xfrm>
+                      <a:off x="0" y="0"/>
+                      <a:ext cx="10458450" cy="7858125"/>
+                    </a:xfrm>
+                    <a:prstGeom prst="rect"/>
+                  </pic:spPr>
+                </pic:pic>
+              </a:graphicData>
+            </a:graphic>
+          </wp:inline>
+        </w:drawing>
       </w:r>
     </w:p>
     <w:p>
       <w:r>
-        <w:t>3.  The system begins capturing, polling, or generating JPEG images of your bakery products.</w:t>
+        <w:t>You can adjust the camera's light intensity using the sliders at the bottom. The position of your cursor (row/column) is also displayed, helping you pinpoint specific areas within the image.</w:t>
       </w:r>
     </w:p>
     <w:p>
       <w:r>
-        <w:t>4.  If AI is enabled, the AI models start in the background, reporting their progress.</w:t>
+        <w:t>For more advanced settings and intensity graphs for individual rows or columns, click the three lines on the far-right side of the dashboard. Use the slider button at the bottom to switch between viewing specific rows or columns.</w:t>
       </w:r>
     </w:p>
     <w:p>
       <w:r>
-        <w:t>5.  The latest image of the bakery product is made available through various access points:</w:t>
-      </w:r>
-    </w:p>
-    <w:p>
-      <w:pPr>
-        <w:pStyle w:val="ListBullet"/>
-      </w:pPr>
-      <w:r>
-        <w:t>`GET /capture`: For retrieving the most recent image.</w:t>
-      </w:r>
-    </w:p>
-    <w:p>
-      <w:pPr>
-        <w:pStyle w:val="ListBullet"/>
-      </w:pPr>
-      <w:r>
-        <w:t>`POST /analyze`: For sending images to external quality inspection services.</w:t>
-      </w:r>
-    </w:p>
-    <w:p>
-      <w:pPr>
-        <w:pStyle w:val="ListBullet"/>
-      </w:pPr>
-      <w:r>
-        <w:t>`POST /inference`: For performing local AI analysis on specific images.</w:t>
-      </w:r>
-    </w:p>
-    <w:p>
-      <w:pPr>
-        <w:pStyle w:val="ListBullet"/>
-      </w:pPr>
-      <w:r>
-        <w:t>`WebSocket /ws`: For a live stream to operator dashboards.</w:t>
+        <w:drawing>
+          <wp:inline xmlns:a="http://schemas.openxmlformats.org/drawingml/2006/main" xmlns:pic="http://schemas.openxmlformats.org/drawingml/2006/picture">
+            <wp:extent cx="3114675" cy="8134350"/>
+            <wp:docPr id="8" name="Picture 8"/>
+            <wp:cNvGraphicFramePr>
+              <a:graphicFrameLocks noChangeAspect="1"/>
+            </wp:cNvGraphicFramePr>
+            <a:graphic>
+              <a:graphicData uri="http://schemas.openxmlformats.org/drawingml/2006/picture">
+                <pic:pic>
+                  <pic:nvPicPr>
+                    <pic:cNvPr id="0" name="image.jpg"/>
+                    <pic:cNvPicPr/>
+                  </pic:nvPicPr>
+                  <pic:blipFill>
+                    <a:blip r:embed="rId16"/>
+                    <a:stretch>
+                      <a:fillRect/>
+                    </a:stretch>
+                  </pic:blipFill>
+                  <pic:spPr>
+                    <a:xfrm>
+                      <a:off x="0" y="0"/>
+                      <a:ext cx="3114675" cy="8134350"/>
+                    </a:xfrm>
+                    <a:prstGeom prst="rect"/>
+                  </pic:spPr>
+                </pic:pic>
+              </a:graphicData>
+            </a:graphic>
+          </wp:inline>
+        </w:drawing>
       </w:r>
     </w:p>
     <w:p>
       <w:r>
-        <w:t>6.  If color analysis is active, tracked object samples are collected and available through dedicated color data endpoints.</w:t>
-      </w:r>
-    </w:p>
-    <w:p>
-      <w:r>
-        <w:t>[_Space for diagram: High-Level System Flow_]</w:t>
+        <w:drawing>
+          <wp:inline xmlns:a="http://schemas.openxmlformats.org/drawingml/2006/main" xmlns:pic="http://schemas.openxmlformats.org/drawingml/2006/picture">
+            <wp:extent cx="2714625" cy="7477125"/>
+            <wp:docPr id="9" name="Picture 9"/>
+            <wp:cNvGraphicFramePr>
+              <a:graphicFrameLocks noChangeAspect="1"/>
+            </wp:cNvGraphicFramePr>
+            <a:graphic>
+              <a:graphicData uri="http://schemas.openxmlformats.org/drawingml/2006/picture">
+                <pic:pic>
+                  <pic:nvPicPr>
+                    <pic:cNvPr id="0" name="image.jpg"/>
+                    <pic:cNvPicPr/>
+                  </pic:nvPicPr>
+                  <pic:blipFill>
+                    <a:blip r:embed="rId17"/>
+                    <a:stretch>
+                      <a:fillRect/>
+                    </a:stretch>
+                  </pic:blipFill>
+                  <pic:spPr>
+                    <a:xfrm>
+                      <a:off x="0" y="0"/>
+                      <a:ext cx="2714625" cy="7477125"/>
+                    </a:xfrm>
+                    <a:prstGeom prst="rect"/>
+                  </pic:spPr>
+                </pic:pic>
+              </a:graphicData>
+            </a:graphic>
+          </wp:inline>
+        </w:drawing>
       </w:r>
     </w:p>
     <w:p>
@@ -455,150 +484,89 @@
         <w:pStyle w:val="Heading3"/>
       </w:pPr>
       <w:r>
-        <w:t>1.5. Core System Components</w:t>
+        <w:t>1.5 XY Viewer: Verifying 3D Camera Calibration</w:t>
       </w:r>
     </w:p>
     <w:p>
       <w:r>
-        <w:t>The Racer2 V3 system consists of several key software components:</w:t>
-      </w:r>
-    </w:p>
-    <w:p>
-      <w:pPr>
-        <w:pStyle w:val="ListBullet"/>
-      </w:pPr>
-      <w:r/>
-      <w:r>
-        <w:rPr>
-          <w:b/>
-        </w:rPr>
-        <w:t>Server Layer</w:t>
-      </w:r>
-      <w:r>
-        <w:t>: Manages the application's overall behavior, endpoints, camera mode selection, and AI status reporting. This is where operators interact with the system.</w:t>
-      </w:r>
-    </w:p>
-    <w:p>
-      <w:pPr>
-        <w:pStyle w:val="ListBullet"/>
-      </w:pPr>
-      <w:r/>
-      <w:r>
-        <w:rPr>
-          <w:b/>
-        </w:rPr>
-        <w:t>User Interface (UI)</w:t>
-      </w:r>
-      <w:r>
-        <w:t>: Provides a browser-based viewer and health dashboard for operators to monitor production.</w:t>
-      </w:r>
-    </w:p>
-    <w:p>
-      <w:pPr>
-        <w:pStyle w:val="ListBullet"/>
-      </w:pPr>
-      <w:r/>
-      <w:r>
-        <w:rPr>
-          <w:b/>
-        </w:rPr>
-        <w:t>Camera Library</w:t>
-      </w:r>
-      <w:r>
-        <w:t>: Handles the technical aspects of camera operation, image acquisition, stitching, resizing, and JPEG encoding for live production monitoring.</w:t>
-      </w:r>
-    </w:p>
-    <w:p>
-      <w:pPr>
-        <w:pStyle w:val="ListBullet"/>
-      </w:pPr>
-      <w:r/>
-      <w:r>
-        <w:rPr>
-          <w:b/>
-        </w:rPr>
-        <w:t>AI Library</w:t>
-      </w:r>
-      <w:r>
-        <w:t>: Manages AI model selection, analysis of live and stored images, defect tracking, and visual annotation overlays.</w:t>
-      </w:r>
-    </w:p>
-    <w:p>
-      <w:pPr>
-        <w:pStyle w:val="ListBullet"/>
-      </w:pPr>
-      <w:r/>
-      <w:r>
-        <w:rPr>
-          <w:b/>
-        </w:rPr>
-        <w:t>Color Library</w:t>
-      </w:r>
-      <w:r>
-        <w:t>: Focuses on extracting and buffering color data for each tracked bakery product, enabling detailed color quality analysis.</w:t>
-      </w:r>
-    </w:p>
-    <w:p>
-      <w:pPr>
-        <w:pStyle w:val="ListBullet"/>
-      </w:pPr>
-      <w:r/>
-      <w:r>
-        <w:rPr>
-          <w:b/>
-        </w:rPr>
-        <w:t>Documentation</w:t>
-      </w:r>
-      <w:r>
-        <w:t>: This technical documentation and operational guides.</w:t>
-      </w:r>
-    </w:p>
-    <w:p>
-      <w:pPr>
-        <w:pStyle w:val="Heading3"/>
-      </w:pPr>
-      <w:r>
-        <w:t>1.6. Service Separation</w:t>
+        <w:t>The "Start XY Viewer" button for the TDS2000 device allows you to open a tool that helps verify the mechanical calibration of your 3D camera. For accurate measurements in BDF's bakery automation, it's important that the calibration results in a line that is as close to vertical as possible in this viewer.</w:t>
       </w:r>
     </w:p>
     <w:p>
       <w:r>
-        <w:t>For enhanced flexibility, BDF's Racer2 V3 can run as a single integrated process or as two independent services:</w:t>
-      </w:r>
-    </w:p>
-    <w:p>
-      <w:pPr>
-        <w:pStyle w:val="ListBullet"/>
-      </w:pPr>
-      <w:r/>
-      <w:r>
-        <w:rPr>
-          <w:b/>
-        </w:rPr>
-        <w:t>Main Application</w:t>
-      </w:r>
-      <w:r>
-        <w:t>: Running on port `8000`, providing the UI, AI, and overall monitoring.</w:t>
-      </w:r>
-    </w:p>
-    <w:p>
-      <w:pPr>
-        <w:pStyle w:val="ListBullet"/>
-      </w:pPr>
-      <w:r/>
-      <w:r>
-        <w:rPr>
-          <w:b/>
-        </w:rPr>
-        <w:t>Dedicated Camera Service (Optional)</w:t>
-      </w:r>
-      <w:r>
-        <w:t>: Running on port `8001`, specifically handling camera interaction.</w:t>
+        <w:drawing>
+          <wp:inline xmlns:a="http://schemas.openxmlformats.org/drawingml/2006/main" xmlns:pic="http://schemas.openxmlformats.org/drawingml/2006/picture">
+            <wp:extent cx="4391025" cy="2952750"/>
+            <wp:docPr id="10" name="Picture 10"/>
+            <wp:cNvGraphicFramePr>
+              <a:graphicFrameLocks noChangeAspect="1"/>
+            </wp:cNvGraphicFramePr>
+            <a:graphic>
+              <a:graphicData uri="http://schemas.openxmlformats.org/drawingml/2006/picture">
+                <pic:pic>
+                  <pic:nvPicPr>
+                    <pic:cNvPr id="0" name="image.jpg"/>
+                    <pic:cNvPicPr/>
+                  </pic:nvPicPr>
+                  <pic:blipFill>
+                    <a:blip r:embed="rId18"/>
+                    <a:stretch>
+                      <a:fillRect/>
+                    </a:stretch>
+                  </pic:blipFill>
+                  <pic:spPr>
+                    <a:xfrm>
+                      <a:off x="0" y="0"/>
+                      <a:ext cx="4391025" cy="2952750"/>
+                    </a:xfrm>
+                    <a:prstGeom prst="rect"/>
+                  </pic:spPr>
+                </pic:pic>
+              </a:graphicData>
+            </a:graphic>
+          </wp:inline>
+        </w:drawing>
       </w:r>
     </w:p>
     <w:p>
       <w:r>
-        <w:t>This separation is beneficial when the camera hardware needs to remain on the production line, while the web interface or AI processing can be hosted on a different machine, perhaps in a central control room.</w:t>
+        <w:t>A properly calibrated camera ensures reliable data for your automated processes.</w:t>
+      </w:r>
+    </w:p>
+    <w:p>
+      <w:r>
+        <w:drawing>
+          <wp:inline xmlns:a="http://schemas.openxmlformats.org/drawingml/2006/main" xmlns:pic="http://schemas.openxmlformats.org/drawingml/2006/picture">
+            <wp:extent cx="10439400" cy="7267575"/>
+            <wp:docPr id="11" name="Picture 11"/>
+            <wp:cNvGraphicFramePr>
+              <a:graphicFrameLocks noChangeAspect="1"/>
+            </wp:cNvGraphicFramePr>
+            <a:graphic>
+              <a:graphicData uri="http://schemas.openxmlformats.org/drawingml/2006/picture">
+                <pic:pic>
+                  <pic:nvPicPr>
+                    <pic:cNvPr id="0" name="image.jpg"/>
+                    <pic:cNvPicPr/>
+                  </pic:nvPicPr>
+                  <pic:blipFill>
+                    <a:blip r:embed="rId19"/>
+                    <a:stretch>
+                      <a:fillRect/>
+                    </a:stretch>
+                  </pic:blipFill>
+                  <pic:spPr>
+                    <a:xfrm>
+                      <a:off x="0" y="0"/>
+                      <a:ext cx="10439400" cy="7267575"/>
+                    </a:xfrm>
+                    <a:prstGeom prst="rect"/>
+                  </pic:spPr>
+                </pic:pic>
+              </a:graphicData>
+            </a:graphic>
+          </wp:inline>
+        </w:drawing>
       </w:r>
     </w:p>
     <w:p>
@@ -611,125 +579,53 @@
         <w:pStyle w:val="Heading2"/>
       </w:pPr>
       <w:r>
-        <w:t>2. System Architecture (Simplified)</w:t>
+        <w:t>2. The Composer: Orchestrating Your Bakery Automation</w:t>
       </w:r>
     </w:p>
     <w:p>
       <w:r>
-        <w:t>This section provides a simplified overview of how the BDF Bakery Production Monitoring System is structured and how data flows through it.</w:t>
+        <w:t>The Composer software is essential for configuring and coordinating the actions of your Hermary devices within BDF's automation system. Think of it as the conductor of an orchestra, where you define the precise timing and tasks for each camera and module to perform in your bakery processes. This allows for highly flexible and customized control over your operations.</w:t>
       </w:r>
     </w:p>
     <w:p>
       <w:r>
-        <w:t>[_Space for diagram: System Architecture Overview_]</w:t>
-      </w:r>
-    </w:p>
-    <w:p>
-      <w:pPr>
-        <w:pStyle w:val="Heading3"/>
-      </w:pPr>
-      <w:r>
-        <w:t>2.1. System Layers</w:t>
+        <w:drawing>
+          <wp:inline xmlns:a="http://schemas.openxmlformats.org/drawingml/2006/main" xmlns:pic="http://schemas.openxmlformats.org/drawingml/2006/picture">
+            <wp:extent cx="13344525" cy="1076325"/>
+            <wp:docPr id="12" name="Picture 12"/>
+            <wp:cNvGraphicFramePr>
+              <a:graphicFrameLocks noChangeAspect="1"/>
+            </wp:cNvGraphicFramePr>
+            <a:graphic>
+              <a:graphicData uri="http://schemas.openxmlformats.org/drawingml/2006/picture">
+                <pic:pic>
+                  <pic:nvPicPr>
+                    <pic:cNvPr id="0" name="image.png"/>
+                    <pic:cNvPicPr/>
+                  </pic:nvPicPr>
+                  <pic:blipFill>
+                    <a:blip r:embed="rId20"/>
+                    <a:stretch>
+                      <a:fillRect/>
+                    </a:stretch>
+                  </pic:blipFill>
+                  <pic:spPr>
+                    <a:xfrm>
+                      <a:off x="0" y="0"/>
+                      <a:ext cx="13344525" cy="1076325"/>
+                    </a:xfrm>
+                    <a:prstGeom prst="rect"/>
+                  </pic:spPr>
+                </pic:pic>
+              </a:graphicData>
+            </a:graphic>
+          </wp:inline>
+        </w:drawing>
       </w:r>
     </w:p>
     <w:p>
       <w:r>
-        <w:t>The system is organized into three main layers to manage different aspects of its operation:</w:t>
-      </w:r>
-    </w:p>
-    <w:p>
-      <w:r>
-        <w:t xml:space="preserve">1.  </w:t>
-      </w:r>
-      <w:r>
-        <w:rPr>
-          <w:b/>
-        </w:rPr>
-        <w:t>Entrypoints</w:t>
-      </w:r>
-      <w:r>
-        <w:t>: These are the starting points for the application. They launch the main monitoring application and the optional dedicated camera service.</w:t>
-      </w:r>
-    </w:p>
-    <w:p>
-      <w:pPr>
-        <w:pStyle w:val="ListBullet"/>
-      </w:pPr>
-      <w:r>
-        <w:t>`main.py` starts the main application (default port `8000`).</w:t>
-      </w:r>
-    </w:p>
-    <w:p>
-      <w:pPr>
-        <w:pStyle w:val="ListBullet"/>
-      </w:pPr>
-      <w:r>
-        <w:t>`camera_main.py` starts the dedicated camera service (default port `8001`).</w:t>
-      </w:r>
-    </w:p>
-    <w:p>
-      <w:r>
-        <w:t xml:space="preserve">2.  </w:t>
-      </w:r>
-      <w:r>
-        <w:rPr>
-          <w:b/>
-        </w:rPr>
-        <w:t>Server Layer</w:t>
-      </w:r>
-      <w:r>
-        <w:t>: This layer provides the main interface for operators and other systems. It handles the display of the monitoring UI, live image streaming, AI processing, and color analysis features. It also manages the host-side camera-only API when the system is split.</w:t>
-      </w:r>
-    </w:p>
-    <w:p>
-      <w:r>
-        <w:t xml:space="preserve">3.  </w:t>
-      </w:r>
-      <w:r>
-        <w:rPr>
-          <w:b/>
-        </w:rPr>
-        <w:t>Library Layer</w:t>
-      </w:r>
-      <w:r>
-        <w:t>: This layer contains the core functionalities for the system, including:</w:t>
-      </w:r>
-    </w:p>
-    <w:p>
-      <w:pPr>
-        <w:pStyle w:val="ListBullet"/>
-      </w:pPr>
-      <w:r>
-        <w:t>Camera control and image processing.</w:t>
-      </w:r>
-    </w:p>
-    <w:p>
-      <w:pPr>
-        <w:pStyle w:val="ListBullet"/>
-      </w:pPr>
-      <w:r>
-        <w:t>Artificial Intelligence (AI) for detection and tracking.</w:t>
-      </w:r>
-    </w:p>
-    <w:p>
-      <w:pPr>
-        <w:pStyle w:val="ListBullet"/>
-      </w:pPr>
-      <w:r>
-        <w:t>Color analysis of bakery products.</w:t>
-      </w:r>
-    </w:p>
-    <w:p>
-      <w:pPr>
-        <w:pStyle w:val="Heading3"/>
-      </w:pPr>
-      <w:r>
-        <w:t>2.2. Camera Operation Modes</w:t>
-      </w:r>
-    </w:p>
-    <w:p>
-      <w:r>
-        <w:t>The main application can configure how it interacts with the cameras:</w:t>
+        <w:t>The image above shows an example of a timing diagram in the Composer, illustrating how a laser and imager might operate together to scan a product.</w:t>
       </w:r>
     </w:p>
     <w:p>
@@ -741,10 +637,10 @@
         <w:rPr>
           <w:b/>
         </w:rPr>
-        <w:t>Local Mode</w:t>
+        <w:t>Device Name:</w:t>
       </w:r>
       <w:r>
-        <w:t>: The main application directly communicates with the Basler cameras on the same machine. This is ideal for an all-in-one setup on the production line.</w:t>
+        <w:t xml:space="preserve"> On the left, you see the device, for example, TDS2000_30020.</w:t>
       </w:r>
     </w:p>
     <w:p>
@@ -756,10 +652,10 @@
         <w:rPr>
           <w:b/>
         </w:rPr>
-        <w:t>Remote Mode</w:t>
+        <w:t>Device Modules:</w:t>
       </w:r>
       <w:r>
-        <w:t>: The main application retrieves images and data from a separate camera service. This allows the camera hardware to be located directly on the production line while the monitoring station can be elsewhere.</w:t>
+        <w:t xml:space="preserve"> Below the device name, it reports its capabilities, such as having a laser and an imager module.</w:t>
       </w:r>
     </w:p>
     <w:p>
@@ -771,235 +667,10 @@
         <w:rPr>
           <w:b/>
         </w:rPr>
-        <w:t>Emulated Mode</w:t>
+        <w:t>Main Timeline:</w:t>
       </w:r>
       <w:r>
-        <w:t>: The system generates synthetic images for testing and development purposes. This means you can test the UI and AI features without requiring live cameras, perfect for development or training.</w:t>
-      </w:r>
-    </w:p>
-    <w:p>
-      <w:r>
-        <w:t>The dedicated camera service (if used) only supports `local` and `emulated` modes, focusing purely on image acquisition without AI features.</w:t>
-      </w:r>
-    </w:p>
-    <w:p>
-      <w:pPr>
-        <w:pStyle w:val="Heading3"/>
-      </w:pPr>
-      <w:r>
-        <w:t>2.3. Camera Image Pipeline</w:t>
-      </w:r>
-    </w:p>
-    <w:p>
-      <w:r>
-        <w:t>The process of creating a live image of your bakery products involves several steps:</w:t>
-      </w:r>
-    </w:p>
-    <w:p>
-      <w:r>
-        <w:t xml:space="preserve">1.  </w:t>
-      </w:r>
-      <w:r>
-        <w:rPr>
-          <w:b/>
-        </w:rPr>
-        <w:t>Camera Discovery</w:t>
-      </w:r>
-      <w:r>
-        <w:t>: The system identifies connected Basler cameras.</w:t>
-      </w:r>
-    </w:p>
-    <w:p>
-      <w:r>
-        <w:t xml:space="preserve">2.  </w:t>
-      </w:r>
-      <w:r>
-        <w:rPr>
-          <w:b/>
-        </w:rPr>
-        <w:t>Camera Setup</w:t>
-      </w:r>
-      <w:r>
-        <w:t>: Ensures the correct number of cameras are available and configures settings like triggers and image format.</w:t>
-      </w:r>
-    </w:p>
-    <w:p>
-      <w:r>
-        <w:t xml:space="preserve">3.  </w:t>
-      </w:r>
-      <w:r>
-        <w:rPr>
-          <w:b/>
-        </w:rPr>
-        <w:t>Image Acquisition</w:t>
-      </w:r>
-      <w:r>
-        <w:t>: Reads multiple "strips" or slices from each camera as products move along the line.</w:t>
-      </w:r>
-    </w:p>
-    <w:p>
-      <w:r>
-        <w:t xml:space="preserve">4.  </w:t>
-      </w:r>
-      <w:r>
-        <w:rPr>
-          <w:b/>
-        </w:rPr>
-        <w:t>Vertical Stacking</w:t>
-      </w:r>
-      <w:r>
-        <w:t>: Combines these strips vertically for each camera.</w:t>
-      </w:r>
-    </w:p>
-    <w:p>
-      <w:r>
-        <w:t xml:space="preserve">5.  </w:t>
-      </w:r>
-      <w:r>
-        <w:rPr>
-          <w:b/>
-        </w:rPr>
-        <w:t>Offset Adjustment</w:t>
-      </w:r>
-      <w:r>
-        <w:t>: Applies horizontal and vertical adjustments to align the images precisely.</w:t>
-      </w:r>
-    </w:p>
-    <w:p>
-      <w:r>
-        <w:t xml:space="preserve">6.  </w:t>
-      </w:r>
-      <w:r>
-        <w:rPr>
-          <w:b/>
-        </w:rPr>
-        <w:t>Image Stitching</w:t>
-      </w:r>
-      <w:r>
-        <w:t>: Combines the outputs from both cameras into one seamless, complete image of the bakery product.</w:t>
-      </w:r>
-    </w:p>
-    <w:p>
-      <w:r>
-        <w:t xml:space="preserve">7.  </w:t>
-      </w:r>
-      <w:r>
-        <w:rPr>
-          <w:b/>
-        </w:rPr>
-        <w:t>Color Conversion</w:t>
-      </w:r>
-      <w:r>
-        <w:t>: Converts the stitched image to a standard BGR format if needed, preparing it for display and analysis.</w:t>
-      </w:r>
-    </w:p>
-    <w:p>
-      <w:r>
-        <w:t xml:space="preserve">8.  </w:t>
-      </w:r>
-      <w:r>
-        <w:rPr>
-          <w:b/>
-        </w:rPr>
-        <w:t>Resizing and Encoding</w:t>
-      </w:r>
-      <w:r>
-        <w:t>: Resizes the final image and converts it into a JPEG format for efficient streaming and storage.</w:t>
-      </w:r>
-    </w:p>
-    <w:p>
-      <w:r>
-        <w:t xml:space="preserve">9.  </w:t>
-      </w:r>
-      <w:r>
-        <w:rPr>
-          <w:b/>
-        </w:rPr>
-        <w:t>Frame Caching</w:t>
-      </w:r>
-      <w:r>
-        <w:t>: Stores the latest JPEG image for immediate access by the UI and other services.</w:t>
-      </w:r>
-    </w:p>
-    <w:p>
-      <w:r>
-        <w:t>Operators can adjust real-time alignment settings using specific API endpoints for optimal image stitching:</w:t>
-      </w:r>
-    </w:p>
-    <w:p>
-      <w:pPr>
-        <w:pStyle w:val="ListBullet"/>
-      </w:pPr>
-      <w:r>
-        <w:t>`GET /camera/alignment`: To check current alignment settings.</w:t>
-      </w:r>
-    </w:p>
-    <w:p>
-      <w:pPr>
-        <w:pStyle w:val="ListBullet"/>
-      </w:pPr>
-      <w:r>
-        <w:t>`POST /camera/alignment`: To update alignment settings.</w:t>
-      </w:r>
-    </w:p>
-    <w:p>
-      <w:r>
-        <w:t>[_Space for diagram: Camera Pipeline Flow_]</w:t>
-      </w:r>
-    </w:p>
-    <w:p>
-      <w:pPr>
-        <w:pStyle w:val="Heading3"/>
-      </w:pPr>
-      <w:r>
-        <w:t>2.4. Remote Camera Operation</w:t>
-      </w:r>
-    </w:p>
-    <w:p>
-      <w:r>
-        <w:t>When operating in `remote` mode, the main application continuously retrieves critical information from the dedicated camera service:</w:t>
-      </w:r>
-    </w:p>
-    <w:p>
-      <w:pPr>
-        <w:pStyle w:val="ListBullet"/>
-      </w:pPr>
-      <w:r>
-        <w:t>System and camera status.</w:t>
-      </w:r>
-    </w:p>
-    <w:p>
-      <w:pPr>
-        <w:pStyle w:val="ListBullet"/>
-      </w:pPr>
-      <w:r>
-        <w:t>The latest captured image.</w:t>
-      </w:r>
-    </w:p>
-    <w:p>
-      <w:pPr>
-        <w:pStyle w:val="ListBullet"/>
-      </w:pPr>
-      <w:r>
-        <w:t>Camera alignment settings.</w:t>
-      </w:r>
-    </w:p>
-    <w:p>
-      <w:r>
-        <w:t>This setup enables BDF to deploy the camera hardware on the production floor while the main monitoring application, including web and AI capabilities, can be deployed in a separate location, ensuring flexibility and distributed monitoring.</w:t>
-      </w:r>
-    </w:p>
-    <w:p>
-      <w:pPr>
-        <w:pStyle w:val="Heading3"/>
-      </w:pPr>
-      <w:r>
-        <w:t>2.5. AI and Color Analysis Pipeline</w:t>
-      </w:r>
-    </w:p>
-    <w:p>
-      <w:r>
-        <w:t>The AI system is responsible for intelligent inspection of bakery products:</w:t>
+        <w:t xml:space="preserve"> To the right, a timeline shows actions over time. The scale typically runs in microseconds (µs), representing very small time units.</w:t>
       </w:r>
     </w:p>
     <w:p>
@@ -1011,10 +682,142 @@
         <w:rPr>
           <w:b/>
         </w:rPr>
-        <w:t>Model Selection</w:t>
+        <w:t>Commands:</w:t>
       </w:r>
       <w:r>
-        <w:t>: The system uses either RF-DETR for advanced detection and tracking or a combination of YOLO and SORT for general detection and tracking, depending on configuration.</w:t>
+        <w:t xml:space="preserve"> Commands on the timeline dictate when a module performs an action (e.g., laser turns on, imager captures an image).</w:t>
+      </w:r>
+    </w:p>
+    <w:p>
+      <w:pPr>
+        <w:pStyle w:val="Heading3"/>
+      </w:pPr>
+      <w:r>
+        <w:t>2.1 Getting Started with New Compositions</w:t>
+      </w:r>
+    </w:p>
+    <w:p>
+      <w:r>
+        <w:t>The first step in creating a new set of instructions (Composition) for your BDF devices is to launch the Composer. Ensure your devices are powered on, connected to the same network, and that Amadeus Tools is the primary application controlling them.</w:t>
+      </w:r>
+    </w:p>
+    <w:p>
+      <w:r>
+        <w:drawing>
+          <wp:inline xmlns:a="http://schemas.openxmlformats.org/drawingml/2006/main" xmlns:pic="http://schemas.openxmlformats.org/drawingml/2006/picture">
+            <wp:extent cx="4248150" cy="2333625"/>
+            <wp:docPr id="13" name="Picture 13"/>
+            <wp:cNvGraphicFramePr>
+              <a:graphicFrameLocks noChangeAspect="1"/>
+            </wp:cNvGraphicFramePr>
+            <a:graphic>
+              <a:graphicData uri="http://schemas.openxmlformats.org/drawingml/2006/picture">
+                <pic:pic>
+                  <pic:nvPicPr>
+                    <pic:cNvPr id="0" name="image.jpg"/>
+                    <pic:cNvPicPr/>
+                  </pic:nvPicPr>
+                  <pic:blipFill>
+                    <a:blip r:embed="rId21"/>
+                    <a:stretch>
+                      <a:fillRect/>
+                    </a:stretch>
+                  </pic:blipFill>
+                  <pic:spPr>
+                    <a:xfrm>
+                      <a:off x="0" y="0"/>
+                      <a:ext cx="4248150" cy="2333625"/>
+                    </a:xfrm>
+                    <a:prstGeom prst="rect"/>
+                  </pic:spPr>
+                </pic:pic>
+              </a:graphicData>
+            </a:graphic>
+          </wp:inline>
+        </w:drawing>
+      </w:r>
+    </w:p>
+    <w:p>
+      <w:r>
+        <w:t>When you first open the Composer, you'll have three options:</w:t>
+      </w:r>
+    </w:p>
+    <w:p>
+      <w:pPr>
+        <w:pStyle w:val="ListBullet"/>
+      </w:pPr>
+      <w:r>
+        <w:t>Load an existing configuration from a connected device.</w:t>
+      </w:r>
+    </w:p>
+    <w:p>
+      <w:pPr>
+        <w:pStyle w:val="ListBullet"/>
+      </w:pPr>
+      <w:r>
+        <w:t>Load a configuration from a file saved on your computer.</w:t>
+      </w:r>
+    </w:p>
+    <w:p>
+      <w:pPr>
+        <w:pStyle w:val="ListBullet"/>
+      </w:pPr>
+      <w:r>
+        <w:t>Start a new configuration.</w:t>
+      </w:r>
+    </w:p>
+    <w:p>
+      <w:pPr>
+        <w:pStyle w:val="Heading3"/>
+      </w:pPr>
+      <w:r>
+        <w:t>2.2 Creating a New Composition</w:t>
+      </w:r>
+    </w:p>
+    <w:p>
+      <w:r>
+        <w:t>Upon selecting "Start a new Composition," the Composer window will open.</w:t>
+      </w:r>
+    </w:p>
+    <w:p>
+      <w:r>
+        <w:drawing>
+          <wp:inline xmlns:a="http://schemas.openxmlformats.org/drawingml/2006/main" xmlns:pic="http://schemas.openxmlformats.org/drawingml/2006/picture">
+            <wp:extent cx="3714750" cy="6438900"/>
+            <wp:docPr id="14" name="Picture 14"/>
+            <wp:cNvGraphicFramePr>
+              <a:graphicFrameLocks noChangeAspect="1"/>
+            </wp:cNvGraphicFramePr>
+            <a:graphic>
+              <a:graphicData uri="http://schemas.openxmlformats.org/drawingml/2006/picture">
+                <pic:pic>
+                  <pic:nvPicPr>
+                    <pic:cNvPr id="0" name="image.jpg"/>
+                    <pic:cNvPicPr/>
+                  </pic:nvPicPr>
+                  <pic:blipFill>
+                    <a:blip r:embed="rId22"/>
+                    <a:stretch>
+                      <a:fillRect/>
+                    </a:stretch>
+                  </pic:blipFill>
+                  <pic:spPr>
+                    <a:xfrm>
+                      <a:off x="0" y="0"/>
+                      <a:ext cx="3714750" cy="6438900"/>
+                    </a:xfrm>
+                    <a:prstGeom prst="rect"/>
+                  </pic:spPr>
+                </pic:pic>
+              </a:graphicData>
+            </a:graphic>
+          </wp:inline>
+        </w:drawing>
+      </w:r>
+    </w:p>
+    <w:p>
+      <w:r>
+        <w:t>Key areas in this window include:</w:t>
       </w:r>
     </w:p>
     <w:p>
@@ -1026,10 +829,10 @@
         <w:rPr>
           <w:b/>
         </w:rPr>
-        <w:t>Asynchronous Initialization</w:t>
+        <w:t>Domain Editor:</w:t>
       </w:r>
       <w:r>
-        <w:t>: AI models start in the background, ensuring the monitoring system itself remains responsive during startup.</w:t>
+        <w:t xml:space="preserve"> The section on the left, where devices are initially listed under 'Unassigned'.</w:t>
       </w:r>
     </w:p>
     <w:p>
@@ -1041,10 +844,185 @@
         <w:rPr>
           <w:b/>
         </w:rPr>
-        <w:t>Status Reporting</w:t>
+        <w:t>Add Domain Button:</w:t>
       </w:r>
       <w:r>
-        <w:t>: The system provides updates on AI initialization progress via the `/status` endpoint.</w:t>
+        <w:t xml:space="preserve"> Used to create new groups of devices.</w:t>
+      </w:r>
+    </w:p>
+    <w:p>
+      <w:r>
+        <w:t xml:space="preserve">A </w:t>
+      </w:r>
+      <w:r>
+        <w:rPr>
+          <w:b/>
+        </w:rPr>
+        <w:t>Domain</w:t>
+      </w:r>
+      <w:r>
+        <w:t xml:space="preserve"> is a group of devices that will operate together following the same timing schedule (or "period"). To configure a device, it must belong to a domain.</w:t>
+      </w:r>
+    </w:p>
+    <w:p>
+      <w:r>
+        <w:t>To add a domain:</w:t>
+      </w:r>
+    </w:p>
+    <w:p>
+      <w:r>
+        <w:t>1.  Click "Add Domain". A window will appear.</w:t>
+      </w:r>
+    </w:p>
+    <w:p>
+      <w:r>
+        <w:t xml:space="preserve">2.  </w:t>
+      </w:r>
+      <w:r>
+        <w:rPr>
+          <w:b/>
+        </w:rPr>
+        <w:t>Name your Domain:</w:t>
+      </w:r>
+      <w:r>
+        <w:t xml:space="preserve"> Give it a unique name (e.g., "BDF_BakingLine1").</w:t>
+      </w:r>
+    </w:p>
+    <w:p>
+      <w:r>
+        <w:t xml:space="preserve">3.  </w:t>
+      </w:r>
+      <w:r>
+        <w:rPr>
+          <w:b/>
+        </w:rPr>
+        <w:t>Set Period/Frequency:</w:t>
+      </w:r>
+      <w:r>
+        <w:t xml:space="preserve"> Define the timing cycle for this group of devices. You only need to set one of these values, and the other will automatically adjust. For example, a 50 Hz frequency automatically sets a period of 20,000 microseconds.</w:t>
+      </w:r>
+    </w:p>
+    <w:p>
+      <w:r>
+        <w:drawing>
+          <wp:inline xmlns:a="http://schemas.openxmlformats.org/drawingml/2006/main" xmlns:pic="http://schemas.openxmlformats.org/drawingml/2006/picture">
+            <wp:extent cx="2486025" cy="3162300"/>
+            <wp:docPr id="15" name="Picture 15"/>
+            <wp:cNvGraphicFramePr>
+              <a:graphicFrameLocks noChangeAspect="1"/>
+            </wp:cNvGraphicFramePr>
+            <a:graphic>
+              <a:graphicData uri="http://schemas.openxmlformats.org/drawingml/2006/picture">
+                <pic:pic>
+                  <pic:nvPicPr>
+                    <pic:cNvPr id="0" name="image.jpg"/>
+                    <pic:cNvPicPr/>
+                  </pic:nvPicPr>
+                  <pic:blipFill>
+                    <a:blip r:embed="rId23"/>
+                    <a:stretch>
+                      <a:fillRect/>
+                    </a:stretch>
+                  </pic:blipFill>
+                  <pic:spPr>
+                    <a:xfrm>
+                      <a:off x="0" y="0"/>
+                      <a:ext cx="2486025" cy="3162300"/>
+                    </a:xfrm>
+                    <a:prstGeom prst="rect"/>
+                  </pic:spPr>
+                </pic:pic>
+              </a:graphicData>
+            </a:graphic>
+          </wp:inline>
+        </w:drawing>
+      </w:r>
+    </w:p>
+    <w:p>
+      <w:r>
+        <w:t>You can modify domain settings like its name or timing later through the Domain settings menu, accessed via the dotted menu bar.</w:t>
+      </w:r>
+    </w:p>
+    <w:p>
+      <w:r>
+        <w:drawing>
+          <wp:inline xmlns:a="http://schemas.openxmlformats.org/drawingml/2006/main" xmlns:pic="http://schemas.openxmlformats.org/drawingml/2006/picture">
+            <wp:extent cx="5362575" cy="4000500"/>
+            <wp:docPr id="16" name="Picture 16"/>
+            <wp:cNvGraphicFramePr>
+              <a:graphicFrameLocks noChangeAspect="1"/>
+            </wp:cNvGraphicFramePr>
+            <a:graphic>
+              <a:graphicData uri="http://schemas.openxmlformats.org/drawingml/2006/picture">
+                <pic:pic>
+                  <pic:nvPicPr>
+                    <pic:cNvPr id="0" name="image.jpg"/>
+                    <pic:cNvPicPr/>
+                  </pic:nvPicPr>
+                  <pic:blipFill>
+                    <a:blip r:embed="rId24"/>
+                    <a:stretch>
+                      <a:fillRect/>
+                    </a:stretch>
+                  </pic:blipFill>
+                  <pic:spPr>
+                    <a:xfrm>
+                      <a:off x="0" y="0"/>
+                      <a:ext cx="5362575" cy="4000500"/>
+                    </a:xfrm>
+                    <a:prstGeom prst="rect"/>
+                  </pic:spPr>
+                </pic:pic>
+              </a:graphicData>
+            </a:graphic>
+          </wp:inline>
+        </w:drawing>
+      </w:r>
+    </w:p>
+    <w:p>
+      <w:r>
+        <w:t>Once a domain is added, the main Composer window will update. While you can have multiple domains, most devices are assigned to only one. To add a device to a domain, simply drag its device card from the 'Unassigned' section and drop it onto your target domain. The device will then appear in the Composition Editor on the right.</w:t>
+      </w:r>
+    </w:p>
+    <w:p>
+      <w:r>
+        <w:drawing>
+          <wp:inline xmlns:a="http://schemas.openxmlformats.org/drawingml/2006/main" xmlns:pic="http://schemas.openxmlformats.org/drawingml/2006/picture">
+            <wp:extent cx="16154400" cy="7372350"/>
+            <wp:docPr id="17" name="Picture 17"/>
+            <wp:cNvGraphicFramePr>
+              <a:graphicFrameLocks noChangeAspect="1"/>
+            </wp:cNvGraphicFramePr>
+            <a:graphic>
+              <a:graphicData uri="http://schemas.openxmlformats.org/drawingml/2006/picture">
+                <pic:pic>
+                  <pic:nvPicPr>
+                    <pic:cNvPr id="0" name="image.jpg"/>
+                    <pic:cNvPicPr/>
+                  </pic:nvPicPr>
+                  <pic:blipFill>
+                    <a:blip r:embed="rId25"/>
+                    <a:stretch>
+                      <a:fillRect/>
+                    </a:stretch>
+                  </pic:blipFill>
+                  <pic:spPr>
+                    <a:xfrm>
+                      <a:off x="0" y="0"/>
+                      <a:ext cx="16154400" cy="7372350"/>
+                    </a:xfrm>
+                    <a:prstGeom prst="rect"/>
+                  </pic:spPr>
+                </pic:pic>
+              </a:graphicData>
+            </a:graphic>
+          </wp:inline>
+        </w:drawing>
+      </w:r>
+    </w:p>
+    <w:p>
+      <w:r>
+        <w:t>Within the Composition Editor:</w:t>
       </w:r>
     </w:p>
     <w:p>
@@ -1056,10 +1034,10 @@
         <w:rPr>
           <w:b/>
         </w:rPr>
-        <w:t>Live Stream</w:t>
+        <w:t>Device Modules:</w:t>
       </w:r>
       <w:r>
-        <w:t>: The WebSocket stream initially sends raw images until the AI is ready, then switches to AI-annotated frames.</w:t>
+        <w:t xml:space="preserve"> Below the device name, you'll see the device's modules (e.g., LASER0, IMAGER0).</w:t>
       </w:r>
     </w:p>
     <w:p>
@@ -1071,120 +1049,10 @@
         <w:rPr>
           <w:b/>
         </w:rPr>
-        <w:t>On-Demand Analysis</w:t>
+        <w:t>Add Command Button:</w:t>
       </w:r>
       <w:r>
-        <w:t>: The system can perform AI inference on individual images provided via the `POST /inference` endpoint.</w:t>
-      </w:r>
-    </w:p>
-    <w:p>
-      <w:r/>
-      <w:r>
-        <w:rPr>
-          <w:b/>
-        </w:rPr>
-        <w:t>Color Analysis</w:t>
-      </w:r>
-      <w:r>
-        <w:t>: Integrated within the AI pipeline, a `ColorBuffer` keeps a history of color data for recently tracked bakery products. This includes:</w:t>
-      </w:r>
-    </w:p>
-    <w:p>
-      <w:pPr>
-        <w:pStyle w:val="ListBullet"/>
-      </w:pPr>
-      <w:r>
-        <w:t>Latest color samples for each detected object.</w:t>
-      </w:r>
-    </w:p>
-    <w:p>
-      <w:pPr>
-        <w:pStyle w:val="ListBullet"/>
-      </w:pPr>
-      <w:r>
-        <w:t>A rolling history of color changes per object.</w:t>
-      </w:r>
-    </w:p>
-    <w:p>
-      <w:pPr>
-        <w:pStyle w:val="ListBullet"/>
-      </w:pPr>
-      <w:r>
-        <w:t>Export options for detailed CSV analysis.</w:t>
-      </w:r>
-    </w:p>
-    <w:p>
-      <w:pPr>
-        <w:pStyle w:val="ListBullet"/>
-      </w:pPr>
-      <w:r>
-        <w:t>Production-ready color analysis output for integration with other BDF systems.</w:t>
-      </w:r>
-    </w:p>
-    <w:p>
-      <w:pPr>
-        <w:pStyle w:val="Heading3"/>
-      </w:pPr>
-      <w:r>
-        <w:t>2.6. Accessing Production Data</w:t>
-      </w:r>
-    </w:p>
-    <w:p>
-      <w:r>
-        <w:t>The latest image of a bakery product and its associated analysis data can be accessed through various methods:</w:t>
-      </w:r>
-    </w:p>
-    <w:p>
-      <w:pPr>
-        <w:pStyle w:val="ListBullet"/>
-      </w:pPr>
-      <w:r>
-        <w:t>`GET /capture`: To retrieve the latest JPEG image.</w:t>
-      </w:r>
-    </w:p>
-    <w:p>
-      <w:pPr>
-        <w:pStyle w:val="ListBullet"/>
-      </w:pPr>
-      <w:r>
-        <w:t>`POST /analyze`: To forward the latest image to external quality analysis services.</w:t>
-      </w:r>
-    </w:p>
-    <w:p>
-      <w:pPr>
-        <w:pStyle w:val="ListBullet"/>
-      </w:pPr>
-      <w:r>
-        <w:t>`POST /inference`: To perform local AI analysis on a specific image from disk.</w:t>
-      </w:r>
-    </w:p>
-    <w:p>
-      <w:pPr>
-        <w:pStyle w:val="ListBullet"/>
-      </w:pPr>
-      <w:r>
-        <w:t>`WebSocket /ws`: For a live stream of raw or AI-annotated images to operator dashboards.</w:t>
-      </w:r>
-    </w:p>
-    <w:p>
-      <w:pPr>
-        <w:pStyle w:val="ListBullet"/>
-      </w:pPr>
-      <w:r>
-        <w:t>The browser UI: Provides a visual interface for monitoring.</w:t>
-      </w:r>
-    </w:p>
-    <w:p>
-      <w:pPr>
-        <w:pStyle w:val="Heading3"/>
-      </w:pPr>
-      <w:r>
-        <w:t>2.7. Handling Failures</w:t>
-      </w:r>
-    </w:p>
-    <w:p>
-      <w:r>
-        <w:t>The BDF Production Monitoring System is designed to be resilient and continues to operate even if certain components encounter issues:</w:t>
+        <w:t xml:space="preserve"> A plus button next to each module allows you to add new actions (commands) for that module.</w:t>
       </w:r>
     </w:p>
     <w:p>
@@ -1196,1467 +1064,10 @@
         <w:rPr>
           <w:b/>
         </w:rPr>
-        <w:t>Continuous Startup</w:t>
+        <w:t>Main Timeline:</w:t>
       </w:r>
       <w:r>
-        <w:t>: The system will attempt to start even if cameras are not immediately available.</w:t>
-      </w:r>
-    </w:p>
-    <w:p>
-      <w:pPr>
-        <w:pStyle w:val="ListBullet"/>
-      </w:pPr>
-      <w:r/>
-      <w:r>
-        <w:rPr>
-          <w:b/>
-        </w:rPr>
-        <w:t>Status Availability</w:t>
-      </w:r>
-      <w:r>
-        <w:t>: The `/status` endpoint will always be accessible, providing diagnostic information even if image capture fails.</w:t>
-      </w:r>
-    </w:p>
-    <w:p>
-      <w:pPr>
-        <w:pStyle w:val="ListBullet"/>
-      </w:pPr>
-      <w:r/>
-      <w:r>
-        <w:rPr>
-          <w:b/>
-        </w:rPr>
-        <w:t>Structured Errors</w:t>
-      </w:r>
-      <w:r>
-        <w:t>: API endpoints like `/capture`, `/analyze`, and `/inference` return clear, structured error messages when problems occur, rather than crashing the service.</w:t>
-      </w:r>
-    </w:p>
-    <w:p>
-      <w:pPr>
-        <w:pStyle w:val="ListBullet"/>
-      </w:pPr>
-      <w:r/>
-      <w:r>
-        <w:rPr>
-          <w:b/>
-        </w:rPr>
-        <w:t>WebSocket Messages</w:t>
-      </w:r>
-      <w:r>
-        <w:t>: Operators will receive informative text messages like `warming_up` or camera error details via the WebSocket stream, rather than a lost connection.</w:t>
-      </w:r>
-    </w:p>
-    <w:p>
-      <w:r>
-        <w:t>---</w:t>
-      </w:r>
-    </w:p>
-    <w:p>
-      <w:pPr>
-        <w:pStyle w:val="Heading2"/>
-      </w:pPr>
-      <w:r>
-        <w:t>3. System Configuration</w:t>
-      </w:r>
-    </w:p>
-    <w:p>
-      <w:r>
-        <w:t>This section explains how to configure the BDF Bakery Production Monitoring System to match your operational requirements. The system uses specific files to manage settings and sensitive information.</w:t>
-      </w:r>
-    </w:p>
-    <w:p>
-      <w:r>
-        <w:t>[_Space for diagram: Configuration Flow_]</w:t>
-      </w:r>
-    </w:p>
-    <w:p>
-      <w:pPr>
-        <w:pStyle w:val="Heading3"/>
-      </w:pPr>
-      <w:r>
-        <w:t>3.1. Configuration Sources</w:t>
-      </w:r>
-    </w:p>
-    <w:p>
-      <w:r>
-        <w:t>The system uses two primary types of configuration files:</w:t>
-      </w:r>
-    </w:p>
-    <w:p>
-      <w:pPr>
-        <w:pStyle w:val="ListBullet"/>
-      </w:pPr>
-      <w:r/>
-      <w:r>
-        <w:rPr>
-          <w:b/>
-        </w:rPr>
-        <w:t>`settings.json`</w:t>
-      </w:r>
-      <w:r>
-        <w:t>: This file stores general operational settings that are not sensitive (e.g., camera modes, stream delays). It can include different profiles for production, debug, or Docker environments.</w:t>
-      </w:r>
-    </w:p>
-    <w:p>
-      <w:pPr>
-        <w:pStyle w:val="ListBullet"/>
-      </w:pPr>
-      <w:r/>
-      <w:r>
-        <w:rPr>
-          <w:b/>
-        </w:rPr>
-        <w:t>`.env` and `.env.debug`</w:t>
-      </w:r>
-      <w:r>
-        <w:t>: These files store sensitive information (e.g., API keys) and allow for environment-specific overrides. `.env.debug` can be used for development or testing environments.</w:t>
-      </w:r>
-    </w:p>
-    <w:p>
-      <w:r>
-        <w:t>The system loads these settings in a specific order, ensuring that environment variables take precedence over `settings.json` values if a setting is defined in both places. This allows for flexible overrides without altering core files.</w:t>
-      </w:r>
-    </w:p>
-    <w:p>
-      <w:pPr>
-        <w:pStyle w:val="Heading3"/>
-      </w:pPr>
-      <w:r>
-        <w:t>3.2. Key Configuration Settings</w:t>
-      </w:r>
-    </w:p>
-    <w:p>
-      <w:r>
-        <w:t>Below are some important settings BDF operators may need to adjust:</w:t>
-      </w:r>
-    </w:p>
-    <w:p>
-      <w:r>
-        <w:t>#### 3.2.1. Camera Operating Mode (`CAMERA_MODE`)</w:t>
-      </w:r>
-    </w:p>
-    <w:p>
-      <w:r>
-        <w:t>This crucial setting determines how the system interacts with the cameras:</w:t>
-      </w:r>
-    </w:p>
-    <w:p>
-      <w:pPr>
-        <w:pStyle w:val="ListBullet"/>
-      </w:pPr>
-      <w:r>
-        <w:t>`local`: The main system directly controls Basler cameras. Use this when the monitoring system is on the same machine as the cameras.</w:t>
-      </w:r>
-    </w:p>
-    <w:p>
-      <w:pPr>
-        <w:pStyle w:val="ListBullet"/>
-      </w:pPr>
-      <w:r>
-        <w:t>`remote`: The main system retrieves images from a separate camera service. Use this for distributed deployments where the cameras are on a different machine from the monitoring station.</w:t>
-      </w:r>
-    </w:p>
-    <w:p>
-      <w:pPr>
-        <w:pStyle w:val="ListBullet"/>
-      </w:pPr>
-      <w:r>
-        <w:t>`emulated`: The system generates synthetic images. Use this for testing, training, or development without needing actual camera hardware.</w:t>
-      </w:r>
-    </w:p>
-    <w:p>
-      <w:r>
-        <w:t>When `CAMERA_MODE` is set to `remote`, you'll also need to configure:</w:t>
-      </w:r>
-    </w:p>
-    <w:p>
-      <w:pPr>
-        <w:pStyle w:val="ListBullet"/>
-      </w:pPr>
-      <w:r>
-        <w:t>`REMOTE_CAMERA_BASE_URL`: The network address of the separate camera service (e.g., `http://&lt;camera-host&gt;:8001`).</w:t>
-      </w:r>
-    </w:p>
-    <w:p>
-      <w:pPr>
-        <w:pStyle w:val="ListBullet"/>
-      </w:pPr>
-      <w:r>
-        <w:t>`REMOTE_CAMERA_TIMEOUT_S`: How long the system waits for a response from the remote camera service.</w:t>
-      </w:r>
-    </w:p>
-    <w:p>
-      <w:pPr>
-        <w:pStyle w:val="ListBullet"/>
-      </w:pPr>
-      <w:r>
-        <w:t>`REMOTE_CAMERA_POLL_INTERVAL_S`: How often the system requests new images from the remote camera service.</w:t>
-      </w:r>
-    </w:p>
-    <w:p>
-      <w:r>
-        <w:t>When `CAMERA_MODE` is set to `emulated`, you can adjust:</w:t>
-      </w:r>
-    </w:p>
-    <w:p>
-      <w:pPr>
-        <w:pStyle w:val="ListBullet"/>
-      </w:pPr>
-      <w:r>
-        <w:t>`EMULATED_CAMERA_WIDTH` and `EMULATED_CAMERA_HEIGHT`: To set the dimensions of the generated images.</w:t>
-      </w:r>
-    </w:p>
-    <w:p>
-      <w:pPr>
-        <w:pStyle w:val="ListBullet"/>
-      </w:pPr>
-      <w:r>
-        <w:t>`EMULATED_CAMERA_FPS`: To set the frame rate of the generated images.</w:t>
-      </w:r>
-    </w:p>
-    <w:p>
-      <w:pPr>
-        <w:pStyle w:val="ListBullet"/>
-      </w:pPr>
-      <w:r>
-        <w:t>`EMULATED_CAMERA_IMAGE_PATH`: An optional setting to use a specific image file instead of generated frames for emulation.</w:t>
-      </w:r>
-    </w:p>
-    <w:p>
-      <w:r>
-        <w:t>#### 3.2.2. Image Quality and Processing (`CAMERA_PIXEL_FORMAT`, `CAMERA_CONFIG_BY_PYLON`)</w:t>
-      </w:r>
-    </w:p>
-    <w:p>
-      <w:r>
-        <w:t>These settings ensure optimal image quality for bakery product inspection:</w:t>
-      </w:r>
-    </w:p>
-    <w:p>
-      <w:pPr>
-        <w:pStyle w:val="ListBullet"/>
-      </w:pPr>
-      <w:r/>
-      <w:r>
-        <w:rPr>
-          <w:b/>
-        </w:rPr>
-        <w:t>`CAMERA_PIXEL_FORMAT`</w:t>
-      </w:r>
-      <w:r>
-        <w:t>: Defines how camera images are interpreted after stitching.</w:t>
-      </w:r>
-    </w:p>
-    <w:p>
-      <w:pPr>
-        <w:pStyle w:val="ListBullet"/>
-      </w:pPr>
-      <w:r>
-        <w:t>Use `BGR8` or `BGR8Packed` if the camera is already configured to output images in the standard OpenCV BGR format.</w:t>
-      </w:r>
-    </w:p>
-    <w:p>
-      <w:pPr>
-        <w:pStyle w:val="ListBullet"/>
-      </w:pPr>
-      <w:r>
-        <w:t>Use `YCbCr422_8` or similar YUV422 formats if the camera outputs in that format; the system will convert it to BGR for analysis.</w:t>
-      </w:r>
-    </w:p>
-    <w:p>
-      <w:pPr>
-        <w:pStyle w:val="ListBullet"/>
-      </w:pPr>
-      <w:r/>
-      <w:r>
-        <w:rPr>
-          <w:b/>
-        </w:rPr>
-        <w:t>`CAMERA_CONFIG_BY_PYLON`</w:t>
-      </w:r>
-      <w:r>
-        <w:t>: When set to `true`, the application will use the camera settings already configured in Pylon Viewer or another external tool. If `false`, the application will apply its own settings for pixel format, exposure, and trigger during startup.</w:t>
-      </w:r>
-    </w:p>
-    <w:p>
-      <w:r>
-        <w:t>#### 3.2.3. AI and Tracking (`DETECTION_AND_TRACK`, `AI_MODEL_NAME`)</w:t>
-      </w:r>
-    </w:p>
-    <w:p>
-      <w:r>
-        <w:t>These settings control the AI-driven inspection features:</w:t>
-      </w:r>
-    </w:p>
-    <w:p>
-      <w:pPr>
-        <w:pStyle w:val="ListBullet"/>
-      </w:pPr>
-      <w:r/>
-      <w:r>
-        <w:rPr>
-          <w:b/>
-        </w:rPr>
-        <w:t>`DETECTION_AND_TRACK`</w:t>
-      </w:r>
-      <w:r>
-        <w:t>: Set to `true` to enable AI-based detection and tracking of bakery products; set to `false` for raw image streaming only.</w:t>
-      </w:r>
-    </w:p>
-    <w:p>
-      <w:pPr>
-        <w:pStyle w:val="ListBullet"/>
-      </w:pPr>
-      <w:r/>
-      <w:r>
-        <w:rPr>
-          <w:b/>
-        </w:rPr>
-        <w:t>`AI_MODEL_NAME`</w:t>
-      </w:r>
-      <w:r>
-        <w:t>: Selects the AI model to be used.</w:t>
-      </w:r>
-    </w:p>
-    <w:p>
-      <w:pPr>
-        <w:pStyle w:val="ListBullet"/>
-      </w:pPr>
-      <w:r>
-        <w:t>`rfdetr`: Activates the RF-DETR model for advanced detection and tracked annotation.</w:t>
-      </w:r>
-    </w:p>
-    <w:p>
-      <w:pPr>
-        <w:pStyle w:val="ListBullet"/>
-      </w:pPr>
-      <w:r>
-        <w:t>Any other value: Activates YOLO detection combined with SORT tracking.</w:t>
-      </w:r>
-    </w:p>
-    <w:p>
-      <w:r>
-        <w:t>#### 3.2.4. Sensitive Settings (`.env` Files)</w:t>
-      </w:r>
-    </w:p>
-    <w:p>
-      <w:r>
-        <w:t>The `.env` file is where you store sensitive API keys for external services or Roboflow credentials. Examples include:</w:t>
-      </w:r>
-    </w:p>
-    <w:p>
-      <w:r>
-        <w:t>```env</w:t>
-      </w:r>
-    </w:p>
-    <w:p>
-      <w:r>
-        <w:t>INFERENCE_API_HEADER=X-API-Key</w:t>
-      </w:r>
-    </w:p>
-    <w:p>
-      <w:r>
-        <w:t>INFERENCE_API_KEY=your-secret-key-here</w:t>
-      </w:r>
-    </w:p>
-    <w:p>
-      <w:r>
-        <w:t>RFDETR_MODEL_ID=your-project/your-version</w:t>
-      </w:r>
-    </w:p>
-    <w:p>
-      <w:r>
-        <w:t>ROBOFLOW_API_KEY=your-roboflow-api-key</w:t>
-      </w:r>
-    </w:p>
-    <w:p>
-      <w:r>
-        <w:t>```</w:t>
-      </w:r>
-    </w:p>
-    <w:p>
-      <w:pPr>
-        <w:pStyle w:val="Heading3"/>
-      </w:pPr>
-      <w:r>
-        <w:t>3.3. Recommended Practices for BDF</w:t>
-      </w:r>
-    </w:p>
-    <w:p>
-      <w:pPr>
-        <w:pStyle w:val="ListBullet"/>
-      </w:pPr>
-      <w:r/>
-      <w:r>
-        <w:rPr>
-          <w:b/>
-        </w:rPr>
-        <w:t>Secrets Management</w:t>
-      </w:r>
-      <w:r>
-        <w:t>: Always keep sensitive API keys and credentials in `.env` files, never directly in `settings.json`.</w:t>
-      </w:r>
-    </w:p>
-    <w:p>
-      <w:pPr>
-        <w:pStyle w:val="ListBullet"/>
-      </w:pPr>
-      <w:r/>
-      <w:r>
-        <w:rPr>
-          <w:b/>
-        </w:rPr>
-        <w:t>Profile Management</w:t>
-      </w:r>
-      <w:r>
-        <w:t>: Use `APP_ENV=debug` to activate debug settings without changing your production configuration.</w:t>
-      </w:r>
-    </w:p>
-    <w:p>
-      <w:pPr>
-        <w:pStyle w:val="ListBullet"/>
-      </w:pPr>
-      <w:r/>
-      <w:r>
-        <w:rPr>
-          <w:b/>
-        </w:rPr>
-        <w:t>Docker Configuration</w:t>
-      </w:r>
-      <w:r>
-        <w:t>: Use the `docker` profile in `settings.json` for settings specific to containerized deployments, especially for network configurations.</w:t>
-      </w:r>
-    </w:p>
-    <w:p>
-      <w:r>
-        <w:t>---</w:t>
-      </w:r>
-    </w:p>
-    <w:p>
-      <w:pPr>
-        <w:pStyle w:val="Heading2"/>
-      </w:pPr>
-      <w:r>
-        <w:t>4. API Reference for BDF Systems</w:t>
-      </w:r>
-    </w:p>
-    <w:p>
-      <w:r>
-        <w:t>The API provides a standardized way for BDF's operators and integrated systems to interact with the Racer2 V3 system for production monitoring and data retrieval.</w:t>
-      </w:r>
-    </w:p>
-    <w:p>
-      <w:pPr>
-        <w:pStyle w:val="Heading3"/>
-      </w:pPr>
-      <w:r>
-        <w:t>4.1. Service Access Points</w:t>
-      </w:r>
-    </w:p>
-    <w:p>
-      <w:pPr>
-        <w:pStyle w:val="ListBullet"/>
-      </w:pPr>
-      <w:r/>
-      <w:r>
-        <w:rPr>
-          <w:b/>
-        </w:rPr>
-        <w:t>Main Monitoring Service</w:t>
-      </w:r>
-      <w:r>
-        <w:t>: Typically accessed at `http://localhost:8000`</w:t>
-      </w:r>
-    </w:p>
-    <w:p>
-      <w:pPr>
-        <w:pStyle w:val="ListBullet"/>
-      </w:pPr>
-      <w:r/>
-      <w:r>
-        <w:rPr>
-          <w:b/>
-        </w:rPr>
-        <w:t>Dedicated Camera Service (if split)</w:t>
-      </w:r>
-      <w:r>
-        <w:t>: Typically accessed at `http://localhost:8001`</w:t>
-      </w:r>
-    </w:p>
-    <w:p>
-      <w:pPr>
-        <w:pStyle w:val="Heading3"/>
-      </w:pPr>
-      <w:r>
-        <w:t>4.2. Key API Endpoints</w:t>
-      </w:r>
-    </w:p>
-    <w:p>
-      <w:r>
-        <w:t>#### 4.2.1. `GET /` - User Interface</w:t>
-      </w:r>
-    </w:p>
-    <w:p>
-      <w:pPr>
-        <w:pStyle w:val="ListBullet"/>
-      </w:pPr>
-      <w:r/>
-      <w:r>
-        <w:rPr>
-          <w:b/>
-        </w:rPr>
-        <w:t>Purpose</w:t>
-      </w:r>
-      <w:r>
-        <w:t>: Loads the operator's web-based monitoring interface.</w:t>
-      </w:r>
-    </w:p>
-    <w:p>
-      <w:pPr>
-        <w:pStyle w:val="ListBullet"/>
-      </w:pPr>
-      <w:r/>
-      <w:r>
-        <w:rPr>
-          <w:b/>
-        </w:rPr>
-        <w:t>Response</w:t>
-      </w:r>
-      <w:r>
-        <w:t>: `200 text/html` (the HTML frontend for viewing production).</w:t>
-      </w:r>
-    </w:p>
-    <w:p>
-      <w:r>
-        <w:t>#### 4.2.2. `GET /status` - System Health Check</w:t>
-      </w:r>
-    </w:p>
-    <w:p>
-      <w:pPr>
-        <w:pStyle w:val="ListBullet"/>
-      </w:pPr>
-      <w:r/>
-      <w:r>
-        <w:rPr>
-          <w:b/>
-        </w:rPr>
-        <w:t>Purpose</w:t>
-      </w:r>
-      <w:r>
-        <w:t>: Provides a quick overview of the system's operational health, including AI initialization, camera readiness, and stream status. Essential for automated monitoring.</w:t>
-      </w:r>
-    </w:p>
-    <w:p>
-      <w:pPr>
-        <w:pStyle w:val="ListBullet"/>
-      </w:pPr>
-      <w:r/>
-      <w:r>
-        <w:rPr>
-          <w:b/>
-        </w:rPr>
-        <w:t>Example Response</w:t>
-      </w:r>
-      <w:r>
-        <w:t>:</w:t>
-      </w:r>
-    </w:p>
-    <w:p>
-      <w:r>
-        <w:t>```json</w:t>
-      </w:r>
-    </w:p>
-    <w:p>
-      <w:r>
-        <w:t>{</w:t>
-      </w:r>
-    </w:p>
-    <w:p>
-      <w:r>
-        <w:t>"ai": {</w:t>
-      </w:r>
-    </w:p>
-    <w:p>
-      <w:r>
-        <w:t>"enabled": true,</w:t>
-      </w:r>
-    </w:p>
-    <w:p>
-      <w:r>
-        <w:t>"model_name": "rfdetr",</w:t>
-      </w:r>
-    </w:p>
-    <w:p>
-      <w:r>
-        <w:t>"phase": "ready",</w:t>
-      </w:r>
-    </w:p>
-    <w:p>
-      <w:r>
-        <w:t>"message": "RFDETR ready",</w:t>
-      </w:r>
-    </w:p>
-    <w:p>
-      <w:r>
-        <w:t>"error": null,</w:t>
-      </w:r>
-    </w:p>
-    <w:p>
-      <w:r>
-        <w:t>"checkpoints": []</w:t>
-      </w:r>
-    </w:p>
-    <w:p>
-      <w:r>
-        <w:t>},</w:t>
-      </w:r>
-    </w:p>
-    <w:p>
-      <w:r>
-        <w:t>"camera": {</w:t>
-      </w:r>
-    </w:p>
-    <w:p>
-      <w:r>
-        <w:t>"ready": true,</w:t>
-      </w:r>
-    </w:p>
-    <w:p>
-      <w:r>
-        <w:t>"message": "Camera ready",</w:t>
-      </w:r>
-    </w:p>
-    <w:p>
-      <w:r>
-        <w:t>"error": null,</w:t>
-      </w:r>
-    </w:p>
-    <w:p>
-      <w:r>
-        <w:t>"backend": "local"</w:t>
-      </w:r>
-    </w:p>
-    <w:p>
-      <w:r>
-        <w:t>},</w:t>
-      </w:r>
-    </w:p>
-    <w:p>
-      <w:r>
-        <w:t>"stream": {</w:t>
-      </w:r>
-    </w:p>
-    <w:p>
-      <w:r>
-        <w:t>"has_frame": true,</w:t>
-      </w:r>
-    </w:p>
-    <w:p>
-      <w:r>
-        <w:t>"mode": "tracked"</w:t>
-      </w:r>
-    </w:p>
-    <w:p>
-      <w:r>
-        <w:t>}</w:t>
-      </w:r>
-    </w:p>
-    <w:p>
-      <w:r>
-        <w:t>}</w:t>
-      </w:r>
-    </w:p>
-    <w:p>
-      <w:r>
-        <w:t>```</w:t>
-      </w:r>
-    </w:p>
-    <w:p>
-      <w:pPr>
-        <w:pStyle w:val="ListBullet"/>
-      </w:pPr>
-      <w:r/>
-      <w:r>
-        <w:rPr>
-          <w:b/>
-        </w:rPr>
-        <w:t>Response</w:t>
-      </w:r>
-      <w:r>
-        <w:t>: `200 application/json`</w:t>
-      </w:r>
-    </w:p>
-    <w:p>
-      <w:r>
-        <w:t>#### 4.2.3. `GET /capture` - Latest Production Image</w:t>
-      </w:r>
-    </w:p>
-    <w:p>
-      <w:pPr>
-        <w:pStyle w:val="ListBullet"/>
-      </w:pPr>
-      <w:r/>
-      <w:r>
-        <w:rPr>
-          <w:b/>
-        </w:rPr>
-        <w:t>Purpose</w:t>
-      </w:r>
-      <w:r>
-        <w:t>: Retrieves the most recent JPEG image of the bakery product from the production line.</w:t>
-      </w:r>
-    </w:p>
-    <w:p>
-      <w:pPr>
-        <w:pStyle w:val="ListBullet"/>
-      </w:pPr>
-      <w:r/>
-      <w:r>
-        <w:rPr>
-          <w:b/>
-        </w:rPr>
-        <w:t>Success</w:t>
-      </w:r>
-      <w:r>
-        <w:t>: `200 image/jpeg` (the image itself).</w:t>
-      </w:r>
-    </w:p>
-    <w:p>
-      <w:pPr>
-        <w:pStyle w:val="ListBullet"/>
-      </w:pPr>
-      <w:r/>
-      <w:r>
-        <w:rPr>
-          <w:b/>
-        </w:rPr>
-        <w:t>Failure</w:t>
-      </w:r>
-      <w:r>
-        <w:t>: `503` if cameras are not ready or no frame is available.</w:t>
-      </w:r>
-    </w:p>
-    <w:p>
-      <w:r>
-        <w:t>#### 4.2.4. `POST /analyze` - External Quality Check</w:t>
-      </w:r>
-    </w:p>
-    <w:p>
-      <w:pPr>
-        <w:pStyle w:val="ListBullet"/>
-      </w:pPr>
-      <w:r/>
-      <w:r>
-        <w:rPr>
-          <w:b/>
-        </w:rPr>
-        <w:t>Purpose</w:t>
-      </w:r>
-      <w:r>
-        <w:t>: Forwards the latest production image to an external inference service (e.g., a centralized BDF quality analysis system) for further processing. Useful for integrating with broader quality assurance workflows.</w:t>
-      </w:r>
-    </w:p>
-    <w:p>
-      <w:pPr>
-        <w:pStyle w:val="ListBullet"/>
-      </w:pPr>
-      <w:r/>
-      <w:r>
-        <w:rPr>
-          <w:b/>
-        </w:rPr>
-        <w:t>Behavior</w:t>
-      </w:r>
-      <w:r>
-        <w:t>: Sends the image as form data, retries if the external service is temporarily busy (`429`).</w:t>
-      </w:r>
-    </w:p>
-    <w:p>
-      <w:pPr>
-        <w:pStyle w:val="ListBullet"/>
-      </w:pPr>
-      <w:r/>
-      <w:r>
-        <w:rPr>
-          <w:b/>
-        </w:rPr>
-        <w:t>Success</w:t>
-      </w:r>
-      <w:r>
-        <w:t>: `200 application/json` (response from the external service).</w:t>
-      </w:r>
-    </w:p>
-    <w:p>
-      <w:pPr>
-        <w:pStyle w:val="ListBullet"/>
-      </w:pPr>
-      <w:r/>
-      <w:r>
-        <w:rPr>
-          <w:b/>
-        </w:rPr>
-        <w:t>Failure</w:t>
-      </w:r>
-      <w:r>
-        <w:t>: `503` (camera or frame unavailable), `429` (external service busy), or other errors from the external service.</w:t>
-      </w:r>
-    </w:p>
-    <w:p>
-      <w:r>
-        <w:t>#### 4.2.5. `GET /camera/alignment` - Check Image Stitching</w:t>
-      </w:r>
-    </w:p>
-    <w:p>
-      <w:pPr>
-        <w:pStyle w:val="ListBullet"/>
-      </w:pPr>
-      <w:r/>
-      <w:r>
-        <w:rPr>
-          <w:b/>
-        </w:rPr>
-        <w:t>Purpose</w:t>
-      </w:r>
-      <w:r>
-        <w:t>: Returns the current settings used for stitching images from multiple cameras into a single, seamless product view.</w:t>
-      </w:r>
-    </w:p>
-    <w:p>
-      <w:pPr>
-        <w:pStyle w:val="ListBullet"/>
-      </w:pPr>
-      <w:r/>
-      <w:r>
-        <w:rPr>
-          <w:b/>
-        </w:rPr>
-        <w:t>Example Response</w:t>
-      </w:r>
-      <w:r>
-        <w:t>:</w:t>
-      </w:r>
-    </w:p>
-    <w:p>
-      <w:r>
-        <w:t>```json</w:t>
-      </w:r>
-    </w:p>
-    <w:p>
-      <w:r>
-        <w:t>{</w:t>
-      </w:r>
-    </w:p>
-    <w:p>
-      <w:r>
-        <w:t>"h_offset": 10,</w:t>
-      </w:r>
-    </w:p>
-    <w:p>
-      <w:r>
-        <w:t>"v_offset": 190,</w:t>
-      </w:r>
-    </w:p>
-    <w:p>
-      <w:r>
-        <w:t>"num_images": 5,</w:t>
-      </w:r>
-    </w:p>
-    <w:p>
-      <w:r>
-        <w:t>"backend": "local"</w:t>
-      </w:r>
-    </w:p>
-    <w:p>
-      <w:r>
-        <w:t>}</w:t>
-      </w:r>
-    </w:p>
-    <w:p>
-      <w:r>
-        <w:t>```</w:t>
-      </w:r>
-    </w:p>
-    <w:p>
-      <w:pPr>
-        <w:pStyle w:val="ListBullet"/>
-      </w:pPr>
-      <w:r/>
-      <w:r>
-        <w:rPr>
-          <w:b/>
-        </w:rPr>
-        <w:t>Response</w:t>
-      </w:r>
-      <w:r>
-        <w:t>: `200 application/json` or `503` if camera is not initialized.</w:t>
-      </w:r>
-    </w:p>
-    <w:p>
-      <w:r>
-        <w:t>#### 4.2.6. `POST /camera/alignment` - Adjust Image Stitching</w:t>
-      </w:r>
-    </w:p>
-    <w:p>
-      <w:pPr>
-        <w:pStyle w:val="ListBullet"/>
-      </w:pPr>
-      <w:r/>
-      <w:r>
-        <w:rPr>
-          <w:b/>
-        </w:rPr>
-        <w:t>Purpose</w:t>
-      </w:r>
-      <w:r>
-        <w:t>: Allows operators to adjust the horizontal (`h_offset`), vertical (`v_offset`), and number of image strips (`num_images`) used for stitching, ensuring a perfectly aligned view of bakery products.</w:t>
-      </w:r>
-    </w:p>
-    <w:p>
-      <w:pPr>
-        <w:pStyle w:val="ListBullet"/>
-      </w:pPr>
-      <w:r/>
-      <w:r>
-        <w:rPr>
-          <w:b/>
-        </w:rPr>
-        <w:t>Request Body Example</w:t>
-      </w:r>
-      <w:r>
-        <w:t>:</w:t>
-      </w:r>
-    </w:p>
-    <w:p>
-      <w:r>
-        <w:t>```json</w:t>
-      </w:r>
-    </w:p>
-    <w:p>
-      <w:r>
-        <w:t>{</w:t>
-      </w:r>
-    </w:p>
-    <w:p>
-      <w:r>
-        <w:t>"h_offset": 10,</w:t>
-      </w:r>
-    </w:p>
-    <w:p>
-      <w:r>
-        <w:t>"v_offset": 190,</w:t>
-      </w:r>
-    </w:p>
-    <w:p>
-      <w:r>
-        <w:t>"num_images": 5</w:t>
-      </w:r>
-    </w:p>
-    <w:p>
-      <w:r>
-        <w:t>}</w:t>
-      </w:r>
-    </w:p>
-    <w:p>
-      <w:r>
-        <w:t>```</w:t>
-      </w:r>
-    </w:p>
-    <w:p>
-      <w:pPr>
-        <w:pStyle w:val="ListBullet"/>
-      </w:pPr>
-      <w:r/>
-      <w:r>
-        <w:rPr>
-          <w:b/>
-        </w:rPr>
-        <w:t>Response</w:t>
-      </w:r>
-      <w:r>
-        <w:t>: `200 application/json` confirming the new settings and buffer reset.</w:t>
-      </w:r>
-    </w:p>
-    <w:p>
-      <w:r>
-        <w:t>#### 4.2.7. `GET /color-data` - Retrieve Product Color Analysis</w:t>
-      </w:r>
-    </w:p>
-    <w:p>
-      <w:pPr>
-        <w:pStyle w:val="ListBullet"/>
-      </w:pPr>
-      <w:r/>
-      <w:r>
-        <w:rPr>
-          <w:b/>
-        </w:rPr>
-        <w:t>Purpose</w:t>
-      </w:r>
-      <w:r>
-        <w:t>: Returns the current buffer of color analysis data for tracked bakery products. This data is cleared after being retrieved, making it suitable for one-time data dumps.</w:t>
-      </w:r>
-    </w:p>
-    <w:p>
-      <w:pPr>
-        <w:pStyle w:val="ListBullet"/>
-      </w:pPr>
-      <w:r/>
-      <w:r>
-        <w:rPr>
-          <w:b/>
-        </w:rPr>
-        <w:t>Response</w:t>
-      </w:r>
-      <w:r>
-        <w:t>: `200 application/json` (objects with latest color samples and history). Will be empty if AI or tracking is not enabled, or if no objects have been processed.</w:t>
-      </w:r>
-    </w:p>
-    <w:p>
-      <w:r>
-        <w:t>#### 4.2.8. `POST /inference` - Local AI Analysis</w:t>
-      </w:r>
-    </w:p>
-    <w:p>
-      <w:pPr>
-        <w:pStyle w:val="ListBullet"/>
-      </w:pPr>
-      <w:r/>
-      <w:r>
-        <w:rPr>
-          <w:b/>
-        </w:rPr>
-        <w:t>Purpose</w:t>
-      </w:r>
-      <w:r>
-        <w:t>: Runs local AI analysis on an image file stored on disk, then saves an annotated version and provides color analysis results. Useful for analyzing specific product samples or previously recorded images.</w:t>
-      </w:r>
-    </w:p>
-    <w:p>
-      <w:pPr>
-        <w:pStyle w:val="ListBullet"/>
-      </w:pPr>
-      <w:r/>
-      <w:r>
-        <w:rPr>
-          <w:b/>
-        </w:rPr>
-        <w:t>Request Body Example</w:t>
-      </w:r>
-      <w:r>
-        <w:t>:</w:t>
-      </w:r>
-    </w:p>
-    <w:p>
-      <w:r>
-        <w:t>```json</w:t>
-      </w:r>
-    </w:p>
-    <w:p>
-      <w:r>
-        <w:t>{</w:t>
-      </w:r>
-    </w:p>
-    <w:p>
-      <w:r>
-        <w:t>"feature_name": "inspection",</w:t>
-      </w:r>
-    </w:p>
-    <w:p>
-      <w:r>
-        <w:t>"ImageName": "sample.jpg",</w:t>
-      </w:r>
-    </w:p>
-    <w:p>
-      <w:r>
-        <w:t>"SrcDir": "D:/data/job_001",</w:t>
-      </w:r>
-    </w:p>
-    <w:p>
-      <w:r>
-        <w:t>"Timestamp": "2026-05-12T13:00:00"</w:t>
-      </w:r>
-    </w:p>
-    <w:p>
-      <w:r>
-        <w:t>}</w:t>
-      </w:r>
-    </w:p>
-    <w:p>
-      <w:r>
-        <w:t>```</w:t>
-      </w:r>
-    </w:p>
-    <w:p>
-      <w:pPr>
-        <w:pStyle w:val="ListBullet"/>
-      </w:pPr>
-      <w:r/>
-      <w:r>
-        <w:rPr>
-          <w:b/>
-        </w:rPr>
-        <w:t>Success Response</w:t>
-      </w:r>
-      <w:r>
-        <w:t>: Includes the path to the annotated image and color analysis data.</w:t>
-      </w:r>
-    </w:p>
-    <w:p>
-      <w:pPr>
-        <w:pStyle w:val="ListBullet"/>
-      </w:pPr>
-      <w:r/>
-      <w:r>
-        <w:rPr>
-          <w:b/>
-        </w:rPr>
-        <w:t>Failure</w:t>
-      </w:r>
-      <w:r>
-        <w:t>: `404` if the source image is not found, `503` if AI is still loading.</w:t>
-      </w:r>
-    </w:p>
-    <w:p>
-      <w:r>
-        <w:t>#### 4.2.9. `POST /color-analysis` - Current Color Analysis Output</w:t>
-      </w:r>
-    </w:p>
-    <w:p>
-      <w:pPr>
-        <w:pStyle w:val="ListBullet"/>
-      </w:pPr>
-      <w:r/>
-      <w:r>
-        <w:rPr>
-          <w:b/>
-        </w:rPr>
-        <w:t>Purpose</w:t>
-      </w:r>
-      <w:r>
-        <w:t>: Returns the current product-shaped color analysis data and then clears the buffer, similar to `GET /color-data` but with a specific output structure designed for downstream consumption.</w:t>
-      </w:r>
-    </w:p>
-    <w:p>
-      <w:pPr>
-        <w:pStyle w:val="ListBullet"/>
-      </w:pPr>
-      <w:r/>
-      <w:r>
-        <w:rPr>
-          <w:b/>
-        </w:rPr>
-        <w:t>Response</w:t>
-      </w:r>
-      <w:r>
-        <w:t>: `200 application/json` with product color details.</w:t>
-      </w:r>
-    </w:p>
-    <w:p>
-      <w:r>
-        <w:t>#### 4.2.10. `GET /export_color_csv` - Export Color Data</w:t>
-      </w:r>
-    </w:p>
-    <w:p>
-      <w:pPr>
-        <w:pStyle w:val="ListBullet"/>
-      </w:pPr>
-      <w:r/>
-      <w:r>
-        <w:rPr>
-          <w:b/>
-        </w:rPr>
-        <w:t>Purpose</w:t>
-      </w:r>
-      <w:r>
-        <w:t>: Exports all buffered color analysis samples as a CSV file, useful for detailed reporting and historical analysis.</w:t>
-      </w:r>
-    </w:p>
-    <w:p>
-      <w:pPr>
-        <w:pStyle w:val="ListBullet"/>
-      </w:pPr>
-      <w:r/>
-      <w:r>
-        <w:rPr>
-          <w:b/>
-        </w:rPr>
-        <w:t>Response</w:t>
-      </w:r>
-      <w:r>
-        <w:t>: `200 text/csv` with `color_data.csv` attached.</w:t>
-      </w:r>
-    </w:p>
-    <w:p>
-      <w:r>
-        <w:t>#### 4.2.11. `GET /delete_all_color_buffer` - Clear All Color Data</w:t>
-      </w:r>
-    </w:p>
-    <w:p>
-      <w:pPr>
-        <w:pStyle w:val="ListBullet"/>
-      </w:pPr>
-      <w:r/>
-      <w:r>
-        <w:rPr>
-          <w:b/>
-        </w:rPr>
-        <w:t>Purpose</w:t>
-      </w:r>
-      <w:r>
-        <w:t>: Empties the entire buffer of collected color analysis samples.</w:t>
-      </w:r>
-    </w:p>
-    <w:p>
-      <w:pPr>
-        <w:pStyle w:val="ListBullet"/>
-      </w:pPr>
-      <w:r/>
-      <w:r>
-        <w:rPr>
-          <w:b/>
-        </w:rPr>
-        <w:t>Response</w:t>
-      </w:r>
-      <w:r>
-        <w:t>: `200 text/plain`</w:t>
-      </w:r>
-    </w:p>
-    <w:p>
-      <w:r>
-        <w:t>#### 4.2.12. `GET /delete_color_buffer/{obj_id}` - Clear Color Data for One Product</w:t>
-      </w:r>
-    </w:p>
-    <w:p>
-      <w:pPr>
-        <w:pStyle w:val="ListBullet"/>
-      </w:pPr>
-      <w:r/>
-      <w:r>
-        <w:rPr>
-          <w:b/>
-        </w:rPr>
-        <w:t>Purpose</w:t>
-      </w:r>
-      <w:r>
-        <w:t>: Clears color analysis samples specifically for a single tracked product identified by its ID.</w:t>
-      </w:r>
-    </w:p>
-    <w:p>
-      <w:pPr>
-        <w:pStyle w:val="ListBullet"/>
-      </w:pPr>
-      <w:r/>
-      <w:r>
-        <w:rPr>
-          <w:b/>
-        </w:rPr>
-        <w:t>Response</w:t>
-      </w:r>
-      <w:r>
-        <w:t>: `200 text/plain`</w:t>
-      </w:r>
-    </w:p>
-    <w:p>
-      <w:r>
-        <w:t>#### 4.2.13. `WebSocket /ws` - Live Production Stream</w:t>
-      </w:r>
-    </w:p>
-    <w:p>
-      <w:pPr>
-        <w:pStyle w:val="ListBullet"/>
-      </w:pPr>
-      <w:r/>
-      <w:r>
-        <w:rPr>
-          <w:b/>
-        </w:rPr>
-        <w:t>Purpose</w:t>
-      </w:r>
-      <w:r>
-        <w:t>: Provides a continuous stream of either raw JPEG images or AI-annotated JPEG images of the bakery products, enabling real-time monitoring.</w:t>
-      </w:r>
-    </w:p>
-    <w:p>
-      <w:pPr>
-        <w:pStyle w:val="ListBullet"/>
-      </w:pPr>
-      <w:r/>
-      <w:r>
-        <w:rPr>
-          <w:b/>
-        </w:rPr>
-        <w:t>Behavior</w:t>
-      </w:r>
-      <w:r>
-        <w:t>: Sends text messages like `warming_up` or camera error details when images are not available.</w:t>
-      </w:r>
-    </w:p>
-    <w:p>
-      <w:pPr>
-        <w:pStyle w:val="Heading3"/>
-      </w:pPr>
-      <w:r>
-        <w:t>4.3. Dedicated Camera Service API</w:t>
-      </w:r>
-    </w:p>
-    <w:p>
-      <w:r>
-        <w:t>When BDF uses the split deployment option, the dedicated camera service (on port `8001`) provides a simplified set of endpoints for the main application to retrieve camera-specific data:</w:t>
-      </w:r>
-    </w:p>
-    <w:p>
-      <w:pPr>
-        <w:pStyle w:val="ListBullet"/>
-      </w:pPr>
-      <w:r>
-        <w:t>`GET /status`: Provides camera status only.</w:t>
-      </w:r>
-    </w:p>
-    <w:p>
-      <w:pPr>
-        <w:pStyle w:val="ListBullet"/>
-      </w:pPr>
-      <w:r>
-        <w:t>`GET /camera/alignment`: Returns camera-side image stitching settings.</w:t>
-      </w:r>
-    </w:p>
-    <w:p>
-      <w:pPr>
-        <w:pStyle w:val="ListBullet"/>
-      </w:pPr>
-      <w:r>
-        <w:t>`POST /camera/alignment`: Updates camera-side image stitching settings.</w:t>
-      </w:r>
-    </w:p>
-    <w:p>
-      <w:pPr>
-        <w:pStyle w:val="ListBullet"/>
-      </w:pPr>
-      <w:r>
-        <w:t>`GET /capture`: Returns the latest raw JPEG image from the camera service.</w:t>
-      </w:r>
-    </w:p>
-    <w:p>
-      <w:pPr>
-        <w:pStyle w:val="ListBullet"/>
-      </w:pPr>
-      <w:r>
-        <w:t>`WebSocket /ws`: Streams raw JPEG frames directly from the camera service.</w:t>
-      </w:r>
-    </w:p>
-    <w:p>
-      <w:r>
-        <w:t>---</w:t>
-      </w:r>
-    </w:p>
-    <w:p>
-      <w:pPr>
-        <w:pStyle w:val="Heading2"/>
-      </w:pPr>
-      <w:r>
-        <w:t>5. System Deployment</w:t>
-      </w:r>
-    </w:p>
-    <w:p>
-      <w:r>
-        <w:t>This section outlines the different ways BDF can deploy the Racer2 V3 system, ranging from a simple local setup to a distributed, containerized environment.</w:t>
-      </w:r>
-    </w:p>
-    <w:p>
-      <w:r>
-        <w:t>[_Space for diagram: Deployment Options_]</w:t>
-      </w:r>
-    </w:p>
-    <w:p>
-      <w:pPr>
-        <w:pStyle w:val="Heading3"/>
-      </w:pPr>
-      <w:r>
-        <w:t>5.1. Initial Setup Checklist</w:t>
-      </w:r>
-    </w:p>
-    <w:p>
-      <w:r>
-        <w:t>Before any deployment, ensure the following steps are completed:</w:t>
-      </w:r>
-    </w:p>
-    <w:p>
-      <w:pPr>
-        <w:pStyle w:val="ListBullet"/>
-      </w:pPr>
-      <w:r/>
-      <w:r>
-        <w:rPr>
-          <w:b/>
-        </w:rPr>
-        <w:t>Virtual Environment</w:t>
-      </w:r>
-      <w:r>
-        <w:t>: Create and activate a Python virtual environment to manage dependencies.</w:t>
-      </w:r>
-    </w:p>
-    <w:p>
-      <w:pPr>
-        <w:pStyle w:val="ListBullet"/>
-      </w:pPr>
-      <w:r/>
-      <w:r>
-        <w:rPr>
-          <w:b/>
-        </w:rPr>
-        <w:t>Dependencies</w:t>
-      </w:r>
-      <w:r>
-        <w:t>: Install all required software packages from `requirements.txt`.</w:t>
-      </w:r>
-    </w:p>
-    <w:p>
-      <w:pPr>
-        <w:pStyle w:val="ListBullet"/>
-      </w:pPr>
-      <w:r/>
-      <w:r>
-        <w:rPr>
-          <w:b/>
-        </w:rPr>
-        <w:t>Environment File</w:t>
-      </w:r>
-      <w:r>
-        <w:t>: Create your `.env` file from the provided `.env.example` template, filling in BDF-specific values.</w:t>
-      </w:r>
-    </w:p>
-    <w:p>
-      <w:pPr>
-        <w:pStyle w:val="ListBullet"/>
-      </w:pPr>
-      <w:r/>
-      <w:r>
-        <w:rPr>
-          <w:b/>
-        </w:rPr>
-        <w:t>Settings Review</w:t>
-      </w:r>
-      <w:r>
-        <w:t>: Review `settings.json` to confirm the correct configuration profile (e.g., `production`, `debug`, or `docker`).</w:t>
-      </w:r>
-    </w:p>
-    <w:p>
-      <w:pPr>
-        <w:pStyle w:val="Heading3"/>
-      </w:pPr>
-      <w:r>
-        <w:t>5.2. Deployment Options</w:t>
-      </w:r>
-    </w:p>
-    <w:p>
-      <w:r>
-        <w:t>#### 5.2.1. Option 1: Single-Process Local Deployment (All-in-One)</w:t>
-      </w:r>
-    </w:p>
-    <w:p>
-      <w:r>
-        <w:t>This is the simplest setup, ideal when the same Windows machine handles both camera access and all monitoring/AI functions.</w:t>
+        <w:t xml:space="preserve"> Shows the sequence of commands over time.</w:t>
       </w:r>
     </w:p>
     <w:p>
@@ -2665,439 +1076,97 @@
         <w:rPr>
           <w:b/>
         </w:rPr>
-        <w:t>How to Run</w:t>
+        <w:t>Modules</w:t>
       </w:r>
       <w:r>
-        <w:t>:</w:t>
+        <w:t xml:space="preserve"> are the functional parts of your devices. For example, in a TDS2000, the laser module can be instructed to turn on and off, and the imager module can be commanded to capture images at specific times and sizes.</w:t>
       </w:r>
     </w:p>
     <w:p>
       <w:r>
-        <w:t>```powershell</w:t>
+        <w:t>Click the plus icon next to the module where you want to add a command to begin building your automation sequence.</w:t>
       </w:r>
     </w:p>
     <w:p>
       <w:r>
-        <w:t>python .\main.py</w:t>
+        <w:drawing>
+          <wp:inline xmlns:a="http://schemas.openxmlformats.org/drawingml/2006/main" xmlns:pic="http://schemas.openxmlformats.org/drawingml/2006/picture">
+            <wp:extent cx="1714500" cy="752475"/>
+            <wp:docPr id="18" name="Picture 18"/>
+            <wp:cNvGraphicFramePr>
+              <a:graphicFrameLocks noChangeAspect="1"/>
+            </wp:cNvGraphicFramePr>
+            <a:graphic>
+              <a:graphicData uri="http://schemas.openxmlformats.org/drawingml/2006/picture">
+                <pic:pic>
+                  <pic:nvPicPr>
+                    <pic:cNvPr id="0" name="image.jpg"/>
+                    <pic:cNvPicPr/>
+                  </pic:nvPicPr>
+                  <pic:blipFill>
+                    <a:blip r:embed="rId26"/>
+                    <a:stretch>
+                      <a:fillRect/>
+                    </a:stretch>
+                  </pic:blipFill>
+                  <pic:spPr>
+                    <a:xfrm>
+                      <a:off x="0" y="0"/>
+                      <a:ext cx="1714500" cy="752475"/>
+                    </a:xfrm>
+                    <a:prstGeom prst="rect"/>
+                  </pic:spPr>
+                </pic:pic>
+              </a:graphicData>
+            </a:graphic>
+          </wp:inline>
+        </w:drawing>
       </w:r>
     </w:p>
     <w:p>
       <w:r>
-        <w:t>```</w:t>
-      </w:r>
-    </w:p>
-    <w:p>
-      <w:r/>
-      <w:r>
-        <w:rPr>
-          <w:b/>
-        </w:rPr>
-        <w:t>Recommended Settings</w:t>
-      </w:r>
-      <w:r>
-        <w:t>:</w:t>
-      </w:r>
-    </w:p>
-    <w:p>
-      <w:pPr>
-        <w:pStyle w:val="ListBullet"/>
-      </w:pPr>
-      <w:r>
-        <w:t>`CAMERA_MODE=local`</w:t>
-      </w:r>
-    </w:p>
-    <w:p>
-      <w:pPr>
-        <w:pStyle w:val="ListBullet"/>
-      </w:pPr>
-      <w:r>
-        <w:t>`DETECTION_AND_TRACK=true` or `false`, depending on whether AI monitoring is needed.</w:t>
-      </w:r>
-    </w:p>
-    <w:p>
-      <w:r/>
-      <w:r>
-        <w:rPr>
-          <w:b/>
-        </w:rPr>
-        <w:t>When to Use</w:t>
-      </w:r>
-      <w:r>
-        <w:t>:</w:t>
-      </w:r>
-    </w:p>
-    <w:p>
-      <w:pPr>
-        <w:pStyle w:val="ListBullet"/>
-      </w:pPr>
-      <w:r>
-        <w:t>Pylon software is installed directly on the machine.</w:t>
-      </w:r>
-    </w:p>
-    <w:p>
-      <w:pPr>
-        <w:pStyle w:val="ListBullet"/>
-      </w:pPr>
-      <w:r>
-        <w:t>The machine needs to perform both image acquisition and AI analysis.</w:t>
-      </w:r>
-    </w:p>
-    <w:p>
-      <w:pPr>
-        <w:pStyle w:val="ListBullet"/>
-      </w:pPr>
-      <w:r>
-        <w:t>Network separation is not a priority.</w:t>
+        <w:drawing>
+          <wp:inline xmlns:a="http://schemas.openxmlformats.org/drawingml/2006/main" xmlns:pic="http://schemas.openxmlformats.org/drawingml/2006/picture">
+            <wp:extent cx="11991975" cy="1076325"/>
+            <wp:docPr id="19" name="Picture 19"/>
+            <wp:cNvGraphicFramePr>
+              <a:graphicFrameLocks noChangeAspect="1"/>
+            </wp:cNvGraphicFramePr>
+            <a:graphic>
+              <a:graphicData uri="http://schemas.openxmlformats.org/drawingml/2006/picture">
+                <pic:pic>
+                  <pic:nvPicPr>
+                    <pic:cNvPr id="0" name="image.jpg"/>
+                    <pic:cNvPicPr/>
+                  </pic:nvPicPr>
+                  <pic:blipFill>
+                    <a:blip r:embed="rId27"/>
+                    <a:stretch>
+                      <a:fillRect/>
+                    </a:stretch>
+                  </pic:blipFill>
+                  <pic:spPr>
+                    <a:xfrm>
+                      <a:off x="0" y="0"/>
+                      <a:ext cx="11991975" cy="1076325"/>
+                    </a:xfrm>
+                    <a:prstGeom prst="rect"/>
+                  </pic:spPr>
+                </pic:pic>
+              </a:graphicData>
+            </a:graphic>
+          </wp:inline>
+        </w:drawing>
       </w:r>
     </w:p>
     <w:p>
       <w:r>
-        <w:t>#### 5.2.2. Option 2: Debug or Hardware-Free Deployment (Testing/Development)</w:t>
+        <w:t>Once a command is added, you can click on it to select it. You can then adjust its timing by dragging it on the timeline or by using the Command Editor Toolbar. To delete a command, select it and press the delete key.</w:t>
       </w:r>
     </w:p>
     <w:p>
       <w:r>
-        <w:t>Use this when you need to test the user interface, APIs, or AI workflows without connecting to physical cameras.</w:t>
-      </w:r>
-    </w:p>
-    <w:p>
-      <w:r/>
-      <w:r>
-        <w:rPr>
-          <w:b/>
-        </w:rPr>
-        <w:t>How to Run</w:t>
-      </w:r>
-      <w:r>
-        <w:t>:</w:t>
-      </w:r>
-    </w:p>
-    <w:p>
-      <w:r>
-        <w:t>```powershell</w:t>
-      </w:r>
-    </w:p>
-    <w:p>
-      <w:r>
-        <w:t>$env:APP_ENV="debug"</w:t>
-      </w:r>
-    </w:p>
-    <w:p>
-      <w:r>
-        <w:t>python .\main.py</w:t>
-      </w:r>
-    </w:p>
-    <w:p>
-      <w:r>
-        <w:t>```</w:t>
-      </w:r>
-    </w:p>
-    <w:p>
-      <w:r/>
-      <w:r>
-        <w:rPr>
-          <w:b/>
-        </w:rPr>
-        <w:t>Recommended Settings</w:t>
-      </w:r>
-      <w:r>
-        <w:t>:</w:t>
-      </w:r>
-    </w:p>
-    <w:p>
-      <w:pPr>
-        <w:pStyle w:val="ListBullet"/>
-      </w:pPr>
-      <w:r>
-        <w:t>`CAMERA_MODE=emulated`</w:t>
-      </w:r>
-    </w:p>
-    <w:p>
-      <w:pPr>
-        <w:pStyle w:val="ListBullet"/>
-      </w:pPr>
-      <w:r>
-        <w:t>Optionally, `EMULATED_CAMERA_IMAGE_PATH` can be set to use a specific image for consistent testing.</w:t>
-      </w:r>
-    </w:p>
-    <w:p>
-      <w:r/>
-      <w:r>
-        <w:rPr>
-          <w:b/>
-        </w:rPr>
-        <w:t>When to Use</w:t>
-      </w:r>
-      <w:r>
-        <w:t>:</w:t>
-      </w:r>
-    </w:p>
-    <w:p>
-      <w:pPr>
-        <w:pStyle w:val="ListBullet"/>
-      </w:pPr>
-      <w:r>
-        <w:t>Developing new features or testing configurations without impacting live production.</w:t>
-      </w:r>
-    </w:p>
-    <w:p>
-      <w:pPr>
-        <w:pStyle w:val="ListBullet"/>
-      </w:pPr>
-      <w:r>
-        <w:t>Training operators on the UI without requiring camera hardware.</w:t>
-      </w:r>
-    </w:p>
-    <w:p>
-      <w:r>
-        <w:t>#### 5.2.3. Option 3: Split Camera and App Deployment (Distributed Monitoring)</w:t>
-      </w:r>
-    </w:p>
-    <w:p>
-      <w:r>
-        <w:t>This setup is useful when the camera hardware must remain physically close to the bakery production line, while the web and AI components run on a separate machine (e.g., in a control room).</w:t>
-      </w:r>
-    </w:p>
-    <w:p>
-      <w:r/>
-      <w:r>
-        <w:rPr>
-          <w:b/>
-        </w:rPr>
-        <w:t>Part A: Camera Host</w:t>
-      </w:r>
-      <w:r/>
-    </w:p>
-    <w:p>
-      <w:r>
-        <w:t>Run the dedicated camera service on the machine directly connected to the Basler cameras:</w:t>
-      </w:r>
-    </w:p>
-    <w:p>
-      <w:r>
-        <w:t>```powershell</w:t>
-      </w:r>
-    </w:p>
-    <w:p>
-      <w:r>
-        <w:t>python .\camera_main.py</w:t>
-      </w:r>
-    </w:p>
-    <w:p>
-      <w:r>
-        <w:t>```</w:t>
-      </w:r>
-    </w:p>
-    <w:p>
-      <w:r>
-        <w:t>This service will run on port `8001`.</w:t>
-      </w:r>
-    </w:p>
-    <w:p>
-      <w:r/>
-      <w:r>
-        <w:rPr>
-          <w:b/>
-        </w:rPr>
-        <w:t>Part B: Main App Host</w:t>
-      </w:r>
-      <w:r/>
-    </w:p>
-    <w:p>
-      <w:r>
-        <w:t>Run the main application on a separate machine, configured to communicate with the camera host:</w:t>
-      </w:r>
-    </w:p>
-    <w:p>
-      <w:r/>
-      <w:r>
-        <w:rPr>
-          <w:b/>
-        </w:rPr>
-        <w:t>Configuration</w:t>
-      </w:r>
-      <w:r>
-        <w:t>:</w:t>
-      </w:r>
-    </w:p>
-    <w:p>
-      <w:pPr>
-        <w:pStyle w:val="ListBullet"/>
-      </w:pPr>
-      <w:r>
-        <w:t>Set `CAMERA_MODE=remote` in `settings.json` or `.env`.</w:t>
-      </w:r>
-    </w:p>
-    <w:p>
-      <w:pPr>
-        <w:pStyle w:val="ListBullet"/>
-      </w:pPr>
-      <w:r>
-        <w:t>Set `REMOTE_CAMERA_BASE_URL=http://&lt;camera-host-IP-address&gt;:8001` (replace `&lt;camera-host-IP-address&gt;` with the actual IP address or hostname of the camera machine).</w:t>
-      </w:r>
-    </w:p>
-    <w:p>
-      <w:r/>
-      <w:r>
-        <w:rPr>
-          <w:b/>
-        </w:rPr>
-        <w:t>How to Run</w:t>
-      </w:r>
-      <w:r>
-        <w:t>:</w:t>
-      </w:r>
-    </w:p>
-    <w:p>
-      <w:r>
-        <w:t>```powershell</w:t>
-      </w:r>
-    </w:p>
-    <w:p>
-      <w:r>
-        <w:t>python .\main.py</w:t>
-      </w:r>
-    </w:p>
-    <w:p>
-      <w:r>
-        <w:t>```</w:t>
-      </w:r>
-    </w:p>
-    <w:p>
-      <w:r/>
-      <w:r>
-        <w:rPr>
-          <w:b/>
-        </w:rPr>
-        <w:t>When to Use</w:t>
-      </w:r>
-      <w:r>
-        <w:t>:</w:t>
-      </w:r>
-    </w:p>
-    <w:p>
-      <w:pPr>
-        <w:pStyle w:val="ListBullet"/>
-      </w:pPr>
-      <w:r>
-        <w:t>Physical separation of camera hardware from the monitoring station is required.</w:t>
-      </w:r>
-    </w:p>
-    <w:p>
-      <w:pPr>
-        <w:pStyle w:val="ListBullet"/>
-      </w:pPr>
-      <w:r>
-        <w:t>To keep the camera processing load off the main AI/UI machine.</w:t>
-      </w:r>
-    </w:p>
-    <w:p>
-      <w:r>
-        <w:t>#### 5.2.4. Option 4: Docker Deployment for the Main App (Containerized Monitoring)</w:t>
-      </w:r>
-    </w:p>
-    <w:p>
-      <w:r>
-        <w:t>This option uses Docker to run the main application in a container, often in conjunction with a Windows host running the camera service.</w:t>
-      </w:r>
-    </w:p>
-    <w:p>
-      <w:r/>
-      <w:r>
-        <w:rPr>
-          <w:b/>
-        </w:rPr>
-        <w:t>Recommended Pattern for BDF</w:t>
-      </w:r>
-      <w:r>
-        <w:t>:</w:t>
-      </w:r>
-    </w:p>
-    <w:p>
-      <w:pPr>
-        <w:pStyle w:val="ListBullet"/>
-      </w:pPr>
-      <w:r>
-        <w:t>A Windows machine on the production floor runs `camera_main.py` (as in Option 3, Part A).</w:t>
-      </w:r>
-    </w:p>
-    <w:p>
-      <w:pPr>
-        <w:pStyle w:val="ListBullet"/>
-      </w:pPr>
-      <w:r>
-        <w:t>A Docker container (which can be on the same or a different host) runs the main monitoring application.</w:t>
-      </w:r>
-    </w:p>
-    <w:p>
-      <w:pPr>
-        <w:pStyle w:val="ListBullet"/>
-      </w:pPr>
-      <w:r>
-        <w:t>The main application inside the Docker container uses `CAMERA_MODE=remote`.</w:t>
-      </w:r>
-    </w:p>
-    <w:p>
-      <w:pPr>
-        <w:pStyle w:val="ListBullet"/>
-      </w:pPr>
-      <w:r>
-        <w:t>Set `REMOTE_CAMERA_BASE_URL=http://host.docker.internal:8001` to allow the Docker container to access the camera service running on the host machine.</w:t>
-      </w:r>
-    </w:p>
-    <w:p>
-      <w:r/>
-      <w:r>
-        <w:rPr>
-          <w:b/>
-        </w:rPr>
-        <w:t>How to Run</w:t>
-      </w:r>
-      <w:r>
-        <w:t>:</w:t>
-      </w:r>
-    </w:p>
-    <w:p>
-      <w:r>
-        <w:t>```powershell</w:t>
-      </w:r>
-    </w:p>
-    <w:p>
-      <w:r>
-        <w:t>docker compose up --build</w:t>
-      </w:r>
-    </w:p>
-    <w:p>
-      <w:r>
-        <w:t>```</w:t>
-      </w:r>
-    </w:p>
-    <w:p>
-      <w:r/>
-      <w:r>
-        <w:rPr>
-          <w:b/>
-        </w:rPr>
-        <w:t>When to Use</w:t>
-      </w:r>
-      <w:r>
-        <w:t>:</w:t>
-      </w:r>
-    </w:p>
-    <w:p>
-      <w:pPr>
-        <w:pStyle w:val="ListBullet"/>
-      </w:pPr>
-      <w:r>
-        <w:t>To leverage containerization benefits (isolation, portability) for the main application.</w:t>
-      </w:r>
-    </w:p>
-    <w:p>
-      <w:pPr>
-        <w:pStyle w:val="ListBullet"/>
-      </w:pPr>
-      <w:r>
-        <w:t>For consistent deployment across different environments.</w:t>
+        <w:t>Please note that there might be some restrictions on command timing based on the device's capabilities. If a module cannot process another command during a specific time, this will be shown as a greyed-out area, and the Composer will prevent you from placing new commands there.</w:t>
       </w:r>
     </w:p>
     <w:p>
@@ -3105,52 +1174,145 @@
         <w:pStyle w:val="Heading3"/>
       </w:pPr>
       <w:r>
-        <w:t>5.3. Environment Considerations for BDF</w:t>
+        <w:t>2.3 Changing the Region of Interest (ROI) for Imaging</w:t>
       </w:r>
     </w:p>
     <w:p>
-      <w:pPr>
-        <w:pStyle w:val="ListBullet"/>
-      </w:pPr>
-      <w:r/>
       <w:r>
-        <w:rPr>
-          <w:b/>
-        </w:rPr>
-        <w:t>Local Camera Mode</w:t>
-      </w:r>
-      <w:r>
-        <w:t>: Ensure Pylon software is installed and the application has permission to access both Basler cameras directly.</w:t>
+        <w:t>For precise imaging in BDF's automation, you can define a specific "Region of Interest" (ROI) – the exact area the imager should focus on. This can be done by:</w:t>
       </w:r>
     </w:p>
     <w:p>
-      <w:pPr>
-        <w:pStyle w:val="ListBullet"/>
-      </w:pPr>
-      <w:r/>
       <w:r>
-        <w:rPr>
-          <w:b/>
-        </w:rPr>
-        <w:t>Remote Camera Mode</w:t>
-      </w:r>
-      <w:r>
-        <w:t>: Verify stable network connectivity between the main app host and the camera host. The camera host must expose its API endpoints (`/status`, `/capture`, `/camera/alignment`).</w:t>
+        <w:t>1.  Clicking the "change region of interest" shortcut icon next to the imager module.</w:t>
       </w:r>
     </w:p>
     <w:p>
-      <w:pPr>
-        <w:pStyle w:val="ListBullet"/>
-      </w:pPr>
-      <w:r/>
       <w:r>
-        <w:rPr>
-          <w:b/>
-        </w:rPr>
-        <w:t>Emulated Mode</w:t>
+        <w:t>OR</w:t>
       </w:r>
+    </w:p>
+    <w:p>
       <w:r>
-        <w:t>: No camera hardware is required, making it the safest option for front-end development and integration testing.</w:t>
+        <w:t>2.  Selecting an existing integration command for the imager module and then choosing "CHANGE ROI".</w:t>
+      </w:r>
+    </w:p>
+    <w:p>
+      <w:r>
+        <w:t>The ROI you set will apply to all image capture commands for that specific imager module. Keep in mind that the exact values might adjust slightly after applying them due to how the imager hardware functions; this is normal.</w:t>
+      </w:r>
+    </w:p>
+    <w:p>
+      <w:r>
+        <w:drawing>
+          <wp:inline xmlns:a="http://schemas.openxmlformats.org/drawingml/2006/main" xmlns:pic="http://schemas.openxmlformats.org/drawingml/2006/picture">
+            <wp:extent cx="1666875" cy="990599"/>
+            <wp:docPr id="20" name="Picture 20"/>
+            <wp:cNvGraphicFramePr>
+              <a:graphicFrameLocks noChangeAspect="1"/>
+            </wp:cNvGraphicFramePr>
+            <a:graphic>
+              <a:graphicData uri="http://schemas.openxmlformats.org/drawingml/2006/picture">
+                <pic:pic>
+                  <pic:nvPicPr>
+                    <pic:cNvPr id="0" name="image.jpg"/>
+                    <pic:cNvPicPr/>
+                  </pic:nvPicPr>
+                  <pic:blipFill>
+                    <a:blip r:embed="rId28"/>
+                    <a:stretch>
+                      <a:fillRect/>
+                    </a:stretch>
+                  </pic:blipFill>
+                  <pic:spPr>
+                    <a:xfrm>
+                      <a:off x="0" y="0"/>
+                      <a:ext cx="1666875" cy="990599"/>
+                    </a:xfrm>
+                    <a:prstGeom prst="rect"/>
+                  </pic:spPr>
+                </pic:pic>
+              </a:graphicData>
+            </a:graphic>
+          </wp:inline>
+        </w:drawing>
+      </w:r>
+    </w:p>
+    <w:p>
+      <w:r>
+        <w:drawing>
+          <wp:inline xmlns:a="http://schemas.openxmlformats.org/drawingml/2006/main" xmlns:pic="http://schemas.openxmlformats.org/drawingml/2006/picture">
+            <wp:extent cx="9239250" cy="4638675"/>
+            <wp:docPr id="21" name="Picture 21"/>
+            <wp:cNvGraphicFramePr>
+              <a:graphicFrameLocks noChangeAspect="1"/>
+            </wp:cNvGraphicFramePr>
+            <a:graphic>
+              <a:graphicData uri="http://schemas.openxmlformats.org/drawingml/2006/picture">
+                <pic:pic>
+                  <pic:nvPicPr>
+                    <pic:cNvPr id="0" name="image.jpg"/>
+                    <pic:cNvPicPr/>
+                  </pic:nvPicPr>
+                  <pic:blipFill>
+                    <a:blip r:embed="rId29"/>
+                    <a:stretch>
+                      <a:fillRect/>
+                    </a:stretch>
+                  </pic:blipFill>
+                  <pic:spPr>
+                    <a:xfrm>
+                      <a:off x="0" y="0"/>
+                      <a:ext cx="9239250" cy="4638675"/>
+                    </a:xfrm>
+                    <a:prstGeom prst="rect"/>
+                  </pic:spPr>
+                </pic:pic>
+              </a:graphicData>
+            </a:graphic>
+          </wp:inline>
+        </w:drawing>
+      </w:r>
+    </w:p>
+    <w:p>
+      <w:r>
+        <w:t>As you adjust the ROI parameters, the graphic below will update, showing you the new capture area. To reset the ROI to cover the largest possible area, select "Max Extents".</w:t>
+      </w:r>
+    </w:p>
+    <w:p>
+      <w:r>
+        <w:drawing>
+          <wp:inline xmlns:a="http://schemas.openxmlformats.org/drawingml/2006/main" xmlns:pic="http://schemas.openxmlformats.org/drawingml/2006/picture">
+            <wp:extent cx="3467100" cy="4238625"/>
+            <wp:docPr id="22" name="Picture 22"/>
+            <wp:cNvGraphicFramePr>
+              <a:graphicFrameLocks noChangeAspect="1"/>
+            </wp:cNvGraphicFramePr>
+            <a:graphic>
+              <a:graphicData uri="http://schemas.openxmlformats.org/drawingml/2006/picture">
+                <pic:pic>
+                  <pic:nvPicPr>
+                    <pic:cNvPr id="0" name="image.jpg"/>
+                    <pic:cNvPicPr/>
+                  </pic:nvPicPr>
+                  <pic:blipFill>
+                    <a:blip r:embed="rId30"/>
+                    <a:stretch>
+                      <a:fillRect/>
+                    </a:stretch>
+                  </pic:blipFill>
+                  <pic:spPr>
+                    <a:xfrm>
+                      <a:off x="0" y="0"/>
+                      <a:ext cx="3467100" cy="4238625"/>
+                    </a:xfrm>
+                    <a:prstGeom prst="rect"/>
+                  </pic:spPr>
+                </pic:pic>
+              </a:graphicData>
+            </a:graphic>
+          </wp:inline>
+        </w:drawing>
       </w:r>
     </w:p>
     <w:p>
@@ -3158,1418 +1320,63 @@
         <w:pStyle w:val="Heading3"/>
       </w:pPr>
       <w:r>
-        <w:t>5.4. Verification Checklist Post-Deployment</w:t>
+        <w:t>2.4 Uploading Your Composition</w:t>
       </w:r>
     </w:p>
     <w:p>
       <w:r>
-        <w:t>After any deployment, perform these checks to ensure the BDF Production Monitoring System is operating correctly:</w:t>
+        <w:t>Once you have finished configuring your timing sequence, you need to upload it to your devices.</w:t>
       </w:r>
     </w:p>
     <w:p>
       <w:r>
-        <w:t xml:space="preserve">1.  </w:t>
-      </w:r>
-      <w:r>
-        <w:rPr>
-          <w:b/>
-        </w:rPr>
-        <w:t>System Status</w:t>
-      </w:r>
-      <w:r>
-        <w:t>: Access `GET /status` to confirm it returns a `200` response.</w:t>
+        <w:t>1.  Click the "Upload Composition to Device(s)" button at the top of the screen.</w:t>
       </w:r>
     </w:p>
     <w:p>
       <w:r>
-        <w:t xml:space="preserve">2.  </w:t>
-      </w:r>
-      <w:r>
-        <w:rPr>
-          <w:b/>
-        </w:rPr>
-        <w:t>Camera Readiness</w:t>
-      </w:r>
-      <w:r>
-        <w:t>: Verify that `camera.ready` is `true` in the `/status` response, indicating the chosen camera mode is active.</w:t>
+        <w:t>2.  Select the relevant devices.</w:t>
       </w:r>
     </w:p>
     <w:p>
       <w:r>
-        <w:t xml:space="preserve">3.  </w:t>
-      </w:r>
-      <w:r>
-        <w:rPr>
-          <w:b/>
-        </w:rPr>
-        <w:t>Image Capture</w:t>
-      </w:r>
-      <w:r>
-        <w:t>: Confirm that `GET /capture` successfully returns a JPEG image.</w:t>
+        <w:t>A confirmation message will inform you when your changes have been successfully uploaded to the devices, ready to execute your BDF bakery automation tasks.</w:t>
       </w:r>
     </w:p>
     <w:p>
       <w:r>
-        <w:t xml:space="preserve">4.  </w:t>
-      </w:r>
-      <w:r>
-        <w:rPr>
-          <w:b/>
-        </w:rPr>
-        <w:t>Browser Interface</w:t>
-      </w:r>
-      <w:r>
-        <w:t>: Open the browser UI (typically `http://localhost:8000`) and verify it loads and displays live images.</w:t>
-      </w:r>
-    </w:p>
-    <w:p>
-      <w:r>
-        <w:t xml:space="preserve">5.  </w:t>
-      </w:r>
-      <w:r>
-        <w:rPr>
-          <w:b/>
-        </w:rPr>
-        <w:t>Live Stream</w:t>
-      </w:r>
-      <w:r>
-        <w:t>: Check that WebSocket streaming is functional in the browser UI or via a WebSocket client.</w:t>
-      </w:r>
-    </w:p>
-    <w:p>
-      <w:r>
-        <w:t xml:space="preserve">6.  </w:t>
-      </w:r>
-      <w:r>
-        <w:rPr>
-          <w:b/>
-        </w:rPr>
-        <w:t>AI Status (if enabled)</w:t>
-      </w:r>
-      <w:r>
-        <w:t>: Wait for `ai.phase` to become `ready` in the `/status` response before testing AI-specific features.</w:t>
-      </w:r>
-    </w:p>
-    <w:p>
-      <w:r>
-        <w:t xml:space="preserve">7.  </w:t>
-      </w:r>
-      <w:r>
-        <w:rPr>
-          <w:b/>
-        </w:rPr>
-        <w:t>Remote Service Health (if used)</w:t>
-      </w:r>
-      <w:r>
-        <w:t>: If using remote mode, verify that the dedicated camera service on port `8001` also reports a healthy `/status`.</w:t>
-      </w:r>
-    </w:p>
-    <w:p>
-      <w:pPr>
-        <w:pStyle w:val="Heading3"/>
-      </w:pPr>
-      <w:r>
-        <w:t>5.5. Operational Notes for BDF</w:t>
-      </w:r>
-    </w:p>
-    <w:p>
-      <w:pPr>
-        <w:pStyle w:val="ListBullet"/>
-      </w:pPr>
-      <w:r>
-        <w:t>The system is designed to be resilient; it will remain online and provide diagnostic information even if there are initial camera startup issues.</w:t>
-      </w:r>
-    </w:p>
-    <w:p>
-      <w:pPr>
-        <w:pStyle w:val="ListBullet"/>
-      </w:pPr>
-      <w:r>
-        <w:t>AI model initialization may take longer than the general server startup. This is normal, and `ai.phase` in the `/status` endpoint will show progress.</w:t>
-      </w:r>
-    </w:p>
-    <w:p>
-      <w:pPr>
-        <w:pStyle w:val="ListBullet"/>
-      </w:pPr>
-      <w:r>
-        <w:t>`POST /inference` requires direct access to image files on the machine where the main application is running.</w:t>
-      </w:r>
-    </w:p>
-    <w:p>
-      <w:r>
-        <w:t>---</w:t>
-      </w:r>
-    </w:p>
-    <w:p>
-      <w:pPr>
-        <w:pStyle w:val="Heading2"/>
-      </w:pPr>
-      <w:r>
-        <w:t>6. Troubleshooting</w:t>
-      </w:r>
-    </w:p>
-    <w:p>
-      <w:r>
-        <w:t>This section provides guidance for BDF operators on how to diagnose and resolve common issues with the Racer2 V3 Bakery Production Monitoring System.</w:t>
-      </w:r>
-    </w:p>
-    <w:p>
-      <w:pPr>
-        <w:pStyle w:val="Heading3"/>
-      </w:pPr>
-      <w:r>
-        <w:t>6.1. Server Starts But No Images Arrive</w:t>
-      </w:r>
-    </w:p>
-    <w:p>
-      <w:r/>
-      <w:r>
-        <w:rPr>
-          <w:b/>
-        </w:rPr>
-        <w:t>Symptoms</w:t>
-      </w:r>
-      <w:r>
-        <w:t>:</w:t>
-      </w:r>
-    </w:p>
-    <w:p>
-      <w:pPr>
-        <w:pStyle w:val="ListBullet"/>
-      </w:pPr>
-      <w:r>
-        <w:t>The monitoring interface is blank or static.</w:t>
-      </w:r>
-    </w:p>
-    <w:p>
-      <w:pPr>
-        <w:pStyle w:val="ListBullet"/>
-      </w:pPr>
-      <w:r>
-        <w:t>`GET /status` shows `camera.ready` as `false`.</w:t>
-      </w:r>
-    </w:p>
-    <w:p>
-      <w:pPr>
-        <w:pStyle w:val="ListBullet"/>
-      </w:pPr>
-      <w:r>
-        <w:t>The WebSocket stream receives text messages like `warming_up`.</w:t>
-      </w:r>
-    </w:p>
-    <w:p>
-      <w:r/>
-      <w:r>
-        <w:rPr>
-          <w:b/>
-        </w:rPr>
-        <w:t>What to Check</w:t>
-      </w:r>
-      <w:r>
-        <w:t>:</w:t>
-      </w:r>
-    </w:p>
-    <w:p>
-      <w:pPr>
-        <w:pStyle w:val="ListBullet"/>
-      </w:pPr>
-      <w:r/>
-      <w:r>
-        <w:rPr>
-          <w:b/>
-        </w:rPr>
-        <w:t>System Status</w:t>
-      </w:r>
-      <w:r>
-        <w:t>: Always start by checking `GET /status`.</w:t>
-      </w:r>
-    </w:p>
-    <w:p>
-      <w:pPr>
-        <w:pStyle w:val="ListBullet"/>
-      </w:pPr>
-      <w:r/>
-      <w:r>
-        <w:rPr>
-          <w:b/>
-        </w:rPr>
-        <w:t>Local Mode</w:t>
-      </w:r>
-      <w:r>
-        <w:t>:</w:t>
-      </w:r>
-    </w:p>
-    <w:p>
-      <w:pPr>
-        <w:pStyle w:val="ListBullet"/>
-      </w:pPr>
-      <w:r>
-        <w:t>Verify that Pylon software is correctly installed on the machine.</w:t>
-      </w:r>
-    </w:p>
-    <w:p>
-      <w:pPr>
-        <w:pStyle w:val="ListBullet"/>
-      </w:pPr>
-      <w:r>
-        <w:t>Ensure both Basler cameras are physically connected and powered on.</w:t>
-      </w:r>
-    </w:p>
-    <w:p>
-      <w:pPr>
-        <w:pStyle w:val="ListBullet"/>
-      </w:pPr>
-      <w:r>
-        <w:t>Confirm that the application has the necessary permissions to access the cameras.</w:t>
-      </w:r>
-    </w:p>
-    <w:p>
-      <w:pPr>
-        <w:pStyle w:val="ListBullet"/>
-      </w:pPr>
-      <w:r/>
-      <w:r>
-        <w:rPr>
-          <w:b/>
-        </w:rPr>
-        <w:t>Remote Mode</w:t>
-      </w:r>
-      <w:r>
-        <w:t>:</w:t>
-      </w:r>
-    </w:p>
-    <w:p>
-      <w:pPr>
-        <w:pStyle w:val="ListBullet"/>
-      </w:pPr>
-      <w:r>
-        <w:t>Check the `REMOTE_CAMERA_BASE_URL` setting for any typos.</w:t>
-      </w:r>
-    </w:p>
-    <w:p>
-      <w:pPr>
-        <w:pStyle w:val="ListBullet"/>
-      </w:pPr>
-      <w:r>
-        <w:t>Verify that the dedicated camera service is running on the camera host (see Option 3 in Deployment).</w:t>
-      </w:r>
-    </w:p>
-    <w:p>
-      <w:pPr>
-        <w:pStyle w:val="ListBullet"/>
-      </w:pPr>
-      <w:r>
-        <w:t>Test `GET &lt;REMOTE_CAMERA_BASE_URL&gt;/capture` directly on the camera host to ensure it returns a JPEG image.</w:t>
-      </w:r>
-    </w:p>
-    <w:p>
-      <w:pPr>
-        <w:pStyle w:val="ListBullet"/>
-      </w:pPr>
-      <w:r/>
-      <w:r>
-        <w:rPr>
-          <w:b/>
-        </w:rPr>
-        <w:t>Emulated Mode</w:t>
-      </w:r>
-      <w:r>
-        <w:t>:</w:t>
-      </w:r>
-    </w:p>
-    <w:p>
-      <w:pPr>
-        <w:pStyle w:val="ListBullet"/>
-      </w:pPr>
-      <w:r>
-        <w:t>Confirm that `CAMERA_MODE=emulated` is correctly set.</w:t>
-      </w:r>
-    </w:p>
-    <w:p>
-      <w:pPr>
-        <w:pStyle w:val="ListBullet"/>
-      </w:pPr>
-      <w:r>
-        <w:t>If `EMULATED_CAMERA_IMAGE_PATH` is configured, ensure the specified image file exists and is readable.</w:t>
-      </w:r>
-    </w:p>
-    <w:p>
-      <w:pPr>
-        <w:pStyle w:val="Heading3"/>
-      </w:pPr>
-      <w:r>
-        <w:t>6.2. Camera Busy Or Unavailable</w:t>
-      </w:r>
-    </w:p>
-    <w:p>
-      <w:r/>
-      <w:r>
-        <w:rPr>
-          <w:b/>
-        </w:rPr>
-        <w:t>Symptoms</w:t>
-      </w:r>
-      <w:r>
-        <w:t>:</w:t>
-      </w:r>
-    </w:p>
-    <w:p>
-      <w:pPr>
-        <w:pStyle w:val="ListBullet"/>
-      </w:pPr>
-      <w:r>
-        <w:t>`GET /status` reports that the camera is not ready.</w:t>
-      </w:r>
-    </w:p>
-    <w:p>
-      <w:pPr>
-        <w:pStyle w:val="ListBullet"/>
-      </w:pPr>
-      <w:r>
-        <w:t>System logs mention camera initialization failures or hardware being busy.</w:t>
-      </w:r>
-    </w:p>
-    <w:p>
-      <w:r/>
-      <w:r>
-        <w:rPr>
-          <w:b/>
-        </w:rPr>
-        <w:t>What to Check</w:t>
-      </w:r>
-      <w:r>
-        <w:t>:</w:t>
-      </w:r>
-    </w:p>
-    <w:p>
-      <w:pPr>
-        <w:pStyle w:val="ListBullet"/>
-      </w:pPr>
-      <w:r/>
-      <w:r>
-        <w:rPr>
-          <w:b/>
-        </w:rPr>
-        <w:t>Close Other Applications</w:t>
-      </w:r>
-      <w:r>
-        <w:t>: Ensure no other programs, such as Pylon Viewer, are currently using the cameras.</w:t>
-      </w:r>
-    </w:p>
-    <w:p>
-      <w:pPr>
-        <w:pStyle w:val="ListBullet"/>
-      </w:pPr>
-      <w:r/>
-      <w:r>
-        <w:rPr>
-          <w:b/>
-        </w:rPr>
-        <w:t>Previous Instances</w:t>
-      </w:r>
-      <w:r>
-        <w:t>: Confirm that no older versions or duplicate copies of the Racer2 V3 service are still running in the background.</w:t>
-      </w:r>
-    </w:p>
-    <w:p>
-      <w:pPr>
-        <w:pStyle w:val="ListBullet"/>
-      </w:pPr>
-      <w:r/>
-      <w:r>
-        <w:rPr>
-          <w:b/>
-        </w:rPr>
-        <w:t>Restart Host</w:t>
-      </w:r>
-      <w:r>
-        <w:t>: If the camera driver appears unresponsive, try restarting the camera host machine.</w:t>
-      </w:r>
-    </w:p>
-    <w:p>
-      <w:pPr>
-        <w:pStyle w:val="Heading3"/>
-      </w:pPr>
-      <w:r>
-        <w:t>6.3. Remote Camera Mode Does Not Update Images</w:t>
-      </w:r>
-    </w:p>
-    <w:p>
-      <w:r/>
-      <w:r>
-        <w:rPr>
-          <w:b/>
-        </w:rPr>
-        <w:t>Symptoms</w:t>
-      </w:r>
-      <w:r>
-        <w:t>:</w:t>
-      </w:r>
-    </w:p>
-    <w:p>
-      <w:pPr>
-        <w:pStyle w:val="ListBullet"/>
-      </w:pPr>
-      <w:r>
-        <w:t>Images from the remote camera service are not refreshing or are outdated.</w:t>
-      </w:r>
-    </w:p>
-    <w:p>
-      <w:r/>
-      <w:r>
-        <w:rPr>
-          <w:b/>
-        </w:rPr>
-        <w:t>What to Check</w:t>
-      </w:r>
-      <w:r>
-        <w:t>:</w:t>
-      </w:r>
-    </w:p>
-    <w:p>
-      <w:pPr>
-        <w:pStyle w:val="ListBullet"/>
-      </w:pPr>
-      <w:r/>
-      <w:r>
-        <w:rPr>
-          <w:b/>
-        </w:rPr>
-        <w:t>URL Accuracy</w:t>
-      </w:r>
-      <w:r>
-        <w:t>: Double-check `REMOTE_CAMERA_BASE_URL` for any typos.</w:t>
-      </w:r>
-    </w:p>
-    <w:p>
-      <w:pPr>
-        <w:pStyle w:val="ListBullet"/>
-      </w:pPr>
-      <w:r/>
-      <w:r>
-        <w:rPr>
-          <w:b/>
-        </w:rPr>
-        <w:t>Port Access</w:t>
-      </w:r>
-      <w:r>
-        <w:t>: Verify that port `8001` on the camera host is accessible from the main application's machine (e.g., not blocked by a firewall).</w:t>
-      </w:r>
-    </w:p>
-    <w:p>
-      <w:pPr>
-        <w:pStyle w:val="ListBullet"/>
-      </w:pPr>
-      <w:r/>
-      <w:r>
-        <w:rPr>
-          <w:b/>
-        </w:rPr>
-        <w:t>Remote Status</w:t>
-      </w:r>
-      <w:r>
-        <w:t>: Confirm that `GET &lt;REMOTE_CAMERA_BASE_URL&gt;/status` returns a `200` response from the camera host.</w:t>
-      </w:r>
-    </w:p>
-    <w:p>
-      <w:pPr>
-        <w:pStyle w:val="ListBullet"/>
-      </w:pPr>
-      <w:r/>
-      <w:r>
-        <w:rPr>
-          <w:b/>
-        </w:rPr>
-        <w:t>Network Reachability</w:t>
-      </w:r>
-      <w:r>
-        <w:t>: Ensure the main application can establish a network connection to the camera host.</w:t>
-      </w:r>
-    </w:p>
-    <w:p>
-      <w:pPr>
-        <w:pStyle w:val="ListBullet"/>
-      </w:pPr>
-      <w:r/>
-      <w:r>
-        <w:rPr>
-          <w:b/>
-        </w:rPr>
-        <w:t>Common Causes</w:t>
-      </w:r>
-      <w:r>
-        <w:t>:</w:t>
-      </w:r>
-    </w:p>
-    <w:p>
-      <w:pPr>
-        <w:pStyle w:val="ListBullet"/>
-      </w:pPr>
-      <w:r>
-        <w:t>Docker container network issues preventing access to the host URL.</w:t>
-      </w:r>
-    </w:p>
-    <w:p>
-      <w:pPr>
-        <w:pStyle w:val="ListBullet"/>
-      </w:pPr>
-      <w:r>
-        <w:t>Windows firewall blocking the camera service on the camera host.</w:t>
-      </w:r>
-    </w:p>
-    <w:p>
-      <w:pPr>
-        <w:pStyle w:val="ListBullet"/>
-      </w:pPr>
-      <w:r>
-        <w:t>The camera service is running, but `GET /capture` on the camera host is failing.</w:t>
-      </w:r>
-    </w:p>
-    <w:p>
-      <w:pPr>
-        <w:pStyle w:val="Heading3"/>
-      </w:pPr>
-      <w:r>
-        <w:t>6.4. WebSocket Stream Shows Text Instead Of Images</w:t>
-      </w:r>
-    </w:p>
-    <w:p>
-      <w:r/>
-      <w:r>
-        <w:rPr>
-          <w:b/>
-        </w:rPr>
-        <w:t>Symptoms</w:t>
-      </w:r>
-      <w:r>
-        <w:t>:</w:t>
-      </w:r>
-    </w:p>
-    <w:p>
-      <w:pPr>
-        <w:pStyle w:val="ListBullet"/>
-      </w:pPr>
-      <w:r>
-        <w:t>The live stream displays messages like `warming_up` or error text instead of bakery product images.</w:t>
-      </w:r>
-    </w:p>
-    <w:p>
-      <w:r/>
-      <w:r>
-        <w:rPr>
-          <w:b/>
-        </w:rPr>
-        <w:t>Explanation</w:t>
-      </w:r>
-      <w:r>
-        <w:t>:</w:t>
-      </w:r>
-    </w:p>
-    <w:p>
-      <w:r>
-        <w:t>This behavior is normal and expected when:</w:t>
-      </w:r>
-    </w:p>
-    <w:p>
-      <w:pPr>
-        <w:pStyle w:val="ListBullet"/>
-      </w:pPr>
-      <w:r>
-        <w:t>The camera system is still starting up or warming up.</w:t>
-      </w:r>
-    </w:p>
-    <w:p>
-      <w:pPr>
-        <w:pStyle w:val="ListBullet"/>
-      </w:pPr>
-      <w:r>
-        <w:t>Camera initialization has failed.</w:t>
-      </w:r>
-    </w:p>
-    <w:p>
-      <w:pPr>
-        <w:pStyle w:val="ListBullet"/>
-      </w:pPr>
-      <w:r>
-        <w:t>In remote mode, the system has not yet successfully retrieved a valid image frame from the camera service.</w:t>
-      </w:r>
-    </w:p>
-    <w:p>
-      <w:r>
-        <w:t>The text messages provide status updates to the operator.</w:t>
-      </w:r>
-    </w:p>
-    <w:p>
-      <w:pPr>
-        <w:pStyle w:val="Heading3"/>
-      </w:pPr>
-      <w:r>
-        <w:t>6.5. AI Never Becomes Ready</w:t>
-      </w:r>
-    </w:p>
-    <w:p>
-      <w:r/>
-      <w:r>
-        <w:rPr>
-          <w:b/>
-        </w:rPr>
-        <w:t>Symptoms</w:t>
-      </w:r>
-      <w:r>
-        <w:t>:</w:t>
-      </w:r>
-    </w:p>
-    <w:p>
-      <w:pPr>
-        <w:pStyle w:val="ListBullet"/>
-      </w:pPr>
-      <w:r>
-        <w:t>`GET /status` shows `ai.phase` as `pending` or `active` for a prolonged period, but never `ready`.</w:t>
-      </w:r>
-    </w:p>
-    <w:p>
-      <w:r/>
-      <w:r>
-        <w:rPr>
-          <w:b/>
-        </w:rPr>
-        <w:t>What to Check</w:t>
-      </w:r>
-      <w:r>
-        <w:t>:</w:t>
-      </w:r>
-    </w:p>
-    <w:p>
-      <w:pPr>
-        <w:pStyle w:val="ListBullet"/>
-      </w:pPr>
-      <w:r/>
-      <w:r>
-        <w:rPr>
-          <w:b/>
-        </w:rPr>
-        <w:t>System Status</w:t>
-      </w:r>
-      <w:r>
-        <w:t>: Check `GET /status` for detailed AI checkpoint progress and error messages.</w:t>
-      </w:r>
-    </w:p>
-    <w:p>
-      <w:pPr>
-        <w:pStyle w:val="ListBullet"/>
-      </w:pPr>
-      <w:r/>
-      <w:r>
-        <w:rPr>
-          <w:b/>
-        </w:rPr>
-        <w:t>Credentials</w:t>
-      </w:r>
-      <w:r>
-        <w:t>: Verify that `.env` contains valid Roboflow API keys (`ROBOFLOW_API_KEY`) and RF-DETR model IDs (`RFDETR_MODEL_ID`) if applicable.</w:t>
-      </w:r>
-    </w:p>
-    <w:p>
-      <w:pPr>
-        <w:pStyle w:val="ListBullet"/>
-      </w:pPr>
-      <w:r/>
-      <w:r>
-        <w:rPr>
-          <w:b/>
-        </w:rPr>
-        <w:t>Model Selection</w:t>
-      </w:r>
-      <w:r>
-        <w:t>: Confirm that the `AI_MODEL_NAME` in your configuration is set to the intended model (e.g., `rfdetr` or another value for YOLO/SORT).</w:t>
-      </w:r>
-    </w:p>
-    <w:p>
-      <w:pPr>
-        <w:pStyle w:val="ListBullet"/>
-      </w:pPr>
-      <w:r/>
-      <w:r>
-        <w:rPr>
-          <w:b/>
-        </w:rPr>
-        <w:t>Local Environment</w:t>
-      </w:r>
-      <w:r>
-        <w:t>: Ensure the local runtime environment (drivers, hardware) is compatible with the selected AI model.</w:t>
-      </w:r>
-    </w:p>
-    <w:p>
-      <w:pPr>
-        <w:pStyle w:val="Heading3"/>
-      </w:pPr>
-      <w:r>
-        <w:t>6.6. `POST /inference` Returns 404</w:t>
-      </w:r>
-    </w:p>
-    <w:p>
-      <w:r/>
-      <w:r>
-        <w:rPr>
-          <w:b/>
-        </w:rPr>
-        <w:t>Symptoms</w:t>
-      </w:r>
-      <w:r>
-        <w:t>:</w:t>
-      </w:r>
-    </w:p>
-    <w:p>
-      <w:pPr>
-        <w:pStyle w:val="ListBullet"/>
-      </w:pPr>
-      <w:r>
-        <w:t>When attempting to run local AI analysis on an image, the API returns a `404 Not Found` error.</w:t>
-      </w:r>
-    </w:p>
-    <w:p>
-      <w:r/>
-      <w:r>
-        <w:rPr>
-          <w:b/>
-        </w:rPr>
-        <w:t>What to Check</w:t>
-      </w:r>
-      <w:r>
-        <w:t>:</w:t>
-      </w:r>
-    </w:p>
-    <w:p>
-      <w:pPr>
-        <w:pStyle w:val="ListBullet"/>
-      </w:pPr>
-      <w:r/>
-      <w:r>
-        <w:rPr>
-          <w:b/>
-        </w:rPr>
-        <w:t>Source Directory</w:t>
-      </w:r>
-      <w:r>
-        <w:t>: Verify that `SrcDir` in your request points to a valid and accessible directory on the machine running the main application.</w:t>
-      </w:r>
-    </w:p>
-    <w:p>
-      <w:pPr>
-        <w:pStyle w:val="ListBullet"/>
-      </w:pPr>
-      <w:r/>
-      <w:r>
-        <w:rPr>
-          <w:b/>
-        </w:rPr>
-        <w:t>Image Name</w:t>
-      </w:r>
-      <w:r>
-        <w:t>: Ensure `ImageName` is spelled correctly and the file actually exists within `SrcDir`.</w:t>
-      </w:r>
-    </w:p>
-    <w:p>
-      <w:pPr>
-        <w:pStyle w:val="ListBullet"/>
-      </w:pPr>
-      <w:r/>
-      <w:r>
-        <w:rPr>
-          <w:b/>
-        </w:rPr>
-        <w:t>Combined Path</w:t>
-      </w:r>
-      <w:r>
-        <w:t>: Confirm that the full path `SrcDir/ImageName` leads to an existing file.</w:t>
-      </w:r>
-    </w:p>
-    <w:p>
-      <w:r/>
-      <w:r>
-        <w:rPr>
-          <w:b/>
-        </w:rPr>
-        <w:t>Important Note</w:t>
-      </w:r>
-      <w:r>
-        <w:t>: This endpoint reads image files directly from the local disk of the machine running the main application; it cannot fetch images from remote network locations.</w:t>
-      </w:r>
-    </w:p>
-    <w:p>
-      <w:pPr>
-        <w:pStyle w:val="Heading3"/>
-      </w:pPr>
-      <w:r>
-        <w:t>6.7. Color Endpoints Return Empty Data</w:t>
-      </w:r>
-    </w:p>
-    <w:p>
-      <w:r/>
-      <w:r>
-        <w:rPr>
-          <w:b/>
-        </w:rPr>
-        <w:t>Symptoms</w:t>
-      </w:r>
-      <w:r>
-        <w:t>:</w:t>
-      </w:r>
-    </w:p>
-    <w:p>
-      <w:pPr>
-        <w:pStyle w:val="ListBullet"/>
-      </w:pPr>
-      <w:r>
-        <w:t>`GET /color-data` or `POST /color-analysis` returns an empty list of objects or no data.</w:t>
-      </w:r>
-    </w:p>
-    <w:p>
-      <w:r/>
-      <w:r>
-        <w:rPr>
-          <w:b/>
-        </w:rPr>
-        <w:t>Possible Reasons</w:t>
-      </w:r>
-      <w:r>
-        <w:t>:</w:t>
-      </w:r>
-    </w:p>
-    <w:p>
-      <w:pPr>
-        <w:pStyle w:val="ListBullet"/>
-      </w:pPr>
-      <w:r/>
-      <w:r>
-        <w:rPr>
-          <w:b/>
-        </w:rPr>
-        <w:t>Detection/Tracking Disabled</w:t>
-      </w:r>
-      <w:r>
-        <w:t>: `DETECTION_AND_TRACK` might be set to `false` in your configuration.</w:t>
-      </w:r>
-    </w:p>
-    <w:p>
-      <w:pPr>
-        <w:pStyle w:val="ListBullet"/>
-      </w:pPr>
-      <w:r/>
-      <w:r>
-        <w:rPr>
-          <w:b/>
-        </w:rPr>
-        <w:t>AI Not Ready</w:t>
-      </w:r>
-      <w:r>
-        <w:t>: The AI model may still be loading or has not yet reached `ready` phase.</w:t>
-      </w:r>
-    </w:p>
-    <w:p>
-      <w:pPr>
-        <w:pStyle w:val="ListBullet"/>
-      </w:pPr>
-      <w:r/>
-      <w:r>
-        <w:rPr>
-          <w:b/>
-        </w:rPr>
-        <w:t>No Tracked Objects</w:t>
-      </w:r>
-      <w:r>
-        <w:t>: No bakery products have been detected and tracked by the AI since the last buffer clear or system startup.</w:t>
-      </w:r>
-    </w:p>
-    <w:p>
-      <w:pPr>
-        <w:pStyle w:val="ListBullet"/>
-      </w:pPr>
-      <w:r/>
-      <w:r>
-        <w:rPr>
-          <w:b/>
-        </w:rPr>
-        <w:t>Buffer Already Cleared</w:t>
-      </w:r>
-      <w:r>
-        <w:t>: A previous call to `GET /color-data` or `POST /color-analysis` already retrieved and cleared the buffer, or `GET /delete_all_color_buffer` was called.</w:t>
-      </w:r>
-    </w:p>
-    <w:p>
-      <w:pPr>
-        <w:pStyle w:val="Heading3"/>
-      </w:pPr>
-      <w:r>
-        <w:t>6.8. External Inference Endpoint Fails</w:t>
-      </w:r>
-    </w:p>
-    <w:p>
-      <w:r/>
-      <w:r>
-        <w:rPr>
-          <w:b/>
-        </w:rPr>
-        <w:t>Symptoms</w:t>
-      </w:r>
-      <w:r>
-        <w:t>:</w:t>
-      </w:r>
-    </w:p>
-    <w:p>
-      <w:pPr>
-        <w:pStyle w:val="ListBullet"/>
-      </w:pPr>
-      <w:r>
-        <w:t>`POST /analyze` fails to send images to an external service or receives errors.</w:t>
-      </w:r>
-    </w:p>
-    <w:p>
-      <w:r/>
-      <w:r>
-        <w:rPr>
-          <w:b/>
-        </w:rPr>
-        <w:t>What to Verify</w:t>
-      </w:r>
-      <w:r>
-        <w:t>:</w:t>
-      </w:r>
-    </w:p>
-    <w:p>
-      <w:pPr>
-        <w:pStyle w:val="ListBullet"/>
-      </w:pPr>
-      <w:r/>
-      <w:r>
-        <w:rPr>
-          <w:b/>
-        </w:rPr>
-        <w:t>URL Accuracy</w:t>
-      </w:r>
-      <w:r>
-        <w:t>: Check `INFERENCE_URL` in `settings.json` or `.env` for typos.</w:t>
-      </w:r>
-    </w:p>
-    <w:p>
-      <w:pPr>
-        <w:pStyle w:val="ListBullet"/>
-      </w:pPr>
-      <w:r/>
-      <w:r>
-        <w:rPr>
-          <w:b/>
-        </w:rPr>
-        <w:t>API Header/Key</w:t>
-      </w:r>
-      <w:r>
-        <w:t>: Verify `INFERENCE_API_HEADER` and `INFERENCE_API_KEY` in `.env` are correct.</w:t>
-      </w:r>
-    </w:p>
-    <w:p>
-      <w:pPr>
-        <w:pStyle w:val="ListBullet"/>
-      </w:pPr>
-      <w:r/>
-      <w:r>
-        <w:rPr>
-          <w:b/>
-        </w:rPr>
-        <w:t>Service Availability</w:t>
-      </w:r>
-      <w:r>
-        <w:t>: Ensure the external inference service is running and accessible from the machine running the main application.</w:t>
-      </w:r>
-    </w:p>
-    <w:p>
-      <w:pPr>
-        <w:pStyle w:val="ListBullet"/>
-      </w:pPr>
-      <w:r/>
-      <w:r>
-        <w:rPr>
-          <w:b/>
-        </w:rPr>
-        <w:t>Network Reachability</w:t>
-      </w:r>
-      <w:r>
-        <w:t>: Confirm that the main application can establish a network connection to the external inference service.</w:t>
-      </w:r>
-    </w:p>
-    <w:p>
-      <w:pPr>
-        <w:pStyle w:val="Heading3"/>
-      </w:pPr>
-      <w:r>
-        <w:t>6.9. Pixel Format Problems</w:t>
-      </w:r>
-    </w:p>
-    <w:p>
-      <w:r/>
-      <w:r>
-        <w:rPr>
-          <w:b/>
-        </w:rPr>
-        <w:t>Symptoms</w:t>
-      </w:r>
-      <w:r>
-        <w:t>:</w:t>
-      </w:r>
-    </w:p>
-    <w:p>
-      <w:pPr>
-        <w:pStyle w:val="ListBullet"/>
-      </w:pPr>
-      <w:r>
-        <w:t>Output images show incorrect colors.</w:t>
-      </w:r>
-    </w:p>
-    <w:p>
-      <w:pPr>
-        <w:pStyle w:val="ListBullet"/>
-      </w:pPr>
-      <w:r>
-        <w:t>Error messages appear during image capture or conversion related to YUV.</w:t>
-      </w:r>
-    </w:p>
-    <w:p>
-      <w:pPr>
-        <w:pStyle w:val="ListBullet"/>
-      </w:pPr>
-      <w:r>
-        <w:t>OpenCV errors mentioning YUV conversion.</w:t>
-      </w:r>
-    </w:p>
-    <w:p>
-      <w:r/>
-      <w:r>
-        <w:rPr>
-          <w:b/>
-        </w:rPr>
-        <w:t>What to Verify</w:t>
-      </w:r>
-      <w:r>
-        <w:t>:</w:t>
-      </w:r>
-    </w:p>
-    <w:p>
-      <w:pPr>
-        <w:pStyle w:val="ListBullet"/>
-      </w:pPr>
-      <w:r/>
-      <w:r>
-        <w:rPr>
-          <w:b/>
-        </w:rPr>
-        <w:t>Pixel Format Setting</w:t>
-      </w:r>
-      <w:r>
-        <w:t>: Ensure `CAMERA_PIXEL_FORMAT` in your configuration exactly matches the actual pixel format output by your Basler cameras.</w:t>
-      </w:r>
-    </w:p>
-    <w:p>
-      <w:pPr>
-        <w:pStyle w:val="ListBullet"/>
-      </w:pPr>
-      <w:r/>
-      <w:r>
-        <w:rPr>
-          <w:b/>
-        </w:rPr>
-        <w:t>Pylon Configuration</w:t>
-      </w:r>
-      <w:r>
-        <w:t>: If you've configured camera features externally, set `CAMERA_CONFIG_BY_PYLON=true` to prevent the application from overwriting those settings.</w:t>
-      </w:r>
-    </w:p>
-    <w:p>
-      <w:pPr>
-        <w:pStyle w:val="ListBullet"/>
-      </w:pPr>
-      <w:r/>
-      <w:r>
-        <w:rPr>
-          <w:b/>
-        </w:rPr>
-        <w:t>BGR8 Usage</w:t>
-      </w:r>
-      <w:r>
-        <w:t>: Use `BGR8` or `BGR8Packed` when your camera is already set to output images in the OpenCV-ready BGR format. YUV formats require conversion within the application.</w:t>
-      </w:r>
-    </w:p>
-    <w:p>
-      <w:pPr>
-        <w:pStyle w:val="Heading3"/>
-      </w:pPr>
-      <w:r>
-        <w:t>6.10. General Diagnostic Sequence for BDF Operators</w:t>
-      </w:r>
-    </w:p>
-    <w:p>
-      <w:r>
-        <w:t>When encountering an issue, follow this systematic approach:</w:t>
-      </w:r>
-    </w:p>
-    <w:p>
-      <w:r>
-        <w:t xml:space="preserve">1.  </w:t>
-      </w:r>
-      <w:r>
-        <w:rPr>
-          <w:b/>
-        </w:rPr>
-        <w:t>Check System Status</w:t>
-      </w:r>
-      <w:r>
-        <w:t>: Call `GET /status`.</w:t>
-      </w:r>
-    </w:p>
-    <w:p>
-      <w:r>
-        <w:t xml:space="preserve">2.  </w:t>
-      </w:r>
-      <w:r>
-        <w:rPr>
-          <w:b/>
-        </w:rPr>
-        <w:t>Confirm Camera Readiness</w:t>
-      </w:r>
-      <w:r>
-        <w:t>: Verify `camera.ready` is `true`.</w:t>
-      </w:r>
-    </w:p>
-    <w:p>
-      <w:r>
-        <w:t xml:space="preserve">3.  </w:t>
-      </w:r>
-      <w:r>
-        <w:rPr>
-          <w:b/>
-        </w:rPr>
-        <w:t>Test Image Capture</w:t>
-      </w:r>
-      <w:r>
-        <w:t>: Check if `GET /capture` successfully returns a JPEG image.</w:t>
-      </w:r>
-    </w:p>
-    <w:p>
-      <w:r>
-        <w:t xml:space="preserve">4.  </w:t>
-      </w:r>
-      <w:r>
-        <w:rPr>
-          <w:b/>
-        </w:rPr>
-        <w:t>Verify UI Update</w:t>
-      </w:r>
-      <w:r>
-        <w:t>: Confirm that the browser monitoring page on `/` loads and refreshes correctly.</w:t>
-      </w:r>
-    </w:p>
-    <w:p>
-      <w:r>
-        <w:t xml:space="preserve">5.  </w:t>
-      </w:r>
-      <w:r>
-        <w:rPr>
-          <w:b/>
-        </w:rPr>
-        <w:t>AI Readiness (if enabled)</w:t>
-      </w:r>
-      <w:r>
-        <w:t>: If AI is part of your workflow, wait for `ai.phase=ready` in the `/status` response.</w:t>
-      </w:r>
-    </w:p>
-    <w:p>
-      <w:r>
-        <w:t xml:space="preserve">6.  </w:t>
-      </w:r>
-      <w:r>
-        <w:rPr>
-          <w:b/>
-        </w:rPr>
-        <w:t>Test AI/Color Features</w:t>
-      </w:r>
-      <w:r>
-        <w:t>: Once AI is ready, then proceed to test `/analyze`, `/inference`, `GET /color-data`, or WebSocket streaming.</w:t>
-      </w:r>
-    </w:p>
-    <w:p>
-      <w:r>
-        <w:t>---</w:t>
-      </w:r>
-    </w:p>
-    <w:p>
-      <w:pPr>
-        <w:pStyle w:val="Heading2"/>
-      </w:pPr>
-      <w:r>
-        <w:t>7. Core Software Components (Libraries)</w:t>
-      </w:r>
-    </w:p>
-    <w:p>
-      <w:r>
-        <w:t>The Racer2 V3 system relies on several internal software components, or libraries, which provide the core functionalities for camera control, AI, and color analysis. While operators typically interact with the system through the main application, understanding the role of these components can provide a clearer picture of the system's capabilities for BDF.</w:t>
-      </w:r>
-    </w:p>
-    <w:p>
-      <w:pPr>
-        <w:pStyle w:val="Heading3"/>
-      </w:pPr>
-      <w:r>
-        <w:t>7.1. Camera Library</w:t>
-      </w:r>
-    </w:p>
-    <w:p>
-      <w:pPr>
-        <w:pStyle w:val="ListBullet"/>
-      </w:pPr>
-      <w:r/>
-      <w:r>
-        <w:rPr>
-          <w:b/>
-        </w:rPr>
-        <w:t>Purpose</w:t>
-      </w:r>
-      <w:r>
-        <w:t>: This component is responsible for all camera-related operations, including finding Basler cameras, configuring their settings, acquiring image slices, stitching them together into a complete image of the bakery product, and preparing these images as JPEGs for the rest of the system.</w:t>
-      </w:r>
-    </w:p>
-    <w:p>
-      <w:pPr>
-        <w:pStyle w:val="ListBullet"/>
-      </w:pPr>
-      <w:r/>
-      <w:r>
-        <w:rPr>
-          <w:b/>
-        </w:rPr>
-        <w:t>Key Functions</w:t>
-      </w:r>
-      <w:r>
-        <w:t>: Handles line-scan acquisition, vertical stacking of image slices, horizontal stitching across multiple cameras, and preparing images for display and analysis.</w:t>
-      </w:r>
-    </w:p>
-    <w:p>
-      <w:pPr>
-        <w:pStyle w:val="ListBullet"/>
-      </w:pPr>
-      <w:r/>
-      <w:r>
-        <w:rPr>
-          <w:b/>
-        </w:rPr>
-        <w:t>Used By</w:t>
-      </w:r>
-      <w:r>
-        <w:t>: The local camera runtime and the dedicated camera service.</w:t>
-      </w:r>
-    </w:p>
-    <w:p>
-      <w:pPr>
-        <w:pStyle w:val="Heading3"/>
-      </w:pPr>
-      <w:r>
-        <w:t>7.2. AI Library</w:t>
-      </w:r>
-    </w:p>
-    <w:p>
-      <w:pPr>
-        <w:pStyle w:val="ListBullet"/>
-      </w:pPr>
-      <w:r/>
-      <w:r>
-        <w:rPr>
-          <w:b/>
-        </w:rPr>
-        <w:t>Purpose</w:t>
-      </w:r>
-      <w:r>
-        <w:t>: This component manages all Artificial Intelligence processes. It includes selecting the appropriate AI model, initializing it in the background, performing real-time inference on live images from the production line, analyzing individual images from files, and adding visual annotations (like bounding boxes) to highlight detections. It also integrates optional tracking features.</w:t>
-      </w:r>
-    </w:p>
-    <w:p>
-      <w:pPr>
-        <w:pStyle w:val="ListBullet"/>
-      </w:pPr>
-      <w:r/>
-      <w:r>
-        <w:rPr>
-          <w:b/>
-        </w:rPr>
-        <w:t>Key Functions</w:t>
-      </w:r>
-      <w:r>
-        <w:t>: AI model selection, asynchronous model initialization, live and single-image inference, annotation overlay, and optional object tracking.</w:t>
-      </w:r>
-    </w:p>
-    <w:p>
-      <w:pPr>
-        <w:pStyle w:val="ListBullet"/>
-      </w:pPr>
-      <w:r/>
-      <w:r>
-        <w:rPr>
-          <w:b/>
-        </w:rPr>
-        <w:t>Used By</w:t>
-      </w:r>
-      <w:r>
-        <w:t>: The main application for AI-assisted inspection.</w:t>
-      </w:r>
-    </w:p>
-    <w:p>
-      <w:pPr>
-        <w:pStyle w:val="Heading3"/>
-      </w:pPr>
-      <w:r>
-        <w:t>7.3. Color Library</w:t>
-      </w:r>
-    </w:p>
-    <w:p>
-      <w:pPr>
-        <w:pStyle w:val="ListBullet"/>
-      </w:pPr>
-      <w:r/>
-      <w:r>
-        <w:rPr>
-          <w:b/>
-        </w:rPr>
-        <w:t>Purpose</w:t>
-      </w:r>
-      <w:r>
-        <w:t>: This component specializes in the color analysis of detected bakery products. It extracts color information around tracked objects, maintains a history of color samples for each product, and provides tools for converting color data into various formats (e.g., RGB, CIELAB) for detailed quality control and reporting.</w:t>
-      </w:r>
-    </w:p>
-    <w:p>
-      <w:pPr>
-        <w:pStyle w:val="ListBullet"/>
-      </w:pPr>
-      <w:r/>
-      <w:r>
-        <w:rPr>
-          <w:b/>
-        </w:rPr>
-        <w:t>Key Functions</w:t>
-      </w:r>
-      <w:r>
-        <w:t>: Per-object color extraction, rolling history buffering for color samples, and color conversion utilities.</w:t>
-      </w:r>
-    </w:p>
-    <w:p>
-      <w:pPr>
-        <w:pStyle w:val="ListBullet"/>
-      </w:pPr>
-      <w:r/>
-      <w:r>
-        <w:rPr>
-          <w:b/>
-        </w:rPr>
-        <w:t>Used By</w:t>
-      </w:r>
-      <w:r>
-        <w:t>: The AI pipeline to enrich detection and tracking with valuable color data.</w:t>
+        <w:drawing>
+          <wp:inline xmlns:a="http://schemas.openxmlformats.org/drawingml/2006/main" xmlns:pic="http://schemas.openxmlformats.org/drawingml/2006/picture">
+            <wp:extent cx="12315825" cy="3933824"/>
+            <wp:docPr id="23" name="Picture 23"/>
+            <wp:cNvGraphicFramePr>
+              <a:graphicFrameLocks noChangeAspect="1"/>
+            </wp:cNvGraphicFramePr>
+            <a:graphic>
+              <a:graphicData uri="http://schemas.openxmlformats.org/drawingml/2006/picture">
+                <pic:pic>
+                  <pic:nvPicPr>
+                    <pic:cNvPr id="0" name="image.jpg"/>
+                    <pic:cNvPicPr/>
+                  </pic:nvPicPr>
+                  <pic:blipFill>
+                    <a:blip r:embed="rId31"/>
+                    <a:stretch>
+                      <a:fillRect/>
+                    </a:stretch>
+                  </pic:blipFill>
+                  <pic:spPr>
+                    <a:xfrm>
+                      <a:off x="0" y="0"/>
+                      <a:ext cx="12315825" cy="3933824"/>
+                    </a:xfrm>
+                    <a:prstGeom prst="rect"/>
+                  </pic:spPr>
+                </pic:pic>
+              </a:graphicData>
+            </a:graphic>
+          </wp:inline>
+        </w:drawing>
       </w:r>
     </w:p>
     <w:sectPr>

--- a/outputs/bdf_bakery_product_doc/bdf_bakery_product_doc.docx
+++ b/outputs/bdf_bakery_product_doc/bdf_bakery_product_doc.docx
@@ -12,7 +12,17 @@
     </w:p>
     <w:p>
       <w:r>
-        <w:t>&lt;p align="center"&gt; ![BDF Bakery Automation Header](/docs/image.md) &lt;/p&gt;</w:t>
+        <w:t>&lt;p align="center"&gt;</w:t>
+      </w:r>
+    </w:p>
+    <w:p>
+      <w:r>
+        <w:t>/docs/image.md</w:t>
+      </w:r>
+    </w:p>
+    <w:p>
+      <w:r>
+        <w:t>&lt;/p&gt;</w:t>
       </w:r>
     </w:p>
     <w:p>
@@ -20,12 +30,35 @@
         <w:pStyle w:val="Heading1"/>
       </w:pPr>
       <w:r>
-        <w:t>Working with Hermary Amadeus Cameras for BDF Bakery Automation</w:t>
+        <w:t>BDF Product Documentation: Working with Hermary Amadeus Cameras for Bakery Automation</w:t>
       </w:r>
     </w:p>
     <w:p>
       <w:r>
-        <w:t>This document provides BDF with a professional and simple guide to operating Hermary Amadeus Cameras within your bakery automation systems. It covers the essential software tools, Amadeus Tools and the Composer, which help you connect, configure, and control your Hermary devices for efficient and precise operations.</w:t>
+        <w:t>Welcome to the BDF product documentation for Hermary Amadeus Cameras. These advanced camera systems are designed to integrate seamlessly into your bakery automation processes, providing robust tools for quality control, detailed inspection, and precise product monitoring.</w:t>
+      </w:r>
+    </w:p>
+    <w:p>
+      <w:r>
+        <w:t xml:space="preserve">This document will guide BDF users through the two main software components: </w:t>
+      </w:r>
+      <w:r>
+        <w:rPr>
+          <w:b/>
+        </w:rPr>
+        <w:t>Amadeus Tools</w:t>
+      </w:r>
+      <w:r>
+        <w:t xml:space="preserve"> and </w:t>
+      </w:r>
+      <w:r>
+        <w:rPr>
+          <w:b/>
+        </w:rPr>
+        <w:t>The Composer</w:t>
+      </w:r>
+      <w:r>
+        <w:t>, ensuring you can efficiently set up, manage, and optimize your camera systems for maximum production efficiency and product quality.</w:t>
       </w:r>
     </w:p>
     <w:p>
@@ -38,12 +71,12 @@
         <w:pStyle w:val="Heading2"/>
       </w:pPr>
       <w:r>
-        <w:t>1. Amadeus Tools: Your Device Management Hub</w:t>
+        <w:t>Amadeus Tools: Your Camera Management Hub</w:t>
       </w:r>
     </w:p>
     <w:p>
       <w:r>
-        <w:t>Amadeus Tools is the primary software for managing your Hermary devices, such as the MVS208 control module/switch and the TDS2000 3D camera. It allows you to connect to devices, update their software, and adjust settings like network addresses. You can also access tools to view raw images and verify camera calibration.</w:t>
+        <w:t>Amadeus Tools is the primary interface for managing and monitoring your Hermary Amadeus cameras. It allows BDF operators to connect devices, adjust hardware and software settings, and access live raw imagery from your production lines.</w:t>
       </w:r>
     </w:p>
     <w:p>
@@ -51,12 +84,12 @@
         <w:pStyle w:val="Heading3"/>
       </w:pPr>
       <w:r>
-        <w:t>1.1 Connecting and Initial Setup</w:t>
+        <w:t>Connecting and Updating Devices</w:t>
       </w:r>
     </w:p>
     <w:p>
       <w:r>
-        <w:t>When you open Amadeus Tools for the first time, it automatically searches for and connects to any Hermary devices plugged into your network. These devices will appear in the "Devices" menu on the left side of the screen, often with automatically assigned network addresses.</w:t>
+        <w:t>When you first open Amadeus Tools, the system is designed to automatically find any connected devices, such as the MVS208 control module/switch and the TDS2000 3D camera. They will be auto-assigned IP addresses and appear in the "Devices" menu on the left side of the screen, ready for use in your bakery operations.</w:t>
       </w:r>
     </w:p>
     <w:p>
@@ -96,8 +129,16 @@
       </w:r>
     </w:p>
     <w:p>
+      <w:pPr>
+        <w:pStyle w:val="Heading3"/>
+      </w:pPr>
       <w:r>
-        <w:t>You can quickly verify that your devices are properly connected and operational by checking the "Status" section. Simply click the button on the right side of the screen.</w:t>
+        <w:t>Checking Device Status</w:t>
+      </w:r>
+    </w:p>
+    <w:p>
+      <w:r>
+        <w:t>You can quickly verify that your cameras are connected and functioning correctly by checking the "Status" section. Click the button on the right side of the screen to ensure your inspection system is always online and ready for production.</w:t>
       </w:r>
     </w:p>
     <w:p>
@@ -141,12 +182,12 @@
         <w:pStyle w:val="Heading3"/>
       </w:pPr>
       <w:r>
-        <w:t>1.2 Data Analytics for Performance Insights</w:t>
+        <w:t>Analyzing Production Data</w:t>
       </w:r>
     </w:p>
     <w:p>
       <w:r>
-        <w:t>The "Data Analytics" tab provides valuable insights into your system's performance. You can select different metrics from a drop-down menu and view charts that help you understand various operational aspects of your BDF bakery automation system. Click the play button to start viewing the data.</w:t>
+        <w:t>The "Data Analytics" tab provides valuable insights into your camera's performance. You can select different metrics from the drop-down menu and click the play button to view various charts. This feature helps BDF monitor trends in product consistency, production line efficiency, or other operational parameters.</w:t>
       </w:r>
     </w:p>
     <w:p>
@@ -226,54 +267,27 @@
         <w:pStyle w:val="Heading3"/>
       </w:pPr>
       <w:r>
-        <w:t>1.3 Setting Network Addresses (IPs) Manually</w:t>
+        <w:t>Setting Network Addresses (IPs) Manually</w:t>
       </w:r>
     </w:p>
     <w:p>
       <w:r>
-        <w:t>If you need to assign a fixed network address (static IP) to a device, follow these steps:</w:t>
+        <w:t>If your BDF network configuration requires specific static IP addresses for your cameras, you can easily set them here.</w:t>
       </w:r>
     </w:p>
     <w:p>
       <w:r>
-        <w:t xml:space="preserve">1.  </w:t>
-      </w:r>
-      <w:r>
-        <w:rPr>
-          <w:b/>
-        </w:rPr>
-        <w:t>Connect to the Device:</w:t>
-      </w:r>
-      <w:r>
-        <w:t xml:space="preserve"> Click the lock icon next to the device you wish to modify. The lock will turn green, indicating a successful connection.</w:t>
+        <w:t>1.  Click on the lock icon next to the device you'd like to modify. The lock should turn green, indicating you are connected to the device.</w:t>
       </w:r>
     </w:p>
     <w:p>
       <w:r>
-        <w:t xml:space="preserve">2.  </w:t>
-      </w:r>
-      <w:r>
-        <w:rPr>
-          <w:b/>
-        </w:rPr>
-        <w:t>Navigate to Settings:</w:t>
-      </w:r>
-      <w:r>
-        <w:t xml:space="preserve"> Go to "Transport Layer Control" &gt; "GigEVision".</w:t>
+        <w:t>2.  Navigate to "Transport Layer Control" &gt; "GigEVision".</w:t>
       </w:r>
     </w:p>
     <w:p>
       <w:r>
-        <w:t xml:space="preserve">3.  </w:t>
-      </w:r>
-      <w:r>
-        <w:rPr>
-          <w:b/>
-        </w:rPr>
-        <w:t>Update Addresses:</w:t>
-      </w:r>
-      <w:r>
-        <w:t xml:space="preserve"> Change the "Persistent IP Address", "Subnet Mask", and "Default Gateway" fields as required by your BDF network configuration.</w:t>
+        <w:t>3.  Change the Persistent IP Address, Subnet Mask, and Default Gateway as required by your network.</w:t>
       </w:r>
     </w:p>
     <w:p>
@@ -353,12 +367,12 @@
         <w:pStyle w:val="Heading3"/>
       </w:pPr>
       <w:r>
-        <w:t>1.4 Raw Image Viewer: Live Camera Feed</w:t>
+        <w:t>Raw Image Viewer: Live Inspection</w:t>
       </w:r>
     </w:p>
     <w:p>
       <w:r>
-        <w:t>After connecting to a TDS2000 3D camera, you can view a live feed from the camera using the "Start Raw Image Viewer" button. This allows you to see what the camera is detecting in real-time, which is crucial for monitoring product quality or positioning in your BDF bakery automation processes.</w:t>
+        <w:t>After connecting to a TDS2000 device, select the "Start Raw Image Viewer" button to open a live feed of the camera. This is perfect for real-time visual inspection of your bakery products, allowing BDF operators to observe details like dough texture, product shape, or baked crust quality as they move along the production line. You can modify the camera’s intensity using the sliders on the bottom dashboard for optimal viewing.</w:t>
       </w:r>
     </w:p>
     <w:p>
@@ -399,12 +413,7 @@
     </w:p>
     <w:p>
       <w:r>
-        <w:t>You can adjust the camera's light intensity using the sliders at the bottom. The position of your cursor (row/column) is also displayed, helping you pinpoint specific areas within the image.</w:t>
-      </w:r>
-    </w:p>
-    <w:p>
-      <w:r>
-        <w:t>For more advanced settings and intensity graphs for individual rows or columns, click the three lines on the far-right side of the dashboard. Use the slider button at the bottom to switch between viewing specific rows or columns.</w:t>
+        <w:t>For more detailed analysis, additional settings and intensity graphs for individual rows or columns can be accessed by clicking the three lines on the far-right side of the dashboard. The slider button on the bottom of the window is used to cycle between row and column views, followed by the specific row or column you'd like to inspect. This helps BDF operators pinpoint specific areas of interest on a product.</w:t>
       </w:r>
     </w:p>
     <w:p>
@@ -484,12 +493,12 @@
         <w:pStyle w:val="Heading3"/>
       </w:pPr>
       <w:r>
-        <w:t>1.5 XY Viewer: Verifying 3D Camera Calibration</w:t>
+        <w:t>XY Viewer: 3D Camera Calibration Check</w:t>
       </w:r>
     </w:p>
     <w:p>
       <w:r>
-        <w:t>The "Start XY Viewer" button for the TDS2000 device allows you to open a tool that helps verify the mechanical calibration of your 3D camera. For accurate measurements in BDF's bakery automation, it's important that the calibration results in a line that is as close to vertical as possible in this viewer.</w:t>
+        <w:t>To open the XY Viewer, select the "Start XY Viewer" button from the TDS2000 menu.</w:t>
       </w:r>
     </w:p>
     <w:p>
@@ -530,7 +539,7 @@
     </w:p>
     <w:p>
       <w:r>
-        <w:t>A properly calibrated camera ensures reliable data for your automated processes.</w:t>
+        <w:t>The XY Viewer is essential for verifying the mechanical calibration of your 3D camera. For accurate 3D measurements – crucial for consistent product dimensions and quality control in bakery automation – the line displayed in this viewer should be as close to vertical as possible after calibration.</w:t>
       </w:r>
     </w:p>
     <w:p>
@@ -579,12 +588,12 @@
         <w:pStyle w:val="Heading2"/>
       </w:pPr>
       <w:r>
-        <w:t>2. The Composer: Orchestrating Your Bakery Automation</w:t>
+        <w:t>The Composer: Automating Your Bakery Inspection</w:t>
       </w:r>
     </w:p>
     <w:p>
       <w:r>
-        <w:t>The Composer software is essential for configuring and coordinating the actions of your Hermary devices within BDF's automation system. Think of it as the conductor of an orchestra, where you define the precise timing and tasks for each camera and module to perform in your bakery processes. This allows for highly flexible and customized control over your operations.</w:t>
+        <w:t>The Composer is the advanced software application that allows BDF to configure and orchestrate the precise actions of your Hermary cameras. Think of it as the "brain" that tells your cameras exactly *when* and *how* to perform inspection tasks for your automated lines, offering unparalleled flexibility for custom bakery applications.</w:t>
       </w:r>
     </w:p>
     <w:p>
@@ -625,80 +634,12 @@
     </w:p>
     <w:p>
       <w:r>
-        <w:t>The image above shows an example of a timing diagram in the Composer, illustrating how a laser and imager might operate together to scan a product.</w:t>
-      </w:r>
-    </w:p>
-    <w:p>
-      <w:pPr>
-        <w:pStyle w:val="ListBullet"/>
-      </w:pPr>
-      <w:r/>
-      <w:r>
-        <w:rPr>
-          <w:b/>
-        </w:rPr>
-        <w:t>Device Name:</w:t>
-      </w:r>
-      <w:r>
-        <w:t xml:space="preserve"> On the left, you see the device, for example, TDS2000_30020.</w:t>
-      </w:r>
-    </w:p>
-    <w:p>
-      <w:pPr>
-        <w:pStyle w:val="ListBullet"/>
-      </w:pPr>
-      <w:r/>
-      <w:r>
-        <w:rPr>
-          <w:b/>
-        </w:rPr>
-        <w:t>Device Modules:</w:t>
-      </w:r>
-      <w:r>
-        <w:t xml:space="preserve"> Below the device name, it reports its capabilities, such as having a laser and an imager module.</w:t>
-      </w:r>
-    </w:p>
-    <w:p>
-      <w:pPr>
-        <w:pStyle w:val="ListBullet"/>
-      </w:pPr>
-      <w:r/>
-      <w:r>
-        <w:rPr>
-          <w:b/>
-        </w:rPr>
-        <w:t>Main Timeline:</w:t>
-      </w:r>
-      <w:r>
-        <w:t xml:space="preserve"> To the right, a timeline shows actions over time. The scale typically runs in microseconds (µs), representing very small time units.</w:t>
-      </w:r>
-    </w:p>
-    <w:p>
-      <w:pPr>
-        <w:pStyle w:val="ListBullet"/>
-      </w:pPr>
-      <w:r/>
-      <w:r>
-        <w:rPr>
-          <w:b/>
-        </w:rPr>
-        <w:t>Commands:</w:t>
-      </w:r>
-      <w:r>
-        <w:t xml:space="preserve"> Commands on the timeline dictate when a module performs an action (e.g., laser turns on, imager captures an image).</w:t>
-      </w:r>
-    </w:p>
-    <w:p>
-      <w:pPr>
-        <w:pStyle w:val="Heading3"/>
-      </w:pPr>
-      <w:r>
-        <w:t>2.1 Getting Started with New Compositions</w:t>
+        <w:t>The diagram above illustrates a timing sequence for a camera and laser, showing how the laser is turned on and an image is captured simultaneously for 500 microseconds. This precision is vital for consistent quality control in a fast-paced bakery environment.</w:t>
       </w:r>
     </w:p>
     <w:p>
       <w:r>
-        <w:t>The first step in creating a new set of instructions (Composition) for your BDF devices is to launch the Composer. Ensure your devices are powered on, connected to the same network, and that Amadeus Tools is the primary application controlling them.</w:t>
+        <w:t>To begin creating a custom inspection sequence, launch the Composer through Amadeus Tools. Ensure all devices you plan to configure are powered on and connected to the same network.</w:t>
       </w:r>
     </w:p>
     <w:p>
@@ -739,7 +680,7 @@
     </w:p>
     <w:p>
       <w:r>
-        <w:t>When you first open the Composer, you'll have three options:</w:t>
+        <w:t>When first launching the Composer, you will have three options:</w:t>
       </w:r>
     </w:p>
     <w:p>
@@ -747,7 +688,7 @@
         <w:pStyle w:val="ListBullet"/>
       </w:pPr>
       <w:r>
-        <w:t>Load an existing configuration from a connected device.</w:t>
+        <w:t>Load an existing setup from a connected device.</w:t>
       </w:r>
     </w:p>
     <w:p>
@@ -755,7 +696,7 @@
         <w:pStyle w:val="ListBullet"/>
       </w:pPr>
       <w:r>
-        <w:t>Load a configuration from a file saved on your computer.</w:t>
+        <w:t>Load a setup from a file on your computer.</w:t>
       </w:r>
     </w:p>
     <w:p>
@@ -763,7 +704,7 @@
         <w:pStyle w:val="ListBullet"/>
       </w:pPr>
       <w:r>
-        <w:t>Start a new configuration.</w:t>
+        <w:t>Start a new setup from scratch.</w:t>
       </w:r>
     </w:p>
     <w:p>
@@ -771,12 +712,12 @@
         <w:pStyle w:val="Heading3"/>
       </w:pPr>
       <w:r>
-        <w:t>2.2 Creating a New Composition</w:t>
+        <w:t>Creating New Inspection Setups (Compositions)</w:t>
       </w:r>
     </w:p>
     <w:p>
       <w:r>
-        <w:t>Upon selecting "Start a new Composition," the Composer window will open.</w:t>
+        <w:t>Upon selecting "Start a new Composition," the main Composer window will open.</w:t>
       </w:r>
     </w:p>
     <w:p>
@@ -817,89 +758,67 @@
     </w:p>
     <w:p>
       <w:r>
-        <w:t>Key areas in this window include:</w:t>
+        <w:t>There are a few key elements to notice in this window:</w:t>
       </w:r>
     </w:p>
     <w:p>
       <w:pPr>
         <w:pStyle w:val="ListBullet"/>
       </w:pPr>
-      <w:r/>
       <w:r>
-        <w:rPr>
-          <w:b/>
-        </w:rPr>
-        <w:t>Domain Editor:</w:t>
-      </w:r>
-      <w:r>
-        <w:t xml:space="preserve"> The section on the left, where devices are initially listed under 'Unassigned'.</w:t>
+        <w:t>The section on the left is titled 'Domain Editor'.</w:t>
       </w:r>
     </w:p>
     <w:p>
       <w:pPr>
         <w:pStyle w:val="ListBullet"/>
       </w:pPr>
-      <w:r/>
       <w:r>
-        <w:rPr>
-          <w:b/>
-        </w:rPr>
-        <w:t>Add Domain Button:</w:t>
+        <w:t>Your TDS2000_30020 camera is in a card under the 'Unassigned' Domain.</w:t>
       </w:r>
+    </w:p>
+    <w:p>
+      <w:pPr>
+        <w:pStyle w:val="ListBullet"/>
+      </w:pPr>
       <w:r>
-        <w:t xml:space="preserve"> Used to create new groups of devices.</w:t>
+        <w:t>The 'Add Domain' button.</w:t>
       </w:r>
     </w:p>
     <w:p>
       <w:r>
-        <w:t xml:space="preserve">A </w:t>
-      </w:r>
-      <w:r>
-        <w:rPr>
-          <w:b/>
-        </w:rPr>
-        <w:t>Domain</w:t>
-      </w:r>
-      <w:r>
-        <w:t xml:space="preserve"> is a group of devices that will operate together following the same timing schedule (or "period"). To configure a device, it must belong to a domain.</w:t>
+        <w:t>#### Understanding Domains</w:t>
       </w:r>
     </w:p>
     <w:p>
       <w:r>
-        <w:t>To add a domain:</w:t>
+        <w:t>A 'Domain' is a group of devices (cameras) that will follow the same timing pattern for their tasks. To configure a device, it must be part of a domain. The next step in creating a Composition is to add a domain.</w:t>
       </w:r>
     </w:p>
     <w:p>
       <w:r>
-        <w:t>1.  Click "Add Domain". A window will appear.</w:t>
+        <w:t>By clicking "Add Domain", a window will open. Here it is necessary to choose:</w:t>
+      </w:r>
+    </w:p>
+    <w:p>
+      <w:pPr>
+        <w:pStyle w:val="ListBullet"/>
+      </w:pPr>
+      <w:r>
+        <w:t>A unique domain name, which will serve as an identifier (e.g., 'DoughInspectionLine').</w:t>
+      </w:r>
+    </w:p>
+    <w:p>
+      <w:pPr>
+        <w:pStyle w:val="ListBullet"/>
+      </w:pPr>
+      <w:r>
+        <w:t>A period/frequency that the domain will follow (e.g., how often an inspection cycle repeats).</w:t>
       </w:r>
     </w:p>
     <w:p>
       <w:r>
-        <w:t xml:space="preserve">2.  </w:t>
-      </w:r>
-      <w:r>
-        <w:rPr>
-          <w:b/>
-        </w:rPr>
-        <w:t>Name your Domain:</w:t>
-      </w:r>
-      <w:r>
-        <w:t xml:space="preserve"> Give it a unique name (e.g., "BDF_BakingLine1").</w:t>
-      </w:r>
-    </w:p>
-    <w:p>
-      <w:r>
-        <w:t xml:space="preserve">3.  </w:t>
-      </w:r>
-      <w:r>
-        <w:rPr>
-          <w:b/>
-        </w:rPr>
-        <w:t>Set Period/Frequency:</w:t>
-      </w:r>
-      <w:r>
-        <w:t xml:space="preserve"> Define the timing cycle for this group of devices. You only need to set one of these values, and the other will automatically adjust. For example, a 50 Hz frequency automatically sets a period of 20,000 microseconds.</w:t>
+        <w:t>These two fields represent the same value in different units, and only one needs to be set. For example, a domain with a name of "ComposerDemo" might have a frequency of 50 Hz, meaning the period automatically changes to 20,000 µs to reflect this.</w:t>
       </w:r>
     </w:p>
     <w:p>
@@ -940,7 +859,7 @@
     </w:p>
     <w:p>
       <w:r>
-        <w:t>You can modify domain settings like its name or timing later through the Domain settings menu, accessed via the dotted menu bar.</w:t>
+        <w:t>You can edit domain-level settings such as the name, timing, and removal through the Domain settings menu, accessed through the dotted menu bar.</w:t>
       </w:r>
     </w:p>
     <w:p>
@@ -981,7 +900,12 @@
     </w:p>
     <w:p>
       <w:r>
-        <w:t>Once a domain is added, the main Composer window will update. While you can have multiple domains, most devices are assigned to only one. To add a device to a domain, simply drag its device card from the 'Unassigned' section and drop it onto your target domain. The device will then appear in the Composition Editor on the right.</w:t>
+        <w:t>#### Assigning Cameras to a Domain</w:t>
+      </w:r>
+    </w:p>
+    <w:p>
+      <w:r>
+        <w:t>The main Composer window will update once a domain has been added. It is possible to have more than one domain, but most devices can only be assigned to one domain at a time. To add a device to a domain, drag and drop the device card (e.g., TDS2000_30020) from 'Unassigned' over to the target domain. The device will then be visible in the Composition Editor on the right.</w:t>
       </w:r>
     </w:p>
     <w:p>
@@ -1022,69 +946,49 @@
     </w:p>
     <w:p>
       <w:r>
-        <w:t>Within the Composition Editor:</w:t>
+        <w:t>In the Composition Editor, you'll see:</w:t>
       </w:r>
     </w:p>
     <w:p>
       <w:pPr>
         <w:pStyle w:val="ListBullet"/>
       </w:pPr>
-      <w:r/>
       <w:r>
-        <w:rPr>
-          <w:b/>
-        </w:rPr>
-        <w:t>Device Modules:</w:t>
-      </w:r>
-      <w:r>
-        <w:t xml:space="preserve"> Below the device name, you'll see the device's modules (e.g., LASER0, IMAGER0).</w:t>
+        <w:t>Your camera (e.g., TDS2000_30020).</w:t>
       </w:r>
     </w:p>
     <w:p>
       <w:pPr>
         <w:pStyle w:val="ListBullet"/>
       </w:pPr>
-      <w:r/>
       <w:r>
-        <w:rPr>
-          <w:b/>
-        </w:rPr>
-        <w:t>Add Command Button:</w:t>
-      </w:r>
-      <w:r>
-        <w:t xml:space="preserve"> A plus button next to each module allows you to add new actions (commands) for that module.</w:t>
+        <w:t>Its modules (like LASER0 and IMAGER0), representing different functional components.</w:t>
       </w:r>
     </w:p>
     <w:p>
       <w:pPr>
         <w:pStyle w:val="ListBullet"/>
       </w:pPr>
-      <w:r/>
       <w:r>
-        <w:rPr>
-          <w:b/>
-        </w:rPr>
-        <w:t>Main Timeline:</w:t>
-      </w:r>
-      <w:r>
-        <w:t xml:space="preserve"> Shows the sequence of commands over time.</w:t>
+        <w:t>A plus button next to each Module name to add a new Command for that Module.</w:t>
       </w:r>
     </w:p>
     <w:p>
-      <w:r/>
+      <w:pPr>
+        <w:pStyle w:val="ListBullet"/>
+      </w:pPr>
       <w:r>
-        <w:rPr>
-          <w:b/>
-        </w:rPr>
-        <w:t>Modules</w:t>
-      </w:r>
-      <w:r>
-        <w:t xml:space="preserve"> are the functional parts of your devices. For example, in a TDS2000, the laser module can be instructed to turn on and off, and the imager module can be commanded to capture images at specific times and sizes.</w:t>
+        <w:t>The main timeline, showing the operational sequence, with a scale along the top.</w:t>
       </w:r>
     </w:p>
     <w:p>
       <w:r>
-        <w:t>Click the plus icon next to the module where you want to add a command to begin building your automation sequence.</w:t>
+        <w:t>Modules are the functional parts within a device that provide a specific functionality that can be controlled by the Composer. For example, with the TDS2000, the LASER module controls when the laser turns on and off, and the IMAGER module controls when and how an image is captured.</w:t>
+      </w:r>
+    </w:p>
+    <w:p>
+      <w:r>
+        <w:t>Click the plus icon next to the module you'd like to add a command to. This defines a specific action (e.g., 'turn on laser' or 'take picture') to the Composition.</w:t>
       </w:r>
     </w:p>
     <w:p>
@@ -1161,45 +1065,48 @@
     </w:p>
     <w:p>
       <w:r>
-        <w:t>Once a command is added, you can click on it to select it. You can then adjust its timing by dragging it on the timeline or by using the Command Editor Toolbar. To delete a command, select it and press the delete key.</w:t>
+        <w:t>Clicking on a command in the Composition will select it. Once selected, the timing can be edited using the Command Editor Toolbar, or by clicking and dragging the command around the Composition. The command can be deleted by pressing the delete key after it has been selected.</w:t>
       </w:r>
     </w:p>
     <w:p>
       <w:r>
-        <w:t>Please note that there might be some restrictions on command timing based on the device's capabilities. If a module cannot process another command during a specific time, this will be shown as a greyed-out area, and the Composer will prevent you from placing new commands there.</w:t>
+        <w:t>There are certain restrictions in how commands can be timed, dependent on characteristics of the modules. If a command has a period where another command cannot be issued, this time is displayed as a greyed out area around the command, and the Composer will prevent other commands from being issued in this time.</w:t>
+      </w:r>
+    </w:p>
+    <w:p>
+      <w:r>
+        <w:t>#### Changing Region of Interest (ROI)</w:t>
+      </w:r>
+    </w:p>
+    <w:p>
+      <w:r>
+        <w:t>To focus your camera on a specific area of your bakery product, you can change the Region of Interest (ROI). This helps save processing power and highlight crucial inspection zones, like the edges of a cookie or the surface of a cake.</w:t>
+      </w:r>
+    </w:p>
+    <w:p>
+      <w:r>
+        <w:t>You can change the region of interest by:</w:t>
       </w:r>
     </w:p>
     <w:p>
       <w:pPr>
-        <w:pStyle w:val="Heading3"/>
+        <w:pStyle w:val="ListBullet"/>
       </w:pPr>
       <w:r>
-        <w:t>2.3 Changing the Region of Interest (ROI) for Imaging</w:t>
+        <w:t>Selecting the change region of interest shortcut icon beside the module.</w:t>
+      </w:r>
+    </w:p>
+    <w:p>
+      <w:pPr>
+        <w:pStyle w:val="ListBullet"/>
+      </w:pPr>
+      <w:r>
+        <w:t>Selecting an integration command for the target module and selecting 'CHANGE ROI'.</w:t>
       </w:r>
     </w:p>
     <w:p>
       <w:r>
-        <w:t>For precise imaging in BDF's automation, you can define a specific "Region of Interest" (ROI) – the exact area the imager should focus on. This can be done by:</w:t>
-      </w:r>
-    </w:p>
-    <w:p>
-      <w:r>
-        <w:t>1.  Clicking the "change region of interest" shortcut icon next to the imager module.</w:t>
-      </w:r>
-    </w:p>
-    <w:p>
-      <w:r>
-        <w:t>OR</w:t>
-      </w:r>
-    </w:p>
-    <w:p>
-      <w:r>
-        <w:t>2.  Selecting an existing integration command for the imager module and then choosing "CHANGE ROI".</w:t>
-      </w:r>
-    </w:p>
-    <w:p>
-      <w:r>
-        <w:t>The ROI you set will apply to all image capture commands for that specific imager module. Keep in mind that the exact values might adjust slightly after applying them due to how the imager hardware functions; this is normal.</w:t>
+        <w:t>The selected region of interest will apply to all integration commands for this imager module. The values entered may change after applying them; this is a function of how the imager works and is not avoidable.</w:t>
       </w:r>
     </w:p>
     <w:p>
@@ -1276,7 +1183,7 @@
     </w:p>
     <w:p>
       <w:r>
-        <w:t>As you adjust the ROI parameters, the graphic below will update, showing you the new capture area. To reset the ROI to cover the largest possible area, select "Max Extents".</w:t>
+        <w:t>The graphic below will update as you adjust the parameters. If you'd like to reset to the largest possible ROI, select "Max Extents".</w:t>
       </w:r>
     </w:p>
     <w:p>
@@ -1320,27 +1227,12 @@
         <w:pStyle w:val="Heading3"/>
       </w:pPr>
       <w:r>
-        <w:t>2.4 Uploading Your Composition</w:t>
+        <w:t>Uploading Your Setup to Devices</w:t>
       </w:r>
     </w:p>
     <w:p>
       <w:r>
-        <w:t>Once you have finished configuring your timing sequence, you need to upload it to your devices.</w:t>
-      </w:r>
-    </w:p>
-    <w:p>
-      <w:r>
-        <w:t>1.  Click the "Upload Composition to Device(s)" button at the top of the screen.</w:t>
-      </w:r>
-    </w:p>
-    <w:p>
-      <w:r>
-        <w:t>2.  Select the relevant devices.</w:t>
-      </w:r>
-    </w:p>
-    <w:p>
-      <w:r>
-        <w:t>A confirmation message will inform you when your changes have been successfully uploaded to the devices, ready to execute your BDF bakery automation tasks.</w:t>
+        <w:t>Once your composition (inspection setup) is complete, upload it to your devices by clicking the "Upload Composition to Device(s)" button at the top of the screen and selecting the applicable devices. The pop-up will tell you when your changes have been successfully uploaded. Your BDF automation line is now ready to operate with these new inspection parameters!</w:t>
       </w:r>
     </w:p>
     <w:p>

--- a/outputs/bdf_bakery_product_doc/bdf_bakery_product_doc.docx
+++ b/outputs/bdf_bakery_product_doc/bdf_bakery_product_doc.docx
@@ -12,12 +12,7 @@
     </w:p>
     <w:p>
       <w:r>
-        <w:t>As the "Universal documentation" was not provided in the prompt, I will generate a plausible, general product documentation structure and content for a "Bakery Automation System" based on the customer's industry, and then customize it specifically for BDF. This approach aligns with the task of creating a customized document for the customer while adhering to the specified tone and style.</w:t>
-      </w:r>
-    </w:p>
-    <w:p>
-      <w:r>
-        <w:t>Please note: The content below assumes a generic "Bakery Automation System" as the product, as the universal documentation was blank. I have focused on general benefits and functionalities typical of such a system to avoid inventing specific, unsupported features.</w:t>
+        <w:t>Given that the "Universal documentation" provided is empty, I am unable to generalize any specific product features or content, nor can I customize a document that describes such features without inventing them. As per the rule "Do not invent unsupported features," the document below will provide the requested structure, tone, and customer-specific framing, while clearly indicating where the product-specific content (which would typically come from the universal documentation) is missing.</w:t>
       </w:r>
     </w:p>
     <w:p>
@@ -30,12 +25,7 @@
         <w:pStyle w:val="Heading1"/>
       </w:pPr>
       <w:r>
-        <w:t>BDF Bakery Automation Solution Overview</w:t>
-      </w:r>
-    </w:p>
-    <w:p>
-      <w:r>
-        <w:t>Welcome, BDF! This document provides a clear and straightforward overview of our advanced automation solution, specifically designed to enhance your bakery production processes. We understand the unique needs of bakery operations, and our solution is tailored to bring efficiency, consistency, and growth to your business.</w:t>
+        <w:t>Product Documentation for BDF</w:t>
       </w:r>
     </w:p>
     <w:p>
@@ -43,26 +33,12 @@
         <w:pStyle w:val="Heading2"/>
       </w:pPr>
       <w:r>
-        <w:t>What is the BDF Bakery Automation Solution?</w:t>
+        <w:t>Introduction for BDF</w:t>
       </w:r>
     </w:p>
     <w:p>
       <w:r>
-        <w:t xml:space="preserve">Our solution is a comprehensive system that automates key aspects of your bakery's production line. It's built to help </w:t>
-      </w:r>
-      <w:r>
-        <w:rPr>
-          <w:b/>
-        </w:rPr>
-        <w:t>BDF</w:t>
-      </w:r>
-      <w:r>
-        <w:t xml:space="preserve"> streamline operations, improve product quality, and boost overall efficiency, allowing your team to focus on innovation and craftsmanship.</w:t>
-      </w:r>
-    </w:p>
-    <w:p>
-      <w:r>
-        <w:t>[[IMAGE:system_overview.png:1:System Overview Diagram]]</w:t>
+        <w:t>Welcome, BDF, to your customized product documentation. This guide is tailored to provide essential information in a professional, simple, and accessible manner, specifically for your operations in Bakery automation. Our aim is to ensure that all users, regardless of technical background, can easily understand and utilize the information presented. We have used clear headings and bullet points to simplify navigation and comprehension.</w:t>
       </w:r>
     </w:p>
     <w:p>
@@ -70,12 +46,12 @@
         <w:pStyle w:val="Heading2"/>
       </w:pPr>
       <w:r>
-        <w:t>Key Benefits for BDF</w:t>
+        <w:t>Product Overview</w:t>
       </w:r>
     </w:p>
     <w:p>
       <w:r>
-        <w:t>Implementing our automation solution at BDF can bring significant advantages:</w:t>
+        <w:t>This section would typically provide a comprehensive overview of the product, outlining its core purpose and how it integrates with BDF's operations.</w:t>
       </w:r>
     </w:p>
     <w:p>
@@ -87,10 +63,10 @@
         <w:rPr>
           <w:b/>
         </w:rPr>
-        <w:t>Increased Efficiency:</w:t>
+        <w:t>Core Functionality:</w:t>
       </w:r>
       <w:r>
-        <w:t xml:space="preserve"> Automate repetitive and time-consuming tasks, speeding up production cycles and reducing bottlenecks common in bakery environments.</w:t>
+        <w:t xml:space="preserve"> Details on the primary functions and capabilities of the product.</w:t>
       </w:r>
     </w:p>
     <w:p>
@@ -102,19 +78,28 @@
         <w:rPr>
           <w:b/>
         </w:rPr>
-        <w:t>Consistent Product Quality:</w:t>
+        <w:t>Key Benefits for BDF:</w:t>
       </w:r>
       <w:r>
-        <w:t xml:space="preserve"> Achieve uniform dough mixing, precise ingredient dispensing, and consistent baking conditions for every batch. This ensures </w:t>
+        <w:t xml:space="preserve"> How this product specifically enhances efficiency, reduces costs, or improves quality in your bakery automation processes.</w:t>
       </w:r>
+    </w:p>
+    <w:p>
       <w:r>
-        <w:rPr>
-          <w:b/>
-        </w:rPr>
-        <w:t>BDF's</w:t>
+        <w:t>_Please note: Specific product features and detailed descriptions would be included here based on the universal documentation provided. As the universal documentation was not supplied with content, this section serves as a placeholder for those details. We are unable to list specific product features at this time to comply with the rule to not invent unsupported features._</w:t>
       </w:r>
+    </w:p>
+    <w:p>
+      <w:pPr>
+        <w:pStyle w:val="Heading2"/>
+      </w:pPr>
       <w:r>
-        <w:t xml:space="preserve"> products always meet your high standards.</w:t>
+        <w:t>How It Works</w:t>
+      </w:r>
+    </w:p>
+    <w:p>
+      <w:r>
+        <w:t>This section would typically explain the operational aspects of the product in a straightforward manner, focusing on ease of use for BDF's teams.</w:t>
       </w:r>
     </w:p>
     <w:p>
@@ -126,19 +111,10 @@
         <w:rPr>
           <w:b/>
         </w:rPr>
-        <w:t>Reduced Operational Costs:</w:t>
+        <w:t>Setup and Installation:</w:t>
       </w:r>
       <w:r>
-        <w:t xml:space="preserve"> Minimize waste of ingredients, optimize energy consumption, and reduce labor-intensive manual processes, leading to cost savings for </w:t>
-      </w:r>
-      <w:r>
-        <w:rPr>
-          <w:b/>
-        </w:rPr>
-        <w:t>BDF</w:t>
-      </w:r>
-      <w:r>
-        <w:t>.</w:t>
+        <w:t xml:space="preserve"> A step-by-step guide for initial deployment.</w:t>
       </w:r>
     </w:p>
     <w:p>
@@ -150,10 +126,10 @@
         <w:rPr>
           <w:b/>
         </w:rPr>
-        <w:t>Enhanced Safety:</w:t>
+        <w:t>Day-to-Day Operations:</w:t>
       </w:r>
       <w:r>
-        <w:t xml:space="preserve"> Automate tasks that might involve heavy lifting or repetitive strain, creating a safer working environment for your valuable bakery staff.</w:t>
+        <w:t xml:space="preserve"> Clear instructions on routine usage within your bakery automation environment.</w:t>
       </w:r>
     </w:p>
     <w:p>
@@ -165,19 +141,28 @@
         <w:rPr>
           <w:b/>
         </w:rPr>
-        <w:t>Scalability for Growth:</w:t>
+        <w:t>Integration:</w:t>
       </w:r>
       <w:r>
-        <w:t xml:space="preserve"> Easily adjust production volumes to meet changing demands. Our solution helps </w:t>
+        <w:t xml:space="preserve"> Information on how the product interfaces with your existing automation infrastructure, if applicable.</w:t>
       </w:r>
+    </w:p>
+    <w:p>
       <w:r>
-        <w:rPr>
-          <w:b/>
-        </w:rPr>
-        <w:t>BDF</w:t>
+        <w:t>_Please note: Detailed operational guides, specific instructions, and technical specifications related to the product are currently awaiting content from the universal documentation._</w:t>
       </w:r>
+    </w:p>
+    <w:p>
+      <w:pPr>
+        <w:pStyle w:val="Heading2"/>
+      </w:pPr>
       <w:r>
-        <w:t xml:space="preserve"> scale up production efficiently as your business grows.</w:t>
+        <w:t>Support and Resources for BDF</w:t>
+      </w:r>
+    </w:p>
+    <w:p>
+      <w:r>
+        <w:t>BDF can rely on comprehensive support resources to ensure smooth operation and address any questions.</w:t>
       </w:r>
     </w:p>
     <w:p>
@@ -189,68 +174,10 @@
         <w:rPr>
           <w:b/>
         </w:rPr>
-        <w:t>Better Data Insights:</w:t>
+        <w:t>Getting Started:</w:t>
       </w:r>
       <w:r>
-        <w:t xml:space="preserve"> Gain valuable real-time information on your production process, helping </w:t>
-      </w:r>
-      <w:r>
-        <w:rPr>
-          <w:b/>
-        </w:rPr>
-        <w:t>BDF</w:t>
-      </w:r>
-      <w:r>
-        <w:t xml:space="preserve"> make informed decisions to further optimize operations.</w:t>
-      </w:r>
-    </w:p>
-    <w:p>
-      <w:pPr>
-        <w:pStyle w:val="Heading2"/>
-      </w:pPr>
-      <w:r>
-        <w:t>How the Solution Works</w:t>
-      </w:r>
-    </w:p>
-    <w:p>
-      <w:r>
-        <w:t>Our Bakery Automation Solution uses smart technology to manage and execute various steps in your production process. It integrates intelligent hardware with user-friendly software to ensure smooth operation. From the moment ingredients are introduced to the packaging of the final product, the system orchestrates each step for optimal flow and output.</w:t>
-      </w:r>
-    </w:p>
-    <w:p>
-      <w:r>
-        <w:t xml:space="preserve">The solution is designed to work seamlessly with your existing bakery equipment, ensuring a smooth transition with minimal disruption to </w:t>
-      </w:r>
-      <w:r>
-        <w:rPr>
-          <w:b/>
-        </w:rPr>
-        <w:t>BDF's</w:t>
-      </w:r>
-      <w:r>
-        <w:t xml:space="preserve"> current operations.</w:t>
-      </w:r>
-    </w:p>
-    <w:p>
-      <w:pPr>
-        <w:pStyle w:val="Heading2"/>
-      </w:pPr>
-      <w:r>
-        <w:t>Getting Started: Integration and Implementation</w:t>
-      </w:r>
-    </w:p>
-    <w:p>
-      <w:r>
-        <w:t xml:space="preserve">Our team will work closely with </w:t>
-      </w:r>
-      <w:r>
-        <w:rPr>
-          <w:b/>
-        </w:rPr>
-        <w:t>BDF</w:t>
-      </w:r>
-      <w:r>
-        <w:t xml:space="preserve"> to ensure a smooth and easy integration of the automation solution into your current production line. We provide full support for:</w:t>
+        <w:t xml:space="preserve"> Initial guidance and resources for new users.</w:t>
       </w:r>
     </w:p>
     <w:p>
@@ -262,10 +189,10 @@
         <w:rPr>
           <w:b/>
         </w:rPr>
-        <w:t>Installation:</w:t>
+        <w:t>Troubleshooting:</w:t>
       </w:r>
       <w:r>
-        <w:t xml:space="preserve"> Setting up the physical components.</w:t>
+        <w:t xml:space="preserve"> Common issues and solutions to minimize downtime in your bakery operations.</w:t>
       </w:r>
     </w:p>
     <w:p>
@@ -277,53 +204,10 @@
         <w:rPr>
           <w:b/>
         </w:rPr>
-        <w:t>Configuration:</w:t>
+        <w:t>Contact Support:</w:t>
       </w:r>
       <w:r>
-        <w:t xml:space="preserve"> Customizing the software to match </w:t>
-      </w:r>
-      <w:r>
-        <w:rPr>
-          <w:b/>
-        </w:rPr>
-        <w:t>BDF's</w:t>
-      </w:r>
-      <w:r>
-        <w:t xml:space="preserve"> specific recipes and processes.</w:t>
-      </w:r>
-    </w:p>
-    <w:p>
-      <w:pPr>
-        <w:pStyle w:val="ListBullet"/>
-      </w:pPr>
-      <w:r/>
-      <w:r>
-        <w:rPr>
-          <w:b/>
-        </w:rPr>
-        <w:t>Initial Setup:</w:t>
-      </w:r>
-      <w:r>
-        <w:t xml:space="preserve"> Ensuring everything is running perfectly from day one.</w:t>
-      </w:r>
-    </w:p>
-    <w:p>
-      <w:r>
-        <w:t xml:space="preserve">Our goal is a seamless transition and minimal downtime for </w:t>
-      </w:r>
-      <w:r>
-        <w:rPr>
-          <w:b/>
-        </w:rPr>
-        <w:t>BDF</w:t>
-      </w:r>
-      <w:r>
-        <w:t>.</w:t>
-      </w:r>
-    </w:p>
-    <w:p>
-      <w:r>
-        <w:t>[[IMAGE:installation_guide.png:2:Installation Steps]]</w:t>
+        <w:t xml:space="preserve"> How to reach our dedicated support team for assistance.</w:t>
       </w:r>
     </w:p>
     <w:p>
@@ -331,71 +215,28 @@
         <w:pStyle w:val="Heading2"/>
       </w:pPr>
       <w:r>
-        <w:t>Support and Maintenance for BDF</w:t>
+        <w:t>Next Steps</w:t>
       </w:r>
     </w:p>
     <w:p>
       <w:r>
-        <w:t>To ensure your Bakery Automation Solution continues to operate at peak performance, we offer comprehensive support packages. These include:</w:t>
+        <w:t>We are committed to providing BDF with the most relevant and useful documentation.</w:t>
       </w:r>
     </w:p>
     <w:p>
       <w:pPr>
         <w:pStyle w:val="ListBullet"/>
       </w:pPr>
-      <w:r/>
       <w:r>
-        <w:rPr>
-          <w:b/>
-        </w:rPr>
-        <w:t>Technical Assistance:</w:t>
-      </w:r>
-      <w:r>
-        <w:t xml:space="preserve"> Our experts are available to help with any questions or issues.</w:t>
+        <w:t>This document will be updated promptly as soon as the universal product documentation content becomes available.</w:t>
       </w:r>
     </w:p>
     <w:p>
       <w:pPr>
         <w:pStyle w:val="ListBullet"/>
       </w:pPr>
-      <w:r/>
       <w:r>
-        <w:rPr>
-          <w:b/>
-        </w:rPr>
-        <w:t>Routine Maintenance:</w:t>
-      </w:r>
-      <w:r>
-        <w:t xml:space="preserve"> Scheduled checks and servicing to keep your system running smoothly.</w:t>
-      </w:r>
-    </w:p>
-    <w:p>
-      <w:pPr>
-        <w:pStyle w:val="ListBullet"/>
-      </w:pPr>
-      <w:r/>
-      <w:r>
-        <w:rPr>
-          <w:b/>
-        </w:rPr>
-        <w:t>Software Updates:</w:t>
-      </w:r>
-      <w:r>
-        <w:t xml:space="preserve"> Ensuring your system always has the latest features and security enhancements.</w:t>
-      </w:r>
-    </w:p>
-    <w:p>
-      <w:r>
-        <w:t xml:space="preserve">We are committed to providing </w:t>
-      </w:r>
-      <w:r>
-        <w:rPr>
-          <w:b/>
-        </w:rPr>
-        <w:t>BDF</w:t>
-      </w:r>
-      <w:r>
-        <w:t xml:space="preserve"> with reliable support every step of the way.</w:t>
+        <w:t>We welcome your feedback to further refine this documentation to best suit BDF's needs.</w:t>
       </w:r>
     </w:p>
     <w:sectPr>
